--- a/05_Funcional/2_Manual_Hardware_y_Pruebas.docx
+++ b/05_Funcional/2_Manual_Hardware_y_Pruebas.docx
@@ -175,7 +175,103 @@
                 <w:b/>
                 <w:sz w:val="19"/>
               </w:rPr>
-              <w:t>Pantalla LCD y Botonera</w:t>
+              <w:t>Pantalla LCD ST7920</w:t>
+            </w:r>
+          </w:p>
+        </w:tc>
+        <w:tc>
+          <w:tcPr>
+            <w:tcW w:type="dxa" w:w="3120"/>
+          </w:tcPr>
+          <w:p>
+            <w:r/>
+            <w:r>
+              <w:rPr>
+                <w:b w:val="0"/>
+                <w:sz w:val="19"/>
+              </w:rPr>
+              <w:t xml:space="preserve">🛑 </w:t>
+            </w:r>
+            <w:r>
+              <w:rPr>
+                <w:b/>
+                <w:sz w:val="19"/>
+              </w:rPr>
+              <w:t>SE RETIRA (28/08/2026)</w:t>
+            </w:r>
+          </w:p>
+        </w:tc>
+        <w:tc>
+          <w:tcPr>
+            <w:tcW w:type="dxa" w:w="3120"/>
+          </w:tcPr>
+          <w:p>
+            <w:r/>
+            <w:r>
+              <w:rPr>
+                <w:b w:val="0"/>
+                <w:sz w:val="19"/>
+              </w:rPr>
+              <w:t xml:space="preserve">No se lee desde el suelo. Sus pines </w:t>
+            </w:r>
+            <w:r>
+              <w:rPr>
+                <w:rFonts w:ascii="Consolas" w:hAnsi="Consolas"/>
+                <w:sz w:val="19"/>
+              </w:rPr>
+              <w:t>PB6</w:t>
+            </w:r>
+            <w:r>
+              <w:rPr>
+                <w:b w:val="0"/>
+                <w:sz w:val="19"/>
+              </w:rPr>
+              <w:t>/</w:t>
+            </w:r>
+            <w:r>
+              <w:rPr>
+                <w:rFonts w:ascii="Consolas" w:hAnsi="Consolas"/>
+                <w:sz w:val="19"/>
+              </w:rPr>
+              <w:t>PB7</w:t>
+            </w:r>
+            <w:r>
+              <w:rPr>
+                <w:b w:val="0"/>
+                <w:sz w:val="19"/>
+              </w:rPr>
+              <w:t xml:space="preserve"> (conector </w:t>
+            </w:r>
+            <w:r>
+              <w:rPr>
+                <w:rFonts w:ascii="Consolas" w:hAnsi="Consolas"/>
+                <w:sz w:val="19"/>
+              </w:rPr>
+              <w:t>J17</w:t>
+            </w:r>
+            <w:r>
+              <w:rPr>
+                <w:b w:val="0"/>
+                <w:sz w:val="19"/>
+              </w:rPr>
+              <w:t>) pasan al módulo Bluetooth. Ver §3 y §8</w:t>
+            </w:r>
+          </w:p>
+        </w:tc>
+      </w:tr>
+      <w:tr>
+        <w:tc>
+          <w:tcPr>
+            <w:tcW w:type="dxa" w:w="3120"/>
+          </w:tcPr>
+          <w:p>
+            <w:r/>
+            <w:r>
+              <w:rPr>
+                <w:b/>
+                <w:sz w:val="19"/>
+              </w:rPr>
+              <w:t>Botonera de 4 pulsadores</w:t>
             </w:r>
           </w:p>
         </w:tc>
@@ -197,7 +293,7 @@
                 <w:b/>
                 <w:sz w:val="19"/>
               </w:rPr>
-              <w:t>Instalada en AMBOS controladores</w:t>
+              <w:t>Se queda en AMBOS</w:t>
             </w:r>
           </w:p>
         </w:tc>
@@ -212,7 +308,91 @@
                 <w:b w:val="0"/>
                 <w:sz w:val="19"/>
               </w:rPr>
-              <w:t>SPI (PB3-PB7) y Botones 1 a 4 (PB9, PB13, PB14, PB15)</w:t>
+              <w:t>Botones 1 a 4 (</w:t>
+            </w:r>
+            <w:r>
+              <w:rPr>
+                <w:rFonts w:ascii="Consolas" w:hAnsi="Consolas"/>
+                <w:sz w:val="19"/>
+              </w:rPr>
+              <w:t>PB9</w:t>
+            </w:r>
+            <w:r>
+              <w:rPr>
+                <w:b w:val="0"/>
+                <w:sz w:val="19"/>
+              </w:rPr>
+              <w:t xml:space="preserve">, </w:t>
+            </w:r>
+            <w:r>
+              <w:rPr>
+                <w:rFonts w:ascii="Consolas" w:hAnsi="Consolas"/>
+                <w:sz w:val="19"/>
+              </w:rPr>
+              <w:t>PB13</w:t>
+            </w:r>
+            <w:r>
+              <w:rPr>
+                <w:b w:val="0"/>
+                <w:sz w:val="19"/>
+              </w:rPr>
+              <w:t xml:space="preserve">, </w:t>
+            </w:r>
+            <w:r>
+              <w:rPr>
+                <w:rFonts w:ascii="Consolas" w:hAnsi="Consolas"/>
+                <w:sz w:val="19"/>
+              </w:rPr>
+              <w:t>PB14</w:t>
+            </w:r>
+            <w:r>
+              <w:rPr>
+                <w:b w:val="0"/>
+                <w:sz w:val="19"/>
+              </w:rPr>
+              <w:t xml:space="preserve">, </w:t>
+            </w:r>
+            <w:r>
+              <w:rPr>
+                <w:rFonts w:ascii="Consolas" w:hAnsi="Consolas"/>
+                <w:sz w:val="19"/>
+              </w:rPr>
+              <w:t>PB15</w:t>
+            </w:r>
+            <w:r>
+              <w:rPr>
+                <w:b w:val="0"/>
+                <w:sz w:val="19"/>
+              </w:rPr>
+              <w:t xml:space="preserve">) por el conector </w:t>
+            </w:r>
+            <w:r>
+              <w:rPr>
+                <w:b/>
+                <w:sz w:val="19"/>
+              </w:rPr>
+              <w:t>`J16`</w:t>
+            </w:r>
+            <w:r>
+              <w:rPr>
+                <w:b w:val="0"/>
+                <w:sz w:val="19"/>
+              </w:rPr>
+              <w:t xml:space="preserve">. ⚠️ Siguen navegando un menú </w:t>
+            </w:r>
+            <w:r>
+              <w:rPr>
+                <w:b/>
+                <w:sz w:val="19"/>
+              </w:rPr>
+              <w:t>que ya nadie ve</w:t>
+            </w:r>
+            <w:r>
+              <w:rPr>
+                <w:b w:val="0"/>
+                <w:sz w:val="19"/>
+              </w:rPr>
+              <w:t xml:space="preserve"> — ver §3</w:t>
             </w:r>
           </w:p>
         </w:tc>
@@ -452,6 +632,20 @@
               </w:rPr>
               <w:t>En Maestro y Esclavo (Baliza)</w:t>
             </w:r>
+            <w:r>
+              <w:rPr>
+                <w:b w:val="0"/>
+                <w:sz w:val="19"/>
+              </w:rPr>
+              <w:t xml:space="preserve"> — </w:t>
+            </w:r>
+            <w:r>
+              <w:rPr>
+                <w:b/>
+                <w:sz w:val="19"/>
+              </w:rPr>
+              <w:t>es la interfaz del equipo</w:t>
+            </w:r>
           </w:p>
         </w:tc>
         <w:tc>
@@ -465,35 +659,91 @@
                 <w:b w:val="0"/>
                 <w:sz w:val="19"/>
               </w:rPr>
-              <w:t>Puerto USART1 (</w:t>
+              <w:t xml:space="preserve">Conector </w:t>
+            </w:r>
+            <w:r>
+              <w:rPr>
+                <w:b/>
+                <w:sz w:val="19"/>
+              </w:rPr>
+              <w:t>`J17`</w:t>
+            </w:r>
+            <w:r>
+              <w:rPr>
+                <w:b w:val="0"/>
+                <w:sz w:val="19"/>
+              </w:rPr>
+              <w:t xml:space="preserve"> p2/p3 = </w:t>
             </w:r>
             <w:r>
               <w:rPr>
                 <w:rFonts w:ascii="Consolas" w:hAnsi="Consolas"/>
                 <w:sz w:val="19"/>
               </w:rPr>
-              <w:t>PA9</w:t>
+              <w:t>PB7</w:t>
             </w:r>
             <w:r>
               <w:rPr>
                 <w:b w:val="0"/>
                 <w:sz w:val="19"/>
               </w:rPr>
-              <w:t xml:space="preserve"> TX, </w:t>
+              <w:t>/</w:t>
             </w:r>
             <w:r>
               <w:rPr>
                 <w:rFonts w:ascii="Consolas" w:hAnsi="Consolas"/>
                 <w:sz w:val="19"/>
               </w:rPr>
-              <w:t>PA10</w:t>
+              <w:t>PB6</w:t>
             </w:r>
             <w:r>
               <w:rPr>
                 <w:b w:val="0"/>
                 <w:sz w:val="19"/>
               </w:rPr>
-              <w:t xml:space="preserve"> RX con PA8 en HIGH). Ver §8</w:t>
+              <w:t xml:space="preserve"> (</w:t>
+            </w:r>
+            <w:r>
+              <w:rPr>
+                <w:rFonts w:ascii="Consolas" w:hAnsi="Consolas"/>
+                <w:sz w:val="19"/>
+              </w:rPr>
+              <w:t>USART1</w:t>
+            </w:r>
+            <w:r>
+              <w:rPr>
+                <w:b w:val="0"/>
+                <w:sz w:val="19"/>
+              </w:rPr>
+              <w:t xml:space="preserve"> </w:t>
+            </w:r>
+            <w:r>
+              <w:rPr>
+                <w:b/>
+                <w:sz w:val="19"/>
+              </w:rPr>
+              <w:t>remapeado</w:t>
+            </w:r>
+            <w:r>
+              <w:rPr>
+                <w:b w:val="0"/>
+                <w:sz w:val="19"/>
+              </w:rPr>
+              <w:t xml:space="preserve">), p6 = 3,3 V, p7 = GND. ⛔ </w:t>
+            </w:r>
+            <w:r>
+              <w:rPr>
+                <w:b/>
+                <w:sz w:val="19"/>
+              </w:rPr>
+              <w:t>`J16` NO es `J17`: lleva 12 V.</w:t>
+            </w:r>
+            <w:r>
+              <w:rPr>
+                <w:b w:val="0"/>
+                <w:sz w:val="19"/>
+              </w:rPr>
+              <w:t xml:space="preserve"> Ver §8</w:t>
             </w:r>
           </w:p>
         </w:tc>
@@ -630,7 +880,707 @@
           <w:color w:val="960000"/>
           <w:sz w:val="20"/>
         </w:rPr>
+        <w:t xml:space="preserve"> por </w:t>
+      </w:r>
+      <w:r>
+        <w:rPr>
+          <w:rFonts w:ascii="Consolas" w:hAnsi="Consolas"/>
+          <w:color w:val="960000"/>
+          <w:sz w:val="20"/>
+        </w:rPr>
+        <w:t>J17</w:t>
+      </w:r>
+      <w:r>
+        <w:rPr>
+          <w:b w:val="0"/>
+          <w:color w:val="960000"/>
+          <w:sz w:val="20"/>
+        </w:rPr>
         <w:t>), el operario puede consultar el estado, ver alarmas y operar el Esclavo desde el celular sin necesidad de subir al poste a 5 metros de altura.</w:t>
+      </w:r>
+    </w:p>
+    <w:p>
+      <w:pPr>
+        <w:spacing w:after="80"/>
+      </w:pPr>
+    </w:p>
+    <w:p>
+      <w:pPr>
+        <w:spacing w:after="160"/>
+        <w:ind w:left="360"/>
+        <w:shd w:val="clear" w:fill="FFF4E5"/>
+      </w:pPr>
+      <w:r>
+        <w:rPr>
+          <w:b w:val="0"/>
+          <w:color w:val="960000"/>
+          <w:sz w:val="20"/>
+        </w:rPr>
+        <w:t xml:space="preserve">🔴 CAMBIO DEL 28/08/2026 — LA PANTALLA SE RETIRA Y EL BLUETOOTH OCUPA SUS PINES </w:t>
+      </w:r>
+      <w:r>
+        <w:rPr>
+          <w:b/>
+          <w:color w:val="960000"/>
+          <w:sz w:val="20"/>
+        </w:rPr>
+        <w:t>Por qué:</w:t>
+      </w:r>
+      <w:r>
+        <w:rPr>
+          <w:b w:val="0"/>
+          <w:color w:val="960000"/>
+          <w:sz w:val="20"/>
+        </w:rPr>
+        <w:t xml:space="preserve"> el equipo va montado en alto. Una LCD dentro del gabinete, a 5 m, </w:t>
+      </w:r>
+      <w:r>
+        <w:rPr>
+          <w:b/>
+          <w:color w:val="960000"/>
+          <w:sz w:val="20"/>
+        </w:rPr>
+        <w:t>no se lee desde el suelo</w:t>
+      </w:r>
+      <w:r>
+        <w:rPr>
+          <w:b w:val="0"/>
+          <w:color w:val="960000"/>
+          <w:sz w:val="20"/>
+        </w:rPr>
+        <w:t xml:space="preserve">, así que la interfaz de operación pasa a ser </w:t>
+      </w:r>
+      <w:r>
+        <w:rPr>
+          <w:b/>
+          <w:color w:val="960000"/>
+          <w:sz w:val="20"/>
+        </w:rPr>
+        <w:t>la app por Bluetooth</w:t>
+      </w:r>
+      <w:r>
+        <w:rPr>
+          <w:b w:val="0"/>
+          <w:color w:val="960000"/>
+          <w:sz w:val="20"/>
+        </w:rPr>
+        <w:t xml:space="preserve">. </w:t>
+      </w:r>
+      <w:r>
+        <w:rPr>
+          <w:b/>
+          <w:color w:val="960000"/>
+          <w:sz w:val="20"/>
+        </w:rPr>
+        <w:t>Los tres cambios de firmware que lo hacen posible, ya aplicados en las DOS puntas y verificados leyendo el fuente el 28/08:</w:t>
+      </w:r>
+      <w:r>
+        <w:rPr>
+          <w:b w:val="0"/>
+          <w:color w:val="960000"/>
+          <w:sz w:val="20"/>
+        </w:rPr>
+        <w:t xml:space="preserve"> | fichero | qué cambió | por qué | |---|---|---| | </w:t>
+      </w:r>
+      <w:r>
+        <w:rPr>
+          <w:rFonts w:ascii="Consolas" w:hAnsi="Consolas"/>
+          <w:color w:val="960000"/>
+          <w:sz w:val="20"/>
+        </w:rPr>
+        <w:t>lcd.cpp</w:t>
+      </w:r>
+      <w:r>
+        <w:rPr>
+          <w:b w:val="0"/>
+          <w:color w:val="960000"/>
+          <w:sz w:val="20"/>
+        </w:rPr>
+        <w:t xml:space="preserve"> | el constructor de U8g2 recibe </w:t>
+      </w:r>
+      <w:r>
+        <w:rPr>
+          <w:b/>
+          <w:color w:val="960000"/>
+          <w:sz w:val="20"/>
+        </w:rPr>
+        <w:t>`U8X8_PIN_NONE`</w:t>
+      </w:r>
+      <w:r>
+        <w:rPr>
+          <w:b w:val="0"/>
+          <w:color w:val="960000"/>
+          <w:sz w:val="20"/>
+        </w:rPr>
+        <w:t xml:space="preserve"> en lugar de </w:t>
+      </w:r>
+      <w:r>
+        <w:rPr>
+          <w:rFonts w:ascii="Consolas" w:hAnsi="Consolas"/>
+          <w:color w:val="960000"/>
+          <w:sz w:val="20"/>
+        </w:rPr>
+        <w:t>LCD_RST</w:t>
+      </w:r>
+      <w:r>
+        <w:rPr>
+          <w:b w:val="0"/>
+          <w:color w:val="960000"/>
+          <w:sz w:val="20"/>
+        </w:rPr>
+        <w:t xml:space="preserve">, y </w:t>
+      </w:r>
+      <w:r>
+        <w:rPr>
+          <w:rFonts w:ascii="Consolas" w:hAnsi="Consolas"/>
+          <w:color w:val="960000"/>
+          <w:sz w:val="20"/>
+        </w:rPr>
+        <w:t>lcd_setup()</w:t>
+      </w:r>
+      <w:r>
+        <w:rPr>
+          <w:b w:val="0"/>
+          <w:color w:val="960000"/>
+          <w:sz w:val="20"/>
+        </w:rPr>
+        <w:t xml:space="preserve"> </w:t>
+      </w:r>
+      <w:r>
+        <w:rPr>
+          <w:b/>
+          <w:color w:val="960000"/>
+          <w:sz w:val="20"/>
+        </w:rPr>
+        <w:t>ya no hace `pinMode`/`digitalWrite` sobre `LCD_PSB`</w:t>
+      </w:r>
+      <w:r>
+        <w:rPr>
+          <w:b w:val="0"/>
+          <w:color w:val="960000"/>
+          <w:sz w:val="20"/>
+        </w:rPr>
+        <w:t xml:space="preserve"> | así se sueltan </w:t>
+      </w:r>
+      <w:r>
+        <w:rPr>
+          <w:b/>
+          <w:color w:val="960000"/>
+          <w:sz w:val="20"/>
+        </w:rPr>
+        <w:t>`PB6` y `PB7`</w:t>
+      </w:r>
+      <w:r>
+        <w:rPr>
+          <w:b w:val="0"/>
+          <w:color w:val="960000"/>
+          <w:sz w:val="20"/>
+        </w:rPr>
+        <w:t xml:space="preserve">. Ninguno de los dos llevaba datos: </w:t>
+      </w:r>
+      <w:r>
+        <w:rPr>
+          <w:rFonts w:ascii="Consolas" w:hAnsi="Consolas"/>
+          <w:color w:val="960000"/>
+          <w:sz w:val="20"/>
+        </w:rPr>
+        <w:t>PSB</w:t>
+      </w:r>
+      <w:r>
+        <w:rPr>
+          <w:b w:val="0"/>
+          <w:color w:val="960000"/>
+          <w:sz w:val="20"/>
+        </w:rPr>
+        <w:t xml:space="preserve"> era un nivel estático y </w:t>
+      </w:r>
+      <w:r>
+        <w:rPr>
+          <w:rFonts w:ascii="Consolas" w:hAnsi="Consolas"/>
+          <w:color w:val="960000"/>
+          <w:sz w:val="20"/>
+        </w:rPr>
+        <w:t>RST</w:t>
+      </w:r>
+      <w:r>
+        <w:rPr>
+          <w:b w:val="0"/>
+          <w:color w:val="960000"/>
+          <w:sz w:val="20"/>
+        </w:rPr>
+        <w:t xml:space="preserve"> un pulso de arranque | | </w:t>
+      </w:r>
+      <w:r>
+        <w:rPr>
+          <w:rFonts w:ascii="Consolas" w:hAnsi="Consolas"/>
+          <w:color w:val="960000"/>
+          <w:sz w:val="20"/>
+        </w:rPr>
+        <w:t>bluetooth.cpp</w:t>
+      </w:r>
+      <w:r>
+        <w:rPr>
+          <w:b w:val="0"/>
+          <w:color w:val="960000"/>
+          <w:sz w:val="20"/>
+        </w:rPr>
+        <w:t xml:space="preserve"> | </w:t>
+      </w:r>
+      <w:r>
+        <w:rPr>
+          <w:b/>
+          <w:color w:val="960000"/>
+          <w:sz w:val="20"/>
+        </w:rPr>
+        <w:t>`SerialBT(PB7, PB6)`</w:t>
+      </w:r>
+      <w:r>
+        <w:rPr>
+          <w:b w:val="0"/>
+          <w:color w:val="960000"/>
+          <w:sz w:val="20"/>
+        </w:rPr>
+        <w:t xml:space="preserve"> | el módulo entra por </w:t>
+      </w:r>
+      <w:r>
+        <w:rPr>
+          <w:rFonts w:ascii="Consolas" w:hAnsi="Consolas"/>
+          <w:color w:val="960000"/>
+          <w:sz w:val="20"/>
+        </w:rPr>
+        <w:t>J17</w:t>
+      </w:r>
+      <w:r>
+        <w:rPr>
+          <w:b w:val="0"/>
+          <w:color w:val="960000"/>
+          <w:sz w:val="20"/>
+        </w:rPr>
+        <w:t xml:space="preserve">, que es </w:t>
+      </w:r>
+      <w:r>
+        <w:rPr>
+          <w:b/>
+          <w:color w:val="960000"/>
+          <w:sz w:val="20"/>
+        </w:rPr>
+        <w:t>enchufable</w:t>
+      </w:r>
+      <w:r>
+        <w:rPr>
+          <w:b w:val="0"/>
+          <w:color w:val="960000"/>
+          <w:sz w:val="20"/>
+        </w:rPr>
+        <w:t xml:space="preserve">. </w:t>
+      </w:r>
+      <w:r>
+        <w:rPr>
+          <w:rFonts w:ascii="Consolas" w:hAnsi="Consolas"/>
+          <w:color w:val="960000"/>
+          <w:sz w:val="20"/>
+        </w:rPr>
+        <w:t>PA9</w:t>
+      </w:r>
+      <w:r>
+        <w:rPr>
+          <w:b w:val="0"/>
+          <w:color w:val="960000"/>
+          <w:sz w:val="20"/>
+        </w:rPr>
+        <w:t>/</w:t>
+      </w:r>
+      <w:r>
+        <w:rPr>
+          <w:rFonts w:ascii="Consolas" w:hAnsi="Consolas"/>
+          <w:color w:val="960000"/>
+          <w:sz w:val="20"/>
+        </w:rPr>
+        <w:t>PA10</w:t>
+      </w:r>
+      <w:r>
+        <w:rPr>
+          <w:b w:val="0"/>
+          <w:color w:val="960000"/>
+          <w:sz w:val="20"/>
+        </w:rPr>
+        <w:t xml:space="preserve"> no salen a ninguna bornera | | </w:t>
+      </w:r>
+      <w:r>
+        <w:rPr>
+          <w:rFonts w:ascii="Consolas" w:hAnsi="Consolas"/>
+          <w:color w:val="960000"/>
+          <w:sz w:val="20"/>
+        </w:rPr>
+        <w:t>protocolo.cpp</w:t>
+      </w:r>
+      <w:r>
+        <w:rPr>
+          <w:b w:val="0"/>
+          <w:color w:val="960000"/>
+          <w:sz w:val="20"/>
+        </w:rPr>
+        <w:t xml:space="preserve"> | </w:t>
+      </w:r>
+      <w:r>
+        <w:rPr>
+          <w:rFonts w:ascii="Consolas" w:hAnsi="Consolas"/>
+          <w:color w:val="960000"/>
+          <w:sz w:val="20"/>
+        </w:rPr>
+        <w:t>protocolo_setup()</w:t>
+      </w:r>
+      <w:r>
+        <w:rPr>
+          <w:b w:val="0"/>
+          <w:color w:val="960000"/>
+          <w:sz w:val="20"/>
+        </w:rPr>
+        <w:t xml:space="preserve"> </w:t>
+      </w:r>
+      <w:r>
+        <w:rPr>
+          <w:b/>
+          <w:color w:val="960000"/>
+          <w:sz w:val="20"/>
+        </w:rPr>
+        <w:t>ya no llama a `AiBus.begin(115200)`</w:t>
+      </w:r>
+      <w:r>
+        <w:rPr>
+          <w:b w:val="0"/>
+          <w:color w:val="960000"/>
+          <w:sz w:val="20"/>
+        </w:rPr>
+        <w:t xml:space="preserve"> ni toca </w:t>
+      </w:r>
+      <w:r>
+        <w:rPr>
+          <w:rFonts w:ascii="Consolas" w:hAnsi="Consolas"/>
+          <w:color w:val="960000"/>
+          <w:sz w:val="20"/>
+        </w:rPr>
+        <w:t>RS485_IN_DE_RE</w:t>
+      </w:r>
+      <w:r>
+        <w:rPr>
+          <w:b w:val="0"/>
+          <w:color w:val="960000"/>
+          <w:sz w:val="20"/>
+        </w:rPr>
+        <w:t xml:space="preserve"> | </w:t>
+      </w:r>
+      <w:r>
+        <w:rPr>
+          <w:rFonts w:ascii="Consolas" w:hAnsi="Consolas"/>
+          <w:color w:val="960000"/>
+          <w:sz w:val="20"/>
+        </w:rPr>
+        <w:t>AiBus</w:t>
+      </w:r>
+      <w:r>
+        <w:rPr>
+          <w:b w:val="0"/>
+          <w:color w:val="960000"/>
+          <w:sz w:val="20"/>
+        </w:rPr>
+        <w:t xml:space="preserve"> estaba declarado sobre </w:t>
+      </w:r>
+      <w:r>
+        <w:rPr>
+          <w:b/>
+          <w:color w:val="960000"/>
+          <w:sz w:val="20"/>
+        </w:rPr>
+        <w:t>el mismo `USART1`</w:t>
+      </w:r>
+      <w:r>
+        <w:rPr>
+          <w:b w:val="0"/>
+          <w:color w:val="960000"/>
+          <w:sz w:val="20"/>
+        </w:rPr>
+        <w:t xml:space="preserve"> que </w:t>
+      </w:r>
+      <w:r>
+        <w:rPr>
+          <w:rFonts w:ascii="Consolas" w:hAnsi="Consolas"/>
+          <w:color w:val="960000"/>
+          <w:sz w:val="20"/>
+        </w:rPr>
+        <w:t>SerialBT</w:t>
+      </w:r>
+      <w:r>
+        <w:rPr>
+          <w:b w:val="0"/>
+          <w:color w:val="960000"/>
+          <w:sz w:val="20"/>
+        </w:rPr>
+        <w:t xml:space="preserve">, a 115200 contra 9600. Funcionaba </w:t>
+      </w:r>
+      <w:r>
+        <w:rPr>
+          <w:b/>
+          <w:color w:val="960000"/>
+          <w:sz w:val="20"/>
+        </w:rPr>
+        <w:t>por accidente de orden</w:t>
+      </w:r>
+      <w:r>
+        <w:rPr>
+          <w:b w:val="0"/>
+          <w:color w:val="960000"/>
+          <w:sz w:val="20"/>
+        </w:rPr>
+        <w:t xml:space="preserve">: </w:t>
+      </w:r>
+      <w:r>
+        <w:rPr>
+          <w:rFonts w:ascii="Consolas" w:hAnsi="Consolas"/>
+          <w:color w:val="960000"/>
+          <w:sz w:val="20"/>
+        </w:rPr>
+        <w:t>bluetooth_setup()</w:t>
+      </w:r>
+      <w:r>
+        <w:rPr>
+          <w:b w:val="0"/>
+          <w:color w:val="960000"/>
+          <w:sz w:val="20"/>
+        </w:rPr>
+        <w:t xml:space="preserve"> corre después y ganaba, así que el puerto quedaba a 9600 y *«el puerto IA» jamás existió a 115200* | ⚠️ </w:t>
+      </w:r>
+      <w:r>
+        <w:rPr>
+          <w:b/>
+          <w:color w:val="960000"/>
+          <w:sz w:val="20"/>
+        </w:rPr>
+        <w:t>`AiBus` y `protocolo_actualizarAI()` NO se han borrado.</w:t>
+      </w:r>
+      <w:r>
+        <w:rPr>
+          <w:b w:val="0"/>
+          <w:color w:val="960000"/>
+          <w:sz w:val="20"/>
+        </w:rPr>
+        <w:t xml:space="preserve"> Esa función </w:t>
+      </w:r>
+      <w:r>
+        <w:rPr>
+          <w:b/>
+          <w:color w:val="960000"/>
+          <w:sz w:val="20"/>
+        </w:rPr>
+        <w:t>no la llama nadie</w:t>
+      </w:r>
+      <w:r>
+        <w:rPr>
+          <w:b w:val="0"/>
+          <w:color w:val="960000"/>
+          <w:sz w:val="20"/>
+        </w:rPr>
+        <w:t xml:space="preserve"> en ninguna de las dos puntas —lleva huérfana desde siempre—, y retirarla es un cambio con sentido propio: irá en su propio </w:t>
+      </w:r>
+      <w:r>
+        <w:rPr>
+          <w:rFonts w:ascii="Consolas" w:hAnsi="Consolas"/>
+          <w:color w:val="960000"/>
+          <w:sz w:val="20"/>
+        </w:rPr>
+        <w:t>N-x</w:t>
+      </w:r>
+      <w:r>
+        <w:rPr>
+          <w:b w:val="0"/>
+          <w:color w:val="960000"/>
+          <w:sz w:val="20"/>
+        </w:rPr>
+        <w:t xml:space="preserve">, no colado dentro de éste. ### ⚠️ La pantalla se va; el menú NO se ha ido del binario </w:t>
+      </w:r>
+      <w:r>
+        <w:rPr>
+          <w:b/>
+          <w:color w:val="960000"/>
+          <w:sz w:val="20"/>
+        </w:rPr>
+        <w:t>Medido el 28/08:</w:t>
+      </w:r>
+      <w:r>
+        <w:rPr>
+          <w:b w:val="0"/>
+          <w:color w:val="960000"/>
+          <w:sz w:val="20"/>
+        </w:rPr>
+        <w:t xml:space="preserve"> </w:t>
+      </w:r>
+      <w:r>
+        <w:rPr>
+          <w:rFonts w:ascii="Consolas" w:hAnsi="Consolas"/>
+          <w:color w:val="960000"/>
+          <w:sz w:val="20"/>
+        </w:rPr>
+        <w:t>lcd.cpp</w:t>
+      </w:r>
+      <w:r>
+        <w:rPr>
+          <w:b w:val="0"/>
+          <w:color w:val="960000"/>
+          <w:sz w:val="20"/>
+        </w:rPr>
+        <w:t xml:space="preserve">, </w:t>
+      </w:r>
+      <w:r>
+        <w:rPr>
+          <w:rFonts w:ascii="Consolas" w:hAnsi="Consolas"/>
+          <w:color w:val="960000"/>
+          <w:sz w:val="20"/>
+        </w:rPr>
+        <w:t>menu.cpp</w:t>
+      </w:r>
+      <w:r>
+        <w:rPr>
+          <w:b w:val="0"/>
+          <w:color w:val="960000"/>
+          <w:sz w:val="20"/>
+        </w:rPr>
+        <w:t xml:space="preserve"> y </w:t>
+      </w:r>
+      <w:r>
+        <w:rPr>
+          <w:rFonts w:ascii="Consolas" w:hAnsi="Consolas"/>
+          <w:color w:val="960000"/>
+          <w:sz w:val="20"/>
+        </w:rPr>
+        <w:t>modo_hora.cpp</w:t>
+      </w:r>
+      <w:r>
+        <w:rPr>
+          <w:b w:val="0"/>
+          <w:color w:val="960000"/>
+          <w:sz w:val="20"/>
+        </w:rPr>
+        <w:t xml:space="preserve"> siguen compilándose, </w:t>
+      </w:r>
+      <w:r>
+        <w:rPr>
+          <w:rFonts w:ascii="Consolas" w:hAnsi="Consolas"/>
+          <w:color w:val="960000"/>
+          <w:sz w:val="20"/>
+        </w:rPr>
+        <w:t>lcd_setup()</w:t>
+      </w:r>
+      <w:r>
+        <w:rPr>
+          <w:b w:val="0"/>
+          <w:color w:val="960000"/>
+          <w:sz w:val="20"/>
+        </w:rPr>
+        <w:t xml:space="preserve"> sigue llamando a </w:t>
+      </w:r>
+      <w:r>
+        <w:rPr>
+          <w:rFonts w:ascii="Consolas" w:hAnsi="Consolas"/>
+          <w:color w:val="960000"/>
+          <w:sz w:val="20"/>
+        </w:rPr>
+        <w:t>u8g2.begin()</w:t>
+      </w:r>
+      <w:r>
+        <w:rPr>
+          <w:b w:val="0"/>
+          <w:color w:val="960000"/>
+          <w:sz w:val="20"/>
+        </w:rPr>
+        <w:t xml:space="preserve">, y </w:t>
+      </w:r>
+      <w:r>
+        <w:rPr>
+          <w:b/>
+          <w:color w:val="960000"/>
+          <w:sz w:val="20"/>
+        </w:rPr>
+        <w:t>los cuatro botones de `J16` siguen navegando el menú</w:t>
+      </w:r>
+      <w:r>
+        <w:rPr>
+          <w:b w:val="0"/>
+          <w:color w:val="960000"/>
+          <w:sz w:val="20"/>
+        </w:rPr>
+        <w:t xml:space="preserve">. Lo único que falta es el display. </w:t>
+      </w:r>
+      <w:r>
+        <w:rPr>
+          <w:b/>
+          <w:color w:val="960000"/>
+          <w:sz w:val="20"/>
+        </w:rPr>
+        <w:t>Consecuencia para quien monte o mantenga el equipo:</w:t>
+      </w:r>
+      <w:r>
+        <w:rPr>
+          <w:b w:val="0"/>
+          <w:color w:val="960000"/>
+          <w:sz w:val="20"/>
+        </w:rPr>
+        <w:t xml:space="preserve"> pulsar esos botones —o accionar el mando de relés, que va en paralelo con ellos— </w:t>
+      </w:r>
+      <w:r>
+        <w:rPr>
+          <w:b/>
+          <w:color w:val="960000"/>
+          <w:sz w:val="20"/>
+        </w:rPr>
+        <w:t>mueve un menú a ciegas</w:t>
+      </w:r>
+      <w:r>
+        <w:rPr>
+          <w:b w:val="0"/>
+          <w:color w:val="960000"/>
+          <w:sz w:val="20"/>
+        </w:rPr>
+        <w:t xml:space="preserve">, y con los pulsos suficientes se llega a </w:t>
+      </w:r>
+      <w:r>
+        <w:rPr>
+          <w:rFonts w:ascii="Consolas" w:hAnsi="Consolas"/>
+          <w:color w:val="960000"/>
+          <w:sz w:val="20"/>
+        </w:rPr>
+        <w:t>AJUSTAR HORA</w:t>
+      </w:r>
+      <w:r>
+        <w:rPr>
+          <w:b w:val="0"/>
+          <w:color w:val="960000"/>
+          <w:sz w:val="20"/>
+        </w:rPr>
+        <w:t xml:space="preserve"> y </w:t>
+      </w:r>
+      <w:r>
+        <w:rPr>
+          <w:b/>
+          <w:color w:val="960000"/>
+          <w:sz w:val="20"/>
+        </w:rPr>
+        <w:t>se confirma una hora que el equipo dará por válida</w:t>
+      </w:r>
+      <w:r>
+        <w:rPr>
+          <w:b w:val="0"/>
+          <w:color w:val="960000"/>
+          <w:sz w:val="20"/>
+        </w:rPr>
+        <w:t xml:space="preserve">. </w:t>
+      </w:r>
+      <w:r>
+        <w:rPr>
+          <w:b/>
+          <w:color w:val="960000"/>
+          <w:sz w:val="20"/>
+        </w:rPr>
+        <w:t>No se accionan los botones del gabinete para «probar».</w:t>
       </w:r>
     </w:p>
     <w:p>
@@ -3837,7 +4787,7 @@
           <w:color w:val="003366"/>
           <w:sz w:val="26"/>
         </w:rPr>
-        <w:t>3. Instrucciones de Interfaz Local (LCD y Botones)</w:t>
+        <w:t>3. Interfaz Local — 🔴 RETIRADA EL 28/08. QUEDA LA BOTONERA, SIN PANTALLA</w:t>
       </w:r>
     </w:p>
     <w:p>
@@ -3846,10 +4796,79 @@
       </w:pPr>
       <w:r>
         <w:rPr>
-          <w:b w:val="0"/>
-          <w:sz w:val="21"/>
-        </w:rPr>
-        <w:t>La pantalla LCD (128x64) permite configurar los tiempos de la vía mediante 4 pulsadores físicos:</w:t>
+          <w:b/>
+          <w:sz w:val="21"/>
+        </w:rPr>
+        <w:t>La LCD ST7920 (128×64) ya no se instala.</w:t>
+      </w:r>
+      <w:r>
+        <w:rPr>
+          <w:b w:val="0"/>
+          <w:sz w:val="21"/>
+        </w:rPr>
+        <w:t xml:space="preserve"> La configuración de tiempos, los modos y la puesta en</w:t>
+      </w:r>
+    </w:p>
+    <w:p>
+      <w:pPr>
+        <w:spacing w:after="120"/>
+      </w:pPr>
+      <w:r>
+        <w:rPr>
+          <w:b w:val="0"/>
+          <w:sz w:val="21"/>
+        </w:rPr>
+        <w:t xml:space="preserve">hora se hacen </w:t>
+      </w:r>
+      <w:r>
+        <w:rPr>
+          <w:b/>
+          <w:sz w:val="21"/>
+        </w:rPr>
+        <w:t>desde la app por Bluetooth</w:t>
+      </w:r>
+      <w:r>
+        <w:rPr>
+          <w:b w:val="0"/>
+          <w:sz w:val="21"/>
+        </w:rPr>
+        <w:t xml:space="preserve"> (§8). Lo que sigue se conserva porque **el hardware de</w:t>
+      </w:r>
+    </w:p>
+    <w:p>
+      <w:pPr>
+        <w:spacing w:after="120"/>
+      </w:pPr>
+      <w:r>
+        <w:rPr>
+          <w:b w:val="0"/>
+          <w:sz w:val="21"/>
+        </w:rPr>
+        <w:t>la botonera sigue en la tarjeta y el menú sigue en el firmware**, y quien monte el equipo tiene que</w:t>
+      </w:r>
+    </w:p>
+    <w:p>
+      <w:pPr>
+        <w:spacing w:after="120"/>
+      </w:pPr>
+      <w:r>
+        <w:rPr>
+          <w:b w:val="0"/>
+          <w:sz w:val="21"/>
+        </w:rPr>
+        <w:t>saberlo.</w:t>
+      </w:r>
+    </w:p>
+    <w:p>
+      <w:pPr>
+        <w:spacing w:after="120"/>
+      </w:pPr>
+      <w:r>
+        <w:rPr>
+          <w:b w:val="0"/>
+          <w:sz w:val="21"/>
+        </w:rPr>
+        <w:t>~~La pantalla LCD (128x64) permite configurar los tiempos de la vía mediante 4 pulsadores físicos:~~</w:t>
       </w:r>
     </w:p>
     <w:p>
@@ -3860,6 +4879,13 @@
       </w:pPr>
       <w:r>
         <w:rPr>
+          <w:b w:val="0"/>
+          <w:sz w:val="21"/>
+        </w:rPr>
+        <w:t>~~</w:t>
+      </w:r>
+      <w:r>
+        <w:rPr>
           <w:b/>
           <w:sz w:val="21"/>
         </w:rPr>
@@ -3870,7 +4896,7 @@
           <w:b w:val="0"/>
           <w:sz w:val="21"/>
         </w:rPr>
-        <w:t xml:space="preserve"> Sube el valor en la pantalla o cambia la luz en Modo Manual.</w:t>
+        <w:t xml:space="preserve"> Sube el valor en la pantalla o cambia la luz en Modo Manual.~~</w:t>
       </w:r>
     </w:p>
     <w:p>
@@ -3881,6 +4907,13 @@
       </w:pPr>
       <w:r>
         <w:rPr>
+          <w:b w:val="0"/>
+          <w:sz w:val="21"/>
+        </w:rPr>
+        <w:t>~~</w:t>
+      </w:r>
+      <w:r>
+        <w:rPr>
           <w:b/>
           <w:sz w:val="21"/>
         </w:rPr>
@@ -3891,7 +4924,7 @@
           <w:b w:val="0"/>
           <w:sz w:val="21"/>
         </w:rPr>
-        <w:t xml:space="preserve"> Baja el valor o cambia la luz en Modo Manual.</w:t>
+        <w:t xml:space="preserve"> Baja el valor o cambia la luz en Modo Manual.~~</w:t>
       </w:r>
     </w:p>
     <w:p>
@@ -3902,6 +4935,13 @@
       </w:pPr>
       <w:r>
         <w:rPr>
+          <w:b w:val="0"/>
+          <w:sz w:val="21"/>
+        </w:rPr>
+        <w:t>~~</w:t>
+      </w:r>
+      <w:r>
+        <w:rPr>
           <w:b/>
           <w:sz w:val="21"/>
         </w:rPr>
@@ -3912,7 +4952,7 @@
           <w:b w:val="0"/>
           <w:sz w:val="21"/>
         </w:rPr>
-        <w:t xml:space="preserve"> Confirma la selección.</w:t>
+        <w:t xml:space="preserve"> Confirma la selección.~~</w:t>
       </w:r>
     </w:p>
     <w:p>
@@ -3923,6 +4963,13 @@
       </w:pPr>
       <w:r>
         <w:rPr>
+          <w:b w:val="0"/>
+          <w:sz w:val="21"/>
+        </w:rPr>
+        <w:t>~~</w:t>
+      </w:r>
+      <w:r>
+        <w:rPr>
           <w:b/>
           <w:sz w:val="21"/>
         </w:rPr>
@@ -3933,7 +4980,214 @@
           <w:b w:val="0"/>
           <w:sz w:val="21"/>
         </w:rPr>
-        <w:t xml:space="preserve"> Sube un nivel de menú (Rojo Fijo continuo en ambos extremos).</w:t>
+        <w:t xml:space="preserve"> Sube un nivel de menú.~~</w:t>
+      </w:r>
+    </w:p>
+    <w:p>
+      <w:pPr>
+        <w:spacing w:after="160"/>
+        <w:ind w:left="360"/>
+        <w:shd w:val="clear" w:fill="FFF4E5"/>
+      </w:pPr>
+      <w:r>
+        <w:rPr>
+          <w:b w:val="0"/>
+          <w:color w:val="960000"/>
+          <w:sz w:val="20"/>
+        </w:rPr>
+        <w:t xml:space="preserve">⚠️ LOS BOTONES SIGUEN CONECTADOS Y EL MENÚ SIGUE VIVO — A CIEGAS </w:t>
+      </w:r>
+      <w:r>
+        <w:rPr>
+          <w:b/>
+          <w:color w:val="960000"/>
+          <w:sz w:val="20"/>
+        </w:rPr>
+        <w:t>Esto no es una nota histórica: es el estado de hoy.</w:t>
+      </w:r>
+      <w:r>
+        <w:rPr>
+          <w:b w:val="0"/>
+          <w:color w:val="960000"/>
+          <w:sz w:val="20"/>
+        </w:rPr>
+        <w:t xml:space="preserve"> El firmware </w:t>
+      </w:r>
+      <w:r>
+        <w:rPr>
+          <w:b/>
+          <w:color w:val="960000"/>
+          <w:sz w:val="20"/>
+        </w:rPr>
+        <w:t>no ha perdido el menú</w:t>
+      </w:r>
+      <w:r>
+        <w:rPr>
+          <w:b w:val="0"/>
+          <w:color w:val="960000"/>
+          <w:sz w:val="20"/>
+        </w:rPr>
+        <w:t xml:space="preserve">, solo ha perdido dónde dibujarlo. Los cuatro pulsadores de </w:t>
+      </w:r>
+      <w:r>
+        <w:rPr>
+          <w:rFonts w:ascii="Consolas" w:hAnsi="Consolas"/>
+          <w:color w:val="960000"/>
+          <w:sz w:val="20"/>
+        </w:rPr>
+        <w:t>J16</w:t>
+      </w:r>
+      <w:r>
+        <w:rPr>
+          <w:b w:val="0"/>
+          <w:color w:val="960000"/>
+          <w:sz w:val="20"/>
+        </w:rPr>
+        <w:t xml:space="preserve"> siguen entrando por </w:t>
+      </w:r>
+      <w:r>
+        <w:rPr>
+          <w:rFonts w:ascii="Consolas" w:hAnsi="Consolas"/>
+          <w:color w:val="960000"/>
+          <w:sz w:val="20"/>
+        </w:rPr>
+        <w:t>PB9</w:t>
+      </w:r>
+      <w:r>
+        <w:rPr>
+          <w:b w:val="0"/>
+          <w:color w:val="960000"/>
+          <w:sz w:val="20"/>
+        </w:rPr>
+        <w:t xml:space="preserve">, </w:t>
+      </w:r>
+      <w:r>
+        <w:rPr>
+          <w:rFonts w:ascii="Consolas" w:hAnsi="Consolas"/>
+          <w:color w:val="960000"/>
+          <w:sz w:val="20"/>
+        </w:rPr>
+        <w:t>PB13</w:t>
+      </w:r>
+      <w:r>
+        <w:rPr>
+          <w:b w:val="0"/>
+          <w:color w:val="960000"/>
+          <w:sz w:val="20"/>
+        </w:rPr>
+        <w:t xml:space="preserve">, </w:t>
+      </w:r>
+      <w:r>
+        <w:rPr>
+          <w:rFonts w:ascii="Consolas" w:hAnsi="Consolas"/>
+          <w:color w:val="960000"/>
+          <w:sz w:val="20"/>
+        </w:rPr>
+        <w:t>PB14</w:t>
+      </w:r>
+      <w:r>
+        <w:rPr>
+          <w:b w:val="0"/>
+          <w:color w:val="960000"/>
+          <w:sz w:val="20"/>
+        </w:rPr>
+        <w:t xml:space="preserve"> y </w:t>
+      </w:r>
+      <w:r>
+        <w:rPr>
+          <w:rFonts w:ascii="Consolas" w:hAnsi="Consolas"/>
+          <w:color w:val="960000"/>
+          <w:sz w:val="20"/>
+        </w:rPr>
+        <w:t>PB15</w:t>
+      </w:r>
+      <w:r>
+        <w:rPr>
+          <w:b w:val="0"/>
+          <w:color w:val="960000"/>
+          <w:sz w:val="20"/>
+        </w:rPr>
+        <w:t xml:space="preserve">, y siguen navegando exactamente el mismo menú de dos niveles de antes. </w:t>
+      </w:r>
+      <w:r>
+        <w:rPr>
+          <w:b/>
+          <w:color w:val="960000"/>
+          <w:sz w:val="20"/>
+        </w:rPr>
+        <w:t>Lo que eso permite, sin que nadie lo vea:</w:t>
+      </w:r>
+      <w:r>
+        <w:rPr>
+          <w:b w:val="0"/>
+          <w:color w:val="960000"/>
+          <w:sz w:val="20"/>
+        </w:rPr>
+        <w:t xml:space="preserve"> llegar a </w:t>
+      </w:r>
+      <w:r>
+        <w:rPr>
+          <w:rFonts w:ascii="Consolas" w:hAnsi="Consolas"/>
+          <w:color w:val="960000"/>
+          <w:sz w:val="20"/>
+        </w:rPr>
+        <w:t>CONFIGURACION → AJUSTAR HORA</w:t>
+      </w:r>
+      <w:r>
+        <w:rPr>
+          <w:b w:val="0"/>
+          <w:color w:val="960000"/>
+          <w:sz w:val="20"/>
+        </w:rPr>
+        <w:t xml:space="preserve"> y confirmar </w:t>
+      </w:r>
+      <w:r>
+        <w:rPr>
+          <w:b/>
+          <w:color w:val="960000"/>
+          <w:sz w:val="20"/>
+        </w:rPr>
+        <w:t>una hora cualquiera</w:t>
+      </w:r>
+      <w:r>
+        <w:rPr>
+          <w:b w:val="0"/>
+          <w:color w:val="960000"/>
+          <w:sz w:val="20"/>
+        </w:rPr>
+        <w:t xml:space="preserve">, que el equipo dará por buena. Desde ahí, el Modo Degradado entraría sobre una hora inventada con las dos puntas desfasadas — que es exactamente el escenario que el diseño del reloj existe para evitar. </w:t>
+      </w:r>
+      <w:r>
+        <w:rPr>
+          <w:b/>
+          <w:color w:val="960000"/>
+          <w:sz w:val="20"/>
+        </w:rPr>
+        <w:t>Instrucción de montaje:</w:t>
+      </w:r>
+      <w:r>
+        <w:rPr>
+          <w:b w:val="0"/>
+          <w:color w:val="960000"/>
+          <w:sz w:val="20"/>
+        </w:rPr>
+        <w:t xml:space="preserve"> los botones se dejan cableados (los usa el mando de relés), pero </w:t>
+      </w:r>
+      <w:r>
+        <w:rPr>
+          <w:b/>
+          <w:color w:val="960000"/>
+          <w:sz w:val="20"/>
+        </w:rPr>
+        <w:t>nadie los pulsa para «ver qué pasa»</w:t>
+      </w:r>
+      <w:r>
+        <w:rPr>
+          <w:b w:val="0"/>
+          <w:color w:val="960000"/>
+          <w:sz w:val="20"/>
+        </w:rPr>
+        <w:t>. Si el gabinete queda accesible, considérese poner el cartel correspondiente.</w:t>
       </w:r>
     </w:p>
     <w:p>
@@ -3946,7 +5200,7 @@
           <w:color w:val="003366"/>
           <w:sz w:val="23"/>
         </w:rPr>
-        <w:t>Pines de la botonera</w:t>
+        <w:t>Pines de la botonera *(sin cambios: siguen ahí)*</w:t>
       </w:r>
     </w:p>
     <w:tbl>
@@ -4196,7 +5450,46 @@
           <w:color w:val="003366"/>
           <w:sz w:val="23"/>
         </w:rPr>
-        <w:t>Las dos unidades tienen interfaz, pero menús distintos</w:t>
+        <w:t>Las dos unidades tienen interfaz, pero menús distintos — 📕 HISTÓRICO (hasta el 28/08)</w:t>
+      </w:r>
+    </w:p>
+    <w:p>
+      <w:pPr>
+        <w:spacing w:after="160"/>
+        <w:ind w:left="360"/>
+        <w:shd w:val="clear" w:fill="FFF4E5"/>
+      </w:pPr>
+      <w:r>
+        <w:rPr>
+          <w:b/>
+          <w:color w:val="960000"/>
+          <w:sz w:val="20"/>
+        </w:rPr>
+        <w:t>Esta tabla describe el equipo CON pantalla.</w:t>
+      </w:r>
+      <w:r>
+        <w:rPr>
+          <w:b w:val="0"/>
+          <w:color w:val="960000"/>
+          <w:sz w:val="20"/>
+        </w:rPr>
+        <w:t xml:space="preserve"> Se conserva porque el menú sigue en el binario y porque su última fila —*por qué el Esclavo no ajusta hora ni modos*— </w:t>
+      </w:r>
+      <w:r>
+        <w:rPr>
+          <w:b/>
+          <w:color w:val="960000"/>
+          <w:sz w:val="20"/>
+        </w:rPr>
+        <w:t>sigue siendo la regla vigente</w:t>
+      </w:r>
+      <w:r>
+        <w:rPr>
+          <w:b w:val="0"/>
+          <w:color w:val="960000"/>
+          <w:sz w:val="20"/>
+        </w:rPr>
+        <w:t>, ahora aplicada a la app en vez de a la pantalla.</w:t>
       </w:r>
     </w:p>
     <w:tbl>
@@ -4280,7 +5573,7 @@
                 <w:b w:val="0"/>
                 <w:sz w:val="19"/>
               </w:rPr>
-              <w:t>✅</w:t>
+              <w:t>~~✅~~ 🛑 sin LCD desde el 28/08; botonera sí</w:t>
             </w:r>
           </w:p>
         </w:tc>
@@ -4295,7 +5588,7 @@
                 <w:b w:val="0"/>
                 <w:sz w:val="19"/>
               </w:rPr>
-              <w:t>✅</w:t>
+              <w:t>~~✅~~ 🛑 igual</w:t>
             </w:r>
           </w:p>
         </w:tc>
@@ -5979,6 +7272,221 @@
     </w:p>
     <w:p>
       <w:pPr>
+        <w:spacing w:after="160"/>
+        <w:ind w:left="360"/>
+        <w:shd w:val="clear" w:fill="FFF4E5"/>
+      </w:pPr>
+      <w:r>
+        <w:rPr>
+          <w:b w:val="0"/>
+          <w:color w:val="960000"/>
+          <w:sz w:val="20"/>
+        </w:rPr>
+        <w:t xml:space="preserve">🛑 </w:t>
+      </w:r>
+      <w:r>
+        <w:rPr>
+          <w:b/>
+          <w:color w:val="960000"/>
+          <w:sz w:val="20"/>
+        </w:rPr>
+        <w:t>PERO NO PIDA UN `DS3231` CREYENDO QUE FUNCIONARÁ AL ENCHUFARLO.</w:t>
+      </w:r>
+      <w:r>
+        <w:rPr>
+          <w:b w:val="0"/>
+          <w:color w:val="960000"/>
+          <w:sz w:val="20"/>
+        </w:rPr>
+        <w:t xml:space="preserve"> Medido sobre el firmware el 28/08: </w:t>
+      </w:r>
+      <w:r>
+        <w:rPr>
+          <w:b/>
+          <w:color w:val="960000"/>
+          <w:sz w:val="20"/>
+        </w:rPr>
+        <w:t>no hay driver de `DS3231` en ninguna de las dos puntas.</w:t>
+      </w:r>
+      <w:r>
+        <w:rPr>
+          <w:b w:val="0"/>
+          <w:color w:val="960000"/>
+          <w:sz w:val="20"/>
+        </w:rPr>
+        <w:t xml:space="preserve"> El reloj que usa el equipo es el </w:t>
+      </w:r>
+      <w:r>
+        <w:rPr>
+          <w:b/>
+          <w:color w:val="960000"/>
+          <w:sz w:val="20"/>
+        </w:rPr>
+        <w:t>RTC interno del STM32</w:t>
+      </w:r>
+      <w:r>
+        <w:rPr>
+          <w:b w:val="0"/>
+          <w:color w:val="960000"/>
+          <w:sz w:val="20"/>
+        </w:rPr>
+        <w:t xml:space="preserve"> con el cristal </w:t>
+      </w:r>
+      <w:r>
+        <w:rPr>
+          <w:rFonts w:ascii="Consolas" w:hAnsi="Consolas"/>
+          <w:color w:val="960000"/>
+          <w:sz w:val="20"/>
+        </w:rPr>
+        <w:t>Y2</w:t>
+      </w:r>
+      <w:r>
+        <w:rPr>
+          <w:b w:val="0"/>
+          <w:color w:val="960000"/>
+          <w:sz w:val="20"/>
+        </w:rPr>
+        <w:t xml:space="preserve"> y la pila en </w:t>
+      </w:r>
+      <w:r>
+        <w:rPr>
+          <w:rFonts w:ascii="Consolas" w:hAnsi="Consolas"/>
+          <w:color w:val="960000"/>
+          <w:sz w:val="20"/>
+        </w:rPr>
+        <w:t>VBAT</w:t>
+      </w:r>
+      <w:r>
+        <w:rPr>
+          <w:b w:val="0"/>
+          <w:color w:val="960000"/>
+          <w:sz w:val="20"/>
+        </w:rPr>
+        <w:t xml:space="preserve"> (SFTY-18). Un módulo </w:t>
+      </w:r>
+      <w:r>
+        <w:rPr>
+          <w:rFonts w:ascii="Consolas" w:hAnsi="Consolas"/>
+          <w:color w:val="960000"/>
+          <w:sz w:val="20"/>
+        </w:rPr>
+        <w:t>DS3231</w:t>
+      </w:r>
+      <w:r>
+        <w:rPr>
+          <w:b w:val="0"/>
+          <w:color w:val="960000"/>
+          <w:sz w:val="20"/>
+        </w:rPr>
+        <w:t xml:space="preserve"> montado hoy sería </w:t>
+      </w:r>
+      <w:r>
+        <w:rPr>
+          <w:b/>
+          <w:color w:val="960000"/>
+          <w:sz w:val="20"/>
+        </w:rPr>
+        <w:t>una pieza de hardware sin una sola línea de software que la lea</w:t>
+      </w:r>
+      <w:r>
+        <w:rPr>
+          <w:b w:val="0"/>
+          <w:color w:val="960000"/>
+          <w:sz w:val="20"/>
+        </w:rPr>
+        <w:t xml:space="preserve">. La detección automática de </w:t>
+      </w:r>
+      <w:r>
+        <w:rPr>
+          <w:rFonts w:ascii="Consolas" w:hAnsi="Consolas"/>
+          <w:color w:val="960000"/>
+          <w:sz w:val="20"/>
+        </w:rPr>
+        <w:t>DS3231</w:t>
+      </w:r>
+      <w:r>
+        <w:rPr>
+          <w:b w:val="0"/>
+          <w:color w:val="960000"/>
+          <w:sz w:val="20"/>
+        </w:rPr>
+        <w:t xml:space="preserve"> en el arranque está </w:t>
+      </w:r>
+      <w:r>
+        <w:rPr>
+          <w:b/>
+          <w:color w:val="960000"/>
+          <w:sz w:val="20"/>
+        </w:rPr>
+        <w:t>diseñada y no construida</w:t>
+      </w:r>
+      <w:r>
+        <w:rPr>
+          <w:b w:val="0"/>
+          <w:color w:val="960000"/>
+          <w:sz w:val="20"/>
+        </w:rPr>
+        <w:t xml:space="preserve"> — vive en </w:t>
+      </w:r>
+      <w:r>
+        <w:rPr>
+          <w:rFonts w:ascii="Consolas" w:hAnsi="Consolas"/>
+          <w:color w:val="960000"/>
+          <w:sz w:val="20"/>
+        </w:rPr>
+        <w:t>OPTIMIZACIONES.md</w:t>
+      </w:r>
+      <w:r>
+        <w:rPr>
+          <w:b w:val="0"/>
+          <w:color w:val="960000"/>
+          <w:sz w:val="20"/>
+        </w:rPr>
+        <w:t xml:space="preserve"> como </w:t>
+      </w:r>
+      <w:r>
+        <w:rPr>
+          <w:b/>
+          <w:color w:val="960000"/>
+          <w:sz w:val="20"/>
+        </w:rPr>
+        <w:t>SFTY-26</w:t>
+      </w:r>
+      <w:r>
+        <w:rPr>
+          <w:b w:val="0"/>
+          <w:color w:val="960000"/>
+          <w:sz w:val="20"/>
+        </w:rPr>
+        <w:t xml:space="preserve">, marcada </w:t>
+      </w:r>
+      <w:r>
+        <w:rPr>
+          <w:rFonts w:ascii="Consolas" w:hAnsi="Consolas"/>
+          <w:color w:val="960000"/>
+          <w:sz w:val="20"/>
+        </w:rPr>
+        <w:t>DISEÑO, NO IMPLEMENTADO</w:t>
+      </w:r>
+      <w:r>
+        <w:rPr>
+          <w:b w:val="0"/>
+          <w:color w:val="960000"/>
+          <w:sz w:val="20"/>
+        </w:rPr>
+        <w:t xml:space="preserve">. </w:t>
+      </w:r>
+      <w:r>
+        <w:rPr>
+          <w:b/>
+          <w:color w:val="960000"/>
+          <w:sz w:val="20"/>
+        </w:rPr>
+        <w:t>Esa alternativa es un plan, no un repuesto.</w:t>
+      </w:r>
+    </w:p>
+    <w:p>
+      <w:pPr>
         <w:spacing w:before="200" w:after="120"/>
       </w:pPr>
       <w:r>
@@ -6392,7 +7900,7 @@
           <w:color w:val="960000"/>
           <w:sz w:val="20"/>
         </w:rPr>
-        <w:t xml:space="preserve"> </w:t>
+        <w:t xml:space="preserve"> ~~</w:t>
       </w:r>
       <w:r>
         <w:rPr>
@@ -6520,7 +8028,215 @@
           <w:color w:val="960000"/>
           <w:sz w:val="20"/>
         </w:rPr>
-        <w:t xml:space="preserve"> dicen que no era. Con esa lectura en la mano, la sustitución de condensadores pasa a ser una petición concreta al funcional, no una conjetura.</w:t>
+        <w:t xml:space="preserve"> dicen que no era.~~ Con esa lectura en la mano, la sustitución de condensadores pasa a ser una petición concreta al funcional, no una conjetura. 🔴 </w:t>
+      </w:r>
+      <w:r>
+        <w:rPr>
+          <w:b/>
+          <w:color w:val="960000"/>
+          <w:sz w:val="20"/>
+        </w:rPr>
+        <w:t>28/08 — ESTE PROCEDIMIENTO SE HA QUEDADO SIN INSTRUMENTO, Y HAY QUE DECIRLO.</w:t>
+      </w:r>
+      <w:r>
+        <w:rPr>
+          <w:b w:val="0"/>
+          <w:color w:val="960000"/>
+          <w:sz w:val="20"/>
+        </w:rPr>
+        <w:t xml:space="preserve"> La pantalla </w:t>
+      </w:r>
+      <w:r>
+        <w:rPr>
+          <w:rFonts w:ascii="Consolas" w:hAnsi="Consolas"/>
+          <w:color w:val="960000"/>
+          <w:sz w:val="20"/>
+        </w:rPr>
+        <w:t>CONSULTA RELOJ</w:t>
+      </w:r>
+      <w:r>
+        <w:rPr>
+          <w:b w:val="0"/>
+          <w:color w:val="960000"/>
+          <w:sz w:val="20"/>
+        </w:rPr>
+        <w:t xml:space="preserve"> y sus cuatro líneas de diagnóstico </w:t>
+      </w:r>
+      <w:r>
+        <w:rPr>
+          <w:b/>
+          <w:color w:val="960000"/>
+          <w:sz w:val="20"/>
+        </w:rPr>
+        <w:t>eran de la LCD</w:t>
+      </w:r>
+      <w:r>
+        <w:rPr>
+          <w:b w:val="0"/>
+          <w:color w:val="960000"/>
+          <w:sz w:val="20"/>
+        </w:rPr>
+        <w:t xml:space="preserve">, y la LCD se retira. </w:t>
+      </w:r>
+      <w:r>
+        <w:rPr>
+          <w:b/>
+          <w:color w:val="960000"/>
+          <w:sz w:val="20"/>
+        </w:rPr>
+        <w:t>Esas cuatro líneas no viajan en la trama `STATUS`.</w:t>
+      </w:r>
+      <w:r>
+        <w:rPr>
+          <w:b w:val="0"/>
+          <w:color w:val="960000"/>
+          <w:sz w:val="20"/>
+        </w:rPr>
+        <w:t xml:space="preserve"> Lo que </w:t>
+      </w:r>
+      <w:r>
+        <w:rPr>
+          <w:b/>
+          <w:color w:val="960000"/>
+          <w:sz w:val="20"/>
+        </w:rPr>
+        <w:t>sí</w:t>
+      </w:r>
+      <w:r>
+        <w:rPr>
+          <w:b w:val="0"/>
+          <w:color w:val="960000"/>
+          <w:sz w:val="20"/>
+        </w:rPr>
+        <w:t xml:space="preserve"> se puede hacer hoy desde la app: poner la hora con </w:t>
+      </w:r>
+      <w:r>
+        <w:rPr>
+          <w:rFonts w:ascii="Consolas" w:hAnsi="Consolas"/>
+          <w:color w:val="960000"/>
+          <w:sz w:val="20"/>
+        </w:rPr>
+        <w:t>CMD:PIN:1234:SET_RTC:YYYY-MM-DD,HH:MM:SS</w:t>
+      </w:r>
+      <w:r>
+        <w:rPr>
+          <w:b w:val="0"/>
+          <w:color w:val="960000"/>
+          <w:sz w:val="20"/>
+        </w:rPr>
+        <w:t xml:space="preserve"> y leer el campo </w:t>
+      </w:r>
+      <w:r>
+        <w:rPr>
+          <w:rFonts w:ascii="Consolas" w:hAnsi="Consolas"/>
+          <w:color w:val="960000"/>
+          <w:sz w:val="20"/>
+        </w:rPr>
+        <w:t>HORA:</w:t>
+      </w:r>
+      <w:r>
+        <w:rPr>
+          <w:b w:val="0"/>
+          <w:color w:val="960000"/>
+          <w:sz w:val="20"/>
+        </w:rPr>
+        <w:t xml:space="preserve"> de </w:t>
+      </w:r>
+      <w:r>
+        <w:rPr>
+          <w:rFonts w:ascii="Consolas" w:hAnsi="Consolas"/>
+          <w:color w:val="960000"/>
+          <w:sz w:val="20"/>
+        </w:rPr>
+        <w:t>STATUS</w:t>
+      </w:r>
+      <w:r>
+        <w:rPr>
+          <w:b w:val="0"/>
+          <w:color w:val="960000"/>
+          <w:sz w:val="20"/>
+        </w:rPr>
+        <w:t xml:space="preserve">. </w:t>
+      </w:r>
+      <w:r>
+        <w:rPr>
+          <w:b/>
+          <w:color w:val="960000"/>
+          <w:sz w:val="20"/>
+        </w:rPr>
+        <w:t>Si la hora queda puesta y sigue avanzando, el cristal oscila</w:t>
+      </w:r>
+      <w:r>
+        <w:rPr>
+          <w:b w:val="0"/>
+          <w:color w:val="960000"/>
+          <w:sz w:val="20"/>
+        </w:rPr>
+        <w:t xml:space="preserve">; si </w:t>
+      </w:r>
+      <w:r>
+        <w:rPr>
+          <w:rFonts w:ascii="Consolas" w:hAnsi="Consolas"/>
+          <w:color w:val="960000"/>
+          <w:sz w:val="20"/>
+        </w:rPr>
+        <w:t>HORA:</w:t>
+      </w:r>
+      <w:r>
+        <w:rPr>
+          <w:b w:val="0"/>
+          <w:color w:val="960000"/>
+          <w:sz w:val="20"/>
+        </w:rPr>
+        <w:t xml:space="preserve"> devuelve </w:t>
+      </w:r>
+      <w:r>
+        <w:rPr>
+          <w:rFonts w:ascii="Consolas" w:hAnsi="Consolas"/>
+          <w:color w:val="960000"/>
+          <w:sz w:val="20"/>
+        </w:rPr>
+        <w:t>--:--:--</w:t>
+      </w:r>
+      <w:r>
+        <w:rPr>
+          <w:b w:val="0"/>
+          <w:color w:val="960000"/>
+          <w:sz w:val="20"/>
+        </w:rPr>
+        <w:t xml:space="preserve">, el reloj se declara no fiable. Eso distingue *«funciona»* de *«no funciona»*, pero </w:t>
+      </w:r>
+      <w:r>
+        <w:rPr>
+          <w:b/>
+          <w:color w:val="960000"/>
+          <w:sz w:val="20"/>
+        </w:rPr>
+        <w:t>NO distingue cuál de las cuatro causas es</w:t>
+      </w:r>
+      <w:r>
+        <w:rPr>
+          <w:b w:val="0"/>
+          <w:color w:val="960000"/>
+          <w:sz w:val="20"/>
+        </w:rPr>
+        <w:t xml:space="preserve"> — que era exactamente el punto de aquella pantalla. </w:t>
+      </w:r>
+      <w:r>
+        <w:rPr>
+          <w:b/>
+          <w:color w:val="960000"/>
+          <w:sz w:val="20"/>
+        </w:rPr>
+        <w:t>Consecuencia honesta: mientras ese diagnóstico no esté en la app, N-37 no se puede cerrar por lectura.</w:t>
+      </w:r>
+      <w:r>
+        <w:rPr>
+          <w:b w:val="0"/>
+          <w:color w:val="960000"/>
+          <w:sz w:val="20"/>
+        </w:rPr>
+        <w:t xml:space="preserve"> No se sustituyen condensadores por conjetura; se anota que falta el instrumento.</w:t>
       </w:r>
     </w:p>
     <w:p>
@@ -7742,7 +9458,15 @@
           <w:color w:val="003366"/>
           <w:sz w:val="26"/>
         </w:rPr>
-        <w:t>8. 📱 Conexión del Módulo Bluetooth (Estándar Baliza)</w:t>
+        <w:t xml:space="preserve">8. 📱 Conexión del Módulo Bluetooth — 🔴 REESCRITA EL 28/08: ENTRA POR </w:t>
+      </w:r>
+      <w:r>
+        <w:rPr>
+          <w:rFonts w:ascii="Consolas" w:hAnsi="Consolas"/>
+          <w:color w:val="003366"/>
+          <w:sz w:val="26"/>
+        </w:rPr>
+        <w:t>J17</w:t>
       </w:r>
     </w:p>
     <w:p>
@@ -7754,7 +9478,394 @@
           <w:b w:val="0"/>
           <w:sz w:val="21"/>
         </w:rPr>
-        <w:t>Para soporte técnico, caja negra de alarmas y control inalámbrico desde el suelo:</w:t>
+        <w:t xml:space="preserve">Desde el 28/08 esto </w:t>
+      </w:r>
+      <w:r>
+        <w:rPr>
+          <w:b/>
+          <w:sz w:val="21"/>
+        </w:rPr>
+        <w:t>no es un accesorio de diagnóstico: es la interfaz del equipo.</w:t>
+      </w:r>
+    </w:p>
+    <w:p>
+      <w:pPr>
+        <w:spacing w:after="160"/>
+        <w:ind w:left="360"/>
+        <w:shd w:val="clear" w:fill="FFF4E5"/>
+      </w:pPr>
+      <w:r>
+        <w:rPr>
+          <w:b w:val="0"/>
+          <w:color w:val="960000"/>
+          <w:sz w:val="20"/>
+        </w:rPr>
+        <w:t xml:space="preserve">⛔ PARE. </w:t>
+      </w:r>
+      <w:r>
+        <w:rPr>
+          <w:rFonts w:ascii="Consolas" w:hAnsi="Consolas"/>
+          <w:color w:val="960000"/>
+          <w:sz w:val="20"/>
+        </w:rPr>
+        <w:t>J16</w:t>
+      </w:r>
+      <w:r>
+        <w:rPr>
+          <w:b w:val="0"/>
+          <w:color w:val="960000"/>
+          <w:sz w:val="20"/>
+        </w:rPr>
+        <w:t xml:space="preserve"> LLEVA 12 V Y QUEMA EL MÓDULO </w:t>
+      </w:r>
+      <w:r>
+        <w:rPr>
+          <w:b/>
+          <w:color w:val="960000"/>
+          <w:sz w:val="20"/>
+        </w:rPr>
+        <w:t>Léase esto ANTES de tocar un solo cable.</w:t>
+      </w:r>
+      <w:r>
+        <w:rPr>
+          <w:b w:val="0"/>
+          <w:color w:val="960000"/>
+          <w:sz w:val="20"/>
+        </w:rPr>
+        <w:t xml:space="preserve"> La tarjeta tiene dos conectores de señal que se parecen y están cerca: | | qué es | </w:t>
+      </w:r>
+      <w:r>
+        <w:rPr>
+          <w:b/>
+          <w:color w:val="960000"/>
+          <w:sz w:val="20"/>
+        </w:rPr>
+        <w:t>posición 1</w:t>
+      </w:r>
+      <w:r>
+        <w:rPr>
+          <w:b w:val="0"/>
+          <w:color w:val="960000"/>
+          <w:sz w:val="20"/>
+        </w:rPr>
+        <w:t xml:space="preserve"> | |---|---|---| | </w:t>
+      </w:r>
+      <w:r>
+        <w:rPr>
+          <w:b/>
+          <w:color w:val="960000"/>
+          <w:sz w:val="20"/>
+        </w:rPr>
+        <w:t>`J16`</w:t>
+      </w:r>
+      <w:r>
+        <w:rPr>
+          <w:b w:val="0"/>
+          <w:color w:val="960000"/>
+          <w:sz w:val="20"/>
+        </w:rPr>
+        <w:t xml:space="preserve"> | conector de la </w:t>
+      </w:r>
+      <w:r>
+        <w:rPr>
+          <w:b/>
+          <w:color w:val="960000"/>
+          <w:sz w:val="20"/>
+        </w:rPr>
+        <w:t>BOTONERA</w:t>
+      </w:r>
+      <w:r>
+        <w:rPr>
+          <w:b w:val="0"/>
+          <w:color w:val="960000"/>
+          <w:sz w:val="20"/>
+        </w:rPr>
+        <w:t xml:space="preserve"> | 🔴 </w:t>
+      </w:r>
+      <w:r>
+        <w:rPr>
+          <w:b/>
+          <w:color w:val="960000"/>
+          <w:sz w:val="20"/>
+        </w:rPr>
+        <w:t>`12 V`</w:t>
+      </w:r>
+      <w:r>
+        <w:rPr>
+          <w:b w:val="0"/>
+          <w:color w:val="960000"/>
+          <w:sz w:val="20"/>
+        </w:rPr>
+        <w:t xml:space="preserve"> | | </w:t>
+      </w:r>
+      <w:r>
+        <w:rPr>
+          <w:b/>
+          <w:color w:val="960000"/>
+          <w:sz w:val="20"/>
+        </w:rPr>
+        <w:t>`J17`</w:t>
+      </w:r>
+      <w:r>
+        <w:rPr>
+          <w:b w:val="0"/>
+          <w:color w:val="960000"/>
+          <w:sz w:val="20"/>
+        </w:rPr>
+        <w:t xml:space="preserve"> | conector de la </w:t>
+      </w:r>
+      <w:r>
+        <w:rPr>
+          <w:b/>
+          <w:color w:val="960000"/>
+          <w:sz w:val="20"/>
+        </w:rPr>
+        <w:t>PANTALLA</w:t>
+      </w:r>
+      <w:r>
+        <w:rPr>
+          <w:b w:val="0"/>
+          <w:color w:val="960000"/>
+          <w:sz w:val="20"/>
+        </w:rPr>
+        <w:t xml:space="preserve"> — </w:t>
+      </w:r>
+      <w:r>
+        <w:rPr>
+          <w:b/>
+          <w:color w:val="960000"/>
+          <w:sz w:val="20"/>
+        </w:rPr>
+        <w:t>el suyo</w:t>
+      </w:r>
+      <w:r>
+        <w:rPr>
+          <w:b w:val="0"/>
+          <w:color w:val="960000"/>
+          <w:sz w:val="20"/>
+        </w:rPr>
+        <w:t xml:space="preserve"> | </w:t>
+      </w:r>
+      <w:r>
+        <w:rPr>
+          <w:rFonts w:ascii="Consolas" w:hAnsi="Consolas"/>
+          <w:color w:val="960000"/>
+          <w:sz w:val="20"/>
+        </w:rPr>
+        <w:t>CS</w:t>
+      </w:r>
+      <w:r>
+        <w:rPr>
+          <w:b w:val="0"/>
+          <w:color w:val="960000"/>
+          <w:sz w:val="20"/>
+        </w:rPr>
+        <w:t xml:space="preserve"> (señal, no alimentación) | </w:t>
+      </w:r>
+      <w:r>
+        <w:rPr>
+          <w:b/>
+          <w:color w:val="960000"/>
+          <w:sz w:val="20"/>
+        </w:rPr>
+        <w:t>`J16` es el único conector de señal de esta tarjeta que trae 12 V.</w:t>
+      </w:r>
+      <w:r>
+        <w:rPr>
+          <w:b w:val="0"/>
+          <w:color w:val="960000"/>
+          <w:sz w:val="20"/>
+        </w:rPr>
+        <w:t xml:space="preserve"> El módulo Bluetooth es de </w:t>
+      </w:r>
+      <w:r>
+        <w:rPr>
+          <w:b/>
+          <w:color w:val="960000"/>
+          <w:sz w:val="20"/>
+        </w:rPr>
+        <w:t>3,3 V</w:t>
+      </w:r>
+      <w:r>
+        <w:rPr>
+          <w:b w:val="0"/>
+          <w:color w:val="960000"/>
+          <w:sz w:val="20"/>
+        </w:rPr>
+        <w:t xml:space="preserve">. Confundirlos </w:t>
+      </w:r>
+      <w:r>
+        <w:rPr>
+          <w:b/>
+          <w:color w:val="960000"/>
+          <w:sz w:val="20"/>
+        </w:rPr>
+        <w:t>lo quema</w:t>
+      </w:r>
+      <w:r>
+        <w:rPr>
+          <w:b w:val="0"/>
+          <w:color w:val="960000"/>
+          <w:sz w:val="20"/>
+        </w:rPr>
+        <w:t xml:space="preserve">, y no hay aviso previo: se enchufa, se energiza y se acabó. ### Cómo distinguirlos — se MIDE, no se mira Con el equipo energizado y el multímetro en tensión continua, </w:t>
+      </w:r>
+      <w:r>
+        <w:rPr>
+          <w:b/>
+          <w:color w:val="960000"/>
+          <w:sz w:val="20"/>
+        </w:rPr>
+        <w:t>mida la posición 1 del conector contra GND</w:t>
+      </w:r>
+      <w:r>
+        <w:rPr>
+          <w:b w:val="0"/>
+          <w:color w:val="960000"/>
+          <w:sz w:val="20"/>
+        </w:rPr>
+        <w:t xml:space="preserve">: - </w:t>
+      </w:r>
+      <w:r>
+        <w:rPr>
+          <w:b/>
+          <w:color w:val="960000"/>
+          <w:sz w:val="20"/>
+        </w:rPr>
+        <w:t>≈ 12 V → es `J16`. NO es el suyo. Retire la punta y busque el otro conector.</w:t>
+      </w:r>
+      <w:r>
+        <w:rPr>
+          <w:b w:val="0"/>
+          <w:color w:val="960000"/>
+          <w:sz w:val="20"/>
+        </w:rPr>
+        <w:t xml:space="preserve"> - </w:t>
+      </w:r>
+      <w:r>
+        <w:rPr>
+          <w:b/>
+          <w:color w:val="960000"/>
+          <w:sz w:val="20"/>
+        </w:rPr>
+        <w:t>No hay 12 V → puede ser `J17`.</w:t>
+      </w:r>
+      <w:r>
+        <w:rPr>
+          <w:b w:val="0"/>
+          <w:color w:val="960000"/>
+          <w:sz w:val="20"/>
+        </w:rPr>
+        <w:t xml:space="preserve"> Confirme entonces que las posiciones 6 y 8 dan </w:t>
+      </w:r>
+      <w:r>
+        <w:rPr>
+          <w:b/>
+          <w:color w:val="960000"/>
+          <w:sz w:val="20"/>
+        </w:rPr>
+        <w:t>3,3 V</w:t>
+      </w:r>
+      <w:r>
+        <w:rPr>
+          <w:b w:val="0"/>
+          <w:color w:val="960000"/>
+          <w:sz w:val="20"/>
+        </w:rPr>
+        <w:t xml:space="preserve">. ⚠️ </w:t>
+      </w:r>
+      <w:r>
+        <w:rPr>
+          <w:b/>
+          <w:color w:val="960000"/>
+          <w:sz w:val="20"/>
+        </w:rPr>
+        <w:t>Y cuente los pines DESDE EL PIN 1, no desde el borde del conector.</w:t>
+      </w:r>
+      <w:r>
+        <w:rPr>
+          <w:b w:val="0"/>
+          <w:color w:val="960000"/>
+          <w:sz w:val="20"/>
+        </w:rPr>
+        <w:t xml:space="preserve"> El símbolo de </w:t>
+      </w:r>
+      <w:r>
+        <w:rPr>
+          <w:rFonts w:ascii="Consolas" w:hAnsi="Consolas"/>
+          <w:color w:val="960000"/>
+          <w:sz w:val="20"/>
+        </w:rPr>
+        <w:t>J17</w:t>
+      </w:r>
+      <w:r>
+        <w:rPr>
+          <w:b w:val="0"/>
+          <w:color w:val="960000"/>
+          <w:sz w:val="20"/>
+        </w:rPr>
+        <w:t xml:space="preserve"> en el esquema tiene </w:t>
+      </w:r>
+      <w:r>
+        <w:rPr>
+          <w:b/>
+          <w:color w:val="960000"/>
+          <w:sz w:val="20"/>
+        </w:rPr>
+        <w:t>13 posiciones</w:t>
+      </w:r>
+      <w:r>
+        <w:rPr>
+          <w:b w:val="0"/>
+          <w:color w:val="960000"/>
+          <w:sz w:val="20"/>
+        </w:rPr>
+        <w:t xml:space="preserve"> y el footprint de la placa tiene </w:t>
+      </w:r>
+      <w:r>
+        <w:rPr>
+          <w:b/>
+          <w:color w:val="960000"/>
+          <w:sz w:val="20"/>
+        </w:rPr>
+        <w:t>16</w:t>
+      </w:r>
+      <w:r>
+        <w:rPr>
+          <w:b w:val="0"/>
+          <w:color w:val="960000"/>
+          <w:sz w:val="20"/>
+        </w:rPr>
+        <w:t xml:space="preserve">: si cuenta desde el borde, todo el mapa se desplaza tres posiciones. Lo mismo en </w:t>
+      </w:r>
+      <w:r>
+        <w:rPr>
+          <w:rFonts w:ascii="Consolas" w:hAnsi="Consolas"/>
+          <w:color w:val="960000"/>
+          <w:sz w:val="20"/>
+        </w:rPr>
+        <w:t>J16</w:t>
+      </w:r>
+      <w:r>
+        <w:rPr>
+          <w:b w:val="0"/>
+          <w:color w:val="960000"/>
+          <w:sz w:val="20"/>
+        </w:rPr>
+        <w:t xml:space="preserve"> (símbolo 12, footprint 16).</w:t>
+      </w:r>
+    </w:p>
+    <w:p>
+      <w:pPr>
+        <w:spacing w:before="200" w:after="120"/>
+      </w:pPr>
+      <w:r>
+        <w:rPr>
+          <w:b/>
+          <w:color w:val="003366"/>
+          <w:sz w:val="23"/>
+        </w:rPr>
+        <w:t>El cableado</w:t>
       </w:r>
     </w:p>
     <w:p>
@@ -7772,16 +9883,378 @@
         <w:br/>
         <w:t xml:space="preserve">  ┌─────────────────────────────────┐              ┌───────────────────────────────┐</w:t>
         <w:br/>
-        <w:t xml:space="preserve">  │   [ VCC ] ──────────────────────┼──────────────┼──► Pin 5V (o 3.3V)            │</w:t>
+        <w:t xml:space="preserve">  │   [ VCC ] ──────────────────────┼──────────────┼──► J17 pos. 6   (3,3 V)       │</w:t>
         <w:br/>
-        <w:t xml:space="preserve">  │   [ GND ] ──────────────────────┼──────────────┼──► Pin GND                    │</w:t>
+        <w:t xml:space="preserve">  │   [ GND ] ──────────────────────┼──────────────┼──► J17 pos. 7   (GND)         │</w:t>
         <w:br/>
-        <w:t xml:space="preserve">  │   [ TXD ] ──────────────────────┼──────────────┼──► Pin PA10 (USART1 RX)       │</w:t>
+        <w:t xml:space="preserve">  │   [ TXD ] ──────────────────────┼──────────────┼──► J17 pos. 2 = PB7 (USART1 RX)│</w:t>
         <w:br/>
-        <w:t xml:space="preserve">  │   [ RXD ] ──────────────────────┼──────────────┼──► Pin PA9  (USART1 TX)       │</w:t>
+        <w:t xml:space="preserve">  │   [ RXD ] ──────────────────────┼──────────────┼──► J17 pos. 3 = PB6 (USART1 TX)│</w:t>
         <w:br/>
         <w:t xml:space="preserve">  └─────────────────────────────────┘              └───────────────────────────────┘</w:t>
-      </w:r>
+        <w:br/>
+        <w:t xml:space="preserve">                                        (USART1 REMAPEADO — ver abajo)</w:t>
+      </w:r>
+    </w:p>
+    <w:tbl>
+      <w:tblPr>
+        <w:tblStyle w:val="TableGrid"/>
+        <w:tblW w:type="auto" w:w="0"/>
+        <w:tblLook w:firstColumn="1" w:firstRow="1" w:lastColumn="0" w:lastRow="0" w:noHBand="0" w:noVBand="1" w:val="04A0"/>
+      </w:tblPr>
+      <w:tblGrid>
+        <w:gridCol w:w="2340"/>
+        <w:gridCol w:w="2340"/>
+        <w:gridCol w:w="2340"/>
+        <w:gridCol w:w="2340"/>
+      </w:tblGrid>
+      <w:tr>
+        <w:tc>
+          <w:tcPr>
+            <w:tcW w:type="dxa" w:w="2340"/>
+            <w:shd w:val="clear" w:fill="DCE6F1"/>
+          </w:tcPr>
+          <w:p>
+            <w:r/>
+            <w:r>
+              <w:rPr>
+                <w:rFonts w:ascii="Consolas" w:hAnsi="Consolas"/>
+                <w:sz w:val="19"/>
+              </w:rPr>
+              <w:t>J17</w:t>
+            </w:r>
+          </w:p>
+        </w:tc>
+        <w:tc>
+          <w:tcPr>
+            <w:tcW w:type="dxa" w:w="2340"/>
+            <w:shd w:val="clear" w:fill="DCE6F1"/>
+          </w:tcPr>
+          <w:p>
+            <w:r/>
+            <w:r>
+              <w:rPr>
+                <w:b/>
+                <w:sz w:val="19"/>
+              </w:rPr>
+              <w:t>red del esquema</w:t>
+            </w:r>
+          </w:p>
+        </w:tc>
+        <w:tc>
+          <w:tcPr>
+            <w:tcW w:type="dxa" w:w="2340"/>
+            <w:shd w:val="clear" w:fill="DCE6F1"/>
+          </w:tcPr>
+          <w:p>
+            <w:r/>
+            <w:r>
+              <w:rPr>
+                <w:b/>
+                <w:sz w:val="19"/>
+              </w:rPr>
+              <w:t>pin del STM32</w:t>
+            </w:r>
+          </w:p>
+        </w:tc>
+        <w:tc>
+          <w:tcPr>
+            <w:tcW w:type="dxa" w:w="2340"/>
+            <w:shd w:val="clear" w:fill="DCE6F1"/>
+          </w:tcPr>
+          <w:p>
+            <w:r/>
+            <w:r>
+              <w:rPr>
+                <w:b/>
+                <w:sz w:val="19"/>
+              </w:rPr>
+              <w:t>al módulo</w:t>
+            </w:r>
+          </w:p>
+        </w:tc>
+      </w:tr>
+      <w:tr>
+        <w:tc>
+          <w:tcPr>
+            <w:tcW w:type="dxa" w:w="2340"/>
+          </w:tcPr>
+          <w:p>
+            <w:r/>
+            <w:r>
+              <w:rPr>
+                <w:b/>
+                <w:sz w:val="19"/>
+              </w:rPr>
+              <w:t>2</w:t>
+            </w:r>
+          </w:p>
+        </w:tc>
+        <w:tc>
+          <w:tcPr>
+            <w:tcW w:type="dxa" w:w="2340"/>
+          </w:tcPr>
+          <w:p>
+            <w:r/>
+            <w:r>
+              <w:rPr>
+                <w:rFonts w:ascii="Consolas" w:hAnsi="Consolas"/>
+                <w:sz w:val="19"/>
+              </w:rPr>
+              <w:t>RST</w:t>
+            </w:r>
+          </w:p>
+        </w:tc>
+        <w:tc>
+          <w:tcPr>
+            <w:tcW w:type="dxa" w:w="2340"/>
+          </w:tcPr>
+          <w:p>
+            <w:r/>
+            <w:r>
+              <w:rPr>
+                <w:b/>
+                <w:sz w:val="19"/>
+              </w:rPr>
+              <w:t>`PB7`</w:t>
+            </w:r>
+            <w:r>
+              <w:rPr>
+                <w:b w:val="0"/>
+                <w:sz w:val="19"/>
+              </w:rPr>
+              <w:t xml:space="preserve"> — </w:t>
+            </w:r>
+            <w:r>
+              <w:rPr>
+                <w:rFonts w:ascii="Consolas" w:hAnsi="Consolas"/>
+                <w:sz w:val="19"/>
+              </w:rPr>
+              <w:t>USART1_RX</w:t>
+            </w:r>
+          </w:p>
+        </w:tc>
+        <w:tc>
+          <w:tcPr>
+            <w:tcW w:type="dxa" w:w="2340"/>
+          </w:tcPr>
+          <w:p>
+            <w:r/>
+            <w:r>
+              <w:rPr>
+                <w:b/>
+                <w:sz w:val="19"/>
+              </w:rPr>
+              <w:t>`TXD`</w:t>
+            </w:r>
+          </w:p>
+        </w:tc>
+      </w:tr>
+      <w:tr>
+        <w:tc>
+          <w:tcPr>
+            <w:tcW w:type="dxa" w:w="2340"/>
+          </w:tcPr>
+          <w:p>
+            <w:r/>
+            <w:r>
+              <w:rPr>
+                <w:b/>
+                <w:sz w:val="19"/>
+              </w:rPr>
+              <w:t>3</w:t>
+            </w:r>
+          </w:p>
+        </w:tc>
+        <w:tc>
+          <w:tcPr>
+            <w:tcW w:type="dxa" w:w="2340"/>
+          </w:tcPr>
+          <w:p>
+            <w:r/>
+            <w:r>
+              <w:rPr>
+                <w:rFonts w:ascii="Consolas" w:hAnsi="Consolas"/>
+                <w:sz w:val="19"/>
+              </w:rPr>
+              <w:t>RS(A0)</w:t>
+            </w:r>
+          </w:p>
+        </w:tc>
+        <w:tc>
+          <w:tcPr>
+            <w:tcW w:type="dxa" w:w="2340"/>
+          </w:tcPr>
+          <w:p>
+            <w:r/>
+            <w:r>
+              <w:rPr>
+                <w:b/>
+                <w:sz w:val="19"/>
+              </w:rPr>
+              <w:t>`PB6`</w:t>
+            </w:r>
+            <w:r>
+              <w:rPr>
+                <w:b w:val="0"/>
+                <w:sz w:val="19"/>
+              </w:rPr>
+              <w:t xml:space="preserve"> — </w:t>
+            </w:r>
+            <w:r>
+              <w:rPr>
+                <w:rFonts w:ascii="Consolas" w:hAnsi="Consolas"/>
+                <w:sz w:val="19"/>
+              </w:rPr>
+              <w:t>USART1_TX</w:t>
+            </w:r>
+          </w:p>
+        </w:tc>
+        <w:tc>
+          <w:tcPr>
+            <w:tcW w:type="dxa" w:w="2340"/>
+          </w:tcPr>
+          <w:p>
+            <w:r/>
+            <w:r>
+              <w:rPr>
+                <w:b/>
+                <w:sz w:val="19"/>
+              </w:rPr>
+              <w:t>`RXD`</w:t>
+            </w:r>
+          </w:p>
+        </w:tc>
+      </w:tr>
+      <w:tr>
+        <w:tc>
+          <w:tcPr>
+            <w:tcW w:type="dxa" w:w="2340"/>
+          </w:tcPr>
+          <w:p>
+            <w:r/>
+            <w:r>
+              <w:rPr>
+                <w:b/>
+                <w:sz w:val="19"/>
+              </w:rPr>
+              <w:t>6</w:t>
+            </w:r>
+          </w:p>
+        </w:tc>
+        <w:tc>
+          <w:tcPr>
+            <w:tcW w:type="dxa" w:w="2340"/>
+          </w:tcPr>
+          <w:p>
+            <w:r/>
+            <w:r>
+              <w:rPr>
+                <w:rFonts w:ascii="Consolas" w:hAnsi="Consolas"/>
+                <w:sz w:val="19"/>
+              </w:rPr>
+              <w:t>3,3 V</w:t>
+            </w:r>
+          </w:p>
+        </w:tc>
+        <w:tc>
+          <w:tcPr>
+            <w:tcW w:type="dxa" w:w="2340"/>
+          </w:tcPr>
+          <w:p>
+            <w:r/>
+            <w:r>
+              <w:rPr>
+                <w:b w:val="0"/>
+                <w:sz w:val="19"/>
+              </w:rPr>
+              <w:t>—</w:t>
+            </w:r>
+          </w:p>
+        </w:tc>
+        <w:tc>
+          <w:tcPr>
+            <w:tcW w:type="dxa" w:w="2340"/>
+          </w:tcPr>
+          <w:p>
+            <w:r/>
+            <w:r>
+              <w:rPr>
+                <w:rFonts w:ascii="Consolas" w:hAnsi="Consolas"/>
+                <w:sz w:val="19"/>
+              </w:rPr>
+              <w:t>VCC</w:t>
+            </w:r>
+          </w:p>
+        </w:tc>
+      </w:tr>
+      <w:tr>
+        <w:tc>
+          <w:tcPr>
+            <w:tcW w:type="dxa" w:w="2340"/>
+          </w:tcPr>
+          <w:p>
+            <w:r/>
+            <w:r>
+              <w:rPr>
+                <w:b/>
+                <w:sz w:val="19"/>
+              </w:rPr>
+              <w:t>7</w:t>
+            </w:r>
+          </w:p>
+        </w:tc>
+        <w:tc>
+          <w:tcPr>
+            <w:tcW w:type="dxa" w:w="2340"/>
+          </w:tcPr>
+          <w:p>
+            <w:r/>
+            <w:r>
+              <w:rPr>
+                <w:rFonts w:ascii="Consolas" w:hAnsi="Consolas"/>
+                <w:sz w:val="19"/>
+              </w:rPr>
+              <w:t>GND</w:t>
+            </w:r>
+          </w:p>
+        </w:tc>
+        <w:tc>
+          <w:tcPr>
+            <w:tcW w:type="dxa" w:w="2340"/>
+          </w:tcPr>
+          <w:p>
+            <w:r/>
+            <w:r>
+              <w:rPr>
+                <w:b w:val="0"/>
+                <w:sz w:val="19"/>
+              </w:rPr>
+              <w:t>—</w:t>
+            </w:r>
+          </w:p>
+        </w:tc>
+        <w:tc>
+          <w:tcPr>
+            <w:tcW w:type="dxa" w:w="2340"/>
+          </w:tcPr>
+          <w:p>
+            <w:r/>
+            <w:r>
+              <w:rPr>
+                <w:rFonts w:ascii="Consolas" w:hAnsi="Consolas"/>
+                <w:sz w:val="19"/>
+              </w:rPr>
+              <w:t>GND</w:t>
+            </w:r>
+          </w:p>
+        </w:tc>
+      </w:tr>
+    </w:tbl>
+    <w:p>
+      <w:pPr>
+        <w:spacing w:after="120"/>
+      </w:pPr>
     </w:p>
     <w:p>
       <w:pPr>
@@ -7794,98 +10267,157 @@
           <w:b/>
           <w:sz w:val="21"/>
         </w:rPr>
-        <w:t>Desacoplo de Hardware:</w:t>
-      </w:r>
-      <w:r>
-        <w:rPr>
-          <w:b w:val="0"/>
-          <w:sz w:val="21"/>
-        </w:rPr>
-        <w:t xml:space="preserve"> El pin </w:t>
+        <w:t>Es el `USART1` REMAPEADO, no un segundo puerto serie.</w:t>
+      </w:r>
+      <w:r>
+        <w:rPr>
+          <w:b w:val="0"/>
+          <w:sz w:val="21"/>
+        </w:rPr>
+        <w:t xml:space="preserve"> El STM32F103 permite sacar el </w:t>
       </w:r>
       <w:r>
         <w:rPr>
           <w:rFonts w:ascii="Consolas" w:hAnsi="Consolas"/>
           <w:sz w:val="21"/>
         </w:rPr>
-        <w:t>PA8</w:t>
-      </w:r>
-      <w:r>
-        <w:rPr>
-          <w:b w:val="0"/>
-          <w:sz w:val="21"/>
-        </w:rPr>
-        <w:t xml:space="preserve"> (</w:t>
+        <w:t>USART1</w:t>
+      </w:r>
+    </w:p>
+    <w:p>
+      <w:pPr>
+        <w:spacing w:after="120"/>
+      </w:pPr>
+      <w:r>
+        <w:rPr>
+          <w:b w:val="0"/>
+          <w:sz w:val="21"/>
+        </w:rPr>
+        <w:t xml:space="preserve">por </w:t>
       </w:r>
       <w:r>
         <w:rPr>
           <w:rFonts w:ascii="Consolas" w:hAnsi="Consolas"/>
           <w:sz w:val="21"/>
         </w:rPr>
-        <w:t>RS485_IN_DE_RE</w:t>
-      </w:r>
-      <w:r>
-        <w:rPr>
-          <w:b w:val="0"/>
-          <w:sz w:val="21"/>
-        </w:rPr>
-        <w:t xml:space="preserve">) se fija en </w:t>
+        <w:t>PB6</w:t>
+      </w:r>
+      <w:r>
+        <w:rPr>
+          <w:b w:val="0"/>
+          <w:sz w:val="21"/>
+        </w:rPr>
+        <w:t>/</w:t>
       </w:r>
       <w:r>
         <w:rPr>
           <w:rFonts w:ascii="Consolas" w:hAnsi="Consolas"/>
           <w:sz w:val="21"/>
         </w:rPr>
-        <w:t>HIGH</w:t>
-      </w:r>
-      <w:r>
-        <w:rPr>
-          <w:b w:val="0"/>
-          <w:sz w:val="21"/>
-        </w:rPr>
-        <w:t xml:space="preserve"> permanente en el firmware, poniendo la salida </w:t>
+        <w:t>PB7</w:t>
+      </w:r>
+      <w:r>
+        <w:rPr>
+          <w:b w:val="0"/>
+          <w:sz w:val="21"/>
+        </w:rPr>
+        <w:t xml:space="preserve"> en lugar de </w:t>
       </w:r>
       <w:r>
         <w:rPr>
           <w:rFonts w:ascii="Consolas" w:hAnsi="Consolas"/>
           <w:sz w:val="21"/>
         </w:rPr>
-        <w:t>RO</w:t>
-      </w:r>
-      <w:r>
-        <w:rPr>
-          <w:b w:val="0"/>
-          <w:sz w:val="21"/>
-        </w:rPr>
-        <w:t xml:space="preserve"> del transceptor </w:t>
+        <w:t>PA9</w:t>
+      </w:r>
+      <w:r>
+        <w:rPr>
+          <w:b w:val="0"/>
+          <w:sz w:val="21"/>
+        </w:rPr>
+        <w:t>/</w:t>
       </w:r>
       <w:r>
         <w:rPr>
           <w:rFonts w:ascii="Consolas" w:hAnsi="Consolas"/>
           <w:sz w:val="21"/>
         </w:rPr>
-        <w:t>MAX3485 U3</w:t>
-      </w:r>
-      <w:r>
-        <w:rPr>
-          <w:b w:val="0"/>
-          <w:sz w:val="21"/>
-        </w:rPr>
-        <w:t xml:space="preserve"> en alta impedancia (\text{Hi-Z}) para dejar libre </w:t>
+        <w:t>PA10</w:t>
+      </w:r>
+      <w:r>
+        <w:rPr>
+          <w:b w:val="0"/>
+          <w:sz w:val="21"/>
+        </w:rPr>
+        <w:t xml:space="preserve">, </w:t>
+      </w:r>
+      <w:r>
+        <w:rPr>
+          <w:b/>
+          <w:sz w:val="21"/>
+        </w:rPr>
+        <w:t>pero solo por un sitio a la vez</w:t>
+      </w:r>
+      <w:r>
+        <w:rPr>
+          <w:b w:val="0"/>
+          <w:sz w:val="21"/>
+        </w:rPr>
+        <w:t>. El firmware ya está</w:t>
+      </w:r>
+    </w:p>
+    <w:p>
+      <w:pPr>
+        <w:spacing w:after="120"/>
+      </w:pPr>
+      <w:r>
+        <w:rPr>
+          <w:b w:val="0"/>
+          <w:sz w:val="21"/>
+        </w:rPr>
+        <w:t xml:space="preserve">ahí: </w:t>
       </w:r>
       <w:r>
         <w:rPr>
           <w:rFonts w:ascii="Consolas" w:hAnsi="Consolas"/>
           <w:sz w:val="21"/>
         </w:rPr>
-        <w:t>PA10</w:t>
-      </w:r>
-      <w:r>
-        <w:rPr>
-          <w:b w:val="0"/>
-          <w:sz w:val="21"/>
-        </w:rPr>
-        <w:t xml:space="preserve"> sin colisiones de bus.</w:t>
+        <w:t>static HardwareSerial SerialBT(PB7, PB6);</w:t>
+      </w:r>
+      <w:r>
+        <w:rPr>
+          <w:b w:val="0"/>
+          <w:sz w:val="21"/>
+        </w:rPr>
+        <w:t xml:space="preserve"> en </w:t>
+      </w:r>
+      <w:r>
+        <w:rPr>
+          <w:rFonts w:ascii="Consolas" w:hAnsi="Consolas"/>
+          <w:sz w:val="21"/>
+        </w:rPr>
+        <w:t>bluetooth.cpp</w:t>
+      </w:r>
+      <w:r>
+        <w:rPr>
+          <w:b w:val="0"/>
+          <w:sz w:val="21"/>
+        </w:rPr>
+        <w:t xml:space="preserve">, </w:t>
+      </w:r>
+      <w:r>
+        <w:rPr>
+          <w:b/>
+          <w:sz w:val="21"/>
+        </w:rPr>
+        <w:t>idéntico en las dos puntas</w:t>
+      </w:r>
+      <w:r>
+        <w:rPr>
+          <w:b w:val="0"/>
+          <w:sz w:val="21"/>
+        </w:rPr>
+        <w:t>.</w:t>
       </w:r>
     </w:p>
     <w:p>
@@ -7899,14 +10431,150 @@
           <w:b/>
           <w:sz w:val="21"/>
         </w:rPr>
-        <w:t>Baudrate:</w:t>
-      </w:r>
-      <w:r>
-        <w:rPr>
-          <w:b w:val="0"/>
-          <w:sz w:val="21"/>
-        </w:rPr>
-        <w:t xml:space="preserve"> 9600 bps, 8-N-1.</w:t>
+        <w:t>Por qué estos pines quedaron libres:</w:t>
+      </w:r>
+      <w:r>
+        <w:rPr>
+          <w:b w:val="0"/>
+          <w:sz w:val="21"/>
+        </w:rPr>
+        <w:t xml:space="preserve"> eran </w:t>
+      </w:r>
+      <w:r>
+        <w:rPr>
+          <w:rFonts w:ascii="Consolas" w:hAnsi="Consolas"/>
+          <w:sz w:val="21"/>
+        </w:rPr>
+        <w:t>LCD_PSB</w:t>
+      </w:r>
+      <w:r>
+        <w:rPr>
+          <w:b w:val="0"/>
+          <w:sz w:val="21"/>
+        </w:rPr>
+        <w:t xml:space="preserve"> (</w:t>
+      </w:r>
+      <w:r>
+        <w:rPr>
+          <w:rFonts w:ascii="Consolas" w:hAnsi="Consolas"/>
+          <w:sz w:val="21"/>
+        </w:rPr>
+        <w:t>PB6</w:t>
+      </w:r>
+      <w:r>
+        <w:rPr>
+          <w:b w:val="0"/>
+          <w:sz w:val="21"/>
+        </w:rPr>
+        <w:t xml:space="preserve">) y </w:t>
+      </w:r>
+      <w:r>
+        <w:rPr>
+          <w:rFonts w:ascii="Consolas" w:hAnsi="Consolas"/>
+          <w:sz w:val="21"/>
+        </w:rPr>
+        <w:t>LCD_RST</w:t>
+      </w:r>
+      <w:r>
+        <w:rPr>
+          <w:b w:val="0"/>
+          <w:sz w:val="21"/>
+        </w:rPr>
+        <w:t xml:space="preserve"> (</w:t>
+      </w:r>
+      <w:r>
+        <w:rPr>
+          <w:rFonts w:ascii="Consolas" w:hAnsi="Consolas"/>
+          <w:sz w:val="21"/>
+        </w:rPr>
+        <w:t>PB7</w:t>
+      </w:r>
+      <w:r>
+        <w:rPr>
+          <w:b w:val="0"/>
+          <w:sz w:val="21"/>
+        </w:rPr>
+        <w:t>) de la pantalla,</w:t>
+      </w:r>
+    </w:p>
+    <w:p>
+      <w:pPr>
+        <w:spacing w:after="120"/>
+      </w:pPr>
+      <w:r>
+        <w:rPr>
+          <w:b w:val="0"/>
+          <w:sz w:val="21"/>
+        </w:rPr>
+        <w:t xml:space="preserve">y </w:t>
+      </w:r>
+      <w:r>
+        <w:rPr>
+          <w:b/>
+          <w:sz w:val="21"/>
+        </w:rPr>
+        <w:t>ninguno de los dos llevaba datos</w:t>
+      </w:r>
+      <w:r>
+        <w:rPr>
+          <w:b w:val="0"/>
+          <w:sz w:val="21"/>
+        </w:rPr>
+        <w:t xml:space="preserve"> — uno era un nivel estático y el otro un pulso de arranque.</w:t>
+      </w:r>
+    </w:p>
+    <w:p>
+      <w:pPr>
+        <w:spacing w:after="120"/>
+      </w:pPr>
+      <w:r>
+        <w:rPr>
+          <w:b w:val="0"/>
+          <w:sz w:val="21"/>
+        </w:rPr>
+        <w:t>Los tres hilos de datos del ST7920 (</w:t>
+      </w:r>
+      <w:r>
+        <w:rPr>
+          <w:rFonts w:ascii="Consolas" w:hAnsi="Consolas"/>
+          <w:sz w:val="21"/>
+        </w:rPr>
+        <w:t>SCLK</w:t>
+      </w:r>
+      <w:r>
+        <w:rPr>
+          <w:b w:val="0"/>
+          <w:sz w:val="21"/>
+        </w:rPr>
+        <w:t xml:space="preserve">, </w:t>
+      </w:r>
+      <w:r>
+        <w:rPr>
+          <w:rFonts w:ascii="Consolas" w:hAnsi="Consolas"/>
+          <w:sz w:val="21"/>
+        </w:rPr>
+        <w:t>SID</w:t>
+      </w:r>
+      <w:r>
+        <w:rPr>
+          <w:b w:val="0"/>
+          <w:sz w:val="21"/>
+        </w:rPr>
+        <w:t xml:space="preserve">, </w:t>
+      </w:r>
+      <w:r>
+        <w:rPr>
+          <w:rFonts w:ascii="Consolas" w:hAnsi="Consolas"/>
+          <w:sz w:val="21"/>
+        </w:rPr>
+        <w:t>CS</w:t>
+      </w:r>
+      <w:r>
+        <w:rPr>
+          <w:b w:val="0"/>
+          <w:sz w:val="21"/>
+        </w:rPr>
+        <w:t>) no se tocan.</w:t>
       </w:r>
     </w:p>
     <w:p>
@@ -7920,29 +10588,616 @@
           <w:b/>
           <w:sz w:val="21"/>
         </w:rPr>
-        <w:t>Telemetría:</w:t>
-      </w:r>
-      <w:r>
-        <w:rPr>
-          <w:b w:val="0"/>
-          <w:sz w:val="21"/>
-        </w:rPr>
-        <w:t xml:space="preserve"> Emisión cada 1s de trama </w:t>
-      </w:r>
+        <w:t>Baudrate:</w:t>
+      </w:r>
+      <w:r>
+        <w:rPr>
+          <w:b w:val="0"/>
+          <w:sz w:val="21"/>
+        </w:rPr>
+        <w:t xml:space="preserve"> 9600 bps, 8-N-1.</w:t>
+      </w:r>
+    </w:p>
+    <w:p>
+      <w:pPr>
+        <w:spacing w:after="160"/>
+        <w:ind w:left="360"/>
+        <w:shd w:val="clear" w:fill="FFF4E5"/>
+      </w:pPr>
       <w:r>
         <w:rPr>
           <w:rFonts w:ascii="Consolas" w:hAnsi="Consolas"/>
-          <w:sz w:val="21"/>
-        </w:rPr>
-        <w:t>$STATUS,NODE:...,MODO:...,ESTADO:...,T:...,RF:...%,RTT:...ms,BAT:...,HORA:...*XX\r\n</w:t>
-      </w:r>
-      <w:r>
-        <w:rPr>
-          <w:b w:val="0"/>
-          <w:sz w:val="21"/>
-        </w:rPr>
-        <w:t>.</w:t>
-      </w:r>
+          <w:color w:val="960000"/>
+          <w:sz w:val="20"/>
+        </w:rPr>
+        <w:t>PA9</w:t>
+      </w:r>
+      <w:r>
+        <w:rPr>
+          <w:b w:val="0"/>
+          <w:color w:val="960000"/>
+          <w:sz w:val="20"/>
+        </w:rPr>
+        <w:t>/</w:t>
+      </w:r>
+      <w:r>
+        <w:rPr>
+          <w:rFonts w:ascii="Consolas" w:hAnsi="Consolas"/>
+          <w:color w:val="960000"/>
+          <w:sz w:val="20"/>
+        </w:rPr>
+        <w:t>PA10</w:t>
+      </w:r>
+      <w:r>
+        <w:rPr>
+          <w:b w:val="0"/>
+          <w:color w:val="960000"/>
+          <w:sz w:val="20"/>
+        </w:rPr>
+        <w:t xml:space="preserve">: válido eléctricamente, </w:t>
+      </w:r>
+      <w:r>
+        <w:rPr>
+          <w:b/>
+          <w:color w:val="960000"/>
+          <w:sz w:val="20"/>
+        </w:rPr>
+        <w:t>NO es el montaje vigente</w:t>
+      </w:r>
+      <w:r>
+        <w:rPr>
+          <w:b w:val="0"/>
+          <w:color w:val="960000"/>
+          <w:sz w:val="20"/>
+        </w:rPr>
+        <w:t xml:space="preserve"> El puerto sigue existiendo en esos pines, pero </w:t>
+      </w:r>
+      <w:r>
+        <w:rPr>
+          <w:b/>
+          <w:color w:val="960000"/>
+          <w:sz w:val="20"/>
+        </w:rPr>
+        <w:t>no salen a ninguna bornera de la tarjeta</w:t>
+      </w:r>
+      <w:r>
+        <w:rPr>
+          <w:b w:val="0"/>
+          <w:color w:val="960000"/>
+          <w:sz w:val="20"/>
+        </w:rPr>
+        <w:t xml:space="preserve">. Para usarlos hay que </w:t>
+      </w:r>
+      <w:r>
+        <w:rPr>
+          <w:b/>
+          <w:color w:val="960000"/>
+          <w:sz w:val="20"/>
+        </w:rPr>
+        <w:t>soldar</w:t>
+      </w:r>
+      <w:r>
+        <w:rPr>
+          <w:b w:val="0"/>
+          <w:color w:val="960000"/>
+          <w:sz w:val="20"/>
+        </w:rPr>
+        <w:t xml:space="preserve"> en las patas del MAX3485 </w:t>
+      </w:r>
+      <w:r>
+        <w:rPr>
+          <w:rFonts w:ascii="Consolas" w:hAnsi="Consolas"/>
+          <w:color w:val="960000"/>
+          <w:sz w:val="20"/>
+        </w:rPr>
+        <w:t>U2</w:t>
+      </w:r>
+      <w:r>
+        <w:rPr>
+          <w:b w:val="0"/>
+          <w:color w:val="960000"/>
+          <w:sz w:val="20"/>
+        </w:rPr>
+        <w:t xml:space="preserve"> o del propio micro. </w:t>
+      </w:r>
+      <w:r>
+        <w:rPr>
+          <w:b/>
+          <w:color w:val="960000"/>
+          <w:sz w:val="20"/>
+        </w:rPr>
+        <w:t>Queda como alternativa de laboratorio, no como el cableado de campo.</w:t>
+      </w:r>
+      <w:r>
+        <w:rPr>
+          <w:b w:val="0"/>
+          <w:color w:val="960000"/>
+          <w:sz w:val="20"/>
+        </w:rPr>
+        <w:t xml:space="preserve"> Las ediciones anteriores de este manual daban </w:t>
+      </w:r>
+      <w:r>
+        <w:rPr>
+          <w:rFonts w:ascii="Consolas" w:hAnsi="Consolas"/>
+          <w:color w:val="960000"/>
+          <w:sz w:val="20"/>
+        </w:rPr>
+        <w:t>PA9</w:t>
+      </w:r>
+      <w:r>
+        <w:rPr>
+          <w:b w:val="0"/>
+          <w:color w:val="960000"/>
+          <w:sz w:val="20"/>
+        </w:rPr>
+        <w:t xml:space="preserve"> TX / </w:t>
+      </w:r>
+      <w:r>
+        <w:rPr>
+          <w:rFonts w:ascii="Consolas" w:hAnsi="Consolas"/>
+          <w:color w:val="960000"/>
+          <w:sz w:val="20"/>
+        </w:rPr>
+        <w:t>PA10</w:t>
+      </w:r>
+      <w:r>
+        <w:rPr>
+          <w:b w:val="0"/>
+          <w:color w:val="960000"/>
+          <w:sz w:val="20"/>
+        </w:rPr>
+        <w:t xml:space="preserve"> RX: era correcto para el montaje anterior y </w:t>
+      </w:r>
+      <w:r>
+        <w:rPr>
+          <w:b/>
+          <w:color w:val="960000"/>
+          <w:sz w:val="20"/>
+        </w:rPr>
+        <w:t>ha quedado obsoleto, no se ha borrado.</w:t>
+      </w:r>
+    </w:p>
+    <w:p>
+      <w:pPr>
+        <w:spacing w:before="200" w:after="120"/>
+      </w:pPr>
+      <w:r>
+        <w:rPr>
+          <w:b/>
+          <w:color w:val="003366"/>
+          <w:sz w:val="23"/>
+        </w:rPr>
+        <w:t xml:space="preserve">🔧 Corrección de chip: </w:t>
+      </w:r>
+      <w:r>
+        <w:rPr>
+          <w:rFonts w:ascii="Consolas" w:hAnsi="Consolas"/>
+          <w:color w:val="003366"/>
+          <w:sz w:val="23"/>
+        </w:rPr>
+        <w:t>U2</w:t>
+      </w:r>
+      <w:r>
+        <w:rPr>
+          <w:b/>
+          <w:color w:val="003366"/>
+          <w:sz w:val="23"/>
+        </w:rPr>
+        <w:t xml:space="preserve"> y </w:t>
+      </w:r>
+      <w:r>
+        <w:rPr>
+          <w:rFonts w:ascii="Consolas" w:hAnsi="Consolas"/>
+          <w:color w:val="003366"/>
+          <w:sz w:val="23"/>
+        </w:rPr>
+        <w:t>U3</w:t>
+      </w:r>
+      <w:r>
+        <w:rPr>
+          <w:b/>
+          <w:color w:val="003366"/>
+          <w:sz w:val="23"/>
+        </w:rPr>
+        <w:t xml:space="preserve"> estaban INVERTIDOS</w:t>
+      </w:r>
+    </w:p>
+    <w:p>
+      <w:pPr>
+        <w:spacing w:after="160"/>
+        <w:ind w:left="360"/>
+        <w:shd w:val="clear" w:fill="FFF4E5"/>
+      </w:pPr>
+      <w:r>
+        <w:rPr>
+          <w:b/>
+          <w:color w:val="960000"/>
+          <w:sz w:val="20"/>
+        </w:rPr>
+        <w:t>Este manual decía `MAX3485 U3` donde va `U2`.</w:t>
+      </w:r>
+      <w:r>
+        <w:rPr>
+          <w:b w:val="0"/>
+          <w:color w:val="960000"/>
+          <w:sz w:val="20"/>
+        </w:rPr>
+        <w:t xml:space="preserve"> Se corrige dejando constancia, porque una corrección silenciosa se vuelve a proponer al mes siguiente.</w:t>
+      </w:r>
+    </w:p>
+    <w:p>
+      <w:pPr>
+        <w:spacing w:after="120"/>
+      </w:pPr>
+      <w:r>
+        <w:rPr>
+          <w:b w:val="0"/>
+          <w:sz w:val="21"/>
+        </w:rPr>
+        <w:t>Trazado red por red sobre el esquemático (</w:t>
+      </w:r>
+      <w:r>
+        <w:rPr>
+          <w:rFonts w:ascii="Consolas" w:hAnsi="Consolas"/>
+          <w:sz w:val="21"/>
+        </w:rPr>
+        <w:t>Controladora_Semaforos.kicad_sch</w:t>
+      </w:r>
+      <w:r>
+        <w:rPr>
+          <w:b w:val="0"/>
+          <w:sz w:val="21"/>
+        </w:rPr>
+        <w:t>):</w:t>
+      </w:r>
+    </w:p>
+    <w:tbl>
+      <w:tblPr>
+        <w:tblStyle w:val="TableGrid"/>
+        <w:tblW w:type="auto" w:w="0"/>
+        <w:tblLook w:firstColumn="1" w:firstRow="1" w:lastColumn="0" w:lastRow="0" w:noHBand="0" w:noVBand="1" w:val="04A0"/>
+      </w:tblPr>
+      <w:tblGrid>
+        <w:gridCol w:w="2340"/>
+        <w:gridCol w:w="2340"/>
+        <w:gridCol w:w="2340"/>
+        <w:gridCol w:w="2340"/>
+      </w:tblGrid>
+      <w:tr>
+        <w:tc>
+          <w:tcPr>
+            <w:tcW w:type="dxa" w:w="2340"/>
+            <w:shd w:val="clear" w:fill="DCE6F1"/>
+          </w:tcPr>
+          <w:p>
+            <w:r/>
+            <w:r>
+              <w:rPr>
+                <w:b/>
+                <w:sz w:val="19"/>
+              </w:rPr>
+              <w:t>chip</w:t>
+            </w:r>
+          </w:p>
+        </w:tc>
+        <w:tc>
+          <w:tcPr>
+            <w:tcW w:type="dxa" w:w="2340"/>
+            <w:shd w:val="clear" w:fill="DCE6F1"/>
+          </w:tcPr>
+          <w:p>
+            <w:r/>
+            <w:r>
+              <w:rPr>
+                <w:b/>
+                <w:sz w:val="19"/>
+              </w:rPr>
+              <w:t>qué puerto</w:t>
+            </w:r>
+          </w:p>
+        </w:tc>
+        <w:tc>
+          <w:tcPr>
+            <w:tcW w:type="dxa" w:w="2340"/>
+            <w:shd w:val="clear" w:fill="DCE6F1"/>
+          </w:tcPr>
+          <w:p>
+            <w:r/>
+            <w:r>
+              <w:rPr>
+                <w:b/>
+                <w:sz w:val="19"/>
+              </w:rPr>
+              <w:t>pines del micro</w:t>
+            </w:r>
+          </w:p>
+        </w:tc>
+        <w:tc>
+          <w:tcPr>
+            <w:tcW w:type="dxa" w:w="2340"/>
+            <w:shd w:val="clear" w:fill="DCE6F1"/>
+          </w:tcPr>
+          <w:p>
+            <w:r/>
+            <w:r>
+              <w:rPr>
+                <w:b/>
+                <w:sz w:val="19"/>
+              </w:rPr>
+              <w:t>par A/B por</w:t>
+            </w:r>
+          </w:p>
+        </w:tc>
+      </w:tr>
+      <w:tr>
+        <w:tc>
+          <w:tcPr>
+            <w:tcW w:type="dxa" w:w="2340"/>
+          </w:tcPr>
+          <w:p>
+            <w:r/>
+            <w:r>
+              <w:rPr>
+                <w:b/>
+                <w:sz w:val="19"/>
+              </w:rPr>
+              <w:t>`U2`</w:t>
+            </w:r>
+          </w:p>
+        </w:tc>
+        <w:tc>
+          <w:tcPr>
+            <w:tcW w:type="dxa" w:w="2340"/>
+          </w:tcPr>
+          <w:p>
+            <w:r/>
+            <w:r>
+              <w:rPr>
+                <w:b w:val="0"/>
+                <w:sz w:val="19"/>
+              </w:rPr>
+              <w:t xml:space="preserve">MAX3485 del </w:t>
+            </w:r>
+            <w:r>
+              <w:rPr>
+                <w:b/>
+                <w:sz w:val="19"/>
+              </w:rPr>
+              <w:t>`USART1`</w:t>
+            </w:r>
+          </w:p>
+        </w:tc>
+        <w:tc>
+          <w:tcPr>
+            <w:tcW w:type="dxa" w:w="2340"/>
+          </w:tcPr>
+          <w:p>
+            <w:r/>
+            <w:r>
+              <w:rPr>
+                <w:rFonts w:ascii="Consolas" w:hAnsi="Consolas"/>
+                <w:sz w:val="19"/>
+              </w:rPr>
+              <w:t>RO</w:t>
+            </w:r>
+            <w:r>
+              <w:rPr>
+                <w:b w:val="0"/>
+                <w:sz w:val="19"/>
+              </w:rPr>
+              <w:t>(1)→</w:t>
+            </w:r>
+            <w:r>
+              <w:rPr>
+                <w:rFonts w:ascii="Consolas" w:hAnsi="Consolas"/>
+                <w:sz w:val="19"/>
+              </w:rPr>
+              <w:t>PA10</w:t>
+            </w:r>
+            <w:r>
+              <w:rPr>
+                <w:b w:val="0"/>
+                <w:sz w:val="19"/>
+              </w:rPr>
+              <w:t xml:space="preserve"> · </w:t>
+            </w:r>
+            <w:r>
+              <w:rPr>
+                <w:rFonts w:ascii="Consolas" w:hAnsi="Consolas"/>
+                <w:sz w:val="19"/>
+              </w:rPr>
+              <w:t>~RE</w:t>
+            </w:r>
+            <w:r>
+              <w:rPr>
+                <w:b w:val="0"/>
+                <w:sz w:val="19"/>
+              </w:rPr>
+              <w:t xml:space="preserve">(2) y </w:t>
+            </w:r>
+            <w:r>
+              <w:rPr>
+                <w:rFonts w:ascii="Consolas" w:hAnsi="Consolas"/>
+                <w:sz w:val="19"/>
+              </w:rPr>
+              <w:t>DE</w:t>
+            </w:r>
+            <w:r>
+              <w:rPr>
+                <w:b w:val="0"/>
+                <w:sz w:val="19"/>
+              </w:rPr>
+              <w:t>(3)→</w:t>
+            </w:r>
+            <w:r>
+              <w:rPr>
+                <w:rFonts w:ascii="Consolas" w:hAnsi="Consolas"/>
+                <w:sz w:val="19"/>
+              </w:rPr>
+              <w:t>PA8</w:t>
+            </w:r>
+            <w:r>
+              <w:rPr>
+                <w:b w:val="0"/>
+                <w:sz w:val="19"/>
+              </w:rPr>
+              <w:t xml:space="preserve"> · </w:t>
+            </w:r>
+            <w:r>
+              <w:rPr>
+                <w:rFonts w:ascii="Consolas" w:hAnsi="Consolas"/>
+                <w:sz w:val="19"/>
+              </w:rPr>
+              <w:t>DI</w:t>
+            </w:r>
+            <w:r>
+              <w:rPr>
+                <w:b w:val="0"/>
+                <w:sz w:val="19"/>
+              </w:rPr>
+              <w:t>(4)→</w:t>
+            </w:r>
+            <w:r>
+              <w:rPr>
+                <w:rFonts w:ascii="Consolas" w:hAnsi="Consolas"/>
+                <w:sz w:val="19"/>
+              </w:rPr>
+              <w:t>PA9</w:t>
+            </w:r>
+          </w:p>
+        </w:tc>
+        <w:tc>
+          <w:tcPr>
+            <w:tcW w:type="dxa" w:w="2340"/>
+          </w:tcPr>
+          <w:p>
+            <w:r/>
+            <w:r>
+              <w:rPr>
+                <w:b/>
+                <w:sz w:val="19"/>
+              </w:rPr>
+              <w:t>`J10`</w:t>
+            </w:r>
+          </w:p>
+        </w:tc>
+      </w:tr>
+      <w:tr>
+        <w:tc>
+          <w:tcPr>
+            <w:tcW w:type="dxa" w:w="2340"/>
+          </w:tcPr>
+          <w:p>
+            <w:r/>
+            <w:r>
+              <w:rPr>
+                <w:b/>
+                <w:sz w:val="19"/>
+              </w:rPr>
+              <w:t>`U3`</w:t>
+            </w:r>
+          </w:p>
+        </w:tc>
+        <w:tc>
+          <w:tcPr>
+            <w:tcW w:type="dxa" w:w="2340"/>
+          </w:tcPr>
+          <w:p>
+            <w:r/>
+            <w:r>
+              <w:rPr>
+                <w:b w:val="0"/>
+                <w:sz w:val="19"/>
+              </w:rPr>
+              <w:t xml:space="preserve">MAX3485 del </w:t>
+            </w:r>
+            <w:r>
+              <w:rPr>
+                <w:b/>
+                <w:sz w:val="19"/>
+              </w:rPr>
+              <w:t>`USART3`</w:t>
+            </w:r>
+            <w:r>
+              <w:rPr>
+                <w:b w:val="0"/>
+                <w:sz w:val="19"/>
+              </w:rPr>
+              <w:t xml:space="preserve"> — el de la </w:t>
+            </w:r>
+            <w:r>
+              <w:rPr>
+                <w:b/>
+                <w:sz w:val="19"/>
+              </w:rPr>
+              <w:t>radio LoRa</w:t>
+            </w:r>
+          </w:p>
+        </w:tc>
+        <w:tc>
+          <w:tcPr>
+            <w:tcW w:type="dxa" w:w="2340"/>
+          </w:tcPr>
+          <w:p>
+            <w:r/>
+            <w:r>
+              <w:rPr>
+                <w:rFonts w:ascii="Consolas" w:hAnsi="Consolas"/>
+                <w:sz w:val="19"/>
+              </w:rPr>
+              <w:t>PB11</w:t>
+            </w:r>
+            <w:r>
+              <w:rPr>
+                <w:b w:val="0"/>
+                <w:sz w:val="19"/>
+              </w:rPr>
+              <w:t xml:space="preserve"> · </w:t>
+            </w:r>
+            <w:r>
+              <w:rPr>
+                <w:rFonts w:ascii="Consolas" w:hAnsi="Consolas"/>
+                <w:sz w:val="19"/>
+              </w:rPr>
+              <w:t>PB12</w:t>
+            </w:r>
+            <w:r>
+              <w:rPr>
+                <w:b w:val="0"/>
+                <w:sz w:val="19"/>
+              </w:rPr>
+              <w:t xml:space="preserve"> · </w:t>
+            </w:r>
+            <w:r>
+              <w:rPr>
+                <w:rFonts w:ascii="Consolas" w:hAnsi="Consolas"/>
+                <w:sz w:val="19"/>
+              </w:rPr>
+              <w:t>PB10</w:t>
+            </w:r>
+          </w:p>
+        </w:tc>
+        <w:tc>
+          <w:tcPr>
+            <w:tcW w:type="dxa" w:w="2340"/>
+          </w:tcPr>
+          <w:p>
+            <w:r/>
+            <w:r>
+              <w:rPr>
+                <w:b/>
+                <w:sz w:val="19"/>
+              </w:rPr>
+              <w:t>`J12`</w:t>
+            </w:r>
+          </w:p>
+        </w:tc>
+      </w:tr>
+    </w:tbl>
+    <w:p>
+      <w:pPr>
+        <w:spacing w:after="120"/>
+      </w:pPr>
     </w:p>
     <w:p>
       <w:pPr>
@@ -7955,28 +11210,408 @@
           <w:b/>
           <w:sz w:val="21"/>
         </w:rPr>
-        <w:t>Caja Negra:</w:t>
-      </w:r>
-      <w:r>
-        <w:rPr>
-          <w:b w:val="0"/>
-          <w:sz w:val="21"/>
-        </w:rPr>
-        <w:t xml:space="preserve"> Registro instantáneo de caídas de radio con hora exacta RTC (</w:t>
+        <w:t>Desacoplo de Hardware:</w:t>
+      </w:r>
+      <w:r>
+        <w:rPr>
+          <w:b w:val="0"/>
+          <w:sz w:val="21"/>
+        </w:rPr>
+        <w:t xml:space="preserve"> el pin </w:t>
       </w:r>
       <w:r>
         <w:rPr>
           <w:rFonts w:ascii="Consolas" w:hAnsi="Consolas"/>
           <w:sz w:val="21"/>
         </w:rPr>
-        <w:t>$ALARM,NODE:...,EVENTO:FALLO_RF,CAUSA:SILENCIO_25000ms...*XX\r\n</w:t>
-      </w:r>
-      <w:r>
-        <w:rPr>
-          <w:b w:val="0"/>
-          <w:sz w:val="21"/>
-        </w:rPr>
-        <w:t>).</w:t>
+        <w:t>PA8</w:t>
+      </w:r>
+      <w:r>
+        <w:rPr>
+          <w:b w:val="0"/>
+          <w:sz w:val="21"/>
+        </w:rPr>
+        <w:t xml:space="preserve"> (</w:t>
+      </w:r>
+      <w:r>
+        <w:rPr>
+          <w:rFonts w:ascii="Consolas" w:hAnsi="Consolas"/>
+          <w:sz w:val="21"/>
+        </w:rPr>
+        <w:t>RS485_IN_DE_RE</w:t>
+      </w:r>
+      <w:r>
+        <w:rPr>
+          <w:b w:val="0"/>
+          <w:sz w:val="21"/>
+        </w:rPr>
+        <w:t xml:space="preserve">) se fija en </w:t>
+      </w:r>
+      <w:r>
+        <w:rPr>
+          <w:rFonts w:ascii="Consolas" w:hAnsi="Consolas"/>
+          <w:sz w:val="21"/>
+        </w:rPr>
+        <w:t>HIGH</w:t>
+      </w:r>
+      <w:r>
+        <w:rPr>
+          <w:b w:val="0"/>
+          <w:sz w:val="21"/>
+        </w:rPr>
+        <w:t xml:space="preserve"> permanente en el</w:t>
+      </w:r>
+    </w:p>
+    <w:p>
+      <w:pPr>
+        <w:spacing w:after="120"/>
+      </w:pPr>
+      <w:r>
+        <w:rPr>
+          <w:b w:val="0"/>
+          <w:sz w:val="21"/>
+        </w:rPr>
+        <w:t xml:space="preserve">firmware. Eso apaga el receptor </w:t>
+      </w:r>
+      <w:r>
+        <w:rPr>
+          <w:rFonts w:ascii="Consolas" w:hAnsi="Consolas"/>
+          <w:sz w:val="21"/>
+        </w:rPr>
+        <w:t>RO</w:t>
+      </w:r>
+      <w:r>
+        <w:rPr>
+          <w:b w:val="0"/>
+          <w:sz w:val="21"/>
+        </w:rPr>
+        <w:t xml:space="preserve"> del </w:t>
+      </w:r>
+      <w:r>
+        <w:rPr>
+          <w:b/>
+          <w:sz w:val="21"/>
+        </w:rPr>
+        <w:t>`U2`</w:t>
+      </w:r>
+      <w:r>
+        <w:rPr>
+          <w:b w:val="0"/>
+          <w:sz w:val="21"/>
+        </w:rPr>
+        <w:t xml:space="preserve"> (no del </w:t>
+      </w:r>
+      <w:r>
+        <w:rPr>
+          <w:rFonts w:ascii="Consolas" w:hAnsi="Consolas"/>
+          <w:sz w:val="21"/>
+        </w:rPr>
+        <w:t>U3</w:t>
+      </w:r>
+      <w:r>
+        <w:rPr>
+          <w:b w:val="0"/>
+          <w:sz w:val="21"/>
+        </w:rPr>
+        <w:t xml:space="preserve">) y deja libre </w:t>
+      </w:r>
+      <w:r>
+        <w:rPr>
+          <w:rFonts w:ascii="Consolas" w:hAnsi="Consolas"/>
+          <w:sz w:val="21"/>
+        </w:rPr>
+        <w:t>PA10</w:t>
+      </w:r>
+      <w:r>
+        <w:rPr>
+          <w:b w:val="0"/>
+          <w:sz w:val="21"/>
+        </w:rPr>
+        <w:t>.</w:t>
+      </w:r>
+    </w:p>
+    <w:p>
+      <w:pPr>
+        <w:spacing w:after="160"/>
+        <w:ind w:left="360"/>
+        <w:shd w:val="clear" w:fill="FFF4E5"/>
+      </w:pPr>
+      <w:r>
+        <w:rPr>
+          <w:b w:val="0"/>
+          <w:color w:val="960000"/>
+          <w:sz w:val="20"/>
+        </w:rPr>
+        <w:t xml:space="preserve">⚠️ </w:t>
+      </w:r>
+      <w:r>
+        <w:rPr>
+          <w:b/>
+          <w:color w:val="960000"/>
+          <w:sz w:val="20"/>
+        </w:rPr>
+        <w:t>El matiz que este manual no decía y sí importa: `PA8` gobierna A LA VEZ `~RE` (pin 2) y `DE` (pin 3) de `U2`.</w:t>
+      </w:r>
+      <w:r>
+        <w:rPr>
+          <w:b w:val="0"/>
+          <w:color w:val="960000"/>
+          <w:sz w:val="20"/>
+        </w:rPr>
+        <w:t xml:space="preserve"> Ponerlo en </w:t>
+      </w:r>
+      <w:r>
+        <w:rPr>
+          <w:rFonts w:ascii="Consolas" w:hAnsi="Consolas"/>
+          <w:color w:val="960000"/>
+          <w:sz w:val="20"/>
+        </w:rPr>
+        <w:t>HIGH</w:t>
+      </w:r>
+      <w:r>
+        <w:rPr>
+          <w:b w:val="0"/>
+          <w:color w:val="960000"/>
+          <w:sz w:val="20"/>
+        </w:rPr>
+        <w:t xml:space="preserve"> apaga el </w:t>
+      </w:r>
+      <w:r>
+        <w:rPr>
+          <w:b/>
+          <w:color w:val="960000"/>
+          <w:sz w:val="20"/>
+        </w:rPr>
+        <w:t>receptor</w:t>
+      </w:r>
+      <w:r>
+        <w:rPr>
+          <w:b w:val="0"/>
+          <w:color w:val="960000"/>
+          <w:sz w:val="20"/>
+        </w:rPr>
+        <w:t xml:space="preserve"> —que es lo que se busca— pero </w:t>
+      </w:r>
+      <w:r>
+        <w:rPr>
+          <w:b/>
+          <w:color w:val="960000"/>
+          <w:sz w:val="20"/>
+        </w:rPr>
+        <w:t>deja el transmisor ENCENDIDO</w:t>
+      </w:r>
+      <w:r>
+        <w:rPr>
+          <w:b w:val="0"/>
+          <w:color w:val="960000"/>
+          <w:sz w:val="20"/>
+        </w:rPr>
+        <w:t xml:space="preserve">. Consecuencia: </w:t>
+      </w:r>
+      <w:r>
+        <w:rPr>
+          <w:rFonts w:ascii="Consolas" w:hAnsi="Consolas"/>
+          <w:color w:val="960000"/>
+          <w:sz w:val="20"/>
+        </w:rPr>
+        <w:t>U2</w:t>
+      </w:r>
+      <w:r>
+        <w:rPr>
+          <w:b w:val="0"/>
+          <w:color w:val="960000"/>
+          <w:sz w:val="20"/>
+        </w:rPr>
+        <w:t xml:space="preserve"> vuelca la telemetría por </w:t>
+      </w:r>
+      <w:r>
+        <w:rPr>
+          <w:b/>
+          <w:color w:val="960000"/>
+          <w:sz w:val="20"/>
+        </w:rPr>
+        <w:t>`J10`</w:t>
+      </w:r>
+      <w:r>
+        <w:rPr>
+          <w:b w:val="0"/>
+          <w:color w:val="960000"/>
+          <w:sz w:val="20"/>
+        </w:rPr>
+        <w:t xml:space="preserve"> de forma permanente, y </w:t>
+      </w:r>
+      <w:r>
+        <w:rPr>
+          <w:b/>
+          <w:color w:val="960000"/>
+          <w:sz w:val="20"/>
+        </w:rPr>
+        <w:t>esa línea no puede recibir nunca</w:t>
+      </w:r>
+      <w:r>
+        <w:rPr>
+          <w:b w:val="0"/>
+          <w:color w:val="960000"/>
+          <w:sz w:val="20"/>
+        </w:rPr>
+        <w:t xml:space="preserve">. </w:t>
+      </w:r>
+      <w:r>
+        <w:rPr>
+          <w:b/>
+          <w:color w:val="960000"/>
+          <w:sz w:val="20"/>
+        </w:rPr>
+        <w:t>Hoy es inofensivo porque `J10` está vacío.</w:t>
+      </w:r>
+      <w:r>
+        <w:rPr>
+          <w:b w:val="0"/>
+          <w:color w:val="960000"/>
+          <w:sz w:val="20"/>
+        </w:rPr>
+        <w:t xml:space="preserve"> Deja de serlo el día que alguien cuelgue algo de </w:t>
+      </w:r>
+      <w:r>
+        <w:rPr>
+          <w:rFonts w:ascii="Consolas" w:hAnsi="Consolas"/>
+          <w:color w:val="960000"/>
+          <w:sz w:val="20"/>
+        </w:rPr>
+        <w:t>J10</w:t>
+      </w:r>
+      <w:r>
+        <w:rPr>
+          <w:b w:val="0"/>
+          <w:color w:val="960000"/>
+          <w:sz w:val="20"/>
+        </w:rPr>
+        <w:t xml:space="preserve"> — y ese día </w:t>
+      </w:r>
+      <w:r>
+        <w:rPr>
+          <w:b/>
+          <w:color w:val="960000"/>
+          <w:sz w:val="20"/>
+        </w:rPr>
+        <w:t>hay que tocar el código, no el cableado</w:t>
+      </w:r>
+      <w:r>
+        <w:rPr>
+          <w:b w:val="0"/>
+          <w:color w:val="960000"/>
+          <w:sz w:val="20"/>
+        </w:rPr>
+        <w:t xml:space="preserve">. Es la lección del repetidor del 31/07/2026, ya escrita en </w:t>
+      </w:r>
+      <w:r>
+        <w:rPr>
+          <w:rFonts w:ascii="Consolas" w:hAnsi="Consolas"/>
+          <w:color w:val="960000"/>
+          <w:sz w:val="20"/>
+        </w:rPr>
+        <w:t>01_Firmware/TROUBLESHOOTING.md</w:t>
+      </w:r>
+      <w:r>
+        <w:rPr>
+          <w:b w:val="0"/>
+          <w:color w:val="960000"/>
+          <w:sz w:val="20"/>
+        </w:rPr>
+        <w:t xml:space="preserve">: </w:t>
+      </w:r>
+      <w:r>
+        <w:rPr>
+          <w:b/>
+          <w:color w:val="960000"/>
+          <w:sz w:val="20"/>
+        </w:rPr>
+        <w:t>un `DE`/`RE` clavado en alto bloquea la línea en AMBOS sentidos.</w:t>
+      </w:r>
+      <w:r>
+        <w:rPr>
+          <w:b w:val="0"/>
+          <w:color w:val="960000"/>
+          <w:sz w:val="20"/>
+        </w:rPr>
+        <w:t xml:space="preserve"> Nótese además que este desacoplo </w:t>
+      </w:r>
+      <w:r>
+        <w:rPr>
+          <w:b/>
+          <w:color w:val="960000"/>
+          <w:sz w:val="20"/>
+        </w:rPr>
+        <w:t>ya no es estrictamente necesario para el Bluetooth</w:t>
+      </w:r>
+      <w:r>
+        <w:rPr>
+          <w:b w:val="0"/>
+          <w:color w:val="960000"/>
+          <w:sz w:val="20"/>
+        </w:rPr>
+        <w:t xml:space="preserve">, puesto que el módulo se ha mudado a </w:t>
+      </w:r>
+      <w:r>
+        <w:rPr>
+          <w:rFonts w:ascii="Consolas" w:hAnsi="Consolas"/>
+          <w:color w:val="960000"/>
+          <w:sz w:val="20"/>
+        </w:rPr>
+        <w:t>PB6</w:t>
+      </w:r>
+      <w:r>
+        <w:rPr>
+          <w:b w:val="0"/>
+          <w:color w:val="960000"/>
+          <w:sz w:val="20"/>
+        </w:rPr>
+        <w:t>/</w:t>
+      </w:r>
+      <w:r>
+        <w:rPr>
+          <w:rFonts w:ascii="Consolas" w:hAnsi="Consolas"/>
+          <w:color w:val="960000"/>
+          <w:sz w:val="20"/>
+        </w:rPr>
+        <w:t>PB7</w:t>
+      </w:r>
+      <w:r>
+        <w:rPr>
+          <w:b w:val="0"/>
+          <w:color w:val="960000"/>
+          <w:sz w:val="20"/>
+        </w:rPr>
+        <w:t xml:space="preserve">. </w:t>
+      </w:r>
+      <w:r>
+        <w:rPr>
+          <w:b/>
+          <w:color w:val="960000"/>
+          <w:sz w:val="20"/>
+        </w:rPr>
+        <w:t>El firmware lo sigue haciendo</w:t>
+      </w:r>
+      <w:r>
+        <w:rPr>
+          <w:b w:val="0"/>
+          <w:color w:val="960000"/>
+          <w:sz w:val="20"/>
+        </w:rPr>
+        <w:t>, y se documenta tal como está en lugar de describir lo que sería razonable.</w:t>
+      </w:r>
+    </w:p>
+    <w:p>
+      <w:pPr>
+        <w:spacing w:before="200" w:after="120"/>
+      </w:pPr>
+      <w:r>
+        <w:rPr>
+          <w:b/>
+          <w:color w:val="003366"/>
+          <w:sz w:val="23"/>
+        </w:rPr>
+        <w:t>Telemetría, caja negra y seguridad</w:t>
       </w:r>
     </w:p>
     <w:p>
@@ -7990,6 +11625,157 @@
           <w:b/>
           <w:sz w:val="21"/>
         </w:rPr>
+        <w:t>Telemetría:</w:t>
+      </w:r>
+      <w:r>
+        <w:rPr>
+          <w:b w:val="0"/>
+          <w:sz w:val="21"/>
+        </w:rPr>
+        <w:t xml:space="preserve"> emisión cada 1 s de</w:t>
+      </w:r>
+    </w:p>
+    <w:p>
+      <w:pPr>
+        <w:spacing w:after="120"/>
+      </w:pPr>
+      <w:r>
+        <w:rPr>
+          <w:rFonts w:ascii="Consolas" w:hAnsi="Consolas"/>
+          <w:sz w:val="21"/>
+        </w:rPr>
+        <w:t>$STATUS,NODE:...,SERIE:...,MODO:...,ESTADO:...,T:...,RF:...%,RTT:...ms,BAT:...,HORA:...*XX\r\n</w:t>
+      </w:r>
+      <w:r>
+        <w:rPr>
+          <w:b w:val="0"/>
+          <w:sz w:val="21"/>
+        </w:rPr>
+        <w:t>.</w:t>
+      </w:r>
+    </w:p>
+    <w:p>
+      <w:pPr>
+        <w:pStyle w:val="ListBullet"/>
+        <w:spacing w:after="60"/>
+        <w:ind w:left="360"/>
+      </w:pPr>
+      <w:r>
+        <w:rPr>
+          <w:b/>
+          <w:sz w:val="21"/>
+        </w:rPr>
+        <w:t>Caja Negra:</w:t>
+      </w:r>
+      <w:r>
+        <w:rPr>
+          <w:b w:val="0"/>
+          <w:sz w:val="21"/>
+        </w:rPr>
+        <w:t xml:space="preserve"> registro instantáneo de caídas de radio con hora del RTC</w:t>
+      </w:r>
+    </w:p>
+    <w:p>
+      <w:pPr>
+        <w:spacing w:after="120"/>
+      </w:pPr>
+      <w:r>
+        <w:rPr>
+          <w:b w:val="0"/>
+          <w:sz w:val="21"/>
+        </w:rPr>
+        <w:t>(</w:t>
+      </w:r>
+      <w:r>
+        <w:rPr>
+          <w:rFonts w:ascii="Consolas" w:hAnsi="Consolas"/>
+          <w:sz w:val="21"/>
+        </w:rPr>
+        <w:t>$ALARM,NODE:...,EVENTO:FALLO_RF,CAUSA:SILENCIO_25000ms,ACCION:CAMBIO_A_AMBAR,HORA:...*XX\r\n</w:t>
+      </w:r>
+      <w:r>
+        <w:rPr>
+          <w:b w:val="0"/>
+          <w:sz w:val="21"/>
+        </w:rPr>
+        <w:t>).</w:t>
+      </w:r>
+    </w:p>
+    <w:p>
+      <w:pPr>
+        <w:spacing w:after="120"/>
+      </w:pPr>
+      <w:r>
+        <w:rPr>
+          <w:b/>
+          <w:sz w:val="21"/>
+        </w:rPr>
+        <w:t>Censado el 28/08: tiene llamadores reales</w:t>
+      </w:r>
+      <w:r>
+        <w:rPr>
+          <w:b w:val="0"/>
+          <w:sz w:val="21"/>
+        </w:rPr>
+        <w:t xml:space="preserve"> — </w:t>
+      </w:r>
+      <w:r>
+        <w:rPr>
+          <w:rFonts w:ascii="Consolas" w:hAnsi="Consolas"/>
+          <w:sz w:val="21"/>
+        </w:rPr>
+        <w:t>coordinador.cpp</w:t>
+      </w:r>
+      <w:r>
+        <w:rPr>
+          <w:b w:val="0"/>
+          <w:sz w:val="21"/>
+        </w:rPr>
+        <w:t xml:space="preserve"> líneas 683 y 775 en el Maestro,</w:t>
+      </w:r>
+    </w:p>
+    <w:p>
+      <w:pPr>
+        <w:spacing w:after="120"/>
+      </w:pPr>
+      <w:r>
+        <w:rPr>
+          <w:rFonts w:ascii="Consolas" w:hAnsi="Consolas"/>
+          <w:sz w:val="21"/>
+        </w:rPr>
+        <w:t>main.cpp</w:t>
+      </w:r>
+      <w:r>
+        <w:rPr>
+          <w:b w:val="0"/>
+          <w:sz w:val="21"/>
+        </w:rPr>
+        <w:t xml:space="preserve"> línea 560 en el Esclavo. *(No siempre fue así: la función estuvo documentada en cuatro</w:t>
+      </w:r>
+    </w:p>
+    <w:p>
+      <w:pPr>
+        <w:spacing w:after="120"/>
+      </w:pPr>
+      <w:r>
+        <w:rPr>
+          <w:b w:val="0"/>
+          <w:sz w:val="21"/>
+        </w:rPr>
+        <w:t>manuales y sin un solo llamador — N-73.)*</w:t>
+      </w:r>
+    </w:p>
+    <w:p>
+      <w:pPr>
+        <w:pStyle w:val="ListBullet"/>
+        <w:spacing w:after="60"/>
+        <w:ind w:left="360"/>
+      </w:pPr>
+      <w:r>
+        <w:rPr>
+          <w:b/>
+          <w:sz w:val="21"/>
+        </w:rPr>
         <w:t>Seguridad:</w:t>
       </w:r>
       <w:r>
@@ -7997,7 +11783,7 @@
           <w:b w:val="0"/>
           <w:sz w:val="21"/>
         </w:rPr>
-        <w:t xml:space="preserve"> Los comandos de control exigen validación obligatoria del PIN de 4 dígitos (</w:t>
+        <w:t xml:space="preserve"> los comandos de control exigen PIN de 4 dígitos (</w:t>
       </w:r>
       <w:r>
         <w:rPr>
@@ -8011,7 +11797,309 @@
           <w:b w:val="0"/>
           <w:sz w:val="21"/>
         </w:rPr>
-        <w:t>).</w:t>
+        <w:t>), **salvo</w:t>
+      </w:r>
+    </w:p>
+    <w:p>
+      <w:pPr>
+        <w:spacing w:after="120"/>
+      </w:pPr>
+      <w:r>
+        <w:rPr>
+          <w:rFonts w:ascii="Consolas" w:hAnsi="Consolas"/>
+          <w:sz w:val="21"/>
+        </w:rPr>
+        <w:t>CMD:FORZAR_ROJO</w:t>
+      </w:r>
+      <w:r>
+        <w:rPr>
+          <w:b w:val="0"/>
+          <w:sz w:val="21"/>
+        </w:rPr>
+        <w:t>, que se acepta SIN PIN a propósito**: llevar el cruce a rojo total es la</w:t>
+      </w:r>
+    </w:p>
+    <w:p>
+      <w:pPr>
+        <w:spacing w:after="120"/>
+      </w:pPr>
+      <w:r>
+        <w:rPr>
+          <w:b w:val="0"/>
+          <w:sz w:val="21"/>
+        </w:rPr>
+        <w:t>dirección segura y no debe depender de recordar un código.</w:t>
+      </w:r>
+    </w:p>
+    <w:p>
+      <w:pPr>
+        <w:spacing w:after="160"/>
+        <w:ind w:left="360"/>
+        <w:shd w:val="clear" w:fill="FFF4E5"/>
+      </w:pPr>
+      <w:r>
+        <w:rPr>
+          <w:b w:val="0"/>
+          <w:color w:val="960000"/>
+          <w:sz w:val="20"/>
+        </w:rPr>
+        <w:t xml:space="preserve">🔴 </w:t>
+      </w:r>
+      <w:r>
+        <w:rPr>
+          <w:b/>
+          <w:color w:val="960000"/>
+          <w:sz w:val="20"/>
+        </w:rPr>
+        <w:t>AVISO SOBRE TRES CAMPOS DE `$STATUS` QUE NO SON MEDIDAS.</w:t>
+      </w:r>
+      <w:r>
+        <w:rPr>
+          <w:b w:val="0"/>
+          <w:color w:val="960000"/>
+          <w:sz w:val="20"/>
+        </w:rPr>
+        <w:t xml:space="preserve"> Medido sobre </w:t>
+      </w:r>
+      <w:r>
+        <w:rPr>
+          <w:rFonts w:ascii="Consolas" w:hAnsi="Consolas"/>
+          <w:color w:val="960000"/>
+          <w:sz w:val="20"/>
+        </w:rPr>
+        <w:t>bluetooth.cpp</w:t>
+      </w:r>
+      <w:r>
+        <w:rPr>
+          <w:b w:val="0"/>
+          <w:color w:val="960000"/>
+          <w:sz w:val="20"/>
+        </w:rPr>
+        <w:t xml:space="preserve"> el 28/08: | campo | Maestro | Esclavo | |---|---|---| | </w:t>
+      </w:r>
+      <w:r>
+        <w:rPr>
+          <w:rFonts w:ascii="Consolas" w:hAnsi="Consolas"/>
+          <w:color w:val="960000"/>
+          <w:sz w:val="20"/>
+        </w:rPr>
+        <w:t>RF:</w:t>
+      </w:r>
+      <w:r>
+        <w:rPr>
+          <w:b w:val="0"/>
+          <w:color w:val="960000"/>
+          <w:sz w:val="20"/>
+        </w:rPr>
+        <w:t xml:space="preserve"> | ✅ real (SFTY-14) | 🔴 </w:t>
+      </w:r>
+      <w:r>
+        <w:rPr>
+          <w:b/>
+          <w:color w:val="960000"/>
+          <w:sz w:val="20"/>
+        </w:rPr>
+        <w:t>literal `98%`</w:t>
+      </w:r>
+      <w:r>
+        <w:rPr>
+          <w:b w:val="0"/>
+          <w:color w:val="960000"/>
+          <w:sz w:val="20"/>
+        </w:rPr>
+        <w:t xml:space="preserve"> en el </w:t>
+      </w:r>
+      <w:r>
+        <w:rPr>
+          <w:rFonts w:ascii="Consolas" w:hAnsi="Consolas"/>
+          <w:color w:val="960000"/>
+          <w:sz w:val="20"/>
+        </w:rPr>
+        <w:t>snprintf</w:t>
+      </w:r>
+      <w:r>
+        <w:rPr>
+          <w:b w:val="0"/>
+          <w:color w:val="960000"/>
+          <w:sz w:val="20"/>
+        </w:rPr>
+        <w:t xml:space="preserve"> (línea 215) | | </w:t>
+      </w:r>
+      <w:r>
+        <w:rPr>
+          <w:rFonts w:ascii="Consolas" w:hAnsi="Consolas"/>
+          <w:color w:val="960000"/>
+          <w:sz w:val="20"/>
+        </w:rPr>
+        <w:t>RTT:</w:t>
+      </w:r>
+      <w:r>
+        <w:rPr>
+          <w:b w:val="0"/>
+          <w:color w:val="960000"/>
+          <w:sz w:val="20"/>
+        </w:rPr>
+        <w:t xml:space="preserve"> | ✅ real | 🔴 </w:t>
+      </w:r>
+      <w:r>
+        <w:rPr>
+          <w:b/>
+          <w:color w:val="960000"/>
+          <w:sz w:val="20"/>
+        </w:rPr>
+        <w:t>literal `85ms`</w:t>
+      </w:r>
+      <w:r>
+        <w:rPr>
+          <w:b w:val="0"/>
+          <w:color w:val="960000"/>
+          <w:sz w:val="20"/>
+        </w:rPr>
+        <w:t xml:space="preserve"> | | </w:t>
+      </w:r>
+      <w:r>
+        <w:rPr>
+          <w:rFonts w:ascii="Consolas" w:hAnsi="Consolas"/>
+          <w:color w:val="960000"/>
+          <w:sz w:val="20"/>
+        </w:rPr>
+        <w:t>BAT:</w:t>
+      </w:r>
+      <w:r>
+        <w:rPr>
+          <w:b w:val="0"/>
+          <w:color w:val="960000"/>
+          <w:sz w:val="20"/>
+        </w:rPr>
+        <w:t xml:space="preserve"> | 🔴 </w:t>
+      </w:r>
+      <w:r>
+        <w:rPr>
+          <w:b/>
+          <w:color w:val="960000"/>
+          <w:sz w:val="20"/>
+        </w:rPr>
+        <w:t>literal `12.6`</w:t>
+      </w:r>
+      <w:r>
+        <w:rPr>
+          <w:b w:val="0"/>
+          <w:color w:val="960000"/>
+          <w:sz w:val="20"/>
+        </w:rPr>
+        <w:t xml:space="preserve"> | 🔴 </w:t>
+      </w:r>
+      <w:r>
+        <w:rPr>
+          <w:b/>
+          <w:color w:val="960000"/>
+          <w:sz w:val="20"/>
+        </w:rPr>
+        <w:t>literal `12.6`</w:t>
+      </w:r>
+      <w:r>
+        <w:rPr>
+          <w:b w:val="0"/>
+          <w:color w:val="960000"/>
+          <w:sz w:val="20"/>
+        </w:rPr>
+        <w:t xml:space="preserve"> | | </w:t>
+      </w:r>
+      <w:r>
+        <w:rPr>
+          <w:rFonts w:ascii="Consolas" w:hAnsi="Consolas"/>
+          <w:color w:val="960000"/>
+          <w:sz w:val="20"/>
+        </w:rPr>
+        <w:t>T:</w:t>
+      </w:r>
+      <w:r>
+        <w:rPr>
+          <w:b w:val="0"/>
+          <w:color w:val="960000"/>
+          <w:sz w:val="20"/>
+        </w:rPr>
+        <w:t xml:space="preserve"> | ⚠️ </w:t>
+      </w:r>
+      <w:r>
+        <w:rPr>
+          <w:rFonts w:ascii="Consolas" w:hAnsi="Consolas"/>
+          <w:color w:val="960000"/>
+          <w:sz w:val="20"/>
+        </w:rPr>
+        <w:t>(millis()/1000) % 60</w:t>
+      </w:r>
+      <w:r>
+        <w:rPr>
+          <w:b w:val="0"/>
+          <w:color w:val="960000"/>
+          <w:sz w:val="20"/>
+        </w:rPr>
+        <w:t xml:space="preserve"> — contador libre 0–59, </w:t>
+      </w:r>
+      <w:r>
+        <w:rPr>
+          <w:b/>
+          <w:color w:val="960000"/>
+          <w:sz w:val="20"/>
+        </w:rPr>
+        <w:t>no</w:t>
+      </w:r>
+      <w:r>
+        <w:rPr>
+          <w:b w:val="0"/>
+          <w:color w:val="960000"/>
+          <w:sz w:val="20"/>
+        </w:rPr>
+        <w:t xml:space="preserve"> la cuenta regresiva de la fase | ⚠️ igual | </w:t>
+      </w:r>
+      <w:r>
+        <w:rPr>
+          <w:b/>
+          <w:color w:val="960000"/>
+          <w:sz w:val="20"/>
+        </w:rPr>
+        <w:t>Un tablero que rellena con constantes el dato que no tiene miente a quien decide mirándolo.</w:t>
+      </w:r>
+      <w:r>
+        <w:rPr>
+          <w:b w:val="0"/>
+          <w:color w:val="960000"/>
+          <w:sz w:val="20"/>
+        </w:rPr>
+        <w:t xml:space="preserve"> El </w:t>
+      </w:r>
+      <w:r>
+        <w:rPr>
+          <w:rFonts w:ascii="Consolas" w:hAnsi="Consolas"/>
+          <w:color w:val="960000"/>
+          <w:sz w:val="20"/>
+        </w:rPr>
+        <w:t>RF:98%</w:t>
+      </w:r>
+      <w:r>
+        <w:rPr>
+          <w:b w:val="0"/>
+          <w:color w:val="960000"/>
+          <w:sz w:val="20"/>
+        </w:rPr>
+        <w:t xml:space="preserve"> del Esclavo se emite igual con la antena desconectada. </w:t>
+      </w:r>
+      <w:r>
+        <w:rPr>
+          <w:b/>
+          <w:color w:val="960000"/>
+          <w:sz w:val="20"/>
+        </w:rPr>
+        <w:t>No use esos campos para juzgar el enlace del Esclavo ni la batería de ninguna de las dos puntas</w:t>
+      </w:r>
+      <w:r>
+        <w:rPr>
+          <w:b w:val="0"/>
+          <w:color w:val="960000"/>
+          <w:sz w:val="20"/>
+        </w:rPr>
+        <w:t>, y no los apunte en un acta como si fueran medidas.</w:t>
       </w:r>
     </w:p>
     <w:p>

--- a/05_Funcional/2_Manual_Hardware_y_Pruebas.docx
+++ b/05_Funcional/2_Manual_Hardware_y_Pruebas.docx
@@ -271,7 +271,7 @@
                 <w:b/>
                 <w:sz w:val="19"/>
               </w:rPr>
-              <w:t>Botonera de 4 pulsadores</w:t>
+              <w:t>Botonera de `J16`</w:t>
             </w:r>
           </w:p>
         </w:tc>
@@ -286,14 +286,14 @@
                 <w:b w:val="0"/>
                 <w:sz w:val="19"/>
               </w:rPr>
-              <w:t xml:space="preserve">✅ </w:t>
+              <w:t xml:space="preserve">⚠️ </w:t>
             </w:r>
             <w:r>
               <w:rPr>
                 <w:b/>
                 <w:sz w:val="19"/>
               </w:rPr>
-              <w:t>Se queda en AMBOS</w:t>
+              <w:t>SE PARTE EN DOS (31/08/2026)</w:t>
             </w:r>
           </w:p>
         </w:tc>
@@ -308,7 +308,21 @@
                 <w:b w:val="0"/>
                 <w:sz w:val="19"/>
               </w:rPr>
-              <w:t>Botones 1 a 4 (</w:t>
+              <w:t xml:space="preserve">~~*Se queda en AMBOS, botones 1 a 4*~~ → </w:t>
+            </w:r>
+            <w:r>
+              <w:rPr>
+                <w:b/>
+                <w:sz w:val="19"/>
+              </w:rPr>
+              <w:t>quedan 2 pulsadores</w:t>
+            </w:r>
+            <w:r>
+              <w:rPr>
+                <w:b w:val="0"/>
+                <w:sz w:val="19"/>
+              </w:rPr>
+              <w:t xml:space="preserve"> (</w:t>
             </w:r>
             <w:r>
               <w:rPr>
@@ -322,7 +336,7 @@
                 <w:b w:val="0"/>
                 <w:sz w:val="19"/>
               </w:rPr>
-              <w:t xml:space="preserve">, </w:t>
+              <w:t xml:space="preserve"> p5 y </w:t>
             </w:r>
             <w:r>
               <w:rPr>
@@ -336,63 +350,49 @@
                 <w:b w:val="0"/>
                 <w:sz w:val="19"/>
               </w:rPr>
-              <w:t xml:space="preserve">, </w:t>
+              <w:t xml:space="preserve"> p8, mando </w:t>
             </w:r>
             <w:r>
               <w:rPr>
                 <w:rFonts w:ascii="Consolas" w:hAnsi="Consolas"/>
                 <w:sz w:val="19"/>
               </w:rPr>
-              <w:t>PB14</w:t>
+              <w:t>A</w:t>
             </w:r>
             <w:r>
               <w:rPr>
                 <w:b w:val="0"/>
                 <w:sz w:val="19"/>
               </w:rPr>
-              <w:t xml:space="preserve">, </w:t>
+              <w:t>/</w:t>
             </w:r>
             <w:r>
               <w:rPr>
                 <w:rFonts w:ascii="Consolas" w:hAnsi="Consolas"/>
                 <w:sz w:val="19"/>
               </w:rPr>
-              <w:t>PB15</w:t>
+              <w:t>B</w:t>
             </w:r>
             <w:r>
               <w:rPr>
                 <w:b w:val="0"/>
                 <w:sz w:val="19"/>
               </w:rPr>
-              <w:t xml:space="preserve">) por el conector </w:t>
+              <w:t xml:space="preserve">); </w:t>
             </w:r>
             <w:r>
               <w:rPr>
                 <w:b/>
                 <w:sz w:val="19"/>
               </w:rPr>
-              <w:t>`J16`</w:t>
+              <w:t>`PB14` p10 y `PB15` p12 pasan a CÁMARAS</w:t>
             </w:r>
             <w:r>
               <w:rPr>
                 <w:b w:val="0"/>
                 <w:sz w:val="19"/>
               </w:rPr>
-              <w:t xml:space="preserve">. ⚠️ Siguen navegando un menú </w:t>
-            </w:r>
-            <w:r>
-              <w:rPr>
-                <w:b/>
-                <w:sz w:val="19"/>
-              </w:rPr>
-              <w:t>que ya nadie ve</w:t>
-            </w:r>
-            <w:r>
-              <w:rPr>
-                <w:b w:val="0"/>
-                <w:sz w:val="19"/>
-              </w:rPr>
-              <w:t xml:space="preserve"> — ver §3</w:t>
+              <w:t>. Ver §3 y §6</w:t>
             </w:r>
           </w:p>
         </w:tc>
@@ -505,7 +505,152 @@
                 <w:b/>
                 <w:sz w:val="19"/>
               </w:rPr>
+              <w:t>Cámaras IA en `J16` (`C` y `D`)</w:t>
+            </w:r>
+          </w:p>
+        </w:tc>
+        <w:tc>
+          <w:tcPr>
+            <w:tcW w:type="dxa" w:w="3120"/>
+          </w:tcPr>
+          <w:p>
+            <w:r/>
+            <w:r>
+              <w:rPr>
+                <w:b w:val="0"/>
+                <w:sz w:val="19"/>
+              </w:rPr>
+              <w:t xml:space="preserve">🟢 </w:t>
+            </w:r>
+            <w:r>
+              <w:rPr>
+                <w:b/>
+                <w:sz w:val="19"/>
+              </w:rPr>
+              <w:t>YA ESTÁN EN EL FIRMWARE (31/08)</w:t>
+            </w:r>
+          </w:p>
+        </w:tc>
+        <w:tc>
+          <w:tcPr>
+            <w:tcW w:type="dxa" w:w="3120"/>
+          </w:tcPr>
+          <w:p>
+            <w:r/>
+            <w:r>
+              <w:rPr>
+                <w:rFonts w:ascii="Consolas" w:hAnsi="Consolas"/>
+                <w:sz w:val="19"/>
+              </w:rPr>
+              <w:t>CAM_C_PIN</w:t>
+            </w:r>
+            <w:r>
+              <w:rPr>
+                <w:b w:val="0"/>
+                <w:sz w:val="19"/>
+              </w:rPr>
+              <w:t xml:space="preserve"> = </w:t>
+            </w:r>
+            <w:r>
+              <w:rPr>
+                <w:rFonts w:ascii="Consolas" w:hAnsi="Consolas"/>
+                <w:sz w:val="19"/>
+              </w:rPr>
+              <w:t>PB14</w:t>
+            </w:r>
+            <w:r>
+              <w:rPr>
+                <w:b w:val="0"/>
+                <w:sz w:val="19"/>
+              </w:rPr>
+              <w:t xml:space="preserve">, </w:t>
+            </w:r>
+            <w:r>
+              <w:rPr>
+                <w:rFonts w:ascii="Consolas" w:hAnsi="Consolas"/>
+                <w:sz w:val="19"/>
+              </w:rPr>
+              <w:t>CAM_D_PIN</w:t>
+            </w:r>
+            <w:r>
+              <w:rPr>
+                <w:b w:val="0"/>
+                <w:sz w:val="19"/>
+              </w:rPr>
+              <w:t xml:space="preserve"> = </w:t>
+            </w:r>
+            <w:r>
+              <w:rPr>
+                <w:rFonts w:ascii="Consolas" w:hAnsi="Consolas"/>
+                <w:sz w:val="19"/>
+              </w:rPr>
+              <w:t>PB15</w:t>
+            </w:r>
+            <w:r>
+              <w:rPr>
+                <w:b w:val="0"/>
+                <w:sz w:val="19"/>
+              </w:rPr>
+              <w:t xml:space="preserve">. </w:t>
+            </w:r>
+            <w:r>
+              <w:rPr>
+                <w:b/>
+                <w:sz w:val="19"/>
+              </w:rPr>
+              <w:t>`INPUT` pelado, activo en ALTO.</w:t>
+            </w:r>
+            <w:r>
+              <w:rPr>
+                <w:b w:val="0"/>
+                <w:sz w:val="19"/>
+              </w:rPr>
+              <w:t xml:space="preserve"> ⚠️ </w:t>
+            </w:r>
+            <w:r>
+              <w:rPr>
+                <w:b/>
+                <w:sz w:val="19"/>
+              </w:rPr>
+              <w:t>No se cablean hasta la medida `M3`.</w:t>
+            </w:r>
+            <w:r>
+              <w:rPr>
+                <w:b w:val="0"/>
+                <w:sz w:val="19"/>
+              </w:rPr>
+              <w:t xml:space="preserve"> Ver §7</w:t>
+            </w:r>
+          </w:p>
+        </w:tc>
+      </w:tr>
+      <w:tr>
+        <w:tc>
+          <w:tcPr>
+            <w:tcW w:type="dxa" w:w="3120"/>
+          </w:tcPr>
+          <w:p>
+            <w:r/>
+            <w:r>
+              <w:rPr>
+                <w:b w:val="0"/>
+                <w:sz w:val="19"/>
+              </w:rPr>
+              <w:t>~~</w:t>
+            </w:r>
+            <w:r>
+              <w:rPr>
+                <w:b/>
+                <w:sz w:val="19"/>
+              </w:rPr>
               <w:t>Cámaras IA de umbral (2 y 4)</w:t>
+            </w:r>
+            <w:r>
+              <w:rPr>
+                <w:b w:val="0"/>
+                <w:sz w:val="19"/>
+              </w:rPr>
+              <w:t>~~</w:t>
             </w:r>
           </w:p>
         </w:tc>
@@ -527,7 +672,7 @@
                 <w:b/>
                 <w:sz w:val="19"/>
               </w:rPr>
-              <w:t>NO SE INSTALAN</w:t>
+              <w:t>NO SE INSTALAN EN `PB8`</w:t>
             </w:r>
           </w:p>
         </w:tc>
@@ -542,21 +687,7 @@
                 <w:b/>
                 <w:sz w:val="19"/>
               </w:rPr>
-              <w:t>No hay entrada donde conectarlas:</w:t>
-            </w:r>
-            <w:r>
-              <w:rPr>
-                <w:b w:val="0"/>
-                <w:sz w:val="19"/>
-              </w:rPr>
-              <w:t xml:space="preserve"> </w:t>
-            </w:r>
-            <w:r>
-              <w:rPr>
-                <w:rFonts w:ascii="Consolas" w:hAnsi="Consolas"/>
-                <w:sz w:val="19"/>
-              </w:rPr>
-              <w:t>PB8</w:t>
+              <w:t>`PB8` NO es entrada de cámara:</w:t>
             </w:r>
             <w:r>
               <w:rPr>
@@ -577,7 +708,7 @@
                 <w:b w:val="0"/>
                 <w:sz w:val="19"/>
               </w:rPr>
-              <w:t xml:space="preserve"> (</w:t>
+              <w:t xml:space="preserve"> por </w:t>
             </w:r>
             <w:r>
               <w:rPr>
@@ -591,7 +722,49 @@
                 <w:b w:val="0"/>
                 <w:sz w:val="19"/>
               </w:rPr>
-              <w:t xml:space="preserve"> 1 kΩ), no es bornera. Harían falta un hilo y un comando de radio. Ver Manual 9 y N-64</w:t>
+              <w:t xml:space="preserve"> de 1 kΩ. Se renombró a </w:t>
+            </w:r>
+            <w:r>
+              <w:rPr>
+                <w:rFonts w:ascii="Consolas" w:hAnsi="Consolas"/>
+                <w:sz w:val="19"/>
+              </w:rPr>
+              <w:t>LED_TESTIGO</w:t>
+            </w:r>
+            <w:r>
+              <w:rPr>
+                <w:b w:val="0"/>
+                <w:sz w:val="19"/>
+              </w:rPr>
+              <w:t xml:space="preserve"> (</w:t>
+            </w:r>
+            <w:r>
+              <w:rPr>
+                <w:rFonts w:ascii="Consolas" w:hAnsi="Consolas"/>
+                <w:sz w:val="19"/>
+              </w:rPr>
+              <w:t>pines.h:63</w:t>
+            </w:r>
+            <w:r>
+              <w:rPr>
+                <w:b w:val="0"/>
+                <w:sz w:val="19"/>
+              </w:rPr>
+              <w:t xml:space="preserve">) y </w:t>
+            </w:r>
+            <w:r>
+              <w:rPr>
+                <w:b/>
+                <w:sz w:val="19"/>
+              </w:rPr>
+              <w:t>`CAM_UMBRAL_PIN` ya no existe en el fuente</w:t>
+            </w:r>
+            <w:r>
+              <w:rPr>
+                <w:b w:val="0"/>
+                <w:sz w:val="19"/>
+              </w:rPr>
+              <w:t xml:space="preserve"> — N-64. Ver §7</w:t>
             </w:r>
           </w:p>
         </w:tc>
@@ -608,7 +781,7 @@
                 <w:b/>
                 <w:sz w:val="19"/>
               </w:rPr>
-              <w:t>Módulo Bluetooth Telemetría</w:t>
+              <w:t>Módulo de expansión ESP32</w:t>
             </w:r>
           </w:p>
         </w:tc>
@@ -623,28 +796,14 @@
                 <w:b w:val="0"/>
                 <w:sz w:val="19"/>
               </w:rPr>
-              <w:t xml:space="preserve">✅ </w:t>
+              <w:t xml:space="preserve">🟢 </w:t>
             </w:r>
             <w:r>
               <w:rPr>
                 <w:b/>
                 <w:sz w:val="19"/>
               </w:rPr>
-              <w:t>En Maestro y Esclavo (Baliza)</w:t>
-            </w:r>
-            <w:r>
-              <w:rPr>
-                <w:b w:val="0"/>
-                <w:sz w:val="19"/>
-              </w:rPr>
-              <w:t xml:space="preserve"> — </w:t>
-            </w:r>
-            <w:r>
-              <w:rPr>
-                <w:b/>
-                <w:sz w:val="19"/>
-              </w:rPr>
-              <w:t>es la interfaz del equipo</w:t>
+              <w:t>IDENTIFICADO Y CON FIRMWARE (31/08)</w:t>
             </w:r>
           </w:p>
         </w:tc>
@@ -656,10 +815,31 @@
             <w:r/>
             <w:r>
               <w:rPr>
+                <w:rFonts w:ascii="Consolas" w:hAnsi="Consolas"/>
+                <w:sz w:val="19"/>
+              </w:rPr>
+              <w:t>ESP32-WROOM-32</w:t>
+            </w:r>
+            <w:r>
+              <w:rPr>
                 <w:b w:val="0"/>
                 <w:sz w:val="19"/>
               </w:rPr>
-              <w:t xml:space="preserve">Conector </w:t>
+              <w:t xml:space="preserve"> clásico (</w:t>
+            </w:r>
+            <w:r>
+              <w:rPr>
+                <w:b/>
+                <w:sz w:val="19"/>
+              </w:rPr>
+              <w:t>BT v4.2 BR/EDR → hay SPP</w:t>
+            </w:r>
+            <w:r>
+              <w:rPr>
+                <w:b w:val="0"/>
+                <w:sz w:val="19"/>
+              </w:rPr>
+              <w:t xml:space="preserve">) por </w:t>
             </w:r>
             <w:r>
               <w:rPr>
@@ -729,7 +909,35 @@
                 <w:b w:val="0"/>
                 <w:sz w:val="19"/>
               </w:rPr>
-              <w:t xml:space="preserve">), p6 = 3,3 V, p7 = GND. ⛔ </w:t>
+              <w:t xml:space="preserve">), p6 = 3,3 V, p7 = GND. </w:t>
+            </w:r>
+            <w:r>
+              <w:rPr>
+                <w:b/>
+                <w:sz w:val="19"/>
+              </w:rPr>
+              <w:t>Sustituye al módulo SPP discreto</w:t>
+            </w:r>
+            <w:r>
+              <w:rPr>
+                <w:b w:val="0"/>
+                <w:sz w:val="19"/>
+              </w:rPr>
+              <w:t xml:space="preserve"> y trae el reloj </w:t>
+            </w:r>
+            <w:r>
+              <w:rPr>
+                <w:rFonts w:ascii="Consolas" w:hAnsi="Consolas"/>
+                <w:sz w:val="19"/>
+              </w:rPr>
+              <w:t>DS3231</w:t>
+            </w:r>
+            <w:r>
+              <w:rPr>
+                <w:b w:val="0"/>
+                <w:sz w:val="19"/>
+              </w:rPr>
+              <w:t xml:space="preserve"> con pila propia. ⛔ </w:t>
             </w:r>
             <w:r>
               <w:rPr>
@@ -775,14 +983,14 @@
                 <w:b w:val="0"/>
                 <w:sz w:val="19"/>
               </w:rPr>
-              <w:t xml:space="preserve">✅ </w:t>
+              <w:t xml:space="preserve">⚠️ </w:t>
             </w:r>
             <w:r>
               <w:rPr>
                 <w:b/>
                 <w:sz w:val="19"/>
               </w:rPr>
-              <w:t>Secuencias Seguras A·B·A...</w:t>
+              <w:t>SE CONSERVA, sobre 2 canales</w:t>
             </w:r>
           </w:p>
         </w:tc>
@@ -797,7 +1005,7 @@
                 <w:b w:val="0"/>
                 <w:sz w:val="19"/>
               </w:rPr>
-              <w:t xml:space="preserve">Cableado en paralelo con </w:t>
+              <w:t xml:space="preserve">~~*Cableado en paralelo con </w:t>
             </w:r>
             <w:r>
               <w:rPr>
@@ -825,7 +1033,63 @@
                 <w:b w:val="0"/>
                 <w:sz w:val="19"/>
               </w:rPr>
-              <w:t>. Ver §6</w:t>
+              <w:t xml:space="preserve">*~~ → </w:t>
+            </w:r>
+            <w:r>
+              <w:rPr>
+                <w:b/>
+                <w:sz w:val="19"/>
+              </w:rPr>
+              <w:t>solo `A` (`PB9`) y `B` (`PB13`)</w:t>
+            </w:r>
+            <w:r>
+              <w:rPr>
+                <w:b w:val="0"/>
+                <w:sz w:val="19"/>
+              </w:rPr>
+              <w:t xml:space="preserve">. </w:t>
+            </w:r>
+            <w:r>
+              <w:rPr>
+                <w:rFonts w:ascii="Consolas" w:hAnsi="Consolas"/>
+                <w:sz w:val="19"/>
+              </w:rPr>
+              <w:t>C</w:t>
+            </w:r>
+            <w:r>
+              <w:rPr>
+                <w:b w:val="0"/>
+                <w:sz w:val="19"/>
+              </w:rPr>
+              <w:t xml:space="preserve"> y </w:t>
+            </w:r>
+            <w:r>
+              <w:rPr>
+                <w:rFonts w:ascii="Consolas" w:hAnsi="Consolas"/>
+                <w:sz w:val="19"/>
+              </w:rPr>
+              <w:t>D</w:t>
+            </w:r>
+            <w:r>
+              <w:rPr>
+                <w:b w:val="0"/>
+                <w:sz w:val="19"/>
+              </w:rPr>
+              <w:t xml:space="preserve"> se retiran. </w:t>
+            </w:r>
+            <w:r>
+              <w:rPr>
+                <w:b/>
+                <w:sz w:val="19"/>
+              </w:rPr>
+              <w:t>Las tres secuencias siguen funcionando.</w:t>
+            </w:r>
+            <w:r>
+              <w:rPr>
+                <w:b w:val="0"/>
+                <w:sz w:val="19"/>
+              </w:rPr>
+              <w:t xml:space="preserve"> Ver §6</w:t>
             </w:r>
           </w:p>
         </w:tc>
@@ -916,6 +1180,753 @@
           <w:color w:val="960000"/>
           <w:sz w:val="20"/>
         </w:rPr>
+        <w:t xml:space="preserve">🟢 CAMBIOS DEL 31/08/2026 — LÉASE ANTES DE MONTAR NADA Cuatro cosas que este manual daba de otra manera. Todo lo de abajo es </w:t>
+      </w:r>
+      <w:r>
+        <w:rPr>
+          <w:b/>
+          <w:color w:val="960000"/>
+          <w:sz w:val="20"/>
+        </w:rPr>
+        <w:t>MEDIDO sobre el fuente el 31/08</w:t>
+      </w:r>
+      <w:r>
+        <w:rPr>
+          <w:b w:val="0"/>
+          <w:color w:val="960000"/>
+          <w:sz w:val="20"/>
+        </w:rPr>
+        <w:t xml:space="preserve">; lo superado se tacha con su motivo y no se borra. ### 1. La arquitectura: el ESP32 es un MÓDULO DE EXPANSIÓN, no un segundo controlador | | | |---|---| | </w:t>
+      </w:r>
+      <w:r>
+        <w:rPr>
+          <w:b/>
+          <w:color w:val="960000"/>
+          <w:sz w:val="20"/>
+        </w:rPr>
+        <w:t>STM32</w:t>
+      </w:r>
+      <w:r>
+        <w:rPr>
+          <w:b w:val="0"/>
+          <w:color w:val="960000"/>
+          <w:sz w:val="20"/>
+        </w:rPr>
+        <w:t xml:space="preserve"> | </w:t>
+      </w:r>
+      <w:r>
+        <w:rPr>
+          <w:b/>
+          <w:color w:val="960000"/>
+          <w:sz w:val="20"/>
+        </w:rPr>
+        <w:t>el controlador del cruce.</w:t>
+      </w:r>
+      <w:r>
+        <w:rPr>
+          <w:b w:val="0"/>
+          <w:color w:val="960000"/>
+          <w:sz w:val="20"/>
+        </w:rPr>
+        <w:t xml:space="preserve"> Sigue siendo quien mueve las luces | | </w:t>
+      </w:r>
+      <w:r>
+        <w:rPr>
+          <w:b/>
+          <w:color w:val="960000"/>
+          <w:sz w:val="20"/>
+        </w:rPr>
+        <w:t>ESP32 por `J17`</w:t>
+      </w:r>
+      <w:r>
+        <w:rPr>
+          <w:b w:val="0"/>
+          <w:color w:val="960000"/>
+          <w:sz w:val="20"/>
+        </w:rPr>
+        <w:t xml:space="preserve"> | </w:t>
+      </w:r>
+      <w:r>
+        <w:rPr>
+          <w:b/>
+          <w:color w:val="960000"/>
+          <w:sz w:val="20"/>
+        </w:rPr>
+        <w:t>módulo de expansión.</w:t>
+      </w:r>
+      <w:r>
+        <w:rPr>
+          <w:b w:val="0"/>
+          <w:color w:val="960000"/>
+          <w:sz w:val="20"/>
+        </w:rPr>
+        <w:t xml:space="preserve"> Aporta el </w:t>
+      </w:r>
+      <w:r>
+        <w:rPr>
+          <w:b/>
+          <w:color w:val="960000"/>
+          <w:sz w:val="20"/>
+        </w:rPr>
+        <w:t>Bluetooth</w:t>
+      </w:r>
+      <w:r>
+        <w:rPr>
+          <w:b w:val="0"/>
+          <w:color w:val="960000"/>
+          <w:sz w:val="20"/>
+        </w:rPr>
+        <w:t xml:space="preserve"> —sustituye al módulo SPP discreto— y un </w:t>
+      </w:r>
+      <w:r>
+        <w:rPr>
+          <w:b/>
+          <w:color w:val="960000"/>
+          <w:sz w:val="20"/>
+        </w:rPr>
+        <w:t>reloj `DS3231`</w:t>
+      </w:r>
+      <w:r>
+        <w:rPr>
+          <w:b w:val="0"/>
+          <w:color w:val="960000"/>
+          <w:sz w:val="20"/>
+        </w:rPr>
+        <w:t xml:space="preserve"> con pila propia (</w:t>
+      </w:r>
+      <w:r>
+        <w:rPr>
+          <w:rFonts w:ascii="Consolas" w:hAnsi="Consolas"/>
+          <w:color w:val="960000"/>
+          <w:sz w:val="20"/>
+        </w:rPr>
+        <w:t>GPIO21</w:t>
+      </w:r>
+      <w:r>
+        <w:rPr>
+          <w:b w:val="0"/>
+          <w:color w:val="960000"/>
+          <w:sz w:val="20"/>
+        </w:rPr>
+        <w:t xml:space="preserve"> </w:t>
+      </w:r>
+      <w:r>
+        <w:rPr>
+          <w:rFonts w:ascii="Consolas" w:hAnsi="Consolas"/>
+          <w:color w:val="960000"/>
+          <w:sz w:val="20"/>
+        </w:rPr>
+        <w:t>SDA</w:t>
+      </w:r>
+      <w:r>
+        <w:rPr>
+          <w:b w:val="0"/>
+          <w:color w:val="960000"/>
+          <w:sz w:val="20"/>
+        </w:rPr>
+        <w:t xml:space="preserve"> / </w:t>
+      </w:r>
+      <w:r>
+        <w:rPr>
+          <w:rFonts w:ascii="Consolas" w:hAnsi="Consolas"/>
+          <w:color w:val="960000"/>
+          <w:sz w:val="20"/>
+        </w:rPr>
+        <w:t>GPIO22</w:t>
+      </w:r>
+      <w:r>
+        <w:rPr>
+          <w:b w:val="0"/>
+          <w:color w:val="960000"/>
+          <w:sz w:val="20"/>
+        </w:rPr>
+        <w:t xml:space="preserve"> </w:t>
+      </w:r>
+      <w:r>
+        <w:rPr>
+          <w:rFonts w:ascii="Consolas" w:hAnsi="Consolas"/>
+          <w:color w:val="960000"/>
+          <w:sz w:val="20"/>
+        </w:rPr>
+        <w:t>SCL</w:t>
+      </w:r>
+      <w:r>
+        <w:rPr>
+          <w:b w:val="0"/>
+          <w:color w:val="960000"/>
+          <w:sz w:val="20"/>
+        </w:rPr>
+        <w:t xml:space="preserve">, </w:t>
+      </w:r>
+      <w:r>
+        <w:rPr>
+          <w:rFonts w:ascii="Consolas" w:hAnsi="Consolas"/>
+          <w:color w:val="960000"/>
+          <w:sz w:val="20"/>
+        </w:rPr>
+        <w:t>ESP32_Expansion/include/contrato.h:142-143</w:t>
+      </w:r>
+      <w:r>
+        <w:rPr>
+          <w:b w:val="0"/>
+          <w:color w:val="960000"/>
+          <w:sz w:val="20"/>
+        </w:rPr>
+        <w:t xml:space="preserve">) | | 🛑 </w:t>
+      </w:r>
+      <w:r>
+        <w:rPr>
+          <w:b/>
+          <w:color w:val="960000"/>
+          <w:sz w:val="20"/>
+        </w:rPr>
+        <w:t>Lo que el ESP32 NO hace</w:t>
+      </w:r>
+      <w:r>
+        <w:rPr>
+          <w:b w:val="0"/>
+          <w:color w:val="960000"/>
+          <w:sz w:val="20"/>
+        </w:rPr>
+        <w:t xml:space="preserve"> | </w:t>
+      </w:r>
+      <w:r>
+        <w:rPr>
+          <w:b/>
+          <w:color w:val="960000"/>
+          <w:sz w:val="20"/>
+        </w:rPr>
+        <w:t>No manda sobre las luces.</w:t>
+      </w:r>
+      <w:r>
+        <w:rPr>
+          <w:b w:val="0"/>
+          <w:color w:val="960000"/>
+          <w:sz w:val="20"/>
+        </w:rPr>
+        <w:t xml:space="preserve"> Es un puente: traduce y reenvía. La barrera de salidas sigue viviendo en </w:t>
+      </w:r>
+      <w:r>
+        <w:rPr>
+          <w:rFonts w:ascii="Consolas" w:hAnsi="Consolas"/>
+          <w:color w:val="960000"/>
+          <w:sz w:val="20"/>
+        </w:rPr>
+        <w:t>semaforo.cpp</w:t>
+      </w:r>
+      <w:r>
+        <w:rPr>
+          <w:b w:val="0"/>
+          <w:color w:val="960000"/>
+          <w:sz w:val="20"/>
+        </w:rPr>
+        <w:t xml:space="preserve"> del STM32 | </w:t>
+      </w:r>
+      <w:r>
+        <w:rPr>
+          <w:b/>
+          <w:color w:val="960000"/>
+          <w:sz w:val="20"/>
+        </w:rPr>
+        <w:t>El módulo está identificado y el firmware existe.</w:t>
+      </w:r>
+      <w:r>
+        <w:rPr>
+          <w:b w:val="0"/>
+          <w:color w:val="960000"/>
+          <w:sz w:val="20"/>
+        </w:rPr>
+        <w:t xml:space="preserve"> Es un </w:t>
+      </w:r>
+      <w:r>
+        <w:rPr>
+          <w:rFonts w:ascii="Consolas" w:hAnsi="Consolas"/>
+          <w:color w:val="960000"/>
+          <w:sz w:val="20"/>
+        </w:rPr>
+        <w:t>ESP32-WROOM-32</w:t>
+      </w:r>
+      <w:r>
+        <w:rPr>
+          <w:b w:val="0"/>
+          <w:color w:val="960000"/>
+          <w:sz w:val="20"/>
+        </w:rPr>
+        <w:t xml:space="preserve"> clásico —</w:t>
+      </w:r>
+      <w:r>
+        <w:rPr>
+          <w:rFonts w:ascii="Consolas" w:hAnsi="Consolas"/>
+          <w:color w:val="960000"/>
+          <w:sz w:val="20"/>
+        </w:rPr>
+        <w:t>Xtensa LX6</w:t>
+      </w:r>
+      <w:r>
+        <w:rPr>
+          <w:b w:val="0"/>
+          <w:color w:val="960000"/>
+          <w:sz w:val="20"/>
+        </w:rPr>
+        <w:t xml:space="preserve"> doble núcleo, </w:t>
+      </w:r>
+      <w:r>
+        <w:rPr>
+          <w:rFonts w:ascii="Consolas" w:hAnsi="Consolas"/>
+          <w:color w:val="960000"/>
+          <w:sz w:val="20"/>
+        </w:rPr>
+        <w:t>Bluetooth v4.2 BR/EDR + BLE</w:t>
+      </w:r>
+      <w:r>
+        <w:rPr>
+          <w:b w:val="0"/>
+          <w:color w:val="960000"/>
+          <w:sz w:val="20"/>
+        </w:rPr>
+        <w:t xml:space="preserve">—, o sea que </w:t>
+      </w:r>
+      <w:r>
+        <w:rPr>
+          <w:b/>
+          <w:color w:val="960000"/>
+          <w:sz w:val="20"/>
+        </w:rPr>
+        <w:t>hay perfil SPP y la app conecta sin tocar una línea</w:t>
+      </w:r>
+      <w:r>
+        <w:rPr>
+          <w:b w:val="0"/>
+          <w:color w:val="960000"/>
+          <w:sz w:val="20"/>
+        </w:rPr>
+        <w:t xml:space="preserve">. Su firmware vive en </w:t>
+      </w:r>
+      <w:r>
+        <w:rPr>
+          <w:rFonts w:ascii="Consolas" w:hAnsi="Consolas"/>
+          <w:color w:val="960000"/>
+          <w:sz w:val="20"/>
+        </w:rPr>
+        <w:t>01_Firmware/ESP32_Expansion/</w:t>
+      </w:r>
+      <w:r>
+        <w:rPr>
+          <w:b w:val="0"/>
+          <w:color w:val="960000"/>
+          <w:sz w:val="20"/>
+        </w:rPr>
+        <w:t xml:space="preserve"> y </w:t>
+      </w:r>
+      <w:r>
+        <w:rPr>
+          <w:b/>
+          <w:color w:val="960000"/>
+          <w:sz w:val="20"/>
+        </w:rPr>
+        <w:t>la compuerta lo compila como una suite más</w:t>
+      </w:r>
+      <w:r>
+        <w:rPr>
+          <w:b w:val="0"/>
+          <w:color w:val="960000"/>
+          <w:sz w:val="20"/>
+        </w:rPr>
+        <w:t xml:space="preserve"> (</w:t>
+      </w:r>
+      <w:r>
+        <w:rPr>
+          <w:rFonts w:ascii="Consolas" w:hAnsi="Consolas"/>
+          <w:color w:val="960000"/>
+          <w:sz w:val="20"/>
+        </w:rPr>
+        <w:t>compila esp32</w:t>
+      </w:r>
+      <w:r>
+        <w:rPr>
+          <w:b w:val="0"/>
+          <w:color w:val="960000"/>
+          <w:sz w:val="20"/>
+        </w:rPr>
+        <w:t xml:space="preserve">); la cifra de flash se lee del acta de </w:t>
+      </w:r>
+      <w:r>
+        <w:rPr>
+          <w:rFonts w:ascii="Consolas" w:hAnsi="Consolas"/>
+          <w:color w:val="960000"/>
+          <w:sz w:val="20"/>
+        </w:rPr>
+        <w:t>evidencia/</w:t>
+      </w:r>
+      <w:r>
+        <w:rPr>
+          <w:b w:val="0"/>
+          <w:color w:val="960000"/>
+          <w:sz w:val="20"/>
+        </w:rPr>
+        <w:t xml:space="preserve">. ### 2. </w:t>
+      </w:r>
+      <w:r>
+        <w:rPr>
+          <w:rFonts w:ascii="Consolas" w:hAnsi="Consolas"/>
+          <w:color w:val="960000"/>
+          <w:sz w:val="20"/>
+        </w:rPr>
+        <w:t>J16</w:t>
+      </w:r>
+      <w:r>
+        <w:rPr>
+          <w:b w:val="0"/>
+          <w:color w:val="960000"/>
+          <w:sz w:val="20"/>
+        </w:rPr>
+        <w:t xml:space="preserve"> se parte: dos pulsadores y dos cámaras ``</w:t>
+      </w:r>
+      <w:r>
+        <w:rPr>
+          <w:rFonts w:ascii="Consolas" w:hAnsi="Consolas"/>
+          <w:color w:val="960000"/>
+          <w:sz w:val="20"/>
+        </w:rPr>
+        <w:t xml:space="preserve">text J16 p5    PB9    BOTON1 / mando A    INPUT_PULLUP,  activo en BAJO   &lt;- SE QUEDA J16 p8    PB13   BOTON2 / mando B    INPUT_PULLUP,  activo en BAJO   &lt;- SE QUEDA J16 p10   PB14   CAM_C_PIN           INPUT pelado,  activo en ALTO   &lt;- ERA "Aceptar" J16 p12   PB15   CAM_D_PIN           INPUT pelado,  activo en ALTO   &lt;- ERA "Cancelar" </w:t>
+      </w:r>
+      <w:r>
+        <w:rPr>
+          <w:rFonts w:ascii="Consolas" w:hAnsi="Consolas"/>
+          <w:color w:val="960000"/>
+          <w:sz w:val="20"/>
+        </w:rPr>
+      </w:r>
+      <w:r>
+        <w:rPr>
+          <w:rFonts w:ascii="Consolas" w:hAnsi="Consolas"/>
+          <w:color w:val="960000"/>
+          <w:sz w:val="20"/>
+        </w:rPr>
+        <w:t xml:space="preserve"> **Se conservan los DOS canales del mando a propósito**, no por comodidad: </w:t>
+      </w:r>
+      <w:r>
+        <w:rPr>
+          <w:b w:val="0"/>
+          <w:color w:val="960000"/>
+          <w:sz w:val="20"/>
+        </w:rPr>
+        <w:t>ambarLocal</w:t>
+      </w:r>
+      <w:r>
+        <w:rPr>
+          <w:rFonts w:ascii="Consolas" w:hAnsi="Consolas"/>
+          <w:color w:val="960000"/>
+          <w:sz w:val="20"/>
+        </w:rPr>
+        <w:t xml:space="preserve"> —el veto de SFTY-21 en el Esclavo— **solo lo arma </w:t>
+      </w:r>
+      <w:r>
+        <w:rPr>
+          <w:b w:val="0"/>
+          <w:color w:val="960000"/>
+          <w:sz w:val="20"/>
+        </w:rPr>
+        <w:t>B·B·B</w:t>
+      </w:r>
+      <w:r>
+        <w:rPr>
+          <w:rFonts w:ascii="Consolas" w:hAnsi="Consolas"/>
+          <w:color w:val="960000"/>
+          <w:sz w:val="20"/>
+        </w:rPr>
+        <w:t xml:space="preserve">**, y </w:t>
+      </w:r>
+      <w:r>
+        <w:rPr>
+          <w:b w:val="0"/>
+          <w:color w:val="960000"/>
+          <w:sz w:val="20"/>
+        </w:rPr>
+        <w:t>A·A·A</w:t>
+      </w:r>
+      <w:r>
+        <w:rPr>
+          <w:rFonts w:ascii="Consolas" w:hAnsi="Consolas"/>
+          <w:color w:val="960000"/>
+          <w:sz w:val="20"/>
+        </w:rPr>
+        <w:t xml:space="preserve"> es la única salida de ese ámbar desde el piso. </w:t>
+      </w:r>
+      <w:r>
+        <w:rPr>
+          <w:b w:val="0"/>
+          <w:color w:val="960000"/>
+          <w:sz w:val="20"/>
+        </w:rPr>
+        <w:t>A·A·A</w:t>
+      </w:r>
+      <w:r>
+        <w:rPr>
+          <w:rFonts w:ascii="Consolas" w:hAnsi="Consolas"/>
+          <w:color w:val="960000"/>
+          <w:sz w:val="20"/>
+        </w:rPr>
+        <w:t xml:space="preserve">, </w:t>
+      </w:r>
+      <w:r>
+        <w:rPr>
+          <w:b w:val="0"/>
+          <w:color w:val="960000"/>
+          <w:sz w:val="20"/>
+        </w:rPr>
+        <w:t>B·B·B</w:t>
+      </w:r>
+      <w:r>
+        <w:rPr>
+          <w:rFonts w:ascii="Consolas" w:hAnsi="Consolas"/>
+          <w:color w:val="960000"/>
+          <w:sz w:val="20"/>
+        </w:rPr>
+        <w:t xml:space="preserve"> y </w:t>
+      </w:r>
+      <w:r>
+        <w:rPr>
+          <w:b w:val="0"/>
+          <w:color w:val="960000"/>
+          <w:sz w:val="20"/>
+        </w:rPr>
+        <w:t>A·B·A·B</w:t>
+      </w:r>
+      <w:r>
+        <w:rPr>
+          <w:rFonts w:ascii="Consolas" w:hAnsi="Consolas"/>
+          <w:color w:val="960000"/>
+          <w:sz w:val="20"/>
+        </w:rPr>
+        <w:t xml:space="preserve"> **siguen funcionando enteras**: ninguna usaba </w:t>
+      </w:r>
+      <w:r>
+        <w:rPr>
+          <w:b w:val="0"/>
+          <w:color w:val="960000"/>
+          <w:sz w:val="20"/>
+        </w:rPr>
+        <w:t>C</w:t>
+      </w:r>
+      <w:r>
+        <w:rPr>
+          <w:rFonts w:ascii="Consolas" w:hAnsi="Consolas"/>
+          <w:color w:val="960000"/>
+          <w:sz w:val="20"/>
+        </w:rPr>
+        <w:t xml:space="preserve"> ni </w:t>
+      </w:r>
+      <w:r>
+        <w:rPr>
+          <w:b w:val="0"/>
+          <w:color w:val="960000"/>
+          <w:sz w:val="20"/>
+        </w:rPr>
+        <w:t>D</w:t>
+      </w:r>
+      <w:r>
+        <w:rPr>
+          <w:rFonts w:ascii="Consolas" w:hAnsi="Consolas"/>
+          <w:color w:val="960000"/>
+          <w:sz w:val="20"/>
+        </w:rPr>
+        <w:t xml:space="preserve">. ### 3. </w:t>
+      </w:r>
+      <w:r>
+        <w:rPr>
+          <w:b w:val="0"/>
+          <w:color w:val="960000"/>
+          <w:sz w:val="20"/>
+        </w:rPr>
+        <w:t>SFTY6_SILENCIO_MS</w:t>
+      </w:r>
+      <w:r>
+        <w:rPr>
+          <w:rFonts w:ascii="Consolas" w:hAnsi="Consolas"/>
+          <w:color w:val="960000"/>
+          <w:sz w:val="20"/>
+        </w:rPr>
+        <w:t xml:space="preserve"> son **25 s**, no 12 **MEDIDO:** </w:t>
+      </w:r>
+      <w:r>
+        <w:rPr>
+          <w:b w:val="0"/>
+          <w:color w:val="960000"/>
+          <w:sz w:val="20"/>
+        </w:rPr>
+        <w:t>Maestro/include/protocolo.h:149</w:t>
+      </w:r>
+      <w:r>
+        <w:rPr>
+          <w:rFonts w:ascii="Consolas" w:hAnsi="Consolas"/>
+          <w:color w:val="960000"/>
+          <w:sz w:val="20"/>
+        </w:rPr>
+        <w:t xml:space="preserve"> y </w:t>
+      </w:r>
+      <w:r>
+        <w:rPr>
+          <w:b w:val="0"/>
+          <w:color w:val="960000"/>
+          <w:sz w:val="20"/>
+        </w:rPr>
+        <w:t>Esclavo/include/protocolo.h:149</w:t>
+      </w:r>
+      <w:r>
+        <w:rPr>
+          <w:rFonts w:ascii="Consolas" w:hAnsi="Consolas"/>
+          <w:color w:val="960000"/>
+          <w:sz w:val="20"/>
+        </w:rPr>
+        <w:t xml:space="preserve"> → </w:t>
+      </w:r>
+      <w:r>
+        <w:rPr>
+          <w:b w:val="0"/>
+          <w:color w:val="960000"/>
+          <w:sz w:val="20"/>
+        </w:rPr>
+        <w:t>#define SFTY6_SILENCIO_MS 25000UL</w:t>
+      </w:r>
+      <w:r>
+        <w:rPr>
+          <w:rFonts w:ascii="Consolas" w:hAnsi="Consolas"/>
+          <w:color w:val="960000"/>
+          <w:sz w:val="20"/>
+        </w:rPr>
+        <w:t xml:space="preserve">. El valor de 12 s era **el techo de otra cuenta** y dejaba los reintentos 4 y 5 del ciclo sin poder ejecutarse jamás (N-71). &gt; ⚠️ **No lo confunda con </w:t>
+      </w:r>
+      <w:r>
+        <w:rPr>
+          <w:b w:val="0"/>
+          <w:color w:val="960000"/>
+          <w:sz w:val="20"/>
+        </w:rPr>
+        <w:t>VENTANA_TRIPLE_MS</w:t>
+      </w:r>
+      <w:r>
+        <w:rPr>
+          <w:rFonts w:ascii="Consolas" w:hAnsi="Consolas"/>
+          <w:color w:val="960000"/>
+          <w:sz w:val="20"/>
+        </w:rPr>
+        <w:t>, que sí vale 12 s y es correcto** &gt; (</w:t>
+      </w:r>
+      <w:r>
+        <w:rPr>
+          <w:b w:val="0"/>
+          <w:color w:val="960000"/>
+          <w:sz w:val="20"/>
+        </w:rPr>
+        <w:t>Maestro/src/mando.cpp:38</w:t>
+      </w:r>
+      <w:r>
+        <w:rPr>
+          <w:rFonts w:ascii="Consolas" w:hAnsi="Consolas"/>
+          <w:color w:val="960000"/>
+          <w:sz w:val="20"/>
+        </w:rPr>
+        <w:t xml:space="preserve">, </w:t>
+      </w:r>
+      <w:r>
+        <w:rPr>
+          <w:b w:val="0"/>
+          <w:color w:val="960000"/>
+          <w:sz w:val="20"/>
+        </w:rPr>
+        <w:t>Esclavo/src/mando.cpp:42</w:t>
+      </w:r>
+      <w:r>
+        <w:rPr>
+          <w:rFonts w:ascii="Consolas" w:hAnsi="Consolas"/>
+          <w:color w:val="960000"/>
+          <w:sz w:val="20"/>
+        </w:rPr>
+        <w:t xml:space="preserve">): son los 12 s de la ventana de &gt; </w:t>
+      </w:r>
+      <w:r>
+        <w:rPr>
+          <w:b w:val="0"/>
+          <w:color w:val="960000"/>
+          <w:sz w:val="20"/>
+        </w:rPr>
+        <w:t>A·A·A</w:t>
+      </w:r>
+      <w:r>
+        <w:rPr>
+          <w:rFonts w:ascii="Consolas" w:hAnsi="Consolas"/>
+          <w:color w:val="960000"/>
+          <w:sz w:val="20"/>
+        </w:rPr>
+        <w:t xml:space="preserve"> / </w:t>
+      </w:r>
+      <w:r>
+        <w:rPr>
+          <w:b w:val="0"/>
+          <w:color w:val="960000"/>
+          <w:sz w:val="20"/>
+        </w:rPr>
+        <w:t xml:space="preserve">B·B·B` del mando, </w:t>
+      </w:r>
+      <w:r>
+        <w:rPr>
+          <w:b/>
+          <w:color w:val="960000"/>
+          <w:sz w:val="20"/>
+        </w:rPr>
+        <w:t>otra magnitud y otro sujeto</w:t>
+      </w:r>
+      <w:r>
+        <w:rPr>
+          <w:b w:val="0"/>
+          <w:color w:val="960000"/>
+          <w:sz w:val="20"/>
+        </w:rPr>
+        <w:t xml:space="preserve">. Dos números iguales en documentos &gt; distintos no son el mismo número. ### 4. Y lo que NO cambia </w:t>
+      </w:r>
+      <w:r>
+        <w:rPr>
+          <w:b/>
+          <w:color w:val="960000"/>
+          <w:sz w:val="20"/>
+        </w:rPr>
+        <w:t>En campo corre la V8.4.</w:t>
+      </w:r>
+      <w:r>
+        <w:rPr>
+          <w:b w:val="0"/>
+          <w:color w:val="960000"/>
+          <w:sz w:val="20"/>
+        </w:rPr>
+        <w:t xml:space="preserve"> Nada de lo descrito aquí ha pasado banco. </w:t>
+      </w:r>
+      <w:r>
+        <w:rPr>
+          <w:b/>
+          <w:color w:val="960000"/>
+          <w:sz w:val="20"/>
+        </w:rPr>
+        <w:t>Un manual corregido no es un permiso de carga.</w:t>
+      </w:r>
+    </w:p>
+    <w:p>
+      <w:pPr>
+        <w:spacing w:after="80"/>
+      </w:pPr>
+    </w:p>
+    <w:p>
+      <w:pPr>
+        <w:spacing w:after="160"/>
+        <w:ind w:left="360"/>
+        <w:shd w:val="clear" w:fill="FFF4E5"/>
+      </w:pPr>
+      <w:r>
+        <w:rPr>
+          <w:b w:val="0"/>
+          <w:color w:val="960000"/>
+          <w:sz w:val="20"/>
+        </w:rPr>
         <w:t xml:space="preserve">🔴 CAMBIO DEL 28/08/2026 — LA PANTALLA SE RETIRA Y EL BLUETOOTH OCUPA SUS PINES </w:t>
       </w:r>
       <w:r>
@@ -1492,7 +2503,7 @@
           <w:color w:val="960000"/>
           <w:sz w:val="20"/>
         </w:rPr>
-        <w:t xml:space="preserve">, y </w:t>
+        <w:t>, y ~~</w:t>
       </w:r>
       <w:r>
         <w:rPr>
@@ -1508,7 +2519,7 @@
           <w:color w:val="960000"/>
           <w:sz w:val="20"/>
         </w:rPr>
-        <w:t xml:space="preserve">. Lo único que falta es el display. </w:t>
+        <w:t>~~. Lo único que falta es el display. ~~</w:t>
       </w:r>
       <w:r>
         <w:rPr>
@@ -1572,7 +2583,7 @@
           <w:color w:val="960000"/>
           <w:sz w:val="20"/>
         </w:rPr>
-        <w:t xml:space="preserve">. </w:t>
+        <w:t xml:space="preserve">.~~ &gt; ## ✅ 31/08 — EL RIESGO DE «CONFIRMAR UNA HORA A CIEGAS» SE HA CERRADO POR CONSTRUCCIÓN &gt; &gt; </w:t>
       </w:r>
       <w:r>
         <w:rPr>
@@ -1580,7 +2591,238 @@
           <w:color w:val="960000"/>
           <w:sz w:val="20"/>
         </w:rPr>
-        <w:t>No se accionan los botones del gabinete para «probar».</w:t>
+        <w:t>MEDIDO</w:t>
+      </w:r>
+      <w:r>
+        <w:rPr>
+          <w:b w:val="0"/>
+          <w:color w:val="960000"/>
+          <w:sz w:val="20"/>
+        </w:rPr>
+        <w:t xml:space="preserve"> en </w:t>
+      </w:r>
+      <w:r>
+        <w:rPr>
+          <w:rFonts w:ascii="Consolas" w:hAnsi="Consolas"/>
+          <w:color w:val="960000"/>
+          <w:sz w:val="20"/>
+        </w:rPr>
+        <w:t>Maestro/src/botones.cpp:280-281</w:t>
+      </w:r>
+      <w:r>
+        <w:rPr>
+          <w:b w:val="0"/>
+          <w:color w:val="960000"/>
+          <w:sz w:val="20"/>
+        </w:rPr>
+        <w:t xml:space="preserve"> y su equivalente del Esclavo: &gt; &gt; ``</w:t>
+      </w:r>
+      <w:r>
+        <w:rPr>
+          <w:rFonts w:ascii="Consolas" w:hAnsi="Consolas"/>
+          <w:color w:val="960000"/>
+          <w:sz w:val="20"/>
+        </w:rPr>
+        <w:t xml:space="preserve"> &gt;   bool botonAceptar() { return false; } &gt;   bool botonCancelar(){ return false; } &gt; </w:t>
+      </w:r>
+      <w:r>
+        <w:rPr>
+          <w:rFonts w:ascii="Consolas" w:hAnsi="Consolas"/>
+          <w:color w:val="960000"/>
+          <w:sz w:val="20"/>
+        </w:rPr>
+      </w:r>
+      <w:r>
+        <w:rPr>
+          <w:rFonts w:ascii="Consolas" w:hAnsi="Consolas"/>
+          <w:color w:val="960000"/>
+          <w:sz w:val="20"/>
+        </w:rPr>
+        <w:t xml:space="preserve"> &gt; &gt; </w:t>
+      </w:r>
+      <w:r>
+        <w:rPr>
+          <w:b w:val="0"/>
+          <w:color w:val="960000"/>
+          <w:sz w:val="20"/>
+        </w:rPr>
+        <w:t>PB14</w:t>
+      </w:r>
+      <w:r>
+        <w:rPr>
+          <w:rFonts w:ascii="Consolas" w:hAnsi="Consolas"/>
+          <w:color w:val="960000"/>
+          <w:sz w:val="20"/>
+        </w:rPr>
+        <w:t xml:space="preserve"> y </w:t>
+      </w:r>
+      <w:r>
+        <w:rPr>
+          <w:b w:val="0"/>
+          <w:color w:val="960000"/>
+          <w:sz w:val="20"/>
+        </w:rPr>
+        <w:t>PB15</w:t>
+      </w:r>
+      <w:r>
+        <w:rPr>
+          <w:rFonts w:ascii="Consolas" w:hAnsi="Consolas"/>
+          <w:color w:val="960000"/>
+          <w:sz w:val="20"/>
+        </w:rPr>
+        <w:t xml:space="preserve"> son cámaras: **ya no hay pin que pueda levantar esos dos flancos**. El menú sigue &gt; en el binario y los pulsadores </w:t>
+      </w:r>
+      <w:r>
+        <w:rPr>
+          <w:b w:val="0"/>
+          <w:color w:val="960000"/>
+          <w:sz w:val="20"/>
+        </w:rPr>
+        <w:t>A</w:t>
+      </w:r>
+      <w:r>
+        <w:rPr>
+          <w:rFonts w:ascii="Consolas" w:hAnsi="Consolas"/>
+          <w:color w:val="960000"/>
+          <w:sz w:val="20"/>
+        </w:rPr>
+        <w:t>/</w:t>
+      </w:r>
+      <w:r>
+        <w:rPr>
+          <w:b w:val="0"/>
+          <w:color w:val="960000"/>
+          <w:sz w:val="20"/>
+        </w:rPr>
+        <w:t>B</w:t>
+      </w:r>
+      <w:r>
+        <w:rPr>
+          <w:rFonts w:ascii="Consolas" w:hAnsi="Consolas"/>
+          <w:color w:val="960000"/>
+          <w:sz w:val="20"/>
+        </w:rPr>
+        <w:t xml:space="preserve"> siguen **moviendo el cursor**, pero **no hay nada que &gt; CONFIRME**. La cadena *«ráfaga de pulsos → cursor a </w:t>
+      </w:r>
+      <w:r>
+        <w:rPr>
+          <w:b w:val="0"/>
+          <w:color w:val="960000"/>
+          <w:sz w:val="20"/>
+        </w:rPr>
+        <w:t>AJUSTAR HORA</w:t>
+      </w:r>
+      <w:r>
+        <w:rPr>
+          <w:rFonts w:ascii="Consolas" w:hAnsi="Consolas"/>
+          <w:color w:val="960000"/>
+          <w:sz w:val="20"/>
+        </w:rPr>
+        <w:t xml:space="preserve"> → hora inventada dada por &gt; válida»* **se corta en el último eslabón**, que era el único peligroso. &gt; &gt; *(Se devuelven </w:t>
+      </w:r>
+      <w:r>
+        <w:rPr>
+          <w:b w:val="0"/>
+          <w:color w:val="960000"/>
+          <w:sz w:val="20"/>
+        </w:rPr>
+        <w:t>false</w:t>
+      </w:r>
+      <w:r>
+        <w:rPr>
+          <w:rFonts w:ascii="Consolas" w:hAnsi="Consolas"/>
+          <w:color w:val="960000"/>
+          <w:sz w:val="20"/>
+        </w:rPr>
+        <w:t xml:space="preserve"> en vez de borrarlas a propósito: tienen veintitantos llamadores en nueve &gt; ficheros, y borrarlas convertiría una reasignación de pines en una reescritura del control de &gt; flujo de cada modo. Así </w:t>
+      </w:r>
+      <w:r>
+        <w:rPr>
+          <w:b w:val="0"/>
+          <w:color w:val="960000"/>
+          <w:sz w:val="20"/>
+        </w:rPr>
+        <w:t>git grep botonCancelar</w:t>
+      </w:r>
+      <w:r>
+        <w:rPr>
+          <w:rFonts w:ascii="Consolas" w:hAnsi="Consolas"/>
+          <w:color w:val="960000"/>
+          <w:sz w:val="20"/>
+        </w:rPr>
+        <w:t xml:space="preserve"> sigue listando en un solo sitio todo lo que la &gt; retirada de </w:t>
+      </w:r>
+      <w:r>
+        <w:rPr>
+          <w:b w:val="0"/>
+          <w:color w:val="960000"/>
+          <w:sz w:val="20"/>
+        </w:rPr>
+        <w:t>C</w:t>
+      </w:r>
+      <w:r>
+        <w:rPr>
+          <w:rFonts w:ascii="Consolas" w:hAnsi="Consolas"/>
+          <w:color w:val="960000"/>
+          <w:sz w:val="20"/>
+        </w:rPr>
+        <w:t xml:space="preserve"> y </w:t>
+      </w:r>
+      <w:r>
+        <w:rPr>
+          <w:b w:val="0"/>
+          <w:color w:val="960000"/>
+          <w:sz w:val="20"/>
+        </w:rPr>
+        <w:t>D</w:t>
+      </w:r>
+      <w:r>
+        <w:rPr>
+          <w:rFonts w:ascii="Consolas" w:hAnsi="Consolas"/>
+          <w:color w:val="960000"/>
+          <w:sz w:val="20"/>
+        </w:rPr>
+        <w:t xml:space="preserve"> se llevó por delante.)* **Lo que sigue vigente de la instrucción anterior:** **no se accionan los botones del gabinete para «probar»**. </w:t>
+      </w:r>
+      <w:r>
+        <w:rPr>
+          <w:b w:val="0"/>
+          <w:color w:val="960000"/>
+          <w:sz w:val="20"/>
+        </w:rPr>
+        <w:t>A</w:t>
+      </w:r>
+      <w:r>
+        <w:rPr>
+          <w:rFonts w:ascii="Consolas" w:hAnsi="Consolas"/>
+          <w:color w:val="960000"/>
+          <w:sz w:val="20"/>
+        </w:rPr>
+        <w:t xml:space="preserve"> y </w:t>
+      </w:r>
+      <w:r>
+        <w:rPr>
+          <w:b w:val="0"/>
+          <w:color w:val="960000"/>
+          <w:sz w:val="20"/>
+        </w:rPr>
+        <w:t>B</w:t>
+      </w:r>
+      <w:r>
+        <w:rPr>
+          <w:rFonts w:ascii="Consolas" w:hAnsi="Consolas"/>
+          <w:color w:val="960000"/>
+          <w:sz w:val="20"/>
+        </w:rPr>
+        <w:t xml:space="preserve"> siguen siendo entradas reales y **siguen disparando las secuencias del mando** —incluido </w:t>
+      </w:r>
+      <w:r>
+        <w:rPr>
+          <w:b w:val="0"/>
+          <w:color w:val="960000"/>
+          <w:sz w:val="20"/>
+        </w:rPr>
+        <w:t>A·B·A·B`, que pide entrar al Modo Degradado—.</w:t>
       </w:r>
     </w:p>
     <w:p>
@@ -2223,6 +3465,53 @@
     </w:p>
     <w:p>
       <w:pPr>
+        <w:spacing w:after="160"/>
+        <w:ind w:left="360"/>
+        <w:shd w:val="clear" w:fill="FFF4E5"/>
+      </w:pPr>
+      <w:r>
+        <w:rPr>
+          <w:b w:val="0"/>
+          <w:color w:val="960000"/>
+          <w:sz w:val="20"/>
+        </w:rPr>
+        <w:t xml:space="preserve">✅ La Opción 1 es la CONFIGURACIÓN VIGENTE </w:t>
+      </w:r>
+      <w:r>
+        <w:rPr>
+          <w:b/>
+          <w:color w:val="960000"/>
+          <w:sz w:val="20"/>
+        </w:rPr>
+        <w:t>2 radios en enlace directo, `2.4 kbps`, `M0`/`M1` ambos en OFF durante la operación, sin repetidor.</w:t>
+      </w:r>
+      <w:r>
+        <w:rPr>
+          <w:b w:val="0"/>
+          <w:color w:val="960000"/>
+          <w:sz w:val="20"/>
+        </w:rPr>
+        <w:t xml:space="preserve"> La Opción 2 se documenta porque el firmware del repetidor existe y la compuerta lo compila, </w:t>
+      </w:r>
+      <w:r>
+        <w:rPr>
+          <w:b/>
+          <w:color w:val="960000"/>
+          <w:sz w:val="20"/>
+        </w:rPr>
+        <w:t>no porque haya un repetidor montado</w:t>
+      </w:r>
+      <w:r>
+        <w:rPr>
+          <w:b w:val="0"/>
+          <w:color w:val="960000"/>
+          <w:sz w:val="20"/>
+        </w:rPr>
+        <w:t>. No monte uno sin reabrir esta decisión.</w:t>
+      </w:r>
+    </w:p>
+    <w:p>
+      <w:pPr>
         <w:spacing w:before="200" w:after="120"/>
       </w:pPr>
       <w:r>
@@ -2231,7 +3520,15 @@
           <w:color w:val="003366"/>
           <w:sz w:val="23"/>
         </w:rPr>
-        <w:t>Opción 2: Modo Repetidor (4 Radios - Esquinas Ciegas / Montaña)</w:t>
+        <w:t xml:space="preserve">Opción 2: Modo Repetidor (4 Radios - Esquinas Ciegas / Montaña) — </w:t>
+      </w:r>
+      <w:r>
+        <w:rPr>
+          <w:b/>
+          <w:color w:val="003366"/>
+          <w:sz w:val="23"/>
+        </w:rPr>
+        <w:t>NO es el montaje vigente</w:t>
       </w:r>
     </w:p>
     <w:p>
@@ -4995,7 +6292,7 @@
           <w:color w:val="960000"/>
           <w:sz w:val="20"/>
         </w:rPr>
-        <w:t xml:space="preserve">⚠️ LOS BOTONES SIGUEN CONECTADOS Y EL MENÚ SIGUE VIVO — A CIEGAS </w:t>
+        <w:t>⚠️ ~~LOS BOTONES SIGUEN CONECTADOS Y EL MENÚ SIGUE VIVO — A CIEGAS~~ ~~</w:t>
       </w:r>
       <w:r>
         <w:rPr>
@@ -5107,7 +6404,7 @@
           <w:color w:val="960000"/>
           <w:sz w:val="20"/>
         </w:rPr>
-        <w:t xml:space="preserve">, y siguen navegando exactamente el mismo menú de dos niveles de antes. </w:t>
+        <w:t>, y siguen navegando exactamente el mismo menú de dos niveles de antes.~~ ~~</w:t>
       </w:r>
       <w:r>
         <w:rPr>
@@ -5155,7 +6452,7 @@
           <w:color w:val="960000"/>
           <w:sz w:val="20"/>
         </w:rPr>
-        <w:t xml:space="preserve">, que el equipo dará por buena. Desde ahí, el Modo Degradado entraría sobre una hora inventada con las dos puntas desfasadas — que es exactamente el escenario que el diseño del reloj existe para evitar. </w:t>
+        <w:t xml:space="preserve">, que el equipo dará por buena.~~ ### ✅ 31/08 — SUPERADO EN SU MITAD PELIGROSA. QUEDAN DOS PULSADORES, NINGUNO CONFIRMA </w:t>
       </w:r>
       <w:r>
         <w:rPr>
@@ -5163,15 +6460,303 @@
           <w:color w:val="960000"/>
           <w:sz w:val="20"/>
         </w:rPr>
-        <w:t>Instrucción de montaje:</w:t>
-      </w:r>
-      <w:r>
-        <w:rPr>
-          <w:b w:val="0"/>
-          <w:color w:val="960000"/>
-          <w:sz w:val="20"/>
-        </w:rPr>
-        <w:t xml:space="preserve"> los botones se dejan cableados (los usa el mando de relés), pero </w:t>
+        <w:t>MEDIDO</w:t>
+      </w:r>
+      <w:r>
+        <w:rPr>
+          <w:b w:val="0"/>
+          <w:color w:val="960000"/>
+          <w:sz w:val="20"/>
+        </w:rPr>
+        <w:t xml:space="preserve"> (</w:t>
+      </w:r>
+      <w:r>
+        <w:rPr>
+          <w:rFonts w:ascii="Consolas" w:hAnsi="Consolas"/>
+          <w:color w:val="960000"/>
+          <w:sz w:val="20"/>
+        </w:rPr>
+        <w:t>botones.cpp:280-281</w:t>
+      </w:r>
+      <w:r>
+        <w:rPr>
+          <w:b w:val="0"/>
+          <w:color w:val="960000"/>
+          <w:sz w:val="20"/>
+        </w:rPr>
+        <w:t xml:space="preserve"> en ambas puntas): </w:t>
+      </w:r>
+      <w:r>
+        <w:rPr>
+          <w:rFonts w:ascii="Consolas" w:hAnsi="Consolas"/>
+          <w:color w:val="960000"/>
+          <w:sz w:val="20"/>
+        </w:rPr>
+        <w:t>botonAceptar()</w:t>
+      </w:r>
+      <w:r>
+        <w:rPr>
+          <w:b w:val="0"/>
+          <w:color w:val="960000"/>
+          <w:sz w:val="20"/>
+        </w:rPr>
+        <w:t xml:space="preserve"> y </w:t>
+      </w:r>
+      <w:r>
+        <w:rPr>
+          <w:rFonts w:ascii="Consolas" w:hAnsi="Consolas"/>
+          <w:color w:val="960000"/>
+          <w:sz w:val="20"/>
+        </w:rPr>
+        <w:t>botonCancelar()</w:t>
+      </w:r>
+      <w:r>
+        <w:rPr>
+          <w:b w:val="0"/>
+          <w:color w:val="960000"/>
+          <w:sz w:val="20"/>
+        </w:rPr>
+        <w:t xml:space="preserve"> devuelven </w:t>
+      </w:r>
+      <w:r>
+        <w:rPr>
+          <w:b/>
+          <w:color w:val="960000"/>
+          <w:sz w:val="20"/>
+        </w:rPr>
+        <w:t>`false` siempre</w:t>
+      </w:r>
+      <w:r>
+        <w:rPr>
+          <w:b w:val="0"/>
+          <w:color w:val="960000"/>
+          <w:sz w:val="20"/>
+        </w:rPr>
+        <w:t xml:space="preserve">, porque </w:t>
+      </w:r>
+      <w:r>
+        <w:rPr>
+          <w:rFonts w:ascii="Consolas" w:hAnsi="Consolas"/>
+          <w:color w:val="960000"/>
+          <w:sz w:val="20"/>
+        </w:rPr>
+        <w:t>PB14</w:t>
+      </w:r>
+      <w:r>
+        <w:rPr>
+          <w:b w:val="0"/>
+          <w:color w:val="960000"/>
+          <w:sz w:val="20"/>
+        </w:rPr>
+        <w:t xml:space="preserve"> y </w:t>
+      </w:r>
+      <w:r>
+        <w:rPr>
+          <w:rFonts w:ascii="Consolas" w:hAnsi="Consolas"/>
+          <w:color w:val="960000"/>
+          <w:sz w:val="20"/>
+        </w:rPr>
+        <w:t>PB15</w:t>
+      </w:r>
+      <w:r>
+        <w:rPr>
+          <w:b w:val="0"/>
+          <w:color w:val="960000"/>
+          <w:sz w:val="20"/>
+        </w:rPr>
+        <w:t xml:space="preserve"> </w:t>
+      </w:r>
+      <w:r>
+        <w:rPr>
+          <w:b/>
+          <w:color w:val="960000"/>
+          <w:sz w:val="20"/>
+        </w:rPr>
+        <w:t>ya no son pulsadores</w:t>
+      </w:r>
+      <w:r>
+        <w:rPr>
+          <w:b w:val="0"/>
+          <w:color w:val="960000"/>
+          <w:sz w:val="20"/>
+        </w:rPr>
+        <w:t xml:space="preserve">, son </w:t>
+      </w:r>
+      <w:r>
+        <w:rPr>
+          <w:rFonts w:ascii="Consolas" w:hAnsi="Consolas"/>
+          <w:color w:val="960000"/>
+          <w:sz w:val="20"/>
+        </w:rPr>
+        <w:t>CAM_C_PIN</w:t>
+      </w:r>
+      <w:r>
+        <w:rPr>
+          <w:b w:val="0"/>
+          <w:color w:val="960000"/>
+          <w:sz w:val="20"/>
+        </w:rPr>
+        <w:t xml:space="preserve"> y </w:t>
+      </w:r>
+      <w:r>
+        <w:rPr>
+          <w:rFonts w:ascii="Consolas" w:hAnsi="Consolas"/>
+          <w:color w:val="960000"/>
+          <w:sz w:val="20"/>
+        </w:rPr>
+        <w:t>CAM_D_PIN</w:t>
+      </w:r>
+      <w:r>
+        <w:rPr>
+          <w:b w:val="0"/>
+          <w:color w:val="960000"/>
+          <w:sz w:val="20"/>
+        </w:rPr>
+        <w:t xml:space="preserve">. El cursor se puede mover con </w:t>
+      </w:r>
+      <w:r>
+        <w:rPr>
+          <w:rFonts w:ascii="Consolas" w:hAnsi="Consolas"/>
+          <w:color w:val="960000"/>
+          <w:sz w:val="20"/>
+        </w:rPr>
+        <w:t>A</w:t>
+      </w:r>
+      <w:r>
+        <w:rPr>
+          <w:b w:val="0"/>
+          <w:color w:val="960000"/>
+          <w:sz w:val="20"/>
+        </w:rPr>
+        <w:t>/</w:t>
+      </w:r>
+      <w:r>
+        <w:rPr>
+          <w:rFonts w:ascii="Consolas" w:hAnsi="Consolas"/>
+          <w:color w:val="960000"/>
+          <w:sz w:val="20"/>
+        </w:rPr>
+        <w:t>B</w:t>
+      </w:r>
+      <w:r>
+        <w:rPr>
+          <w:b w:val="0"/>
+          <w:color w:val="960000"/>
+          <w:sz w:val="20"/>
+        </w:rPr>
+        <w:t xml:space="preserve">; </w:t>
+      </w:r>
+      <w:r>
+        <w:rPr>
+          <w:b/>
+          <w:color w:val="960000"/>
+          <w:sz w:val="20"/>
+        </w:rPr>
+        <w:t>no se puede confirmar nada</w:t>
+      </w:r>
+      <w:r>
+        <w:rPr>
+          <w:b w:val="0"/>
+          <w:color w:val="960000"/>
+          <w:sz w:val="20"/>
+        </w:rPr>
+        <w:t xml:space="preserve">, y por tanto </w:t>
+      </w:r>
+      <w:r>
+        <w:rPr>
+          <w:b/>
+          <w:color w:val="960000"/>
+          <w:sz w:val="20"/>
+        </w:rPr>
+        <w:t>no se puede dejar una hora inventada dada por buena</w:t>
+      </w:r>
+      <w:r>
+        <w:rPr>
+          <w:b w:val="0"/>
+          <w:color w:val="960000"/>
+          <w:sz w:val="20"/>
+        </w:rPr>
+        <w:t xml:space="preserve">. </w:t>
+      </w:r>
+      <w:r>
+        <w:rPr>
+          <w:b/>
+          <w:color w:val="960000"/>
+          <w:sz w:val="20"/>
+        </w:rPr>
+        <w:t>Lo que SÍ sigue en pie, y es la razón de que la instrucción de montaje no cambie:</w:t>
+      </w:r>
+      <w:r>
+        <w:rPr>
+          <w:b w:val="0"/>
+          <w:color w:val="960000"/>
+          <w:sz w:val="20"/>
+        </w:rPr>
+        <w:t xml:space="preserve"> </w:t>
+      </w:r>
+      <w:r>
+        <w:rPr>
+          <w:rFonts w:ascii="Consolas" w:hAnsi="Consolas"/>
+          <w:color w:val="960000"/>
+          <w:sz w:val="20"/>
+        </w:rPr>
+        <w:t>PB9</w:t>
+      </w:r>
+      <w:r>
+        <w:rPr>
+          <w:b w:val="0"/>
+          <w:color w:val="960000"/>
+          <w:sz w:val="20"/>
+        </w:rPr>
+        <w:t xml:space="preserve"> y </w:t>
+      </w:r>
+      <w:r>
+        <w:rPr>
+          <w:rFonts w:ascii="Consolas" w:hAnsi="Consolas"/>
+          <w:color w:val="960000"/>
+          <w:sz w:val="20"/>
+        </w:rPr>
+        <w:t>PB13</w:t>
+      </w:r>
+      <w:r>
+        <w:rPr>
+          <w:b w:val="0"/>
+          <w:color w:val="960000"/>
+          <w:sz w:val="20"/>
+        </w:rPr>
+        <w:t xml:space="preserve"> son entradas reales, y </w:t>
+      </w:r>
+      <w:r>
+        <w:rPr>
+          <w:b/>
+          <w:color w:val="960000"/>
+          <w:sz w:val="20"/>
+        </w:rPr>
+        <w:t>`A·B·A·B` sigue pidiendo entrar al Modo Degradado</w:t>
+      </w:r>
+      <w:r>
+        <w:rPr>
+          <w:b w:val="0"/>
+          <w:color w:val="960000"/>
+          <w:sz w:val="20"/>
+        </w:rPr>
+        <w:t xml:space="preserve">. Una ráfaga de pulsos accidental ya no inventa una hora, pero puede pedir un cambio de modo — que el firmware evaluará contra su puerta (§7 del Manual del Mando), no concederá sin más. </w:t>
+      </w:r>
+      <w:r>
+        <w:rPr>
+          <w:b/>
+          <w:color w:val="960000"/>
+          <w:sz w:val="20"/>
+        </w:rPr>
+        <w:t>Instrucción de montaje (vigente):</w:t>
+      </w:r>
+      <w:r>
+        <w:rPr>
+          <w:b w:val="0"/>
+          <w:color w:val="960000"/>
+          <w:sz w:val="20"/>
+        </w:rPr>
+        <w:t xml:space="preserve"> los dos botones se dejan cableados —los usa el mando de relés—, pero </w:t>
       </w:r>
       <w:r>
         <w:rPr>
@@ -5200,7 +6785,31 @@
           <w:color w:val="003366"/>
           <w:sz w:val="23"/>
         </w:rPr>
-        <w:t>Pines de la botonera *(sin cambios: siguen ahí)*</w:t>
+        <w:t xml:space="preserve">Pines de </w:t>
+      </w:r>
+      <w:r>
+        <w:rPr>
+          <w:rFonts w:ascii="Consolas" w:hAnsi="Consolas"/>
+          <w:color w:val="003366"/>
+          <w:sz w:val="23"/>
+        </w:rPr>
+        <w:t>J16</w:t>
+      </w:r>
+      <w:r>
+        <w:rPr>
+          <w:b/>
+          <w:color w:val="003366"/>
+          <w:sz w:val="23"/>
+        </w:rPr>
+        <w:t xml:space="preserve"> — </w:t>
+      </w:r>
+      <w:r>
+        <w:rPr>
+          <w:b/>
+          <w:color w:val="003366"/>
+          <w:sz w:val="23"/>
+        </w:rPr>
+        <w:t>CAMBIADOS EL 31/08</w:t>
       </w:r>
     </w:p>
     <w:tbl>
@@ -5210,29 +6819,32 @@
         <w:tblLook w:firstColumn="1" w:firstRow="1" w:lastColumn="0" w:lastRow="0" w:noHBand="0" w:noVBand="1" w:val="04A0"/>
       </w:tblPr>
       <w:tblGrid>
-        <w:gridCol w:w="4680"/>
-        <w:gridCol w:w="4680"/>
+        <w:gridCol w:w="1872"/>
+        <w:gridCol w:w="1872"/>
+        <w:gridCol w:w="1872"/>
+        <w:gridCol w:w="1872"/>
+        <w:gridCol w:w="1872"/>
       </w:tblGrid>
       <w:tr>
         <w:tc>
           <w:tcPr>
-            <w:tcW w:type="dxa" w:w="4680"/>
+            <w:tcW w:type="dxa" w:w="1872"/>
             <w:shd w:val="clear" w:fill="DCE6F1"/>
           </w:tcPr>
           <w:p>
             <w:r/>
             <w:r>
               <w:rPr>
-                <w:b/>
+                <w:rFonts w:ascii="Consolas" w:hAnsi="Consolas"/>
                 <w:sz w:val="19"/>
               </w:rPr>
-              <w:t>Botón</w:t>
+              <w:t>J16</w:t>
             </w:r>
           </w:p>
         </w:tc>
         <w:tc>
           <w:tcPr>
-            <w:tcW w:type="dxa" w:w="4680"/>
+            <w:tcW w:type="dxa" w:w="1872"/>
             <w:shd w:val="clear" w:fill="DCE6F1"/>
           </w:tcPr>
           <w:p>
@@ -5246,11 +6858,89 @@
             </w:r>
           </w:p>
         </w:tc>
+        <w:tc>
+          <w:tcPr>
+            <w:tcW w:type="dxa" w:w="1872"/>
+            <w:shd w:val="clear" w:fill="DCE6F1"/>
+          </w:tcPr>
+          <w:p>
+            <w:r/>
+            <w:r>
+              <w:rPr>
+                <w:b/>
+                <w:sz w:val="19"/>
+              </w:rPr>
+              <w:t>28/08</w:t>
+            </w:r>
+          </w:p>
+        </w:tc>
+        <w:tc>
+          <w:tcPr>
+            <w:tcW w:type="dxa" w:w="1872"/>
+            <w:shd w:val="clear" w:fill="DCE6F1"/>
+          </w:tcPr>
+          <w:p>
+            <w:r/>
+            <w:r>
+              <w:rPr>
+                <w:b/>
+                <w:sz w:val="19"/>
+              </w:rPr>
+              <w:t>31/08 — vigente</w:t>
+            </w:r>
+          </w:p>
+        </w:tc>
+        <w:tc>
+          <w:tcPr>
+            <w:tcW w:type="dxa" w:w="1872"/>
+            <w:shd w:val="clear" w:fill="DCE6F1"/>
+          </w:tcPr>
+          <w:p>
+            <w:r/>
+            <w:r>
+              <w:rPr>
+                <w:b/>
+                <w:sz w:val="19"/>
+              </w:rPr>
+              <w:t>Modo del pin</w:t>
+            </w:r>
+          </w:p>
+        </w:tc>
       </w:tr>
       <w:tr>
         <w:tc>
           <w:tcPr>
-            <w:tcW w:type="dxa" w:w="4680"/>
+            <w:tcW w:type="dxa" w:w="1872"/>
+          </w:tcPr>
+          <w:p>
+            <w:r/>
+            <w:r>
+              <w:rPr>
+                <w:b w:val="0"/>
+                <w:sz w:val="19"/>
+              </w:rPr>
+              <w:t>p5</w:t>
+            </w:r>
+          </w:p>
+        </w:tc>
+        <w:tc>
+          <w:tcPr>
+            <w:tcW w:type="dxa" w:w="1872"/>
+          </w:tcPr>
+          <w:p>
+            <w:r/>
+            <w:r>
+              <w:rPr>
+                <w:rFonts w:ascii="Consolas" w:hAnsi="Consolas"/>
+                <w:sz w:val="19"/>
+              </w:rPr>
+              <w:t>PB9</w:t>
+            </w:r>
+          </w:p>
+        </w:tc>
+        <w:tc>
+          <w:tcPr>
+            <w:tcW w:type="dxa" w:w="1872"/>
           </w:tcPr>
           <w:p>
             <w:r/>
@@ -5272,7 +6962,29 @@
         </w:tc>
         <w:tc>
           <w:tcPr>
-            <w:tcW w:type="dxa" w:w="4680"/>
+            <w:tcW w:type="dxa" w:w="1872"/>
+          </w:tcPr>
+          <w:p>
+            <w:r/>
+            <w:r>
+              <w:rPr>
+                <w:b w:val="0"/>
+                <w:sz w:val="19"/>
+              </w:rPr>
+              <w:t xml:space="preserve">✅ </w:t>
+            </w:r>
+            <w:r>
+              <w:rPr>
+                <w:b/>
+                <w:sz w:val="19"/>
+              </w:rPr>
+              <w:t>1 — Arriba / mando `A`</w:t>
+            </w:r>
+          </w:p>
+        </w:tc>
+        <w:tc>
+          <w:tcPr>
+            <w:tcW w:type="dxa" w:w="1872"/>
           </w:tcPr>
           <w:p>
             <w:r/>
@@ -5281,7 +6993,21 @@
                 <w:rFonts w:ascii="Consolas" w:hAnsi="Consolas"/>
                 <w:sz w:val="19"/>
               </w:rPr>
-              <w:t>PB9</w:t>
+              <w:t>INPUT_PULLUP</w:t>
+            </w:r>
+            <w:r>
+              <w:rPr>
+                <w:b w:val="0"/>
+                <w:sz w:val="19"/>
+              </w:rPr>
+              <w:t xml:space="preserve">, activo en </w:t>
+            </w:r>
+            <w:r>
+              <w:rPr>
+                <w:b/>
+                <w:sz w:val="19"/>
+              </w:rPr>
+              <w:t>BAJO</w:t>
             </w:r>
           </w:p>
         </w:tc>
@@ -5289,7 +7015,37 @@
       <w:tr>
         <w:tc>
           <w:tcPr>
-            <w:tcW w:type="dxa" w:w="4680"/>
+            <w:tcW w:type="dxa" w:w="1872"/>
+          </w:tcPr>
+          <w:p>
+            <w:r/>
+            <w:r>
+              <w:rPr>
+                <w:b w:val="0"/>
+                <w:sz w:val="19"/>
+              </w:rPr>
+              <w:t>p8</w:t>
+            </w:r>
+          </w:p>
+        </w:tc>
+        <w:tc>
+          <w:tcPr>
+            <w:tcW w:type="dxa" w:w="1872"/>
+          </w:tcPr>
+          <w:p>
+            <w:r/>
+            <w:r>
+              <w:rPr>
+                <w:rFonts w:ascii="Consolas" w:hAnsi="Consolas"/>
+                <w:sz w:val="19"/>
+              </w:rPr>
+              <w:t>PB13</w:t>
+            </w:r>
+          </w:p>
+        </w:tc>
+        <w:tc>
+          <w:tcPr>
+            <w:tcW w:type="dxa" w:w="1872"/>
           </w:tcPr>
           <w:p>
             <w:r/>
@@ -5311,7 +7067,29 @@
         </w:tc>
         <w:tc>
           <w:tcPr>
-            <w:tcW w:type="dxa" w:w="4680"/>
+            <w:tcW w:type="dxa" w:w="1872"/>
+          </w:tcPr>
+          <w:p>
+            <w:r/>
+            <w:r>
+              <w:rPr>
+                <w:b w:val="0"/>
+                <w:sz w:val="19"/>
+              </w:rPr>
+              <w:t xml:space="preserve">✅ </w:t>
+            </w:r>
+            <w:r>
+              <w:rPr>
+                <w:b/>
+                <w:sz w:val="19"/>
+              </w:rPr>
+              <w:t>2 — Abajo / mando `B`</w:t>
+            </w:r>
+          </w:p>
+        </w:tc>
+        <w:tc>
+          <w:tcPr>
+            <w:tcW w:type="dxa" w:w="1872"/>
           </w:tcPr>
           <w:p>
             <w:r/>
@@ -5320,7 +7098,21 @@
                 <w:rFonts w:ascii="Consolas" w:hAnsi="Consolas"/>
                 <w:sz w:val="19"/>
               </w:rPr>
-              <w:t>PB13</w:t>
+              <w:t>INPUT_PULLUP</w:t>
+            </w:r>
+            <w:r>
+              <w:rPr>
+                <w:b w:val="0"/>
+                <w:sz w:val="19"/>
+              </w:rPr>
+              <w:t xml:space="preserve">, activo en </w:t>
+            </w:r>
+            <w:r>
+              <w:rPr>
+                <w:b/>
+                <w:sz w:val="19"/>
+              </w:rPr>
+              <w:t>BAJO</w:t>
             </w:r>
           </w:p>
         </w:tc>
@@ -5328,7 +7120,7 @@
       <w:tr>
         <w:tc>
           <w:tcPr>
-            <w:tcW w:type="dxa" w:w="4680"/>
+            <w:tcW w:type="dxa" w:w="1872"/>
           </w:tcPr>
           <w:p>
             <w:r/>
@@ -5337,20 +7129,13 @@
                 <w:b w:val="0"/>
                 <w:sz w:val="19"/>
               </w:rPr>
-              <w:t xml:space="preserve">3 — Aceptar / </w:t>
-            </w:r>
-            <w:r>
-              <w:rPr>
-                <w:rFonts w:ascii="Consolas" w:hAnsi="Consolas"/>
-                <w:sz w:val="19"/>
-              </w:rPr>
-              <w:t>C</w:t>
+              <w:t>p10</w:t>
             </w:r>
           </w:p>
         </w:tc>
         <w:tc>
           <w:tcPr>
-            <w:tcW w:type="dxa" w:w="4680"/>
+            <w:tcW w:type="dxa" w:w="1872"/>
           </w:tcPr>
           <w:p>
             <w:r/>
@@ -5363,11 +7148,9 @@
             </w:r>
           </w:p>
         </w:tc>
-      </w:tr>
-      <w:tr>
         <w:tc>
           <w:tcPr>
-            <w:tcW w:type="dxa" w:w="4680"/>
+            <w:tcW w:type="dxa" w:w="1872"/>
           </w:tcPr>
           <w:p>
             <w:r/>
@@ -5376,20 +7159,81 @@
                 <w:b w:val="0"/>
                 <w:sz w:val="19"/>
               </w:rPr>
-              <w:t xml:space="preserve">4 — Menú / </w:t>
+              <w:t xml:space="preserve">~~3 — Aceptar / </w:t>
             </w:r>
             <w:r>
               <w:rPr>
                 <w:rFonts w:ascii="Consolas" w:hAnsi="Consolas"/>
                 <w:sz w:val="19"/>
               </w:rPr>
-              <w:t>D</w:t>
+              <w:t>C</w:t>
+            </w:r>
+            <w:r>
+              <w:rPr>
+                <w:b w:val="0"/>
+                <w:sz w:val="19"/>
+              </w:rPr>
+              <w:t>~~</w:t>
             </w:r>
           </w:p>
         </w:tc>
         <w:tc>
           <w:tcPr>
-            <w:tcW w:type="dxa" w:w="4680"/>
+            <w:tcW w:type="dxa" w:w="1872"/>
+          </w:tcPr>
+          <w:p>
+            <w:r/>
+            <w:r>
+              <w:rPr>
+                <w:b w:val="0"/>
+                <w:sz w:val="19"/>
+              </w:rPr>
+              <w:t xml:space="preserve">🛑 </w:t>
+            </w:r>
+            <w:r>
+              <w:rPr>
+                <w:b/>
+                <w:sz w:val="19"/>
+              </w:rPr>
+              <w:t>`CAM_C_PIN` — cámara</w:t>
+            </w:r>
+          </w:p>
+        </w:tc>
+        <w:tc>
+          <w:tcPr>
+            <w:tcW w:type="dxa" w:w="1872"/>
+          </w:tcPr>
+          <w:p>
+            <w:r/>
+            <w:r>
+              <w:rPr>
+                <w:b/>
+                <w:sz w:val="19"/>
+              </w:rPr>
+              <w:t>`INPUT` pelado, activo en ALTO</w:t>
+            </w:r>
+          </w:p>
+        </w:tc>
+      </w:tr>
+      <w:tr>
+        <w:tc>
+          <w:tcPr>
+            <w:tcW w:type="dxa" w:w="1872"/>
+          </w:tcPr>
+          <w:p>
+            <w:r/>
+            <w:r>
+              <w:rPr>
+                <w:b w:val="0"/>
+                <w:sz w:val="19"/>
+              </w:rPr>
+              <w:t>p12</w:t>
+            </w:r>
+          </w:p>
+        </w:tc>
+        <w:tc>
+          <w:tcPr>
+            <w:tcW w:type="dxa" w:w="1872"/>
           </w:tcPr>
           <w:p>
             <w:r/>
@@ -5399,6 +7243,72 @@
                 <w:sz w:val="19"/>
               </w:rPr>
               <w:t>PB15</w:t>
+            </w:r>
+          </w:p>
+        </w:tc>
+        <w:tc>
+          <w:tcPr>
+            <w:tcW w:type="dxa" w:w="1872"/>
+          </w:tcPr>
+          <w:p>
+            <w:r/>
+            <w:r>
+              <w:rPr>
+                <w:b w:val="0"/>
+                <w:sz w:val="19"/>
+              </w:rPr>
+              <w:t xml:space="preserve">~~4 — Menú / </w:t>
+            </w:r>
+            <w:r>
+              <w:rPr>
+                <w:rFonts w:ascii="Consolas" w:hAnsi="Consolas"/>
+                <w:sz w:val="19"/>
+              </w:rPr>
+              <w:t>D</w:t>
+            </w:r>
+            <w:r>
+              <w:rPr>
+                <w:b w:val="0"/>
+                <w:sz w:val="19"/>
+              </w:rPr>
+              <w:t>~~</w:t>
+            </w:r>
+          </w:p>
+        </w:tc>
+        <w:tc>
+          <w:tcPr>
+            <w:tcW w:type="dxa" w:w="1872"/>
+          </w:tcPr>
+          <w:p>
+            <w:r/>
+            <w:r>
+              <w:rPr>
+                <w:b w:val="0"/>
+                <w:sz w:val="19"/>
+              </w:rPr>
+              <w:t xml:space="preserve">🛑 </w:t>
+            </w:r>
+            <w:r>
+              <w:rPr>
+                <w:b/>
+                <w:sz w:val="19"/>
+              </w:rPr>
+              <w:t>`CAM_D_PIN` — cámara</w:t>
+            </w:r>
+          </w:p>
+        </w:tc>
+        <w:tc>
+          <w:tcPr>
+            <w:tcW w:type="dxa" w:w="1872"/>
+          </w:tcPr>
+          <w:p>
+            <w:r/>
+            <w:r>
+              <w:rPr>
+                <w:b/>
+                <w:sz w:val="19"/>
+              </w:rPr>
+              <w:t>`INPUT` pelado, activo en ALTO</w:t>
             </w:r>
           </w:p>
         </w:tc>
@@ -5418,14 +7328,28 @@
           <w:b/>
           <w:sz w:val="21"/>
         </w:rPr>
-        <w:t>Ambas tarjetas usan los mismos pines.</w:t>
-      </w:r>
-      <w:r>
-        <w:rPr>
-          <w:b w:val="0"/>
-          <w:sz w:val="21"/>
-        </w:rPr>
-        <w:t xml:space="preserve"> El mando de 4 relés se cablea **en paralelo con estos cuatro</w:t>
+        <w:t>Ambas tarjetas usan los mismos pines</w:t>
+      </w:r>
+      <w:r>
+        <w:rPr>
+          <w:b w:val="0"/>
+          <w:sz w:val="21"/>
+        </w:rPr>
+        <w:t xml:space="preserve"> (</w:t>
+      </w:r>
+      <w:r>
+        <w:rPr>
+          <w:rFonts w:ascii="Consolas" w:hAnsi="Consolas"/>
+          <w:sz w:val="21"/>
+        </w:rPr>
+        <w:t>Maestro/include/pines.h:118-125</w:t>
+      </w:r>
+      <w:r>
+        <w:rPr>
+          <w:b w:val="0"/>
+          <w:sz w:val="21"/>
+        </w:rPr>
+        <w:t>, idéntico en el Esclavo).</w:t>
       </w:r>
     </w:p>
     <w:p>
@@ -5437,7 +7361,336 @@
           <w:b w:val="0"/>
           <w:sz w:val="21"/>
         </w:rPr>
-        <w:t>pulsadores** — no hay entradas dedicadas para él (ver §6).</w:t>
+        <w:t xml:space="preserve">El mando de relés se cablea </w:t>
+      </w:r>
+      <w:r>
+        <w:rPr>
+          <w:b/>
+          <w:sz w:val="21"/>
+        </w:rPr>
+        <w:t>en paralelo con los dos pulsadores que quedan</w:t>
+      </w:r>
+      <w:r>
+        <w:rPr>
+          <w:b w:val="0"/>
+          <w:sz w:val="21"/>
+        </w:rPr>
+        <w:t xml:space="preserve"> — no hay entradas</w:t>
+      </w:r>
+    </w:p>
+    <w:p>
+      <w:pPr>
+        <w:spacing w:after="120"/>
+      </w:pPr>
+      <w:r>
+        <w:rPr>
+          <w:b w:val="0"/>
+          <w:sz w:val="21"/>
+        </w:rPr>
+        <w:t>dedicadas para él (ver §6).</w:t>
+      </w:r>
+    </w:p>
+    <w:p>
+      <w:pPr>
+        <w:spacing w:after="160"/>
+        <w:ind w:left="360"/>
+        <w:shd w:val="clear" w:fill="FFF4E5"/>
+      </w:pPr>
+      <w:r>
+        <w:rPr>
+          <w:b w:val="0"/>
+          <w:color w:val="960000"/>
+          <w:sz w:val="20"/>
+        </w:rPr>
+        <w:t xml:space="preserve">⛔ </w:t>
+      </w:r>
+      <w:r>
+        <w:rPr>
+          <w:b/>
+          <w:color w:val="960000"/>
+          <w:sz w:val="20"/>
+        </w:rPr>
+        <w:t>El cambio de polaridad de p10 y p12 NO es cosmético, y por eso el orden importa.</w:t>
+      </w:r>
+      <w:r>
+        <w:rPr>
+          <w:b w:val="0"/>
+          <w:color w:val="960000"/>
+          <w:sz w:val="20"/>
+        </w:rPr>
+        <w:t xml:space="preserve"> </w:t>
+      </w:r>
+      <w:r>
+        <w:rPr>
+          <w:rFonts w:ascii="Consolas" w:hAnsi="Consolas"/>
+          <w:color w:val="960000"/>
+          <w:sz w:val="20"/>
+        </w:rPr>
+        <w:t>R67</w:t>
+      </w:r>
+      <w:r>
+        <w:rPr>
+          <w:b w:val="0"/>
+          <w:color w:val="960000"/>
+          <w:sz w:val="20"/>
+        </w:rPr>
+        <w:t xml:space="preserve"> y </w:t>
+      </w:r>
+      <w:r>
+        <w:rPr>
+          <w:rFonts w:ascii="Consolas" w:hAnsi="Consolas"/>
+          <w:color w:val="960000"/>
+          <w:sz w:val="20"/>
+        </w:rPr>
+        <w:t>R68</w:t>
+      </w:r>
+      <w:r>
+        <w:rPr>
+          <w:b w:val="0"/>
+          <w:color w:val="960000"/>
+          <w:sz w:val="20"/>
+        </w:rPr>
+        <w:t xml:space="preserve"> son 10 kΩ </w:t>
+      </w:r>
+      <w:r>
+        <w:rPr>
+          <w:b/>
+          <w:color w:val="960000"/>
+          <w:sz w:val="20"/>
+        </w:rPr>
+        <w:t>a masa</w:t>
+      </w:r>
+      <w:r>
+        <w:rPr>
+          <w:b w:val="0"/>
+          <w:color w:val="960000"/>
+          <w:sz w:val="20"/>
+        </w:rPr>
+        <w:t xml:space="preserve"> y </w:t>
+      </w:r>
+      <w:r>
+        <w:rPr>
+          <w:rFonts w:ascii="Consolas" w:hAnsi="Consolas"/>
+          <w:color w:val="960000"/>
+          <w:sz w:val="20"/>
+        </w:rPr>
+        <w:t>J16</w:t>
+      </w:r>
+      <w:r>
+        <w:rPr>
+          <w:b w:val="0"/>
+          <w:color w:val="960000"/>
+          <w:sz w:val="20"/>
+        </w:rPr>
+        <w:t xml:space="preserve"> saca 3,3 V en p9 y p11: con </w:t>
+      </w:r>
+      <w:r>
+        <w:rPr>
+          <w:rFonts w:ascii="Consolas" w:hAnsi="Consolas"/>
+          <w:color w:val="960000"/>
+          <w:sz w:val="20"/>
+        </w:rPr>
+        <w:t>INPUT_PULLUP</w:t>
+      </w:r>
+      <w:r>
+        <w:rPr>
+          <w:b w:val="0"/>
+          <w:color w:val="960000"/>
+          <w:sz w:val="20"/>
+        </w:rPr>
+        <w:t xml:space="preserve"> el pin se quedaba en 3,3 × 10/50 = </w:t>
+      </w:r>
+      <w:r>
+        <w:rPr>
+          <w:b/>
+          <w:color w:val="960000"/>
+          <w:sz w:val="20"/>
+        </w:rPr>
+        <w:t>0,66 V</w:t>
+      </w:r>
+      <w:r>
+        <w:rPr>
+          <w:b w:val="0"/>
+          <w:color w:val="960000"/>
+          <w:sz w:val="20"/>
+        </w:rPr>
+        <w:t xml:space="preserve">, que el micro lee </w:t>
+      </w:r>
+      <w:r>
+        <w:rPr>
+          <w:rFonts w:ascii="Consolas" w:hAnsi="Consolas"/>
+          <w:color w:val="960000"/>
+          <w:sz w:val="20"/>
+        </w:rPr>
+        <w:t>LOW</w:t>
+      </w:r>
+      <w:r>
+        <w:rPr>
+          <w:b w:val="0"/>
+          <w:color w:val="960000"/>
+          <w:sz w:val="20"/>
+        </w:rPr>
+        <w:t xml:space="preserve"> — </w:t>
+      </w:r>
+      <w:r>
+        <w:rPr>
+          <w:b/>
+          <w:color w:val="960000"/>
+          <w:sz w:val="20"/>
+        </w:rPr>
+        <w:t>demanda permanente sin cámara conectada</w:t>
+      </w:r>
+      <w:r>
+        <w:rPr>
+          <w:b w:val="0"/>
+          <w:color w:val="960000"/>
+          <w:sz w:val="20"/>
+        </w:rPr>
+        <w:t xml:space="preserve">. Por eso van en </w:t>
+      </w:r>
+      <w:r>
+        <w:rPr>
+          <w:rFonts w:ascii="Consolas" w:hAnsi="Consolas"/>
+          <w:color w:val="960000"/>
+          <w:sz w:val="20"/>
+        </w:rPr>
+        <w:t>INPUT</w:t>
+      </w:r>
+      <w:r>
+        <w:rPr>
+          <w:b w:val="0"/>
+          <w:color w:val="960000"/>
+          <w:sz w:val="20"/>
+        </w:rPr>
+        <w:t xml:space="preserve"> pelado y activo en ALTO. </w:t>
+      </w:r>
+      <w:r>
+        <w:rPr>
+          <w:b/>
+          <w:color w:val="960000"/>
+          <w:sz w:val="20"/>
+        </w:rPr>
+        <w:t>Firmware primero; el cableado después. Un commit no protege de un destornillador.</w:t>
+      </w:r>
+      <w:r>
+        <w:rPr>
+          <w:b w:val="0"/>
+          <w:color w:val="960000"/>
+          <w:sz w:val="20"/>
+        </w:rPr>
+        <w:t xml:space="preserve"> Con el firmware viejo todavía dentro, </w:t>
+      </w:r>
+      <w:r>
+        <w:rPr>
+          <w:rFonts w:ascii="Consolas" w:hAnsi="Consolas"/>
+          <w:color w:val="960000"/>
+          <w:sz w:val="20"/>
+        </w:rPr>
+        <w:t>PB14</w:t>
+      </w:r>
+      <w:r>
+        <w:rPr>
+          <w:b w:val="0"/>
+          <w:color w:val="960000"/>
+          <w:sz w:val="20"/>
+        </w:rPr>
+        <w:t xml:space="preserve"> sigue siendo *Aceptar* leído </w:t>
+      </w:r>
+      <w:r>
+        <w:rPr>
+          <w:b/>
+          <w:color w:val="960000"/>
+          <w:sz w:val="20"/>
+        </w:rPr>
+        <w:t>activo en BAJO</w:t>
+      </w:r>
+      <w:r>
+        <w:rPr>
+          <w:b w:val="0"/>
+          <w:color w:val="960000"/>
+          <w:sz w:val="20"/>
+        </w:rPr>
+        <w:t xml:space="preserve">: cualquier hilo que un instalador enchufe en </w:t>
+      </w:r>
+      <w:r>
+        <w:rPr>
+          <w:rFonts w:ascii="Consolas" w:hAnsi="Consolas"/>
+          <w:color w:val="960000"/>
+          <w:sz w:val="20"/>
+        </w:rPr>
+        <w:t>J16</w:t>
+      </w:r>
+      <w:r>
+        <w:rPr>
+          <w:b w:val="0"/>
+          <w:color w:val="960000"/>
+          <w:sz w:val="20"/>
+        </w:rPr>
+        <w:t xml:space="preserve"> p10 </w:t>
+      </w:r>
+      <w:r>
+        <w:rPr>
+          <w:b/>
+          <w:color w:val="960000"/>
+          <w:sz w:val="20"/>
+        </w:rPr>
+        <w:t>pulsa Aceptar en un equipo que está en la calle</w:t>
+      </w:r>
+      <w:r>
+        <w:rPr>
+          <w:b w:val="0"/>
+          <w:color w:val="960000"/>
+          <w:sz w:val="20"/>
+        </w:rPr>
+        <w:t xml:space="preserve">. </w:t>
+      </w:r>
+      <w:r>
+        <w:rPr>
+          <w:b/>
+          <w:color w:val="960000"/>
+          <w:sz w:val="20"/>
+        </w:rPr>
+        <w:t>Se exige la carga verificada en la tarjeta, no el merge.</w:t>
+      </w:r>
+      <w:r>
+        <w:rPr>
+          <w:b w:val="0"/>
+          <w:color w:val="960000"/>
+          <w:sz w:val="20"/>
+        </w:rPr>
+        <w:t xml:space="preserve"> Y </w:t>
+      </w:r>
+      <w:r>
+        <w:rPr>
+          <w:b/>
+          <w:color w:val="960000"/>
+          <w:sz w:val="20"/>
+        </w:rPr>
+        <w:t>no se cablea cámara a `J16` hasta la medida `M3`</w:t>
+      </w:r>
+      <w:r>
+        <w:rPr>
+          <w:b w:val="0"/>
+          <w:color w:val="960000"/>
+          <w:sz w:val="20"/>
+        </w:rPr>
+        <w:t xml:space="preserve"> de </w:t>
+      </w:r>
+      <w:r>
+        <w:rPr>
+          <w:rFonts w:ascii="Consolas" w:hAnsi="Consolas"/>
+          <w:color w:val="960000"/>
+          <w:sz w:val="20"/>
+        </w:rPr>
+        <w:t>05_Funcional/17_Arquitectura...</w:t>
+      </w:r>
+      <w:r>
+        <w:rPr>
+          <w:b w:val="0"/>
+          <w:color w:val="960000"/>
+          <w:sz w:val="20"/>
+        </w:rPr>
+        <w:t xml:space="preserve"> §2.2.</w:t>
       </w:r>
     </w:p>
     <w:p>
@@ -6275,9 +8528,56 @@
       </w:pPr>
       <w:r>
         <w:rPr>
+          <w:b/>
+          <w:sz w:val="21"/>
+        </w:rPr>
+        <w:t>`01_Firmware/ESP32_Expansion` si va a flashear el módulo de expansión del `J17`</w:t>
+      </w:r>
+      <w:r>
+        <w:rPr>
+          <w:b w:val="0"/>
+          <w:sz w:val="21"/>
+        </w:rPr>
+        <w:t xml:space="preserve"> *(el del</w:t>
+      </w:r>
+    </w:p>
+    <w:p>
+      <w:pPr>
+        <w:spacing w:after="120"/>
+      </w:pPr>
+      <w:r>
+        <w:rPr>
+          <w:b w:val="0"/>
+          <w:sz w:val="21"/>
+        </w:rPr>
+        <w:t xml:space="preserve">Bluetooth y el </w:t>
+      </w:r>
+      <w:r>
+        <w:rPr>
           <w:rFonts w:ascii="Consolas" w:hAnsi="Consolas"/>
           <w:sz w:val="21"/>
         </w:rPr>
+        <w:t>DS3231</w:t>
+      </w:r>
+      <w:r>
+        <w:rPr>
+          <w:b w:val="0"/>
+          <w:sz w:val="21"/>
+        </w:rPr>
+        <w:t>) — nuevo el 31/08.*</w:t>
+      </w:r>
+    </w:p>
+    <w:p>
+      <w:pPr>
+        <w:pStyle w:val="ListBullet"/>
+        <w:spacing w:after="60"/>
+        <w:ind w:left="720"/>
+      </w:pPr>
+      <w:r>
+        <w:rPr>
+          <w:rFonts w:ascii="Consolas" w:hAnsi="Consolas"/>
+          <w:sz w:val="21"/>
+        </w:rPr>
         <w:t>01_Firmware/Repetidor</w:t>
       </w:r>
       <w:r>
@@ -6285,7 +8585,19 @@
           <w:b w:val="0"/>
           <w:sz w:val="21"/>
         </w:rPr>
-        <w:t xml:space="preserve"> si va a flashear la tarjeta Repetidor ESP32.</w:t>
+        <w:t xml:space="preserve"> si va a flashear la tarjeta Repetidor ESP32 *(no es el montaje vigente,</w:t>
+      </w:r>
+    </w:p>
+    <w:p>
+      <w:pPr>
+        <w:spacing w:after="120"/>
+      </w:pPr>
+      <w:r>
+        <w:rPr>
+          <w:b w:val="0"/>
+          <w:sz w:val="21"/>
+        </w:rPr>
+        <w:t>ver §2)*.</w:t>
       </w:r>
     </w:p>
     <w:p>
@@ -7290,15 +9602,15 @@
           <w:color w:val="960000"/>
           <w:sz w:val="20"/>
         </w:rPr>
-        <w:t>PERO NO PIDA UN `DS3231` CREYENDO QUE FUNCIONARÁ AL ENCHUFARLO.</w:t>
-      </w:r>
-      <w:r>
-        <w:rPr>
-          <w:b w:val="0"/>
-          <w:color w:val="960000"/>
-          <w:sz w:val="20"/>
-        </w:rPr>
-        <w:t xml:space="preserve"> Medido sobre el firmware el 28/08: </w:t>
+        <w:t>NO CUELGUE UN `DS3231` DE LOS PINES DEL STM32 CREYENDO QUE FUNCIONARÁ.</w:t>
+      </w:r>
+      <w:r>
+        <w:rPr>
+          <w:b w:val="0"/>
+          <w:color w:val="960000"/>
+          <w:sz w:val="20"/>
+        </w:rPr>
+        <w:t xml:space="preserve"> Medido el 28/08 y </w:t>
       </w:r>
       <w:r>
         <w:rPr>
@@ -7306,15 +9618,15 @@
           <w:color w:val="960000"/>
           <w:sz w:val="20"/>
         </w:rPr>
-        <w:t>no hay driver de `DS3231` en ninguna de las dos puntas.</w:t>
-      </w:r>
-      <w:r>
-        <w:rPr>
-          <w:b w:val="0"/>
-          <w:color w:val="960000"/>
-          <w:sz w:val="20"/>
-        </w:rPr>
-        <w:t xml:space="preserve"> El reloj que usa el equipo es el </w:t>
+        <w:t>revalidado el 31/08</w:t>
+      </w:r>
+      <w:r>
+        <w:rPr>
+          <w:b w:val="0"/>
+          <w:color w:val="960000"/>
+          <w:sz w:val="20"/>
+        </w:rPr>
+        <w:t xml:space="preserve">: </w:t>
       </w:r>
       <w:r>
         <w:rPr>
@@ -7322,7 +9634,23 @@
           <w:color w:val="960000"/>
           <w:sz w:val="20"/>
         </w:rPr>
-        <w:t>RTC interno del STM32</w:t>
+        <w:t>no hay driver de `DS3231` en ninguna de las dos puntas STM32.</w:t>
+      </w:r>
+      <w:r>
+        <w:rPr>
+          <w:b w:val="0"/>
+          <w:color w:val="960000"/>
+          <w:sz w:val="20"/>
+        </w:rPr>
+        <w:t xml:space="preserve"> El reloj que usa el STM32 es su </w:t>
+      </w:r>
+      <w:r>
+        <w:rPr>
+          <w:b/>
+          <w:color w:val="960000"/>
+          <w:sz w:val="20"/>
+        </w:rPr>
+        <w:t>RTC interno</w:t>
       </w:r>
       <w:r>
         <w:rPr>
@@ -7378,7 +9706,7 @@
           <w:color w:val="960000"/>
           <w:sz w:val="20"/>
         </w:rPr>
-        <w:t xml:space="preserve"> montado hoy sería </w:t>
+        <w:t xml:space="preserve"> soldado hoy al STM32 sería </w:t>
       </w:r>
       <w:r>
         <w:rPr>
@@ -7410,7 +9738,7 @@
           <w:color w:val="960000"/>
           <w:sz w:val="20"/>
         </w:rPr>
-        <w:t xml:space="preserve"> en el arranque está </w:t>
+        <w:t xml:space="preserve"> </w:t>
       </w:r>
       <w:r>
         <w:rPr>
@@ -7418,6 +9746,22 @@
           <w:color w:val="960000"/>
           <w:sz w:val="20"/>
         </w:rPr>
+        <w:t>por parte del STM32</w:t>
+      </w:r>
+      <w:r>
+        <w:rPr>
+          <w:b w:val="0"/>
+          <w:color w:val="960000"/>
+          <w:sz w:val="20"/>
+        </w:rPr>
+        <w:t xml:space="preserve"> está </w:t>
+      </w:r>
+      <w:r>
+        <w:rPr>
+          <w:b/>
+          <w:color w:val="960000"/>
+          <w:sz w:val="20"/>
+        </w:rPr>
         <w:t>diseñada y no construida</w:t>
       </w:r>
       <w:r>
@@ -7426,7 +9770,7 @@
           <w:color w:val="960000"/>
           <w:sz w:val="20"/>
         </w:rPr>
-        <w:t xml:space="preserve"> — vive en </w:t>
+        <w:t xml:space="preserve"> — </w:t>
       </w:r>
       <w:r>
         <w:rPr>
@@ -7442,7 +9786,7 @@
           <w:color w:val="960000"/>
           <w:sz w:val="20"/>
         </w:rPr>
-        <w:t xml:space="preserve"> como </w:t>
+        <w:t xml:space="preserve">, </w:t>
       </w:r>
       <w:r>
         <w:rPr>
@@ -7483,6 +9827,446 @@
           <w:sz w:val="20"/>
         </w:rPr>
         <w:t>Esa alternativa es un plan, no un repuesto.</w:t>
+      </w:r>
+      <w:r>
+        <w:rPr>
+          <w:b w:val="0"/>
+          <w:color w:val="960000"/>
+          <w:sz w:val="20"/>
+        </w:rPr>
+        <w:t xml:space="preserve"> &gt; ## 🟢 31/08 — PERO EL </w:t>
+      </w:r>
+      <w:r>
+        <w:rPr>
+          <w:rFonts w:ascii="Consolas" w:hAnsi="Consolas"/>
+          <w:color w:val="960000"/>
+          <w:sz w:val="20"/>
+        </w:rPr>
+        <w:t>DS3231</w:t>
+      </w:r>
+      <w:r>
+        <w:rPr>
+          <w:b w:val="0"/>
+          <w:color w:val="960000"/>
+          <w:sz w:val="20"/>
+        </w:rPr>
+        <w:t xml:space="preserve"> SÍ EXISTE, EN EL OTRO LADO DEL </w:t>
+      </w:r>
+      <w:r>
+        <w:rPr>
+          <w:rFonts w:ascii="Consolas" w:hAnsi="Consolas"/>
+          <w:color w:val="960000"/>
+          <w:sz w:val="20"/>
+        </w:rPr>
+        <w:t>J17</w:t>
+      </w:r>
+      <w:r>
+        <w:rPr>
+          <w:b w:val="0"/>
+          <w:color w:val="960000"/>
+          <w:sz w:val="20"/>
+        </w:rPr>
+        <w:t xml:space="preserve"> &gt; &gt; </w:t>
+      </w:r>
+      <w:r>
+        <w:rPr>
+          <w:b/>
+          <w:color w:val="960000"/>
+          <w:sz w:val="20"/>
+        </w:rPr>
+        <w:t>El módulo de expansión ESP32 trae su propio `DS3231` con pila propia</w:t>
+      </w:r>
+      <w:r>
+        <w:rPr>
+          <w:b w:val="0"/>
+          <w:color w:val="960000"/>
+          <w:sz w:val="20"/>
+        </w:rPr>
+        <w:t xml:space="preserve">, en </w:t>
+      </w:r>
+      <w:r>
+        <w:rPr>
+          <w:rFonts w:ascii="Consolas" w:hAnsi="Consolas"/>
+          <w:color w:val="960000"/>
+          <w:sz w:val="20"/>
+        </w:rPr>
+        <w:t>GPIO21</w:t>
+      </w:r>
+      <w:r>
+        <w:rPr>
+          <w:b w:val="0"/>
+          <w:color w:val="960000"/>
+          <w:sz w:val="20"/>
+        </w:rPr>
+        <w:t xml:space="preserve"> (</w:t>
+      </w:r>
+      <w:r>
+        <w:rPr>
+          <w:rFonts w:ascii="Consolas" w:hAnsi="Consolas"/>
+          <w:color w:val="960000"/>
+          <w:sz w:val="20"/>
+        </w:rPr>
+        <w:t>SDA</w:t>
+      </w:r>
+      <w:r>
+        <w:rPr>
+          <w:b w:val="0"/>
+          <w:color w:val="960000"/>
+          <w:sz w:val="20"/>
+        </w:rPr>
+        <w:t xml:space="preserve">) / &gt; </w:t>
+      </w:r>
+      <w:r>
+        <w:rPr>
+          <w:rFonts w:ascii="Consolas" w:hAnsi="Consolas"/>
+          <w:color w:val="960000"/>
+          <w:sz w:val="20"/>
+        </w:rPr>
+        <w:t>GPIO22</w:t>
+      </w:r>
+      <w:r>
+        <w:rPr>
+          <w:b w:val="0"/>
+          <w:color w:val="960000"/>
+          <w:sz w:val="20"/>
+        </w:rPr>
+        <w:t xml:space="preserve"> (</w:t>
+      </w:r>
+      <w:r>
+        <w:rPr>
+          <w:rFonts w:ascii="Consolas" w:hAnsi="Consolas"/>
+          <w:color w:val="960000"/>
+          <w:sz w:val="20"/>
+        </w:rPr>
+        <w:t>SCL</w:t>
+      </w:r>
+      <w:r>
+        <w:rPr>
+          <w:b w:val="0"/>
+          <w:color w:val="960000"/>
+          <w:sz w:val="20"/>
+        </w:rPr>
+        <w:t xml:space="preserve">), y </w:t>
+      </w:r>
+      <w:r>
+        <w:rPr>
+          <w:b/>
+          <w:color w:val="960000"/>
+          <w:sz w:val="20"/>
+        </w:rPr>
+        <w:t>su driver existe y compila</w:t>
+      </w:r>
+      <w:r>
+        <w:rPr>
+          <w:b w:val="0"/>
+          <w:color w:val="960000"/>
+          <w:sz w:val="20"/>
+        </w:rPr>
+        <w:t xml:space="preserve">: </w:t>
+      </w:r>
+      <w:r>
+        <w:rPr>
+          <w:rFonts w:ascii="Consolas" w:hAnsi="Consolas"/>
+          <w:color w:val="960000"/>
+          <w:sz w:val="20"/>
+        </w:rPr>
+        <w:t>01_Firmware/ESP32_Expansion/src/reloj_ds3231.cpp</w:t>
+      </w:r>
+      <w:r>
+        <w:rPr>
+          <w:b w:val="0"/>
+          <w:color w:val="960000"/>
+          <w:sz w:val="20"/>
+        </w:rPr>
+        <w:t xml:space="preserve">. &gt; &gt; </w:t>
+      </w:r>
+      <w:r>
+        <w:rPr>
+          <w:b/>
+          <w:color w:val="960000"/>
+          <w:sz w:val="20"/>
+        </w:rPr>
+        <w:t>No es lo mismo y la diferencia importa al pedir material:</w:t>
+      </w:r>
+      <w:r>
+        <w:rPr>
+          <w:b w:val="0"/>
+          <w:color w:val="960000"/>
+          <w:sz w:val="20"/>
+        </w:rPr>
+        <w:t xml:space="preserve"> &gt; &gt; | | dónde vive | driver | &gt; |---|---|---| &gt; | RTC interno + </w:t>
+      </w:r>
+      <w:r>
+        <w:rPr>
+          <w:rFonts w:ascii="Consolas" w:hAnsi="Consolas"/>
+          <w:color w:val="960000"/>
+          <w:sz w:val="20"/>
+        </w:rPr>
+        <w:t>Y2</w:t>
+      </w:r>
+      <w:r>
+        <w:rPr>
+          <w:b w:val="0"/>
+          <w:color w:val="960000"/>
+          <w:sz w:val="20"/>
+        </w:rPr>
+        <w:t xml:space="preserve"> + </w:t>
+      </w:r>
+      <w:r>
+        <w:rPr>
+          <w:rFonts w:ascii="Consolas" w:hAnsi="Consolas"/>
+          <w:color w:val="960000"/>
+          <w:sz w:val="20"/>
+        </w:rPr>
+        <w:t>CR2032</w:t>
+      </w:r>
+      <w:r>
+        <w:rPr>
+          <w:b w:val="0"/>
+          <w:color w:val="960000"/>
+          <w:sz w:val="20"/>
+        </w:rPr>
+        <w:t xml:space="preserve"> en </w:t>
+      </w:r>
+      <w:r>
+        <w:rPr>
+          <w:rFonts w:ascii="Consolas" w:hAnsi="Consolas"/>
+          <w:color w:val="960000"/>
+          <w:sz w:val="20"/>
+        </w:rPr>
+        <w:t>VBAT</w:t>
+      </w:r>
+      <w:r>
+        <w:rPr>
+          <w:b w:val="0"/>
+          <w:color w:val="960000"/>
+          <w:sz w:val="20"/>
+        </w:rPr>
+        <w:t xml:space="preserve"> | </w:t>
+      </w:r>
+      <w:r>
+        <w:rPr>
+          <w:b/>
+          <w:color w:val="960000"/>
+          <w:sz w:val="20"/>
+        </w:rPr>
+        <w:t>STM32</w:t>
+      </w:r>
+      <w:r>
+        <w:rPr>
+          <w:b w:val="0"/>
+          <w:color w:val="960000"/>
+          <w:sz w:val="20"/>
+        </w:rPr>
+        <w:t xml:space="preserve"> | ✅ </w:t>
+      </w:r>
+      <w:r>
+        <w:rPr>
+          <w:rFonts w:ascii="Consolas" w:hAnsi="Consolas"/>
+          <w:color w:val="960000"/>
+          <w:sz w:val="20"/>
+        </w:rPr>
+        <w:t>reloj.cpp</w:t>
+      </w:r>
+      <w:r>
+        <w:rPr>
+          <w:b w:val="0"/>
+          <w:color w:val="960000"/>
+          <w:sz w:val="20"/>
+        </w:rPr>
+        <w:t xml:space="preserve"> | &gt; | </w:t>
+      </w:r>
+      <w:r>
+        <w:rPr>
+          <w:b/>
+          <w:color w:val="960000"/>
+          <w:sz w:val="20"/>
+        </w:rPr>
+        <w:t>`DS3231` + pila propia</w:t>
+      </w:r>
+      <w:r>
+        <w:rPr>
+          <w:b w:val="0"/>
+          <w:color w:val="960000"/>
+          <w:sz w:val="20"/>
+        </w:rPr>
+        <w:t xml:space="preserve"> | </w:t>
+      </w:r>
+      <w:r>
+        <w:rPr>
+          <w:b/>
+          <w:color w:val="960000"/>
+          <w:sz w:val="20"/>
+        </w:rPr>
+        <w:t>módulo ESP32 del `J17`</w:t>
+      </w:r>
+      <w:r>
+        <w:rPr>
+          <w:b w:val="0"/>
+          <w:color w:val="960000"/>
+          <w:sz w:val="20"/>
+        </w:rPr>
+        <w:t xml:space="preserve"> | ✅ </w:t>
+      </w:r>
+      <w:r>
+        <w:rPr>
+          <w:rFonts w:ascii="Consolas" w:hAnsi="Consolas"/>
+          <w:color w:val="960000"/>
+          <w:sz w:val="20"/>
+        </w:rPr>
+        <w:t>reloj_ds3231.cpp</w:t>
+      </w:r>
+      <w:r>
+        <w:rPr>
+          <w:b w:val="0"/>
+          <w:color w:val="960000"/>
+          <w:sz w:val="20"/>
+        </w:rPr>
+        <w:t xml:space="preserve"> </w:t>
+      </w:r>
+      <w:r>
+        <w:rPr>
+          <w:b/>
+          <w:color w:val="960000"/>
+          <w:sz w:val="20"/>
+        </w:rPr>
+        <w:t>(ESP32)</w:t>
+      </w:r>
+      <w:r>
+        <w:rPr>
+          <w:b w:val="0"/>
+          <w:color w:val="960000"/>
+          <w:sz w:val="20"/>
+        </w:rPr>
+        <w:t xml:space="preserve"> | &gt; | </w:t>
+      </w:r>
+      <w:r>
+        <w:rPr>
+          <w:rFonts w:ascii="Consolas" w:hAnsi="Consolas"/>
+          <w:color w:val="960000"/>
+          <w:sz w:val="20"/>
+        </w:rPr>
+        <w:t>DS3231</w:t>
+      </w:r>
+      <w:r>
+        <w:rPr>
+          <w:b w:val="0"/>
+          <w:color w:val="960000"/>
+          <w:sz w:val="20"/>
+        </w:rPr>
+        <w:t xml:space="preserve"> colgado del STM32 | — | ❌ </w:t>
+      </w:r>
+      <w:r>
+        <w:rPr>
+          <w:b/>
+          <w:color w:val="960000"/>
+          <w:sz w:val="20"/>
+        </w:rPr>
+        <w:t>no existe</w:t>
+      </w:r>
+      <w:r>
+        <w:rPr>
+          <w:b w:val="0"/>
+          <w:color w:val="960000"/>
+          <w:sz w:val="20"/>
+        </w:rPr>
+        <w:t xml:space="preserve"> | &gt; &gt; ⚠️ </w:t>
+      </w:r>
+      <w:r>
+        <w:rPr>
+          <w:b/>
+          <w:color w:val="960000"/>
+          <w:sz w:val="20"/>
+        </w:rPr>
+        <w:t>Y la pila NO es la misma:</w:t>
+      </w:r>
+      <w:r>
+        <w:rPr>
+          <w:b w:val="0"/>
+          <w:color w:val="960000"/>
+          <w:sz w:val="20"/>
+        </w:rPr>
+        <w:t xml:space="preserve"> en </w:t>
+      </w:r>
+      <w:r>
+        <w:rPr>
+          <w:rFonts w:ascii="Consolas" w:hAnsi="Consolas"/>
+          <w:color w:val="960000"/>
+          <w:sz w:val="20"/>
+        </w:rPr>
+        <w:t>VBAT</w:t>
+      </w:r>
+      <w:r>
+        <w:rPr>
+          <w:b w:val="0"/>
+          <w:color w:val="960000"/>
+          <w:sz w:val="20"/>
+        </w:rPr>
+        <w:t xml:space="preserve"> del STM32 va </w:t>
+      </w:r>
+      <w:r>
+        <w:rPr>
+          <w:b/>
+          <w:color w:val="960000"/>
+          <w:sz w:val="20"/>
+        </w:rPr>
+        <w:t>`CR2032` no recargable</w:t>
+      </w:r>
+      <w:r>
+        <w:rPr>
+          <w:b w:val="0"/>
+          <w:color w:val="960000"/>
+          <w:sz w:val="20"/>
+        </w:rPr>
+        <w:t xml:space="preserve">; los módulos &gt; </w:t>
+      </w:r>
+      <w:r>
+        <w:rPr>
+          <w:rFonts w:ascii="Consolas" w:hAnsi="Consolas"/>
+          <w:color w:val="960000"/>
+          <w:sz w:val="20"/>
+        </w:rPr>
+        <w:t>DS3231</w:t>
+      </w:r>
+      <w:r>
+        <w:rPr>
+          <w:b w:val="0"/>
+          <w:color w:val="960000"/>
+          <w:sz w:val="20"/>
+        </w:rPr>
+        <w:t xml:space="preserve"> externos llevan circuito de carga y usan </w:t>
+      </w:r>
+      <w:r>
+        <w:rPr>
+          <w:b/>
+          <w:color w:val="960000"/>
+          <w:sz w:val="20"/>
+        </w:rPr>
+        <w:t>`LIR2032` recargable</w:t>
+      </w:r>
+      <w:r>
+        <w:rPr>
+          <w:b w:val="0"/>
+          <w:color w:val="960000"/>
+          <w:sz w:val="20"/>
+        </w:rPr>
+        <w:t xml:space="preserve">. </w:t>
+      </w:r>
+      <w:r>
+        <w:rPr>
+          <w:b/>
+          <w:color w:val="960000"/>
+          <w:sz w:val="20"/>
+        </w:rPr>
+        <w:t>Poner la equivocada &gt; en cualquiera de los dos casos es peligroso</w:t>
+      </w:r>
+      <w:r>
+        <w:rPr>
+          <w:b w:val="0"/>
+          <w:color w:val="960000"/>
+          <w:sz w:val="20"/>
+        </w:rPr>
+        <w:t xml:space="preserve"> — ya está dicho arriba y se repite aquí porque ahora &gt; hay dos relojes en el equipo y es exactamente donde se confunden.</w:t>
       </w:r>
     </w:p>
     <w:p>
@@ -8236,7 +11020,495 @@
           <w:color w:val="960000"/>
           <w:sz w:val="20"/>
         </w:rPr>
-        <w:t xml:space="preserve"> No se sustituyen condensadores por conjetura; se anota que falta el instrumento.</w:t>
+        <w:t xml:space="preserve"> No se sustituyen condensadores por conjetura; se anota que falta el instrumento. &gt; ### ✅ 31/08 — el instrumento ha mejorado a medias, y conviene saber hasta dónde &gt; &gt; </w:t>
+      </w:r>
+      <w:r>
+        <w:rPr>
+          <w:b/>
+          <w:color w:val="960000"/>
+          <w:sz w:val="20"/>
+        </w:rPr>
+        <w:t>MEDIDO</w:t>
+      </w:r>
+      <w:r>
+        <w:rPr>
+          <w:b w:val="0"/>
+          <w:color w:val="960000"/>
+          <w:sz w:val="20"/>
+        </w:rPr>
+        <w:t xml:space="preserve"> en </w:t>
+      </w:r>
+      <w:r>
+        <w:rPr>
+          <w:rFonts w:ascii="Consolas" w:hAnsi="Consolas"/>
+          <w:color w:val="960000"/>
+          <w:sz w:val="20"/>
+        </w:rPr>
+        <w:t>Maestro/src/bluetooth.cpp</w:t>
+      </w:r>
+      <w:r>
+        <w:rPr>
+          <w:b w:val="0"/>
+          <w:color w:val="960000"/>
+          <w:sz w:val="20"/>
+        </w:rPr>
+        <w:t xml:space="preserve">: </w:t>
+      </w:r>
+      <w:r>
+        <w:rPr>
+          <w:rFonts w:ascii="Consolas" w:hAnsi="Consolas"/>
+          <w:color w:val="960000"/>
+          <w:sz w:val="20"/>
+        </w:rPr>
+        <w:t>SET_RTC</w:t>
+      </w:r>
+      <w:r>
+        <w:rPr>
+          <w:b w:val="0"/>
+          <w:color w:val="960000"/>
+          <w:sz w:val="20"/>
+        </w:rPr>
+        <w:t xml:space="preserve"> ya </w:t>
+      </w:r>
+      <w:r>
+        <w:rPr>
+          <w:b/>
+          <w:color w:val="960000"/>
+          <w:sz w:val="20"/>
+        </w:rPr>
+        <w:t>no contesta `OK` sin mirar</w:t>
+      </w:r>
+      <w:r>
+        <w:rPr>
+          <w:b w:val="0"/>
+          <w:color w:val="960000"/>
+          <w:sz w:val="20"/>
+        </w:rPr>
+        <w:t xml:space="preserve">. Tiene &gt; </w:t>
+      </w:r>
+      <w:r>
+        <w:rPr>
+          <w:b/>
+          <w:color w:val="960000"/>
+          <w:sz w:val="20"/>
+        </w:rPr>
+        <w:t>cinco ramas</w:t>
+      </w:r>
+      <w:r>
+        <w:rPr>
+          <w:b w:val="0"/>
+          <w:color w:val="960000"/>
+          <w:sz w:val="20"/>
+        </w:rPr>
+        <w:t xml:space="preserve"> y dos de ellas son diagnósticas: &gt; &gt; | Respuesta | Línea | Qué dice | &gt; |---|---|---| &gt; | </w:t>
+      </w:r>
+      <w:r>
+        <w:rPr>
+          <w:rFonts w:ascii="Consolas" w:hAnsi="Consolas"/>
+          <w:color w:val="960000"/>
+          <w:sz w:val="20"/>
+        </w:rPr>
+        <w:t>ERR,CMD:SET_RTC,DESC:SIN_CRISTAL_VEA_CONSULTA_RELOJ</w:t>
+      </w:r>
+      <w:r>
+        <w:rPr>
+          <w:b w:val="0"/>
+          <w:color w:val="960000"/>
+          <w:sz w:val="20"/>
+        </w:rPr>
+        <w:t xml:space="preserve"> | </w:t>
+      </w:r>
+      <w:r>
+        <w:rPr>
+          <w:rFonts w:ascii="Consolas" w:hAnsi="Consolas"/>
+          <w:color w:val="960000"/>
+          <w:sz w:val="20"/>
+        </w:rPr>
+        <w:t>:313</w:t>
+      </w:r>
+      <w:r>
+        <w:rPr>
+          <w:b w:val="0"/>
+          <w:color w:val="960000"/>
+          <w:sz w:val="20"/>
+        </w:rPr>
+        <w:t xml:space="preserve"> | </w:t>
+      </w:r>
+      <w:r>
+        <w:rPr>
+          <w:b/>
+          <w:color w:val="960000"/>
+          <w:sz w:val="20"/>
+        </w:rPr>
+        <w:t>No hay con qué contar el tiempo.</w:t>
+      </w:r>
+      <w:r>
+        <w:rPr>
+          <w:b w:val="0"/>
+          <w:color w:val="960000"/>
+          <w:sz w:val="20"/>
+        </w:rPr>
+        <w:t xml:space="preserve"> La hora NO quedó puesta | &gt; | </w:t>
+      </w:r>
+      <w:r>
+        <w:rPr>
+          <w:rFonts w:ascii="Consolas" w:hAnsi="Consolas"/>
+          <w:color w:val="960000"/>
+          <w:sz w:val="20"/>
+        </w:rPr>
+        <w:t>ACK,CMD:SET_RTC,RESULT:HORA_PUESTA_SIN_PROPAGAR</w:t>
+      </w:r>
+      <w:r>
+        <w:rPr>
+          <w:b w:val="0"/>
+          <w:color w:val="960000"/>
+          <w:sz w:val="20"/>
+        </w:rPr>
+        <w:t xml:space="preserve"> | </w:t>
+      </w:r>
+      <w:r>
+        <w:rPr>
+          <w:rFonts w:ascii="Consolas" w:hAnsi="Consolas"/>
+          <w:color w:val="960000"/>
+          <w:sz w:val="20"/>
+        </w:rPr>
+        <w:t>:325</w:t>
+      </w:r>
+      <w:r>
+        <w:rPr>
+          <w:b w:val="0"/>
+          <w:color w:val="960000"/>
+          <w:sz w:val="20"/>
+        </w:rPr>
+        <w:t xml:space="preserve"> | Entró aquí, </w:t>
+      </w:r>
+      <w:r>
+        <w:rPr>
+          <w:b/>
+          <w:color w:val="960000"/>
+          <w:sz w:val="20"/>
+        </w:rPr>
+        <w:t>no viajó al Esclavo</w:t>
+      </w:r>
+      <w:r>
+        <w:rPr>
+          <w:b w:val="0"/>
+          <w:color w:val="960000"/>
+          <w:sz w:val="20"/>
+        </w:rPr>
+        <w:t xml:space="preserve"> | &gt; | </w:t>
+      </w:r>
+      <w:r>
+        <w:rPr>
+          <w:rFonts w:ascii="Consolas" w:hAnsi="Consolas"/>
+          <w:color w:val="960000"/>
+          <w:sz w:val="20"/>
+        </w:rPr>
+        <w:t>ACK,CMD:SET_RTC,RESULT:OK</w:t>
+      </w:r>
+      <w:r>
+        <w:rPr>
+          <w:b w:val="0"/>
+          <w:color w:val="960000"/>
+          <w:sz w:val="20"/>
+        </w:rPr>
+        <w:t xml:space="preserve"> | </w:t>
+      </w:r>
+      <w:r>
+        <w:rPr>
+          <w:rFonts w:ascii="Consolas" w:hAnsi="Consolas"/>
+          <w:color w:val="960000"/>
+          <w:sz w:val="20"/>
+        </w:rPr>
+        <w:t>:327</w:t>
+      </w:r>
+      <w:r>
+        <w:rPr>
+          <w:b w:val="0"/>
+          <w:color w:val="960000"/>
+          <w:sz w:val="20"/>
+        </w:rPr>
+        <w:t xml:space="preserve"> | Entró y va camino del Esclavo | &gt; | </w:t>
+      </w:r>
+      <w:r>
+        <w:rPr>
+          <w:rFonts w:ascii="Consolas" w:hAnsi="Consolas"/>
+          <w:color w:val="960000"/>
+          <w:sz w:val="20"/>
+        </w:rPr>
+        <w:t>ERR,CMD:SET_RTC,DESC:FORMATO_INVALIDO</w:t>
+      </w:r>
+      <w:r>
+        <w:rPr>
+          <w:b w:val="0"/>
+          <w:color w:val="960000"/>
+          <w:sz w:val="20"/>
+        </w:rPr>
+        <w:t xml:space="preserve"> | </w:t>
+      </w:r>
+      <w:r>
+        <w:rPr>
+          <w:rFonts w:ascii="Consolas" w:hAnsi="Consolas"/>
+          <w:color w:val="960000"/>
+          <w:sz w:val="20"/>
+        </w:rPr>
+        <w:t>:308</w:t>
+      </w:r>
+      <w:r>
+        <w:rPr>
+          <w:b w:val="0"/>
+          <w:color w:val="960000"/>
+          <w:sz w:val="20"/>
+        </w:rPr>
+        <w:t xml:space="preserve">, </w:t>
+      </w:r>
+      <w:r>
+        <w:rPr>
+          <w:rFonts w:ascii="Consolas" w:hAnsi="Consolas"/>
+          <w:color w:val="960000"/>
+          <w:sz w:val="20"/>
+        </w:rPr>
+        <w:t>:318</w:t>
+      </w:r>
+      <w:r>
+        <w:rPr>
+          <w:b w:val="0"/>
+          <w:color w:val="960000"/>
+          <w:sz w:val="20"/>
+        </w:rPr>
+        <w:t xml:space="preserve"> | La trama no se pudo leer, o cifras fuera de rango | &gt; &gt; Y existe además </w:t>
+      </w:r>
+      <w:r>
+        <w:rPr>
+          <w:rFonts w:ascii="Consolas" w:hAnsi="Consolas"/>
+          <w:color w:val="960000"/>
+          <w:sz w:val="20"/>
+        </w:rPr>
+        <w:t>CMD:PIN:1234:REINICIAR_RELOJ</w:t>
+      </w:r>
+      <w:r>
+        <w:rPr>
+          <w:b w:val="0"/>
+          <w:color w:val="960000"/>
+          <w:sz w:val="20"/>
+        </w:rPr>
+        <w:t xml:space="preserve"> (</w:t>
+      </w:r>
+      <w:r>
+        <w:rPr>
+          <w:rFonts w:ascii="Consolas" w:hAnsi="Consolas"/>
+          <w:color w:val="960000"/>
+          <w:sz w:val="20"/>
+        </w:rPr>
+        <w:t>:330</w:t>
+      </w:r>
+      <w:r>
+        <w:rPr>
+          <w:b w:val="0"/>
+          <w:color w:val="960000"/>
+          <w:sz w:val="20"/>
+        </w:rPr>
+        <w:t xml:space="preserve">), que contesta &gt; </w:t>
+      </w:r>
+      <w:r>
+        <w:rPr>
+          <w:rFonts w:ascii="Consolas" w:hAnsi="Consolas"/>
+          <w:color w:val="960000"/>
+          <w:sz w:val="20"/>
+        </w:rPr>
+        <w:t>CRISTAL_OK_PONGA_LA_HORA</w:t>
+      </w:r>
+      <w:r>
+        <w:rPr>
+          <w:b w:val="0"/>
+          <w:color w:val="960000"/>
+          <w:sz w:val="20"/>
+        </w:rPr>
+        <w:t xml:space="preserve"> o </w:t>
+      </w:r>
+      <w:r>
+        <w:rPr>
+          <w:rFonts w:ascii="Consolas" w:hAnsi="Consolas"/>
+          <w:color w:val="960000"/>
+          <w:sz w:val="20"/>
+        </w:rPr>
+        <w:t>SIGUE_PARADO_VEA_CONSULTA_RELOJ</w:t>
+      </w:r>
+      <w:r>
+        <w:rPr>
+          <w:b w:val="0"/>
+          <w:color w:val="960000"/>
+          <w:sz w:val="20"/>
+        </w:rPr>
+        <w:t xml:space="preserve">. &gt; &gt; </w:t>
+      </w:r>
+      <w:r>
+        <w:rPr>
+          <w:b/>
+          <w:color w:val="960000"/>
+          <w:sz w:val="20"/>
+        </w:rPr>
+        <w:t>Por qué esto importa en el poste:</w:t>
+      </w:r>
+      <w:r>
+        <w:rPr>
+          <w:b w:val="0"/>
+          <w:color w:val="960000"/>
+          <w:sz w:val="20"/>
+        </w:rPr>
+        <w:t xml:space="preserve"> la versión anterior mandaba </w:t>
+      </w:r>
+      <w:r>
+        <w:rPr>
+          <w:rFonts w:ascii="Consolas" w:hAnsi="Consolas"/>
+          <w:color w:val="960000"/>
+          <w:sz w:val="20"/>
+        </w:rPr>
+        <w:t>RESULT:OK</w:t>
+      </w:r>
+      <w:r>
+        <w:rPr>
+          <w:b w:val="0"/>
+          <w:color w:val="960000"/>
+          <w:sz w:val="20"/>
+        </w:rPr>
+        <w:t xml:space="preserve"> </w:t>
+      </w:r>
+      <w:r>
+        <w:rPr>
+          <w:b/>
+          <w:color w:val="960000"/>
+          <w:sz w:val="20"/>
+        </w:rPr>
+        <w:t>sin mirar &gt; ninguna de las dos llamadas</w:t>
+      </w:r>
+      <w:r>
+        <w:rPr>
+          <w:b w:val="0"/>
+          <w:color w:val="960000"/>
+          <w:sz w:val="20"/>
+        </w:rPr>
+        <w:t xml:space="preserve">, así que con </w:t>
+      </w:r>
+      <w:r>
+        <w:rPr>
+          <w:rFonts w:ascii="Consolas" w:hAnsi="Consolas"/>
+          <w:color w:val="960000"/>
+          <w:sz w:val="20"/>
+        </w:rPr>
+        <w:t>Y2</w:t>
+      </w:r>
+      <w:r>
+        <w:rPr>
+          <w:b w:val="0"/>
+          <w:color w:val="960000"/>
+          <w:sz w:val="20"/>
+        </w:rPr>
+        <w:t xml:space="preserve"> muerto el equipo decía que sí y no ponía la hora &gt; — y el técnico se iba creyendo que lo había dejado puesto. Eso ya no pasa. &gt; &gt; 🔴 </w:t>
+      </w:r>
+      <w:r>
+        <w:rPr>
+          <w:b/>
+          <w:color w:val="960000"/>
+          <w:sz w:val="20"/>
+        </w:rPr>
+        <w:t>Lo que sigue faltando, y no se disimula:</w:t>
+      </w:r>
+      <w:r>
+        <w:rPr>
+          <w:b w:val="0"/>
+          <w:color w:val="960000"/>
+          <w:sz w:val="20"/>
+        </w:rPr>
+        <w:t xml:space="preserve"> esas respuestas distinguen *«no hay cristal»* de &gt; *«sí lo hay»*, pero </w:t>
+      </w:r>
+      <w:r>
+        <w:rPr>
+          <w:b/>
+          <w:color w:val="960000"/>
+          <w:sz w:val="20"/>
+        </w:rPr>
+        <w:t>siguen sin distinguir cuál de las cuatro causas</w:t>
+      </w:r>
+      <w:r>
+        <w:rPr>
+          <w:b w:val="0"/>
+          <w:color w:val="960000"/>
+          <w:sz w:val="20"/>
+        </w:rPr>
+        <w:t xml:space="preserve"> —</w:t>
+      </w:r>
+      <w:r>
+        <w:rPr>
+          <w:rFonts w:ascii="Consolas" w:hAnsi="Consolas"/>
+          <w:color w:val="960000"/>
+          <w:sz w:val="20"/>
+        </w:rPr>
+        <w:t>LSE no se pide</w:t>
+      </w:r>
+      <w:r>
+        <w:rPr>
+          <w:b w:val="0"/>
+          <w:color w:val="960000"/>
+          <w:sz w:val="20"/>
+        </w:rPr>
+        <w:t xml:space="preserve">, &gt; </w:t>
+      </w:r>
+      <w:r>
+        <w:rPr>
+          <w:rFonts w:ascii="Consolas" w:hAnsi="Consolas"/>
+          <w:color w:val="960000"/>
+          <w:sz w:val="20"/>
+        </w:rPr>
+        <w:t>Pedido, no oscila</w:t>
+      </w:r>
+      <w:r>
+        <w:rPr>
+          <w:b w:val="0"/>
+          <w:color w:val="960000"/>
+          <w:sz w:val="20"/>
+        </w:rPr>
+        <w:t xml:space="preserve">, </w:t>
+      </w:r>
+      <w:r>
+        <w:rPr>
+          <w:rFonts w:ascii="Consolas" w:hAnsi="Consolas"/>
+          <w:color w:val="960000"/>
+          <w:sz w:val="20"/>
+        </w:rPr>
+        <w:t>Oscila; RTC no atado</w:t>
+      </w:r>
+      <w:r>
+        <w:rPr>
+          <w:b w:val="0"/>
+          <w:color w:val="960000"/>
+          <w:sz w:val="20"/>
+        </w:rPr>
+        <w:t xml:space="preserve">, </w:t>
+      </w:r>
+      <w:r>
+        <w:rPr>
+          <w:rFonts w:ascii="Consolas" w:hAnsi="Consolas"/>
+          <w:color w:val="960000"/>
+          <w:sz w:val="20"/>
+        </w:rPr>
+        <w:t>Oscila y atado a LSE</w:t>
+      </w:r>
+      <w:r>
+        <w:rPr>
+          <w:b w:val="0"/>
+          <w:color w:val="960000"/>
+          <w:sz w:val="20"/>
+        </w:rPr>
+        <w:t xml:space="preserve">—. </w:t>
+      </w:r>
+      <w:r>
+        <w:rPr>
+          <w:b/>
+          <w:color w:val="960000"/>
+          <w:sz w:val="20"/>
+        </w:rPr>
+        <w:t>N-37 sigue sin poderse &gt; cerrar por lectura.</w:t>
       </w:r>
     </w:p>
     <w:p>
@@ -8277,7 +11549,446 @@
           <w:color w:val="003366"/>
           <w:sz w:val="26"/>
         </w:rPr>
-        <w:t>6. 🎛️ El mando de 4 relés</w:t>
+        <w:t xml:space="preserve">6. 🎛️ El mando de relés — </w:t>
+      </w:r>
+      <w:r>
+        <w:rPr>
+          <w:b/>
+          <w:color w:val="003366"/>
+          <w:sz w:val="26"/>
+        </w:rPr>
+        <w:t>SE CONSERVA, sobre 2 canales (31/08)</w:t>
+      </w:r>
+    </w:p>
+    <w:p>
+      <w:pPr>
+        <w:spacing w:after="160"/>
+        <w:ind w:left="360"/>
+        <w:shd w:val="clear" w:fill="FFF4E5"/>
+      </w:pPr>
+      <w:r>
+        <w:rPr>
+          <w:b w:val="0"/>
+          <w:color w:val="960000"/>
+          <w:sz w:val="20"/>
+        </w:rPr>
+        <w:t xml:space="preserve">✅ 31/08/2026 — EL MANDO NO SE RETIRA. QUEDAN </w:t>
+      </w:r>
+      <w:r>
+        <w:rPr>
+          <w:rFonts w:ascii="Consolas" w:hAnsi="Consolas"/>
+          <w:color w:val="960000"/>
+          <w:sz w:val="20"/>
+        </w:rPr>
+        <w:t>A</w:t>
+      </w:r>
+      <w:r>
+        <w:rPr>
+          <w:b w:val="0"/>
+          <w:color w:val="960000"/>
+          <w:sz w:val="20"/>
+        </w:rPr>
+        <w:t xml:space="preserve"> Y </w:t>
+      </w:r>
+      <w:r>
+        <w:rPr>
+          <w:rFonts w:ascii="Consolas" w:hAnsi="Consolas"/>
+          <w:color w:val="960000"/>
+          <w:sz w:val="20"/>
+        </w:rPr>
+        <w:t>B</w:t>
+      </w:r>
+      <w:r>
+        <w:rPr>
+          <w:b w:val="0"/>
+          <w:color w:val="960000"/>
+          <w:sz w:val="20"/>
+        </w:rPr>
+        <w:t xml:space="preserve"> | Canal | Pin | </w:t>
+      </w:r>
+      <w:r>
+        <w:rPr>
+          <w:rFonts w:ascii="Consolas" w:hAnsi="Consolas"/>
+          <w:color w:val="960000"/>
+          <w:sz w:val="20"/>
+        </w:rPr>
+        <w:t>J16</w:t>
+      </w:r>
+      <w:r>
+        <w:rPr>
+          <w:b w:val="0"/>
+          <w:color w:val="960000"/>
+          <w:sz w:val="20"/>
+        </w:rPr>
+        <w:t xml:space="preserve"> | 31/08 | |---|---|---|---| | </w:t>
+      </w:r>
+      <w:r>
+        <w:rPr>
+          <w:b/>
+          <w:color w:val="960000"/>
+          <w:sz w:val="20"/>
+        </w:rPr>
+        <w:t>`A`</w:t>
+      </w:r>
+      <w:r>
+        <w:rPr>
+          <w:b w:val="0"/>
+          <w:color w:val="960000"/>
+          <w:sz w:val="20"/>
+        </w:rPr>
+        <w:t xml:space="preserve"> | </w:t>
+      </w:r>
+      <w:r>
+        <w:rPr>
+          <w:rFonts w:ascii="Consolas" w:hAnsi="Consolas"/>
+          <w:color w:val="960000"/>
+          <w:sz w:val="20"/>
+        </w:rPr>
+        <w:t>PB9</w:t>
+      </w:r>
+      <w:r>
+        <w:rPr>
+          <w:b w:val="0"/>
+          <w:color w:val="960000"/>
+          <w:sz w:val="20"/>
+        </w:rPr>
+        <w:t xml:space="preserve"> | p5 | ✅ </w:t>
+      </w:r>
+      <w:r>
+        <w:rPr>
+          <w:b/>
+          <w:color w:val="960000"/>
+          <w:sz w:val="20"/>
+        </w:rPr>
+        <w:t>se conserva</w:t>
+      </w:r>
+      <w:r>
+        <w:rPr>
+          <w:b w:val="0"/>
+          <w:color w:val="960000"/>
+          <w:sz w:val="20"/>
+        </w:rPr>
+        <w:t xml:space="preserve"> | | </w:t>
+      </w:r>
+      <w:r>
+        <w:rPr>
+          <w:b/>
+          <w:color w:val="960000"/>
+          <w:sz w:val="20"/>
+        </w:rPr>
+        <w:t>`B`</w:t>
+      </w:r>
+      <w:r>
+        <w:rPr>
+          <w:b w:val="0"/>
+          <w:color w:val="960000"/>
+          <w:sz w:val="20"/>
+        </w:rPr>
+        <w:t xml:space="preserve"> | </w:t>
+      </w:r>
+      <w:r>
+        <w:rPr>
+          <w:rFonts w:ascii="Consolas" w:hAnsi="Consolas"/>
+          <w:color w:val="960000"/>
+          <w:sz w:val="20"/>
+        </w:rPr>
+        <w:t>PB13</w:t>
+      </w:r>
+      <w:r>
+        <w:rPr>
+          <w:b w:val="0"/>
+          <w:color w:val="960000"/>
+          <w:sz w:val="20"/>
+        </w:rPr>
+        <w:t xml:space="preserve"> | p8 | ✅ </w:t>
+      </w:r>
+      <w:r>
+        <w:rPr>
+          <w:b/>
+          <w:color w:val="960000"/>
+          <w:sz w:val="20"/>
+        </w:rPr>
+        <w:t>se conserva</w:t>
+      </w:r>
+      <w:r>
+        <w:rPr>
+          <w:b w:val="0"/>
+          <w:color w:val="960000"/>
+          <w:sz w:val="20"/>
+        </w:rPr>
+        <w:t xml:space="preserve"> | | ~~</w:t>
+      </w:r>
+      <w:r>
+        <w:rPr>
+          <w:rFonts w:ascii="Consolas" w:hAnsi="Consolas"/>
+          <w:color w:val="960000"/>
+          <w:sz w:val="20"/>
+        </w:rPr>
+        <w:t>C</w:t>
+      </w:r>
+      <w:r>
+        <w:rPr>
+          <w:b w:val="0"/>
+          <w:color w:val="960000"/>
+          <w:sz w:val="20"/>
+        </w:rPr>
+        <w:t xml:space="preserve">~~ | </w:t>
+      </w:r>
+      <w:r>
+        <w:rPr>
+          <w:rFonts w:ascii="Consolas" w:hAnsi="Consolas"/>
+          <w:color w:val="960000"/>
+          <w:sz w:val="20"/>
+        </w:rPr>
+        <w:t>PB14</w:t>
+      </w:r>
+      <w:r>
+        <w:rPr>
+          <w:b w:val="0"/>
+          <w:color w:val="960000"/>
+          <w:sz w:val="20"/>
+        </w:rPr>
+        <w:t xml:space="preserve"> | p10 | 🛑 </w:t>
+      </w:r>
+      <w:r>
+        <w:rPr>
+          <w:b/>
+          <w:color w:val="960000"/>
+          <w:sz w:val="20"/>
+        </w:rPr>
+        <w:t>se retira</w:t>
+      </w:r>
+      <w:r>
+        <w:rPr>
+          <w:b w:val="0"/>
+          <w:color w:val="960000"/>
+          <w:sz w:val="20"/>
+        </w:rPr>
+        <w:t xml:space="preserve"> → cámara | | ~~</w:t>
+      </w:r>
+      <w:r>
+        <w:rPr>
+          <w:rFonts w:ascii="Consolas" w:hAnsi="Consolas"/>
+          <w:color w:val="960000"/>
+          <w:sz w:val="20"/>
+        </w:rPr>
+        <w:t>D</w:t>
+      </w:r>
+      <w:r>
+        <w:rPr>
+          <w:b w:val="0"/>
+          <w:color w:val="960000"/>
+          <w:sz w:val="20"/>
+        </w:rPr>
+        <w:t xml:space="preserve">~~ | </w:t>
+      </w:r>
+      <w:r>
+        <w:rPr>
+          <w:rFonts w:ascii="Consolas" w:hAnsi="Consolas"/>
+          <w:color w:val="960000"/>
+          <w:sz w:val="20"/>
+        </w:rPr>
+        <w:t>PB15</w:t>
+      </w:r>
+      <w:r>
+        <w:rPr>
+          <w:b w:val="0"/>
+          <w:color w:val="960000"/>
+          <w:sz w:val="20"/>
+        </w:rPr>
+        <w:t xml:space="preserve"> | p12 | 🛑 </w:t>
+      </w:r>
+      <w:r>
+        <w:rPr>
+          <w:b/>
+          <w:color w:val="960000"/>
+          <w:sz w:val="20"/>
+        </w:rPr>
+        <w:t>se retira</w:t>
+      </w:r>
+      <w:r>
+        <w:rPr>
+          <w:b w:val="0"/>
+          <w:color w:val="960000"/>
+          <w:sz w:val="20"/>
+        </w:rPr>
+        <w:t xml:space="preserve"> → cámara | </w:t>
+      </w:r>
+      <w:r>
+        <w:rPr>
+          <w:b/>
+          <w:color w:val="960000"/>
+          <w:sz w:val="20"/>
+        </w:rPr>
+        <w:t>Las tres secuencias siguen funcionando enteras</w:t>
+      </w:r>
+      <w:r>
+        <w:rPr>
+          <w:b w:val="0"/>
+          <w:color w:val="960000"/>
+          <w:sz w:val="20"/>
+        </w:rPr>
+        <w:t xml:space="preserve"> —</w:t>
+      </w:r>
+      <w:r>
+        <w:rPr>
+          <w:rFonts w:ascii="Consolas" w:hAnsi="Consolas"/>
+          <w:color w:val="960000"/>
+          <w:sz w:val="20"/>
+        </w:rPr>
+        <w:t>A·A·A</w:t>
+      </w:r>
+      <w:r>
+        <w:rPr>
+          <w:b w:val="0"/>
+          <w:color w:val="960000"/>
+          <w:sz w:val="20"/>
+        </w:rPr>
+        <w:t xml:space="preserve">, </w:t>
+      </w:r>
+      <w:r>
+        <w:rPr>
+          <w:rFonts w:ascii="Consolas" w:hAnsi="Consolas"/>
+          <w:color w:val="960000"/>
+          <w:sz w:val="20"/>
+        </w:rPr>
+        <w:t>B·B·B</w:t>
+      </w:r>
+      <w:r>
+        <w:rPr>
+          <w:b w:val="0"/>
+          <w:color w:val="960000"/>
+          <w:sz w:val="20"/>
+        </w:rPr>
+        <w:t xml:space="preserve">, </w:t>
+      </w:r>
+      <w:r>
+        <w:rPr>
+          <w:rFonts w:ascii="Consolas" w:hAnsi="Consolas"/>
+          <w:color w:val="960000"/>
+          <w:sz w:val="20"/>
+        </w:rPr>
+        <w:t>A·B·A·B</w:t>
+      </w:r>
+      <w:r>
+        <w:rPr>
+          <w:b w:val="0"/>
+          <w:color w:val="960000"/>
+          <w:sz w:val="20"/>
+        </w:rPr>
+        <w:t xml:space="preserve">— porque </w:t>
+      </w:r>
+      <w:r>
+        <w:rPr>
+          <w:b/>
+          <w:color w:val="960000"/>
+          <w:sz w:val="20"/>
+        </w:rPr>
+        <w:t>ninguna usaba `C` ni `D`</w:t>
+      </w:r>
+      <w:r>
+        <w:rPr>
+          <w:b w:val="0"/>
+          <w:color w:val="960000"/>
+          <w:sz w:val="20"/>
+        </w:rPr>
+        <w:t xml:space="preserve">: </w:t>
+      </w:r>
+      <w:r>
+        <w:rPr>
+          <w:rFonts w:ascii="Consolas" w:hAnsi="Consolas"/>
+          <w:color w:val="960000"/>
+          <w:sz w:val="20"/>
+        </w:rPr>
+        <w:t>botones.cpp</w:t>
+      </w:r>
+      <w:r>
+        <w:rPr>
+          <w:b w:val="0"/>
+          <w:color w:val="960000"/>
+          <w:sz w:val="20"/>
+        </w:rPr>
+        <w:t xml:space="preserve"> nunca entregó al mando más flancos que los de los botones 1 y 2. </w:t>
+      </w:r>
+      <w:r>
+        <w:rPr>
+          <w:b/>
+          <w:color w:val="960000"/>
+          <w:sz w:val="20"/>
+        </w:rPr>
+        <w:t>Por qué se conservan los DOS canales y no uno:</w:t>
+      </w:r>
+      <w:r>
+        <w:rPr>
+          <w:b w:val="0"/>
+          <w:color w:val="960000"/>
+          <w:sz w:val="20"/>
+        </w:rPr>
+        <w:t xml:space="preserve"> </w:t>
+      </w:r>
+      <w:r>
+        <w:rPr>
+          <w:rFonts w:ascii="Consolas" w:hAnsi="Consolas"/>
+          <w:color w:val="960000"/>
+          <w:sz w:val="20"/>
+        </w:rPr>
+        <w:t>ambarLocal</w:t>
+      </w:r>
+      <w:r>
+        <w:rPr>
+          <w:b w:val="0"/>
+          <w:color w:val="960000"/>
+          <w:sz w:val="20"/>
+        </w:rPr>
+        <w:t xml:space="preserve">, el veto de SFTY-21 en el Esclavo, </w:t>
+      </w:r>
+      <w:r>
+        <w:rPr>
+          <w:b/>
+          <w:color w:val="960000"/>
+          <w:sz w:val="20"/>
+        </w:rPr>
+        <w:t>solo lo arma `B·B·B`</w:t>
+      </w:r>
+      <w:r>
+        <w:rPr>
+          <w:b w:val="0"/>
+          <w:color w:val="960000"/>
+          <w:sz w:val="20"/>
+        </w:rPr>
+        <w:t xml:space="preserve">; y </w:t>
+      </w:r>
+      <w:r>
+        <w:rPr>
+          <w:rFonts w:ascii="Consolas" w:hAnsi="Consolas"/>
+          <w:color w:val="960000"/>
+          <w:sz w:val="20"/>
+        </w:rPr>
+        <w:t>A·A·A</w:t>
+      </w:r>
+      <w:r>
+        <w:rPr>
+          <w:b w:val="0"/>
+          <w:color w:val="960000"/>
+          <w:sz w:val="20"/>
+        </w:rPr>
+        <w:t xml:space="preserve"> es la única forma de salir de ese ámbar desde el piso. Son un par, no dos opciones. Desarrollo completo en </w:t>
+      </w:r>
+      <w:r>
+        <w:rPr>
+          <w:rFonts w:ascii="Consolas" w:hAnsi="Consolas"/>
+          <w:color w:val="960000"/>
+          <w:sz w:val="20"/>
+        </w:rPr>
+        <w:t>04_Manuales/MANUAL_MANDO_4_RELES.md</w:t>
+      </w:r>
+      <w:r>
+        <w:rPr>
+          <w:b w:val="0"/>
+          <w:color w:val="960000"/>
+          <w:sz w:val="20"/>
+        </w:rPr>
+        <w:t>.</w:t>
       </w:r>
     </w:p>
     <w:p>
@@ -8303,7 +12014,7 @@
           <w:b w:val="0"/>
           <w:sz w:val="21"/>
         </w:rPr>
-        <w:t>, con un mando de 4 relés (</w:t>
+        <w:t>, con un mando de relés (~~</w:t>
       </w:r>
       <w:r>
         <w:rPr>
@@ -8359,7 +12070,21 @@
           <w:b w:val="0"/>
           <w:sz w:val="21"/>
         </w:rPr>
-        <w:t>) cableados</w:t>
+        <w:t>~~ **</w:t>
+      </w:r>
+      <w:r>
+        <w:rPr>
+          <w:rFonts w:ascii="Consolas" w:hAnsi="Consolas"/>
+          <w:sz w:val="21"/>
+        </w:rPr>
+        <w:t>A</w:t>
+      </w:r>
+      <w:r>
+        <w:rPr>
+          <w:b w:val="0"/>
+          <w:sz w:val="21"/>
+        </w:rPr>
+        <w:t xml:space="preserve"> y</w:t>
       </w:r>
     </w:p>
     <w:p>
@@ -8368,17 +12093,31 @@
       </w:pPr>
       <w:r>
         <w:rPr>
+          <w:rFonts w:ascii="Consolas" w:hAnsi="Consolas"/>
+          <w:sz w:val="21"/>
+        </w:rPr>
+        <w:t>B</w:t>
+      </w:r>
+      <w:r>
+        <w:rPr>
           <w:b/>
           <w:sz w:val="21"/>
         </w:rPr>
-        <w:t>en paralelo con los cuatro pulsadores físicos</w:t>
-      </w:r>
-      <w:r>
-        <w:rPr>
-          <w:b w:val="0"/>
-          <w:sz w:val="21"/>
-        </w:rPr>
-        <w:t xml:space="preserve"> (</w:t>
+        <w:t xml:space="preserve">) cableado </w:t>
+      </w:r>
+      <w:r>
+        <w:rPr>
+          <w:b w:val="0"/>
+          <w:sz w:val="21"/>
+        </w:rPr>
+        <w:t>en paralelo con los pulsadores físicos</w:t>
+      </w:r>
+      <w:r>
+        <w:rPr>
+          <w:b/>
+          <w:sz w:val="21"/>
+        </w:rPr>
+        <w:t xml:space="preserve"> (~~`PB9`, `PB13`, `PB14`, `PB15`~~ </w:t>
       </w:r>
       <w:r>
         <w:rPr>
@@ -8386,55 +12125,6 @@
           <w:sz w:val="21"/>
         </w:rPr>
         <w:t>PB9</w:t>
-      </w:r>
-      <w:r>
-        <w:rPr>
-          <w:b w:val="0"/>
-          <w:sz w:val="21"/>
-        </w:rPr>
-        <w:t xml:space="preserve">, </w:t>
-      </w:r>
-      <w:r>
-        <w:rPr>
-          <w:rFonts w:ascii="Consolas" w:hAnsi="Consolas"/>
-          <w:sz w:val="21"/>
-        </w:rPr>
-        <w:t>PB13</w:t>
-      </w:r>
-      <w:r>
-        <w:rPr>
-          <w:b w:val="0"/>
-          <w:sz w:val="21"/>
-        </w:rPr>
-        <w:t xml:space="preserve">, </w:t>
-      </w:r>
-      <w:r>
-        <w:rPr>
-          <w:rFonts w:ascii="Consolas" w:hAnsi="Consolas"/>
-          <w:sz w:val="21"/>
-        </w:rPr>
-        <w:t>PB14</w:t>
-      </w:r>
-      <w:r>
-        <w:rPr>
-          <w:b w:val="0"/>
-          <w:sz w:val="21"/>
-        </w:rPr>
-        <w:t xml:space="preserve">, </w:t>
-      </w:r>
-      <w:r>
-        <w:rPr>
-          <w:rFonts w:ascii="Consolas" w:hAnsi="Consolas"/>
-          <w:sz w:val="21"/>
-        </w:rPr>
-        <w:t>PB15</w:t>
-      </w:r>
-      <w:r>
-        <w:rPr>
-          <w:b w:val="0"/>
-          <w:sz w:val="21"/>
-        </w:rPr>
-        <w:t>). **No hay entradas</w:t>
       </w:r>
     </w:p>
     <w:p>
@@ -8446,7 +12136,28 @@
           <w:b w:val="0"/>
           <w:sz w:val="21"/>
         </w:rPr>
-        <w:t>dedicadas**: para el firmware, un relé y un botón son indistinguibles.</w:t>
+        <w:t xml:space="preserve">y </w:t>
+      </w:r>
+      <w:r>
+        <w:rPr>
+          <w:rFonts w:ascii="Consolas" w:hAnsi="Consolas"/>
+          <w:sz w:val="21"/>
+        </w:rPr>
+        <w:t>PB13</w:t>
+      </w:r>
+      <w:r>
+        <w:rPr>
+          <w:b/>
+          <w:sz w:val="21"/>
+        </w:rPr>
+        <w:t xml:space="preserve">). </w:t>
+      </w:r>
+      <w:r>
+        <w:rPr>
+          <w:b w:val="0"/>
+          <w:sz w:val="21"/>
+        </w:rPr>
+        <w:t>No hay entradas dedicadas**: para el firmware, un relé y un botón son indistinguibles.</w:t>
       </w:r>
     </w:p>
     <w:p>
@@ -8776,7 +12487,71 @@
           <w:color w:val="960000"/>
           <w:sz w:val="20"/>
         </w:rPr>
-        <w:t xml:space="preserve"> La tarjeta del Esclavo </w:t>
+        <w:t xml:space="preserve"> La tarjeta del Esclavo ya trae las entradas ~~(</w:t>
+      </w:r>
+      <w:r>
+        <w:rPr>
+          <w:rFonts w:ascii="Consolas" w:hAnsi="Consolas"/>
+          <w:color w:val="960000"/>
+          <w:sz w:val="20"/>
+        </w:rPr>
+        <w:t>PB9</w:t>
+      </w:r>
+      <w:r>
+        <w:rPr>
+          <w:b w:val="0"/>
+          <w:color w:val="960000"/>
+          <w:sz w:val="20"/>
+        </w:rPr>
+        <w:t xml:space="preserve">, </w:t>
+      </w:r>
+      <w:r>
+        <w:rPr>
+          <w:rFonts w:ascii="Consolas" w:hAnsi="Consolas"/>
+          <w:color w:val="960000"/>
+          <w:sz w:val="20"/>
+        </w:rPr>
+        <w:t>PB13</w:t>
+      </w:r>
+      <w:r>
+        <w:rPr>
+          <w:b w:val="0"/>
+          <w:color w:val="960000"/>
+          <w:sz w:val="20"/>
+        </w:rPr>
+        <w:t xml:space="preserve">, </w:t>
+      </w:r>
+      <w:r>
+        <w:rPr>
+          <w:rFonts w:ascii="Consolas" w:hAnsi="Consolas"/>
+          <w:color w:val="960000"/>
+          <w:sz w:val="20"/>
+        </w:rPr>
+        <w:t>PB14</w:t>
+      </w:r>
+      <w:r>
+        <w:rPr>
+          <w:b w:val="0"/>
+          <w:color w:val="960000"/>
+          <w:sz w:val="20"/>
+        </w:rPr>
+        <w:t xml:space="preserve">, </w:t>
+      </w:r>
+      <w:r>
+        <w:rPr>
+          <w:rFonts w:ascii="Consolas" w:hAnsi="Consolas"/>
+          <w:color w:val="960000"/>
+          <w:sz w:val="20"/>
+        </w:rPr>
+        <w:t>PB15</w:t>
+      </w:r>
+      <w:r>
+        <w:rPr>
+          <w:b w:val="0"/>
+          <w:color w:val="960000"/>
+          <w:sz w:val="20"/>
+        </w:rPr>
+        <w:t xml:space="preserve">)~~ </w:t>
       </w:r>
       <w:r>
         <w:rPr>
@@ -8784,7 +12559,87 @@
           <w:color w:val="960000"/>
           <w:sz w:val="20"/>
         </w:rPr>
-        <w:t>ya trae las cuatro entradas</w:t>
+        <w:t>`PB9` y `PB13`</w:t>
+      </w:r>
+      <w:r>
+        <w:rPr>
+          <w:b w:val="0"/>
+          <w:color w:val="960000"/>
+          <w:sz w:val="20"/>
+        </w:rPr>
+        <w:t xml:space="preserve"> y su firmware las atiende: </w:t>
+      </w:r>
+      <w:r>
+        <w:rPr>
+          <w:b/>
+          <w:color w:val="960000"/>
+          <w:sz w:val="20"/>
+        </w:rPr>
+        <w:t>falta únicamente comprar e instalar el receptor</w:t>
+      </w:r>
+      <w:r>
+        <w:rPr>
+          <w:b w:val="0"/>
+          <w:color w:val="960000"/>
+          <w:sz w:val="20"/>
+        </w:rPr>
+        <w:t xml:space="preserve">. &gt; 🔴 </w:t>
+      </w:r>
+      <w:r>
+        <w:rPr>
+          <w:b/>
+          <w:color w:val="960000"/>
+          <w:sz w:val="20"/>
+        </w:rPr>
+        <w:t>31/08 — y en el Esclavo esto ha subido de categoría.</w:t>
+      </w:r>
+      <w:r>
+        <w:rPr>
+          <w:b w:val="0"/>
+          <w:color w:val="960000"/>
+          <w:sz w:val="20"/>
+        </w:rPr>
+        <w:t xml:space="preserve"> Con *Aceptar* mudo y </w:t>
+      </w:r>
+      <w:r>
+        <w:rPr>
+          <w:b/>
+          <w:color w:val="960000"/>
+          <w:sz w:val="20"/>
+        </w:rPr>
+        <w:t>sin `SET_MODO` &gt; por Bluetooth en esa punta</w:t>
+      </w:r>
+      <w:r>
+        <w:rPr>
+          <w:b w:val="0"/>
+          <w:color w:val="960000"/>
+          <w:sz w:val="20"/>
+        </w:rPr>
+        <w:t xml:space="preserve"> —el Maestro es el único que arbitra el ciclo—, </w:t>
+      </w:r>
+      <w:r>
+        <w:rPr>
+          <w:b/>
+          <w:color w:val="960000"/>
+          <w:sz w:val="20"/>
+        </w:rPr>
+        <w:t>el mando pasa a ser &gt; el único actuador de modo del Esclavo</w:t>
+      </w:r>
+      <w:r>
+        <w:rPr>
+          <w:b w:val="0"/>
+          <w:color w:val="960000"/>
+          <w:sz w:val="20"/>
+        </w:rPr>
+        <w:t xml:space="preserve">: entrar al Degradado es </w:t>
+      </w:r>
+      <w:r>
+        <w:rPr>
+          <w:rFonts w:ascii="Consolas" w:hAnsi="Consolas"/>
+          <w:color w:val="960000"/>
+          <w:sz w:val="20"/>
+        </w:rPr>
+        <w:t>A·B·A·B</w:t>
       </w:r>
       <w:r>
         <w:rPr>
@@ -8800,7 +12655,71 @@
           <w:color w:val="960000"/>
           <w:sz w:val="20"/>
         </w:rPr>
-        <w:t>PB9</w:t>
+        <w:t>menu.cpp:227</w:t>
+      </w:r>
+      <w:r>
+        <w:rPr>
+          <w:b w:val="0"/>
+          <w:color w:val="960000"/>
+          <w:sz w:val="20"/>
+        </w:rPr>
+        <w:t xml:space="preserve"> → &gt; </w:t>
+      </w:r>
+      <w:r>
+        <w:rPr>
+          <w:rFonts w:ascii="Consolas" w:hAnsi="Consolas"/>
+          <w:color w:val="960000"/>
+          <w:sz w:val="20"/>
+        </w:rPr>
+        <w:t>mando.cpp:148</w:t>
+      </w:r>
+      <w:r>
+        <w:rPr>
+          <w:b w:val="0"/>
+          <w:color w:val="960000"/>
+          <w:sz w:val="20"/>
+        </w:rPr>
+        <w:t xml:space="preserve">) y salir es </w:t>
+      </w:r>
+      <w:r>
+        <w:rPr>
+          <w:rFonts w:ascii="Consolas" w:hAnsi="Consolas"/>
+          <w:color w:val="960000"/>
+          <w:sz w:val="20"/>
+        </w:rPr>
+        <w:t>A·A·A</w:t>
+      </w:r>
+      <w:r>
+        <w:rPr>
+          <w:b w:val="0"/>
+          <w:color w:val="960000"/>
+          <w:sz w:val="20"/>
+        </w:rPr>
+        <w:t xml:space="preserve"> o </w:t>
+      </w:r>
+      <w:r>
+        <w:rPr>
+          <w:rFonts w:ascii="Consolas" w:hAnsi="Consolas"/>
+          <w:color w:val="960000"/>
+          <w:sz w:val="20"/>
+        </w:rPr>
+        <w:t>B·B·B</w:t>
+      </w:r>
+      <w:r>
+        <w:rPr>
+          <w:b w:val="0"/>
+          <w:color w:val="960000"/>
+          <w:sz w:val="20"/>
+        </w:rPr>
+        <w:t xml:space="preserve"> (</w:t>
+      </w:r>
+      <w:r>
+        <w:rPr>
+          <w:rFonts w:ascii="Consolas" w:hAnsi="Consolas"/>
+          <w:color w:val="960000"/>
+          <w:sz w:val="20"/>
+        </w:rPr>
+        <w:t>:121</w:t>
       </w:r>
       <w:r>
         <w:rPr>
@@ -8816,47 +12735,15 @@
           <w:color w:val="960000"/>
           <w:sz w:val="20"/>
         </w:rPr>
-        <w:t>PB13</w:t>
-      </w:r>
-      <w:r>
-        <w:rPr>
-          <w:b w:val="0"/>
-          <w:color w:val="960000"/>
-          <w:sz w:val="20"/>
-        </w:rPr>
-        <w:t xml:space="preserve">, </w:t>
-      </w:r>
-      <w:r>
-        <w:rPr>
-          <w:rFonts w:ascii="Consolas" w:hAnsi="Consolas"/>
-          <w:color w:val="960000"/>
-          <w:sz w:val="20"/>
-        </w:rPr>
-        <w:t>PB14</w:t>
-      </w:r>
-      <w:r>
-        <w:rPr>
-          <w:b w:val="0"/>
-          <w:color w:val="960000"/>
-          <w:sz w:val="20"/>
-        </w:rPr>
-        <w:t xml:space="preserve">, </w:t>
-      </w:r>
-      <w:r>
-        <w:rPr>
-          <w:rFonts w:ascii="Consolas" w:hAnsi="Consolas"/>
-          <w:color w:val="960000"/>
-          <w:sz w:val="20"/>
-        </w:rPr>
-        <w:t>PB15</w:t>
-      </w:r>
-      <w:r>
-        <w:rPr>
-          <w:b w:val="0"/>
-          <w:color w:val="960000"/>
-          <w:sz w:val="20"/>
-        </w:rPr>
-        <w:t xml:space="preserve">) y su firmware las atiende: </w:t>
+        <w:t>:138</w:t>
+      </w:r>
+      <w:r>
+        <w:rPr>
+          <w:b w:val="0"/>
+          <w:color w:val="960000"/>
+          <w:sz w:val="20"/>
+        </w:rPr>
+        <w:t xml:space="preserve">). Mientras el receptor no esté &gt; comprado, </w:t>
       </w:r>
       <w:r>
         <w:rPr>
@@ -8864,7 +12751,7 @@
           <w:color w:val="960000"/>
           <w:sz w:val="20"/>
         </w:rPr>
-        <w:t>falta únicamente comprar e instalar el receptor</w:t>
+        <w:t>esas dos acciones solo se hacen subiendo al gabinete y pulsando `A` y `B` a mano</w:t>
       </w:r>
       <w:r>
         <w:rPr>
@@ -9110,7 +12997,63 @@
           <w:b w:val="0"/>
           <w:sz w:val="21"/>
         </w:rPr>
-        <w:t xml:space="preserve"> que su pulsador correspondiente</w:t>
+        <w:t xml:space="preserve"> que su pulsador correspondiente (</w:t>
+      </w:r>
+      <w:r>
+        <w:rPr>
+          <w:rFonts w:ascii="Consolas" w:hAnsi="Consolas"/>
+          <w:sz w:val="21"/>
+        </w:rPr>
+        <w:t>A</w:t>
+      </w:r>
+      <w:r>
+        <w:rPr>
+          <w:b w:val="0"/>
+          <w:sz w:val="21"/>
+        </w:rPr>
+        <w:t>→</w:t>
+      </w:r>
+      <w:r>
+        <w:rPr>
+          <w:rFonts w:ascii="Consolas" w:hAnsi="Consolas"/>
+          <w:sz w:val="21"/>
+        </w:rPr>
+        <w:t>PB9</w:t>
+      </w:r>
+      <w:r>
+        <w:rPr>
+          <w:b w:val="0"/>
+          <w:sz w:val="21"/>
+        </w:rPr>
+        <w:t xml:space="preserve">, </w:t>
+      </w:r>
+      <w:r>
+        <w:rPr>
+          <w:rFonts w:ascii="Consolas" w:hAnsi="Consolas"/>
+          <w:sz w:val="21"/>
+        </w:rPr>
+        <w:t>B</w:t>
+      </w:r>
+      <w:r>
+        <w:rPr>
+          <w:b w:val="0"/>
+          <w:sz w:val="21"/>
+        </w:rPr>
+        <w:t>→</w:t>
+      </w:r>
+      <w:r>
+        <w:rPr>
+          <w:rFonts w:ascii="Consolas" w:hAnsi="Consolas"/>
+          <w:sz w:val="21"/>
+        </w:rPr>
+        <w:t>PB13</w:t>
+      </w:r>
+      <w:r>
+        <w:rPr>
+          <w:b w:val="0"/>
+          <w:sz w:val="21"/>
+        </w:rPr>
+        <w:t>)</w:t>
       </w:r>
     </w:p>
     <w:p>
@@ -9178,7 +13121,7 @@
           <w:b w:val="0"/>
           <w:sz w:val="21"/>
         </w:rPr>
-        <w:t xml:space="preserve">Accionar </w:t>
+        <w:t xml:space="preserve">~~Accionar </w:t>
       </w:r>
       <w:r>
         <w:rPr>
@@ -9206,7 +13149,312 @@
           <w:b w:val="0"/>
           <w:sz w:val="21"/>
         </w:rPr>
-        <w:t>, igual que el Botón 3</w:t>
+        <w:t>, igual que el Botón 3~~ — 🛑 **31/08: este punto se</w:t>
+      </w:r>
+    </w:p>
+    <w:p>
+      <w:pPr>
+        <w:spacing w:after="120"/>
+      </w:pPr>
+      <w:r>
+        <w:rPr>
+          <w:b w:val="0"/>
+          <w:sz w:val="21"/>
+        </w:rPr>
+        <w:t xml:space="preserve">RETIRA.** </w:t>
+      </w:r>
+      <w:r>
+        <w:rPr>
+          <w:rFonts w:ascii="Consolas" w:hAnsi="Consolas"/>
+          <w:sz w:val="21"/>
+        </w:rPr>
+        <w:t>C</w:t>
+      </w:r>
+      <w:r>
+        <w:rPr>
+          <w:b w:val="0"/>
+          <w:sz w:val="21"/>
+        </w:rPr>
+        <w:t xml:space="preserve"> y </w:t>
+      </w:r>
+      <w:r>
+        <w:rPr>
+          <w:rFonts w:ascii="Consolas" w:hAnsi="Consolas"/>
+          <w:sz w:val="21"/>
+        </w:rPr>
+        <w:t>D</w:t>
+      </w:r>
+      <w:r>
+        <w:rPr>
+          <w:b w:val="0"/>
+          <w:sz w:val="21"/>
+        </w:rPr>
+        <w:t xml:space="preserve"> ya no llegan a ningún pulsador, y </w:t>
+      </w:r>
+      <w:r>
+        <w:rPr>
+          <w:rFonts w:ascii="Consolas" w:hAnsi="Consolas"/>
+          <w:sz w:val="21"/>
+        </w:rPr>
+        <w:t>botonAceptar()</w:t>
+      </w:r>
+      <w:r>
+        <w:rPr>
+          <w:b w:val="0"/>
+          <w:sz w:val="21"/>
+        </w:rPr>
+        <w:t>/</w:t>
+      </w:r>
+      <w:r>
+        <w:rPr>
+          <w:rFonts w:ascii="Consolas" w:hAnsi="Consolas"/>
+          <w:sz w:val="21"/>
+        </w:rPr>
+        <w:t>botonCancelar()</w:t>
+      </w:r>
+    </w:p>
+    <w:p>
+      <w:pPr>
+        <w:spacing w:after="120"/>
+      </w:pPr>
+      <w:r>
+        <w:rPr>
+          <w:b w:val="0"/>
+          <w:sz w:val="21"/>
+        </w:rPr>
+        <w:t xml:space="preserve">devuelven </w:t>
+      </w:r>
+      <w:r>
+        <w:rPr>
+          <w:rFonts w:ascii="Consolas" w:hAnsi="Consolas"/>
+          <w:sz w:val="21"/>
+        </w:rPr>
+        <w:t>false</w:t>
+      </w:r>
+      <w:r>
+        <w:rPr>
+          <w:b w:val="0"/>
+          <w:sz w:val="21"/>
+        </w:rPr>
+        <w:t xml:space="preserve"> siempre. </w:t>
+      </w:r>
+      <w:r>
+        <w:rPr>
+          <w:b/>
+          <w:sz w:val="21"/>
+        </w:rPr>
+        <w:t>Si `C` seleccionara algo, el firmware cargado no es el vigente</w:t>
+      </w:r>
+    </w:p>
+    <w:p>
+      <w:pPr>
+        <w:spacing w:after="80"/>
+        <w:ind w:left="360"/>
+      </w:pPr>
+      <w:r>
+        <w:rPr>
+          <w:b/>
+          <w:sz w:val="24"/>
+        </w:rPr>
+        <w:t xml:space="preserve">☐  </w:t>
+      </w:r>
+      <w:r>
+        <w:rPr>
+          <w:b w:val="0"/>
+          <w:sz w:val="21"/>
+        </w:rPr>
+        <w:t xml:space="preserve">🆕 Accionar </w:t>
+      </w:r>
+      <w:r>
+        <w:rPr>
+          <w:rFonts w:ascii="Consolas" w:hAnsi="Consolas"/>
+          <w:sz w:val="21"/>
+        </w:rPr>
+        <w:t>A·A·A</w:t>
+      </w:r>
+      <w:r>
+        <w:rPr>
+          <w:b w:val="0"/>
+          <w:sz w:val="21"/>
+        </w:rPr>
+        <w:t xml:space="preserve"> dentro de la ventana produce </w:t>
+      </w:r>
+      <w:r>
+        <w:rPr>
+          <w:b/>
+          <w:sz w:val="21"/>
+        </w:rPr>
+        <w:t>2 destellos rojos</w:t>
+      </w:r>
+      <w:r>
+        <w:rPr>
+          <w:b w:val="0"/>
+          <w:sz w:val="21"/>
+        </w:rPr>
+        <w:t xml:space="preserve">; </w:t>
+      </w:r>
+      <w:r>
+        <w:rPr>
+          <w:rFonts w:ascii="Consolas" w:hAnsi="Consolas"/>
+          <w:sz w:val="21"/>
+        </w:rPr>
+        <w:t>B·B·B</w:t>
+      </w:r>
+      <w:r>
+        <w:rPr>
+          <w:b w:val="0"/>
+          <w:sz w:val="21"/>
+        </w:rPr>
+        <w:t xml:space="preserve">, </w:t>
+      </w:r>
+      <w:r>
+        <w:rPr>
+          <w:b/>
+          <w:sz w:val="21"/>
+        </w:rPr>
+        <w:t>3</w:t>
+      </w:r>
+      <w:r>
+        <w:rPr>
+          <w:b w:val="0"/>
+          <w:sz w:val="21"/>
+        </w:rPr>
+        <w:t>;</w:t>
+      </w:r>
+    </w:p>
+    <w:p>
+      <w:pPr>
+        <w:spacing w:after="120"/>
+      </w:pPr>
+      <w:r>
+        <w:rPr>
+          <w:rFonts w:ascii="Consolas" w:hAnsi="Consolas"/>
+          <w:sz w:val="21"/>
+        </w:rPr>
+        <w:t>A·B·A·B</w:t>
+      </w:r>
+      <w:r>
+        <w:rPr>
+          <w:b w:val="0"/>
+          <w:sz w:val="21"/>
+        </w:rPr>
+        <w:t xml:space="preserve">, </w:t>
+      </w:r>
+      <w:r>
+        <w:rPr>
+          <w:b/>
+          <w:sz w:val="21"/>
+        </w:rPr>
+        <w:t>4</w:t>
+      </w:r>
+      <w:r>
+        <w:rPr>
+          <w:b w:val="0"/>
+          <w:sz w:val="21"/>
+        </w:rPr>
+        <w:t xml:space="preserve"> *(la ventana es </w:t>
+      </w:r>
+      <w:r>
+        <w:rPr>
+          <w:rFonts w:ascii="Consolas" w:hAnsi="Consolas"/>
+          <w:sz w:val="21"/>
+        </w:rPr>
+        <w:t>VENTANA_TRIPLE_MS = 12000</w:t>
+      </w:r>
+      <w:r>
+        <w:rPr>
+          <w:b w:val="0"/>
+          <w:sz w:val="21"/>
+        </w:rPr>
+        <w:t xml:space="preserve"> ms para las de tres pulsos y</w:t>
+      </w:r>
+    </w:p>
+    <w:p>
+      <w:pPr>
+        <w:spacing w:after="120"/>
+      </w:pPr>
+      <w:r>
+        <w:rPr>
+          <w:b w:val="0"/>
+          <w:sz w:val="21"/>
+        </w:rPr>
+        <w:t xml:space="preserve">18000 ms para la de cuatro — </w:t>
+      </w:r>
+      <w:r>
+        <w:rPr>
+          <w:rFonts w:ascii="Consolas" w:hAnsi="Consolas"/>
+          <w:sz w:val="21"/>
+        </w:rPr>
+        <w:t>mando.cpp:38-39</w:t>
+      </w:r>
+      <w:r>
+        <w:rPr>
+          <w:b w:val="0"/>
+          <w:sz w:val="21"/>
+        </w:rPr>
+        <w:t>)*</w:t>
+      </w:r>
+    </w:p>
+    <w:p>
+      <w:pPr>
+        <w:spacing w:after="80"/>
+        <w:ind w:left="360"/>
+      </w:pPr>
+      <w:r>
+        <w:rPr>
+          <w:b/>
+          <w:sz w:val="24"/>
+        </w:rPr>
+        <w:t xml:space="preserve">☐  </w:t>
+      </w:r>
+      <w:r>
+        <w:rPr>
+          <w:b w:val="0"/>
+          <w:sz w:val="21"/>
+        </w:rPr>
+        <w:t xml:space="preserve">🆕 Los canales </w:t>
+      </w:r>
+      <w:r>
+        <w:rPr>
+          <w:rFonts w:ascii="Consolas" w:hAnsi="Consolas"/>
+          <w:sz w:val="21"/>
+        </w:rPr>
+        <w:t>C</w:t>
+      </w:r>
+      <w:r>
+        <w:rPr>
+          <w:b w:val="0"/>
+          <w:sz w:val="21"/>
+        </w:rPr>
+        <w:t xml:space="preserve"> y </w:t>
+      </w:r>
+      <w:r>
+        <w:rPr>
+          <w:rFonts w:ascii="Consolas" w:hAnsi="Consolas"/>
+          <w:sz w:val="21"/>
+        </w:rPr>
+        <w:t>D</w:t>
+      </w:r>
+      <w:r>
+        <w:rPr>
+          <w:b w:val="0"/>
+          <w:sz w:val="21"/>
+        </w:rPr>
+        <w:t xml:space="preserve"> del mando </w:t>
+      </w:r>
+      <w:r>
+        <w:rPr>
+          <w:b/>
+          <w:sz w:val="21"/>
+        </w:rPr>
+        <w:t>no producen ningún efecto</w:t>
+      </w:r>
+      <w:r>
+        <w:rPr>
+          <w:b w:val="0"/>
+          <w:sz w:val="21"/>
+        </w:rPr>
+        <w:t xml:space="preserve"> en ninguna de las dos puntas</w:t>
       </w:r>
     </w:p>
     <w:p>
@@ -9307,21 +13555,744 @@
           <w:rFonts w:ascii="Consolas" w:hAnsi="Consolas"/>
           <w:sz w:val="18"/>
         </w:rPr>
-        <w:t xml:space="preserve">       CÁMARAS HIKVISION ACUSENSE                     TARJETA CONTROLADORA STM32</w:t>
+        <w:t xml:space="preserve">       CAMARAS HIKVISION ACUSENSE                     TARJETA CONTROLADORA STM32</w:t>
         <w:br/>
         <w:t xml:space="preserve">  ┌─────────────────────────────────┐              ┌───────────────────────────────┐</w:t>
         <w:br/>
-        <w:t xml:space="preserve">  │ CÁMARA 1 (Demanda Sentido 1)    ┼─ Hilos 1A/1B ┼──► Bornera PB0 (Entrada Libre)│</w:t>
+        <w:t xml:space="preserve">  │ CAMARA 1 (Demanda Sentido 1)    ┼─ Hilos 1A/1B ┼──► Bornera PB0 (Entrada Libre)│</w:t>
         <w:br/>
-        <w:t xml:space="preserve">  │ CAMARA 2 (Umbral) NO SE INSTALA ┼───── — ──────┼──► sin bornera: PB8 es LED   │ (En Maestro)</w:t>
+        <w:t xml:space="preserve">  │ CAMARA C  (31/08)               ┼─ contacto ───┼──► J16 p10 = PB14  CAM_C_PIN  │ (En Maestro)</w:t>
+        <w:br/>
+        <w:t xml:space="preserve">  │ CAMARA D  (31/08)               ┼─ contacto ───┼──► J16 p12 = PB15  CAM_D_PIN  │</w:t>
         <w:br/>
         <w:t xml:space="preserve">  ├─────────────────────────────────┤              ├───────────────────────────────┤</w:t>
         <w:br/>
-        <w:t xml:space="preserve">  │ CÁMARA 3 (Demanda Sentido 2)    ┼─ Hilos 1A/1B ┼──► Bornera PB0 (Entrada Libre)│</w:t>
+        <w:t xml:space="preserve">  │ CAMARA 3 (Demanda Sentido 2)    ┼─ Hilos 1A/1B ┼──► Bornera PB0 (Entrada Libre)│</w:t>
         <w:br/>
-        <w:t xml:space="preserve">  │ CAMARA 4 (Umbral) NO SE INSTALA ┼───── — ──────┼──► sin bornera: PB8 es LED   │ (En Esclavo)</w:t>
+        <w:t xml:space="preserve">  │ CAMARA C / D  (31/08)           ┼─ contacto ───┼──► J16 p10/p12 = PB14/PB15    │ (En Esclavo)</w:t>
         <w:br/>
         <w:t xml:space="preserve">  └─────────────────────────────────┘              └───────────────────────────────┘</w:t>
+        <w:br/>
+        <w:br/>
+        <w:t xml:space="preserve">       PB8  -&gt;  R16 1K  -&gt;  LED testigo D5.   NO ES ENTRADA DE CAMARA.</w:t>
+      </w:r>
+    </w:p>
+    <w:p>
+      <w:pPr>
+        <w:spacing w:after="160"/>
+        <w:ind w:left="360"/>
+        <w:shd w:val="clear" w:fill="FFF4E5"/>
+      </w:pPr>
+      <w:r>
+        <w:rPr>
+          <w:b w:val="0"/>
+          <w:color w:val="960000"/>
+          <w:sz w:val="20"/>
+        </w:rPr>
+        <w:t xml:space="preserve">🟢 31/08 — LAS CÁMARAS </w:t>
+      </w:r>
+      <w:r>
+        <w:rPr>
+          <w:rFonts w:ascii="Consolas" w:hAnsi="Consolas"/>
+          <w:color w:val="960000"/>
+          <w:sz w:val="20"/>
+        </w:rPr>
+        <w:t>C</w:t>
+      </w:r>
+      <w:r>
+        <w:rPr>
+          <w:b w:val="0"/>
+          <w:color w:val="960000"/>
+          <w:sz w:val="20"/>
+        </w:rPr>
+        <w:t xml:space="preserve"> Y </w:t>
+      </w:r>
+      <w:r>
+        <w:rPr>
+          <w:rFonts w:ascii="Consolas" w:hAnsi="Consolas"/>
+          <w:color w:val="960000"/>
+          <w:sz w:val="20"/>
+        </w:rPr>
+        <w:t>D</w:t>
+      </w:r>
+      <w:r>
+        <w:rPr>
+          <w:b w:val="0"/>
+          <w:color w:val="960000"/>
+          <w:sz w:val="20"/>
+        </w:rPr>
+        <w:t xml:space="preserve"> YA ESTÁN EN EL FIRMWARE </w:t>
+      </w:r>
+      <w:r>
+        <w:rPr>
+          <w:b/>
+          <w:color w:val="960000"/>
+          <w:sz w:val="20"/>
+        </w:rPr>
+        <w:t>MEDIDO:</w:t>
+      </w:r>
+      <w:r>
+        <w:rPr>
+          <w:b w:val="0"/>
+          <w:color w:val="960000"/>
+          <w:sz w:val="20"/>
+        </w:rPr>
+        <w:t xml:space="preserve"> </w:t>
+      </w:r>
+      <w:r>
+        <w:rPr>
+          <w:rFonts w:ascii="Consolas" w:hAnsi="Consolas"/>
+          <w:color w:val="960000"/>
+          <w:sz w:val="20"/>
+        </w:rPr>
+        <w:t>CAM_C_PIN</w:t>
+      </w:r>
+      <w:r>
+        <w:rPr>
+          <w:b w:val="0"/>
+          <w:color w:val="960000"/>
+          <w:sz w:val="20"/>
+        </w:rPr>
+        <w:t xml:space="preserve"> = </w:t>
+      </w:r>
+      <w:r>
+        <w:rPr>
+          <w:rFonts w:ascii="Consolas" w:hAnsi="Consolas"/>
+          <w:color w:val="960000"/>
+          <w:sz w:val="20"/>
+        </w:rPr>
+        <w:t>PB14</w:t>
+      </w:r>
+      <w:r>
+        <w:rPr>
+          <w:b w:val="0"/>
+          <w:color w:val="960000"/>
+          <w:sz w:val="20"/>
+        </w:rPr>
+        <w:t xml:space="preserve"> y </w:t>
+      </w:r>
+      <w:r>
+        <w:rPr>
+          <w:rFonts w:ascii="Consolas" w:hAnsi="Consolas"/>
+          <w:color w:val="960000"/>
+          <w:sz w:val="20"/>
+        </w:rPr>
+        <w:t>CAM_D_PIN</w:t>
+      </w:r>
+      <w:r>
+        <w:rPr>
+          <w:b w:val="0"/>
+          <w:color w:val="960000"/>
+          <w:sz w:val="20"/>
+        </w:rPr>
+        <w:t xml:space="preserve"> = </w:t>
+      </w:r>
+      <w:r>
+        <w:rPr>
+          <w:rFonts w:ascii="Consolas" w:hAnsi="Consolas"/>
+          <w:color w:val="960000"/>
+          <w:sz w:val="20"/>
+        </w:rPr>
+        <w:t>PB15</w:t>
+      </w:r>
+      <w:r>
+        <w:rPr>
+          <w:b w:val="0"/>
+          <w:color w:val="960000"/>
+          <w:sz w:val="20"/>
+        </w:rPr>
+        <w:t xml:space="preserve"> (</w:t>
+      </w:r>
+      <w:r>
+        <w:rPr>
+          <w:rFonts w:ascii="Consolas" w:hAnsi="Consolas"/>
+          <w:color w:val="960000"/>
+          <w:sz w:val="20"/>
+        </w:rPr>
+        <w:t>pines.h:124-125</w:t>
+      </w:r>
+      <w:r>
+        <w:rPr>
+          <w:b w:val="0"/>
+          <w:color w:val="960000"/>
+          <w:sz w:val="20"/>
+        </w:rPr>
+        <w:t xml:space="preserve">, idéntico en las dos puntas), declarados en </w:t>
+      </w:r>
+      <w:r>
+        <w:rPr>
+          <w:rFonts w:ascii="Consolas" w:hAnsi="Consolas"/>
+          <w:color w:val="960000"/>
+          <w:sz w:val="20"/>
+        </w:rPr>
+        <w:t>botones.cpp</w:t>
+      </w:r>
+      <w:r>
+        <w:rPr>
+          <w:b w:val="0"/>
+          <w:color w:val="960000"/>
+          <w:sz w:val="20"/>
+        </w:rPr>
+        <w:t xml:space="preserve"> con </w:t>
+      </w:r>
+      <w:r>
+        <w:rPr>
+          <w:b/>
+          <w:color w:val="960000"/>
+          <w:sz w:val="20"/>
+        </w:rPr>
+        <w:t>`pinMode(..., INPUT)` pelado</w:t>
+      </w:r>
+      <w:r>
+        <w:rPr>
+          <w:b w:val="0"/>
+          <w:color w:val="960000"/>
+          <w:sz w:val="20"/>
+        </w:rPr>
+        <w:t xml:space="preserve"> y leídos </w:t>
+      </w:r>
+      <w:r>
+        <w:rPr>
+          <w:b/>
+          <w:color w:val="960000"/>
+          <w:sz w:val="20"/>
+        </w:rPr>
+        <w:t>activos en ALTO</w:t>
+      </w:r>
+      <w:r>
+        <w:rPr>
+          <w:b w:val="0"/>
+          <w:color w:val="960000"/>
+          <w:sz w:val="20"/>
+        </w:rPr>
+        <w:t xml:space="preserve">. ⚠️ </w:t>
+      </w:r>
+      <w:r>
+        <w:rPr>
+          <w:b/>
+          <w:color w:val="960000"/>
+          <w:sz w:val="20"/>
+        </w:rPr>
+        <w:t>Pero NO se cablea nada a `J16` todavía</w:t>
+      </w:r>
+      <w:r>
+        <w:rPr>
+          <w:b w:val="0"/>
+          <w:color w:val="960000"/>
+          <w:sz w:val="20"/>
+        </w:rPr>
+        <w:t xml:space="preserve">, por dos motivos independientes: 1. </w:t>
+      </w:r>
+      <w:r>
+        <w:rPr>
+          <w:b/>
+          <w:color w:val="960000"/>
+          <w:sz w:val="20"/>
+        </w:rPr>
+        <w:t>La medida `M3` sigue pendiente.</w:t>
+      </w:r>
+      <w:r>
+        <w:rPr>
+          <w:b w:val="0"/>
+          <w:color w:val="960000"/>
+          <w:sz w:val="20"/>
+        </w:rPr>
+        <w:t xml:space="preserve"> Con </w:t>
+      </w:r>
+      <w:r>
+        <w:rPr>
+          <w:rFonts w:ascii="Consolas" w:hAnsi="Consolas"/>
+          <w:color w:val="960000"/>
+          <w:sz w:val="20"/>
+        </w:rPr>
+        <w:t>INPUT</w:t>
+      </w:r>
+      <w:r>
+        <w:rPr>
+          <w:b w:val="0"/>
+          <w:color w:val="960000"/>
+          <w:sz w:val="20"/>
+        </w:rPr>
+        <w:t xml:space="preserve"> pelado el pin necesita </w:t>
+      </w:r>
+      <w:r>
+        <w:rPr>
+          <w:b/>
+          <w:color w:val="960000"/>
+          <w:sz w:val="20"/>
+        </w:rPr>
+        <w:t>resistencia real a masa en la placa</w:t>
+      </w:r>
+      <w:r>
+        <w:rPr>
+          <w:b w:val="0"/>
+          <w:color w:val="960000"/>
+          <w:sz w:val="20"/>
+        </w:rPr>
+        <w:t xml:space="preserve"> o queda flotando y el ruido dispara demandas fantasma. </w:t>
+      </w:r>
+      <w:r>
+        <w:rPr>
+          <w:rFonts w:ascii="Consolas" w:hAnsi="Consolas"/>
+          <w:color w:val="960000"/>
+          <w:sz w:val="20"/>
+        </w:rPr>
+        <w:t>PB0</w:t>
+      </w:r>
+      <w:r>
+        <w:rPr>
+          <w:b w:val="0"/>
+          <w:color w:val="960000"/>
+          <w:sz w:val="20"/>
+        </w:rPr>
+        <w:t xml:space="preserve"> la tiene declarada (</w:t>
+      </w:r>
+      <w:r>
+        <w:rPr>
+          <w:rFonts w:ascii="Consolas" w:hAnsi="Consolas"/>
+          <w:color w:val="960000"/>
+          <w:sz w:val="20"/>
+        </w:rPr>
+        <w:t>R64</w:t>
+      </w:r>
+      <w:r>
+        <w:rPr>
+          <w:b w:val="0"/>
+          <w:color w:val="960000"/>
+          <w:sz w:val="20"/>
+        </w:rPr>
+        <w:t xml:space="preserve"> 10 kΩ + </w:t>
+      </w:r>
+      <w:r>
+        <w:rPr>
+          <w:rFonts w:ascii="Consolas" w:hAnsi="Consolas"/>
+          <w:color w:val="960000"/>
+          <w:sz w:val="20"/>
+        </w:rPr>
+        <w:t>C25</w:t>
+      </w:r>
+      <w:r>
+        <w:rPr>
+          <w:b w:val="0"/>
+          <w:color w:val="960000"/>
+          <w:sz w:val="20"/>
+        </w:rPr>
+        <w:t xml:space="preserve"> 100 nF); de </w:t>
+      </w:r>
+      <w:r>
+        <w:rPr>
+          <w:rFonts w:ascii="Consolas" w:hAnsi="Consolas"/>
+          <w:color w:val="960000"/>
+          <w:sz w:val="20"/>
+        </w:rPr>
+        <w:t>PB14</w:t>
+      </w:r>
+      <w:r>
+        <w:rPr>
+          <w:b w:val="0"/>
+          <w:color w:val="960000"/>
+          <w:sz w:val="20"/>
+        </w:rPr>
+        <w:t>/</w:t>
+      </w:r>
+      <w:r>
+        <w:rPr>
+          <w:rFonts w:ascii="Consolas" w:hAnsi="Consolas"/>
+          <w:color w:val="960000"/>
+          <w:sz w:val="20"/>
+        </w:rPr>
+        <w:t>PB15</w:t>
+      </w:r>
+      <w:r>
+        <w:rPr>
+          <w:b w:val="0"/>
+          <w:color w:val="960000"/>
+          <w:sz w:val="20"/>
+        </w:rPr>
+        <w:t xml:space="preserve"> </w:t>
+      </w:r>
+      <w:r>
+        <w:rPr>
+          <w:b/>
+          <w:color w:val="960000"/>
+          <w:sz w:val="20"/>
+        </w:rPr>
+        <w:t>solo lo dice el netlist y nadie lo ha medido en cobre</w:t>
+      </w:r>
+      <w:r>
+        <w:rPr>
+          <w:b w:val="0"/>
+          <w:color w:val="960000"/>
+          <w:sz w:val="20"/>
+        </w:rPr>
+        <w:t xml:space="preserve">. </w:t>
+      </w:r>
+      <w:r>
+        <w:rPr>
+          <w:rFonts w:ascii="Consolas" w:hAnsi="Consolas"/>
+          <w:color w:val="960000"/>
+          <w:sz w:val="20"/>
+        </w:rPr>
+        <w:t>M3</w:t>
+      </w:r>
+      <w:r>
+        <w:rPr>
+          <w:b w:val="0"/>
+          <w:color w:val="960000"/>
+          <w:sz w:val="20"/>
+        </w:rPr>
+        <w:t xml:space="preserve"> ya no es bloqueante por contradicción de polaridad —el camino de cámara lee al revés que el de botón, así que coincide con el netlist—: hoy es la </w:t>
+      </w:r>
+      <w:r>
+        <w:rPr>
+          <w:b/>
+          <w:color w:val="960000"/>
+          <w:sz w:val="20"/>
+        </w:rPr>
+        <w:t>confirmación que parametriza la cámara</w:t>
+      </w:r>
+      <w:r>
+        <w:rPr>
+          <w:b w:val="0"/>
+          <w:color w:val="960000"/>
+          <w:sz w:val="20"/>
+        </w:rPr>
+        <w:t xml:space="preserve">, y se hace </w:t>
+      </w:r>
+      <w:r>
+        <w:rPr>
+          <w:b/>
+          <w:color w:val="960000"/>
+          <w:sz w:val="20"/>
+        </w:rPr>
+        <w:t>antes</w:t>
+      </w:r>
+      <w:r>
+        <w:rPr>
+          <w:b w:val="0"/>
+          <w:color w:val="960000"/>
+          <w:sz w:val="20"/>
+        </w:rPr>
+        <w:t xml:space="preserve"> de cablear. 2. </w:t>
+      </w:r>
+      <w:r>
+        <w:rPr>
+          <w:b/>
+          <w:color w:val="960000"/>
+          <w:sz w:val="20"/>
+        </w:rPr>
+        <w:t>`J16` p1 lleva 12 V CRUDOS</w:t>
+      </w:r>
+      <w:r>
+        <w:rPr>
+          <w:b w:val="0"/>
+          <w:color w:val="960000"/>
+          <w:sz w:val="20"/>
+        </w:rPr>
+        <w:t xml:space="preserve"> —sin opto, sin serie, sin clamp— a nueve posiciones de p10 y once de p12. </w:t>
+      </w:r>
+      <w:r>
+        <w:rPr>
+          <w:b/>
+          <w:color w:val="960000"/>
+          <w:sz w:val="20"/>
+        </w:rPr>
+        <w:t>Se tapa físicamente antes de enchufar nada.</w:t>
+      </w:r>
+      <w:r>
+        <w:rPr>
+          <w:b w:val="0"/>
+          <w:color w:val="960000"/>
+          <w:sz w:val="20"/>
+        </w:rPr>
+        <w:t xml:space="preserve"> *(La salida de alarma de la AcuSense es configurable NO/NC, así que se elige qué estado significa demanda </w:t>
+      </w:r>
+      <w:r>
+        <w:rPr>
+          <w:b/>
+          <w:color w:val="960000"/>
+          <w:sz w:val="20"/>
+        </w:rPr>
+        <w:t>sin tocar placa ni firmware</w:t>
+      </w:r>
+      <w:r>
+        <w:rPr>
+          <w:b w:val="0"/>
+          <w:color w:val="960000"/>
+          <w:sz w:val="20"/>
+        </w:rPr>
+        <w:t>.)*</w:t>
+      </w:r>
+    </w:p>
+    <w:p>
+      <w:pPr>
+        <w:spacing w:after="160"/>
+        <w:ind w:left="360"/>
+        <w:shd w:val="clear" w:fill="FFF4E5"/>
+      </w:pPr>
+      <w:r>
+        <w:rPr>
+          <w:b w:val="0"/>
+          <w:color w:val="960000"/>
+          <w:sz w:val="20"/>
+        </w:rPr>
+        <w:t xml:space="preserve">✅ 31/08 — </w:t>
+      </w:r>
+      <w:r>
+        <w:rPr>
+          <w:rFonts w:ascii="Consolas" w:hAnsi="Consolas"/>
+          <w:color w:val="960000"/>
+          <w:sz w:val="20"/>
+        </w:rPr>
+        <w:t>PB8</w:t>
+      </w:r>
+      <w:r>
+        <w:rPr>
+          <w:b w:val="0"/>
+          <w:color w:val="960000"/>
+          <w:sz w:val="20"/>
+        </w:rPr>
+        <w:t xml:space="preserve"> NO ES, NI FUE NUNCA, UNA ENTRADA DE CÁMARA (N-64) Las ediciones anteriores hablaban de *«Cámara 2 / Cámara 4 de umbral en </w:t>
+      </w:r>
+      <w:r>
+        <w:rPr>
+          <w:rFonts w:ascii="Consolas" w:hAnsi="Consolas"/>
+          <w:color w:val="960000"/>
+          <w:sz w:val="20"/>
+        </w:rPr>
+        <w:t>PB8</w:t>
+      </w:r>
+      <w:r>
+        <w:rPr>
+          <w:b w:val="0"/>
+          <w:color w:val="960000"/>
+          <w:sz w:val="20"/>
+        </w:rPr>
+        <w:t xml:space="preserve">»*. </w:t>
+      </w:r>
+      <w:r>
+        <w:rPr>
+          <w:b/>
+          <w:color w:val="960000"/>
+          <w:sz w:val="20"/>
+        </w:rPr>
+        <w:t>Corregido:</w:t>
+      </w:r>
+      <w:r>
+        <w:rPr>
+          <w:b w:val="0"/>
+          <w:color w:val="960000"/>
+          <w:sz w:val="20"/>
+        </w:rPr>
+        <w:t xml:space="preserve"> </w:t>
+      </w:r>
+      <w:r>
+        <w:rPr>
+          <w:rFonts w:ascii="Consolas" w:hAnsi="Consolas"/>
+          <w:color w:val="960000"/>
+          <w:sz w:val="20"/>
+        </w:rPr>
+        <w:t>PB8</w:t>
+      </w:r>
+      <w:r>
+        <w:rPr>
+          <w:b w:val="0"/>
+          <w:color w:val="960000"/>
+          <w:sz w:val="20"/>
+        </w:rPr>
+        <w:t xml:space="preserve"> va por </w:t>
+      </w:r>
+      <w:r>
+        <w:rPr>
+          <w:rFonts w:ascii="Consolas" w:hAnsi="Consolas"/>
+          <w:color w:val="960000"/>
+          <w:sz w:val="20"/>
+        </w:rPr>
+        <w:t>R16</w:t>
+      </w:r>
+      <w:r>
+        <w:rPr>
+          <w:b w:val="0"/>
+          <w:color w:val="960000"/>
+          <w:sz w:val="20"/>
+        </w:rPr>
+        <w:t xml:space="preserve"> de 1 kΩ a un </w:t>
+      </w:r>
+      <w:r>
+        <w:rPr>
+          <w:b/>
+          <w:color w:val="960000"/>
+          <w:sz w:val="20"/>
+        </w:rPr>
+        <w:t>LED testigo (`D5`)</w:t>
+      </w:r>
+      <w:r>
+        <w:rPr>
+          <w:b w:val="0"/>
+          <w:color w:val="960000"/>
+          <w:sz w:val="20"/>
+        </w:rPr>
+        <w:t xml:space="preserve">. Se renombró a </w:t>
+      </w:r>
+      <w:r>
+        <w:rPr>
+          <w:b/>
+          <w:color w:val="960000"/>
+          <w:sz w:val="20"/>
+        </w:rPr>
+        <w:t>`LED_TESTIGO`</w:t>
+      </w:r>
+      <w:r>
+        <w:rPr>
+          <w:b w:val="0"/>
+          <w:color w:val="960000"/>
+          <w:sz w:val="20"/>
+        </w:rPr>
+        <w:t xml:space="preserve"> (</w:t>
+      </w:r>
+      <w:r>
+        <w:rPr>
+          <w:rFonts w:ascii="Consolas" w:hAnsi="Consolas"/>
+          <w:color w:val="960000"/>
+          <w:sz w:val="20"/>
+        </w:rPr>
+        <w:t>pines.h:63</w:t>
+      </w:r>
+      <w:r>
+        <w:rPr>
+          <w:b w:val="0"/>
+          <w:color w:val="960000"/>
+          <w:sz w:val="20"/>
+        </w:rPr>
+        <w:t xml:space="preserve">) y </w:t>
+      </w:r>
+      <w:r>
+        <w:rPr>
+          <w:b/>
+          <w:color w:val="960000"/>
+          <w:sz w:val="20"/>
+        </w:rPr>
+        <w:t>el símbolo `CAM_UMBRAL_PIN` ya no existe en el fuente de ninguna de las dos puntas</w:t>
+      </w:r>
+      <w:r>
+        <w:rPr>
+          <w:b w:val="0"/>
+          <w:color w:val="960000"/>
+          <w:sz w:val="20"/>
+        </w:rPr>
+        <w:t xml:space="preserve"> — se comprobó con </w:t>
+      </w:r>
+      <w:r>
+        <w:rPr>
+          <w:rFonts w:ascii="Consolas" w:hAnsi="Consolas"/>
+          <w:color w:val="960000"/>
+          <w:sz w:val="20"/>
+        </w:rPr>
+        <w:t>grep</w:t>
+      </w:r>
+      <w:r>
+        <w:rPr>
+          <w:b w:val="0"/>
+          <w:color w:val="960000"/>
+          <w:sz w:val="20"/>
+        </w:rPr>
+        <w:t>, no leyendo. Esto cierra de paso el hallazgo que circulaba como *«</w:t>
+      </w:r>
+      <w:r>
+        <w:rPr>
+          <w:rFonts w:ascii="Consolas" w:hAnsi="Consolas"/>
+          <w:color w:val="960000"/>
+          <w:sz w:val="20"/>
+        </w:rPr>
+        <w:t>CAM_UMBRAL_PIN</w:t>
+      </w:r>
+      <w:r>
+        <w:rPr>
+          <w:b w:val="0"/>
+          <w:color w:val="960000"/>
+          <w:sz w:val="20"/>
+        </w:rPr>
+        <w:t xml:space="preserve"> tiene </w:t>
+      </w:r>
+      <w:r>
+        <w:rPr>
+          <w:rFonts w:ascii="Consolas" w:hAnsi="Consolas"/>
+          <w:color w:val="960000"/>
+          <w:sz w:val="20"/>
+        </w:rPr>
+        <w:t>pinMode()</w:t>
+      </w:r>
+      <w:r>
+        <w:rPr>
+          <w:b w:val="0"/>
+          <w:color w:val="960000"/>
+          <w:sz w:val="20"/>
+        </w:rPr>
+        <w:t xml:space="preserve"> y ni un </w:t>
+      </w:r>
+      <w:r>
+        <w:rPr>
+          <w:rFonts w:ascii="Consolas" w:hAnsi="Consolas"/>
+          <w:color w:val="960000"/>
+          <w:sz w:val="20"/>
+        </w:rPr>
+        <w:t>digitalRead()</w:t>
+      </w:r>
+      <w:r>
+        <w:rPr>
+          <w:b w:val="0"/>
+          <w:color w:val="960000"/>
+          <w:sz w:val="20"/>
+        </w:rPr>
+        <w:t xml:space="preserve">»*: </w:t>
+      </w:r>
+      <w:r>
+        <w:rPr>
+          <w:b/>
+          <w:color w:val="960000"/>
+          <w:sz w:val="20"/>
+        </w:rPr>
+        <w:t>ya no hay `pinMode()` que sobre</w:t>
+      </w:r>
+      <w:r>
+        <w:rPr>
+          <w:b w:val="0"/>
+          <w:color w:val="960000"/>
+          <w:sz w:val="20"/>
+        </w:rPr>
+        <w:t xml:space="preserve">, porque ya no hay pin de cámara ahí. Si algún documento sigue describiendo </w:t>
+      </w:r>
+      <w:r>
+        <w:rPr>
+          <w:rFonts w:ascii="Consolas" w:hAnsi="Consolas"/>
+          <w:color w:val="960000"/>
+          <w:sz w:val="20"/>
+        </w:rPr>
+        <w:t>PB8</w:t>
+      </w:r>
+      <w:r>
+        <w:rPr>
+          <w:b w:val="0"/>
+          <w:color w:val="960000"/>
+          <w:sz w:val="20"/>
+        </w:rPr>
+        <w:t xml:space="preserve"> como *«Umbral de tramo»* con función activa, </w:t>
+      </w:r>
+      <w:r>
+        <w:rPr>
+          <w:b/>
+          <w:color w:val="960000"/>
+          <w:sz w:val="20"/>
+        </w:rPr>
+        <w:t>está caducado</w:t>
+      </w:r>
+      <w:r>
+        <w:rPr>
+          <w:b w:val="0"/>
+          <w:color w:val="960000"/>
+          <w:sz w:val="20"/>
+        </w:rPr>
+        <w:t>.</w:t>
       </w:r>
     </w:p>
     <w:p>
@@ -9458,7 +14429,7 @@
           <w:color w:val="003366"/>
           <w:sz w:val="26"/>
         </w:rPr>
-        <w:t xml:space="preserve">8. 📱 Conexión del Módulo Bluetooth — 🔴 REESCRITA EL 28/08: ENTRA POR </w:t>
+        <w:t>8. 📱 Conexión del Módulo de Expansión — 🔴 REESCRITA EL 28/08 (</w:t>
       </w:r>
       <w:r>
         <w:rPr>
@@ -9467,6 +14438,14 @@
           <w:sz w:val="26"/>
         </w:rPr>
         <w:t>J17</w:t>
+      </w:r>
+      <w:r>
+        <w:rPr>
+          <w:b/>
+          <w:color w:val="003366"/>
+          <w:sz w:val="26"/>
+        </w:rPr>
+        <w:t>) · 🟢 AMPLIADA EL 31/08</w:t>
       </w:r>
     </w:p>
     <w:p>
@@ -9486,6 +14465,485 @@
           <w:sz w:val="21"/>
         </w:rPr>
         <w:t>no es un accesorio de diagnóstico: es la interfaz del equipo.</w:t>
+      </w:r>
+    </w:p>
+    <w:p>
+      <w:pPr>
+        <w:spacing w:after="160"/>
+        <w:ind w:left="360"/>
+        <w:shd w:val="clear" w:fill="FFF4E5"/>
+      </w:pPr>
+      <w:r>
+        <w:rPr>
+          <w:b w:val="0"/>
+          <w:color w:val="960000"/>
+          <w:sz w:val="20"/>
+        </w:rPr>
+        <w:t xml:space="preserve">🟢 31/08 — el módulo es un </w:t>
+      </w:r>
+      <w:r>
+        <w:rPr>
+          <w:b/>
+          <w:color w:val="960000"/>
+          <w:sz w:val="20"/>
+        </w:rPr>
+        <w:t>ESP32 de expansión</w:t>
+      </w:r>
+      <w:r>
+        <w:rPr>
+          <w:b w:val="0"/>
+          <w:color w:val="960000"/>
+          <w:sz w:val="20"/>
+        </w:rPr>
+        <w:t xml:space="preserve">, y sustituye al SPP discreto </w:t>
+      </w:r>
+      <w:r>
+        <w:rPr>
+          <w:b/>
+          <w:color w:val="960000"/>
+          <w:sz w:val="20"/>
+        </w:rPr>
+        <w:t>El cableado de `J17` que describe esta sección NO cambia.</w:t>
+      </w:r>
+      <w:r>
+        <w:rPr>
+          <w:b w:val="0"/>
+          <w:color w:val="960000"/>
+          <w:sz w:val="20"/>
+        </w:rPr>
+        <w:t xml:space="preserve"> Lo que cambia es qué se enchufa ahí. | | | |---|---| | </w:t>
+      </w:r>
+      <w:r>
+        <w:rPr>
+          <w:b/>
+          <w:color w:val="960000"/>
+          <w:sz w:val="20"/>
+        </w:rPr>
+        <w:t>Chip</w:t>
+      </w:r>
+      <w:r>
+        <w:rPr>
+          <w:b w:val="0"/>
+          <w:color w:val="960000"/>
+          <w:sz w:val="20"/>
+        </w:rPr>
+        <w:t xml:space="preserve"> | </w:t>
+      </w:r>
+      <w:r>
+        <w:rPr>
+          <w:b/>
+          <w:color w:val="960000"/>
+          <w:sz w:val="20"/>
+        </w:rPr>
+        <w:t>`ESP32-WROOM-32` clásico</w:t>
+      </w:r>
+      <w:r>
+        <w:rPr>
+          <w:b w:val="0"/>
+          <w:color w:val="960000"/>
+          <w:sz w:val="20"/>
+        </w:rPr>
+        <w:t xml:space="preserve"> — </w:t>
+      </w:r>
+      <w:r>
+        <w:rPr>
+          <w:rFonts w:ascii="Consolas" w:hAnsi="Consolas"/>
+          <w:color w:val="960000"/>
+          <w:sz w:val="20"/>
+        </w:rPr>
+        <w:t>Xtensa LX6</w:t>
+      </w:r>
+      <w:r>
+        <w:rPr>
+          <w:b w:val="0"/>
+          <w:color w:val="960000"/>
+          <w:sz w:val="20"/>
+        </w:rPr>
+        <w:t xml:space="preserve"> doble núcleo, </w:t>
+      </w:r>
+      <w:r>
+        <w:rPr>
+          <w:b/>
+          <w:color w:val="960000"/>
+          <w:sz w:val="20"/>
+        </w:rPr>
+        <w:t>`Bluetooth v4.2 BR/EDR + BLE`</w:t>
+      </w:r>
+      <w:r>
+        <w:rPr>
+          <w:b w:val="0"/>
+          <w:color w:val="960000"/>
+          <w:sz w:val="20"/>
+        </w:rPr>
+        <w:t xml:space="preserve">. </w:t>
+      </w:r>
+      <w:r>
+        <w:rPr>
+          <w:rFonts w:ascii="Consolas" w:hAnsi="Consolas"/>
+          <w:color w:val="960000"/>
+          <w:sz w:val="20"/>
+        </w:rPr>
+        <w:t>BR/EDR</w:t>
+      </w:r>
+      <w:r>
+        <w:rPr>
+          <w:b w:val="0"/>
+          <w:color w:val="960000"/>
+          <w:sz w:val="20"/>
+        </w:rPr>
+        <w:t xml:space="preserve"> es Bluetooth clásico: </w:t>
+      </w:r>
+      <w:r>
+        <w:rPr>
+          <w:b/>
+          <w:color w:val="960000"/>
+          <w:sz w:val="20"/>
+        </w:rPr>
+        <w:t>hay SPP</w:t>
+      </w:r>
+      <w:r>
+        <w:rPr>
+          <w:b w:val="0"/>
+          <w:color w:val="960000"/>
+          <w:sz w:val="20"/>
+        </w:rPr>
+        <w:t xml:space="preserve"> y la app conecta sin tocar una línea | | </w:t>
+      </w:r>
+      <w:r>
+        <w:rPr>
+          <w:b/>
+          <w:color w:val="960000"/>
+          <w:sz w:val="20"/>
+        </w:rPr>
+        <w:t>Qué aporta</w:t>
+      </w:r>
+      <w:r>
+        <w:rPr>
+          <w:b w:val="0"/>
+          <w:color w:val="960000"/>
+          <w:sz w:val="20"/>
+        </w:rPr>
+        <w:t xml:space="preserve"> | El </w:t>
+      </w:r>
+      <w:r>
+        <w:rPr>
+          <w:b/>
+          <w:color w:val="960000"/>
+          <w:sz w:val="20"/>
+        </w:rPr>
+        <w:t>Bluetooth</w:t>
+      </w:r>
+      <w:r>
+        <w:rPr>
+          <w:b w:val="0"/>
+          <w:color w:val="960000"/>
+          <w:sz w:val="20"/>
+        </w:rPr>
+        <w:t xml:space="preserve"> (sustituye al módulo SPP discreto) y un </w:t>
+      </w:r>
+      <w:r>
+        <w:rPr>
+          <w:b/>
+          <w:color w:val="960000"/>
+          <w:sz w:val="20"/>
+        </w:rPr>
+        <w:t>reloj `DS3231`</w:t>
+      </w:r>
+      <w:r>
+        <w:rPr>
+          <w:b w:val="0"/>
+          <w:color w:val="960000"/>
+          <w:sz w:val="20"/>
+        </w:rPr>
+        <w:t xml:space="preserve"> en </w:t>
+      </w:r>
+      <w:r>
+        <w:rPr>
+          <w:rFonts w:ascii="Consolas" w:hAnsi="Consolas"/>
+          <w:color w:val="960000"/>
+          <w:sz w:val="20"/>
+        </w:rPr>
+        <w:t>GPIO21</w:t>
+      </w:r>
+      <w:r>
+        <w:rPr>
+          <w:b w:val="0"/>
+          <w:color w:val="960000"/>
+          <w:sz w:val="20"/>
+        </w:rPr>
+        <w:t xml:space="preserve"> (</w:t>
+      </w:r>
+      <w:r>
+        <w:rPr>
+          <w:rFonts w:ascii="Consolas" w:hAnsi="Consolas"/>
+          <w:color w:val="960000"/>
+          <w:sz w:val="20"/>
+        </w:rPr>
+        <w:t>SDA</w:t>
+      </w:r>
+      <w:r>
+        <w:rPr>
+          <w:b w:val="0"/>
+          <w:color w:val="960000"/>
+          <w:sz w:val="20"/>
+        </w:rPr>
+        <w:t xml:space="preserve">) / </w:t>
+      </w:r>
+      <w:r>
+        <w:rPr>
+          <w:rFonts w:ascii="Consolas" w:hAnsi="Consolas"/>
+          <w:color w:val="960000"/>
+          <w:sz w:val="20"/>
+        </w:rPr>
+        <w:t>GPIO22</w:t>
+      </w:r>
+      <w:r>
+        <w:rPr>
+          <w:b w:val="0"/>
+          <w:color w:val="960000"/>
+          <w:sz w:val="20"/>
+        </w:rPr>
+        <w:t xml:space="preserve"> (</w:t>
+      </w:r>
+      <w:r>
+        <w:rPr>
+          <w:rFonts w:ascii="Consolas" w:hAnsi="Consolas"/>
+          <w:color w:val="960000"/>
+          <w:sz w:val="20"/>
+        </w:rPr>
+        <w:t>SCL</w:t>
+      </w:r>
+      <w:r>
+        <w:rPr>
+          <w:b w:val="0"/>
+          <w:color w:val="960000"/>
+          <w:sz w:val="20"/>
+        </w:rPr>
+        <w:t xml:space="preserve">), </w:t>
+      </w:r>
+      <w:r>
+        <w:rPr>
+          <w:b/>
+          <w:color w:val="960000"/>
+          <w:sz w:val="20"/>
+        </w:rPr>
+        <w:t>con pila propia</w:t>
+      </w:r>
+      <w:r>
+        <w:rPr>
+          <w:b w:val="0"/>
+          <w:color w:val="960000"/>
+          <w:sz w:val="20"/>
+        </w:rPr>
+        <w:t xml:space="preserve"> | | </w:t>
+      </w:r>
+      <w:r>
+        <w:rPr>
+          <w:b/>
+          <w:color w:val="960000"/>
+          <w:sz w:val="20"/>
+        </w:rPr>
+        <w:t>Firmware</w:t>
+      </w:r>
+      <w:r>
+        <w:rPr>
+          <w:b w:val="0"/>
+          <w:color w:val="960000"/>
+          <w:sz w:val="20"/>
+        </w:rPr>
+        <w:t xml:space="preserve"> | 🟢 </w:t>
+      </w:r>
+      <w:r>
+        <w:rPr>
+          <w:b/>
+          <w:color w:val="960000"/>
+          <w:sz w:val="20"/>
+        </w:rPr>
+        <w:t>existe y compila</w:t>
+      </w:r>
+      <w:r>
+        <w:rPr>
+          <w:b w:val="0"/>
+          <w:color w:val="960000"/>
+          <w:sz w:val="20"/>
+        </w:rPr>
+        <w:t xml:space="preserve">: </w:t>
+      </w:r>
+      <w:r>
+        <w:rPr>
+          <w:rFonts w:ascii="Consolas" w:hAnsi="Consolas"/>
+          <w:color w:val="960000"/>
+          <w:sz w:val="20"/>
+        </w:rPr>
+        <w:t>01_Firmware/ESP32_Expansion/</w:t>
+      </w:r>
+      <w:r>
+        <w:rPr>
+          <w:b w:val="0"/>
+          <w:color w:val="960000"/>
+          <w:sz w:val="20"/>
+        </w:rPr>
+        <w:t>. La compuerta lo mide como suite propia (</w:t>
+      </w:r>
+      <w:r>
+        <w:rPr>
+          <w:rFonts w:ascii="Consolas" w:hAnsi="Consolas"/>
+          <w:color w:val="960000"/>
+          <w:sz w:val="20"/>
+        </w:rPr>
+        <w:t>compila esp32</w:t>
+      </w:r>
+      <w:r>
+        <w:rPr>
+          <w:b w:val="0"/>
+          <w:color w:val="960000"/>
+          <w:sz w:val="20"/>
+        </w:rPr>
+        <w:t xml:space="preserve">); </w:t>
+      </w:r>
+      <w:r>
+        <w:rPr>
+          <w:b/>
+          <w:color w:val="960000"/>
+          <w:sz w:val="20"/>
+        </w:rPr>
+        <w:t>la cifra de flash se lee del acta de `evidencia/`, no de este manual</w:t>
+      </w:r>
+      <w:r>
+        <w:rPr>
+          <w:b w:val="0"/>
+          <w:color w:val="960000"/>
+          <w:sz w:val="20"/>
+        </w:rPr>
+        <w:t xml:space="preserve"> | | 🛑 </w:t>
+      </w:r>
+      <w:r>
+        <w:rPr>
+          <w:b/>
+          <w:color w:val="960000"/>
+          <w:sz w:val="20"/>
+        </w:rPr>
+        <w:t>Qué NO hace</w:t>
+      </w:r>
+      <w:r>
+        <w:rPr>
+          <w:b w:val="0"/>
+          <w:color w:val="960000"/>
+          <w:sz w:val="20"/>
+        </w:rPr>
+        <w:t xml:space="preserve"> | </w:t>
+      </w:r>
+      <w:r>
+        <w:rPr>
+          <w:b/>
+          <w:color w:val="960000"/>
+          <w:sz w:val="20"/>
+        </w:rPr>
+        <w:t>No manda sobre las luces.</w:t>
+      </w:r>
+      <w:r>
+        <w:rPr>
+          <w:b w:val="0"/>
+          <w:color w:val="960000"/>
+          <w:sz w:val="20"/>
+        </w:rPr>
+        <w:t xml:space="preserve"> Es un puente: traduce y reenvía. La barrera de salidas sigue en </w:t>
+      </w:r>
+      <w:r>
+        <w:rPr>
+          <w:rFonts w:ascii="Consolas" w:hAnsi="Consolas"/>
+          <w:color w:val="960000"/>
+          <w:sz w:val="20"/>
+        </w:rPr>
+        <w:t>semaforo.cpp</w:t>
+      </w:r>
+      <w:r>
+        <w:rPr>
+          <w:b w:val="0"/>
+          <w:color w:val="960000"/>
+          <w:sz w:val="20"/>
+        </w:rPr>
+        <w:t xml:space="preserve"> del STM32 | </w:t>
+      </w:r>
+      <w:r>
+        <w:rPr>
+          <w:b/>
+          <w:color w:val="960000"/>
+          <w:sz w:val="20"/>
+        </w:rPr>
+        <w:t>Consecuencia para el reloj, y es grande:</w:t>
+      </w:r>
+      <w:r>
+        <w:rPr>
+          <w:b w:val="0"/>
+          <w:color w:val="960000"/>
+          <w:sz w:val="20"/>
+        </w:rPr>
+        <w:t xml:space="preserve"> el </w:t>
+      </w:r>
+      <w:r>
+        <w:rPr>
+          <w:rFonts w:ascii="Consolas" w:hAnsi="Consolas"/>
+          <w:color w:val="960000"/>
+          <w:sz w:val="20"/>
+        </w:rPr>
+        <w:t>DS3231</w:t>
+      </w:r>
+      <w:r>
+        <w:rPr>
+          <w:b w:val="0"/>
+          <w:color w:val="960000"/>
+          <w:sz w:val="20"/>
+        </w:rPr>
+        <w:t xml:space="preserve"> del módulo </w:t>
+      </w:r>
+      <w:r>
+        <w:rPr>
+          <w:b/>
+          <w:color w:val="960000"/>
+          <w:sz w:val="20"/>
+        </w:rPr>
+        <w:t>no cuelga de `PB0`/`PB8` del STM32</w:t>
+      </w:r>
+      <w:r>
+        <w:rPr>
+          <w:b w:val="0"/>
+          <w:color w:val="960000"/>
+          <w:sz w:val="20"/>
+        </w:rPr>
+        <w:t xml:space="preserve"> ni compite con las cámaras por pines. La disputa *«el reloj y las cámaras quieren los mismos dos pines»* que describían documentos anteriores </w:t>
+      </w:r>
+      <w:r>
+        <w:rPr>
+          <w:b/>
+          <w:color w:val="960000"/>
+          <w:sz w:val="20"/>
+        </w:rPr>
+        <w:t>ya no existe</w:t>
+      </w:r>
+      <w:r>
+        <w:rPr>
+          <w:b w:val="0"/>
+          <w:color w:val="960000"/>
+          <w:sz w:val="20"/>
+        </w:rPr>
+        <w:t xml:space="preserve">. Y no depende del cristal </w:t>
+      </w:r>
+      <w:r>
+        <w:rPr>
+          <w:rFonts w:ascii="Consolas" w:hAnsi="Consolas"/>
+          <w:color w:val="960000"/>
+          <w:sz w:val="20"/>
+        </w:rPr>
+        <w:t>Y2</w:t>
+      </w:r>
+      <w:r>
+        <w:rPr>
+          <w:b w:val="0"/>
+          <w:color w:val="960000"/>
+          <w:sz w:val="20"/>
+        </w:rPr>
+        <w:t>, que está confirmado muerto en hardware (N-17).</w:t>
       </w:r>
     </w:p>
     <w:p>
@@ -11797,7 +17255,7 @@
           <w:b w:val="0"/>
           <w:sz w:val="21"/>
         </w:rPr>
-        <w:t>), **salvo</w:t>
+        <w:t>), **salvo la</w:t>
       </w:r>
     </w:p>
     <w:p>
@@ -11806,17 +17264,10 @@
       </w:pPr>
       <w:r>
         <w:rPr>
-          <w:rFonts w:ascii="Consolas" w:hAnsi="Consolas"/>
-          <w:sz w:val="21"/>
-        </w:rPr>
-        <w:t>CMD:FORZAR_ROJO</w:t>
-      </w:r>
-      <w:r>
-        <w:rPr>
-          <w:b w:val="0"/>
-          <w:sz w:val="21"/>
-        </w:rPr>
-        <w:t>, que se acepta SIN PIN a propósito**: llevar el cruce a rojo total es la</w:t>
+          <w:b w:val="0"/>
+          <w:sz w:val="21"/>
+        </w:rPr>
+        <w:t>caída segura, que se acepta SIN PIN a propósito**: detener el tráfico no debe depender de recordar</w:t>
       </w:r>
     </w:p>
     <w:p>
@@ -11828,7 +17279,358 @@
           <w:b w:val="0"/>
           <w:sz w:val="21"/>
         </w:rPr>
-        <w:t>dirección segura y no debe depender de recordar un código.</w:t>
+        <w:t>un código.</w:t>
+      </w:r>
+    </w:p>
+    <w:p>
+      <w:pPr>
+        <w:spacing w:after="160"/>
+        <w:ind w:left="360"/>
+        <w:shd w:val="clear" w:fill="FFF4E5"/>
+      </w:pPr>
+      <w:r>
+        <w:rPr>
+          <w:b w:val="0"/>
+          <w:color w:val="960000"/>
+          <w:sz w:val="20"/>
+        </w:rPr>
+        <w:t xml:space="preserve">🛑 </w:t>
+      </w:r>
+      <w:r>
+        <w:rPr>
+          <w:b/>
+          <w:color w:val="960000"/>
+          <w:sz w:val="20"/>
+        </w:rPr>
+        <w:t>31/08 — Y EL LITERAL NO ES EL MISMO EN LAS DOS PUNTAS. ES EL BOTÓN DE PÁNICO.</w:t>
+      </w:r>
+      <w:r>
+        <w:rPr>
+          <w:b w:val="0"/>
+          <w:color w:val="960000"/>
+          <w:sz w:val="20"/>
+        </w:rPr>
+        <w:t xml:space="preserve"> | Punta | Comando sin PIN | Qué hace | Medido en | |---|---|---|---| | </w:t>
+      </w:r>
+      <w:r>
+        <w:rPr>
+          <w:b/>
+          <w:color w:val="960000"/>
+          <w:sz w:val="20"/>
+        </w:rPr>
+        <w:t>Maestro</w:t>
+      </w:r>
+      <w:r>
+        <w:rPr>
+          <w:b w:val="0"/>
+          <w:color w:val="960000"/>
+          <w:sz w:val="20"/>
+        </w:rPr>
+        <w:t xml:space="preserve"> | </w:t>
+      </w:r>
+      <w:r>
+        <w:rPr>
+          <w:rFonts w:ascii="Consolas" w:hAnsi="Consolas"/>
+          <w:color w:val="960000"/>
+          <w:sz w:val="20"/>
+        </w:rPr>
+        <w:t>CMD:FORZAR_ROJO</w:t>
+      </w:r>
+      <w:r>
+        <w:rPr>
+          <w:b w:val="0"/>
+          <w:color w:val="960000"/>
+          <w:sz w:val="20"/>
+        </w:rPr>
+        <w:t xml:space="preserve"> | </w:t>
+      </w:r>
+      <w:r>
+        <w:rPr>
+          <w:b/>
+          <w:color w:val="960000"/>
+          <w:sz w:val="20"/>
+        </w:rPr>
+        <w:t>rojo total</w:t>
+      </w:r>
+      <w:r>
+        <w:rPr>
+          <w:b w:val="0"/>
+          <w:color w:val="960000"/>
+          <w:sz w:val="20"/>
+        </w:rPr>
+        <w:t xml:space="preserve"> | </w:t>
+      </w:r>
+      <w:r>
+        <w:rPr>
+          <w:rFonts w:ascii="Consolas" w:hAnsi="Consolas"/>
+          <w:color w:val="960000"/>
+          <w:sz w:val="20"/>
+        </w:rPr>
+        <w:t>Maestro/src/bluetooth.cpp:145</w:t>
+      </w:r>
+      <w:r>
+        <w:rPr>
+          <w:b w:val="0"/>
+          <w:color w:val="960000"/>
+          <w:sz w:val="20"/>
+        </w:rPr>
+        <w:t xml:space="preserve"> | | </w:t>
+      </w:r>
+      <w:r>
+        <w:rPr>
+          <w:b/>
+          <w:color w:val="960000"/>
+          <w:sz w:val="20"/>
+        </w:rPr>
+        <w:t>Esclavo</w:t>
+      </w:r>
+      <w:r>
+        <w:rPr>
+          <w:b w:val="0"/>
+          <w:color w:val="960000"/>
+          <w:sz w:val="20"/>
+        </w:rPr>
+        <w:t xml:space="preserve"> | </w:t>
+      </w:r>
+      <w:r>
+        <w:rPr>
+          <w:b/>
+          <w:color w:val="960000"/>
+          <w:sz w:val="20"/>
+        </w:rPr>
+        <w:t>`CMD:AMBAR_EMERGENCIA`</w:t>
+      </w:r>
+      <w:r>
+        <w:rPr>
+          <w:b w:val="0"/>
+          <w:color w:val="960000"/>
+          <w:sz w:val="20"/>
+        </w:rPr>
+        <w:t xml:space="preserve"> | </w:t>
+      </w:r>
+      <w:r>
+        <w:rPr>
+          <w:b/>
+          <w:color w:val="960000"/>
+          <w:sz w:val="20"/>
+        </w:rPr>
+        <w:t>ámbar intermitente</w:t>
+      </w:r>
+      <w:r>
+        <w:rPr>
+          <w:b w:val="0"/>
+          <w:color w:val="960000"/>
+          <w:sz w:val="20"/>
+        </w:rPr>
+        <w:t xml:space="preserve"> + latch que </w:t>
+      </w:r>
+      <w:r>
+        <w:rPr>
+          <w:b/>
+          <w:color w:val="960000"/>
+          <w:sz w:val="20"/>
+        </w:rPr>
+        <w:t>veta</w:t>
+      </w:r>
+      <w:r>
+        <w:rPr>
+          <w:b w:val="0"/>
+          <w:color w:val="960000"/>
+          <w:sz w:val="20"/>
+        </w:rPr>
+        <w:t xml:space="preserve"> las órdenes de radio | </w:t>
+      </w:r>
+      <w:r>
+        <w:rPr>
+          <w:rFonts w:ascii="Consolas" w:hAnsi="Consolas"/>
+          <w:color w:val="960000"/>
+          <w:sz w:val="20"/>
+        </w:rPr>
+        <w:t>Esclavo/src/bluetooth.cpp:130</w:t>
+      </w:r>
+      <w:r>
+        <w:rPr>
+          <w:b w:val="0"/>
+          <w:color w:val="960000"/>
+          <w:sz w:val="20"/>
+        </w:rPr>
+        <w:t xml:space="preserve">, </w:t>
+      </w:r>
+      <w:r>
+        <w:rPr>
+          <w:rFonts w:ascii="Consolas" w:hAnsi="Consolas"/>
+          <w:color w:val="960000"/>
+          <w:sz w:val="20"/>
+        </w:rPr>
+        <w:t>:171</w:t>
+      </w:r>
+      <w:r>
+        <w:rPr>
+          <w:b w:val="0"/>
+          <w:color w:val="960000"/>
+          <w:sz w:val="20"/>
+        </w:rPr>
+        <w:t xml:space="preserve">, </w:t>
+      </w:r>
+      <w:r>
+        <w:rPr>
+          <w:rFonts w:ascii="Consolas" w:hAnsi="Consolas"/>
+          <w:color w:val="960000"/>
+          <w:sz w:val="20"/>
+        </w:rPr>
+        <w:t>:268</w:t>
+      </w:r>
+      <w:r>
+        <w:rPr>
+          <w:b w:val="0"/>
+          <w:color w:val="960000"/>
+          <w:sz w:val="20"/>
+        </w:rPr>
+        <w:t xml:space="preserve"> | </w:t>
+      </w:r>
+      <w:r>
+        <w:rPr>
+          <w:b/>
+          <w:color w:val="960000"/>
+          <w:sz w:val="20"/>
+        </w:rPr>
+        <w:t>En el Esclavo, `FORZAR_ROJO` está RENOMBRADO y NO HACE NADA.</w:t>
+      </w:r>
+      <w:r>
+        <w:rPr>
+          <w:b w:val="0"/>
+          <w:color w:val="960000"/>
+          <w:sz w:val="20"/>
+        </w:rPr>
+        <w:t xml:space="preserve"> Las dos formas —con PIN y sin PIN— contestan </w:t>
+      </w:r>
+      <w:r>
+        <w:rPr>
+          <w:rFonts w:ascii="Consolas" w:hAnsi="Consolas"/>
+          <w:color w:val="960000"/>
+          <w:sz w:val="20"/>
+        </w:rPr>
+        <w:t>$ERR,CMD:FORZAR_ROJO,DESC:RENOMBRADO_USE_AMBAR_EMERGENCIA</w:t>
+      </w:r>
+      <w:r>
+        <w:rPr>
+          <w:b w:val="0"/>
+          <w:color w:val="960000"/>
+          <w:sz w:val="20"/>
+        </w:rPr>
+        <w:t xml:space="preserve"> (</w:t>
+      </w:r>
+      <w:r>
+        <w:rPr>
+          <w:rFonts w:ascii="Consolas" w:hAnsi="Consolas"/>
+          <w:color w:val="960000"/>
+          <w:sz w:val="20"/>
+        </w:rPr>
+        <w:t>:157</w:t>
+      </w:r>
+      <w:r>
+        <w:rPr>
+          <w:b w:val="0"/>
+          <w:color w:val="960000"/>
+          <w:sz w:val="20"/>
+        </w:rPr>
+        <w:t xml:space="preserve">, </w:t>
+      </w:r>
+      <w:r>
+        <w:rPr>
+          <w:rFonts w:ascii="Consolas" w:hAnsi="Consolas"/>
+          <w:color w:val="960000"/>
+          <w:sz w:val="20"/>
+        </w:rPr>
+        <w:t>:176</w:t>
+      </w:r>
+      <w:r>
+        <w:rPr>
+          <w:b w:val="0"/>
+          <w:color w:val="960000"/>
+          <w:sz w:val="20"/>
+        </w:rPr>
+        <w:t xml:space="preserve">). </w:t>
+      </w:r>
+      <w:r>
+        <w:rPr>
+          <w:b/>
+          <w:color w:val="960000"/>
+          <w:sz w:val="20"/>
+        </w:rPr>
+        <w:t>Un operario que mande el literal viejo creerá haber detenido el cruce sin haber detenido nada.</w:t>
+      </w:r>
+      <w:r>
+        <w:rPr>
+          <w:b w:val="0"/>
+          <w:color w:val="960000"/>
+          <w:sz w:val="20"/>
+        </w:rPr>
+        <w:t xml:space="preserve"> El nombre viejo prometía rojo y hacía ámbar: se corrigió el nombre, </w:t>
+      </w:r>
+      <w:r>
+        <w:rPr>
+          <w:b/>
+          <w:color w:val="960000"/>
+          <w:sz w:val="20"/>
+        </w:rPr>
+        <w:t>no el comportamiento</w:t>
+      </w:r>
+      <w:r>
+        <w:rPr>
+          <w:b w:val="0"/>
+          <w:color w:val="960000"/>
+          <w:sz w:val="20"/>
+        </w:rPr>
+        <w:t xml:space="preserve">. Que las dos puntas usen literales distintos es lo correcto, </w:t>
+      </w:r>
+      <w:r>
+        <w:rPr>
+          <w:b/>
+          <w:color w:val="960000"/>
+          <w:sz w:val="20"/>
+        </w:rPr>
+        <w:t>porque hacen cosas distintas</w:t>
+      </w:r>
+      <w:r>
+        <w:rPr>
+          <w:b w:val="0"/>
+          <w:color w:val="960000"/>
+          <w:sz w:val="20"/>
+        </w:rPr>
+        <w:t xml:space="preserve">; llamarlas igual era el defecto. Tabla completa de comandos en </w:t>
+      </w:r>
+      <w:r>
+        <w:rPr>
+          <w:rFonts w:ascii="Consolas" w:hAnsi="Consolas"/>
+          <w:color w:val="960000"/>
+          <w:sz w:val="20"/>
+        </w:rPr>
+        <w:t>04_Manuales/MANUAL_CONFIGURACION_BLUETOOTH.md §4.4</w:t>
+      </w:r>
+      <w:r>
+        <w:rPr>
+          <w:b w:val="0"/>
+          <w:color w:val="960000"/>
+          <w:sz w:val="20"/>
+        </w:rPr>
+        <w:t xml:space="preserve"> — </w:t>
+      </w:r>
+      <w:r>
+        <w:rPr>
+          <w:b/>
+          <w:color w:val="960000"/>
+          <w:sz w:val="20"/>
+        </w:rPr>
+        <w:t>17 formas en el Maestro</w:t>
+      </w:r>
+      <w:r>
+        <w:rPr>
+          <w:b w:val="0"/>
+          <w:color w:val="960000"/>
+          <w:sz w:val="20"/>
+        </w:rPr>
+        <w:t>, no 5 ni 9.</w:t>
       </w:r>
     </w:p>
     <w:p>

--- a/05_Funcional/2_Manual_Hardware_y_Pruebas.docx
+++ b/05_Funcional/2_Manual_Hardware_y_Pruebas.docx
@@ -605,21 +605,334 @@
                 <w:b w:val="0"/>
                 <w:sz w:val="19"/>
               </w:rPr>
-              <w:t xml:space="preserve"> ⚠️ </w:t>
+              <w:t xml:space="preserve"> ~~⚠️ </w:t>
             </w:r>
             <w:r>
               <w:rPr>
                 <w:b/>
                 <w:sz w:val="19"/>
               </w:rPr>
-              <w:t>No se cablean hasta la medida `M3`.</w:t>
+              <w:t>No se cablean hasta la medida `M3`</w:t>
             </w:r>
             <w:r>
               <w:rPr>
                 <w:b w:val="0"/>
                 <w:sz w:val="19"/>
               </w:rPr>
-              <w:t xml:space="preserve"> Ver §7</w:t>
+              <w:t>~~ *(</w:t>
+            </w:r>
+            <w:r>
+              <w:rPr>
+                <w:rFonts w:ascii="Consolas" w:hAnsi="Consolas"/>
+                <w:sz w:val="19"/>
+              </w:rPr>
+              <w:t>M3</w:t>
+            </w:r>
+            <w:r>
+              <w:rPr>
+                <w:b w:val="0"/>
+                <w:sz w:val="19"/>
+              </w:rPr>
+              <w:t xml:space="preserve"> </w:t>
+            </w:r>
+            <w:r>
+              <w:rPr>
+                <w:b/>
+                <w:sz w:val="19"/>
+              </w:rPr>
+              <w:t>CERRADA</w:t>
+            </w:r>
+            <w:r>
+              <w:rPr>
+                <w:b w:val="0"/>
+                <w:sz w:val="19"/>
+              </w:rPr>
+              <w:t xml:space="preserve"> en el paso 20 del banco del 03/09: el pull-down de 10 kΩ es real, </w:t>
+            </w:r>
+            <w:r>
+              <w:rPr>
+                <w:rFonts w:ascii="Consolas" w:hAnsi="Consolas"/>
+                <w:sz w:val="19"/>
+              </w:rPr>
+              <w:t>9,93</w:t>
+            </w:r>
+            <w:r>
+              <w:rPr>
+                <w:b w:val="0"/>
+                <w:sz w:val="19"/>
+              </w:rPr>
+              <w:t>/</w:t>
+            </w:r>
+            <w:r>
+              <w:rPr>
+                <w:rFonts w:ascii="Consolas" w:hAnsi="Consolas"/>
+                <w:sz w:val="19"/>
+              </w:rPr>
+              <w:t>9,94 kΩ</w:t>
+            </w:r>
+            <w:r>
+              <w:rPr>
+                <w:b w:val="0"/>
+                <w:sz w:val="19"/>
+              </w:rPr>
+              <w:t xml:space="preserve"> y </w:t>
+            </w:r>
+            <w:r>
+              <w:rPr>
+                <w:rFonts w:ascii="Consolas" w:hAnsi="Consolas"/>
+                <w:sz w:val="19"/>
+              </w:rPr>
+              <w:t>0 V</w:t>
+            </w:r>
+            <w:r>
+              <w:rPr>
+                <w:b w:val="0"/>
+                <w:sz w:val="19"/>
+              </w:rPr>
+              <w:t xml:space="preserve"> en reposo)* ni antes de </w:t>
+            </w:r>
+            <w:r>
+              <w:rPr>
+                <w:b/>
+                <w:sz w:val="19"/>
+              </w:rPr>
+              <w:t>tapar `J16` p1 (12 V crudos)</w:t>
+            </w:r>
+            <w:r>
+              <w:rPr>
+                <w:b w:val="0"/>
+                <w:sz w:val="19"/>
+              </w:rPr>
+              <w:t xml:space="preserve"> — obligatorio desde N-120. Ver §7</w:t>
+            </w:r>
+          </w:p>
+        </w:tc>
+      </w:tr>
+      <w:tr>
+        <w:tc>
+          <w:tcPr>
+            <w:tcW w:type="dxa" w:w="3120"/>
+          </w:tcPr>
+          <w:p>
+            <w:r/>
+            <w:r>
+              <w:rPr>
+                <w:b/>
+                <w:sz w:val="19"/>
+              </w:rPr>
+              <w:t>Talanquera de barrera (`J15`)</w:t>
+            </w:r>
+          </w:p>
+        </w:tc>
+        <w:tc>
+          <w:tcPr>
+            <w:tcW w:type="dxa" w:w="3120"/>
+          </w:tcPr>
+          <w:p>
+            <w:r/>
+            <w:r>
+              <w:rPr>
+                <w:b w:val="0"/>
+                <w:sz w:val="19"/>
+              </w:rPr>
+              <w:t xml:space="preserve">✅ </w:t>
+            </w:r>
+            <w:r>
+              <w:rPr>
+                <w:b/>
+                <w:sz w:val="19"/>
+              </w:rPr>
+              <w:t>PROBADA EN COBRE (04/09)</w:t>
+            </w:r>
+            <w:r>
+              <w:rPr>
+                <w:b w:val="0"/>
+                <w:sz w:val="19"/>
+              </w:rPr>
+              <w:t xml:space="preserve"> y </w:t>
+            </w:r>
+            <w:r>
+              <w:rPr>
+                <w:b/>
+                <w:sz w:val="19"/>
+              </w:rPr>
+              <w:t>bien diseñada</w:t>
+            </w:r>
+          </w:p>
+        </w:tc>
+        <w:tc>
+          <w:tcPr>
+            <w:tcW w:type="dxa" w:w="3120"/>
+          </w:tcPr>
+          <w:p>
+            <w:r/>
+            <w:r>
+              <w:rPr>
+                <w:rFonts w:ascii="Consolas" w:hAnsi="Consolas"/>
+                <w:sz w:val="19"/>
+              </w:rPr>
+              <w:t>PB2</w:t>
+            </w:r>
+            <w:r>
+              <w:rPr>
+                <w:b w:val="0"/>
+                <w:sz w:val="19"/>
+              </w:rPr>
+              <w:t xml:space="preserve"> → </w:t>
+            </w:r>
+            <w:r>
+              <w:rPr>
+                <w:rFonts w:ascii="Consolas" w:hAnsi="Consolas"/>
+                <w:sz w:val="19"/>
+              </w:rPr>
+              <w:t>R70</w:t>
+            </w:r>
+            <w:r>
+              <w:rPr>
+                <w:b w:val="0"/>
+                <w:sz w:val="19"/>
+              </w:rPr>
+              <w:t xml:space="preserve"> 220 Ω → </w:t>
+            </w:r>
+            <w:r>
+              <w:rPr>
+                <w:rFonts w:ascii="Consolas" w:hAnsi="Consolas"/>
+                <w:sz w:val="19"/>
+              </w:rPr>
+              <w:t>U15</w:t>
+            </w:r>
+            <w:r>
+              <w:rPr>
+                <w:b w:val="0"/>
+                <w:sz w:val="19"/>
+              </w:rPr>
+              <w:t xml:space="preserve"> (</w:t>
+            </w:r>
+            <w:r>
+              <w:rPr>
+                <w:rFonts w:ascii="Consolas" w:hAnsi="Consolas"/>
+                <w:sz w:val="19"/>
+              </w:rPr>
+              <w:t>TLP127</w:t>
+            </w:r>
+            <w:r>
+              <w:rPr>
+                <w:b w:val="0"/>
+                <w:sz w:val="19"/>
+              </w:rPr>
+              <w:t xml:space="preserve">, </w:t>
+            </w:r>
+            <w:r>
+              <w:rPr>
+                <w:b/>
+                <w:sz w:val="19"/>
+              </w:rPr>
+              <w:t>aísla</w:t>
+            </w:r>
+            <w:r>
+              <w:rPr>
+                <w:b w:val="0"/>
+                <w:sz w:val="19"/>
+              </w:rPr>
+              <w:t xml:space="preserve">) → </w:t>
+            </w:r>
+            <w:r>
+              <w:rPr>
+                <w:rFonts w:ascii="Consolas" w:hAnsi="Consolas"/>
+                <w:sz w:val="19"/>
+              </w:rPr>
+              <w:t>R72</w:t>
+            </w:r>
+            <w:r>
+              <w:rPr>
+                <w:b w:val="0"/>
+                <w:sz w:val="19"/>
+              </w:rPr>
+              <w:t xml:space="preserve"> 220 Ω → puerta de </w:t>
+            </w:r>
+            <w:r>
+              <w:rPr>
+                <w:rFonts w:ascii="Consolas" w:hAnsi="Consolas"/>
+                <w:sz w:val="19"/>
+              </w:rPr>
+              <w:t>Q10</w:t>
+            </w:r>
+            <w:r>
+              <w:rPr>
+                <w:b w:val="0"/>
+                <w:sz w:val="19"/>
+              </w:rPr>
+              <w:t xml:space="preserve"> (</w:t>
+            </w:r>
+            <w:r>
+              <w:rPr>
+                <w:rFonts w:ascii="Consolas" w:hAnsi="Consolas"/>
+                <w:sz w:val="19"/>
+              </w:rPr>
+              <w:t>IRLZ44N</w:t>
+            </w:r>
+            <w:r>
+              <w:rPr>
+                <w:b w:val="0"/>
+                <w:sz w:val="19"/>
+              </w:rPr>
+              <w:t xml:space="preserve">) → </w:t>
+            </w:r>
+            <w:r>
+              <w:rPr>
+                <w:rFonts w:ascii="Consolas" w:hAnsi="Consolas"/>
+                <w:sz w:val="19"/>
+              </w:rPr>
+              <w:t>J15</w:t>
+            </w:r>
+            <w:r>
+              <w:rPr>
+                <w:b w:val="0"/>
+                <w:sz w:val="19"/>
+              </w:rPr>
+              <w:t xml:space="preserve">. ⚠️ El diodo de rueda libre </w:t>
+            </w:r>
+            <w:r>
+              <w:rPr>
+                <w:rFonts w:ascii="Consolas" w:hAnsi="Consolas"/>
+                <w:sz w:val="19"/>
+              </w:rPr>
+              <w:t>D30</w:t>
+            </w:r>
+            <w:r>
+              <w:rPr>
+                <w:b w:val="0"/>
+                <w:sz w:val="19"/>
+              </w:rPr>
+              <w:t xml:space="preserve"> es un </w:t>
+            </w:r>
+            <w:r>
+              <w:rPr>
+                <w:rFonts w:ascii="Consolas" w:hAnsi="Consolas"/>
+                <w:sz w:val="19"/>
+              </w:rPr>
+              <w:t>1N4148</w:t>
+            </w:r>
+            <w:r>
+              <w:rPr>
+                <w:b w:val="0"/>
+                <w:sz w:val="19"/>
+              </w:rPr>
+              <w:t xml:space="preserve"> y </w:t>
+            </w:r>
+            <w:r>
+              <w:rPr>
+                <w:b/>
+                <w:sz w:val="19"/>
+              </w:rPr>
+              <w:t>queda corto para un motor real</w:t>
+            </w:r>
+            <w:r>
+              <w:rPr>
+                <w:b w:val="0"/>
+                <w:sz w:val="19"/>
+              </w:rPr>
+              <w:t xml:space="preserve"> — va a la V2. Ver §10</w:t>
             </w:r>
           </w:p>
         </w:tc>
@@ -1180,6 +1493,1883 @@
           <w:color w:val="960000"/>
           <w:sz w:val="20"/>
         </w:rPr>
+        <w:t xml:space="preserve">⛔ 03–04/09/2026 — DOS COSAS QUE PARAN EL TRABAJO. LÉASE ANTES DE ENERGIZAR NADA </w:t>
+      </w:r>
+      <w:r>
+        <w:rPr>
+          <w:b/>
+          <w:color w:val="960000"/>
+          <w:sz w:val="20"/>
+        </w:rPr>
+        <w:t>Esto sale de la sesión de banco del 3–4/09, con las tarjetas en la mano.</w:t>
+      </w:r>
+      <w:r>
+        <w:rPr>
+          <w:b w:val="0"/>
+          <w:color w:val="960000"/>
+          <w:sz w:val="20"/>
+        </w:rPr>
+        <w:t xml:space="preserve"> No es análisis de escritorio: el punto 1 se </w:t>
+      </w:r>
+      <w:r>
+        <w:rPr>
+          <w:b/>
+          <w:color w:val="960000"/>
+          <w:sz w:val="20"/>
+        </w:rPr>
+        <w:t>midió con el multímetro</w:t>
+      </w:r>
+      <w:r>
+        <w:rPr>
+          <w:b w:val="0"/>
+          <w:color w:val="960000"/>
+          <w:sz w:val="20"/>
+        </w:rPr>
+        <w:t xml:space="preserve"> sobre la tarjeta Maestro, el punto 2 se </w:t>
+      </w:r>
+      <w:r>
+        <w:rPr>
+          <w:b/>
+          <w:color w:val="960000"/>
+          <w:sz w:val="20"/>
+        </w:rPr>
+        <w:t>leyó del `.kicad_pcb`</w:t>
+      </w:r>
+      <w:r>
+        <w:rPr>
+          <w:b w:val="0"/>
+          <w:color w:val="960000"/>
+          <w:sz w:val="20"/>
+        </w:rPr>
+        <w:t xml:space="preserve"> —el fichero de cobre, no el esquemático— y el punto 3 se </w:t>
+      </w:r>
+      <w:r>
+        <w:rPr>
+          <w:b/>
+          <w:color w:val="960000"/>
+          <w:sz w:val="20"/>
+        </w:rPr>
+        <w:t>ejercitó sobre la tarjeta</w:t>
+      </w:r>
+      <w:r>
+        <w:rPr>
+          <w:b w:val="0"/>
+          <w:color w:val="960000"/>
+          <w:sz w:val="20"/>
+        </w:rPr>
+        <w:t xml:space="preserve">. ### 1. 🛑 LA TARJETA MAESTRO TIENE UN CORTO ENTRE EL RIEL DE 3,3 V Y MASA — </w:t>
+      </w:r>
+      <w:r>
+        <w:rPr>
+          <w:b/>
+          <w:color w:val="960000"/>
+          <w:sz w:val="20"/>
+        </w:rPr>
+        <w:t>NO LA REENERGICE</w:t>
+      </w:r>
+      <w:r>
+        <w:rPr>
+          <w:b w:val="0"/>
+          <w:color w:val="960000"/>
+          <w:sz w:val="20"/>
+        </w:rPr>
+        <w:t xml:space="preserve"> </w:t>
+      </w:r>
+      <w:r>
+        <w:rPr>
+          <w:b/>
+          <w:color w:val="960000"/>
+          <w:sz w:val="20"/>
+        </w:rPr>
+        <w:t>Medido.</w:t>
+      </w:r>
+      <w:r>
+        <w:rPr>
+          <w:b w:val="0"/>
+          <w:color w:val="960000"/>
+          <w:sz w:val="20"/>
+        </w:rPr>
+        <w:t xml:space="preserve"> La tarjeta funciona </w:t>
+      </w:r>
+      <w:r>
+        <w:rPr>
+          <w:b/>
+          <w:color w:val="960000"/>
+          <w:sz w:val="20"/>
+        </w:rPr>
+        <w:t>unos 30 s</w:t>
+      </w:r>
+      <w:r>
+        <w:rPr>
+          <w:b w:val="0"/>
+          <w:color w:val="960000"/>
+          <w:sz w:val="20"/>
+        </w:rPr>
+        <w:t xml:space="preserve"> al alimentarla, </w:t>
+      </w:r>
+      <w:r>
+        <w:rPr>
+          <w:b/>
+          <w:color w:val="960000"/>
+          <w:sz w:val="20"/>
+        </w:rPr>
+        <w:t>se calienta y se para</w:t>
+      </w:r>
+      <w:r>
+        <w:rPr>
+          <w:b w:val="0"/>
+          <w:color w:val="960000"/>
+          <w:sz w:val="20"/>
+        </w:rPr>
+        <w:t xml:space="preserve">. </w:t>
+      </w:r>
+      <w:r>
+        <w:rPr>
+          <w:b/>
+          <w:color w:val="960000"/>
+          <w:sz w:val="20"/>
+        </w:rPr>
+        <w:t>No se vuelve a energizar «a ver si pasa»</w:t>
+      </w:r>
+      <w:r>
+        <w:rPr>
+          <w:b w:val="0"/>
+          <w:color w:val="960000"/>
+          <w:sz w:val="20"/>
+        </w:rPr>
+        <w:t xml:space="preserve">: cada minuto extra con un corto alimentado es lo que convierte un componente averiado en varios. </w:t>
+      </w:r>
+      <w:r>
+        <w:rPr>
+          <w:b/>
+          <w:color w:val="960000"/>
+          <w:sz w:val="20"/>
+        </w:rPr>
+        <w:t>El firmware queda descartado por censo</w:t>
+      </w:r>
+      <w:r>
+        <w:rPr>
+          <w:b w:val="0"/>
+          <w:color w:val="960000"/>
+          <w:sz w:val="20"/>
+        </w:rPr>
+        <w:t xml:space="preserve"> — no se arregla cargando nada. </w:t>
+      </w:r>
+      <w:r>
+        <w:rPr>
+          <w:b/>
+          <w:color w:val="960000"/>
+          <w:sz w:val="20"/>
+        </w:rPr>
+        <w:t>Procedimiento completo en §9.</w:t>
+      </w:r>
+      <w:r>
+        <w:rPr>
+          <w:b w:val="0"/>
+          <w:color w:val="960000"/>
+          <w:sz w:val="20"/>
+        </w:rPr>
+        <w:t xml:space="preserve"> No empiece por desoldar: el primer paso es gratis. ### 2. 🔴 LAS 5 ENTRADAS DE CAMPO VAN </w:t>
+      </w:r>
+      <w:r>
+        <w:rPr>
+          <w:b/>
+          <w:color w:val="960000"/>
+          <w:sz w:val="20"/>
+        </w:rPr>
+        <w:t>DESNUDAS</w:t>
+      </w:r>
+      <w:r>
+        <w:rPr>
+          <w:b w:val="0"/>
+          <w:color w:val="960000"/>
+          <w:sz w:val="20"/>
+        </w:rPr>
+        <w:t xml:space="preserve"> AL PIN DEL STM32, Y </w:t>
+      </w:r>
+      <w:r>
+        <w:rPr>
+          <w:rFonts w:ascii="Consolas" w:hAnsi="Consolas"/>
+          <w:color w:val="960000"/>
+          <w:sz w:val="20"/>
+        </w:rPr>
+        <w:t>J16</w:t>
+      </w:r>
+      <w:r>
+        <w:rPr>
+          <w:b w:val="0"/>
+          <w:color w:val="960000"/>
+          <w:sz w:val="20"/>
+        </w:rPr>
+        <w:t xml:space="preserve"> p1 LLEVA 12 V CRUDOS Leído del </w:t>
+      </w:r>
+      <w:r>
+        <w:rPr>
+          <w:rFonts w:ascii="Consolas" w:hAnsi="Consolas"/>
+          <w:color w:val="960000"/>
+          <w:sz w:val="20"/>
+        </w:rPr>
+        <w:t>.kicad_pcb</w:t>
+      </w:r>
+      <w:r>
+        <w:rPr>
+          <w:b w:val="0"/>
+          <w:color w:val="960000"/>
+          <w:sz w:val="20"/>
+        </w:rPr>
+        <w:t xml:space="preserve"> (N-120). La tarjeta </w:t>
+      </w:r>
+      <w:r>
+        <w:rPr>
+          <w:b/>
+          <w:color w:val="960000"/>
+          <w:sz w:val="20"/>
+        </w:rPr>
+        <w:t>no protege sus entradas como protege sus salidas</w:t>
+      </w:r>
+      <w:r>
+        <w:rPr>
+          <w:b w:val="0"/>
+          <w:color w:val="960000"/>
+          <w:sz w:val="20"/>
+        </w:rPr>
+        <w:t xml:space="preserve">: | | protección en serie | |---|---| | Las </w:t>
+      </w:r>
+      <w:r>
+        <w:rPr>
+          <w:b/>
+          <w:color w:val="960000"/>
+          <w:sz w:val="20"/>
+        </w:rPr>
+        <w:t>9 salidas</w:t>
+      </w:r>
+      <w:r>
+        <w:rPr>
+          <w:b w:val="0"/>
+          <w:color w:val="960000"/>
+          <w:sz w:val="20"/>
+        </w:rPr>
+        <w:t xml:space="preserve"> de la placa | ✅ </w:t>
+      </w:r>
+      <w:r>
+        <w:rPr>
+          <w:b/>
+          <w:color w:val="960000"/>
+          <w:sz w:val="20"/>
+        </w:rPr>
+        <w:t>220 Ω + optoacoplador `TLP127`</w:t>
+      </w:r>
+      <w:r>
+        <w:rPr>
+          <w:b w:val="0"/>
+          <w:color w:val="960000"/>
+          <w:sz w:val="20"/>
+        </w:rPr>
+        <w:t xml:space="preserve"> — p. ej. </w:t>
+      </w:r>
+      <w:r>
+        <w:rPr>
+          <w:rFonts w:ascii="Consolas" w:hAnsi="Consolas"/>
+          <w:color w:val="960000"/>
+          <w:sz w:val="20"/>
+        </w:rPr>
+        <w:t>PA0</w:t>
+      </w:r>
+      <w:r>
+        <w:rPr>
+          <w:b w:val="0"/>
+          <w:color w:val="960000"/>
+          <w:sz w:val="20"/>
+        </w:rPr>
+        <w:t xml:space="preserve"> (</w:t>
+      </w:r>
+      <w:r>
+        <w:rPr>
+          <w:rFonts w:ascii="Consolas" w:hAnsi="Consolas"/>
+          <w:color w:val="960000"/>
+          <w:sz w:val="20"/>
+        </w:rPr>
+        <w:t>/S1</w:t>
+      </w:r>
+      <w:r>
+        <w:rPr>
+          <w:b w:val="0"/>
+          <w:color w:val="960000"/>
+          <w:sz w:val="20"/>
+        </w:rPr>
+        <w:t xml:space="preserve">) → </w:t>
+      </w:r>
+      <w:r>
+        <w:rPr>
+          <w:rFonts w:ascii="Consolas" w:hAnsi="Consolas"/>
+          <w:color w:val="960000"/>
+          <w:sz w:val="20"/>
+        </w:rPr>
+        <w:t>R19</w:t>
+      </w:r>
+      <w:r>
+        <w:rPr>
+          <w:b w:val="0"/>
+          <w:color w:val="960000"/>
+          <w:sz w:val="20"/>
+        </w:rPr>
+        <w:t xml:space="preserve"> 220 Ω → </w:t>
+      </w:r>
+      <w:r>
+        <w:rPr>
+          <w:rFonts w:ascii="Consolas" w:hAnsi="Consolas"/>
+          <w:color w:val="960000"/>
+          <w:sz w:val="20"/>
+        </w:rPr>
+        <w:t>U6</w:t>
+      </w:r>
+      <w:r>
+        <w:rPr>
+          <w:b w:val="0"/>
+          <w:color w:val="960000"/>
+          <w:sz w:val="20"/>
+        </w:rPr>
+        <w:t xml:space="preserve"> </w:t>
+      </w:r>
+      <w:r>
+        <w:rPr>
+          <w:rFonts w:ascii="Consolas" w:hAnsi="Consolas"/>
+          <w:color w:val="960000"/>
+          <w:sz w:val="20"/>
+        </w:rPr>
+        <w:t>TLP127</w:t>
+      </w:r>
+      <w:r>
+        <w:rPr>
+          <w:b w:val="0"/>
+          <w:color w:val="960000"/>
+          <w:sz w:val="20"/>
+        </w:rPr>
+        <w:t xml:space="preserve"> → potencia | | Las </w:t>
+      </w:r>
+      <w:r>
+        <w:rPr>
+          <w:b/>
+          <w:color w:val="960000"/>
+          <w:sz w:val="20"/>
+        </w:rPr>
+        <w:t>5 entradas de campo</w:t>
+      </w:r>
+      <w:r>
+        <w:rPr>
+          <w:b w:val="0"/>
+          <w:color w:val="960000"/>
+          <w:sz w:val="20"/>
+        </w:rPr>
+        <w:t xml:space="preserve"> (</w:t>
+      </w:r>
+      <w:r>
+        <w:rPr>
+          <w:rFonts w:ascii="Consolas" w:hAnsi="Consolas"/>
+          <w:color w:val="960000"/>
+          <w:sz w:val="20"/>
+        </w:rPr>
+        <w:t>PB0</w:t>
+      </w:r>
+      <w:r>
+        <w:rPr>
+          <w:b w:val="0"/>
+          <w:color w:val="960000"/>
+          <w:sz w:val="20"/>
+        </w:rPr>
+        <w:t xml:space="preserve">, </w:t>
+      </w:r>
+      <w:r>
+        <w:rPr>
+          <w:rFonts w:ascii="Consolas" w:hAnsi="Consolas"/>
+          <w:color w:val="960000"/>
+          <w:sz w:val="20"/>
+        </w:rPr>
+        <w:t>PB9</w:t>
+      </w:r>
+      <w:r>
+        <w:rPr>
+          <w:b w:val="0"/>
+          <w:color w:val="960000"/>
+          <w:sz w:val="20"/>
+        </w:rPr>
+        <w:t xml:space="preserve">, </w:t>
+      </w:r>
+      <w:r>
+        <w:rPr>
+          <w:rFonts w:ascii="Consolas" w:hAnsi="Consolas"/>
+          <w:color w:val="960000"/>
+          <w:sz w:val="20"/>
+        </w:rPr>
+        <w:t>PB13</w:t>
+      </w:r>
+      <w:r>
+        <w:rPr>
+          <w:b w:val="0"/>
+          <w:color w:val="960000"/>
+          <w:sz w:val="20"/>
+        </w:rPr>
+        <w:t xml:space="preserve">, </w:t>
+      </w:r>
+      <w:r>
+        <w:rPr>
+          <w:rFonts w:ascii="Consolas" w:hAnsi="Consolas"/>
+          <w:color w:val="960000"/>
+          <w:sz w:val="20"/>
+        </w:rPr>
+        <w:t>PB14</w:t>
+      </w:r>
+      <w:r>
+        <w:rPr>
+          <w:b w:val="0"/>
+          <w:color w:val="960000"/>
+          <w:sz w:val="20"/>
+        </w:rPr>
+        <w:t xml:space="preserve">, </w:t>
+      </w:r>
+      <w:r>
+        <w:rPr>
+          <w:rFonts w:ascii="Consolas" w:hAnsi="Consolas"/>
+          <w:color w:val="960000"/>
+          <w:sz w:val="20"/>
+        </w:rPr>
+        <w:t>PB15</w:t>
+      </w:r>
+      <w:r>
+        <w:rPr>
+          <w:b w:val="0"/>
+          <w:color w:val="960000"/>
+          <w:sz w:val="20"/>
+        </w:rPr>
+        <w:t xml:space="preserve">) | 🔴 </w:t>
+      </w:r>
+      <w:r>
+        <w:rPr>
+          <w:b/>
+          <w:color w:val="960000"/>
+          <w:sz w:val="20"/>
+        </w:rPr>
+        <w:t>NADA.</w:t>
+      </w:r>
+      <w:r>
+        <w:rPr>
+          <w:b w:val="0"/>
+          <w:color w:val="960000"/>
+          <w:sz w:val="20"/>
+        </w:rPr>
+        <w:t xml:space="preserve"> Van directas al pin del micro | </w:t>
+      </w:r>
+      <w:r>
+        <w:rPr>
+          <w:b/>
+          <w:color w:val="960000"/>
+          <w:sz w:val="20"/>
+        </w:rPr>
+        <w:t>Consecuencia inmediata y sin discusión:</w:t>
+      </w:r>
+      <w:r>
+        <w:rPr>
+          <w:b w:val="0"/>
+          <w:color w:val="960000"/>
+          <w:sz w:val="20"/>
+        </w:rPr>
+        <w:t xml:space="preserve"> tapar físicamente </w:t>
+      </w:r>
+      <w:r>
+        <w:rPr>
+          <w:rFonts w:ascii="Consolas" w:hAnsi="Consolas"/>
+          <w:color w:val="960000"/>
+          <w:sz w:val="20"/>
+        </w:rPr>
+        <w:t>J16</w:t>
+      </w:r>
+      <w:r>
+        <w:rPr>
+          <w:b w:val="0"/>
+          <w:color w:val="960000"/>
+          <w:sz w:val="20"/>
+        </w:rPr>
+        <w:t xml:space="preserve"> p1 —los 12 V— deja de ser una precaución de banco y pasa a ser </w:t>
+      </w:r>
+      <w:r>
+        <w:rPr>
+          <w:b/>
+          <w:color w:val="960000"/>
+          <w:sz w:val="20"/>
+        </w:rPr>
+        <w:t>OBLIGATORIO en cada equipo, antes de enchufar nada en ese conector</w:t>
+      </w:r>
+      <w:r>
+        <w:rPr>
+          <w:b w:val="0"/>
+          <w:color w:val="960000"/>
+          <w:sz w:val="20"/>
+        </w:rPr>
+        <w:t xml:space="preserve">. Detalle, cuentas y la propuesta para la V2 en </w:t>
+      </w:r>
+      <w:r>
+        <w:rPr>
+          <w:b/>
+          <w:color w:val="960000"/>
+          <w:sz w:val="20"/>
+        </w:rPr>
+        <w:t>§7</w:t>
+      </w:r>
+      <w:r>
+        <w:rPr>
+          <w:b w:val="0"/>
+          <w:color w:val="960000"/>
+          <w:sz w:val="20"/>
+        </w:rPr>
+        <w:t xml:space="preserve">. ### 3. ✅ Y lo que SÍ funcionó en cobre, que también es dato ~~El banco cerró en </w:t>
+      </w:r>
+      <w:r>
+        <w:rPr>
+          <w:b/>
+          <w:color w:val="960000"/>
+          <w:sz w:val="20"/>
+        </w:rPr>
+        <w:t>24/29</w:t>
+      </w:r>
+      <w:r>
+        <w:rPr>
+          <w:b w:val="0"/>
+          <w:color w:val="960000"/>
+          <w:sz w:val="20"/>
+        </w:rPr>
+        <w:t xml:space="preserve">.~~ 🔴 </w:t>
+      </w:r>
+      <w:r>
+        <w:rPr>
+          <w:b/>
+          <w:color w:val="960000"/>
+          <w:sz w:val="20"/>
+        </w:rPr>
+        <w:t>Corregido el 04/09: ese total NO se publica aquí como hecho, porque no cuadra consigo mismo.</w:t>
+      </w:r>
+      <w:r>
+        <w:rPr>
+          <w:b w:val="0"/>
+          <w:color w:val="960000"/>
+          <w:sz w:val="20"/>
+        </w:rPr>
+        <w:t xml:space="preserve"> </w:t>
+      </w:r>
+      <w:r>
+        <w:rPr>
+          <w:rFonts w:ascii="Consolas" w:hAnsi="Consolas"/>
+          <w:color w:val="960000"/>
+          <w:sz w:val="20"/>
+        </w:rPr>
+        <w:t>24 / 4 / 1</w:t>
+      </w:r>
+      <w:r>
+        <w:rPr>
+          <w:b w:val="0"/>
+          <w:color w:val="960000"/>
+          <w:sz w:val="20"/>
+        </w:rPr>
+        <w:t xml:space="preserve"> es la cifra de </w:t>
+      </w:r>
+      <w:r>
+        <w:rPr>
+          <w:b/>
+          <w:color w:val="960000"/>
+          <w:sz w:val="20"/>
+        </w:rPr>
+        <w:t>la cabecera del informe</w:t>
+      </w:r>
+      <w:r>
+        <w:rPr>
+          <w:b w:val="0"/>
+          <w:color w:val="960000"/>
+          <w:sz w:val="20"/>
+        </w:rPr>
+        <w:t xml:space="preserve"> —24 completos, 4 bloqueados por el enlace, 1 abortado por seguridad—, pero </w:t>
+      </w:r>
+      <w:r>
+        <w:rPr>
+          <w:b/>
+          <w:color w:val="960000"/>
+          <w:sz w:val="20"/>
+        </w:rPr>
+        <w:t>su propia enumeración nombra 22 identificadores</w:t>
+      </w:r>
+      <w:r>
+        <w:rPr>
+          <w:b w:val="0"/>
+          <w:color w:val="960000"/>
+          <w:sz w:val="20"/>
+        </w:rPr>
+        <w:t>, y los siete que faltan —</w:t>
+      </w:r>
+      <w:r>
+        <w:rPr>
+          <w:rFonts w:ascii="Consolas" w:hAnsi="Consolas"/>
+          <w:color w:val="960000"/>
+          <w:sz w:val="20"/>
+        </w:rPr>
+        <w:t>7</w:t>
+      </w:r>
+      <w:r>
+        <w:rPr>
+          <w:b w:val="0"/>
+          <w:color w:val="960000"/>
+          <w:sz w:val="20"/>
+        </w:rPr>
+        <w:t xml:space="preserve">, </w:t>
+      </w:r>
+      <w:r>
+        <w:rPr>
+          <w:rFonts w:ascii="Consolas" w:hAnsi="Consolas"/>
+          <w:color w:val="960000"/>
+          <w:sz w:val="20"/>
+        </w:rPr>
+        <w:t>10</w:t>
+      </w:r>
+      <w:r>
+        <w:rPr>
+          <w:b w:val="0"/>
+          <w:color w:val="960000"/>
+          <w:sz w:val="20"/>
+        </w:rPr>
+        <w:t xml:space="preserve">, </w:t>
+      </w:r>
+      <w:r>
+        <w:rPr>
+          <w:rFonts w:ascii="Consolas" w:hAnsi="Consolas"/>
+          <w:color w:val="960000"/>
+          <w:sz w:val="20"/>
+        </w:rPr>
+        <w:t>11</w:t>
+      </w:r>
+      <w:r>
+        <w:rPr>
+          <w:b w:val="0"/>
+          <w:color w:val="960000"/>
+          <w:sz w:val="20"/>
+        </w:rPr>
+        <w:t xml:space="preserve">, </w:t>
+      </w:r>
+      <w:r>
+        <w:rPr>
+          <w:rFonts w:ascii="Consolas" w:hAnsi="Consolas"/>
+          <w:color w:val="960000"/>
+          <w:sz w:val="20"/>
+        </w:rPr>
+        <w:t>12</w:t>
+      </w:r>
+      <w:r>
+        <w:rPr>
+          <w:b w:val="0"/>
+          <w:color w:val="960000"/>
+          <w:sz w:val="20"/>
+        </w:rPr>
+        <w:t xml:space="preserve">, </w:t>
+      </w:r>
+      <w:r>
+        <w:rPr>
+          <w:rFonts w:ascii="Consolas" w:hAnsi="Consolas"/>
+          <w:color w:val="960000"/>
+          <w:sz w:val="20"/>
+        </w:rPr>
+        <w:t>13</w:t>
+      </w:r>
+      <w:r>
+        <w:rPr>
+          <w:b w:val="0"/>
+          <w:color w:val="960000"/>
+          <w:sz w:val="20"/>
+        </w:rPr>
+        <w:t xml:space="preserve">, </w:t>
+      </w:r>
+      <w:r>
+        <w:rPr>
+          <w:rFonts w:ascii="Consolas" w:hAnsi="Consolas"/>
+          <w:color w:val="960000"/>
+          <w:sz w:val="20"/>
+        </w:rPr>
+        <w:t>14</w:t>
+      </w:r>
+      <w:r>
+        <w:rPr>
+          <w:b w:val="0"/>
+          <w:color w:val="960000"/>
+          <w:sz w:val="20"/>
+        </w:rPr>
+        <w:t xml:space="preserve">, </w:t>
+      </w:r>
+      <w:r>
+        <w:rPr>
+          <w:rFonts w:ascii="Consolas" w:hAnsi="Consolas"/>
+          <w:color w:val="960000"/>
+          <w:sz w:val="20"/>
+        </w:rPr>
+        <w:t>19</w:t>
+      </w:r>
+      <w:r>
+        <w:rPr>
+          <w:b w:val="0"/>
+          <w:color w:val="960000"/>
+          <w:sz w:val="20"/>
+        </w:rPr>
+        <w:t xml:space="preserve">— sí están descritos en el cuerpo (como *PARCIAL*, *no logrado* o *BLOQUEADO*). </w:t>
+      </w:r>
+      <w:r>
+        <w:rPr>
+          <w:rFonts w:ascii="Consolas" w:hAnsi="Consolas"/>
+          <w:color w:val="960000"/>
+          <w:sz w:val="20"/>
+        </w:rPr>
+        <w:t>12_Cobertura_de_Pruebas_y_Huecos.md</w:t>
+      </w:r>
+      <w:r>
+        <w:rPr>
+          <w:b w:val="0"/>
+          <w:color w:val="960000"/>
+          <w:sz w:val="20"/>
+        </w:rPr>
+        <w:t xml:space="preserve"> mide esa discrepancia y </w:t>
+      </w:r>
+      <w:r>
+        <w:rPr>
+          <w:b/>
+          <w:color w:val="960000"/>
+          <w:sz w:val="20"/>
+        </w:rPr>
+        <w:t>se niega a publicar un total</w:t>
+      </w:r>
+      <w:r>
+        <w:rPr>
+          <w:b w:val="0"/>
+          <w:color w:val="960000"/>
+          <w:sz w:val="20"/>
+        </w:rPr>
+        <w:t xml:space="preserve">; este manual hace lo mismo. </w:t>
+      </w:r>
+      <w:r>
+        <w:rPr>
+          <w:b/>
+          <w:color w:val="960000"/>
+          <w:sz w:val="20"/>
+        </w:rPr>
+        <w:t>No se inventa una reconciliación: la decide quien ejecutó la sesión, no el repositorio.</w:t>
+      </w:r>
+      <w:r>
+        <w:rPr>
+          <w:b w:val="0"/>
+          <w:color w:val="960000"/>
+          <w:sz w:val="20"/>
+        </w:rPr>
+        <w:t xml:space="preserve"> Lo que sí es dato, porque se vio funcionar sobre la tarjeta real: la </w:t>
+      </w:r>
+      <w:r>
+        <w:rPr>
+          <w:b/>
+          <w:color w:val="960000"/>
+          <w:sz w:val="20"/>
+        </w:rPr>
+        <w:t>carga por SWD al primer intento y sin `BOOT0`</w:t>
+      </w:r>
+      <w:r>
+        <w:rPr>
+          <w:b w:val="0"/>
+          <w:color w:val="960000"/>
+          <w:sz w:val="20"/>
+        </w:rPr>
+        <w:t xml:space="preserve">, la </w:t>
+      </w:r>
+      <w:r>
+        <w:rPr>
+          <w:b/>
+          <w:color w:val="960000"/>
+          <w:sz w:val="20"/>
+        </w:rPr>
+        <w:t>radio</w:t>
+      </w:r>
+      <w:r>
+        <w:rPr>
+          <w:b w:val="0"/>
+          <w:color w:val="960000"/>
+          <w:sz w:val="20"/>
+        </w:rPr>
+        <w:t xml:space="preserve"> —caída a ámbar en ~20 s y vuelta en ~3 s—, la </w:t>
+      </w:r>
+      <w:r>
+        <w:rPr>
+          <w:b/>
+          <w:color w:val="960000"/>
+          <w:sz w:val="20"/>
+        </w:rPr>
+        <w:t>talanquera de `J15`</w:t>
+      </w:r>
+      <w:r>
+        <w:rPr>
+          <w:b w:val="0"/>
+          <w:color w:val="960000"/>
+          <w:sz w:val="20"/>
+        </w:rPr>
+        <w:t xml:space="preserve">, la </w:t>
+      </w:r>
+      <w:r>
+        <w:rPr>
+          <w:b/>
+          <w:color w:val="960000"/>
+          <w:sz w:val="20"/>
+        </w:rPr>
+        <w:t>cámara de `J14`</w:t>
+      </w:r>
+      <w:r>
+        <w:rPr>
+          <w:b w:val="0"/>
+          <w:color w:val="960000"/>
+          <w:sz w:val="20"/>
+        </w:rPr>
+        <w:t xml:space="preserve">, la </w:t>
+      </w:r>
+      <w:r>
+        <w:rPr>
+          <w:b/>
+          <w:color w:val="960000"/>
+          <w:sz w:val="20"/>
+        </w:rPr>
+        <w:t>masa común a 0 V</w:t>
+      </w:r>
+      <w:r>
+        <w:rPr>
+          <w:b w:val="0"/>
+          <w:color w:val="960000"/>
+          <w:sz w:val="20"/>
+        </w:rPr>
+        <w:t xml:space="preserve">, y quedó </w:t>
+      </w:r>
+      <w:r>
+        <w:rPr>
+          <w:b/>
+          <w:color w:val="960000"/>
+          <w:sz w:val="20"/>
+        </w:rPr>
+        <w:t>resuelta la identidad de `J17`</w:t>
+      </w:r>
+      <w:r>
+        <w:rPr>
+          <w:b w:val="0"/>
+          <w:color w:val="960000"/>
+          <w:sz w:val="20"/>
+        </w:rPr>
+        <w:t xml:space="preserve"> (es el UART del módulo ESP32, </w:t>
+      </w:r>
+      <w:r>
+        <w:rPr>
+          <w:b/>
+          <w:color w:val="960000"/>
+          <w:sz w:val="20"/>
+        </w:rPr>
+        <w:t>no</w:t>
+      </w:r>
+      <w:r>
+        <w:rPr>
+          <w:b w:val="0"/>
+          <w:color w:val="960000"/>
+          <w:sz w:val="20"/>
+        </w:rPr>
+        <w:t xml:space="preserve"> la pantalla que dice el netlist — ver §8). </w:t>
+      </w:r>
+      <w:r>
+        <w:rPr>
+          <w:b/>
+          <w:color w:val="960000"/>
+          <w:sz w:val="20"/>
+        </w:rPr>
+        <w:t>Lo que esto NO es:</w:t>
+      </w:r>
+      <w:r>
+        <w:rPr>
+          <w:b w:val="0"/>
+          <w:color w:val="960000"/>
+          <w:sz w:val="20"/>
+        </w:rPr>
+        <w:t xml:space="preserve"> un permiso de carga a campo. En campo sigue corriendo la V8.4.</w:t>
+      </w:r>
+    </w:p>
+    <w:p>
+      <w:pPr>
+        <w:spacing w:after="80"/>
+      </w:pPr>
+    </w:p>
+    <w:p>
+      <w:pPr>
+        <w:spacing w:after="160"/>
+        <w:ind w:left="360"/>
+        <w:shd w:val="clear" w:fill="FFF4E5"/>
+      </w:pPr>
+      <w:r>
+        <w:rPr>
+          <w:b w:val="0"/>
+          <w:color w:val="960000"/>
+          <w:sz w:val="20"/>
+        </w:rPr>
+        <w:t xml:space="preserve">🔧 04/09/2026 (N-118) — EL MANDO YA NO ESTÁ SORDO EN EL FIRMWARE, Y </w:t>
+      </w:r>
+      <w:r>
+        <w:rPr>
+          <w:b/>
+          <w:color w:val="960000"/>
+          <w:sz w:val="20"/>
+        </w:rPr>
+        <w:t>EL GESTO PARA PROBARLO CAMBIA</w:t>
+      </w:r>
+      <w:r>
+        <w:rPr>
+          <w:b w:val="0"/>
+          <w:color w:val="960000"/>
+          <w:sz w:val="20"/>
+        </w:rPr>
+        <w:t xml:space="preserve"> </w:t>
+      </w:r>
+      <w:r>
+        <w:rPr>
+          <w:b/>
+          <w:color w:val="960000"/>
+          <w:sz w:val="20"/>
+        </w:rPr>
+        <w:t>Si va a banco con la instrucción vieja —«tocar `J16` p5 contra masa»— no va a pasar absolutamente nada, y va a diagnosticar «mando sordo» sobre un firmware sano.</w:t>
+      </w:r>
+      <w:r>
+        <w:rPr>
+          <w:b w:val="0"/>
+          <w:color w:val="960000"/>
+          <w:sz w:val="20"/>
+        </w:rPr>
+        <w:t xml:space="preserve"> Léase esto entero antes de tocar </w:t>
+      </w:r>
+      <w:r>
+        <w:rPr>
+          <w:rFonts w:ascii="Consolas" w:hAnsi="Consolas"/>
+          <w:color w:val="960000"/>
+          <w:sz w:val="20"/>
+        </w:rPr>
+        <w:t>J16</w:t>
+      </w:r>
+      <w:r>
+        <w:rPr>
+          <w:b w:val="0"/>
+          <w:color w:val="960000"/>
+          <w:sz w:val="20"/>
+        </w:rPr>
+        <w:t xml:space="preserve">. ### El defecto histórico — </w:t>
+      </w:r>
+      <w:r>
+        <w:rPr>
+          <w:b/>
+          <w:color w:val="960000"/>
+          <w:sz w:val="20"/>
+        </w:rPr>
+        <w:t>EN PASADO</w:t>
+      </w:r>
+      <w:r>
+        <w:rPr>
+          <w:b w:val="0"/>
+          <w:color w:val="960000"/>
+          <w:sz w:val="20"/>
+        </w:rPr>
+        <w:t xml:space="preserve">, porque ya está arreglado en el fuente Los cuatro pines de </w:t>
+      </w:r>
+      <w:r>
+        <w:rPr>
+          <w:rFonts w:ascii="Consolas" w:hAnsi="Consolas"/>
+          <w:color w:val="960000"/>
+          <w:sz w:val="20"/>
+        </w:rPr>
+        <w:t>J16</w:t>
+      </w:r>
+      <w:r>
+        <w:rPr>
+          <w:b w:val="0"/>
+          <w:color w:val="960000"/>
+          <w:sz w:val="20"/>
+        </w:rPr>
+        <w:t xml:space="preserve"> llevan </w:t>
+      </w:r>
+      <w:r>
+        <w:rPr>
+          <w:b/>
+          <w:color w:val="960000"/>
+          <w:sz w:val="20"/>
+        </w:rPr>
+        <w:t>10 kΩ a masa</w:t>
+      </w:r>
+      <w:r>
+        <w:rPr>
+          <w:b w:val="0"/>
+          <w:color w:val="960000"/>
+          <w:sz w:val="20"/>
+        </w:rPr>
+        <w:t xml:space="preserve"> (</w:t>
+      </w:r>
+      <w:r>
+        <w:rPr>
+          <w:rFonts w:ascii="Consolas" w:hAnsi="Consolas"/>
+          <w:color w:val="960000"/>
+          <w:sz w:val="20"/>
+        </w:rPr>
+        <w:t>R65</w:t>
+      </w:r>
+      <w:r>
+        <w:rPr>
+          <w:b w:val="0"/>
+          <w:color w:val="960000"/>
+          <w:sz w:val="20"/>
+        </w:rPr>
+        <w:t>–</w:t>
+      </w:r>
+      <w:r>
+        <w:rPr>
+          <w:rFonts w:ascii="Consolas" w:hAnsi="Consolas"/>
+          <w:color w:val="960000"/>
+          <w:sz w:val="20"/>
+        </w:rPr>
+        <w:t>R68</w:t>
+      </w:r>
+      <w:r>
+        <w:rPr>
+          <w:b w:val="0"/>
+          <w:color w:val="960000"/>
+          <w:sz w:val="20"/>
+        </w:rPr>
+        <w:t xml:space="preserve">, medidos </w:t>
+      </w:r>
+      <w:r>
+        <w:rPr>
+          <w:rFonts w:ascii="Consolas" w:hAnsi="Consolas"/>
+          <w:color w:val="960000"/>
+          <w:sz w:val="20"/>
+        </w:rPr>
+        <w:t>9,92</w:t>
+      </w:r>
+      <w:r>
+        <w:rPr>
+          <w:b w:val="0"/>
+          <w:color w:val="960000"/>
+          <w:sz w:val="20"/>
+        </w:rPr>
+        <w:t>–</w:t>
+      </w:r>
+      <w:r>
+        <w:rPr>
+          <w:rFonts w:ascii="Consolas" w:hAnsi="Consolas"/>
+          <w:color w:val="960000"/>
+          <w:sz w:val="20"/>
+        </w:rPr>
+        <w:t>9,94 kΩ</w:t>
+      </w:r>
+      <w:r>
+        <w:rPr>
+          <w:b w:val="0"/>
+          <w:color w:val="960000"/>
+          <w:sz w:val="20"/>
+        </w:rPr>
+        <w:t xml:space="preserve"> en el banco del 03/09) y el conector reparte </w:t>
+      </w:r>
+      <w:r>
+        <w:rPr>
+          <w:b/>
+          <w:color w:val="960000"/>
+          <w:sz w:val="20"/>
+        </w:rPr>
+        <w:t>3,3 V en la posición de al lado de cada uno</w:t>
+      </w:r>
+      <w:r>
+        <w:rPr>
+          <w:b w:val="0"/>
+          <w:color w:val="960000"/>
+          <w:sz w:val="20"/>
+        </w:rPr>
+        <w:t xml:space="preserve"> (p4, p7, p9, p11), con </w:t>
+      </w:r>
+      <w:r>
+        <w:rPr>
+          <w:b/>
+          <w:color w:val="960000"/>
+          <w:sz w:val="20"/>
+        </w:rPr>
+        <w:t>una sola masa en todo el conector</w:t>
+      </w:r>
+      <w:r>
+        <w:rPr>
+          <w:b w:val="0"/>
+          <w:color w:val="960000"/>
+          <w:sz w:val="20"/>
+        </w:rPr>
+        <w:t xml:space="preserve"> (p2). El firmware leía </w:t>
+      </w:r>
+      <w:r>
+        <w:rPr>
+          <w:rFonts w:ascii="Consolas" w:hAnsi="Consolas"/>
+          <w:color w:val="960000"/>
+          <w:sz w:val="20"/>
+        </w:rPr>
+        <w:t>BOTON1</w:t>
+      </w:r>
+      <w:r>
+        <w:rPr>
+          <w:b w:val="0"/>
+          <w:color w:val="960000"/>
+          <w:sz w:val="20"/>
+        </w:rPr>
+        <w:t>/</w:t>
+      </w:r>
+      <w:r>
+        <w:rPr>
+          <w:rFonts w:ascii="Consolas" w:hAnsi="Consolas"/>
+          <w:color w:val="960000"/>
+          <w:sz w:val="20"/>
+        </w:rPr>
+        <w:t>BOTON2</w:t>
+      </w:r>
+      <w:r>
+        <w:rPr>
+          <w:b w:val="0"/>
+          <w:color w:val="960000"/>
+          <w:sz w:val="20"/>
+        </w:rPr>
+        <w:t xml:space="preserve"> en </w:t>
+      </w:r>
+      <w:r>
+        <w:rPr>
+          <w:rFonts w:ascii="Consolas" w:hAnsi="Consolas"/>
+          <w:color w:val="960000"/>
+          <w:sz w:val="20"/>
+        </w:rPr>
+        <w:t>INPUT_PULLUP</w:t>
+      </w:r>
+      <w:r>
+        <w:rPr>
+          <w:b w:val="0"/>
+          <w:color w:val="960000"/>
+          <w:sz w:val="20"/>
+        </w:rPr>
+        <w:t xml:space="preserve"> y activo en BAJO: el pull-up interno (30–50 kΩ) contra esos 10 kΩ dejaba el pin en </w:t>
+      </w:r>
+      <w:r>
+        <w:rPr>
+          <w:b/>
+          <w:color w:val="960000"/>
+          <w:sz w:val="20"/>
+        </w:rPr>
+        <w:t>0,55–0,83 V</w:t>
+      </w:r>
+      <w:r>
+        <w:rPr>
+          <w:b w:val="0"/>
+          <w:color w:val="960000"/>
+          <w:sz w:val="20"/>
+        </w:rPr>
+        <w:t xml:space="preserve"> —el banco midió </w:t>
+      </w:r>
+      <w:r>
+        <w:rPr>
+          <w:b/>
+          <w:color w:val="960000"/>
+          <w:sz w:val="20"/>
+        </w:rPr>
+        <w:t>`0,6 V`</w:t>
+      </w:r>
+      <w:r>
+        <w:rPr>
+          <w:b w:val="0"/>
+          <w:color w:val="960000"/>
+          <w:sz w:val="20"/>
+        </w:rPr>
+        <w:t xml:space="preserve">—, por debajo del </w:t>
+      </w:r>
+      <w:r>
+        <w:rPr>
+          <w:rFonts w:ascii="Consolas" w:hAnsi="Consolas"/>
+          <w:color w:val="960000"/>
+          <w:sz w:val="20"/>
+        </w:rPr>
+        <w:t>VIL</w:t>
+      </w:r>
+      <w:r>
+        <w:rPr>
+          <w:b w:val="0"/>
+          <w:color w:val="960000"/>
+          <w:sz w:val="20"/>
+        </w:rPr>
+        <w:t xml:space="preserve">. Los dos botones estaban </w:t>
+      </w:r>
+      <w:r>
+        <w:rPr>
+          <w:b/>
+          <w:color w:val="960000"/>
+          <w:sz w:val="20"/>
+        </w:rPr>
+        <w:t>clavados en «pulsado»</w:t>
+      </w:r>
+      <w:r>
+        <w:rPr>
+          <w:b w:val="0"/>
+          <w:color w:val="960000"/>
+          <w:sz w:val="20"/>
+        </w:rPr>
+        <w:t xml:space="preserve"> y </w:t>
+      </w:r>
+      <w:r>
+        <w:rPr>
+          <w:b/>
+          <w:color w:val="960000"/>
+          <w:sz w:val="20"/>
+        </w:rPr>
+        <w:t>nunca producían un flanco</w:t>
+      </w:r>
+      <w:r>
+        <w:rPr>
+          <w:b w:val="0"/>
+          <w:color w:val="960000"/>
+          <w:sz w:val="20"/>
+        </w:rPr>
+        <w:t xml:space="preserve">. Ésa era la causa de que el mando </w:t>
+      </w:r>
+      <w:r>
+        <w:rPr>
+          <w:rFonts w:ascii="Consolas" w:hAnsi="Consolas"/>
+          <w:color w:val="960000"/>
+          <w:sz w:val="20"/>
+        </w:rPr>
+        <w:t>A</w:t>
+      </w:r>
+      <w:r>
+        <w:rPr>
+          <w:b w:val="0"/>
+          <w:color w:val="960000"/>
+          <w:sz w:val="20"/>
+        </w:rPr>
+        <w:t>/</w:t>
+      </w:r>
+      <w:r>
+        <w:rPr>
+          <w:rFonts w:ascii="Consolas" w:hAnsi="Consolas"/>
+          <w:color w:val="960000"/>
+          <w:sz w:val="20"/>
+        </w:rPr>
+        <w:t>B</w:t>
+      </w:r>
+      <w:r>
+        <w:rPr>
+          <w:b w:val="0"/>
+          <w:color w:val="960000"/>
+          <w:sz w:val="20"/>
+        </w:rPr>
+        <w:t xml:space="preserve"> no se pudiera pulsar, y </w:t>
+      </w:r>
+      <w:r>
+        <w:rPr>
+          <w:b/>
+          <w:color w:val="960000"/>
+          <w:sz w:val="20"/>
+        </w:rPr>
+        <w:t>no era una regresión de este proyecto</w:t>
+      </w:r>
+      <w:r>
+        <w:rPr>
+          <w:b w:val="0"/>
+          <w:color w:val="960000"/>
+          <w:sz w:val="20"/>
+        </w:rPr>
+        <w:t xml:space="preserve">: el repositorio de origen trae el mismo </w:t>
+      </w:r>
+      <w:r>
+        <w:rPr>
+          <w:rFonts w:ascii="Consolas" w:hAnsi="Consolas"/>
+          <w:color w:val="960000"/>
+          <w:sz w:val="20"/>
+        </w:rPr>
+        <w:t>== LOW</w:t>
+      </w:r>
+      <w:r>
+        <w:rPr>
+          <w:b w:val="0"/>
+          <w:color w:val="960000"/>
+          <w:sz w:val="20"/>
+        </w:rPr>
+        <w:t xml:space="preserve"> con el mismo </w:t>
+      </w:r>
+      <w:r>
+        <w:rPr>
+          <w:rFonts w:ascii="Consolas" w:hAnsi="Consolas"/>
+          <w:color w:val="960000"/>
+          <w:sz w:val="20"/>
+        </w:rPr>
+        <w:t>.kicad_pcb</w:t>
+      </w:r>
+      <w:r>
+        <w:rPr>
+          <w:b w:val="0"/>
+          <w:color w:val="960000"/>
+          <w:sz w:val="20"/>
+        </w:rPr>
+        <w:t xml:space="preserve">. ### El estado de HOY — firmware arreglado, </w:t>
+      </w:r>
+      <w:r>
+        <w:rPr>
+          <w:b/>
+          <w:color w:val="960000"/>
+          <w:sz w:val="20"/>
+        </w:rPr>
+        <w:t>pendiente de ejercer en tarjeta</w:t>
+      </w:r>
+      <w:r>
+        <w:rPr>
+          <w:b w:val="0"/>
+          <w:color w:val="960000"/>
+          <w:sz w:val="20"/>
+        </w:rPr>
+        <w:t xml:space="preserve"> </w:t>
+      </w:r>
+      <w:r>
+        <w:rPr>
+          <w:b/>
+          <w:color w:val="960000"/>
+          <w:sz w:val="20"/>
+        </w:rPr>
+        <w:t>MEDIDO sobre el fuente el 04/09</w:t>
+      </w:r>
+      <w:r>
+        <w:rPr>
+          <w:b w:val="0"/>
+          <w:color w:val="960000"/>
+          <w:sz w:val="20"/>
+        </w:rPr>
+        <w:t xml:space="preserve">, en las </w:t>
+      </w:r>
+      <w:r>
+        <w:rPr>
+          <w:b/>
+          <w:color w:val="960000"/>
+          <w:sz w:val="20"/>
+        </w:rPr>
+        <w:t>dos</w:t>
+      </w:r>
+      <w:r>
+        <w:rPr>
+          <w:b w:val="0"/>
+          <w:color w:val="960000"/>
+          <w:sz w:val="20"/>
+        </w:rPr>
+        <w:t xml:space="preserve"> puntas (</w:t>
+      </w:r>
+      <w:r>
+        <w:rPr>
+          <w:rFonts w:ascii="Consolas" w:hAnsi="Consolas"/>
+          <w:color w:val="960000"/>
+          <w:sz w:val="20"/>
+        </w:rPr>
+        <w:t>Maestro/src/botones.cpp</w:t>
+      </w:r>
+      <w:r>
+        <w:rPr>
+          <w:b w:val="0"/>
+          <w:color w:val="960000"/>
+          <w:sz w:val="20"/>
+        </w:rPr>
+        <w:t xml:space="preserve"> y </w:t>
+      </w:r>
+      <w:r>
+        <w:rPr>
+          <w:rFonts w:ascii="Consolas" w:hAnsi="Consolas"/>
+          <w:color w:val="960000"/>
+          <w:sz w:val="20"/>
+        </w:rPr>
+        <w:t>Esclavo/src/botones.cpp</w:t>
+      </w:r>
+      <w:r>
+        <w:rPr>
+          <w:b w:val="0"/>
+          <w:color w:val="960000"/>
+          <w:sz w:val="20"/>
+        </w:rPr>
+        <w:t>): ``</w:t>
+      </w:r>
+      <w:r>
+        <w:rPr>
+          <w:rFonts w:ascii="Consolas" w:hAnsi="Consolas"/>
+          <w:color w:val="960000"/>
+          <w:sz w:val="20"/>
+        </w:rPr>
+        <w:t xml:space="preserve">text pinMode(BOTON1, INPUT);   pinMode(BOTON2, INPUT);        &lt;- INPUT PELADO, ya no INPUT_PULLUP bool lecturaCruda = (digitalRead(b.pin) == HIGH);        &lt;- ACTIVO EN ALTO, ya no LOW const bool pulsado = (digitalRead(...) == HIGH);         &lt;- la siembra del arranque, igual </w:t>
+      </w:r>
+      <w:r>
+        <w:rPr>
+          <w:rFonts w:ascii="Consolas" w:hAnsi="Consolas"/>
+          <w:color w:val="960000"/>
+          <w:sz w:val="20"/>
+        </w:rPr>
+      </w:r>
+      <w:r>
+        <w:rPr>
+          <w:rFonts w:ascii="Consolas" w:hAnsi="Consolas"/>
+          <w:color w:val="960000"/>
+          <w:sz w:val="20"/>
+        </w:rPr>
+        <w:t xml:space="preserve"> Los **cuatro** pines de </w:t>
+      </w:r>
+      <w:r>
+        <w:rPr>
+          <w:b w:val="0"/>
+          <w:color w:val="960000"/>
+          <w:sz w:val="20"/>
+        </w:rPr>
+        <w:t>J16</w:t>
+      </w:r>
+      <w:r>
+        <w:rPr>
+          <w:rFonts w:ascii="Consolas" w:hAnsi="Consolas"/>
+          <w:color w:val="960000"/>
+          <w:sz w:val="20"/>
+        </w:rPr>
+        <w:t xml:space="preserve"> son ahora eléctricamente idénticos y se leen igual: </w:t>
+      </w:r>
+      <w:r>
+        <w:rPr>
+          <w:b w:val="0"/>
+          <w:color w:val="960000"/>
+          <w:sz w:val="20"/>
+        </w:rPr>
+        <w:t>INPUT</w:t>
+      </w:r>
+      <w:r>
+        <w:rPr>
+          <w:rFonts w:ascii="Consolas" w:hAnsi="Consolas"/>
+          <w:color w:val="960000"/>
+          <w:sz w:val="20"/>
+        </w:rPr>
+        <w:t xml:space="preserve"> pelado, reposo fijado por el pull-down de 10 kΩ de la placa, **activo en ALTO**. ### 🔴 LA CONSECUENCIA PRÁCTICA, que es lo que se lleva uno al banco | | gesto | vale hoy | |---|---|---| | ~~Pulso </w:t>
+      </w:r>
+      <w:r>
+        <w:rPr>
+          <w:b w:val="0"/>
+          <w:color w:val="960000"/>
+          <w:sz w:val="20"/>
+        </w:rPr>
+        <w:t>A</w:t>
+      </w:r>
+      <w:r>
+        <w:rPr>
+          <w:rFonts w:ascii="Consolas" w:hAnsi="Consolas"/>
+          <w:color w:val="960000"/>
+          <w:sz w:val="20"/>
+        </w:rPr>
+        <w:t xml:space="preserve">~~ | ~~tocar </w:t>
+      </w:r>
+      <w:r>
+        <w:rPr>
+          <w:b w:val="0"/>
+          <w:color w:val="960000"/>
+          <w:sz w:val="20"/>
+        </w:rPr>
+        <w:t>J16</w:t>
+      </w:r>
+      <w:r>
+        <w:rPr>
+          <w:rFonts w:ascii="Consolas" w:hAnsi="Consolas"/>
+          <w:color w:val="960000"/>
+          <w:sz w:val="20"/>
+        </w:rPr>
+        <w:t xml:space="preserve"> **p5** contra **masa** (p2)~~ | 🛑 **NO. Un cable a masa no produce absolutamente nada** | | ~~Pulso </w:t>
+      </w:r>
+      <w:r>
+        <w:rPr>
+          <w:b w:val="0"/>
+          <w:color w:val="960000"/>
+          <w:sz w:val="20"/>
+        </w:rPr>
+        <w:t>B</w:t>
+      </w:r>
+      <w:r>
+        <w:rPr>
+          <w:rFonts w:ascii="Consolas" w:hAnsi="Consolas"/>
+          <w:color w:val="960000"/>
+          <w:sz w:val="20"/>
+        </w:rPr>
+        <w:t xml:space="preserve">~~ | ~~tocar </w:t>
+      </w:r>
+      <w:r>
+        <w:rPr>
+          <w:b w:val="0"/>
+          <w:color w:val="960000"/>
+          <w:sz w:val="20"/>
+        </w:rPr>
+        <w:t>J16</w:t>
+      </w:r>
+      <w:r>
+        <w:rPr>
+          <w:rFonts w:ascii="Consolas" w:hAnsi="Consolas"/>
+          <w:color w:val="960000"/>
+          <w:sz w:val="20"/>
+        </w:rPr>
+        <w:t xml:space="preserve"> **p8** contra **masa** (p2)~~ | 🛑 **NO** | | **Pulso </w:t>
+      </w:r>
+      <w:r>
+        <w:rPr>
+          <w:b w:val="0"/>
+          <w:color w:val="960000"/>
+          <w:sz w:val="20"/>
+        </w:rPr>
+        <w:t>A</w:t>
+      </w:r>
+      <w:r>
+        <w:rPr>
+          <w:rFonts w:ascii="Consolas" w:hAnsi="Consolas"/>
+          <w:color w:val="960000"/>
+          <w:sz w:val="20"/>
+        </w:rPr>
+        <w:t>** | tocar un instante **</w:t>
+      </w:r>
+      <w:r>
+        <w:rPr>
+          <w:b w:val="0"/>
+          <w:color w:val="960000"/>
+          <w:sz w:val="20"/>
+        </w:rPr>
+        <w:t>J16</w:t>
+      </w:r>
+      <w:r>
+        <w:rPr>
+          <w:rFonts w:ascii="Consolas" w:hAnsi="Consolas"/>
+          <w:color w:val="960000"/>
+          <w:sz w:val="20"/>
+        </w:rPr>
+        <w:t xml:space="preserve"> p5 contra p4** (los 3,3 V de al lado) | ✅ **Sí** | | **Pulso </w:t>
+      </w:r>
+      <w:r>
+        <w:rPr>
+          <w:b w:val="0"/>
+          <w:color w:val="960000"/>
+          <w:sz w:val="20"/>
+        </w:rPr>
+        <w:t>B</w:t>
+      </w:r>
+      <w:r>
+        <w:rPr>
+          <w:rFonts w:ascii="Consolas" w:hAnsi="Consolas"/>
+          <w:color w:val="960000"/>
+          <w:sz w:val="20"/>
+        </w:rPr>
+        <w:t>** | tocar un instante **</w:t>
+      </w:r>
+      <w:r>
+        <w:rPr>
+          <w:b w:val="0"/>
+          <w:color w:val="960000"/>
+          <w:sz w:val="20"/>
+        </w:rPr>
+        <w:t>J16</w:t>
+      </w:r>
+      <w:r>
+        <w:rPr>
+          <w:rFonts w:ascii="Consolas" w:hAnsi="Consolas"/>
+          <w:color w:val="960000"/>
+          <w:sz w:val="20"/>
+        </w:rPr>
+        <w:t xml:space="preserve"> p8 contra p7** (los 3,3 V de al lado) | ✅ **Sí** | **El contacto se cierra contra los 3,3 V del pin de al lado, no contra masa.** Es el mismo gesto que ya usaban las cámaras </w:t>
+      </w:r>
+      <w:r>
+        <w:rPr>
+          <w:b w:val="0"/>
+          <w:color w:val="960000"/>
+          <w:sz w:val="20"/>
+        </w:rPr>
+        <w:t>C</w:t>
+      </w:r>
+      <w:r>
+        <w:rPr>
+          <w:rFonts w:ascii="Consolas" w:hAnsi="Consolas"/>
+          <w:color w:val="960000"/>
+          <w:sz w:val="20"/>
+        </w:rPr>
+        <w:t xml:space="preserve"> y </w:t>
+      </w:r>
+      <w:r>
+        <w:rPr>
+          <w:b w:val="0"/>
+          <w:color w:val="960000"/>
+          <w:sz w:val="20"/>
+        </w:rPr>
+        <w:t>D</w:t>
+      </w:r>
+      <w:r>
+        <w:rPr>
+          <w:rFonts w:ascii="Consolas" w:hAnsi="Consolas"/>
+          <w:color w:val="960000"/>
+          <w:sz w:val="20"/>
+        </w:rPr>
+        <w:t xml:space="preserve">, y por la misma razón: sólo hay una masa en el conector, así que un contacto por botón contra masa nunca pudo ser el diseño. ### 👁️ Y para saber si el equipo OYÓ el pulso no hace falta ningún instrumento **MEDIDO en </w:t>
+      </w:r>
+      <w:r>
+        <w:rPr>
+          <w:b w:val="0"/>
+          <w:color w:val="960000"/>
+          <w:sz w:val="20"/>
+        </w:rPr>
+        <w:t>01_Firmware/Maestro/src/mando.cpp:45-47</w:t>
+      </w:r>
+      <w:r>
+        <w:rPr>
+          <w:rFonts w:ascii="Consolas" w:hAnsi="Consolas"/>
+          <w:color w:val="960000"/>
+          <w:sz w:val="20"/>
+        </w:rPr>
+        <w:t>** (</w:t>
+      </w:r>
+      <w:r>
+        <w:rPr>
+          <w:b w:val="0"/>
+          <w:color w:val="960000"/>
+          <w:sz w:val="20"/>
+        </w:rPr>
+        <w:t>DESTELLOS_AUTOMATICO = 2</w:t>
+      </w:r>
+      <w:r>
+        <w:rPr>
+          <w:rFonts w:ascii="Consolas" w:hAnsi="Consolas"/>
+          <w:color w:val="960000"/>
+          <w:sz w:val="20"/>
+        </w:rPr>
+        <w:t xml:space="preserve">, </w:t>
+      </w:r>
+      <w:r>
+        <w:rPr>
+          <w:b w:val="0"/>
+          <w:color w:val="960000"/>
+          <w:sz w:val="20"/>
+        </w:rPr>
+        <w:t>DESTELLOS_AMBAR = 3</w:t>
+      </w:r>
+      <w:r>
+        <w:rPr>
+          <w:rFonts w:ascii="Consolas" w:hAnsi="Consolas"/>
+          <w:color w:val="960000"/>
+          <w:sz w:val="20"/>
+        </w:rPr>
+        <w:t xml:space="preserve">, </w:t>
+      </w:r>
+      <w:r>
+        <w:rPr>
+          <w:b w:val="0"/>
+          <w:color w:val="960000"/>
+          <w:sz w:val="20"/>
+        </w:rPr>
+        <w:t>DESTELLOS_DEGRADADO = 4</w:t>
+      </w:r>
+      <w:r>
+        <w:rPr>
+          <w:rFonts w:ascii="Consolas" w:hAnsi="Consolas"/>
+          <w:color w:val="960000"/>
+          <w:sz w:val="20"/>
+        </w:rPr>
+        <w:t xml:space="preserve">): </w:t>
+      </w:r>
+      <w:r>
+        <w:rPr>
+          <w:rFonts w:ascii="Consolas" w:hAnsi="Consolas"/>
+          <w:color w:val="960000"/>
+          <w:sz w:val="20"/>
+        </w:rPr>
+      </w:r>
+      <w:r>
+        <w:rPr>
+          <w:rFonts w:ascii="Consolas" w:hAnsi="Consolas"/>
+          <w:color w:val="960000"/>
+          <w:sz w:val="20"/>
+        </w:rPr>
+        <w:t xml:space="preserve">text A . A . A       (&lt;= 12 s)   -&gt;  2 destellos ROJOS   Automatico B . B . B       (&lt;= 12 s)   -&gt;  3 destellos ROJOS   Ambar intermitente A . B . A . B   (&lt;= 18 s)   -&gt;  4 destellos ROJOS   Modo Degradado rechazado                   -&gt;  ambar rapido de 2 s </w:t>
+      </w:r>
+      <w:r>
+        <w:rPr>
+          <w:rFonts w:ascii="Consolas" w:hAnsi="Consolas"/>
+          <w:color w:val="960000"/>
+          <w:sz w:val="20"/>
+        </w:rPr>
+      </w:r>
+      <w:r>
+        <w:rPr>
+          <w:rFonts w:ascii="Consolas" w:hAnsi="Consolas"/>
+          <w:color w:val="960000"/>
+          <w:sz w:val="20"/>
+        </w:rPr>
+        <w:t xml:space="preserve"> **El firmware confirma con las propias luces, y se ven DESDE EL SUELO: sin app, sin cable y sin segunda tarjeta.** Está diseñado así a propósito —quien acciona el mando está a 5 m y sin pantalla—, y los destellos son **siempre rojos** porque el rojo nunca significa *pase*: si el operario cuenta mal, el peor caso sigue siendo seguro. Un rechazo **no habla el idioma de un éxito**: es un ámbar rápido de 2 s. 🛑 **La trampa, y hay que leerla antes del primer pulso: pruebe DESDE OTRO MODO.** Si el equipo **ya está** en el modo que la secuencia pide, </w:t>
+      </w:r>
+      <w:r>
+        <w:rPr>
+          <w:b w:val="0"/>
+          <w:color w:val="960000"/>
+          <w:sz w:val="20"/>
+        </w:rPr>
+        <w:t>MODO:</w:t>
+      </w:r>
+      <w:r>
+        <w:rPr>
+          <w:rFonts w:ascii="Consolas" w:hAnsi="Consolas"/>
+          <w:color w:val="960000"/>
+          <w:sz w:val="20"/>
+        </w:rPr>
+        <w:t xml:space="preserve"> **no cambia** —</w:t>
+      </w:r>
+      <w:r>
+        <w:rPr>
+          <w:b w:val="0"/>
+          <w:color w:val="960000"/>
+          <w:sz w:val="20"/>
+        </w:rPr>
+        <w:t>mando.cpp</w:t>
+      </w:r>
+      <w:r>
+        <w:rPr>
+          <w:rFonts w:ascii="Consolas" w:hAnsi="Consolas"/>
+          <w:color w:val="960000"/>
+          <w:sz w:val="20"/>
+        </w:rPr>
+        <w:t xml:space="preserve"> entra por la rama </w:t>
+      </w:r>
+      <w:r>
+        <w:rPr>
+          <w:b w:val="0"/>
+          <w:color w:val="960000"/>
+          <w:sz w:val="20"/>
+        </w:rPr>
+        <w:t>if (modoActual_get() == MODO_AUTOMATICO) modoAutomatico_setup();</w:t>
+      </w:r>
+      <w:r>
+        <w:rPr>
+          <w:rFonts w:ascii="Consolas" w:hAnsi="Consolas"/>
+          <w:color w:val="960000"/>
+          <w:sz w:val="20"/>
+        </w:rPr>
+        <w:t xml:space="preserve">— y la prueba **no distingue nada**. Un </w:t>
+      </w:r>
+      <w:r>
+        <w:rPr>
+          <w:b w:val="0"/>
+          <w:color w:val="960000"/>
+          <w:sz w:val="20"/>
+        </w:rPr>
+        <w:t>A·A·A</w:t>
+      </w:r>
+      <w:r>
+        <w:rPr>
+          <w:rFonts w:ascii="Consolas" w:hAnsi="Consolas"/>
+          <w:color w:val="960000"/>
+          <w:sz w:val="20"/>
+        </w:rPr>
+        <w:t xml:space="preserve"> que funcionó perfectamente sobre un equipo ya en Automático no mueve ni un campo. **Los destellos, en cambio, se ven siempre.** 🔵 **Por eso el USB-TTL de </w:t>
+      </w:r>
+      <w:r>
+        <w:rPr>
+          <w:b w:val="0"/>
+          <w:color w:val="960000"/>
+          <w:sz w:val="20"/>
+        </w:rPr>
+        <w:t>J17</w:t>
+      </w:r>
+      <w:r>
+        <w:rPr>
+          <w:rFonts w:ascii="Consolas" w:hAnsi="Consolas"/>
+          <w:color w:val="960000"/>
+          <w:sz w:val="20"/>
+        </w:rPr>
+        <w:t xml:space="preserve"> baja de rango PARA EL MANDO.** Sigue siendo el recurso legítimo cuando la app no conecta —lo fue en la sesión 1 de banco— pero **no es la forma de verificar el mando**: la respuesta son los destellos. Anotar *«no cambió el </w:t>
+      </w:r>
+      <w:r>
+        <w:rPr>
+          <w:b w:val="0"/>
+          <w:color w:val="960000"/>
+          <w:sz w:val="20"/>
+        </w:rPr>
+        <w:t>MODO:</w:t>
+      </w:r>
+      <w:r>
+        <w:rPr>
+          <w:rFonts w:ascii="Consolas" w:hAnsi="Consolas"/>
+          <w:color w:val="960000"/>
+          <w:sz w:val="20"/>
+        </w:rPr>
+        <w:t xml:space="preserve">»* mirando sólo el terminal es exactamente cómo un mando sano se apunta como sordo. ### 🛑 Y lo que sigue SIN MEDIRSE, que hay que decir en voz alta **Nadie ha medido la tensión de </w:t>
+      </w:r>
+      <w:r>
+        <w:rPr>
+          <w:b w:val="0"/>
+          <w:color w:val="960000"/>
+          <w:sz w:val="20"/>
+        </w:rPr>
+        <w:t>J16</w:t>
+      </w:r>
+      <w:r>
+        <w:rPr>
+          <w:rFonts w:ascii="Consolas" w:hAnsi="Consolas"/>
+          <w:color w:val="960000"/>
+          <w:sz w:val="20"/>
+        </w:rPr>
+        <w:t xml:space="preserve"> p5/p8 con el puente a 3,3 V puesto y ESTE firmware cargado.** El paso 29 del banco del 3–4/09 nunca llegó a tomar ese dato —se abortó por el sobrecalentamiento—, y **no se puede tomar sobre la tarjeta Maestro mientras siga con el corto de N-116**. Por tanto: - El firmware está **arreglado y razonado**, no *verificado en tarjeta*. - Las pruebas del mando siguen **sin ejecutar**. Lo que cambió es **el motivo**: ya no es *«el firmware no puede leer un flanco»* —eso está corregido—, sino *«no hay tarjeta sana con la que ejercerlo»*. - **No se vuelve a puentear </w:t>
+      </w:r>
+      <w:r>
+        <w:rPr>
+          <w:b w:val="0"/>
+          <w:color w:val="960000"/>
+          <w:sz w:val="20"/>
+        </w:rPr>
+        <w:t>J16` p5/p8 contra masa</w:t>
+      </w:r>
+      <w:r>
+        <w:rPr>
+          <w:b/>
+          <w:color w:val="960000"/>
+          <w:sz w:val="20"/>
+        </w:rPr>
+        <w:t xml:space="preserve"> — ni con la instrucción vieja ni «a ver qué pasa»: es el gesto que precedió al calentamiento del paso 29, y además ahora </w:t>
+      </w:r>
+      <w:r>
+        <w:rPr>
+          <w:b w:val="0"/>
+          <w:color w:val="960000"/>
+          <w:sz w:val="20"/>
+        </w:rPr>
+        <w:t>no mide nada</w:t>
+      </w:r>
+      <w:r>
+        <w:rPr>
+          <w:b/>
+          <w:color w:val="960000"/>
+          <w:sz w:val="20"/>
+        </w:rPr>
+        <w:t xml:space="preserve">. </w:t>
+      </w:r>
+      <w:r>
+        <w:rPr>
+          <w:b w:val="0"/>
+          <w:color w:val="960000"/>
+          <w:sz w:val="20"/>
+        </w:rPr>
+        <w:t>Un manual corregido no es un permiso de carga, y un firmware arreglado no es un firmware probado.**</w:t>
+      </w:r>
+    </w:p>
+    <w:p>
+      <w:pPr>
+        <w:spacing w:after="80"/>
+      </w:pPr>
+    </w:p>
+    <w:p>
+      <w:pPr>
+        <w:spacing w:after="160"/>
+        <w:ind w:left="360"/>
+        <w:shd w:val="clear" w:fill="FFF4E5"/>
+      </w:pPr>
+      <w:r>
+        <w:rPr>
+          <w:b w:val="0"/>
+          <w:color w:val="960000"/>
+          <w:sz w:val="20"/>
+        </w:rPr>
         <w:t xml:space="preserve">🟢 CAMBIOS DEL 31/08/2026 — LÉASE ANTES DE MONTAR NADA Cuatro cosas que este manual daba de otra manera. Todo lo de abajo es </w:t>
       </w:r>
       <w:r>
@@ -1588,22 +3778,70 @@
           <w:color w:val="960000"/>
           <w:sz w:val="20"/>
         </w:rPr>
-        <w:t xml:space="preserve">text J16 p5    PB9    BOTON1 / mando A    INPUT_PULLUP,  activo en BAJO   &lt;- SE QUEDA J16 p8    PB13   BOTON2 / mando B    INPUT_PULLUP,  activo en BAJO   &lt;- SE QUEDA J16 p10   PB14   CAM_C_PIN           INPUT pelado,  activo en ALTO   &lt;- ERA "Aceptar" J16 p12   PB15   CAM_D_PIN           INPUT pelado,  activo en ALTO   &lt;- ERA "Cancelar" </w:t>
-      </w:r>
-      <w:r>
-        <w:rPr>
-          <w:rFonts w:ascii="Consolas" w:hAnsi="Consolas"/>
-          <w:color w:val="960000"/>
-          <w:sz w:val="20"/>
-        </w:rPr>
-      </w:r>
-      <w:r>
-        <w:rPr>
-          <w:rFonts w:ascii="Consolas" w:hAnsi="Consolas"/>
-          <w:color w:val="960000"/>
-          <w:sz w:val="20"/>
-        </w:rPr>
-        <w:t xml:space="preserve"> **Se conservan los DOS canales del mando a propósito**, no por comodidad: </w:t>
+        <w:t xml:space="preserve">text J16 p5    PB9    BOTON1 / mando A    INPUT pelado,  activo en ALTO   &lt;- SE QUEDA J16 p8    PB13   BOTON2 / mando B    INPUT pelado,  activo en ALTO   &lt;- SE QUEDA J16 p10   PB14   CAM_C_PIN           INPUT pelado,  activo en ALTO   &lt;- ERA "Aceptar" J16 p12   PB15   CAM_D_PIN           INPUT pelado,  activo en ALTO   &lt;- ERA "Cancelar" </w:t>
+      </w:r>
+      <w:r>
+        <w:rPr>
+          <w:rFonts w:ascii="Consolas" w:hAnsi="Consolas"/>
+          <w:color w:val="960000"/>
+          <w:sz w:val="20"/>
+        </w:rPr>
+      </w:r>
+      <w:r>
+        <w:rPr>
+          <w:rFonts w:ascii="Consolas" w:hAnsi="Consolas"/>
+          <w:color w:val="960000"/>
+          <w:sz w:val="20"/>
+        </w:rPr>
+        <w:t xml:space="preserve"> &gt; 🔧 **04/09 — las dos primeras filas se han corregido, y el motivo NO es cosmético.** Decían &gt; ~~</w:t>
+      </w:r>
+      <w:r>
+        <w:rPr>
+          <w:b w:val="0"/>
+          <w:color w:val="960000"/>
+          <w:sz w:val="20"/>
+        </w:rPr>
+        <w:t>INPUT_PULLUP, activo en BAJO</w:t>
+      </w:r>
+      <w:r>
+        <w:rPr>
+          <w:rFonts w:ascii="Consolas" w:hAnsi="Consolas"/>
+          <w:color w:val="960000"/>
+          <w:sz w:val="20"/>
+        </w:rPr>
+        <w:t xml:space="preserve">~~, que es lo que el firmware hacía **hasta el 04/09** y lo que &gt; dejaba los dos pines clavados en </w:t>
+      </w:r>
+      <w:r>
+        <w:rPr>
+          <w:b w:val="0"/>
+          <w:color w:val="960000"/>
+          <w:sz w:val="20"/>
+        </w:rPr>
+        <w:t>0,6 V</w:t>
+      </w:r>
+      <w:r>
+        <w:rPr>
+          <w:rFonts w:ascii="Consolas" w:hAnsi="Consolas"/>
+          <w:color w:val="960000"/>
+          <w:sz w:val="20"/>
+        </w:rPr>
+        <w:t xml:space="preserve"> sin poder dar un flanco. **N-118 los pasó a </w:t>
+      </w:r>
+      <w:r>
+        <w:rPr>
+          <w:b w:val="0"/>
+          <w:color w:val="960000"/>
+          <w:sz w:val="20"/>
+        </w:rPr>
+        <w:t>INPUT</w:t>
+      </w:r>
+      <w:r>
+        <w:rPr>
+          <w:rFonts w:ascii="Consolas" w:hAnsi="Consolas"/>
+          <w:color w:val="960000"/>
+          <w:sz w:val="20"/>
+        </w:rPr>
+        <w:t xml:space="preserve"> &gt; pelado y activo en ALTO en las dos puntas**, igual que las cámaras. Consecuencia para quien vaya &gt; a banco: **el pulso se da contra los 3,3 V del pin de al lado —p5 contra p4, p8 contra p7—, NO &gt; contra masa.** Ver el bloque del 04/09 arriba. **Se conservan los DOS canales del mando a propósito**, no por comodidad: </w:t>
       </w:r>
       <w:r>
         <w:rPr>
@@ -6809,7 +9047,7 @@
           <w:color w:val="003366"/>
           <w:sz w:val="23"/>
         </w:rPr>
-        <w:t>CAMBIADOS EL 31/08</w:t>
+        <w:t>repartidos el 31/08, polaridad corregida el 04/09 (N-118)</w:t>
       </w:r>
     </w:p>
     <w:tbl>
@@ -6819,16 +9057,17 @@
         <w:tblLook w:firstColumn="1" w:firstRow="1" w:lastColumn="0" w:lastRow="0" w:noHBand="0" w:noVBand="1" w:val="04A0"/>
       </w:tblPr>
       <w:tblGrid>
-        <w:gridCol w:w="1872"/>
-        <w:gridCol w:w="1872"/>
-        <w:gridCol w:w="1872"/>
-        <w:gridCol w:w="1872"/>
-        <w:gridCol w:w="1872"/>
+        <w:gridCol w:w="1560"/>
+        <w:gridCol w:w="1560"/>
+        <w:gridCol w:w="1560"/>
+        <w:gridCol w:w="1560"/>
+        <w:gridCol w:w="1560"/>
+        <w:gridCol w:w="1560"/>
       </w:tblGrid>
       <w:tr>
         <w:tc>
           <w:tcPr>
-            <w:tcW w:type="dxa" w:w="1872"/>
+            <w:tcW w:type="dxa" w:w="1560"/>
             <w:shd w:val="clear" w:fill="DCE6F1"/>
           </w:tcPr>
           <w:p>
@@ -6844,7 +9083,7 @@
         </w:tc>
         <w:tc>
           <w:tcPr>
-            <w:tcW w:type="dxa" w:w="1872"/>
+            <w:tcW w:type="dxa" w:w="1560"/>
             <w:shd w:val="clear" w:fill="DCE6F1"/>
           </w:tcPr>
           <w:p>
@@ -6860,7 +9099,7 @@
         </w:tc>
         <w:tc>
           <w:tcPr>
-            <w:tcW w:type="dxa" w:w="1872"/>
+            <w:tcW w:type="dxa" w:w="1560"/>
             <w:shd w:val="clear" w:fill="DCE6F1"/>
           </w:tcPr>
           <w:p>
@@ -6876,7 +9115,7 @@
         </w:tc>
         <w:tc>
           <w:tcPr>
-            <w:tcW w:type="dxa" w:w="1872"/>
+            <w:tcW w:type="dxa" w:w="1560"/>
             <w:shd w:val="clear" w:fill="DCE6F1"/>
           </w:tcPr>
           <w:p>
@@ -6886,13 +9125,13 @@
                 <w:b/>
                 <w:sz w:val="19"/>
               </w:rPr>
-              <w:t>31/08 — vigente</w:t>
+              <w:t>Función vigente</w:t>
             </w:r>
           </w:p>
         </w:tc>
         <w:tc>
           <w:tcPr>
-            <w:tcW w:type="dxa" w:w="1872"/>
+            <w:tcW w:type="dxa" w:w="1560"/>
             <w:shd w:val="clear" w:fill="DCE6F1"/>
           </w:tcPr>
           <w:p>
@@ -6902,7 +9141,30 @@
                 <w:b/>
                 <w:sz w:val="19"/>
               </w:rPr>
-              <w:t>Modo del pin</w:t>
+              <w:t xml:space="preserve">Modo del pin — </w:t>
+            </w:r>
+            <w:r>
+              <w:rPr>
+                <w:b/>
+                <w:sz w:val="19"/>
+              </w:rPr>
+              <w:t>04/09</w:t>
+            </w:r>
+          </w:p>
+        </w:tc>
+        <w:tc>
+          <w:tcPr>
+            <w:tcW w:type="dxa" w:w="1560"/>
+            <w:shd w:val="clear" w:fill="DCE6F1"/>
+          </w:tcPr>
+          <w:p>
+            <w:r/>
+            <w:r>
+              <w:rPr>
+                <w:b/>
+                <w:sz w:val="19"/>
+              </w:rPr>
+              <w:t>Se acciona</w:t>
             </w:r>
           </w:p>
         </w:tc>
@@ -6910,7 +9172,7 @@
       <w:tr>
         <w:tc>
           <w:tcPr>
-            <w:tcW w:type="dxa" w:w="1872"/>
+            <w:tcW w:type="dxa" w:w="1560"/>
           </w:tcPr>
           <w:p>
             <w:r/>
@@ -6925,7 +9187,7 @@
         </w:tc>
         <w:tc>
           <w:tcPr>
-            <w:tcW w:type="dxa" w:w="1872"/>
+            <w:tcW w:type="dxa" w:w="1560"/>
           </w:tcPr>
           <w:p>
             <w:r/>
@@ -6940,7 +9202,7 @@
         </w:tc>
         <w:tc>
           <w:tcPr>
-            <w:tcW w:type="dxa" w:w="1872"/>
+            <w:tcW w:type="dxa" w:w="1560"/>
           </w:tcPr>
           <w:p>
             <w:r/>
@@ -6962,7 +9224,7 @@
         </w:tc>
         <w:tc>
           <w:tcPr>
-            <w:tcW w:type="dxa" w:w="1872"/>
+            <w:tcW w:type="dxa" w:w="1560"/>
           </w:tcPr>
           <w:p>
             <w:r/>
@@ -6978,18 +9240,25 @@
                 <w:b/>
                 <w:sz w:val="19"/>
               </w:rPr>
-              <w:t>1 — Arriba / mando `A`</w:t>
+              <w:t>mando `A`</w:t>
             </w:r>
           </w:p>
         </w:tc>
         <w:tc>
           <w:tcPr>
-            <w:tcW w:type="dxa" w:w="1872"/>
+            <w:tcW w:type="dxa" w:w="1560"/>
           </w:tcPr>
           <w:p>
             <w:r/>
             <w:r>
               <w:rPr>
+                <w:b w:val="0"/>
+                <w:sz w:val="19"/>
+              </w:rPr>
+              <w:t>~~</w:t>
+            </w:r>
+            <w:r>
+              <w:rPr>
                 <w:rFonts w:ascii="Consolas" w:hAnsi="Consolas"/>
                 <w:sz w:val="19"/>
               </w:rPr>
@@ -7000,14 +9269,36 @@
                 <w:b w:val="0"/>
                 <w:sz w:val="19"/>
               </w:rPr>
-              <w:t xml:space="preserve">, activo en </w:t>
+              <w:t xml:space="preserve">, activo en BAJO~~ → </w:t>
             </w:r>
             <w:r>
               <w:rPr>
                 <w:b/>
                 <w:sz w:val="19"/>
               </w:rPr>
-              <w:t>BAJO</w:t>
+              <w:t>`INPUT` pelado, activo en ALTO</w:t>
+            </w:r>
+          </w:p>
+        </w:tc>
+        <w:tc>
+          <w:tcPr>
+            <w:tcW w:type="dxa" w:w="1560"/>
+          </w:tcPr>
+          <w:p>
+            <w:r/>
+            <w:r>
+              <w:rPr>
+                <w:b/>
+                <w:sz w:val="19"/>
+              </w:rPr>
+              <w:t>p5 contra p4</w:t>
+            </w:r>
+            <w:r>
+              <w:rPr>
+                <w:b w:val="0"/>
+                <w:sz w:val="19"/>
+              </w:rPr>
+              <w:t xml:space="preserve"> (3,3 V)</w:t>
             </w:r>
           </w:p>
         </w:tc>
@@ -7015,7 +9306,7 @@
       <w:tr>
         <w:tc>
           <w:tcPr>
-            <w:tcW w:type="dxa" w:w="1872"/>
+            <w:tcW w:type="dxa" w:w="1560"/>
           </w:tcPr>
           <w:p>
             <w:r/>
@@ -7030,7 +9321,7 @@
         </w:tc>
         <w:tc>
           <w:tcPr>
-            <w:tcW w:type="dxa" w:w="1872"/>
+            <w:tcW w:type="dxa" w:w="1560"/>
           </w:tcPr>
           <w:p>
             <w:r/>
@@ -7045,7 +9336,7 @@
         </w:tc>
         <w:tc>
           <w:tcPr>
-            <w:tcW w:type="dxa" w:w="1872"/>
+            <w:tcW w:type="dxa" w:w="1560"/>
           </w:tcPr>
           <w:p>
             <w:r/>
@@ -7067,7 +9358,7 @@
         </w:tc>
         <w:tc>
           <w:tcPr>
-            <w:tcW w:type="dxa" w:w="1872"/>
+            <w:tcW w:type="dxa" w:w="1560"/>
           </w:tcPr>
           <w:p>
             <w:r/>
@@ -7083,18 +9374,25 @@
                 <w:b/>
                 <w:sz w:val="19"/>
               </w:rPr>
-              <w:t>2 — Abajo / mando `B`</w:t>
+              <w:t>mando `B`</w:t>
             </w:r>
           </w:p>
         </w:tc>
         <w:tc>
           <w:tcPr>
-            <w:tcW w:type="dxa" w:w="1872"/>
+            <w:tcW w:type="dxa" w:w="1560"/>
           </w:tcPr>
           <w:p>
             <w:r/>
             <w:r>
               <w:rPr>
+                <w:b w:val="0"/>
+                <w:sz w:val="19"/>
+              </w:rPr>
+              <w:t>~~</w:t>
+            </w:r>
+            <w:r>
+              <w:rPr>
                 <w:rFonts w:ascii="Consolas" w:hAnsi="Consolas"/>
                 <w:sz w:val="19"/>
               </w:rPr>
@@ -7105,14 +9403,36 @@
                 <w:b w:val="0"/>
                 <w:sz w:val="19"/>
               </w:rPr>
-              <w:t xml:space="preserve">, activo en </w:t>
+              <w:t xml:space="preserve">, activo en BAJO~~ → </w:t>
             </w:r>
             <w:r>
               <w:rPr>
                 <w:b/>
                 <w:sz w:val="19"/>
               </w:rPr>
-              <w:t>BAJO</w:t>
+              <w:t>`INPUT` pelado, activo en ALTO</w:t>
+            </w:r>
+          </w:p>
+        </w:tc>
+        <w:tc>
+          <w:tcPr>
+            <w:tcW w:type="dxa" w:w="1560"/>
+          </w:tcPr>
+          <w:p>
+            <w:r/>
+            <w:r>
+              <w:rPr>
+                <w:b/>
+                <w:sz w:val="19"/>
+              </w:rPr>
+              <w:t>p8 contra p7</w:t>
+            </w:r>
+            <w:r>
+              <w:rPr>
+                <w:b w:val="0"/>
+                <w:sz w:val="19"/>
+              </w:rPr>
+              <w:t xml:space="preserve"> (3,3 V)</w:t>
             </w:r>
           </w:p>
         </w:tc>
@@ -7120,7 +9440,7 @@
       <w:tr>
         <w:tc>
           <w:tcPr>
-            <w:tcW w:type="dxa" w:w="1872"/>
+            <w:tcW w:type="dxa" w:w="1560"/>
           </w:tcPr>
           <w:p>
             <w:r/>
@@ -7135,7 +9455,7 @@
         </w:tc>
         <w:tc>
           <w:tcPr>
-            <w:tcW w:type="dxa" w:w="1872"/>
+            <w:tcW w:type="dxa" w:w="1560"/>
           </w:tcPr>
           <w:p>
             <w:r/>
@@ -7150,7 +9470,7 @@
         </w:tc>
         <w:tc>
           <w:tcPr>
-            <w:tcW w:type="dxa" w:w="1872"/>
+            <w:tcW w:type="dxa" w:w="1560"/>
           </w:tcPr>
           <w:p>
             <w:r/>
@@ -7179,7 +9499,7 @@
         </w:tc>
         <w:tc>
           <w:tcPr>
-            <w:tcW w:type="dxa" w:w="1872"/>
+            <w:tcW w:type="dxa" w:w="1560"/>
           </w:tcPr>
           <w:p>
             <w:r/>
@@ -7201,7 +9521,7 @@
         </w:tc>
         <w:tc>
           <w:tcPr>
-            <w:tcW w:type="dxa" w:w="1872"/>
+            <w:tcW w:type="dxa" w:w="1560"/>
           </w:tcPr>
           <w:p>
             <w:r/>
@@ -7211,6 +9531,21 @@
                 <w:sz w:val="19"/>
               </w:rPr>
               <w:t>`INPUT` pelado, activo en ALTO</w:t>
+            </w:r>
+          </w:p>
+        </w:tc>
+        <w:tc>
+          <w:tcPr>
+            <w:tcW w:type="dxa" w:w="1560"/>
+          </w:tcPr>
+          <w:p>
+            <w:r/>
+            <w:r>
+              <w:rPr>
+                <w:b w:val="0"/>
+                <w:sz w:val="19"/>
+              </w:rPr>
+              <w:t>p10 contra p9 (3,3 V)</w:t>
             </w:r>
           </w:p>
         </w:tc>
@@ -7218,7 +9553,7 @@
       <w:tr>
         <w:tc>
           <w:tcPr>
-            <w:tcW w:type="dxa" w:w="1872"/>
+            <w:tcW w:type="dxa" w:w="1560"/>
           </w:tcPr>
           <w:p>
             <w:r/>
@@ -7233,7 +9568,7 @@
         </w:tc>
         <w:tc>
           <w:tcPr>
-            <w:tcW w:type="dxa" w:w="1872"/>
+            <w:tcW w:type="dxa" w:w="1560"/>
           </w:tcPr>
           <w:p>
             <w:r/>
@@ -7248,7 +9583,7 @@
         </w:tc>
         <w:tc>
           <w:tcPr>
-            <w:tcW w:type="dxa" w:w="1872"/>
+            <w:tcW w:type="dxa" w:w="1560"/>
           </w:tcPr>
           <w:p>
             <w:r/>
@@ -7277,7 +9612,7 @@
         </w:tc>
         <w:tc>
           <w:tcPr>
-            <w:tcW w:type="dxa" w:w="1872"/>
+            <w:tcW w:type="dxa" w:w="1560"/>
           </w:tcPr>
           <w:p>
             <w:r/>
@@ -7299,7 +9634,7 @@
         </w:tc>
         <w:tc>
           <w:tcPr>
-            <w:tcW w:type="dxa" w:w="1872"/>
+            <w:tcW w:type="dxa" w:w="1560"/>
           </w:tcPr>
           <w:p>
             <w:r/>
@@ -7309,6 +9644,21 @@
                 <w:sz w:val="19"/>
               </w:rPr>
               <w:t>`INPUT` pelado, activo en ALTO</w:t>
+            </w:r>
+          </w:p>
+        </w:tc>
+        <w:tc>
+          <w:tcPr>
+            <w:tcW w:type="dxa" w:w="1560"/>
+          </w:tcPr>
+          <w:p>
+            <w:r/>
+            <w:r>
+              <w:rPr>
+                <w:b w:val="0"/>
+                <w:sz w:val="19"/>
+              </w:rPr>
+              <w:t>p12 contra p11 (3,3 V)</w:t>
             </w:r>
           </w:p>
         </w:tc>
@@ -7402,6 +9752,117 @@
           <w:color w:val="960000"/>
           <w:sz w:val="20"/>
         </w:rPr>
+        <w:t xml:space="preserve">🔧 </w:t>
+      </w:r>
+      <w:r>
+        <w:rPr>
+          <w:b/>
+          <w:color w:val="960000"/>
+          <w:sz w:val="20"/>
+        </w:rPr>
+        <w:t>Las dos primeras filas cambiaron el 04/09 y la última columna es nueva.</w:t>
+      </w:r>
+      <w:r>
+        <w:rPr>
+          <w:b w:val="0"/>
+          <w:color w:val="960000"/>
+          <w:sz w:val="20"/>
+        </w:rPr>
+        <w:t xml:space="preserve"> Los cuatro pines de </w:t>
+      </w:r>
+      <w:r>
+        <w:rPr>
+          <w:rFonts w:ascii="Consolas" w:hAnsi="Consolas"/>
+          <w:color w:val="960000"/>
+          <w:sz w:val="20"/>
+        </w:rPr>
+        <w:t>J16</w:t>
+      </w:r>
+      <w:r>
+        <w:rPr>
+          <w:b w:val="0"/>
+          <w:color w:val="960000"/>
+          <w:sz w:val="20"/>
+        </w:rPr>
+        <w:t xml:space="preserve"> son eléctricamente idénticos —10 kΩ a masa y 3,3 V en la posición de al lado— y desde N-118 </w:t>
+      </w:r>
+      <w:r>
+        <w:rPr>
+          <w:b/>
+          <w:color w:val="960000"/>
+          <w:sz w:val="20"/>
+        </w:rPr>
+        <w:t>los cuatro se leen igual</w:t>
+      </w:r>
+      <w:r>
+        <w:rPr>
+          <w:b w:val="0"/>
+          <w:color w:val="960000"/>
+          <w:sz w:val="20"/>
+        </w:rPr>
+        <w:t xml:space="preserve">. </w:t>
+      </w:r>
+      <w:r>
+        <w:rPr>
+          <w:b/>
+          <w:color w:val="960000"/>
+          <w:sz w:val="20"/>
+        </w:rPr>
+        <w:t>El contacto se cierra contra el pin de 3,3 V vecino, nunca contra masa</w:t>
+      </w:r>
+      <w:r>
+        <w:rPr>
+          <w:b w:val="0"/>
+          <w:color w:val="960000"/>
+          <w:sz w:val="20"/>
+        </w:rPr>
+        <w:t xml:space="preserve">: sólo hay </w:t>
+      </w:r>
+      <w:r>
+        <w:rPr>
+          <w:b/>
+          <w:color w:val="960000"/>
+          <w:sz w:val="20"/>
+        </w:rPr>
+        <w:t>una</w:t>
+      </w:r>
+      <w:r>
+        <w:rPr>
+          <w:b w:val="0"/>
+          <w:color w:val="960000"/>
+          <w:sz w:val="20"/>
+        </w:rPr>
+        <w:t xml:space="preserve"> masa en todo el conector (p2), así que un contacto por botón contra masa nunca pudo ser el diseño. La instrucción vieja *«toque p5 contra masa»* </w:t>
+      </w:r>
+      <w:r>
+        <w:rPr>
+          <w:b/>
+          <w:color w:val="960000"/>
+          <w:sz w:val="20"/>
+        </w:rPr>
+        <w:t>no produce nada</w:t>
+      </w:r>
+      <w:r>
+        <w:rPr>
+          <w:b w:val="0"/>
+          <w:color w:val="960000"/>
+          <w:sz w:val="20"/>
+        </w:rPr>
+        <w:t xml:space="preserve"> con este firmware.</w:t>
+      </w:r>
+    </w:p>
+    <w:p>
+      <w:pPr>
+        <w:spacing w:after="160"/>
+        <w:ind w:left="360"/>
+        <w:shd w:val="clear" w:fill="FFF4E5"/>
+      </w:pPr>
+      <w:r>
+        <w:rPr>
+          <w:b w:val="0"/>
+          <w:color w:val="960000"/>
+          <w:sz w:val="20"/>
+        </w:rPr>
         <w:t xml:space="preserve">⛔ </w:t>
       </w:r>
       <w:r>
@@ -7410,7 +9871,7 @@
           <w:color w:val="960000"/>
           <w:sz w:val="20"/>
         </w:rPr>
-        <w:t>El cambio de polaridad de p10 y p12 NO es cosmético, y por eso el orden importa.</w:t>
+        <w:t>El cambio de polaridad NO es cosmético, y por eso el orden importa.</w:t>
       </w:r>
       <w:r>
         <w:rPr>
@@ -7426,7 +9887,39 @@
           <w:color w:val="960000"/>
           <w:sz w:val="20"/>
         </w:rPr>
-        <w:t>R67</w:t>
+        <w:t>R65</w:t>
+      </w:r>
+      <w:r>
+        <w:rPr>
+          <w:b w:val="0"/>
+          <w:color w:val="960000"/>
+          <w:sz w:val="20"/>
+        </w:rPr>
+        <w:t>–</w:t>
+      </w:r>
+      <w:r>
+        <w:rPr>
+          <w:rFonts w:ascii="Consolas" w:hAnsi="Consolas"/>
+          <w:color w:val="960000"/>
+          <w:sz w:val="20"/>
+        </w:rPr>
+        <w:t>R68</w:t>
+      </w:r>
+      <w:r>
+        <w:rPr>
+          <w:b w:val="0"/>
+          <w:color w:val="960000"/>
+          <w:sz w:val="20"/>
+        </w:rPr>
+        <w:t xml:space="preserve"> son 10 kΩ </w:t>
+      </w:r>
+      <w:r>
+        <w:rPr>
+          <w:b/>
+          <w:color w:val="960000"/>
+          <w:sz w:val="20"/>
+        </w:rPr>
+        <w:t>a masa</w:t>
       </w:r>
       <w:r>
         <w:rPr>
@@ -7442,23 +9935,327 @@
           <w:color w:val="960000"/>
           <w:sz w:val="20"/>
         </w:rPr>
-        <w:t>R68</w:t>
-      </w:r>
-      <w:r>
-        <w:rPr>
-          <w:b w:val="0"/>
-          <w:color w:val="960000"/>
-          <w:sz w:val="20"/>
-        </w:rPr>
-        <w:t xml:space="preserve"> son 10 kΩ </w:t>
-      </w:r>
-      <w:r>
-        <w:rPr>
-          <w:b/>
-          <w:color w:val="960000"/>
-          <w:sz w:val="20"/>
-        </w:rPr>
-        <w:t>a masa</w:t>
+        <w:t>J16</w:t>
+      </w:r>
+      <w:r>
+        <w:rPr>
+          <w:b w:val="0"/>
+          <w:color w:val="960000"/>
+          <w:sz w:val="20"/>
+        </w:rPr>
+        <w:t xml:space="preserve"> saca 3,3 V en p4, p7, p9 y p11: con </w:t>
+      </w:r>
+      <w:r>
+        <w:rPr>
+          <w:rFonts w:ascii="Consolas" w:hAnsi="Consolas"/>
+          <w:color w:val="960000"/>
+          <w:sz w:val="20"/>
+        </w:rPr>
+        <w:t>INPUT_PULLUP</w:t>
+      </w:r>
+      <w:r>
+        <w:rPr>
+          <w:b w:val="0"/>
+          <w:color w:val="960000"/>
+          <w:sz w:val="20"/>
+        </w:rPr>
+        <w:t xml:space="preserve"> el pin se queda en 3,3 × 10/50 = </w:t>
+      </w:r>
+      <w:r>
+        <w:rPr>
+          <w:b/>
+          <w:color w:val="960000"/>
+          <w:sz w:val="20"/>
+        </w:rPr>
+        <w:t>0,66 V</w:t>
+      </w:r>
+      <w:r>
+        <w:rPr>
+          <w:b w:val="0"/>
+          <w:color w:val="960000"/>
+          <w:sz w:val="20"/>
+        </w:rPr>
+        <w:t xml:space="preserve">, que el micro lee </w:t>
+      </w:r>
+      <w:r>
+        <w:rPr>
+          <w:rFonts w:ascii="Consolas" w:hAnsi="Consolas"/>
+          <w:color w:val="960000"/>
+          <w:sz w:val="20"/>
+        </w:rPr>
+        <w:t>LOW</w:t>
+      </w:r>
+      <w:r>
+        <w:rPr>
+          <w:b w:val="0"/>
+          <w:color w:val="960000"/>
+          <w:sz w:val="20"/>
+        </w:rPr>
+        <w:t xml:space="preserve"> — </w:t>
+      </w:r>
+      <w:r>
+        <w:rPr>
+          <w:b/>
+          <w:color w:val="960000"/>
+          <w:sz w:val="20"/>
+        </w:rPr>
+        <w:t>entrada permanentemente accionada sin nada conectado</w:t>
+      </w:r>
+      <w:r>
+        <w:rPr>
+          <w:b w:val="0"/>
+          <w:color w:val="960000"/>
+          <w:sz w:val="20"/>
+        </w:rPr>
+        <w:t xml:space="preserve">. Por eso van en </w:t>
+      </w:r>
+      <w:r>
+        <w:rPr>
+          <w:rFonts w:ascii="Consolas" w:hAnsi="Consolas"/>
+          <w:color w:val="960000"/>
+          <w:sz w:val="20"/>
+        </w:rPr>
+        <w:t>INPUT</w:t>
+      </w:r>
+      <w:r>
+        <w:rPr>
+          <w:b w:val="0"/>
+          <w:color w:val="960000"/>
+          <w:sz w:val="20"/>
+        </w:rPr>
+        <w:t xml:space="preserve"> pelado y activo en ALTO. 🔧 </w:t>
+      </w:r>
+      <w:r>
+        <w:rPr>
+          <w:b/>
+          <w:color w:val="960000"/>
+          <w:sz w:val="20"/>
+        </w:rPr>
+        <w:t>04/09 (N-118) — y eso ya no vale sólo para p10 y p12: vale para los CUATRO.</w:t>
+      </w:r>
+      <w:r>
+        <w:rPr>
+          <w:b w:val="0"/>
+          <w:color w:val="960000"/>
+          <w:sz w:val="20"/>
+        </w:rPr>
+        <w:t xml:space="preserve"> El mismo defecto que producía *«demanda permanente sin cámara»* en p10/p12 producía *«botón permanentemente pulsado»* en p5/p8 — medido en banco a </w:t>
+      </w:r>
+      <w:r>
+        <w:rPr>
+          <w:b/>
+          <w:color w:val="960000"/>
+          <w:sz w:val="20"/>
+        </w:rPr>
+        <w:t>`0,6 V`</w:t>
+      </w:r>
+      <w:r>
+        <w:rPr>
+          <w:b w:val="0"/>
+          <w:color w:val="960000"/>
+          <w:sz w:val="20"/>
+        </w:rPr>
+        <w:t xml:space="preserve">, dentro de la horquilla que predice la cuenta de arriba. </w:t>
+      </w:r>
+      <w:r>
+        <w:rPr>
+          <w:b/>
+          <w:color w:val="960000"/>
+          <w:sz w:val="20"/>
+        </w:rPr>
+        <w:t>`BOTON1` y `BOTON2` pasaron a `INPUT` pelado y activo en ALTO en las dos puntas.</w:t>
+      </w:r>
+      <w:r>
+        <w:rPr>
+          <w:b w:val="0"/>
+          <w:color w:val="960000"/>
+          <w:sz w:val="20"/>
+        </w:rPr>
+        <w:t xml:space="preserve"> </w:t>
+      </w:r>
+      <w:r>
+        <w:rPr>
+          <w:b/>
+          <w:color w:val="960000"/>
+          <w:sz w:val="20"/>
+        </w:rPr>
+        <w:t>Firmware primero; el cableado después. Un commit no protege de un destornillador.</w:t>
+      </w:r>
+      <w:r>
+        <w:rPr>
+          <w:b w:val="0"/>
+          <w:color w:val="960000"/>
+          <w:sz w:val="20"/>
+        </w:rPr>
+        <w:t xml:space="preserve"> ~~Con el firmware viejo todavía dentro, </w:t>
+      </w:r>
+      <w:r>
+        <w:rPr>
+          <w:rFonts w:ascii="Consolas" w:hAnsi="Consolas"/>
+          <w:color w:val="960000"/>
+          <w:sz w:val="20"/>
+        </w:rPr>
+        <w:t>PB14</w:t>
+      </w:r>
+      <w:r>
+        <w:rPr>
+          <w:b w:val="0"/>
+          <w:color w:val="960000"/>
+          <w:sz w:val="20"/>
+        </w:rPr>
+        <w:t xml:space="preserve"> sigue siendo *Aceptar* leído </w:t>
+      </w:r>
+      <w:r>
+        <w:rPr>
+          <w:b/>
+          <w:color w:val="960000"/>
+          <w:sz w:val="20"/>
+        </w:rPr>
+        <w:t>activo en BAJO</w:t>
+      </w:r>
+      <w:r>
+        <w:rPr>
+          <w:b w:val="0"/>
+          <w:color w:val="960000"/>
+          <w:sz w:val="20"/>
+        </w:rPr>
+        <w:t xml:space="preserve">: cualquier hilo que un instalador enchufe en </w:t>
+      </w:r>
+      <w:r>
+        <w:rPr>
+          <w:rFonts w:ascii="Consolas" w:hAnsi="Consolas"/>
+          <w:color w:val="960000"/>
+          <w:sz w:val="20"/>
+        </w:rPr>
+        <w:t>J16</w:t>
+      </w:r>
+      <w:r>
+        <w:rPr>
+          <w:b w:val="0"/>
+          <w:color w:val="960000"/>
+          <w:sz w:val="20"/>
+        </w:rPr>
+        <w:t xml:space="preserve"> p10 </w:t>
+      </w:r>
+      <w:r>
+        <w:rPr>
+          <w:b/>
+          <w:color w:val="960000"/>
+          <w:sz w:val="20"/>
+        </w:rPr>
+        <w:t>pulsa Aceptar en un equipo que está en la calle</w:t>
+      </w:r>
+      <w:r>
+        <w:rPr>
+          <w:b w:val="0"/>
+          <w:color w:val="960000"/>
+          <w:sz w:val="20"/>
+        </w:rPr>
+        <w:t xml:space="preserve">.~~ *(Caducado el 04/09: </w:t>
+      </w:r>
+      <w:r>
+        <w:rPr>
+          <w:rFonts w:ascii="Consolas" w:hAnsi="Consolas"/>
+          <w:color w:val="960000"/>
+          <w:sz w:val="20"/>
+        </w:rPr>
+        <w:t>botonAceptar()</w:t>
+      </w:r>
+      <w:r>
+        <w:rPr>
+          <w:b w:val="0"/>
+          <w:color w:val="960000"/>
+          <w:sz w:val="20"/>
+        </w:rPr>
+        <w:t xml:space="preserve"> devuelve </w:t>
+      </w:r>
+      <w:r>
+        <w:rPr>
+          <w:rFonts w:ascii="Consolas" w:hAnsi="Consolas"/>
+          <w:color w:val="960000"/>
+          <w:sz w:val="20"/>
+        </w:rPr>
+        <w:t>false</w:t>
+      </w:r>
+      <w:r>
+        <w:rPr>
+          <w:b w:val="0"/>
+          <w:color w:val="960000"/>
+          <w:sz w:val="20"/>
+        </w:rPr>
+        <w:t xml:space="preserve"> desde el 31/08 y desde N-118 ningún pin de </w:t>
+      </w:r>
+      <w:r>
+        <w:rPr>
+          <w:rFonts w:ascii="Consolas" w:hAnsi="Consolas"/>
+          <w:color w:val="960000"/>
+          <w:sz w:val="20"/>
+        </w:rPr>
+        <w:t>J16</w:t>
+      </w:r>
+      <w:r>
+        <w:rPr>
+          <w:b w:val="0"/>
+          <w:color w:val="960000"/>
+          <w:sz w:val="20"/>
+        </w:rPr>
+        <w:t xml:space="preserve"> se lee activo en BAJO.)* </w:t>
+      </w:r>
+      <w:r>
+        <w:rPr>
+          <w:b/>
+          <w:color w:val="960000"/>
+          <w:sz w:val="20"/>
+        </w:rPr>
+        <w:t>Lo que sigue vigente sin cambio: se exige la carga verificada en la tarjeta, no el merge</w:t>
+      </w:r>
+      <w:r>
+        <w:rPr>
+          <w:b w:val="0"/>
+          <w:color w:val="960000"/>
+          <w:sz w:val="20"/>
+        </w:rPr>
+        <w:t xml:space="preserve">, porque el gesto de accionar esos pines es el opuesto en cada firmware — un instalador que trabaje con la instrucción de la versión que no está cargada no acciona nada, o acciona lo que no quería. ~~Y </w:t>
+      </w:r>
+      <w:r>
+        <w:rPr>
+          <w:b/>
+          <w:color w:val="960000"/>
+          <w:sz w:val="20"/>
+        </w:rPr>
+        <w:t>no se cablea cámara a `J16` hasta la medida `M3`</w:t>
+      </w:r>
+      <w:r>
+        <w:rPr>
+          <w:b w:val="0"/>
+          <w:color w:val="960000"/>
+          <w:sz w:val="20"/>
+        </w:rPr>
+        <w:t xml:space="preserve">~~ — </w:t>
+      </w:r>
+      <w:r>
+        <w:rPr>
+          <w:b/>
+          <w:color w:val="960000"/>
+          <w:sz w:val="20"/>
+        </w:rPr>
+        <w:t>`M3` quedó CERRADA en el paso 20 del banco del 03/09</w:t>
+      </w:r>
+      <w:r>
+        <w:rPr>
+          <w:b w:val="0"/>
+          <w:color w:val="960000"/>
+          <w:sz w:val="20"/>
+        </w:rPr>
+        <w:t>: el pull-down de 10 kΩ es real y medido (</w:t>
+      </w:r>
+      <w:r>
+        <w:rPr>
+          <w:rFonts w:ascii="Consolas" w:hAnsi="Consolas"/>
+          <w:color w:val="960000"/>
+          <w:sz w:val="20"/>
+        </w:rPr>
+        <w:t>9,93</w:t>
       </w:r>
       <w:r>
         <w:rPr>
@@ -7474,6 +10271,85 @@
           <w:color w:val="960000"/>
           <w:sz w:val="20"/>
         </w:rPr>
+        <w:t>9,94 kΩ</w:t>
+      </w:r>
+      <w:r>
+        <w:rPr>
+          <w:b w:val="0"/>
+          <w:color w:val="960000"/>
+          <w:sz w:val="20"/>
+        </w:rPr>
+        <w:t xml:space="preserve">, </w:t>
+      </w:r>
+      <w:r>
+        <w:rPr>
+          <w:rFonts w:ascii="Consolas" w:hAnsi="Consolas"/>
+          <w:color w:val="960000"/>
+          <w:sz w:val="20"/>
+        </w:rPr>
+        <w:t>0 V</w:t>
+      </w:r>
+      <w:r>
+        <w:rPr>
+          <w:b w:val="0"/>
+          <w:color w:val="960000"/>
+          <w:sz w:val="20"/>
+        </w:rPr>
+        <w:t xml:space="preserve"> en reposo).</w:t>
+      </w:r>
+    </w:p>
+    <w:p>
+      <w:pPr>
+        <w:spacing w:after="160"/>
+        <w:ind w:left="360"/>
+        <w:shd w:val="clear" w:fill="FFF4E5"/>
+      </w:pPr>
+      <w:r>
+        <w:rPr>
+          <w:b w:val="0"/>
+          <w:color w:val="960000"/>
+          <w:sz w:val="20"/>
+        </w:rPr>
+        <w:t xml:space="preserve">🔴 </w:t>
+      </w:r>
+      <w:r>
+        <w:rPr>
+          <w:b/>
+          <w:color w:val="960000"/>
+          <w:sz w:val="20"/>
+        </w:rPr>
+        <w:t>04/09 (N-120) — y por debajo de la polaridad hay algo que la polaridad no arregla: `PB14` y `PB15` van DESNUDOS al pin del micro.</w:t>
+      </w:r>
+      <w:r>
+        <w:rPr>
+          <w:b w:val="0"/>
+          <w:color w:val="960000"/>
+          <w:sz w:val="20"/>
+        </w:rPr>
+        <w:t xml:space="preserve"> Leído del </w:t>
+      </w:r>
+      <w:r>
+        <w:rPr>
+          <w:rFonts w:ascii="Consolas" w:hAnsi="Consolas"/>
+          <w:color w:val="960000"/>
+          <w:sz w:val="20"/>
+        </w:rPr>
+        <w:t>.kicad_pcb</w:t>
+      </w:r>
+      <w:r>
+        <w:rPr>
+          <w:b w:val="0"/>
+          <w:color w:val="960000"/>
+          <w:sz w:val="20"/>
+        </w:rPr>
+        <w:t xml:space="preserve">: entre la posición de </w:t>
+      </w:r>
+      <w:r>
+        <w:rPr>
+          <w:rFonts w:ascii="Consolas" w:hAnsi="Consolas"/>
+          <w:color w:val="960000"/>
+          <w:sz w:val="20"/>
+        </w:rPr>
         <w:t>J16</w:t>
       </w:r>
       <w:r>
@@ -7482,159 +10358,79 @@
           <w:color w:val="960000"/>
           <w:sz w:val="20"/>
         </w:rPr>
-        <w:t xml:space="preserve"> saca 3,3 V en p9 y p11: con </w:t>
-      </w:r>
-      <w:r>
-        <w:rPr>
-          <w:rFonts w:ascii="Consolas" w:hAnsi="Consolas"/>
-          <w:color w:val="960000"/>
-          <w:sz w:val="20"/>
-        </w:rPr>
-        <w:t>INPUT_PULLUP</w:t>
-      </w:r>
-      <w:r>
-        <w:rPr>
-          <w:b w:val="0"/>
-          <w:color w:val="960000"/>
-          <w:sz w:val="20"/>
-        </w:rPr>
-        <w:t xml:space="preserve"> el pin se quedaba en 3,3 × 10/50 = </w:t>
-      </w:r>
-      <w:r>
-        <w:rPr>
-          <w:b/>
-          <w:color w:val="960000"/>
-          <w:sz w:val="20"/>
-        </w:rPr>
-        <w:t>0,66 V</w:t>
-      </w:r>
-      <w:r>
-        <w:rPr>
-          <w:b w:val="0"/>
-          <w:color w:val="960000"/>
-          <w:sz w:val="20"/>
-        </w:rPr>
-        <w:t xml:space="preserve">, que el micro lee </w:t>
-      </w:r>
-      <w:r>
-        <w:rPr>
-          <w:rFonts w:ascii="Consolas" w:hAnsi="Consolas"/>
-          <w:color w:val="960000"/>
-          <w:sz w:val="20"/>
-        </w:rPr>
-        <w:t>LOW</w:t>
-      </w:r>
-      <w:r>
-        <w:rPr>
-          <w:b w:val="0"/>
-          <w:color w:val="960000"/>
-          <w:sz w:val="20"/>
-        </w:rPr>
-        <w:t xml:space="preserve"> — </w:t>
-      </w:r>
-      <w:r>
-        <w:rPr>
-          <w:b/>
-          <w:color w:val="960000"/>
-          <w:sz w:val="20"/>
-        </w:rPr>
-        <w:t>demanda permanente sin cámara conectada</w:t>
-      </w:r>
-      <w:r>
-        <w:rPr>
-          <w:b w:val="0"/>
-          <w:color w:val="960000"/>
-          <w:sz w:val="20"/>
-        </w:rPr>
-        <w:t xml:space="preserve">. Por eso van en </w:t>
-      </w:r>
-      <w:r>
-        <w:rPr>
-          <w:rFonts w:ascii="Consolas" w:hAnsi="Consolas"/>
-          <w:color w:val="960000"/>
-          <w:sz w:val="20"/>
-        </w:rPr>
-        <w:t>INPUT</w:t>
-      </w:r>
-      <w:r>
-        <w:rPr>
-          <w:b w:val="0"/>
-          <w:color w:val="960000"/>
-          <w:sz w:val="20"/>
-        </w:rPr>
-        <w:t xml:space="preserve"> pelado y activo en ALTO. </w:t>
-      </w:r>
-      <w:r>
-        <w:rPr>
-          <w:b/>
-          <w:color w:val="960000"/>
-          <w:sz w:val="20"/>
-        </w:rPr>
-        <w:t>Firmware primero; el cableado después. Un commit no protege de un destornillador.</w:t>
-      </w:r>
-      <w:r>
-        <w:rPr>
-          <w:b w:val="0"/>
-          <w:color w:val="960000"/>
-          <w:sz w:val="20"/>
-        </w:rPr>
-        <w:t xml:space="preserve"> Con el firmware viejo todavía dentro, </w:t>
-      </w:r>
-      <w:r>
-        <w:rPr>
-          <w:rFonts w:ascii="Consolas" w:hAnsi="Consolas"/>
-          <w:color w:val="960000"/>
-          <w:sz w:val="20"/>
-        </w:rPr>
-        <w:t>PB14</w:t>
-      </w:r>
-      <w:r>
-        <w:rPr>
-          <w:b w:val="0"/>
-          <w:color w:val="960000"/>
-          <w:sz w:val="20"/>
-        </w:rPr>
-        <w:t xml:space="preserve"> sigue siendo *Aceptar* leído </w:t>
-      </w:r>
-      <w:r>
-        <w:rPr>
-          <w:b/>
-          <w:color w:val="960000"/>
-          <w:sz w:val="20"/>
-        </w:rPr>
-        <w:t>activo en BAJO</w:t>
-      </w:r>
-      <w:r>
-        <w:rPr>
-          <w:b w:val="0"/>
-          <w:color w:val="960000"/>
-          <w:sz w:val="20"/>
-        </w:rPr>
-        <w:t xml:space="preserve">: cualquier hilo que un instalador enchufe en </w:t>
-      </w:r>
-      <w:r>
-        <w:rPr>
-          <w:rFonts w:ascii="Consolas" w:hAnsi="Consolas"/>
-          <w:color w:val="960000"/>
-          <w:sz w:val="20"/>
-        </w:rPr>
-        <w:t>J16</w:t>
-      </w:r>
-      <w:r>
-        <w:rPr>
-          <w:b w:val="0"/>
-          <w:color w:val="960000"/>
-          <w:sz w:val="20"/>
-        </w:rPr>
-        <w:t xml:space="preserve"> p10 </w:t>
-      </w:r>
-      <w:r>
-        <w:rPr>
-          <w:b/>
-          <w:color w:val="960000"/>
-          <w:sz w:val="20"/>
-        </w:rPr>
-        <w:t>pulsa Aceptar en un equipo que está en la calle</w:t>
+        <w:t xml:space="preserve"> y la pata del STM32 </w:t>
+      </w:r>
+      <w:r>
+        <w:rPr>
+          <w:b/>
+          <w:color w:val="960000"/>
+          <w:sz w:val="20"/>
+        </w:rPr>
+        <w:t>no hay ni resistencia en serie ni optoacoplador</w:t>
+      </w:r>
+      <w:r>
+        <w:rPr>
+          <w:b w:val="0"/>
+          <w:color w:val="960000"/>
+          <w:sz w:val="20"/>
+        </w:rPr>
+        <w:t xml:space="preserve"> — lo que sí tienen las nueve salidas de la placa. El </w:t>
+      </w:r>
+      <w:r>
+        <w:rPr>
+          <w:rFonts w:ascii="Consolas" w:hAnsi="Consolas"/>
+          <w:color w:val="960000"/>
+          <w:sz w:val="20"/>
+        </w:rPr>
+        <w:t>10 kΩ</w:t>
+      </w:r>
+      <w:r>
+        <w:rPr>
+          <w:b w:val="0"/>
+          <w:color w:val="960000"/>
+          <w:sz w:val="20"/>
+        </w:rPr>
+        <w:t xml:space="preserve"> y el </w:t>
+      </w:r>
+      <w:r>
+        <w:rPr>
+          <w:rFonts w:ascii="Consolas" w:hAnsi="Consolas"/>
+          <w:color w:val="960000"/>
+          <w:sz w:val="20"/>
+        </w:rPr>
+        <w:t>100 nF</w:t>
+      </w:r>
+      <w:r>
+        <w:rPr>
+          <w:b w:val="0"/>
+          <w:color w:val="960000"/>
+          <w:sz w:val="20"/>
+        </w:rPr>
+        <w:t xml:space="preserve"> de esas entradas están </w:t>
+      </w:r>
+      <w:r>
+        <w:rPr>
+          <w:b/>
+          <w:color w:val="960000"/>
+          <w:sz w:val="20"/>
+        </w:rPr>
+        <w:t>en PARALELO a masa</w:t>
+      </w:r>
+      <w:r>
+        <w:rPr>
+          <w:b w:val="0"/>
+          <w:color w:val="960000"/>
+          <w:sz w:val="20"/>
+        </w:rPr>
+        <w:t xml:space="preserve">: fijan el reposo, que es lo útil contra el pin flotante, pero </w:t>
+      </w:r>
+      <w:r>
+        <w:rPr>
+          <w:b/>
+          <w:color w:val="960000"/>
+          <w:sz w:val="20"/>
+        </w:rPr>
+        <w:t>no limitan corriente</w:t>
       </w:r>
       <w:r>
         <w:rPr>
@@ -7650,47 +10446,47 @@
           <w:color w:val="960000"/>
           <w:sz w:val="20"/>
         </w:rPr>
-        <w:t>Se exige la carga verificada en la tarjeta, no el merge.</w:t>
-      </w:r>
-      <w:r>
-        <w:rPr>
-          <w:b w:val="0"/>
-          <w:color w:val="960000"/>
-          <w:sz w:val="20"/>
-        </w:rPr>
-        <w:t xml:space="preserve"> Y </w:t>
-      </w:r>
-      <w:r>
-        <w:rPr>
-          <w:b/>
-          <w:color w:val="960000"/>
-          <w:sz w:val="20"/>
-        </w:rPr>
-        <w:t>no se cablea cámara a `J16` hasta la medida `M3`</w:t>
-      </w:r>
-      <w:r>
-        <w:rPr>
-          <w:b w:val="0"/>
-          <w:color w:val="960000"/>
-          <w:sz w:val="20"/>
-        </w:rPr>
-        <w:t xml:space="preserve"> de </w:t>
-      </w:r>
-      <w:r>
-        <w:rPr>
-          <w:rFonts w:ascii="Consolas" w:hAnsi="Consolas"/>
-          <w:color w:val="960000"/>
-          <w:sz w:val="20"/>
-        </w:rPr>
-        <w:t>05_Funcional/17_Arquitectura...</w:t>
-      </w:r>
-      <w:r>
-        <w:rPr>
-          <w:b w:val="0"/>
-          <w:color w:val="960000"/>
-          <w:sz w:val="20"/>
-        </w:rPr>
-        <w:t xml:space="preserve"> §2.2.</w:t>
+        <w:t>Con `J16` p1 a 12 V crudos a nueve posiciones de p10, eso convierte un hilo mal puesto en un pin del micro a 12 V.</w:t>
+      </w:r>
+      <w:r>
+        <w:rPr>
+          <w:b w:val="0"/>
+          <w:color w:val="960000"/>
+          <w:sz w:val="20"/>
+        </w:rPr>
+        <w:t xml:space="preserve"> Tapar p1 es </w:t>
+      </w:r>
+      <w:r>
+        <w:rPr>
+          <w:b/>
+          <w:color w:val="960000"/>
+          <w:sz w:val="20"/>
+        </w:rPr>
+        <w:t>obligatorio</w:t>
+      </w:r>
+      <w:r>
+        <w:rPr>
+          <w:b w:val="0"/>
+          <w:color w:val="960000"/>
+          <w:sz w:val="20"/>
+        </w:rPr>
+        <w:t xml:space="preserve">, no recomendable. Las cuentas y la propuesta para la V2 están en </w:t>
+      </w:r>
+      <w:r>
+        <w:rPr>
+          <w:b/>
+          <w:color w:val="960000"/>
+          <w:sz w:val="20"/>
+        </w:rPr>
+        <w:t>§7</w:t>
+      </w:r>
+      <w:r>
+        <w:rPr>
+          <w:b w:val="0"/>
+          <w:color w:val="960000"/>
+          <w:sz w:val="20"/>
+        </w:rPr>
+        <w:t>; aquí basta con la instrucción de montaje.</w:t>
       </w:r>
     </w:p>
     <w:p>
@@ -8755,6 +11551,53 @@
     </w:p>
     <w:p>
       <w:pPr>
+        <w:spacing w:after="160"/>
+        <w:ind w:left="360"/>
+        <w:shd w:val="clear" w:fill="FFF4E5"/>
+      </w:pPr>
+      <w:r>
+        <w:rPr>
+          <w:b w:val="0"/>
+          <w:color w:val="960000"/>
+          <w:sz w:val="20"/>
+        </w:rPr>
+        <w:t xml:space="preserve">✅ </w:t>
+      </w:r>
+      <w:r>
+        <w:rPr>
+          <w:b/>
+          <w:color w:val="960000"/>
+          <w:sz w:val="20"/>
+        </w:rPr>
+        <w:t>03/09 — medido en banco: la carga por SWD entró al PRIMER INTENTO y SIN tocar `BOOT0`.</w:t>
+      </w:r>
+      <w:r>
+        <w:rPr>
+          <w:b w:val="0"/>
+          <w:color w:val="960000"/>
+          <w:sz w:val="20"/>
+        </w:rPr>
+        <w:t xml:space="preserve"> El truco del RESET del paso 4 queda como </w:t>
+      </w:r>
+      <w:r>
+        <w:rPr>
+          <w:b/>
+          <w:color w:val="960000"/>
+          <w:sz w:val="20"/>
+        </w:rPr>
+        <w:t>recurso si falla</w:t>
+      </w:r>
+      <w:r>
+        <w:rPr>
+          <w:b w:val="0"/>
+          <w:color w:val="960000"/>
+          <w:sz w:val="20"/>
+        </w:rPr>
+        <w:t>, no como parte del procedimiento: si hace falta recurrir a él de entrada, lo que hay que sospechar es el cable o la alimentación de la tarjeta, no el chip.</w:t>
+      </w:r>
+    </w:p>
+    <w:p>
+      <w:pPr>
         <w:spacing w:after="80"/>
       </w:pPr>
     </w:p>
@@ -10812,75 +13655,115 @@
           <w:color w:val="960000"/>
           <w:sz w:val="20"/>
         </w:rPr>
-        <w:t xml:space="preserve"> dicen que no era.~~ Con esa lectura en la mano, la sustitución de condensadores pasa a ser una petición concreta al funcional, no una conjetura. 🔴 </w:t>
-      </w:r>
-      <w:r>
-        <w:rPr>
-          <w:b/>
-          <w:color w:val="960000"/>
-          <w:sz w:val="20"/>
-        </w:rPr>
-        <w:t>28/08 — ESTE PROCEDIMIENTO SE HA QUEDADO SIN INSTRUMENTO, Y HAY QUE DECIRLO.</w:t>
-      </w:r>
-      <w:r>
-        <w:rPr>
-          <w:b w:val="0"/>
-          <w:color w:val="960000"/>
-          <w:sz w:val="20"/>
-        </w:rPr>
-        <w:t xml:space="preserve"> La pantalla </w:t>
-      </w:r>
-      <w:r>
-        <w:rPr>
-          <w:rFonts w:ascii="Consolas" w:hAnsi="Consolas"/>
-          <w:color w:val="960000"/>
-          <w:sz w:val="20"/>
-        </w:rPr>
-        <w:t>CONSULTA RELOJ</w:t>
-      </w:r>
-      <w:r>
-        <w:rPr>
-          <w:b w:val="0"/>
-          <w:color w:val="960000"/>
-          <w:sz w:val="20"/>
-        </w:rPr>
-        <w:t xml:space="preserve"> y sus cuatro líneas de diagnóstico </w:t>
-      </w:r>
-      <w:r>
-        <w:rPr>
-          <w:b/>
-          <w:color w:val="960000"/>
-          <w:sz w:val="20"/>
-        </w:rPr>
-        <w:t>eran de la LCD</w:t>
-      </w:r>
-      <w:r>
-        <w:rPr>
-          <w:b w:val="0"/>
-          <w:color w:val="960000"/>
-          <w:sz w:val="20"/>
-        </w:rPr>
-        <w:t xml:space="preserve">, y la LCD se retira. </w:t>
-      </w:r>
-      <w:r>
-        <w:rPr>
-          <w:b/>
-          <w:color w:val="960000"/>
-          <w:sz w:val="20"/>
-        </w:rPr>
-        <w:t>Esas cuatro líneas no viajan en la trama `STATUS`.</w:t>
-      </w:r>
-      <w:r>
-        <w:rPr>
-          <w:b w:val="0"/>
-          <w:color w:val="960000"/>
-          <w:sz w:val="20"/>
-        </w:rPr>
-        <w:t xml:space="preserve"> Lo que </w:t>
-      </w:r>
-      <w:r>
-        <w:rPr>
-          <w:b/>
+        <w:t xml:space="preserve"> dicen que no era.~~ Con esa lectura en la mano, la sustitución de condensadores pasa a ser una petición concreta al funcional, no una conjetura. 🛑 </w:t>
+      </w:r>
+      <w:r>
+        <w:rPr>
+          <w:b/>
+          <w:color w:val="960000"/>
+          <w:sz w:val="20"/>
+        </w:rPr>
+        <w:t>`CONSULTA RELOJ` YA NO SE PUEDE ABRIR (medido el 02/09).</w:t>
+      </w:r>
+      <w:r>
+        <w:rPr>
+          <w:b w:val="0"/>
+          <w:color w:val="960000"/>
+          <w:sz w:val="20"/>
+        </w:rPr>
+        <w:t xml:space="preserve"> La pantalla se sigue dibujando, pero está dentro de </w:t>
+      </w:r>
+      <w:r>
+        <w:rPr>
+          <w:rFonts w:ascii="Consolas" w:hAnsi="Consolas"/>
+          <w:color w:val="960000"/>
+          <w:sz w:val="20"/>
+        </w:rPr>
+        <w:t>CONFIGURACION</w:t>
+      </w:r>
+      <w:r>
+        <w:rPr>
+          <w:b w:val="0"/>
+          <w:color w:val="960000"/>
+          <w:sz w:val="20"/>
+        </w:rPr>
+        <w:t xml:space="preserve"> y llegar ahí necesita **dos pulsaciones de *Aceptar*</w:t>
+      </w:r>
+      <w:r>
+        <w:rPr>
+          <w:b/>
+          <w:color w:val="960000"/>
+          <w:sz w:val="20"/>
+        </w:rPr>
+        <w:t xml:space="preserve"> (`menu.cpp:111`, `:129`); `botonAceptar()` devuelve `false` siempre desde que `PB14`/`PB15` son cámaras (`botones.cpp:280-281`). </w:t>
+      </w:r>
+      <w:r>
+        <w:rPr>
+          <w:b w:val="0"/>
+          <w:color w:val="960000"/>
+          <w:sz w:val="20"/>
+        </w:rPr>
+        <w:t xml:space="preserve">Sus cuatro líneas de diagnóstico tampoco viajan en </w:t>
+      </w:r>
+      <w:r>
+        <w:rPr>
+          <w:rFonts w:ascii="Consolas" w:hAnsi="Consolas"/>
+          <w:color w:val="960000"/>
+          <w:sz w:val="20"/>
+        </w:rPr>
+        <w:t>STATUS</w:t>
+      </w:r>
+      <w:r>
+        <w:rPr>
+          <w:b w:val="0"/>
+          <w:color w:val="960000"/>
+          <w:sz w:val="20"/>
+        </w:rPr>
+        <w:t>.</w:t>
+      </w:r>
+      <w:r>
+        <w:rPr>
+          <w:b/>
+          <w:color w:val="960000"/>
+          <w:sz w:val="20"/>
+        </w:rPr>
+        <w:t xml:space="preserve"> ✅ </w:t>
+      </w:r>
+      <w:r>
+        <w:rPr>
+          <w:b w:val="0"/>
+          <w:color w:val="960000"/>
+          <w:sz w:val="20"/>
+        </w:rPr>
+        <w:t xml:space="preserve">Pero el diagnóstico NO se ha perdido: se mudó a un </w:t>
+      </w:r>
+      <w:r>
+        <w:rPr>
+          <w:rFonts w:ascii="Consolas" w:hAnsi="Consolas"/>
+          <w:color w:val="960000"/>
+          <w:sz w:val="20"/>
+        </w:rPr>
+        <w:t>EVENT</w:t>
+      </w:r>
+      <w:r>
+        <w:rPr>
+          <w:b w:val="0"/>
+          <w:color w:val="960000"/>
+          <w:sz w:val="20"/>
+        </w:rPr>
+        <w:t>.</w:t>
+      </w:r>
+      <w:r>
+        <w:rPr>
+          <w:b/>
+          <w:color w:val="960000"/>
+          <w:sz w:val="20"/>
+        </w:rPr>
+        <w:t xml:space="preserve"> Ver el bloque del 01/09, más abajo, que es donde está el procedimiento que sí se puede ejecutar hoy. Lo que </w:t>
+      </w:r>
+      <w:r>
+        <w:rPr>
+          <w:b w:val="0"/>
           <w:color w:val="960000"/>
           <w:sz w:val="20"/>
         </w:rPr>
@@ -10888,27 +13771,19 @@
       </w:r>
       <w:r>
         <w:rPr>
-          <w:b w:val="0"/>
-          <w:color w:val="960000"/>
-          <w:sz w:val="20"/>
-        </w:rPr>
-        <w:t xml:space="preserve"> se puede hacer hoy desde la app: poner la hora con </w:t>
-      </w:r>
-      <w:r>
-        <w:rPr>
-          <w:rFonts w:ascii="Consolas" w:hAnsi="Consolas"/>
-          <w:color w:val="960000"/>
-          <w:sz w:val="20"/>
-        </w:rPr>
-        <w:t>CMD:PIN:1234:SET_RTC:YYYY-MM-DD,HH:MM:SS</w:t>
-      </w:r>
-      <w:r>
-        <w:rPr>
-          <w:b w:val="0"/>
-          <w:color w:val="960000"/>
-          <w:sz w:val="20"/>
-        </w:rPr>
-        <w:t xml:space="preserve"> y leer el campo </w:t>
+          <w:b/>
+          <w:color w:val="960000"/>
+          <w:sz w:val="20"/>
+        </w:rPr>
+        <w:t xml:space="preserve"> se puede hacer hoy desde la app: poner la hora con `CMD:PIN:1234:SET_RTC:YYYY-MM-DD,HH:MM:SS` y leer el campo `HORA:` de `STATUS`. </w:t>
+      </w:r>
+      <w:r>
+        <w:rPr>
+          <w:b w:val="0"/>
+          <w:color w:val="960000"/>
+          <w:sz w:val="20"/>
+        </w:rPr>
+        <w:t xml:space="preserve">Si la hora queda puesta y sigue avanzando, el cristal oscila**; si </w:t>
       </w:r>
       <w:r>
         <w:rPr>
@@ -10924,15 +13799,495 @@
           <w:color w:val="960000"/>
           <w:sz w:val="20"/>
         </w:rPr>
-        <w:t xml:space="preserve"> de </w:t>
-      </w:r>
-      <w:r>
-        <w:rPr>
-          <w:rFonts w:ascii="Consolas" w:hAnsi="Consolas"/>
-          <w:color w:val="960000"/>
-          <w:sz w:val="20"/>
-        </w:rPr>
-        <w:t>STATUS</w:t>
+        <w:t xml:space="preserve"> devuelve </w:t>
+      </w:r>
+      <w:r>
+        <w:rPr>
+          <w:rFonts w:ascii="Consolas" w:hAnsi="Consolas"/>
+          <w:color w:val="960000"/>
+          <w:sz w:val="20"/>
+        </w:rPr>
+        <w:t>--:--:--</w:t>
+      </w:r>
+      <w:r>
+        <w:rPr>
+          <w:b w:val="0"/>
+          <w:color w:val="960000"/>
+          <w:sz w:val="20"/>
+        </w:rPr>
+        <w:t xml:space="preserve">, el reloj se declara no fiable. Eso distingue *«funciona»* de *«no funciona»*, pero </w:t>
+      </w:r>
+      <w:r>
+        <w:rPr>
+          <w:b/>
+          <w:color w:val="960000"/>
+          <w:sz w:val="20"/>
+        </w:rPr>
+        <w:t>NO distingue cuál de las cuatro causas es</w:t>
+      </w:r>
+      <w:r>
+        <w:rPr>
+          <w:b w:val="0"/>
+          <w:color w:val="960000"/>
+          <w:sz w:val="20"/>
+        </w:rPr>
+        <w:t xml:space="preserve"> — que era exactamente el punto de aquella pantalla. ~~</w:t>
+      </w:r>
+      <w:r>
+        <w:rPr>
+          <w:b/>
+          <w:color w:val="960000"/>
+          <w:sz w:val="20"/>
+        </w:rPr>
+        <w:t>Consecuencia honesta: mientras ese diagnóstico no esté en la app, N-37 no se puede cerrar por lectura.</w:t>
+      </w:r>
+      <w:r>
+        <w:rPr>
+          <w:b w:val="0"/>
+          <w:color w:val="960000"/>
+          <w:sz w:val="20"/>
+        </w:rPr>
+        <w:t xml:space="preserve">~~ ✅ </w:t>
+      </w:r>
+      <w:r>
+        <w:rPr>
+          <w:b/>
+          <w:color w:val="960000"/>
+          <w:sz w:val="20"/>
+        </w:rPr>
+        <w:t>Ya está en la app desde el 01/09</w:t>
+      </w:r>
+      <w:r>
+        <w:rPr>
+          <w:b w:val="0"/>
+          <w:color w:val="960000"/>
+          <w:sz w:val="20"/>
+        </w:rPr>
+        <w:t xml:space="preserve"> — ver el bloque de abajo. Lo que no cambia es la regla: </w:t>
+      </w:r>
+      <w:r>
+        <w:rPr>
+          <w:b/>
+          <w:color w:val="960000"/>
+          <w:sz w:val="20"/>
+        </w:rPr>
+        <w:t>no se sustituyen condensadores por conjetura.</w:t>
+      </w:r>
+      <w:r>
+        <w:rPr>
+          <w:b w:val="0"/>
+          <w:color w:val="960000"/>
+          <w:sz w:val="20"/>
+        </w:rPr>
+        <w:t xml:space="preserve"> Primero la lectura, después la pieza. &gt; ### ✅ 31/08 — el instrumento ha mejorado a medias, y conviene saber hasta dónde &gt; &gt; </w:t>
+      </w:r>
+      <w:r>
+        <w:rPr>
+          <w:b/>
+          <w:color w:val="960000"/>
+          <w:sz w:val="20"/>
+        </w:rPr>
+        <w:t>MEDIDO</w:t>
+      </w:r>
+      <w:r>
+        <w:rPr>
+          <w:b w:val="0"/>
+          <w:color w:val="960000"/>
+          <w:sz w:val="20"/>
+        </w:rPr>
+        <w:t xml:space="preserve"> en </w:t>
+      </w:r>
+      <w:r>
+        <w:rPr>
+          <w:rFonts w:ascii="Consolas" w:hAnsi="Consolas"/>
+          <w:color w:val="960000"/>
+          <w:sz w:val="20"/>
+        </w:rPr>
+        <w:t>Maestro/src/bluetooth.cpp</w:t>
+      </w:r>
+      <w:r>
+        <w:rPr>
+          <w:b w:val="0"/>
+          <w:color w:val="960000"/>
+          <w:sz w:val="20"/>
+        </w:rPr>
+        <w:t xml:space="preserve">: </w:t>
+      </w:r>
+      <w:r>
+        <w:rPr>
+          <w:rFonts w:ascii="Consolas" w:hAnsi="Consolas"/>
+          <w:color w:val="960000"/>
+          <w:sz w:val="20"/>
+        </w:rPr>
+        <w:t>SET_RTC</w:t>
+      </w:r>
+      <w:r>
+        <w:rPr>
+          <w:b w:val="0"/>
+          <w:color w:val="960000"/>
+          <w:sz w:val="20"/>
+        </w:rPr>
+        <w:t xml:space="preserve"> ya </w:t>
+      </w:r>
+      <w:r>
+        <w:rPr>
+          <w:b/>
+          <w:color w:val="960000"/>
+          <w:sz w:val="20"/>
+        </w:rPr>
+        <w:t>no contesta `OK` sin mirar</w:t>
+      </w:r>
+      <w:r>
+        <w:rPr>
+          <w:b w:val="0"/>
+          <w:color w:val="960000"/>
+          <w:sz w:val="20"/>
+        </w:rPr>
+        <w:t xml:space="preserve">. Tiene &gt; </w:t>
+      </w:r>
+      <w:r>
+        <w:rPr>
+          <w:b/>
+          <w:color w:val="960000"/>
+          <w:sz w:val="20"/>
+        </w:rPr>
+        <w:t>cinco ramas</w:t>
+      </w:r>
+      <w:r>
+        <w:rPr>
+          <w:b w:val="0"/>
+          <w:color w:val="960000"/>
+          <w:sz w:val="20"/>
+        </w:rPr>
+        <w:t xml:space="preserve"> y dos de ellas son diagnósticas: &gt; &gt; | Respuesta | Línea | Qué dice | &gt; |---|---|---| &gt; | </w:t>
+      </w:r>
+      <w:r>
+        <w:rPr>
+          <w:rFonts w:ascii="Consolas" w:hAnsi="Consolas"/>
+          <w:color w:val="960000"/>
+          <w:sz w:val="20"/>
+        </w:rPr>
+        <w:t>ERR,CMD:SET_RTC,DESC:SIN_CRISTAL_VEA_CONSULTA_RELOJ</w:t>
+      </w:r>
+      <w:r>
+        <w:rPr>
+          <w:b w:val="0"/>
+          <w:color w:val="960000"/>
+          <w:sz w:val="20"/>
+        </w:rPr>
+        <w:t xml:space="preserve"> | </w:t>
+      </w:r>
+      <w:r>
+        <w:rPr>
+          <w:rFonts w:ascii="Consolas" w:hAnsi="Consolas"/>
+          <w:color w:val="960000"/>
+          <w:sz w:val="20"/>
+        </w:rPr>
+        <w:t>:313</w:t>
+      </w:r>
+      <w:r>
+        <w:rPr>
+          <w:b w:val="0"/>
+          <w:color w:val="960000"/>
+          <w:sz w:val="20"/>
+        </w:rPr>
+        <w:t xml:space="preserve"> | </w:t>
+      </w:r>
+      <w:r>
+        <w:rPr>
+          <w:b/>
+          <w:color w:val="960000"/>
+          <w:sz w:val="20"/>
+        </w:rPr>
+        <w:t>No hay con qué contar el tiempo.</w:t>
+      </w:r>
+      <w:r>
+        <w:rPr>
+          <w:b w:val="0"/>
+          <w:color w:val="960000"/>
+          <w:sz w:val="20"/>
+        </w:rPr>
+        <w:t xml:space="preserve"> La hora NO quedó puesta | &gt; | </w:t>
+      </w:r>
+      <w:r>
+        <w:rPr>
+          <w:rFonts w:ascii="Consolas" w:hAnsi="Consolas"/>
+          <w:color w:val="960000"/>
+          <w:sz w:val="20"/>
+        </w:rPr>
+        <w:t>ACK,CMD:SET_RTC,RESULT:HORA_PUESTA_SIN_PROPAGAR</w:t>
+      </w:r>
+      <w:r>
+        <w:rPr>
+          <w:b w:val="0"/>
+          <w:color w:val="960000"/>
+          <w:sz w:val="20"/>
+        </w:rPr>
+        <w:t xml:space="preserve"> | </w:t>
+      </w:r>
+      <w:r>
+        <w:rPr>
+          <w:rFonts w:ascii="Consolas" w:hAnsi="Consolas"/>
+          <w:color w:val="960000"/>
+          <w:sz w:val="20"/>
+        </w:rPr>
+        <w:t>:325</w:t>
+      </w:r>
+      <w:r>
+        <w:rPr>
+          <w:b w:val="0"/>
+          <w:color w:val="960000"/>
+          <w:sz w:val="20"/>
+        </w:rPr>
+        <w:t xml:space="preserve"> | Entró aquí, </w:t>
+      </w:r>
+      <w:r>
+        <w:rPr>
+          <w:b/>
+          <w:color w:val="960000"/>
+          <w:sz w:val="20"/>
+        </w:rPr>
+        <w:t>no viajó al Esclavo</w:t>
+      </w:r>
+      <w:r>
+        <w:rPr>
+          <w:b w:val="0"/>
+          <w:color w:val="960000"/>
+          <w:sz w:val="20"/>
+        </w:rPr>
+        <w:t xml:space="preserve"> | &gt; | </w:t>
+      </w:r>
+      <w:r>
+        <w:rPr>
+          <w:rFonts w:ascii="Consolas" w:hAnsi="Consolas"/>
+          <w:color w:val="960000"/>
+          <w:sz w:val="20"/>
+        </w:rPr>
+        <w:t>ACK,CMD:SET_RTC,RESULT:OK</w:t>
+      </w:r>
+      <w:r>
+        <w:rPr>
+          <w:b w:val="0"/>
+          <w:color w:val="960000"/>
+          <w:sz w:val="20"/>
+        </w:rPr>
+        <w:t xml:space="preserve"> | </w:t>
+      </w:r>
+      <w:r>
+        <w:rPr>
+          <w:rFonts w:ascii="Consolas" w:hAnsi="Consolas"/>
+          <w:color w:val="960000"/>
+          <w:sz w:val="20"/>
+        </w:rPr>
+        <w:t>:327</w:t>
+      </w:r>
+      <w:r>
+        <w:rPr>
+          <w:b w:val="0"/>
+          <w:color w:val="960000"/>
+          <w:sz w:val="20"/>
+        </w:rPr>
+        <w:t xml:space="preserve"> | Entró y va camino del Esclavo | &gt; | </w:t>
+      </w:r>
+      <w:r>
+        <w:rPr>
+          <w:rFonts w:ascii="Consolas" w:hAnsi="Consolas"/>
+          <w:color w:val="960000"/>
+          <w:sz w:val="20"/>
+        </w:rPr>
+        <w:t>ERR,CMD:SET_RTC,DESC:FORMATO_INVALIDO</w:t>
+      </w:r>
+      <w:r>
+        <w:rPr>
+          <w:b w:val="0"/>
+          <w:color w:val="960000"/>
+          <w:sz w:val="20"/>
+        </w:rPr>
+        <w:t xml:space="preserve"> | </w:t>
+      </w:r>
+      <w:r>
+        <w:rPr>
+          <w:rFonts w:ascii="Consolas" w:hAnsi="Consolas"/>
+          <w:color w:val="960000"/>
+          <w:sz w:val="20"/>
+        </w:rPr>
+        <w:t>:308</w:t>
+      </w:r>
+      <w:r>
+        <w:rPr>
+          <w:b w:val="0"/>
+          <w:color w:val="960000"/>
+          <w:sz w:val="20"/>
+        </w:rPr>
+        <w:t xml:space="preserve">, </w:t>
+      </w:r>
+      <w:r>
+        <w:rPr>
+          <w:rFonts w:ascii="Consolas" w:hAnsi="Consolas"/>
+          <w:color w:val="960000"/>
+          <w:sz w:val="20"/>
+        </w:rPr>
+        <w:t>:318</w:t>
+      </w:r>
+      <w:r>
+        <w:rPr>
+          <w:b w:val="0"/>
+          <w:color w:val="960000"/>
+          <w:sz w:val="20"/>
+        </w:rPr>
+        <w:t xml:space="preserve"> | La trama no se pudo leer, o cifras fuera de rango | &gt; &gt; Y existe además </w:t>
+      </w:r>
+      <w:r>
+        <w:rPr>
+          <w:rFonts w:ascii="Consolas" w:hAnsi="Consolas"/>
+          <w:color w:val="960000"/>
+          <w:sz w:val="20"/>
+        </w:rPr>
+        <w:t>CMD:PIN:1234:REINICIAR_RELOJ</w:t>
+      </w:r>
+      <w:r>
+        <w:rPr>
+          <w:b w:val="0"/>
+          <w:color w:val="960000"/>
+          <w:sz w:val="20"/>
+        </w:rPr>
+        <w:t xml:space="preserve"> (</w:t>
+      </w:r>
+      <w:r>
+        <w:rPr>
+          <w:rFonts w:ascii="Consolas" w:hAnsi="Consolas"/>
+          <w:color w:val="960000"/>
+          <w:sz w:val="20"/>
+        </w:rPr>
+        <w:t>:330</w:t>
+      </w:r>
+      <w:r>
+        <w:rPr>
+          <w:b w:val="0"/>
+          <w:color w:val="960000"/>
+          <w:sz w:val="20"/>
+        </w:rPr>
+        <w:t xml:space="preserve">), que contesta &gt; </w:t>
+      </w:r>
+      <w:r>
+        <w:rPr>
+          <w:rFonts w:ascii="Consolas" w:hAnsi="Consolas"/>
+          <w:color w:val="960000"/>
+          <w:sz w:val="20"/>
+        </w:rPr>
+        <w:t>CRISTAL_OK_PONGA_LA_HORA</w:t>
+      </w:r>
+      <w:r>
+        <w:rPr>
+          <w:b w:val="0"/>
+          <w:color w:val="960000"/>
+          <w:sz w:val="20"/>
+        </w:rPr>
+        <w:t xml:space="preserve"> o </w:t>
+      </w:r>
+      <w:r>
+        <w:rPr>
+          <w:rFonts w:ascii="Consolas" w:hAnsi="Consolas"/>
+          <w:color w:val="960000"/>
+          <w:sz w:val="20"/>
+        </w:rPr>
+        <w:t>SIGUE_PARADO_VEA_CONSULTA_RELOJ</w:t>
+      </w:r>
+      <w:r>
+        <w:rPr>
+          <w:b w:val="0"/>
+          <w:color w:val="960000"/>
+          <w:sz w:val="20"/>
+        </w:rPr>
+        <w:t xml:space="preserve">. &gt; &gt; </w:t>
+      </w:r>
+      <w:r>
+        <w:rPr>
+          <w:b/>
+          <w:color w:val="960000"/>
+          <w:sz w:val="20"/>
+        </w:rPr>
+        <w:t>Por qué esto importa en el poste:</w:t>
+      </w:r>
+      <w:r>
+        <w:rPr>
+          <w:b w:val="0"/>
+          <w:color w:val="960000"/>
+          <w:sz w:val="20"/>
+        </w:rPr>
+        <w:t xml:space="preserve"> la versión anterior mandaba </w:t>
+      </w:r>
+      <w:r>
+        <w:rPr>
+          <w:rFonts w:ascii="Consolas" w:hAnsi="Consolas"/>
+          <w:color w:val="960000"/>
+          <w:sz w:val="20"/>
+        </w:rPr>
+        <w:t>RESULT:OK</w:t>
+      </w:r>
+      <w:r>
+        <w:rPr>
+          <w:b w:val="0"/>
+          <w:color w:val="960000"/>
+          <w:sz w:val="20"/>
+        </w:rPr>
+        <w:t xml:space="preserve"> </w:t>
+      </w:r>
+      <w:r>
+        <w:rPr>
+          <w:b/>
+          <w:color w:val="960000"/>
+          <w:sz w:val="20"/>
+        </w:rPr>
+        <w:t>sin mirar &gt; ninguna de las dos llamadas</w:t>
+      </w:r>
+      <w:r>
+        <w:rPr>
+          <w:b w:val="0"/>
+          <w:color w:val="960000"/>
+          <w:sz w:val="20"/>
+        </w:rPr>
+        <w:t xml:space="preserve">, así que con </w:t>
+      </w:r>
+      <w:r>
+        <w:rPr>
+          <w:rFonts w:ascii="Consolas" w:hAnsi="Consolas"/>
+          <w:color w:val="960000"/>
+          <w:sz w:val="20"/>
+        </w:rPr>
+        <w:t>Y2</w:t>
+      </w:r>
+      <w:r>
+        <w:rPr>
+          <w:b w:val="0"/>
+          <w:color w:val="960000"/>
+          <w:sz w:val="20"/>
+        </w:rPr>
+        <w:t xml:space="preserve"> muerto el equipo decía que sí y no ponía la hora &gt; — y el técnico se iba creyendo que lo había dejado puesto. Eso ya no pasa. &gt; &gt; ~~🔴 </w:t>
+      </w:r>
+      <w:r>
+        <w:rPr>
+          <w:b/>
+          <w:color w:val="960000"/>
+          <w:sz w:val="20"/>
+        </w:rPr>
+        <w:t>Lo que sigue faltando, y no se disimula:</w:t>
+      </w:r>
+      <w:r>
+        <w:rPr>
+          <w:b w:val="0"/>
+          <w:color w:val="960000"/>
+          <w:sz w:val="20"/>
+        </w:rPr>
+        <w:t xml:space="preserve"> esas respuestas distinguen *«no hay cristal»* &gt; de *«sí lo hay»*, pero </w:t>
+      </w:r>
+      <w:r>
+        <w:rPr>
+          <w:b/>
+          <w:color w:val="960000"/>
+          <w:sz w:val="20"/>
+        </w:rPr>
+        <w:t>siguen sin distinguir cuál de las cuatro causas</w:t>
       </w:r>
       <w:r>
         <w:rPr>
@@ -10948,115 +14303,362 @@
           <w:color w:val="960000"/>
           <w:sz w:val="20"/>
         </w:rPr>
-        <w:t>Si la hora queda puesta y sigue avanzando, el cristal oscila</w:t>
-      </w:r>
-      <w:r>
-        <w:rPr>
-          <w:b w:val="0"/>
-          <w:color w:val="960000"/>
-          <w:sz w:val="20"/>
-        </w:rPr>
-        <w:t xml:space="preserve">; si </w:t>
-      </w:r>
-      <w:r>
-        <w:rPr>
-          <w:rFonts w:ascii="Consolas" w:hAnsi="Consolas"/>
-          <w:color w:val="960000"/>
-          <w:sz w:val="20"/>
-        </w:rPr>
-        <w:t>HORA:</w:t>
-      </w:r>
-      <w:r>
-        <w:rPr>
-          <w:b w:val="0"/>
-          <w:color w:val="960000"/>
-          <w:sz w:val="20"/>
-        </w:rPr>
-        <w:t xml:space="preserve"> devuelve </w:t>
-      </w:r>
-      <w:r>
-        <w:rPr>
-          <w:rFonts w:ascii="Consolas" w:hAnsi="Consolas"/>
-          <w:color w:val="960000"/>
-          <w:sz w:val="20"/>
-        </w:rPr>
-        <w:t>--:--:--</w:t>
-      </w:r>
-      <w:r>
-        <w:rPr>
-          <w:b w:val="0"/>
-          <w:color w:val="960000"/>
-          <w:sz w:val="20"/>
-        </w:rPr>
-        <w:t xml:space="preserve">, el reloj se declara no fiable. Eso distingue *«funciona»* de *«no funciona»*, pero </w:t>
-      </w:r>
-      <w:r>
-        <w:rPr>
-          <w:b/>
-          <w:color w:val="960000"/>
-          <w:sz w:val="20"/>
-        </w:rPr>
-        <w:t>NO distingue cuál de las cuatro causas es</w:t>
-      </w:r>
-      <w:r>
-        <w:rPr>
-          <w:b w:val="0"/>
-          <w:color w:val="960000"/>
-          <w:sz w:val="20"/>
-        </w:rPr>
-        <w:t xml:space="preserve"> — que era exactamente el punto de aquella pantalla. </w:t>
-      </w:r>
-      <w:r>
-        <w:rPr>
-          <w:b/>
-          <w:color w:val="960000"/>
-          <w:sz w:val="20"/>
-        </w:rPr>
-        <w:t>Consecuencia honesta: mientras ese diagnóstico no esté en la app, N-37 no se puede cerrar por lectura.</w:t>
-      </w:r>
-      <w:r>
-        <w:rPr>
-          <w:b w:val="0"/>
-          <w:color w:val="960000"/>
-          <w:sz w:val="20"/>
-        </w:rPr>
-        <w:t xml:space="preserve"> No se sustituyen condensadores por conjetura; se anota que falta el instrumento. &gt; ### ✅ 31/08 — el instrumento ha mejorado a medias, y conviene saber hasta dónde &gt; &gt; </w:t>
-      </w:r>
-      <w:r>
-        <w:rPr>
-          <w:b/>
-          <w:color w:val="960000"/>
-          <w:sz w:val="20"/>
-        </w:rPr>
-        <w:t>MEDIDO</w:t>
-      </w:r>
-      <w:r>
-        <w:rPr>
-          <w:b w:val="0"/>
-          <w:color w:val="960000"/>
-          <w:sz w:val="20"/>
-        </w:rPr>
-        <w:t xml:space="preserve"> en </w:t>
-      </w:r>
-      <w:r>
-        <w:rPr>
-          <w:rFonts w:ascii="Consolas" w:hAnsi="Consolas"/>
-          <w:color w:val="960000"/>
-          <w:sz w:val="20"/>
-        </w:rPr>
-        <w:t>Maestro/src/bluetooth.cpp</w:t>
-      </w:r>
-      <w:r>
-        <w:rPr>
-          <w:b w:val="0"/>
-          <w:color w:val="960000"/>
-          <w:sz w:val="20"/>
-        </w:rPr>
-        <w:t xml:space="preserve">: </w:t>
-      </w:r>
-      <w:r>
-        <w:rPr>
-          <w:rFonts w:ascii="Consolas" w:hAnsi="Consolas"/>
+        <w:t>N-37 sigue sin &gt; poderse cerrar por lectura.</w:t>
+      </w:r>
+      <w:r>
+        <w:rPr>
+          <w:b w:val="0"/>
+          <w:color w:val="960000"/>
+          <w:sz w:val="20"/>
+        </w:rPr>
+        <w:t xml:space="preserve">~~ &gt; &gt; ### ✅ 01/09 — YA SE PUEDE. Los cuatro diagnósticos llegan a la app &gt; &gt; </w:t>
+      </w:r>
+      <w:r>
+        <w:rPr>
+          <w:b/>
+          <w:color w:val="960000"/>
+          <w:sz w:val="20"/>
+        </w:rPr>
+        <w:t>El hueco de arriba está cerrado, y por eso se tacha.</w:t>
+      </w:r>
+      <w:r>
+        <w:rPr>
+          <w:b w:val="0"/>
+          <w:color w:val="960000"/>
+          <w:sz w:val="20"/>
+        </w:rPr>
+        <w:t xml:space="preserve"> Los seis bits que pintaba </w:t>
+      </w:r>
+      <w:r>
+        <w:rPr>
+          <w:rFonts w:ascii="Consolas" w:hAnsi="Consolas"/>
+          <w:color w:val="960000"/>
+          <w:sz w:val="20"/>
+        </w:rPr>
+        <w:t>CONSULTA &gt; RELOJ</w:t>
+      </w:r>
+      <w:r>
+        <w:rPr>
+          <w:b w:val="0"/>
+          <w:color w:val="960000"/>
+          <w:sz w:val="20"/>
+        </w:rPr>
+        <w:t xml:space="preserve"> salen ahora en una trama de evento, </w:t>
+      </w:r>
+      <w:r>
+        <w:rPr>
+          <w:b/>
+          <w:color w:val="960000"/>
+          <w:sz w:val="20"/>
+        </w:rPr>
+        <w:t>detrás de los dos `ERR` que nombran esa &gt; pantalla</w:t>
+      </w:r>
+      <w:r>
+        <w:rPr>
+          <w:b w:val="0"/>
+          <w:color w:val="960000"/>
+          <w:sz w:val="20"/>
+        </w:rPr>
+        <w:t xml:space="preserve"> — que es justo cuando hay alguien mirando: &gt; &gt; ``</w:t>
+      </w:r>
+      <w:r>
+        <w:rPr>
+          <w:rFonts w:ascii="Consolas" w:hAnsi="Consolas"/>
+          <w:color w:val="960000"/>
+          <w:sz w:val="20"/>
+        </w:rPr>
+        <w:t xml:space="preserve"> &gt;   ERR,CMD:SET_RTC,DESC:SIN_CRISTAL_VEA_CONSULTA_RELOJ &gt;   EVENT,NODE:MAESTRO,ORIGEN:RELOJ,DETALLE:ON:1 RDY:0 BYP:0 SEL:1 EN:1 CNT:0,HORA:--:--:-- &gt; </w:t>
+      </w:r>
+      <w:r>
+        <w:rPr>
+          <w:rFonts w:ascii="Consolas" w:hAnsi="Consolas"/>
+          <w:color w:val="960000"/>
+          <w:sz w:val="20"/>
+        </w:rPr>
+      </w:r>
+      <w:r>
+        <w:rPr>
+          <w:rFonts w:ascii="Consolas" w:hAnsi="Consolas"/>
+          <w:color w:val="960000"/>
+          <w:sz w:val="20"/>
+        </w:rPr>
+        <w:t xml:space="preserve"> &gt; &gt; **Se lee en la pestaña </w:t>
+      </w:r>
+      <w:r>
+        <w:rPr>
+          <w:b w:val="0"/>
+          <w:color w:val="960000"/>
+          <w:sz w:val="20"/>
+        </w:rPr>
+        <w:t>Eventos</w:t>
+      </w:r>
+      <w:r>
+        <w:rPr>
+          <w:rFonts w:ascii="Consolas" w:hAnsi="Consolas"/>
+          <w:color w:val="960000"/>
+          <w:sz w:val="20"/>
+        </w:rPr>
+        <w:t xml:space="preserve"> de la app**, y sale con </w:t>
+      </w:r>
+      <w:r>
+        <w:rPr>
+          <w:b w:val="0"/>
+          <w:color w:val="960000"/>
+          <w:sz w:val="20"/>
+        </w:rPr>
+        <w:t>SIN_CRISTAL_VEA_CONSULTA_RELOJ</w:t>
+      </w:r>
+      <w:r>
+        <w:rPr>
+          <w:rFonts w:ascii="Consolas" w:hAnsi="Consolas"/>
+          <w:color w:val="960000"/>
+          <w:sz w:val="20"/>
+        </w:rPr>
+        <w:t xml:space="preserve"> y con &gt; </w:t>
+      </w:r>
+      <w:r>
+        <w:rPr>
+          <w:b w:val="0"/>
+          <w:color w:val="960000"/>
+          <w:sz w:val="20"/>
+        </w:rPr>
+        <w:t>SIGUE_PARADO_VEA_CONSULTA_RELOJ</w:t>
+      </w:r>
+      <w:r>
+        <w:rPr>
+          <w:rFonts w:ascii="Consolas" w:hAnsi="Consolas"/>
+          <w:color w:val="960000"/>
+          <w:sz w:val="20"/>
+        </w:rPr>
+        <w:t xml:space="preserve"> (</w:t>
+      </w:r>
+      <w:r>
+        <w:rPr>
+          <w:b w:val="0"/>
+          <w:color w:val="960000"/>
+          <w:sz w:val="20"/>
+        </w:rPr>
+        <w:t>Maestro/src/bluetooth.cpp:305-333</w:t>
+      </w:r>
+      <w:r>
+        <w:rPr>
+          <w:rFonts w:ascii="Consolas" w:hAnsi="Consolas"/>
+          <w:color w:val="960000"/>
+          <w:sz w:val="20"/>
+        </w:rPr>
+        <w:t xml:space="preserve">, emitido en </w:t>
+      </w:r>
+      <w:r>
+        <w:rPr>
+          <w:b w:val="0"/>
+          <w:color w:val="960000"/>
+          <w:sz w:val="20"/>
+        </w:rPr>
+        <w:t>:542</w:t>
+      </w:r>
+      <w:r>
+        <w:rPr>
+          <w:rFonts w:ascii="Consolas" w:hAnsi="Consolas"/>
+          <w:color w:val="960000"/>
+          <w:sz w:val="20"/>
+        </w:rPr>
+        <w:t xml:space="preserve"> y &gt; </w:t>
+      </w:r>
+      <w:r>
+        <w:rPr>
+          <w:b w:val="0"/>
+          <w:color w:val="960000"/>
+          <w:sz w:val="20"/>
+        </w:rPr>
+        <w:t>:577</w:t>
+      </w:r>
+      <w:r>
+        <w:rPr>
+          <w:rFonts w:ascii="Consolas" w:hAnsi="Consolas"/>
+          <w:color w:val="960000"/>
+          <w:sz w:val="20"/>
+        </w:rPr>
+        <w:t xml:space="preserve">). &gt; &gt; | lo que se lee | qué significa | &gt; |---|---| &gt; | </w:t>
+      </w:r>
+      <w:r>
+        <w:rPr>
+          <w:b w:val="0"/>
+          <w:color w:val="960000"/>
+          <w:sz w:val="20"/>
+        </w:rPr>
+        <w:t>ON:0</w:t>
+      </w:r>
+      <w:r>
+        <w:rPr>
+          <w:rFonts w:ascii="Consolas" w:hAnsi="Consolas"/>
+          <w:color w:val="960000"/>
+          <w:sz w:val="20"/>
+        </w:rPr>
+        <w:t xml:space="preserve"> | **</w:t>
+      </w:r>
+      <w:r>
+        <w:rPr>
+          <w:b w:val="0"/>
+          <w:color w:val="960000"/>
+          <w:sz w:val="20"/>
+        </w:rPr>
+        <w:t>LSE no se pide</w:t>
+      </w:r>
+      <w:r>
+        <w:rPr>
+          <w:rFonts w:ascii="Consolas" w:hAnsi="Consolas"/>
+          <w:color w:val="960000"/>
+          <w:sz w:val="20"/>
+        </w:rPr>
+        <w:t xml:space="preserve">** — el oscilador ni siquiera está pedido. Es firmware o dominio de respaldo, **no el cristal** | &gt; | </w:t>
+      </w:r>
+      <w:r>
+        <w:rPr>
+          <w:b w:val="0"/>
+          <w:color w:val="960000"/>
+          <w:sz w:val="20"/>
+        </w:rPr>
+        <w:t>ON:1 RDY:0</w:t>
+      </w:r>
+      <w:r>
+        <w:rPr>
+          <w:rFonts w:ascii="Consolas" w:hAnsi="Consolas"/>
+          <w:color w:val="960000"/>
+          <w:sz w:val="20"/>
+        </w:rPr>
+        <w:t xml:space="preserve"> | **</w:t>
+      </w:r>
+      <w:r>
+        <w:rPr>
+          <w:b w:val="0"/>
+          <w:color w:val="960000"/>
+          <w:sz w:val="20"/>
+        </w:rPr>
+        <w:t>Pedido, no oscila</w:t>
+      </w:r>
+      <w:r>
+        <w:rPr>
+          <w:rFonts w:ascii="Consolas" w:hAnsi="Consolas"/>
+          <w:color w:val="960000"/>
+          <w:sz w:val="20"/>
+        </w:rPr>
+        <w:t xml:space="preserve">** — aquí **sí** se mira el cristal </w:t>
+      </w:r>
+      <w:r>
+        <w:rPr>
+          <w:b w:val="0"/>
+          <w:color w:val="960000"/>
+          <w:sz w:val="20"/>
+        </w:rPr>
+        <w:t>Y2</w:t>
+      </w:r>
+      <w:r>
+        <w:rPr>
+          <w:rFonts w:ascii="Consolas" w:hAnsi="Consolas"/>
+          <w:color w:val="960000"/>
+          <w:sz w:val="20"/>
+        </w:rPr>
+        <w:t xml:space="preserve"> y sus condensadores | &gt; | </w:t>
+      </w:r>
+      <w:r>
+        <w:rPr>
+          <w:b w:val="0"/>
+          <w:color w:val="960000"/>
+          <w:sz w:val="20"/>
+        </w:rPr>
+        <w:t>ON:1 RDY:1 SEL:0</w:t>
+      </w:r>
+      <w:r>
+        <w:rPr>
+          <w:rFonts w:ascii="Consolas" w:hAnsi="Consolas"/>
+          <w:color w:val="960000"/>
+          <w:sz w:val="20"/>
+        </w:rPr>
+        <w:t xml:space="preserve"> | **</w:t>
+      </w:r>
+      <w:r>
+        <w:rPr>
+          <w:b w:val="0"/>
+          <w:color w:val="960000"/>
+          <w:sz w:val="20"/>
+        </w:rPr>
+        <w:t>Oscila; RTC no atado</w:t>
+      </w:r>
+      <w:r>
+        <w:rPr>
+          <w:rFonts w:ascii="Consolas" w:hAnsi="Consolas"/>
+          <w:color w:val="960000"/>
+          <w:sz w:val="20"/>
+        </w:rPr>
+        <w:t xml:space="preserve">** — el cristal va bien; lo que falla es el enganche | &gt; | </w:t>
+      </w:r>
+      <w:r>
+        <w:rPr>
+          <w:b w:val="0"/>
+          <w:color w:val="960000"/>
+          <w:sz w:val="20"/>
+        </w:rPr>
+        <w:t>ON:1 RDY:1 SEL:1</w:t>
+      </w:r>
+      <w:r>
+        <w:rPr>
+          <w:rFonts w:ascii="Consolas" w:hAnsi="Consolas"/>
+          <w:color w:val="960000"/>
+          <w:sz w:val="20"/>
+        </w:rPr>
+        <w:t xml:space="preserve"> | **</w:t>
+      </w:r>
+      <w:r>
+        <w:rPr>
+          <w:b w:val="0"/>
+          <w:color w:val="960000"/>
+          <w:sz w:val="20"/>
+        </w:rPr>
+        <w:t>Oscila y atado a LSE</w:t>
+      </w:r>
+      <w:r>
+        <w:rPr>
+          <w:rFonts w:ascii="Consolas" w:hAnsi="Consolas"/>
+          <w:color w:val="960000"/>
+          <w:sz w:val="20"/>
+        </w:rPr>
+        <w:t xml:space="preserve">** — el reloj está sano | &gt; | </w:t>
+      </w:r>
+      <w:r>
+        <w:rPr>
+          <w:b w:val="0"/>
+          <w:color w:val="960000"/>
+          <w:sz w:val="20"/>
+        </w:rPr>
+        <w:t>CNT:--</w:t>
+      </w:r>
+      <w:r>
+        <w:rPr>
+          <w:rFonts w:ascii="Consolas" w:hAnsi="Consolas"/>
+          <w:color w:val="960000"/>
+          <w:sz w:val="20"/>
+        </w:rPr>
+        <w:t xml:space="preserve"> | **no se pudo leer** el contador. **No es </w:t>
+      </w:r>
+      <w:r>
+        <w:rPr>
+          <w:b w:val="0"/>
+          <w:color w:val="960000"/>
+          <w:sz w:val="20"/>
+        </w:rPr>
+        <w:t>CNT:0</w:t>
+      </w:r>
+      <w:r>
+        <w:rPr>
+          <w:rFonts w:ascii="Consolas" w:hAnsi="Consolas"/>
+          <w:color w:val="960000"/>
+          <w:sz w:val="20"/>
+        </w:rPr>
+        <w:t xml:space="preserve">**: un cero leído es otro diagnóstico | &gt; &gt; 💡 **Para saber si el contador AVANZA, repita el mismo </w:t>
+      </w:r>
+      <w:r>
+        <w:rPr>
+          <w:b w:val="0"/>
           <w:color w:val="960000"/>
           <w:sz w:val="20"/>
         </w:rPr>
@@ -11064,451 +14666,67 @@
       </w:r>
       <w:r>
         <w:rPr>
-          <w:b w:val="0"/>
-          <w:color w:val="960000"/>
-          <w:sz w:val="20"/>
-        </w:rPr>
-        <w:t xml:space="preserve"> ya </w:t>
-      </w:r>
-      <w:r>
-        <w:rPr>
-          <w:b/>
-          <w:color w:val="960000"/>
-          <w:sz w:val="20"/>
-        </w:rPr>
-        <w:t>no contesta `OK` sin mirar</w:t>
-      </w:r>
-      <w:r>
-        <w:rPr>
-          <w:b w:val="0"/>
-          <w:color w:val="960000"/>
-          <w:sz w:val="20"/>
-        </w:rPr>
-        <w:t xml:space="preserve">. Tiene &gt; </w:t>
-      </w:r>
-      <w:r>
-        <w:rPr>
-          <w:b/>
-          <w:color w:val="960000"/>
-          <w:sz w:val="20"/>
-        </w:rPr>
-        <w:t>cinco ramas</w:t>
-      </w:r>
-      <w:r>
-        <w:rPr>
-          <w:b w:val="0"/>
-          <w:color w:val="960000"/>
-          <w:sz w:val="20"/>
-        </w:rPr>
-        <w:t xml:space="preserve"> y dos de ellas son diagnósticas: &gt; &gt; | Respuesta | Línea | Qué dice | &gt; |---|---|---| &gt; | </w:t>
-      </w:r>
-      <w:r>
-        <w:rPr>
-          <w:rFonts w:ascii="Consolas" w:hAnsi="Consolas"/>
-          <w:color w:val="960000"/>
-          <w:sz w:val="20"/>
-        </w:rPr>
-        <w:t>ERR,CMD:SET_RTC,DESC:SIN_CRISTAL_VEA_CONSULTA_RELOJ</w:t>
-      </w:r>
-      <w:r>
-        <w:rPr>
-          <w:b w:val="0"/>
-          <w:color w:val="960000"/>
-          <w:sz w:val="20"/>
-        </w:rPr>
-        <w:t xml:space="preserve"> | </w:t>
-      </w:r>
-      <w:r>
-        <w:rPr>
-          <w:rFonts w:ascii="Consolas" w:hAnsi="Consolas"/>
-          <w:color w:val="960000"/>
-          <w:sz w:val="20"/>
-        </w:rPr>
-        <w:t>:313</w:t>
-      </w:r>
-      <w:r>
-        <w:rPr>
-          <w:b w:val="0"/>
-          <w:color w:val="960000"/>
-          <w:sz w:val="20"/>
-        </w:rPr>
-        <w:t xml:space="preserve"> | </w:t>
-      </w:r>
-      <w:r>
-        <w:rPr>
-          <w:b/>
-          <w:color w:val="960000"/>
-          <w:sz w:val="20"/>
-        </w:rPr>
-        <w:t>No hay con qué contar el tiempo.</w:t>
-      </w:r>
-      <w:r>
-        <w:rPr>
-          <w:b w:val="0"/>
-          <w:color w:val="960000"/>
-          <w:sz w:val="20"/>
-        </w:rPr>
-        <w:t xml:space="preserve"> La hora NO quedó puesta | &gt; | </w:t>
-      </w:r>
-      <w:r>
-        <w:rPr>
-          <w:rFonts w:ascii="Consolas" w:hAnsi="Consolas"/>
-          <w:color w:val="960000"/>
-          <w:sz w:val="20"/>
-        </w:rPr>
-        <w:t>ACK,CMD:SET_RTC,RESULT:HORA_PUESTA_SIN_PROPAGAR</w:t>
-      </w:r>
-      <w:r>
-        <w:rPr>
-          <w:b w:val="0"/>
-          <w:color w:val="960000"/>
-          <w:sz w:val="20"/>
-        </w:rPr>
-        <w:t xml:space="preserve"> | </w:t>
-      </w:r>
-      <w:r>
-        <w:rPr>
-          <w:rFonts w:ascii="Consolas" w:hAnsi="Consolas"/>
-          <w:color w:val="960000"/>
-          <w:sz w:val="20"/>
-        </w:rPr>
-        <w:t>:325</w:t>
-      </w:r>
-      <w:r>
-        <w:rPr>
-          <w:b w:val="0"/>
-          <w:color w:val="960000"/>
-          <w:sz w:val="20"/>
-        </w:rPr>
-        <w:t xml:space="preserve"> | Entró aquí, </w:t>
-      </w:r>
-      <w:r>
-        <w:rPr>
-          <w:b/>
-          <w:color w:val="960000"/>
-          <w:sz w:val="20"/>
-        </w:rPr>
-        <w:t>no viajó al Esclavo</w:t>
-      </w:r>
-      <w:r>
-        <w:rPr>
-          <w:b w:val="0"/>
-          <w:color w:val="960000"/>
-          <w:sz w:val="20"/>
-        </w:rPr>
-        <w:t xml:space="preserve"> | &gt; | </w:t>
-      </w:r>
-      <w:r>
-        <w:rPr>
-          <w:rFonts w:ascii="Consolas" w:hAnsi="Consolas"/>
-          <w:color w:val="960000"/>
-          <w:sz w:val="20"/>
-        </w:rPr>
-        <w:t>ACK,CMD:SET_RTC,RESULT:OK</w:t>
-      </w:r>
-      <w:r>
-        <w:rPr>
-          <w:b w:val="0"/>
-          <w:color w:val="960000"/>
-          <w:sz w:val="20"/>
-        </w:rPr>
-        <w:t xml:space="preserve"> | </w:t>
-      </w:r>
-      <w:r>
-        <w:rPr>
-          <w:rFonts w:ascii="Consolas" w:hAnsi="Consolas"/>
-          <w:color w:val="960000"/>
-          <w:sz w:val="20"/>
-        </w:rPr>
-        <w:t>:327</w:t>
-      </w:r>
-      <w:r>
-        <w:rPr>
-          <w:b w:val="0"/>
-          <w:color w:val="960000"/>
-          <w:sz w:val="20"/>
-        </w:rPr>
-        <w:t xml:space="preserve"> | Entró y va camino del Esclavo | &gt; | </w:t>
-      </w:r>
-      <w:r>
-        <w:rPr>
-          <w:rFonts w:ascii="Consolas" w:hAnsi="Consolas"/>
-          <w:color w:val="960000"/>
-          <w:sz w:val="20"/>
-        </w:rPr>
-        <w:t>ERR,CMD:SET_RTC,DESC:FORMATO_INVALIDO</w:t>
-      </w:r>
-      <w:r>
-        <w:rPr>
-          <w:b w:val="0"/>
-          <w:color w:val="960000"/>
-          <w:sz w:val="20"/>
-        </w:rPr>
-        <w:t xml:space="preserve"> | </w:t>
-      </w:r>
-      <w:r>
-        <w:rPr>
-          <w:rFonts w:ascii="Consolas" w:hAnsi="Consolas"/>
-          <w:color w:val="960000"/>
-          <w:sz w:val="20"/>
-        </w:rPr>
-        <w:t>:308</w:t>
-      </w:r>
-      <w:r>
-        <w:rPr>
-          <w:b w:val="0"/>
-          <w:color w:val="960000"/>
-          <w:sz w:val="20"/>
-        </w:rPr>
-        <w:t xml:space="preserve">, </w:t>
-      </w:r>
-      <w:r>
-        <w:rPr>
-          <w:rFonts w:ascii="Consolas" w:hAnsi="Consolas"/>
-          <w:color w:val="960000"/>
-          <w:sz w:val="20"/>
-        </w:rPr>
-        <w:t>:318</w:t>
-      </w:r>
-      <w:r>
-        <w:rPr>
-          <w:b w:val="0"/>
-          <w:color w:val="960000"/>
-          <w:sz w:val="20"/>
-        </w:rPr>
-        <w:t xml:space="preserve"> | La trama no se pudo leer, o cifras fuera de rango | &gt; &gt; Y existe además </w:t>
-      </w:r>
-      <w:r>
-        <w:rPr>
-          <w:rFonts w:ascii="Consolas" w:hAnsi="Consolas"/>
-          <w:color w:val="960000"/>
-          <w:sz w:val="20"/>
-        </w:rPr>
-        <w:t>CMD:PIN:1234:REINICIAR_RELOJ</w:t>
-      </w:r>
-      <w:r>
-        <w:rPr>
-          <w:b w:val="0"/>
-          <w:color w:val="960000"/>
-          <w:sz w:val="20"/>
-        </w:rPr>
-        <w:t xml:space="preserve"> (</w:t>
-      </w:r>
-      <w:r>
-        <w:rPr>
-          <w:rFonts w:ascii="Consolas" w:hAnsi="Consolas"/>
-          <w:color w:val="960000"/>
-          <w:sz w:val="20"/>
-        </w:rPr>
-        <w:t>:330</w:t>
-      </w:r>
-      <w:r>
-        <w:rPr>
-          <w:b w:val="0"/>
-          <w:color w:val="960000"/>
-          <w:sz w:val="20"/>
-        </w:rPr>
-        <w:t xml:space="preserve">), que contesta &gt; </w:t>
-      </w:r>
-      <w:r>
-        <w:rPr>
-          <w:rFonts w:ascii="Consolas" w:hAnsi="Consolas"/>
-          <w:color w:val="960000"/>
-          <w:sz w:val="20"/>
-        </w:rPr>
-        <w:t>CRISTAL_OK_PONGA_LA_HORA</w:t>
-      </w:r>
-      <w:r>
-        <w:rPr>
-          <w:b w:val="0"/>
-          <w:color w:val="960000"/>
-          <w:sz w:val="20"/>
-        </w:rPr>
-        <w:t xml:space="preserve"> o </w:t>
-      </w:r>
-      <w:r>
-        <w:rPr>
-          <w:rFonts w:ascii="Consolas" w:hAnsi="Consolas"/>
-          <w:color w:val="960000"/>
-          <w:sz w:val="20"/>
-        </w:rPr>
-        <w:t>SIGUE_PARADO_VEA_CONSULTA_RELOJ</w:t>
-      </w:r>
-      <w:r>
-        <w:rPr>
-          <w:b w:val="0"/>
-          <w:color w:val="960000"/>
-          <w:sz w:val="20"/>
-        </w:rPr>
-        <w:t xml:space="preserve">. &gt; &gt; </w:t>
-      </w:r>
-      <w:r>
-        <w:rPr>
-          <w:b/>
-          <w:color w:val="960000"/>
-          <w:sz w:val="20"/>
-        </w:rPr>
-        <w:t>Por qué esto importa en el poste:</w:t>
-      </w:r>
-      <w:r>
-        <w:rPr>
-          <w:b w:val="0"/>
-          <w:color w:val="960000"/>
-          <w:sz w:val="20"/>
-        </w:rPr>
-        <w:t xml:space="preserve"> la versión anterior mandaba </w:t>
-      </w:r>
-      <w:r>
-        <w:rPr>
-          <w:rFonts w:ascii="Consolas" w:hAnsi="Consolas"/>
-          <w:color w:val="960000"/>
-          <w:sz w:val="20"/>
-        </w:rPr>
-        <w:t>RESULT:OK</w:t>
-      </w:r>
-      <w:r>
-        <w:rPr>
-          <w:b w:val="0"/>
-          <w:color w:val="960000"/>
-          <w:sz w:val="20"/>
-        </w:rPr>
-        <w:t xml:space="preserve"> </w:t>
-      </w:r>
-      <w:r>
-        <w:rPr>
-          <w:b/>
-          <w:color w:val="960000"/>
-          <w:sz w:val="20"/>
-        </w:rPr>
-        <w:t>sin mirar &gt; ninguna de las dos llamadas</w:t>
-      </w:r>
-      <w:r>
-        <w:rPr>
-          <w:b w:val="0"/>
-          <w:color w:val="960000"/>
-          <w:sz w:val="20"/>
-        </w:rPr>
-        <w:t xml:space="preserve">, así que con </w:t>
-      </w:r>
-      <w:r>
-        <w:rPr>
-          <w:rFonts w:ascii="Consolas" w:hAnsi="Consolas"/>
-          <w:color w:val="960000"/>
-          <w:sz w:val="20"/>
-        </w:rPr>
-        <w:t>Y2</w:t>
-      </w:r>
-      <w:r>
-        <w:rPr>
-          <w:b w:val="0"/>
-          <w:color w:val="960000"/>
-          <w:sz w:val="20"/>
-        </w:rPr>
-        <w:t xml:space="preserve"> muerto el equipo decía que sí y no ponía la hora &gt; — y el técnico se iba creyendo que lo había dejado puesto. Eso ya no pasa. &gt; &gt; 🔴 </w:t>
-      </w:r>
-      <w:r>
-        <w:rPr>
-          <w:b/>
-          <w:color w:val="960000"/>
-          <w:sz w:val="20"/>
-        </w:rPr>
-        <w:t>Lo que sigue faltando, y no se disimula:</w:t>
-      </w:r>
-      <w:r>
-        <w:rPr>
-          <w:b w:val="0"/>
-          <w:color w:val="960000"/>
-          <w:sz w:val="20"/>
-        </w:rPr>
-        <w:t xml:space="preserve"> esas respuestas distinguen *«no hay cristal»* de &gt; *«sí lo hay»*, pero </w:t>
-      </w:r>
-      <w:r>
-        <w:rPr>
-          <w:b/>
-          <w:color w:val="960000"/>
-          <w:sz w:val="20"/>
-        </w:rPr>
-        <w:t>siguen sin distinguir cuál de las cuatro causas</w:t>
-      </w:r>
-      <w:r>
-        <w:rPr>
-          <w:b w:val="0"/>
-          <w:color w:val="960000"/>
-          <w:sz w:val="20"/>
-        </w:rPr>
-        <w:t xml:space="preserve"> —</w:t>
-      </w:r>
-      <w:r>
-        <w:rPr>
-          <w:rFonts w:ascii="Consolas" w:hAnsi="Consolas"/>
-          <w:color w:val="960000"/>
-          <w:sz w:val="20"/>
-        </w:rPr>
-        <w:t>LSE no se pide</w:t>
-      </w:r>
-      <w:r>
-        <w:rPr>
-          <w:b w:val="0"/>
-          <w:color w:val="960000"/>
-          <w:sz w:val="20"/>
-        </w:rPr>
-        <w:t xml:space="preserve">, &gt; </w:t>
-      </w:r>
-      <w:r>
-        <w:rPr>
-          <w:rFonts w:ascii="Consolas" w:hAnsi="Consolas"/>
-          <w:color w:val="960000"/>
-          <w:sz w:val="20"/>
-        </w:rPr>
-        <w:t>Pedido, no oscila</w:t>
-      </w:r>
-      <w:r>
-        <w:rPr>
-          <w:b w:val="0"/>
-          <w:color w:val="960000"/>
-          <w:sz w:val="20"/>
-        </w:rPr>
-        <w:t xml:space="preserve">, </w:t>
-      </w:r>
-      <w:r>
-        <w:rPr>
-          <w:rFonts w:ascii="Consolas" w:hAnsi="Consolas"/>
-          <w:color w:val="960000"/>
-          <w:sz w:val="20"/>
-        </w:rPr>
-        <w:t>Oscila; RTC no atado</w:t>
-      </w:r>
-      <w:r>
-        <w:rPr>
-          <w:b w:val="0"/>
-          <w:color w:val="960000"/>
-          <w:sz w:val="20"/>
-        </w:rPr>
-        <w:t xml:space="preserve">, </w:t>
-      </w:r>
-      <w:r>
-        <w:rPr>
-          <w:rFonts w:ascii="Consolas" w:hAnsi="Consolas"/>
-          <w:color w:val="960000"/>
-          <w:sz w:val="20"/>
-        </w:rPr>
-        <w:t>Oscila y atado a LSE</w:t>
-      </w:r>
-      <w:r>
-        <w:rPr>
-          <w:b w:val="0"/>
-          <w:color w:val="960000"/>
-          <w:sz w:val="20"/>
-        </w:rPr>
-        <w:t xml:space="preserve">—. </w:t>
-      </w:r>
-      <w:r>
-        <w:rPr>
-          <w:b/>
-          <w:color w:val="960000"/>
-          <w:sz w:val="20"/>
-        </w:rPr>
-        <w:t>N-37 sigue sin poderse &gt; cerrar por lectura.</w:t>
+          <w:rFonts w:ascii="Consolas" w:hAnsi="Consolas"/>
+          <w:color w:val="960000"/>
+          <w:sz w:val="20"/>
+        </w:rPr>
+        <w:t xml:space="preserve"> unos segundos después y compare &gt; </w:t>
+      </w:r>
+      <w:r>
+        <w:rPr>
+          <w:b w:val="0"/>
+          <w:color w:val="960000"/>
+          <w:sz w:val="20"/>
+        </w:rPr>
+        <w:t>CNT</w:t>
+      </w:r>
+      <w:r>
+        <w:rPr>
+          <w:rFonts w:ascii="Consolas" w:hAnsi="Consolas"/>
+          <w:color w:val="960000"/>
+          <w:sz w:val="20"/>
+        </w:rPr>
+        <w:t xml:space="preserve">.** En esta rama el comando se rechaza **antes** de escribir nada, así que no cuesta. &gt; &gt; 🔴 **Y esto es lo que decide si se tocan los condensadores: primero la lectura, después la &gt; pieza.** Sólo </w:t>
+      </w:r>
+      <w:r>
+        <w:rPr>
+          <w:b w:val="0"/>
+          <w:color w:val="960000"/>
+          <w:sz w:val="20"/>
+        </w:rPr>
+        <w:t>ON:1 RDY:0</w:t>
+      </w:r>
+      <w:r>
+        <w:rPr>
+          <w:rFonts w:ascii="Consolas" w:hAnsi="Consolas"/>
+          <w:color w:val="960000"/>
+          <w:sz w:val="20"/>
+        </w:rPr>
+        <w:t xml:space="preserve"> señala al cristal. Con cualquiera de las otras tres, **cambiar </w:t>
+      </w:r>
+      <w:r>
+        <w:rPr>
+          <w:b w:val="0"/>
+          <w:color w:val="960000"/>
+          <w:sz w:val="20"/>
+        </w:rPr>
+        <w:t>C1</w:t>
+      </w:r>
+      <w:r>
+        <w:rPr>
+          <w:rFonts w:ascii="Consolas" w:hAnsi="Consolas"/>
+          <w:color w:val="960000"/>
+          <w:sz w:val="20"/>
+        </w:rPr>
+        <w:t>/</w:t>
+      </w:r>
+      <w:r>
+        <w:rPr>
+          <w:b w:val="0"/>
+          <w:color w:val="960000"/>
+          <w:sz w:val="20"/>
+        </w:rPr>
+        <w:t>C2` &gt; es cambiar componentes sanos** — que es exactamente lo que este proyecto ya pagó una vez.</w:t>
       </w:r>
     </w:p>
     <w:p>
@@ -13989,7 +17207,7 @@
           <w:color w:val="960000"/>
           <w:sz w:val="20"/>
         </w:rPr>
-        <w:t xml:space="preserve"> —sin opto, sin serie, sin clamp— a nueve posiciones de p10 y once de p12. </w:t>
+        <w:t xml:space="preserve"> —sin opto, sin serie, sin clamp— a nueve posiciones de p10 y once de p12. ~~</w:t>
       </w:r>
       <w:r>
         <w:rPr>
@@ -14005,7 +17223,39 @@
           <w:color w:val="960000"/>
           <w:sz w:val="20"/>
         </w:rPr>
-        <w:t xml:space="preserve"> *(La salida de alarma de la AcuSense es configurable NO/NC, así que se elige qué estado significa demanda </w:t>
+        <w:t xml:space="preserve">~~ → </w:t>
+      </w:r>
+      <w:r>
+        <w:rPr>
+          <w:b/>
+          <w:color w:val="960000"/>
+          <w:sz w:val="20"/>
+        </w:rPr>
+        <w:t>04/09: tapar p1 es OBLIGATORIO en cada equipo, no una precaución de banco.</w:t>
+      </w:r>
+      <w:r>
+        <w:rPr>
+          <w:b w:val="0"/>
+          <w:color w:val="960000"/>
+          <w:sz w:val="20"/>
+        </w:rPr>
+        <w:t xml:space="preserve"> El motivo del ascenso está en el bloque de abajo (N-120): las entradas no tienen </w:t>
+      </w:r>
+      <w:r>
+        <w:rPr>
+          <w:b/>
+          <w:color w:val="960000"/>
+          <w:sz w:val="20"/>
+        </w:rPr>
+        <w:t>nada</w:t>
+      </w:r>
+      <w:r>
+        <w:rPr>
+          <w:b w:val="0"/>
+          <w:color w:val="960000"/>
+          <w:sz w:val="20"/>
+        </w:rPr>
+        <w:t xml:space="preserve"> que limite lo que entra por ellas. *(La salida de alarma de la AcuSense es configurable NO/NC, así que se elige qué estado significa demanda </w:t>
       </w:r>
       <w:r>
         <w:rPr>
@@ -14022,6 +17272,500 @@
           <w:sz w:val="20"/>
         </w:rPr>
         <w:t>.)*</w:t>
+      </w:r>
+    </w:p>
+    <w:p>
+      <w:pPr>
+        <w:spacing w:after="160"/>
+        <w:ind w:left="360"/>
+        <w:shd w:val="clear" w:fill="FFF4E5"/>
+      </w:pPr>
+      <w:r>
+        <w:rPr>
+          <w:b w:val="0"/>
+          <w:color w:val="960000"/>
+          <w:sz w:val="20"/>
+        </w:rPr>
+        <w:t xml:space="preserve">🔴 04/09 (N-120) — LA PLACA PROTEGE SUS SALIDAS Y </w:t>
+      </w:r>
+      <w:r>
+        <w:rPr>
+          <w:b/>
+          <w:color w:val="960000"/>
+          <w:sz w:val="20"/>
+        </w:rPr>
+        <w:t>NO</w:t>
+      </w:r>
+      <w:r>
+        <w:rPr>
+          <w:b w:val="0"/>
+          <w:color w:val="960000"/>
+          <w:sz w:val="20"/>
+        </w:rPr>
+        <w:t xml:space="preserve"> PROTEGE SUS ENTRADAS </w:t>
+      </w:r>
+      <w:r>
+        <w:rPr>
+          <w:b/>
+          <w:color w:val="960000"/>
+          <w:sz w:val="20"/>
+        </w:rPr>
+        <w:t>Leído del `.kicad_pcb`, red por red.</w:t>
+      </w:r>
+      <w:r>
+        <w:rPr>
+          <w:b w:val="0"/>
+          <w:color w:val="960000"/>
+          <w:sz w:val="20"/>
+        </w:rPr>
+        <w:t xml:space="preserve"> No es una impresión ni una lectura de esquemático: es el fichero de cobre. ### Las 9 salidas van blindadas Cada una lleva </w:t>
+      </w:r>
+      <w:r>
+        <w:rPr>
+          <w:b/>
+          <w:color w:val="960000"/>
+          <w:sz w:val="20"/>
+        </w:rPr>
+        <w:t>220 Ω en serie + optoacoplador `TLP127`</w:t>
+      </w:r>
+      <w:r>
+        <w:rPr>
+          <w:b w:val="0"/>
+          <w:color w:val="960000"/>
+          <w:sz w:val="20"/>
+        </w:rPr>
+        <w:t>. Cadena completa de ejemplo: ``</w:t>
+      </w:r>
+      <w:r>
+        <w:rPr>
+          <w:rFonts w:ascii="Consolas" w:hAnsi="Consolas"/>
+          <w:color w:val="960000"/>
+          <w:sz w:val="20"/>
+        </w:rPr>
+        <w:t xml:space="preserve">text PA0  (/S1)  -&gt;  R19  220 Ω  -&gt;  U6  TLP127  -&gt;  etapa de potencia </w:t>
+      </w:r>
+      <w:r>
+        <w:rPr>
+          <w:rFonts w:ascii="Consolas" w:hAnsi="Consolas"/>
+          <w:color w:val="960000"/>
+          <w:sz w:val="20"/>
+        </w:rPr>
+      </w:r>
+      <w:r>
+        <w:rPr>
+          <w:rFonts w:ascii="Consolas" w:hAnsi="Consolas"/>
+          <w:color w:val="960000"/>
+          <w:sz w:val="20"/>
+        </w:rPr>
+        <w:t xml:space="preserve"> El opto **aísla galvánicamente**: pase lo que pase en el lado de potencia, no hay camino de corriente hacia el micro. ### Las 5 entradas de campo van DESNUDAS | entrada | llega desde | protección en serie | |---|---|---| | </w:t>
+      </w:r>
+      <w:r>
+        <w:rPr>
+          <w:b w:val="0"/>
+          <w:color w:val="960000"/>
+          <w:sz w:val="20"/>
+        </w:rPr>
+        <w:t>PB0</w:t>
+      </w:r>
+      <w:r>
+        <w:rPr>
+          <w:rFonts w:ascii="Consolas" w:hAnsi="Consolas"/>
+          <w:color w:val="960000"/>
+          <w:sz w:val="20"/>
+        </w:rPr>
+        <w:t xml:space="preserve"> | </w:t>
+      </w:r>
+      <w:r>
+        <w:rPr>
+          <w:b w:val="0"/>
+          <w:color w:val="960000"/>
+          <w:sz w:val="20"/>
+        </w:rPr>
+        <w:t>J14.1</w:t>
+      </w:r>
+      <w:r>
+        <w:rPr>
+          <w:rFonts w:ascii="Consolas" w:hAnsi="Consolas"/>
+          <w:color w:val="960000"/>
+          <w:sz w:val="20"/>
+        </w:rPr>
+        <w:t xml:space="preserve"> | 🔴 **NADA** | | </w:t>
+      </w:r>
+      <w:r>
+        <w:rPr>
+          <w:b w:val="0"/>
+          <w:color w:val="960000"/>
+          <w:sz w:val="20"/>
+        </w:rPr>
+        <w:t>PB9</w:t>
+      </w:r>
+      <w:r>
+        <w:rPr>
+          <w:rFonts w:ascii="Consolas" w:hAnsi="Consolas"/>
+          <w:color w:val="960000"/>
+          <w:sz w:val="20"/>
+        </w:rPr>
+        <w:t xml:space="preserve"> | </w:t>
+      </w:r>
+      <w:r>
+        <w:rPr>
+          <w:b w:val="0"/>
+          <w:color w:val="960000"/>
+          <w:sz w:val="20"/>
+        </w:rPr>
+        <w:t>J16.5</w:t>
+      </w:r>
+      <w:r>
+        <w:rPr>
+          <w:rFonts w:ascii="Consolas" w:hAnsi="Consolas"/>
+          <w:color w:val="960000"/>
+          <w:sz w:val="20"/>
+        </w:rPr>
+        <w:t xml:space="preserve"> | 🔴 **NADA** | | </w:t>
+      </w:r>
+      <w:r>
+        <w:rPr>
+          <w:b w:val="0"/>
+          <w:color w:val="960000"/>
+          <w:sz w:val="20"/>
+        </w:rPr>
+        <w:t>PB13</w:t>
+      </w:r>
+      <w:r>
+        <w:rPr>
+          <w:rFonts w:ascii="Consolas" w:hAnsi="Consolas"/>
+          <w:color w:val="960000"/>
+          <w:sz w:val="20"/>
+        </w:rPr>
+        <w:t xml:space="preserve"> | </w:t>
+      </w:r>
+      <w:r>
+        <w:rPr>
+          <w:b w:val="0"/>
+          <w:color w:val="960000"/>
+          <w:sz w:val="20"/>
+        </w:rPr>
+        <w:t>J16.8</w:t>
+      </w:r>
+      <w:r>
+        <w:rPr>
+          <w:rFonts w:ascii="Consolas" w:hAnsi="Consolas"/>
+          <w:color w:val="960000"/>
+          <w:sz w:val="20"/>
+        </w:rPr>
+        <w:t xml:space="preserve"> | 🔴 **NADA** | | </w:t>
+      </w:r>
+      <w:r>
+        <w:rPr>
+          <w:b w:val="0"/>
+          <w:color w:val="960000"/>
+          <w:sz w:val="20"/>
+        </w:rPr>
+        <w:t>PB14</w:t>
+      </w:r>
+      <w:r>
+        <w:rPr>
+          <w:rFonts w:ascii="Consolas" w:hAnsi="Consolas"/>
+          <w:color w:val="960000"/>
+          <w:sz w:val="20"/>
+        </w:rPr>
+        <w:t xml:space="preserve"> | </w:t>
+      </w:r>
+      <w:r>
+        <w:rPr>
+          <w:b w:val="0"/>
+          <w:color w:val="960000"/>
+          <w:sz w:val="20"/>
+        </w:rPr>
+        <w:t>J16.10</w:t>
+      </w:r>
+      <w:r>
+        <w:rPr>
+          <w:rFonts w:ascii="Consolas" w:hAnsi="Consolas"/>
+          <w:color w:val="960000"/>
+          <w:sz w:val="20"/>
+        </w:rPr>
+        <w:t xml:space="preserve"> | 🔴 **NADA** | | </w:t>
+      </w:r>
+      <w:r>
+        <w:rPr>
+          <w:b w:val="0"/>
+          <w:color w:val="960000"/>
+          <w:sz w:val="20"/>
+        </w:rPr>
+        <w:t>PB15</w:t>
+      </w:r>
+      <w:r>
+        <w:rPr>
+          <w:rFonts w:ascii="Consolas" w:hAnsi="Consolas"/>
+          <w:color w:val="960000"/>
+          <w:sz w:val="20"/>
+        </w:rPr>
+        <w:t xml:space="preserve"> | </w:t>
+      </w:r>
+      <w:r>
+        <w:rPr>
+          <w:b w:val="0"/>
+          <w:color w:val="960000"/>
+          <w:sz w:val="20"/>
+        </w:rPr>
+        <w:t>J16.12</w:t>
+      </w:r>
+      <w:r>
+        <w:rPr>
+          <w:rFonts w:ascii="Consolas" w:hAnsi="Consolas"/>
+          <w:color w:val="960000"/>
+          <w:sz w:val="20"/>
+        </w:rPr>
+        <w:t xml:space="preserve"> | 🔴 **NADA** | ⚠️ **El </w:t>
+      </w:r>
+      <w:r>
+        <w:rPr>
+          <w:b w:val="0"/>
+          <w:color w:val="960000"/>
+          <w:sz w:val="20"/>
+        </w:rPr>
+        <w:t>10 kΩ</w:t>
+      </w:r>
+      <w:r>
+        <w:rPr>
+          <w:rFonts w:ascii="Consolas" w:hAnsi="Consolas"/>
+          <w:color w:val="960000"/>
+          <w:sz w:val="20"/>
+        </w:rPr>
+        <w:t xml:space="preserve"> y el </w:t>
+      </w:r>
+      <w:r>
+        <w:rPr>
+          <w:b w:val="0"/>
+          <w:color w:val="960000"/>
+          <w:sz w:val="20"/>
+        </w:rPr>
+        <w:t>100 nF</w:t>
+      </w:r>
+      <w:r>
+        <w:rPr>
+          <w:rFonts w:ascii="Consolas" w:hAnsi="Consolas"/>
+          <w:color w:val="960000"/>
+          <w:sz w:val="20"/>
+        </w:rPr>
+        <w:t xml:space="preserve"> de esas entradas NO son protección: están en PARALELO a masa.** Fijan el **nivel de reposo** —que es lo que evita el pin flotante y las demandas fantasma— pero **no limitan corriente**. Un componente en paralelo no frena lo que entra por su mismo nudo. **Qué le hace esto a </w:t>
+      </w:r>
+      <w:r>
+        <w:rPr>
+          <w:b w:val="0"/>
+          <w:color w:val="960000"/>
+          <w:sz w:val="20"/>
+        </w:rPr>
+        <w:t>M3</w:t>
+      </w:r>
+      <w:r>
+        <w:rPr>
+          <w:rFonts w:ascii="Consolas" w:hAnsi="Consolas"/>
+          <w:color w:val="960000"/>
+          <w:sz w:val="20"/>
+        </w:rPr>
+        <w:t xml:space="preserve">:** el </w:t>
+      </w:r>
+      <w:r>
+        <w:rPr>
+          <w:b w:val="0"/>
+          <w:color w:val="960000"/>
+          <w:sz w:val="20"/>
+        </w:rPr>
+        <w:t>.kicad_pcb</w:t>
+      </w:r>
+      <w:r>
+        <w:rPr>
+          <w:rFonts w:ascii="Consolas" w:hAnsi="Consolas"/>
+          <w:color w:val="960000"/>
+          <w:sz w:val="20"/>
+        </w:rPr>
+        <w:t xml:space="preserve"> dice que la resistencia a masa de </w:t>
+      </w:r>
+      <w:r>
+        <w:rPr>
+          <w:b w:val="0"/>
+          <w:color w:val="960000"/>
+          <w:sz w:val="20"/>
+        </w:rPr>
+        <w:t>PB14</w:t>
+      </w:r>
+      <w:r>
+        <w:rPr>
+          <w:rFonts w:ascii="Consolas" w:hAnsi="Consolas"/>
+          <w:color w:val="960000"/>
+          <w:sz w:val="20"/>
+        </w:rPr>
+        <w:t>/</w:t>
+      </w:r>
+      <w:r>
+        <w:rPr>
+          <w:b w:val="0"/>
+          <w:color w:val="960000"/>
+          <w:sz w:val="20"/>
+        </w:rPr>
+        <w:t>PB15</w:t>
+      </w:r>
+      <w:r>
+        <w:rPr>
+          <w:rFonts w:ascii="Consolas" w:hAnsi="Consolas"/>
+          <w:color w:val="960000"/>
+          <w:sz w:val="20"/>
+        </w:rPr>
+        <w:t xml:space="preserve"> **existe en cobre**, que era la duda que </w:t>
+      </w:r>
+      <w:r>
+        <w:rPr>
+          <w:b w:val="0"/>
+          <w:color w:val="960000"/>
+          <w:sz w:val="20"/>
+        </w:rPr>
+        <w:t>M3</w:t>
+      </w:r>
+      <w:r>
+        <w:rPr>
+          <w:rFonts w:ascii="Consolas" w:hAnsi="Consolas"/>
+          <w:color w:val="960000"/>
+          <w:sz w:val="20"/>
+        </w:rPr>
+        <w:t xml:space="preserve"> tenía que despejar. **No la cierra** —esto sigue siendo lectura de fichero y </w:t>
+      </w:r>
+      <w:r>
+        <w:rPr>
+          <w:b w:val="0"/>
+          <w:color w:val="960000"/>
+          <w:sz w:val="20"/>
+        </w:rPr>
+        <w:t>M3</w:t>
+      </w:r>
+      <w:r>
+        <w:rPr>
+          <w:rFonts w:ascii="Consolas" w:hAnsi="Consolas"/>
+          <w:color w:val="960000"/>
+          <w:sz w:val="20"/>
+        </w:rPr>
+        <w:t xml:space="preserve"> es punta sobre la placa—, pero cambia lo que </w:t>
+      </w:r>
+      <w:r>
+        <w:rPr>
+          <w:b w:val="0"/>
+          <w:color w:val="960000"/>
+          <w:sz w:val="20"/>
+        </w:rPr>
+        <w:t>M3</w:t>
+      </w:r>
+      <w:r>
+        <w:rPr>
+          <w:rFonts w:ascii="Consolas" w:hAnsi="Consolas"/>
+          <w:color w:val="960000"/>
+          <w:sz w:val="20"/>
+        </w:rPr>
+        <w:t xml:space="preserve"> va a buscar: ya no *«¿hay pull-down?»* sino *«¿el que hay está bien puesto?»*. ### ⛔ Lo que obliga HOY, en cada equipo montado </w:t>
+      </w:r>
+      <w:r>
+        <w:rPr>
+          <w:b w:val="0"/>
+          <w:color w:val="960000"/>
+          <w:sz w:val="20"/>
+        </w:rPr>
+        <w:t>J16</w:t>
+      </w:r>
+      <w:r>
+        <w:rPr>
+          <w:rFonts w:ascii="Consolas" w:hAnsi="Consolas"/>
+          <w:color w:val="960000"/>
+          <w:sz w:val="20"/>
+        </w:rPr>
+        <w:t xml:space="preserve"> p1 lleva **12 V crudos** y está a **nueve posiciones de p10** y **once de p12**. Con la entrada desnuda, un hilo desplazado no da una lectura rara: **pone 12 V en una pata del STM32**. **Se tapa físicamente </w:t>
+      </w:r>
+      <w:r>
+        <w:rPr>
+          <w:b w:val="0"/>
+          <w:color w:val="960000"/>
+          <w:sz w:val="20"/>
+        </w:rPr>
+        <w:t>J16</w:t>
+      </w:r>
+      <w:r>
+        <w:rPr>
+          <w:rFonts w:ascii="Consolas" w:hAnsi="Consolas"/>
+          <w:color w:val="960000"/>
+          <w:sz w:val="20"/>
+        </w:rPr>
+        <w:t xml:space="preserve"> p1 antes de enchufar nada en ese conector. En todos los equipos, no solo en el de banco.** ### 🟡 La propuesta para la V2 — es una CUENTA, no una decisión tomada | | valor | contra qué se compara | |---|---|---| | Resistencia en serie propuesta | **</w:t>
+      </w:r>
+      <w:r>
+        <w:rPr>
+          <w:b w:val="0"/>
+          <w:color w:val="960000"/>
+          <w:sz w:val="20"/>
+        </w:rPr>
+        <w:t>2K2</w:t>
+      </w:r>
+      <w:r>
+        <w:rPr>
+          <w:rFonts w:ascii="Consolas" w:hAnsi="Consolas"/>
+          <w:color w:val="960000"/>
+          <w:sz w:val="20"/>
+        </w:rPr>
+        <w:t xml:space="preserve"> por entrada** | — | | Corriente de inyección resultante | **3,6 mA** | por debajo de los **5 mA** del datasheet ✅ | | Nivel alto que quedaría en el pin | **2,70 V** | por encima de los **2,31 V** de </w:t>
+      </w:r>
+      <w:r>
+        <w:rPr>
+          <w:b w:val="0"/>
+          <w:color w:val="960000"/>
+          <w:sz w:val="20"/>
+        </w:rPr>
+        <w:t>VIH</w:t>
+      </w:r>
+      <w:r>
+        <w:rPr>
+          <w:rFonts w:ascii="Consolas" w:hAnsi="Consolas"/>
+          <w:color w:val="960000"/>
+          <w:sz w:val="20"/>
+        </w:rPr>
+        <w:t xml:space="preserve"> ✅ | | Si se sube a **</w:t>
+      </w:r>
+      <w:r>
+        <w:rPr>
+          <w:b w:val="0"/>
+          <w:color w:val="960000"/>
+          <w:sz w:val="20"/>
+        </w:rPr>
+        <w:t>4K7`</w:t>
+      </w:r>
+      <w:r>
+        <w:rPr>
+          <w:b/>
+          <w:color w:val="960000"/>
+          <w:sz w:val="20"/>
+        </w:rPr>
+        <w:t xml:space="preserve"> | — | 🛑 </w:t>
+      </w:r>
+      <w:r>
+        <w:rPr>
+          <w:b w:val="0"/>
+          <w:color w:val="960000"/>
+          <w:sz w:val="20"/>
+        </w:rPr>
+        <w:t>ya no leería la cámara</w:t>
+      </w:r>
+      <w:r>
+        <w:rPr>
+          <w:b/>
+          <w:color w:val="960000"/>
+          <w:sz w:val="20"/>
+        </w:rPr>
+        <w:t xml:space="preserve"> | </w:t>
+      </w:r>
+      <w:r>
+        <w:rPr>
+          <w:b w:val="0"/>
+          <w:color w:val="960000"/>
+          <w:sz w:val="20"/>
+        </w:rPr>
+        <w:t>Esto NO está decidido y este manual no lo decide.** Es la cuenta puesta delante de quien firme la placa, con las dos cotas —lo que hace falta para que siga leyendo la cámara y lo que hace falta para no pasarse del límite del micro— para que la decisión se tome con números y no con criterio. Mientras tanto, lo que protege es la cinta sobre p1.</w:t>
       </w:r>
     </w:p>
     <w:p>
@@ -15070,7 +18814,7 @@
           <w:color w:val="960000"/>
           <w:sz w:val="20"/>
         </w:rPr>
-        <w:t xml:space="preserve"> | conector de la </w:t>
+        <w:t xml:space="preserve"> | ~~conector de la </w:t>
       </w:r>
       <w:r>
         <w:rPr>
@@ -15086,6 +18830,22 @@
           <w:color w:val="960000"/>
           <w:sz w:val="20"/>
         </w:rPr>
+        <w:t xml:space="preserve">~~ → </w:t>
+      </w:r>
+      <w:r>
+        <w:rPr>
+          <w:b/>
+          <w:color w:val="960000"/>
+          <w:sz w:val="20"/>
+        </w:rPr>
+        <w:t>el UART del módulo ESP32</w:t>
+      </w:r>
+      <w:r>
+        <w:rPr>
+          <w:b w:val="0"/>
+          <w:color w:val="960000"/>
+          <w:sz w:val="20"/>
+        </w:rPr>
         <w:t xml:space="preserve"> — </w:t>
       </w:r>
       <w:r>
@@ -15118,7 +18878,87 @@
           <w:color w:val="960000"/>
           <w:sz w:val="20"/>
         </w:rPr>
-        <w:t xml:space="preserve"> (señal, no alimentación) | </w:t>
+        <w:t xml:space="preserve"> (señal, no alimentación) | &gt; ✅ </w:t>
+      </w:r>
+      <w:r>
+        <w:rPr>
+          <w:b/>
+          <w:color w:val="960000"/>
+          <w:sz w:val="20"/>
+        </w:rPr>
+        <w:t>04/09 — la identidad de `J17` quedó RESUELTA en banco, y por eso se tacha lo anterior.</w:t>
+      </w:r>
+      <w:r>
+        <w:rPr>
+          <w:b w:val="0"/>
+          <w:color w:val="960000"/>
+          <w:sz w:val="20"/>
+        </w:rPr>
+        <w:t xml:space="preserve"> &gt; </w:t>
+      </w:r>
+      <w:r>
+        <w:rPr>
+          <w:rFonts w:ascii="Consolas" w:hAnsi="Consolas"/>
+          <w:color w:val="960000"/>
+          <w:sz w:val="20"/>
+        </w:rPr>
+        <w:t>J17</w:t>
+      </w:r>
+      <w:r>
+        <w:rPr>
+          <w:b w:val="0"/>
+          <w:color w:val="960000"/>
+          <w:sz w:val="20"/>
+        </w:rPr>
+        <w:t xml:space="preserve"> </w:t>
+      </w:r>
+      <w:r>
+        <w:rPr>
+          <w:b/>
+          <w:color w:val="960000"/>
+          <w:sz w:val="20"/>
+        </w:rPr>
+        <w:t>es el puerto serie del módulo de expansión ESP32</w:t>
+      </w:r>
+      <w:r>
+        <w:rPr>
+          <w:b w:val="0"/>
+          <w:color w:val="960000"/>
+          <w:sz w:val="20"/>
+        </w:rPr>
+        <w:t xml:space="preserve">, no una pantalla. El netlist lo sigue &gt; llamando *LCD* porque </w:t>
+      </w:r>
+      <w:r>
+        <w:rPr>
+          <w:b/>
+          <w:color w:val="960000"/>
+          <w:sz w:val="20"/>
+        </w:rPr>
+        <w:t>quedó desactualizado el día que se retiró el display</w:t>
+      </w:r>
+      <w:r>
+        <w:rPr>
+          <w:b w:val="0"/>
+          <w:color w:val="960000"/>
+          <w:sz w:val="20"/>
+        </w:rPr>
+        <w:t xml:space="preserve"> (28/08) y nadie &gt; volvió a tocarlo. El cableado de esta sección </w:t>
+      </w:r>
+      <w:r>
+        <w:rPr>
+          <w:b/>
+          <w:color w:val="960000"/>
+          <w:sz w:val="20"/>
+        </w:rPr>
+        <w:t>no cambia</w:t>
+      </w:r>
+      <w:r>
+        <w:rPr>
+          <w:b w:val="0"/>
+          <w:color w:val="960000"/>
+          <w:sz w:val="20"/>
+        </w:rPr>
+        <w:t xml:space="preserve"> —siempre describió los pines &gt; correctos—; lo que cambia es cómo se llama el conector cuando alguien lo busque en el netlist. </w:t>
       </w:r>
       <w:r>
         <w:rPr>
@@ -15310,7 +19150,151 @@
           <w:color w:val="960000"/>
           <w:sz w:val="20"/>
         </w:rPr>
-        <w:t xml:space="preserve"> (símbolo 12, footprint 16).</w:t>
+        <w:t xml:space="preserve"> (símbolo 12, footprint 16). 🔴 </w:t>
+      </w:r>
+      <w:r>
+        <w:rPr>
+          <w:b/>
+          <w:color w:val="960000"/>
+          <w:sz w:val="20"/>
+        </w:rPr>
+        <w:t>04/09 — y hay un motivo nuevo para contar bien: en estos dos conectores el 3,3 V y la masa están ALTERNADOS.</w:t>
+      </w:r>
+      <w:r>
+        <w:rPr>
+          <w:b w:val="0"/>
+          <w:color w:val="960000"/>
+          <w:sz w:val="20"/>
+        </w:rPr>
+        <w:t xml:space="preserve"> Leído del netlist: </w:t>
+      </w:r>
+      <w:r>
+        <w:rPr>
+          <w:rFonts w:ascii="Consolas" w:hAnsi="Consolas"/>
+          <w:color w:val="960000"/>
+          <w:sz w:val="20"/>
+        </w:rPr>
+        <w:t>J16</w:t>
+      </w:r>
+      <w:r>
+        <w:rPr>
+          <w:b w:val="0"/>
+          <w:color w:val="960000"/>
+          <w:sz w:val="20"/>
+        </w:rPr>
+        <w:t xml:space="preserve"> saca </w:t>
+      </w:r>
+      <w:r>
+        <w:rPr>
+          <w:b/>
+          <w:color w:val="960000"/>
+          <w:sz w:val="20"/>
+        </w:rPr>
+        <w:t>3,3 V en p4, p7, p9 y p11</w:t>
+      </w:r>
+      <w:r>
+        <w:rPr>
+          <w:b w:val="0"/>
+          <w:color w:val="960000"/>
+          <w:sz w:val="20"/>
+        </w:rPr>
+        <w:t xml:space="preserve"> con </w:t>
+      </w:r>
+      <w:r>
+        <w:rPr>
+          <w:b/>
+          <w:color w:val="960000"/>
+          <w:sz w:val="20"/>
+        </w:rPr>
+        <w:t>GND en p2</w:t>
+      </w:r>
+      <w:r>
+        <w:rPr>
+          <w:b w:val="0"/>
+          <w:color w:val="960000"/>
+          <w:sz w:val="20"/>
+        </w:rPr>
+        <w:t xml:space="preserve">; </w:t>
+      </w:r>
+      <w:r>
+        <w:rPr>
+          <w:rFonts w:ascii="Consolas" w:hAnsi="Consolas"/>
+          <w:color w:val="960000"/>
+          <w:sz w:val="20"/>
+        </w:rPr>
+        <w:t>J17</w:t>
+      </w:r>
+      <w:r>
+        <w:rPr>
+          <w:b w:val="0"/>
+          <w:color w:val="960000"/>
+          <w:sz w:val="20"/>
+        </w:rPr>
+        <w:t xml:space="preserve"> saca </w:t>
+      </w:r>
+      <w:r>
+        <w:rPr>
+          <w:b/>
+          <w:color w:val="960000"/>
+          <w:sz w:val="20"/>
+        </w:rPr>
+        <w:t>3,3 V en p6 y p8</w:t>
+      </w:r>
+      <w:r>
+        <w:rPr>
+          <w:b w:val="0"/>
+          <w:color w:val="960000"/>
+          <w:sz w:val="20"/>
+        </w:rPr>
+        <w:t xml:space="preserve"> con </w:t>
+      </w:r>
+      <w:r>
+        <w:rPr>
+          <w:b/>
+          <w:color w:val="960000"/>
+          <w:sz w:val="20"/>
+        </w:rPr>
+        <w:t>GND en p7 y p9</w:t>
+      </w:r>
+      <w:r>
+        <w:rPr>
+          <w:b w:val="0"/>
+          <w:color w:val="960000"/>
+          <w:sz w:val="20"/>
+        </w:rPr>
+        <w:t xml:space="preserve">. </w:t>
+      </w:r>
+      <w:r>
+        <w:rPr>
+          <w:b/>
+          <w:color w:val="960000"/>
+          <w:sz w:val="20"/>
+        </w:rPr>
+        <w:t>Un puente corrido UNA sola posición pone el riel de 3,3 V contra masa</w:t>
+      </w:r>
+      <w:r>
+        <w:rPr>
+          <w:b w:val="0"/>
+          <w:color w:val="960000"/>
+          <w:sz w:val="20"/>
+        </w:rPr>
+        <w:t xml:space="preserve"> — que es exactamente el candidato físico del corto de la tarjeta Maestro (</w:t>
+      </w:r>
+      <w:r>
+        <w:rPr>
+          <w:b/>
+          <w:color w:val="960000"/>
+          <w:sz w:val="20"/>
+        </w:rPr>
+        <w:t>§9</w:t>
+      </w:r>
+      <w:r>
+        <w:rPr>
+          <w:b w:val="0"/>
+          <w:color w:val="960000"/>
+          <w:sz w:val="20"/>
+        </w:rPr>
+        <w:t>). Si va a puentear algo aquí, cuente dos veces y mida antes de energizar.</w:t>
       </w:r>
     </w:p>
     <w:p>
@@ -17902,6 +21886,2078 @@
           <w:sz w:val="20"/>
         </w:rPr>
         <w:t>, y no los apunte en un acta como si fueran medidas.</w:t>
+      </w:r>
+    </w:p>
+    <w:p>
+      <w:pPr>
+        <w:spacing w:after="80"/>
+      </w:pPr>
+    </w:p>
+    <w:p>
+      <w:pPr>
+        <w:spacing w:before="280" w:after="120"/>
+      </w:pPr>
+      <w:r>
+        <w:rPr>
+          <w:b/>
+          <w:color w:val="003366"/>
+          <w:sz w:val="26"/>
+        </w:rPr>
+        <w:t>9. 🩺 EL CORTO DE 3,3 V DE LA TARJETA MAESTRO (N-116) — cómo se diagnostica</w:t>
+      </w:r>
+    </w:p>
+    <w:p>
+      <w:pPr>
+        <w:spacing w:after="160"/>
+        <w:ind w:left="360"/>
+        <w:shd w:val="clear" w:fill="FFF4E5"/>
+      </w:pPr>
+      <w:r>
+        <w:rPr>
+          <w:b w:val="0"/>
+          <w:color w:val="960000"/>
+          <w:sz w:val="20"/>
+        </w:rPr>
+        <w:t xml:space="preserve">⛔ NO REENERGICE LA TARJETA «A VER SI PASA» </w:t>
+      </w:r>
+      <w:r>
+        <w:rPr>
+          <w:b/>
+          <w:color w:val="960000"/>
+          <w:sz w:val="20"/>
+        </w:rPr>
+        <w:t>Síntoma medido el 03–04/09, con la tarjeta en la mano:</w:t>
+      </w:r>
+      <w:r>
+        <w:rPr>
+          <w:b w:val="0"/>
+          <w:color w:val="960000"/>
+          <w:sz w:val="20"/>
+        </w:rPr>
+        <w:t xml:space="preserve"> alimentada, la Maestro </w:t>
+      </w:r>
+      <w:r>
+        <w:rPr>
+          <w:b/>
+          <w:color w:val="960000"/>
+          <w:sz w:val="20"/>
+        </w:rPr>
+        <w:t>funciona unos 30 s</w:t>
+      </w:r>
+      <w:r>
+        <w:rPr>
+          <w:b w:val="0"/>
+          <w:color w:val="960000"/>
+          <w:sz w:val="20"/>
+        </w:rPr>
+        <w:t xml:space="preserve">, </w:t>
+      </w:r>
+      <w:r>
+        <w:rPr>
+          <w:b/>
+          <w:color w:val="960000"/>
+          <w:sz w:val="20"/>
+        </w:rPr>
+        <w:t>se calienta</w:t>
+      </w:r>
+      <w:r>
+        <w:rPr>
+          <w:b w:val="0"/>
+          <w:color w:val="960000"/>
+          <w:sz w:val="20"/>
+        </w:rPr>
+        <w:t xml:space="preserve"> y </w:t>
+      </w:r>
+      <w:r>
+        <w:rPr>
+          <w:b/>
+          <w:color w:val="960000"/>
+          <w:sz w:val="20"/>
+        </w:rPr>
+        <w:t>se para</w:t>
+      </w:r>
+      <w:r>
+        <w:rPr>
+          <w:b w:val="0"/>
+          <w:color w:val="960000"/>
+          <w:sz w:val="20"/>
+        </w:rPr>
+        <w:t xml:space="preserve">. Hay </w:t>
+      </w:r>
+      <w:r>
+        <w:rPr>
+          <w:b/>
+          <w:color w:val="960000"/>
+          <w:sz w:val="20"/>
+        </w:rPr>
+        <w:t>continuidad medida entre el riel de 3,3 V y masa</w:t>
+      </w:r>
+      <w:r>
+        <w:rPr>
+          <w:b w:val="0"/>
+          <w:color w:val="960000"/>
+          <w:sz w:val="20"/>
+        </w:rPr>
+        <w:t xml:space="preserve">. Cada reenergizada mete más energía en el punto que ya se está calentando. Un corto que hoy es un componente se vuelve tres si se insiste. </w:t>
+      </w:r>
+      <w:r>
+        <w:rPr>
+          <w:b/>
+          <w:color w:val="960000"/>
+          <w:sz w:val="20"/>
+        </w:rPr>
+        <w:t>La tarjeta se diagnostica en frío.</w:t>
+      </w:r>
+    </w:p>
+    <w:p>
+      <w:pPr>
+        <w:spacing w:after="120"/>
+      </w:pPr>
+      <w:r>
+        <w:rPr>
+          <w:b/>
+          <w:sz w:val="21"/>
+        </w:rPr>
+        <w:t>Lo que ya está descartado, para que nadie lo vuelva a intentar:</w:t>
+      </w:r>
+    </w:p>
+    <w:p>
+      <w:pPr>
+        <w:pStyle w:val="ListBullet"/>
+        <w:spacing w:after="60"/>
+        <w:ind w:left="360"/>
+      </w:pPr>
+      <w:r>
+        <w:rPr>
+          <w:b w:val="0"/>
+          <w:sz w:val="21"/>
+        </w:rPr>
+        <w:t xml:space="preserve">🛑 </w:t>
+      </w:r>
+      <w:r>
+        <w:rPr>
+          <w:b/>
+          <w:sz w:val="21"/>
+        </w:rPr>
+        <w:t>El firmware. Descartado por censo.</w:t>
+      </w:r>
+      <w:r>
+        <w:rPr>
+          <w:b w:val="0"/>
+          <w:sz w:val="21"/>
+        </w:rPr>
+        <w:t xml:space="preserve"> Un corto entre riel y masa es cobre o componente: **ningún</w:t>
+      </w:r>
+    </w:p>
+    <w:p>
+      <w:pPr>
+        <w:spacing w:after="120"/>
+      </w:pPr>
+      <w:r>
+        <w:rPr>
+          <w:b w:val="0"/>
+          <w:sz w:val="21"/>
+        </w:rPr>
+        <w:t>binario lo provoca y ninguno lo arregla.** No gaste una carga en esto.</w:t>
+      </w:r>
+    </w:p>
+    <w:p>
+      <w:pPr>
+        <w:pStyle w:val="ListBullet"/>
+        <w:spacing w:after="60"/>
+        <w:ind w:left="360"/>
+      </w:pPr>
+      <w:r>
+        <w:rPr>
+          <w:b w:val="0"/>
+          <w:sz w:val="21"/>
+        </w:rPr>
+        <w:t xml:space="preserve">🛑 </w:t>
+      </w:r>
+      <w:r>
+        <w:rPr>
+          <w:b/>
+          <w:sz w:val="21"/>
+        </w:rPr>
+        <w:t>Cambiar piezas por sospecha.</w:t>
+      </w:r>
+      <w:r>
+        <w:rPr>
+          <w:b w:val="0"/>
+          <w:sz w:val="21"/>
+        </w:rPr>
+        <w:t xml:space="preserve"> Este proyecto ya pagó una vez por ahí —se mandó a cambiar </w:t>
+      </w:r>
+      <w:r>
+        <w:rPr>
+          <w:rFonts w:ascii="Consolas" w:hAnsi="Consolas"/>
+          <w:sz w:val="21"/>
+        </w:rPr>
+        <w:t>Y2</w:t>
+      </w:r>
+      <w:r>
+        <w:rPr>
+          <w:b w:val="0"/>
+          <w:sz w:val="21"/>
+        </w:rPr>
+        <w:t>,</w:t>
+      </w:r>
+    </w:p>
+    <w:p>
+      <w:pPr>
+        <w:spacing w:after="120"/>
+      </w:pPr>
+      <w:r>
+        <w:rPr>
+          <w:b w:val="0"/>
+          <w:sz w:val="21"/>
+        </w:rPr>
+        <w:t xml:space="preserve">la pila y </w:t>
+      </w:r>
+      <w:r>
+        <w:rPr>
+          <w:rFonts w:ascii="Consolas" w:hAnsi="Consolas"/>
+          <w:sz w:val="21"/>
+        </w:rPr>
+        <w:t>R5</w:t>
+      </w:r>
+      <w:r>
+        <w:rPr>
+          <w:b w:val="0"/>
+          <w:sz w:val="21"/>
+        </w:rPr>
+        <w:t xml:space="preserve"> sin haber medido ninguno de los tres—. Primero la medida, después la pieza.</w:t>
+      </w:r>
+    </w:p>
+    <w:p>
+      <w:pPr>
+        <w:spacing w:before="200" w:after="120"/>
+      </w:pPr>
+      <w:r>
+        <w:rPr>
+          <w:b/>
+          <w:color w:val="003366"/>
+          <w:sz w:val="23"/>
+        </w:rPr>
+        <w:t>La escalera de diagnóstico — de lo gratis a lo caro. No se salta un peldaño</w:t>
+      </w:r>
+    </w:p>
+    <w:p>
+      <w:pPr>
+        <w:spacing w:before="200" w:after="120"/>
+      </w:pPr>
+      <w:r>
+        <w:rPr>
+          <w:b/>
+          <w:color w:val="003366"/>
+          <w:sz w:val="21"/>
+        </w:rPr>
+        <w:t xml:space="preserve">Peldaño a) — </w:t>
+      </w:r>
+      <w:r>
+        <w:rPr>
+          <w:b/>
+          <w:color w:val="003366"/>
+          <w:sz w:val="21"/>
+        </w:rPr>
+        <w:t>gratis, y es el primero:</w:t>
+      </w:r>
+      <w:r>
+        <w:rPr>
+          <w:b/>
+          <w:color w:val="003366"/>
+          <w:sz w:val="21"/>
+        </w:rPr>
+        <w:t xml:space="preserve"> desenchufe los cinco conectores</w:t>
+      </w:r>
+    </w:p>
+    <w:p>
+      <w:pPr>
+        <w:spacing w:after="120"/>
+      </w:pPr>
+      <w:r>
+        <w:rPr>
+          <w:b/>
+          <w:sz w:val="21"/>
+        </w:rPr>
+        <w:t>`J14`, `J15`, `J16`, `J17` y `J2`.</w:t>
+      </w:r>
+      <w:r>
+        <w:rPr>
+          <w:b w:val="0"/>
+          <w:sz w:val="21"/>
+        </w:rPr>
+        <w:t xml:space="preserve"> Los cinco </w:t>
+      </w:r>
+      <w:r>
+        <w:rPr>
+          <w:b/>
+          <w:sz w:val="21"/>
+        </w:rPr>
+        <w:t>sacan el riel de 3,3 V fuera de la placa</w:t>
+      </w:r>
+      <w:r>
+        <w:rPr>
+          <w:b w:val="0"/>
+          <w:sz w:val="21"/>
+        </w:rPr>
+        <w:t>. Con la</w:t>
+      </w:r>
+    </w:p>
+    <w:p>
+      <w:pPr>
+        <w:spacing w:after="120"/>
+      </w:pPr>
+      <w:r>
+        <w:rPr>
+          <w:b w:val="0"/>
+          <w:sz w:val="21"/>
+        </w:rPr>
+        <w:t xml:space="preserve">tarjeta </w:t>
+      </w:r>
+      <w:r>
+        <w:rPr>
+          <w:b/>
+          <w:sz w:val="21"/>
+        </w:rPr>
+        <w:t>sin alimentación</w:t>
+      </w:r>
+      <w:r>
+        <w:rPr>
+          <w:b w:val="0"/>
+          <w:sz w:val="21"/>
+        </w:rPr>
+        <w:t>, vuelva a medir continuidad entre 3,3 V y masa:</w:t>
+      </w:r>
+    </w:p>
+    <w:tbl>
+      <w:tblPr>
+        <w:tblStyle w:val="TableGrid"/>
+        <w:tblW w:type="auto" w:w="0"/>
+        <w:tblLook w:firstColumn="1" w:firstRow="1" w:lastColumn="0" w:lastRow="0" w:noHBand="0" w:noVBand="1" w:val="04A0"/>
+      </w:tblPr>
+      <w:tblGrid>
+        <w:gridCol w:w="3120"/>
+        <w:gridCol w:w="3120"/>
+        <w:gridCol w:w="3120"/>
+      </w:tblGrid>
+      <w:tr>
+        <w:tc>
+          <w:tcPr>
+            <w:tcW w:type="dxa" w:w="3120"/>
+            <w:shd w:val="clear" w:fill="DCE6F1"/>
+          </w:tcPr>
+          <w:p>
+            <w:r/>
+            <w:r>
+              <w:rPr>
+                <w:b/>
+                <w:sz w:val="19"/>
+              </w:rPr>
+              <w:t>resultado</w:t>
+            </w:r>
+          </w:p>
+        </w:tc>
+        <w:tc>
+          <w:tcPr>
+            <w:tcW w:type="dxa" w:w="3120"/>
+            <w:shd w:val="clear" w:fill="DCE6F1"/>
+          </w:tcPr>
+          <w:p>
+            <w:r/>
+            <w:r>
+              <w:rPr>
+                <w:b/>
+                <w:sz w:val="19"/>
+              </w:rPr>
+              <w:t>qué significa</w:t>
+            </w:r>
+          </w:p>
+        </w:tc>
+        <w:tc>
+          <w:tcPr>
+            <w:tcW w:type="dxa" w:w="3120"/>
+            <w:shd w:val="clear" w:fill="DCE6F1"/>
+          </w:tcPr>
+          <w:p>
+            <w:r/>
+            <w:r>
+              <w:rPr>
+                <w:b/>
+                <w:sz w:val="19"/>
+              </w:rPr>
+              <w:t>qué se hace</w:t>
+            </w:r>
+          </w:p>
+        </w:tc>
+      </w:tr>
+      <w:tr>
+        <w:tc>
+          <w:tcPr>
+            <w:tcW w:type="dxa" w:w="3120"/>
+          </w:tcPr>
+          <w:p>
+            <w:r/>
+            <w:r>
+              <w:rPr>
+                <w:b/>
+                <w:sz w:val="19"/>
+              </w:rPr>
+              <w:t>El corto DESAPARECE</w:t>
+            </w:r>
+          </w:p>
+        </w:tc>
+        <w:tc>
+          <w:tcPr>
+            <w:tcW w:type="dxa" w:w="3120"/>
+          </w:tcPr>
+          <w:p>
+            <w:r/>
+            <w:r>
+              <w:rPr>
+                <w:b w:val="0"/>
+                <w:sz w:val="19"/>
+              </w:rPr>
+              <w:t xml:space="preserve">🟢 </w:t>
+            </w:r>
+            <w:r>
+              <w:rPr>
+                <w:b/>
+                <w:sz w:val="19"/>
+              </w:rPr>
+              <w:t>la placa está bien</w:t>
+            </w:r>
+          </w:p>
+        </w:tc>
+        <w:tc>
+          <w:tcPr>
+            <w:tcW w:type="dxa" w:w="3120"/>
+          </w:tcPr>
+          <w:p>
+            <w:r/>
+            <w:r>
+              <w:rPr>
+                <w:b w:val="0"/>
+                <w:sz w:val="19"/>
+              </w:rPr>
+              <w:t>el corto está en lo que colgaba de esos conectores — revíselo antes de volver a enchufar</w:t>
+            </w:r>
+          </w:p>
+        </w:tc>
+      </w:tr>
+      <w:tr>
+        <w:tc>
+          <w:tcPr>
+            <w:tcW w:type="dxa" w:w="3120"/>
+          </w:tcPr>
+          <w:p>
+            <w:r/>
+            <w:r>
+              <w:rPr>
+                <w:b/>
+                <w:sz w:val="19"/>
+              </w:rPr>
+              <w:t>El corto SIGUE</w:t>
+            </w:r>
+          </w:p>
+        </w:tc>
+        <w:tc>
+          <w:tcPr>
+            <w:tcW w:type="dxa" w:w="3120"/>
+          </w:tcPr>
+          <w:p>
+            <w:r/>
+            <w:r>
+              <w:rPr>
+                <w:b w:val="0"/>
+                <w:sz w:val="19"/>
+              </w:rPr>
+              <w:t xml:space="preserve">🔴 está </w:t>
+            </w:r>
+            <w:r>
+              <w:rPr>
+                <w:b/>
+                <w:sz w:val="19"/>
+              </w:rPr>
+              <w:t>dentro</w:t>
+            </w:r>
+            <w:r>
+              <w:rPr>
+                <w:b w:val="0"/>
+                <w:sz w:val="19"/>
+              </w:rPr>
+              <w:t xml:space="preserve"> de la placa</w:t>
+            </w:r>
+          </w:p>
+        </w:tc>
+        <w:tc>
+          <w:tcPr>
+            <w:tcW w:type="dxa" w:w="3120"/>
+          </w:tcPr>
+          <w:p>
+            <w:r/>
+            <w:r>
+              <w:rPr>
+                <w:b w:val="0"/>
+                <w:sz w:val="19"/>
+              </w:rPr>
+              <w:t>pase al peldaño b)</w:t>
+            </w:r>
+          </w:p>
+        </w:tc>
+      </w:tr>
+    </w:tbl>
+    <w:p>
+      <w:pPr>
+        <w:spacing w:after="120"/>
+      </w:pPr>
+    </w:p>
+    <w:p>
+      <w:pPr>
+        <w:spacing w:before="200" w:after="120"/>
+      </w:pPr>
+      <w:r>
+        <w:rPr>
+          <w:b/>
+          <w:color w:val="003366"/>
+          <w:sz w:val="21"/>
+        </w:rPr>
+        <w:t xml:space="preserve">Peldaño b) — si sigue, se sustituye </w:t>
+      </w:r>
+      <w:r>
+        <w:rPr>
+          <w:b/>
+          <w:color w:val="003366"/>
+          <w:sz w:val="21"/>
+        </w:rPr>
+        <w:t>por orden de coste</w:t>
+      </w:r>
+      <w:r>
+        <w:rPr>
+          <w:b/>
+          <w:color w:val="003366"/>
+          <w:sz w:val="21"/>
+        </w:rPr>
+        <w:t>, no por corazonada</w:t>
+      </w:r>
+    </w:p>
+    <w:tbl>
+      <w:tblPr>
+        <w:tblStyle w:val="TableGrid"/>
+        <w:tblW w:type="auto" w:w="0"/>
+        <w:tblLook w:firstColumn="1" w:firstRow="1" w:lastColumn="0" w:lastRow="0" w:noHBand="0" w:noVBand="1" w:val="04A0"/>
+      </w:tblPr>
+      <w:tblGrid>
+        <w:gridCol w:w="3120"/>
+        <w:gridCol w:w="3120"/>
+        <w:gridCol w:w="3120"/>
+      </w:tblGrid>
+      <w:tr>
+        <w:tc>
+          <w:tcPr>
+            <w:tcW w:type="dxa" w:w="3120"/>
+            <w:shd w:val="clear" w:fill="DCE6F1"/>
+          </w:tcPr>
+          <w:p>
+            <w:r/>
+            <w:r>
+              <w:rPr>
+                <w:b/>
+                <w:sz w:val="19"/>
+              </w:rPr>
+              <w:t>orden</w:t>
+            </w:r>
+          </w:p>
+        </w:tc>
+        <w:tc>
+          <w:tcPr>
+            <w:tcW w:type="dxa" w:w="3120"/>
+            <w:shd w:val="clear" w:fill="DCE6F1"/>
+          </w:tcPr>
+          <w:p>
+            <w:r/>
+            <w:r>
+              <w:rPr>
+                <w:b/>
+                <w:sz w:val="19"/>
+              </w:rPr>
+              <w:t>qué</w:t>
+            </w:r>
+          </w:p>
+        </w:tc>
+        <w:tc>
+          <w:tcPr>
+            <w:tcW w:type="dxa" w:w="3120"/>
+            <w:shd w:val="clear" w:fill="DCE6F1"/>
+          </w:tcPr>
+          <w:p>
+            <w:r/>
+            <w:r>
+              <w:rPr>
+                <w:b/>
+                <w:sz w:val="19"/>
+              </w:rPr>
+              <w:t>referencias</w:t>
+            </w:r>
+          </w:p>
+        </w:tc>
+      </w:tr>
+      <w:tr>
+        <w:tc>
+          <w:tcPr>
+            <w:tcW w:type="dxa" w:w="3120"/>
+          </w:tcPr>
+          <w:p>
+            <w:r/>
+            <w:r>
+              <w:rPr>
+                <w:b w:val="0"/>
+                <w:sz w:val="19"/>
+              </w:rPr>
+              <w:t>1</w:t>
+            </w:r>
+          </w:p>
+        </w:tc>
+        <w:tc>
+          <w:tcPr>
+            <w:tcW w:type="dxa" w:w="3120"/>
+          </w:tcPr>
+          <w:p>
+            <w:r/>
+            <w:r>
+              <w:rPr>
+                <w:b w:val="0"/>
+                <w:sz w:val="19"/>
+              </w:rPr>
+              <w:t>cerámicos de desacoplo de 100 nF</w:t>
+            </w:r>
+          </w:p>
+        </w:tc>
+        <w:tc>
+          <w:tcPr>
+            <w:tcW w:type="dxa" w:w="3120"/>
+          </w:tcPr>
+          <w:p>
+            <w:r/>
+            <w:r>
+              <w:rPr>
+                <w:rFonts w:ascii="Consolas" w:hAnsi="Consolas"/>
+                <w:sz w:val="19"/>
+              </w:rPr>
+              <w:t>C1</w:t>
+            </w:r>
+            <w:r>
+              <w:rPr>
+                <w:b w:val="0"/>
+                <w:sz w:val="19"/>
+              </w:rPr>
+              <w:t xml:space="preserve"> </w:t>
+            </w:r>
+            <w:r>
+              <w:rPr>
+                <w:rFonts w:ascii="Consolas" w:hAnsi="Consolas"/>
+                <w:sz w:val="19"/>
+              </w:rPr>
+              <w:t>C2</w:t>
+            </w:r>
+            <w:r>
+              <w:rPr>
+                <w:b w:val="0"/>
+                <w:sz w:val="19"/>
+              </w:rPr>
+              <w:t xml:space="preserve"> </w:t>
+            </w:r>
+            <w:r>
+              <w:rPr>
+                <w:rFonts w:ascii="Consolas" w:hAnsi="Consolas"/>
+                <w:sz w:val="19"/>
+              </w:rPr>
+              <w:t>C3</w:t>
+            </w:r>
+            <w:r>
+              <w:rPr>
+                <w:b w:val="0"/>
+                <w:sz w:val="19"/>
+              </w:rPr>
+              <w:t xml:space="preserve"> </w:t>
+            </w:r>
+            <w:r>
+              <w:rPr>
+                <w:rFonts w:ascii="Consolas" w:hAnsi="Consolas"/>
+                <w:sz w:val="19"/>
+              </w:rPr>
+              <w:t>C4</w:t>
+            </w:r>
+            <w:r>
+              <w:rPr>
+                <w:b w:val="0"/>
+                <w:sz w:val="19"/>
+              </w:rPr>
+              <w:t xml:space="preserve"> </w:t>
+            </w:r>
+            <w:r>
+              <w:rPr>
+                <w:rFonts w:ascii="Consolas" w:hAnsi="Consolas"/>
+                <w:sz w:val="19"/>
+              </w:rPr>
+              <w:t>C10</w:t>
+            </w:r>
+            <w:r>
+              <w:rPr>
+                <w:b w:val="0"/>
+                <w:sz w:val="19"/>
+              </w:rPr>
+              <w:t xml:space="preserve"> </w:t>
+            </w:r>
+            <w:r>
+              <w:rPr>
+                <w:rFonts w:ascii="Consolas" w:hAnsi="Consolas"/>
+                <w:sz w:val="19"/>
+              </w:rPr>
+              <w:t>C11</w:t>
+            </w:r>
+          </w:p>
+        </w:tc>
+      </w:tr>
+      <w:tr>
+        <w:tc>
+          <w:tcPr>
+            <w:tcW w:type="dxa" w:w="3120"/>
+          </w:tcPr>
+          <w:p>
+            <w:r/>
+            <w:r>
+              <w:rPr>
+                <w:b w:val="0"/>
+                <w:sz w:val="19"/>
+              </w:rPr>
+              <w:t>2</w:t>
+            </w:r>
+          </w:p>
+        </w:tc>
+        <w:tc>
+          <w:tcPr>
+            <w:tcW w:type="dxa" w:w="3120"/>
+          </w:tcPr>
+          <w:p>
+            <w:r/>
+            <w:r>
+              <w:rPr>
+                <w:b w:val="0"/>
+                <w:sz w:val="19"/>
+              </w:rPr>
+              <w:t>condensador de 10 µF</w:t>
+            </w:r>
+          </w:p>
+        </w:tc>
+        <w:tc>
+          <w:tcPr>
+            <w:tcW w:type="dxa" w:w="3120"/>
+          </w:tcPr>
+          <w:p>
+            <w:r/>
+            <w:r>
+              <w:rPr>
+                <w:rFonts w:ascii="Consolas" w:hAnsi="Consolas"/>
+                <w:sz w:val="19"/>
+              </w:rPr>
+              <w:t>C15</w:t>
+            </w:r>
+          </w:p>
+        </w:tc>
+      </w:tr>
+      <w:tr>
+        <w:tc>
+          <w:tcPr>
+            <w:tcW w:type="dxa" w:w="3120"/>
+          </w:tcPr>
+          <w:p>
+            <w:r/>
+            <w:r>
+              <w:rPr>
+                <w:b w:val="0"/>
+                <w:sz w:val="19"/>
+              </w:rPr>
+              <w:t>3</w:t>
+            </w:r>
+          </w:p>
+        </w:tc>
+        <w:tc>
+          <w:tcPr>
+            <w:tcW w:type="dxa" w:w="3120"/>
+          </w:tcPr>
+          <w:p>
+            <w:r/>
+            <w:r>
+              <w:rPr>
+                <w:b w:val="0"/>
+                <w:sz w:val="19"/>
+              </w:rPr>
+              <w:t>regulador de 3,3 V</w:t>
+            </w:r>
+          </w:p>
+        </w:tc>
+        <w:tc>
+          <w:tcPr>
+            <w:tcW w:type="dxa" w:w="3120"/>
+          </w:tcPr>
+          <w:p>
+            <w:r/>
+            <w:r>
+              <w:rPr>
+                <w:rFonts w:ascii="Consolas" w:hAnsi="Consolas"/>
+                <w:sz w:val="19"/>
+              </w:rPr>
+              <w:t>U5</w:t>
+            </w:r>
+            <w:r>
+              <w:rPr>
+                <w:b w:val="0"/>
+                <w:sz w:val="19"/>
+              </w:rPr>
+              <w:t xml:space="preserve"> (</w:t>
+            </w:r>
+            <w:r>
+              <w:rPr>
+                <w:rFonts w:ascii="Consolas" w:hAnsi="Consolas"/>
+                <w:sz w:val="19"/>
+              </w:rPr>
+              <w:t>LM1117DT-3.3</w:t>
+            </w:r>
+            <w:r>
+              <w:rPr>
+                <w:b w:val="0"/>
+                <w:sz w:val="19"/>
+              </w:rPr>
+              <w:t>)</w:t>
+            </w:r>
+          </w:p>
+        </w:tc>
+      </w:tr>
+      <w:tr>
+        <w:tc>
+          <w:tcPr>
+            <w:tcW w:type="dxa" w:w="3120"/>
+          </w:tcPr>
+          <w:p>
+            <w:r/>
+            <w:r>
+              <w:rPr>
+                <w:b w:val="0"/>
+                <w:sz w:val="19"/>
+              </w:rPr>
+              <w:t>4</w:t>
+            </w:r>
+          </w:p>
+        </w:tc>
+        <w:tc>
+          <w:tcPr>
+            <w:tcW w:type="dxa" w:w="3120"/>
+          </w:tcPr>
+          <w:p>
+            <w:r/>
+            <w:r>
+              <w:rPr>
+                <w:b w:val="0"/>
+                <w:sz w:val="19"/>
+              </w:rPr>
+              <w:t>transceptores RS485</w:t>
+            </w:r>
+          </w:p>
+        </w:tc>
+        <w:tc>
+          <w:tcPr>
+            <w:tcW w:type="dxa" w:w="3120"/>
+          </w:tcPr>
+          <w:p>
+            <w:r/>
+            <w:r>
+              <w:rPr>
+                <w:rFonts w:ascii="Consolas" w:hAnsi="Consolas"/>
+                <w:sz w:val="19"/>
+              </w:rPr>
+              <w:t>U2</w:t>
+            </w:r>
+            <w:r>
+              <w:rPr>
+                <w:b w:val="0"/>
+                <w:sz w:val="19"/>
+              </w:rPr>
+              <w:t xml:space="preserve"> / </w:t>
+            </w:r>
+            <w:r>
+              <w:rPr>
+                <w:rFonts w:ascii="Consolas" w:hAnsi="Consolas"/>
+                <w:sz w:val="19"/>
+              </w:rPr>
+              <w:t>U3</w:t>
+            </w:r>
+            <w:r>
+              <w:rPr>
+                <w:b w:val="0"/>
+                <w:sz w:val="19"/>
+              </w:rPr>
+              <w:t xml:space="preserve"> (</w:t>
+            </w:r>
+            <w:r>
+              <w:rPr>
+                <w:rFonts w:ascii="Consolas" w:hAnsi="Consolas"/>
+                <w:sz w:val="19"/>
+              </w:rPr>
+              <w:t>MAX3485</w:t>
+            </w:r>
+            <w:r>
+              <w:rPr>
+                <w:b w:val="0"/>
+                <w:sz w:val="19"/>
+              </w:rPr>
+              <w:t>)</w:t>
+            </w:r>
+          </w:p>
+        </w:tc>
+      </w:tr>
+      <w:tr>
+        <w:tc>
+          <w:tcPr>
+            <w:tcW w:type="dxa" w:w="3120"/>
+          </w:tcPr>
+          <w:p>
+            <w:r/>
+            <w:r>
+              <w:rPr>
+                <w:b w:val="0"/>
+                <w:sz w:val="19"/>
+              </w:rPr>
+              <w:t>5</w:t>
+            </w:r>
+          </w:p>
+        </w:tc>
+        <w:tc>
+          <w:tcPr>
+            <w:tcW w:type="dxa" w:w="3120"/>
+          </w:tcPr>
+          <w:p>
+            <w:r/>
+            <w:r>
+              <w:rPr>
+                <w:b w:val="0"/>
+                <w:sz w:val="19"/>
+              </w:rPr>
+              <w:t xml:space="preserve">🛑 </w:t>
+            </w:r>
+            <w:r>
+              <w:rPr>
+                <w:b/>
+                <w:sz w:val="19"/>
+              </w:rPr>
+              <w:t>el STM32 — EL ÚLTIMO</w:t>
+            </w:r>
+          </w:p>
+        </w:tc>
+        <w:tc>
+          <w:tcPr>
+            <w:tcW w:type="dxa" w:w="3120"/>
+          </w:tcPr>
+          <w:p>
+            <w:r/>
+            <w:r>
+              <w:rPr>
+                <w:b w:val="0"/>
+                <w:sz w:val="19"/>
+              </w:rPr>
+              <w:t>—</w:t>
+            </w:r>
+          </w:p>
+        </w:tc>
+      </w:tr>
+    </w:tbl>
+    <w:p>
+      <w:pPr>
+        <w:spacing w:after="120"/>
+      </w:pPr>
+    </w:p>
+    <w:p>
+      <w:pPr>
+        <w:spacing w:after="120"/>
+      </w:pPr>
+      <w:r>
+        <w:rPr>
+          <w:b/>
+          <w:sz w:val="21"/>
+        </w:rPr>
+        <w:t>El orden no es capricho:</w:t>
+      </w:r>
+      <w:r>
+        <w:rPr>
+          <w:b w:val="0"/>
+          <w:sz w:val="21"/>
+        </w:rPr>
+        <w:t xml:space="preserve"> un cerámico en corto es lo más frecuente y lo más barato de sustituir; el</w:t>
+      </w:r>
+    </w:p>
+    <w:p>
+      <w:pPr>
+        <w:spacing w:after="120"/>
+      </w:pPr>
+      <w:r>
+        <w:rPr>
+          <w:b w:val="0"/>
+          <w:sz w:val="21"/>
+        </w:rPr>
+        <w:t>micro es lo más caro, lo que peor se desuelda y lo que menos suele fallar. Empezar por el final es</w:t>
+      </w:r>
+    </w:p>
+    <w:p>
+      <w:pPr>
+        <w:spacing w:after="120"/>
+      </w:pPr>
+      <w:r>
+        <w:rPr>
+          <w:b w:val="0"/>
+          <w:sz w:val="21"/>
+        </w:rPr>
+        <w:t>tirar la tarjeta para arreglar un condensador de céntimos.</w:t>
+      </w:r>
+    </w:p>
+    <w:p>
+      <w:pPr>
+        <w:spacing w:before="200" w:after="120"/>
+      </w:pPr>
+      <w:r>
+        <w:rPr>
+          <w:b/>
+          <w:color w:val="003366"/>
+          <w:sz w:val="21"/>
+        </w:rPr>
+        <w:t xml:space="preserve">Peldaño c) — discriminar </w:t>
+      </w:r>
+      <w:r>
+        <w:rPr>
+          <w:b/>
+          <w:color w:val="003366"/>
+          <w:sz w:val="21"/>
+        </w:rPr>
+        <w:t>SIN DESOLDAR</w:t>
+      </w:r>
+    </w:p>
+    <w:p>
+      <w:pPr>
+        <w:spacing w:after="120"/>
+      </w:pPr>
+      <w:r>
+        <w:rPr>
+          <w:b/>
+          <w:sz w:val="21"/>
+        </w:rPr>
+        <w:t>Inyecte 3,3 V con una fuente limitada a ~200 mA</w:t>
+      </w:r>
+      <w:r>
+        <w:rPr>
+          <w:b w:val="0"/>
+          <w:sz w:val="21"/>
+        </w:rPr>
+        <w:t xml:space="preserve"> en el riel y </w:t>
+      </w:r>
+      <w:r>
+        <w:rPr>
+          <w:b/>
+          <w:sz w:val="21"/>
+        </w:rPr>
+        <w:t>busque qué componente calienta</w:t>
+      </w:r>
+      <w:r>
+        <w:rPr>
+          <w:b w:val="0"/>
+          <w:sz w:val="21"/>
+        </w:rPr>
+        <w:t>.</w:t>
+      </w:r>
+    </w:p>
+    <w:p>
+      <w:pPr>
+        <w:spacing w:after="120"/>
+      </w:pPr>
+      <w:r>
+        <w:rPr>
+          <w:b w:val="0"/>
+          <w:sz w:val="21"/>
+        </w:rPr>
+        <w:t>El que conduce es el que se calienta, y así se localiza la pieza antes de tocar el soldador.</w:t>
+      </w:r>
+    </w:p>
+    <w:p>
+      <w:pPr>
+        <w:spacing w:after="120"/>
+      </w:pPr>
+      <w:r>
+        <w:rPr>
+          <w:b w:val="0"/>
+          <w:sz w:val="21"/>
+        </w:rPr>
+        <w:t xml:space="preserve">⚠️ </w:t>
+      </w:r>
+      <w:r>
+        <w:rPr>
+          <w:b/>
+          <w:sz w:val="21"/>
+        </w:rPr>
+        <w:t>La limitación de corriente no es opcional:</w:t>
+      </w:r>
+      <w:r>
+        <w:rPr>
+          <w:b w:val="0"/>
+          <w:sz w:val="21"/>
+        </w:rPr>
+        <w:t xml:space="preserve"> es lo único que impide que el diagnóstico se</w:t>
+      </w:r>
+    </w:p>
+    <w:p>
+      <w:pPr>
+        <w:spacing w:after="120"/>
+      </w:pPr>
+      <w:r>
+        <w:rPr>
+          <w:b w:val="0"/>
+          <w:sz w:val="21"/>
+        </w:rPr>
+        <w:t>convierta en la segunda avería.</w:t>
+      </w:r>
+    </w:p>
+    <w:p>
+      <w:pPr>
+        <w:spacing w:before="200" w:after="120"/>
+      </w:pPr>
+      <w:r>
+        <w:rPr>
+          <w:b/>
+          <w:color w:val="003366"/>
+          <w:sz w:val="23"/>
+        </w:rPr>
+        <w:t>🔎 El candidato físico, leído del netlist</w:t>
+      </w:r>
+    </w:p>
+    <w:tbl>
+      <w:tblPr>
+        <w:tblStyle w:val="TableGrid"/>
+        <w:tblW w:type="auto" w:w="0"/>
+        <w:tblLook w:firstColumn="1" w:firstRow="1" w:lastColumn="0" w:lastRow="0" w:noHBand="0" w:noVBand="1" w:val="04A0"/>
+      </w:tblPr>
+      <w:tblGrid>
+        <w:gridCol w:w="3120"/>
+        <w:gridCol w:w="3120"/>
+        <w:gridCol w:w="3120"/>
+      </w:tblGrid>
+      <w:tr>
+        <w:tc>
+          <w:tcPr>
+            <w:tcW w:type="dxa" w:w="3120"/>
+            <w:shd w:val="clear" w:fill="DCE6F1"/>
+          </w:tcPr>
+          <w:p>
+            <w:r/>
+            <w:r>
+              <w:rPr>
+                <w:b/>
+                <w:sz w:val="19"/>
+              </w:rPr>
+              <w:t>conector</w:t>
+            </w:r>
+          </w:p>
+        </w:tc>
+        <w:tc>
+          <w:tcPr>
+            <w:tcW w:type="dxa" w:w="3120"/>
+            <w:shd w:val="clear" w:fill="DCE6F1"/>
+          </w:tcPr>
+          <w:p>
+            <w:r/>
+            <w:r>
+              <w:rPr>
+                <w:b/>
+                <w:sz w:val="19"/>
+              </w:rPr>
+              <w:t>3,3 V en</w:t>
+            </w:r>
+          </w:p>
+        </w:tc>
+        <w:tc>
+          <w:tcPr>
+            <w:tcW w:type="dxa" w:w="3120"/>
+            <w:shd w:val="clear" w:fill="DCE6F1"/>
+          </w:tcPr>
+          <w:p>
+            <w:r/>
+            <w:r>
+              <w:rPr>
+                <w:b/>
+                <w:sz w:val="19"/>
+              </w:rPr>
+              <w:t>GND en</w:t>
+            </w:r>
+          </w:p>
+        </w:tc>
+      </w:tr>
+      <w:tr>
+        <w:tc>
+          <w:tcPr>
+            <w:tcW w:type="dxa" w:w="3120"/>
+          </w:tcPr>
+          <w:p>
+            <w:r/>
+            <w:r>
+              <w:rPr>
+                <w:b/>
+                <w:sz w:val="19"/>
+              </w:rPr>
+              <w:t>`J16`</w:t>
+            </w:r>
+          </w:p>
+        </w:tc>
+        <w:tc>
+          <w:tcPr>
+            <w:tcW w:type="dxa" w:w="3120"/>
+          </w:tcPr>
+          <w:p>
+            <w:r/>
+            <w:r>
+              <w:rPr>
+                <w:b w:val="0"/>
+                <w:sz w:val="19"/>
+              </w:rPr>
+              <w:t>p4, p7, p9, p11</w:t>
+            </w:r>
+          </w:p>
+        </w:tc>
+        <w:tc>
+          <w:tcPr>
+            <w:tcW w:type="dxa" w:w="3120"/>
+          </w:tcPr>
+          <w:p>
+            <w:r/>
+            <w:r>
+              <w:rPr>
+                <w:b w:val="0"/>
+                <w:sz w:val="19"/>
+              </w:rPr>
+              <w:t>p2</w:t>
+            </w:r>
+          </w:p>
+        </w:tc>
+      </w:tr>
+      <w:tr>
+        <w:tc>
+          <w:tcPr>
+            <w:tcW w:type="dxa" w:w="3120"/>
+          </w:tcPr>
+          <w:p>
+            <w:r/>
+            <w:r>
+              <w:rPr>
+                <w:b/>
+                <w:sz w:val="19"/>
+              </w:rPr>
+              <w:t>`J17`</w:t>
+            </w:r>
+          </w:p>
+        </w:tc>
+        <w:tc>
+          <w:tcPr>
+            <w:tcW w:type="dxa" w:w="3120"/>
+          </w:tcPr>
+          <w:p>
+            <w:r/>
+            <w:r>
+              <w:rPr>
+                <w:b w:val="0"/>
+                <w:sz w:val="19"/>
+              </w:rPr>
+              <w:t>p6, p8</w:t>
+            </w:r>
+          </w:p>
+        </w:tc>
+        <w:tc>
+          <w:tcPr>
+            <w:tcW w:type="dxa" w:w="3120"/>
+          </w:tcPr>
+          <w:p>
+            <w:r/>
+            <w:r>
+              <w:rPr>
+                <w:b w:val="0"/>
+                <w:sz w:val="19"/>
+              </w:rPr>
+              <w:t xml:space="preserve">p7, p9 — </w:t>
+            </w:r>
+            <w:r>
+              <w:rPr>
+                <w:b/>
+                <w:sz w:val="19"/>
+              </w:rPr>
+              <w:t>alternados</w:t>
+            </w:r>
+          </w:p>
+        </w:tc>
+      </w:tr>
+    </w:tbl>
+    <w:p>
+      <w:pPr>
+        <w:spacing w:after="120"/>
+      </w:pPr>
+    </w:p>
+    <w:p>
+      <w:pPr>
+        <w:spacing w:after="120"/>
+      </w:pPr>
+      <w:r>
+        <w:rPr>
+          <w:b w:val="0"/>
+          <w:sz w:val="21"/>
+        </w:rPr>
+        <w:t xml:space="preserve">En el </w:t>
+      </w:r>
+      <w:r>
+        <w:rPr>
+          <w:b/>
+          <w:sz w:val="21"/>
+        </w:rPr>
+        <w:t>paso 29</w:t>
+      </w:r>
+      <w:r>
+        <w:rPr>
+          <w:b w:val="0"/>
+          <w:sz w:val="21"/>
+        </w:rPr>
+        <w:t xml:space="preserve"> de la guía de banco se puenteaban </w:t>
+      </w:r>
+      <w:r>
+        <w:rPr>
+          <w:rFonts w:ascii="Consolas" w:hAnsi="Consolas"/>
+          <w:sz w:val="21"/>
+        </w:rPr>
+        <w:t>J16</w:t>
+      </w:r>
+      <w:r>
+        <w:rPr>
+          <w:b w:val="0"/>
+          <w:sz w:val="21"/>
+        </w:rPr>
+        <w:t xml:space="preserve"> </w:t>
+      </w:r>
+      <w:r>
+        <w:rPr>
+          <w:b/>
+          <w:sz w:val="21"/>
+        </w:rPr>
+        <w:t>p5</w:t>
+      </w:r>
+      <w:r>
+        <w:rPr>
+          <w:b w:val="0"/>
+          <w:sz w:val="21"/>
+        </w:rPr>
+        <w:t xml:space="preserve"> y </w:t>
+      </w:r>
+      <w:r>
+        <w:rPr>
+          <w:b/>
+          <w:sz w:val="21"/>
+        </w:rPr>
+        <w:t>p8</w:t>
+      </w:r>
+      <w:r>
+        <w:rPr>
+          <w:b w:val="0"/>
+          <w:sz w:val="21"/>
+        </w:rPr>
+        <w:t xml:space="preserve"> contra masa (</w:t>
+      </w:r>
+      <w:r>
+        <w:rPr>
+          <w:b/>
+          <w:sz w:val="21"/>
+        </w:rPr>
+        <w:t>p2</w:t>
+      </w:r>
+      <w:r>
+        <w:rPr>
+          <w:b w:val="0"/>
+          <w:sz w:val="21"/>
+        </w:rPr>
+        <w:t>). Y</w:t>
+      </w:r>
+    </w:p>
+    <w:p>
+      <w:pPr>
+        <w:spacing w:after="120"/>
+      </w:pPr>
+      <w:r>
+        <w:rPr>
+          <w:b/>
+          <w:sz w:val="21"/>
+        </w:rPr>
+        <w:t>`p4` es ADYACENTE a `p5`</w:t>
+      </w:r>
+      <w:r>
+        <w:rPr>
+          <w:b w:val="0"/>
+          <w:sz w:val="21"/>
+        </w:rPr>
+        <w:t xml:space="preserve">, igual que </w:t>
+      </w:r>
+      <w:r>
+        <w:rPr>
+          <w:b/>
+          <w:sz w:val="21"/>
+        </w:rPr>
+        <w:t>`p7` lo es de `p8`</w:t>
+      </w:r>
+      <w:r>
+        <w:rPr>
+          <w:b w:val="0"/>
+          <w:sz w:val="21"/>
+        </w:rPr>
+        <w:t>: **un puente corrido UNA sola posición</w:t>
+      </w:r>
+    </w:p>
+    <w:p>
+      <w:pPr>
+        <w:spacing w:after="120"/>
+      </w:pPr>
+      <w:r>
+        <w:rPr>
+          <w:b w:val="0"/>
+          <w:sz w:val="21"/>
+        </w:rPr>
+        <w:t>pone el riel de 3,3 V directamente contra masa.**</w:t>
+      </w:r>
+    </w:p>
+    <w:p>
+      <w:pPr>
+        <w:spacing w:after="160"/>
+        <w:ind w:left="360"/>
+        <w:shd w:val="clear" w:fill="FFF4E5"/>
+      </w:pPr>
+      <w:r>
+        <w:rPr>
+          <w:b/>
+          <w:color w:val="960000"/>
+          <w:sz w:val="20"/>
+        </w:rPr>
+        <w:t>Esto es un candidato, no un veredicto.</w:t>
+      </w:r>
+      <w:r>
+        <w:rPr>
+          <w:b w:val="0"/>
+          <w:color w:val="960000"/>
+          <w:sz w:val="20"/>
+        </w:rPr>
+        <w:t xml:space="preserve"> No demuestra que fuera lo que ocurrió — el peldaño a) lo confirma o lo descarta en un minuto y sin desoldar nada. Se escribe aquí por dos razones: para que quien repita el paso 29 lo haga sabiéndolo, y para que la hipótesis quede anotada y no se vuelva a proponer dentro de un mes como si fuera nueva.</w:t>
+      </w:r>
+    </w:p>
+    <w:p>
+      <w:pPr>
+        <w:spacing w:after="160"/>
+        <w:ind w:left="360"/>
+        <w:shd w:val="clear" w:fill="FFF4E5"/>
+      </w:pPr>
+      <w:r>
+        <w:rPr>
+          <w:b w:val="0"/>
+          <w:color w:val="960000"/>
+          <w:sz w:val="20"/>
+        </w:rPr>
+        <w:t xml:space="preserve">🔧 </w:t>
+      </w:r>
+      <w:r>
+        <w:rPr>
+          <w:b/>
+          <w:color w:val="960000"/>
+          <w:sz w:val="20"/>
+        </w:rPr>
+        <w:t>04/09 (N-118) — y el gesto nuevo ya no tiene ese extremo.</w:t>
+      </w:r>
+      <w:r>
+        <w:rPr>
+          <w:b w:val="0"/>
+          <w:color w:val="960000"/>
+          <w:sz w:val="20"/>
+        </w:rPr>
+        <w:t xml:space="preserve"> Con el firmware corregido el pulso se da </w:t>
+      </w:r>
+      <w:r>
+        <w:rPr>
+          <w:b/>
+          <w:color w:val="960000"/>
+          <w:sz w:val="20"/>
+        </w:rPr>
+        <w:t>p5 contra p4</w:t>
+      </w:r>
+      <w:r>
+        <w:rPr>
+          <w:b w:val="0"/>
+          <w:color w:val="960000"/>
+          <w:sz w:val="20"/>
+        </w:rPr>
+        <w:t xml:space="preserve"> y </w:t>
+      </w:r>
+      <w:r>
+        <w:rPr>
+          <w:b/>
+          <w:color w:val="960000"/>
+          <w:sz w:val="20"/>
+        </w:rPr>
+        <w:t>p8 contra p7</w:t>
+      </w:r>
+      <w:r>
+        <w:rPr>
+          <w:b w:val="0"/>
+          <w:color w:val="960000"/>
+          <w:sz w:val="20"/>
+        </w:rPr>
+        <w:t xml:space="preserve">: </w:t>
+      </w:r>
+      <w:r>
+        <w:rPr>
+          <w:b/>
+          <w:color w:val="960000"/>
+          <w:sz w:val="20"/>
+        </w:rPr>
+        <w:t>ninguna de las dos puntas del cable va a masa</w:t>
+      </w:r>
+      <w:r>
+        <w:rPr>
+          <w:b w:val="0"/>
+          <w:color w:val="960000"/>
+          <w:sz w:val="20"/>
+        </w:rPr>
+        <w:t xml:space="preserve">, así que el escenario de arriba —un puente corrido una posición desde p2— </w:t>
+      </w:r>
+      <w:r>
+        <w:rPr>
+          <w:b/>
+          <w:color w:val="960000"/>
+          <w:sz w:val="20"/>
+        </w:rPr>
+        <w:t>deja de ser posible con la instrucción vigente</w:t>
+      </w:r>
+      <w:r>
+        <w:rPr>
+          <w:b w:val="0"/>
+          <w:color w:val="960000"/>
+          <w:sz w:val="20"/>
+        </w:rPr>
+        <w:t xml:space="preserve">. No es una autorización para reintentarlo: la tarjeta Maestro sigue con el corto de N-116 y </w:t>
+      </w:r>
+      <w:r>
+        <w:rPr>
+          <w:b/>
+          <w:color w:val="960000"/>
+          <w:sz w:val="20"/>
+        </w:rPr>
+        <w:t>no se energiza</w:t>
+      </w:r>
+      <w:r>
+        <w:rPr>
+          <w:b w:val="0"/>
+          <w:color w:val="960000"/>
+          <w:sz w:val="20"/>
+        </w:rPr>
+        <w:t>. Es un dato para cuando haya tarjeta sana con la que ejercerlo, y la razón de que la instrucción vieja no se conserve «por si acaso».</w:t>
+      </w:r>
+    </w:p>
+    <w:p>
+      <w:pPr>
+        <w:spacing w:after="80"/>
+      </w:pPr>
+    </w:p>
+    <w:p>
+      <w:pPr>
+        <w:spacing w:before="280" w:after="120"/>
+      </w:pPr>
+      <w:r>
+        <w:rPr>
+          <w:b/>
+          <w:color w:val="003366"/>
+          <w:sz w:val="26"/>
+        </w:rPr>
+        <w:t xml:space="preserve">10. 🚧 La talanquera de </w:t>
+      </w:r>
+      <w:r>
+        <w:rPr>
+          <w:rFonts w:ascii="Consolas" w:hAnsi="Consolas"/>
+          <w:color w:val="003366"/>
+          <w:sz w:val="26"/>
+        </w:rPr>
+        <w:t>J15</w:t>
+      </w:r>
+      <w:r>
+        <w:rPr>
+          <w:b/>
+          <w:color w:val="003366"/>
+          <w:sz w:val="26"/>
+        </w:rPr>
+        <w:t xml:space="preserve"> — </w:t>
+      </w:r>
+      <w:r>
+        <w:rPr>
+          <w:b/>
+          <w:color w:val="003366"/>
+          <w:sz w:val="26"/>
+        </w:rPr>
+        <w:t>probada en cobre y BIEN DISEÑADA</w:t>
+      </w:r>
+    </w:p>
+    <w:p>
+      <w:pPr>
+        <w:spacing w:after="160"/>
+        <w:ind w:left="360"/>
+        <w:shd w:val="clear" w:fill="FFF4E5"/>
+      </w:pPr>
+      <w:r>
+        <w:rPr>
+          <w:b/>
+          <w:color w:val="960000"/>
+          <w:sz w:val="20"/>
+        </w:rPr>
+        <w:t>Se sospechó de ella y la sospecha era FALSA.</w:t>
+      </w:r>
+      <w:r>
+        <w:rPr>
+          <w:b w:val="0"/>
+          <w:color w:val="960000"/>
+          <w:sz w:val="20"/>
+        </w:rPr>
+        <w:t xml:space="preserve"> Se deja escrito precisamente por eso: una sospecha que se cae en silencio vuelve a proponerse al mes siguiente, y la segunda vez ya nadie recuerda que se comprobó.</w:t>
+      </w:r>
+    </w:p>
+    <w:p>
+      <w:pPr>
+        <w:spacing w:after="120"/>
+      </w:pPr>
+      <w:r>
+        <w:rPr>
+          <w:b w:val="0"/>
+          <w:sz w:val="21"/>
+        </w:rPr>
+        <w:t xml:space="preserve">Cadena completa, leída del </w:t>
+      </w:r>
+      <w:r>
+        <w:rPr>
+          <w:rFonts w:ascii="Consolas" w:hAnsi="Consolas"/>
+          <w:sz w:val="21"/>
+        </w:rPr>
+        <w:t>.kicad_pcb</w:t>
+      </w:r>
+      <w:r>
+        <w:rPr>
+          <w:b w:val="0"/>
+          <w:sz w:val="21"/>
+        </w:rPr>
+        <w:t>:</w:t>
+      </w:r>
+    </w:p>
+    <w:p>
+      <w:pPr>
+        <w:spacing w:after="200"/>
+        <w:ind w:left="288"/>
+        <w:shd w:val="clear" w:fill="F4F4F4"/>
+      </w:pPr>
+      <w:r>
+        <w:rPr>
+          <w:rFonts w:ascii="Consolas" w:hAnsi="Consolas"/>
+          <w:sz w:val="18"/>
+        </w:rPr>
+        <w:t xml:space="preserve">   PB2  -&gt;  R70 220 Ω  -&gt;  U15  TLP127  -&gt;  R72 220 Ω  -&gt;  puerta de Q10 (IRLZ44N)  -&gt;  J15</w:t>
+        <w:br/>
+        <w:t xml:space="preserve">                           [  A Í S L A  ]                        D30 al riel de 12 V</w:t>
+      </w:r>
+    </w:p>
+    <w:p>
+      <w:pPr>
+        <w:pStyle w:val="ListBullet"/>
+        <w:spacing w:after="60"/>
+        <w:ind w:left="360"/>
+      </w:pPr>
+      <w:r>
+        <w:rPr>
+          <w:b/>
+          <w:sz w:val="21"/>
+        </w:rPr>
+        <w:t>`U15` es un `TLP127`: aísla galvánicamente.</w:t>
+      </w:r>
+      <w:r>
+        <w:rPr>
+          <w:b w:val="0"/>
+          <w:sz w:val="21"/>
+        </w:rPr>
+        <w:t xml:space="preserve"> La etapa de potencia **no puede inyectar corriente</w:t>
+      </w:r>
+    </w:p>
+    <w:p>
+      <w:pPr>
+        <w:spacing w:after="120"/>
+      </w:pPr>
+      <w:r>
+        <w:rPr>
+          <w:b w:val="0"/>
+          <w:sz w:val="21"/>
+        </w:rPr>
+        <w:t>al micro**, pase lo que pase del lado del motor. Es exactamente lo contrario de lo que ocurre con</w:t>
+      </w:r>
+    </w:p>
+    <w:p>
+      <w:pPr>
+        <w:spacing w:after="120"/>
+      </w:pPr>
+      <w:r>
+        <w:rPr>
+          <w:b w:val="0"/>
+          <w:sz w:val="21"/>
+        </w:rPr>
+        <w:t>las cinco entradas de campo (</w:t>
+      </w:r>
+      <w:r>
+        <w:rPr>
+          <w:b/>
+          <w:sz w:val="21"/>
+        </w:rPr>
+        <w:t>§7</w:t>
+      </w:r>
+      <w:r>
+        <w:rPr>
+          <w:b w:val="0"/>
+          <w:sz w:val="21"/>
+        </w:rPr>
+        <w:t>): aquí la barrera existe y está bien puesta.</w:t>
+      </w:r>
+    </w:p>
+    <w:p>
+      <w:pPr>
+        <w:pStyle w:val="ListBullet"/>
+        <w:spacing w:after="60"/>
+        <w:ind w:left="360"/>
+      </w:pPr>
+      <w:r>
+        <w:rPr>
+          <w:b/>
+          <w:sz w:val="21"/>
+        </w:rPr>
+        <w:t>En banco, el 04/09, la talanquera funcionó por `J15`.</w:t>
+      </w:r>
+    </w:p>
+    <w:p>
+      <w:pPr>
+        <w:spacing w:before="200" w:after="120"/>
+      </w:pPr>
+      <w:r>
+        <w:rPr>
+          <w:b/>
+          <w:color w:val="003366"/>
+          <w:sz w:val="23"/>
+        </w:rPr>
+        <w:t xml:space="preserve">⚠️ Pero hay un hallazgo real, y va a la V2: </w:t>
+      </w:r>
+      <w:r>
+        <w:rPr>
+          <w:rFonts w:ascii="Consolas" w:hAnsi="Consolas"/>
+          <w:color w:val="003366"/>
+          <w:sz w:val="23"/>
+        </w:rPr>
+        <w:t>D30</w:t>
+      </w:r>
+      <w:r>
+        <w:rPr>
+          <w:b/>
+          <w:color w:val="003366"/>
+          <w:sz w:val="23"/>
+        </w:rPr>
+        <w:t xml:space="preserve"> está infradimensionado</w:t>
+      </w:r>
+    </w:p>
+    <w:p>
+      <w:pPr>
+        <w:spacing w:after="120"/>
+      </w:pPr>
+      <w:r>
+        <w:rPr>
+          <w:b/>
+          <w:sz w:val="21"/>
+        </w:rPr>
+        <w:t>`D30` es un `1N4148` (200 mA)</w:t>
+      </w:r>
+      <w:r>
+        <w:rPr>
+          <w:b w:val="0"/>
+          <w:sz w:val="21"/>
+        </w:rPr>
+        <w:t xml:space="preserve"> haciendo de </w:t>
+      </w:r>
+      <w:r>
+        <w:rPr>
+          <w:b/>
+          <w:sz w:val="21"/>
+        </w:rPr>
+        <w:t>diodo de rueda libre</w:t>
+      </w:r>
+      <w:r>
+        <w:rPr>
+          <w:b w:val="0"/>
+          <w:sz w:val="21"/>
+        </w:rPr>
+        <w:t xml:space="preserve"> de una salida de </w:t>
+      </w:r>
+      <w:r>
+        <w:rPr>
+          <w:b/>
+          <w:sz w:val="21"/>
+        </w:rPr>
+        <w:t>motor</w:t>
+      </w:r>
+    </w:p>
+    <w:p>
+      <w:pPr>
+        <w:spacing w:after="120"/>
+      </w:pPr>
+      <w:r>
+        <w:rPr>
+          <w:b w:val="0"/>
+          <w:sz w:val="21"/>
+        </w:rPr>
+        <w:t xml:space="preserve">gobernada por un </w:t>
+      </w:r>
+      <w:r>
+        <w:rPr>
+          <w:b/>
+          <w:sz w:val="21"/>
+        </w:rPr>
+        <w:t>`IRLZ44N`</w:t>
+      </w:r>
+      <w:r>
+        <w:rPr>
+          <w:b w:val="0"/>
+          <w:sz w:val="21"/>
+        </w:rPr>
+        <w:t>. Un motor real devuelve al abrir bastante más de 200 mA por esa vía.</w:t>
+      </w:r>
+    </w:p>
+    <w:tbl>
+      <w:tblPr>
+        <w:tblStyle w:val="TableGrid"/>
+        <w:tblW w:type="auto" w:w="0"/>
+        <w:tblLook w:firstColumn="1" w:firstRow="1" w:lastColumn="0" w:lastRow="0" w:noHBand="0" w:noVBand="1" w:val="04A0"/>
+      </w:tblPr>
+      <w:tblGrid>
+        <w:gridCol w:w="4680"/>
+        <w:gridCol w:w="4680"/>
+      </w:tblGrid>
+      <w:tr>
+        <w:tc>
+          <w:tcPr>
+            <w:tcW w:type="dxa" w:w="4680"/>
+            <w:shd w:val="clear" w:fill="DCE6F1"/>
+          </w:tcPr>
+          <w:p>
+            <w:r/>
+          </w:p>
+        </w:tc>
+        <w:tc>
+          <w:tcPr>
+            <w:tcW w:type="dxa" w:w="4680"/>
+            <w:shd w:val="clear" w:fill="DCE6F1"/>
+          </w:tcPr>
+          <w:p>
+            <w:r/>
+          </w:p>
+        </w:tc>
+      </w:tr>
+      <w:tr>
+        <w:tc>
+          <w:tcPr>
+            <w:tcW w:type="dxa" w:w="4680"/>
+          </w:tcPr>
+          <w:p>
+            <w:r/>
+            <w:r>
+              <w:rPr>
+                <w:b w:val="0"/>
+                <w:sz w:val="19"/>
+              </w:rPr>
+              <w:t xml:space="preserve">Lo que </w:t>
+            </w:r>
+            <w:r>
+              <w:rPr>
+                <w:b/>
+                <w:sz w:val="19"/>
+              </w:rPr>
+              <w:t>NO</w:t>
+            </w:r>
+            <w:r>
+              <w:rPr>
+                <w:b w:val="0"/>
+                <w:sz w:val="19"/>
+              </w:rPr>
+              <w:t xml:space="preserve"> pasa</w:t>
+            </w:r>
+          </w:p>
+        </w:tc>
+        <w:tc>
+          <w:tcPr>
+            <w:tcW w:type="dxa" w:w="4680"/>
+          </w:tcPr>
+          <w:p>
+            <w:r/>
+            <w:r>
+              <w:rPr>
+                <w:b w:val="0"/>
+                <w:sz w:val="19"/>
+              </w:rPr>
+              <w:t xml:space="preserve">🟢 </w:t>
+            </w:r>
+            <w:r>
+              <w:rPr>
+                <w:b/>
+                <w:sz w:val="19"/>
+              </w:rPr>
+              <w:t>el STM32 no corre peligro</w:t>
+            </w:r>
+            <w:r>
+              <w:rPr>
+                <w:b w:val="0"/>
+                <w:sz w:val="19"/>
+              </w:rPr>
+              <w:t xml:space="preserve"> — </w:t>
+            </w:r>
+            <w:r>
+              <w:rPr>
+                <w:rFonts w:ascii="Consolas" w:hAnsi="Consolas"/>
+                <w:sz w:val="19"/>
+              </w:rPr>
+              <w:t>U15</w:t>
+            </w:r>
+            <w:r>
+              <w:rPr>
+                <w:b w:val="0"/>
+                <w:sz w:val="19"/>
+              </w:rPr>
+              <w:t xml:space="preserve"> lo aísla. Ese es el mérito del diseño y por eso se dice arriba</w:t>
+            </w:r>
+          </w:p>
+        </w:tc>
+      </w:tr>
+      <w:tr>
+        <w:tc>
+          <w:tcPr>
+            <w:tcW w:type="dxa" w:w="4680"/>
+          </w:tcPr>
+          <w:p>
+            <w:r/>
+            <w:r>
+              <w:rPr>
+                <w:b w:val="0"/>
+                <w:sz w:val="19"/>
+              </w:rPr>
+              <w:t xml:space="preserve">Lo que </w:t>
+            </w:r>
+            <w:r>
+              <w:rPr>
+                <w:b/>
+                <w:sz w:val="19"/>
+              </w:rPr>
+              <w:t>SÍ</w:t>
+            </w:r>
+            <w:r>
+              <w:rPr>
+                <w:b w:val="0"/>
+                <w:sz w:val="19"/>
+              </w:rPr>
+              <w:t xml:space="preserve"> pasa</w:t>
+            </w:r>
+          </w:p>
+        </w:tc>
+        <w:tc>
+          <w:tcPr>
+            <w:tcW w:type="dxa" w:w="4680"/>
+          </w:tcPr>
+          <w:p>
+            <w:r/>
+            <w:r>
+              <w:rPr>
+                <w:b w:val="0"/>
+                <w:sz w:val="19"/>
+              </w:rPr>
+              <w:t xml:space="preserve">🔴 el retorno inductivo se lleva </w:t>
+            </w:r>
+            <w:r>
+              <w:rPr>
+                <w:b/>
+                <w:sz w:val="19"/>
+              </w:rPr>
+              <w:t>`D30`</w:t>
+            </w:r>
+            <w:r>
+              <w:rPr>
+                <w:b w:val="0"/>
+                <w:sz w:val="19"/>
+              </w:rPr>
+              <w:t xml:space="preserve">, y detrás </w:t>
+            </w:r>
+            <w:r>
+              <w:rPr>
+                <w:b/>
+                <w:sz w:val="19"/>
+              </w:rPr>
+              <w:t>`Q10`</w:t>
+            </w:r>
+          </w:p>
+        </w:tc>
+      </w:tr>
+    </w:tbl>
+    <w:p>
+      <w:pPr>
+        <w:spacing w:after="120"/>
+      </w:pPr>
+    </w:p>
+    <w:p>
+      <w:pPr>
+        <w:spacing w:after="120"/>
+      </w:pPr>
+      <w:r>
+        <w:rPr>
+          <w:b/>
+          <w:sz w:val="21"/>
+        </w:rPr>
+        <w:t>Va a la V2 como cambio de componente</w:t>
+      </w:r>
+      <w:r>
+        <w:rPr>
+          <w:b w:val="0"/>
+          <w:sz w:val="21"/>
+        </w:rPr>
+        <w:t>, no como parche de campo: es un diodo, no una decisión de</w:t>
+      </w:r>
+    </w:p>
+    <w:p>
+      <w:pPr>
+        <w:spacing w:after="120"/>
+      </w:pPr>
+      <w:r>
+        <w:rPr>
+          <w:b w:val="0"/>
+          <w:sz w:val="21"/>
+        </w:rPr>
+        <w:t>arquitectura. Mientras tanto la talanquera funciona — lo que no conviene es darla por eterna en cuanto</w:t>
+      </w:r>
+    </w:p>
+    <w:p>
+      <w:pPr>
+        <w:spacing w:after="120"/>
+      </w:pPr>
+      <w:r>
+        <w:rPr>
+          <w:b w:val="0"/>
+          <w:sz w:val="21"/>
+        </w:rPr>
+        <w:t>se le cuelgue un motor grande.</w:t>
       </w:r>
     </w:p>
     <w:p>

--- a/05_Funcional/2_Manual_Hardware_y_Pruebas.docx
+++ b/05_Funcional/2_Manual_Hardware_y_Pruebas.docx
@@ -1222,13 +1222,97 @@
                 <w:b w:val="0"/>
                 <w:sz w:val="19"/>
               </w:rPr>
-              <w:t xml:space="preserve">), p6 = 3,3 V, p7 = GND. </w:t>
+              <w:t xml:space="preserve">), ~~p6 = 3,3 V~~ 🛑 </w:t>
             </w:r>
             <w:r>
               <w:rPr>
                 <w:b/>
                 <w:sz w:val="19"/>
               </w:rPr>
+              <w:t>p6 NO SE CONECTA</w:t>
+            </w:r>
+            <w:r>
+              <w:rPr>
+                <w:b w:val="0"/>
+                <w:sz w:val="19"/>
+              </w:rPr>
+              <w:t xml:space="preserve"> (pico de ~500 mA sobre el mismo </w:t>
+            </w:r>
+            <w:r>
+              <w:rPr>
+                <w:rFonts w:ascii="Consolas" w:hAnsi="Consolas"/>
+                <w:sz w:val="19"/>
+              </w:rPr>
+              <w:t>LM7805</w:t>
+            </w:r>
+            <w:r>
+              <w:rPr>
+                <w:b w:val="0"/>
+                <w:sz w:val="19"/>
+              </w:rPr>
+              <w:t xml:space="preserve"> del STM32 — Manual 1 §8; el módulo lleva </w:t>
+            </w:r>
+            <w:r>
+              <w:rPr>
+                <w:b/>
+                <w:sz w:val="19"/>
+              </w:rPr>
+              <w:t>fuente propia</w:t>
+            </w:r>
+            <w:r>
+              <w:rPr>
+                <w:b w:val="0"/>
+                <w:sz w:val="19"/>
+              </w:rPr>
+              <w:t xml:space="preserve">, línea </w:t>
+            </w:r>
+            <w:r>
+              <w:rPr>
+                <w:rFonts w:ascii="Consolas" w:hAnsi="Consolas"/>
+                <w:sz w:val="19"/>
+              </w:rPr>
+              <w:t>A5</w:t>
+            </w:r>
+            <w:r>
+              <w:rPr>
+                <w:b w:val="0"/>
+                <w:sz w:val="19"/>
+              </w:rPr>
+              <w:t xml:space="preserve">, </w:t>
+            </w:r>
+            <w:r>
+              <w:rPr>
+                <w:b/>
+                <w:sz w:val="19"/>
+              </w:rPr>
+              <w:t>sin pedir</w:t>
+            </w:r>
+            <w:r>
+              <w:rPr>
+                <w:b w:val="0"/>
+                <w:sz w:val="19"/>
+              </w:rPr>
+              <w:t xml:space="preserve">), p7 = GND </w:t>
+            </w:r>
+            <w:r>
+              <w:rPr>
+                <w:b/>
+                <w:sz w:val="19"/>
+              </w:rPr>
+              <w:t>(masa común obligatoria)</w:t>
+            </w:r>
+            <w:r>
+              <w:rPr>
+                <w:b w:val="0"/>
+                <w:sz w:val="19"/>
+              </w:rPr>
+              <w:t xml:space="preserve">. </w:t>
+            </w:r>
+            <w:r>
+              <w:rPr>
+                <w:b/>
+                <w:sz w:val="19"/>
+              </w:rPr>
               <w:t>Sustituye al módulo SPP discreto</w:t>
             </w:r>
             <w:r>
@@ -1236,7 +1320,7 @@
                 <w:b w:val="0"/>
                 <w:sz w:val="19"/>
               </w:rPr>
-              <w:t xml:space="preserve"> y trae el reloj </w:t>
+              <w:t xml:space="preserve"> y trae ~~el reloj </w:t>
             </w:r>
             <w:r>
               <w:rPr>
@@ -1250,7 +1334,119 @@
                 <w:b w:val="0"/>
                 <w:sz w:val="19"/>
               </w:rPr>
-              <w:t xml:space="preserve"> con pila propia. ⛔ </w:t>
+              <w:t xml:space="preserve"> con pila propia~~ </w:t>
+            </w:r>
+            <w:r>
+              <w:rPr>
+                <w:b/>
+                <w:sz w:val="19"/>
+              </w:rPr>
+              <w:t>el DRIVER del `DS3231`</w:t>
+            </w:r>
+            <w:r>
+              <w:rPr>
+                <w:b w:val="0"/>
+                <w:sz w:val="19"/>
+              </w:rPr>
+              <w:t xml:space="preserve"> (</w:t>
+            </w:r>
+            <w:r>
+              <w:rPr>
+                <w:rFonts w:ascii="Consolas" w:hAnsi="Consolas"/>
+                <w:sz w:val="19"/>
+              </w:rPr>
+              <w:t>ESP32_Expansion/src/reloj_ds3231.cpp</w:t>
+            </w:r>
+            <w:r>
+              <w:rPr>
+                <w:b w:val="0"/>
+                <w:sz w:val="19"/>
+              </w:rPr>
+              <w:t xml:space="preserve">, </w:t>
+            </w:r>
+            <w:r>
+              <w:rPr>
+                <w:rFonts w:ascii="Consolas" w:hAnsi="Consolas"/>
+                <w:sz w:val="19"/>
+              </w:rPr>
+              <w:t>GPIO21</w:t>
+            </w:r>
+            <w:r>
+              <w:rPr>
+                <w:b w:val="0"/>
+                <w:sz w:val="19"/>
+              </w:rPr>
+              <w:t>/</w:t>
+            </w:r>
+            <w:r>
+              <w:rPr>
+                <w:rFonts w:ascii="Consolas" w:hAnsi="Consolas"/>
+                <w:sz w:val="19"/>
+              </w:rPr>
+              <w:t>GPIO22</w:t>
+            </w:r>
+            <w:r>
+              <w:rPr>
+                <w:b w:val="0"/>
+                <w:sz w:val="19"/>
+              </w:rPr>
+              <w:t xml:space="preserve">); 🛑 </w:t>
+            </w:r>
+            <w:r>
+              <w:rPr>
+                <w:b/>
+                <w:sz w:val="19"/>
+              </w:rPr>
+              <w:t>el módulo NO está comprado (`A6`) y `0x68` sigue SIN VERIFICAR</w:t>
+            </w:r>
+            <w:r>
+              <w:rPr>
+                <w:b w:val="0"/>
+                <w:sz w:val="19"/>
+              </w:rPr>
+              <w:t xml:space="preserve"> — </w:t>
+            </w:r>
+            <w:r>
+              <w:rPr>
+                <w:rFonts w:ascii="Consolas" w:hAnsi="Consolas"/>
+                <w:sz w:val="19"/>
+              </w:rPr>
+              <w:t>contrato.h:185-186</w:t>
+            </w:r>
+            <w:r>
+              <w:rPr>
+                <w:b w:val="0"/>
+                <w:sz w:val="19"/>
+              </w:rPr>
+              <w:t xml:space="preserve"> lo dice en el propio fuente. </w:t>
+            </w:r>
+            <w:r>
+              <w:rPr>
+                <w:b/>
+                <w:sz w:val="19"/>
+              </w:rPr>
+              <w:t>El firmware existe; la pieza no</w:t>
+            </w:r>
+            <w:r>
+              <w:rPr>
+                <w:b w:val="0"/>
+                <w:sz w:val="19"/>
+              </w:rPr>
+              <w:t xml:space="preserve">, y sin ella la hora sale </w:t>
+            </w:r>
+            <w:r>
+              <w:rPr>
+                <w:rFonts w:ascii="Consolas" w:hAnsi="Consolas"/>
+                <w:sz w:val="19"/>
+              </w:rPr>
+              <w:t>--:--:--</w:t>
+            </w:r>
+            <w:r>
+              <w:rPr>
+                <w:b w:val="0"/>
+                <w:sz w:val="19"/>
+              </w:rPr>
+              <w:t xml:space="preserve">, que es correcto. ⛔ </w:t>
             </w:r>
             <w:r>
               <w:rPr>
@@ -4845,7 +5041,7 @@
           <w:color w:val="960000"/>
           <w:sz w:val="20"/>
         </w:rPr>
-        <w:t>Maestro/src/botones.cpp:280-281</w:t>
+        <w:t>Maestro/src/botones.cpp:305-306</w:t>
       </w:r>
       <w:r>
         <w:rPr>
@@ -8714,15 +8910,31 @@
           <w:color w:val="960000"/>
           <w:sz w:val="20"/>
         </w:rPr>
-        <w:t>botones.cpp:280-281</w:t>
-      </w:r>
-      <w:r>
-        <w:rPr>
-          <w:b w:val="0"/>
-          <w:color w:val="960000"/>
-          <w:sz w:val="20"/>
-        </w:rPr>
-        <w:t xml:space="preserve"> en ambas puntas): </w:t>
+        <w:t>botones.cpp:305-306</w:t>
+      </w:r>
+      <w:r>
+        <w:rPr>
+          <w:b w:val="0"/>
+          <w:color w:val="960000"/>
+          <w:sz w:val="20"/>
+        </w:rPr>
+        <w:t xml:space="preserve"> (Maestro) / </w:t>
+      </w:r>
+      <w:r>
+        <w:rPr>
+          <w:rFonts w:ascii="Consolas" w:hAnsi="Consolas"/>
+          <w:color w:val="960000"/>
+          <w:sz w:val="20"/>
+        </w:rPr>
+        <w:t>:316-317</w:t>
+      </w:r>
+      <w:r>
+        <w:rPr>
+          <w:b w:val="0"/>
+          <w:color w:val="960000"/>
+          <w:sz w:val="20"/>
+        </w:rPr>
+        <w:t xml:space="preserve"> (Esclavo) en ambas puntas): </w:t>
       </w:r>
       <w:r>
         <w:rPr>
@@ -13695,7 +13907,7 @@
           <w:color w:val="960000"/>
           <w:sz w:val="20"/>
         </w:rPr>
-        <w:t xml:space="preserve"> (`menu.cpp:111`, `:129`); `botonAceptar()` devuelve `false` siempre desde que `PB14`/`PB15` son cámaras (`botones.cpp:280-281`). </w:t>
+        <w:t xml:space="preserve"> (`menu.cpp:111`, `:129`); `botonAceptar()` devuelve `false` siempre desde que `PB14`/`PB15` son cámaras (`botones.cpp:305-306` (Maestro) / `:316-317` (Esclavo)). </w:t>
       </w:r>
       <w:r>
         <w:rPr>
@@ -16983,7 +17195,7 @@
           <w:color w:val="960000"/>
           <w:sz w:val="20"/>
         </w:rPr>
-        <w:t xml:space="preserve">. ⚠️ </w:t>
+        <w:t>. ⚠️ ~~</w:t>
       </w:r>
       <w:r>
         <w:rPr>
@@ -16999,7 +17211,23 @@
           <w:color w:val="960000"/>
           <w:sz w:val="20"/>
         </w:rPr>
-        <w:t xml:space="preserve">, por dos motivos independientes: 1. </w:t>
+        <w:t xml:space="preserve">, por dos motivos independientes:~~ → 🟢 </w:t>
+      </w:r>
+      <w:r>
+        <w:rPr>
+          <w:b/>
+          <w:color w:val="960000"/>
+          <w:sz w:val="20"/>
+        </w:rPr>
+        <w:t>QUEDA UN MOTIVO, NO DOS. LAS CÁMARAS SE CABLEAN.</w:t>
+      </w:r>
+      <w:r>
+        <w:rPr>
+          <w:b w:val="0"/>
+          <w:color w:val="960000"/>
+          <w:sz w:val="20"/>
+        </w:rPr>
+        <w:t xml:space="preserve"> 1. ~~</w:t>
       </w:r>
       <w:r>
         <w:rPr>
@@ -17047,55 +17275,7 @@
           <w:color w:val="960000"/>
           <w:sz w:val="20"/>
         </w:rPr>
-        <w:t xml:space="preserve"> o queda flotando y el ruido dispara demandas fantasma. </w:t>
-      </w:r>
-      <w:r>
-        <w:rPr>
-          <w:rFonts w:ascii="Consolas" w:hAnsi="Consolas"/>
-          <w:color w:val="960000"/>
-          <w:sz w:val="20"/>
-        </w:rPr>
-        <w:t>PB0</w:t>
-      </w:r>
-      <w:r>
-        <w:rPr>
-          <w:b w:val="0"/>
-          <w:color w:val="960000"/>
-          <w:sz w:val="20"/>
-        </w:rPr>
-        <w:t xml:space="preserve"> la tiene declarada (</w:t>
-      </w:r>
-      <w:r>
-        <w:rPr>
-          <w:rFonts w:ascii="Consolas" w:hAnsi="Consolas"/>
-          <w:color w:val="960000"/>
-          <w:sz w:val="20"/>
-        </w:rPr>
-        <w:t>R64</w:t>
-      </w:r>
-      <w:r>
-        <w:rPr>
-          <w:b w:val="0"/>
-          <w:color w:val="960000"/>
-          <w:sz w:val="20"/>
-        </w:rPr>
-        <w:t xml:space="preserve"> 10 kΩ + </w:t>
-      </w:r>
-      <w:r>
-        <w:rPr>
-          <w:rFonts w:ascii="Consolas" w:hAnsi="Consolas"/>
-          <w:color w:val="960000"/>
-          <w:sz w:val="20"/>
-        </w:rPr>
-        <w:t>C25</w:t>
-      </w:r>
-      <w:r>
-        <w:rPr>
-          <w:b w:val="0"/>
-          <w:color w:val="960000"/>
-          <w:sz w:val="20"/>
-        </w:rPr>
-        <w:t xml:space="preserve"> 100 nF); de </w:t>
+        <w:t xml:space="preserve">… de </w:t>
       </w:r>
       <w:r>
         <w:rPr>
@@ -17143,55 +17323,167 @@
           <w:color w:val="960000"/>
           <w:sz w:val="20"/>
         </w:rPr>
-        <w:t xml:space="preserve">. </w:t>
-      </w:r>
-      <w:r>
-        <w:rPr>
-          <w:rFonts w:ascii="Consolas" w:hAnsi="Consolas"/>
-          <w:color w:val="960000"/>
-          <w:sz w:val="20"/>
-        </w:rPr>
-        <w:t>M3</w:t>
-      </w:r>
-      <w:r>
-        <w:rPr>
-          <w:b w:val="0"/>
-          <w:color w:val="960000"/>
-          <w:sz w:val="20"/>
-        </w:rPr>
-        <w:t xml:space="preserve"> ya no es bloqueante por contradicción de polaridad —el camino de cámara lee al revés que el de botón, así que coincide con el netlist—: hoy es la </w:t>
-      </w:r>
-      <w:r>
-        <w:rPr>
-          <w:b/>
-          <w:color w:val="960000"/>
-          <w:sz w:val="20"/>
-        </w:rPr>
-        <w:t>confirmación que parametriza la cámara</w:t>
-      </w:r>
-      <w:r>
-        <w:rPr>
-          <w:b w:val="0"/>
-          <w:color w:val="960000"/>
-          <w:sz w:val="20"/>
-        </w:rPr>
-        <w:t xml:space="preserve">, y se hace </w:t>
-      </w:r>
-      <w:r>
-        <w:rPr>
-          <w:b/>
-          <w:color w:val="960000"/>
-          <w:sz w:val="20"/>
-        </w:rPr>
-        <w:t>antes</w:t>
-      </w:r>
-      <w:r>
-        <w:rPr>
-          <w:b w:val="0"/>
-          <w:color w:val="960000"/>
-          <w:sz w:val="20"/>
-        </w:rPr>
-        <w:t xml:space="preserve"> de cablear. 2. </w:t>
+        <w:t xml:space="preserve">.~~ 🛑 </w:t>
+      </w:r>
+      <w:r>
+        <w:rPr>
+          <w:b/>
+          <w:color w:val="960000"/>
+          <w:sz w:val="20"/>
+        </w:rPr>
+        <w:t>CADUCADO EL 03/09 Y SE TACHA CON SU MOTIVO — este bloque era el último de este documento que daba `M3` por pendiente, y contradecía a `:13` y `:539` del propio fichero.</w:t>
+      </w:r>
+      <w:r>
+        <w:rPr>
+          <w:b w:val="0"/>
+          <w:color w:val="960000"/>
+          <w:sz w:val="20"/>
+        </w:rPr>
+        <w:t xml:space="preserve"> </w:t>
+      </w:r>
+      <w:r>
+        <w:rPr>
+          <w:b/>
+          <w:color w:val="960000"/>
+          <w:sz w:val="20"/>
+        </w:rPr>
+        <w:t>`M3` ESTÁ CERRADA CON MULTÍMETRO</w:t>
+      </w:r>
+      <w:r>
+        <w:rPr>
+          <w:b w:val="0"/>
+          <w:color w:val="960000"/>
+          <w:sz w:val="20"/>
+        </w:rPr>
+        <w:t xml:space="preserve"> (paso 20 del banco, 03/09): el pull-down de </w:t>
+      </w:r>
+      <w:r>
+        <w:rPr>
+          <w:b/>
+          <w:color w:val="960000"/>
+          <w:sz w:val="20"/>
+        </w:rPr>
+        <w:t>10 kΩ es real y está en las CUATRO posiciones</w:t>
+      </w:r>
+      <w:r>
+        <w:rPr>
+          <w:b w:val="0"/>
+          <w:color w:val="960000"/>
+          <w:sz w:val="20"/>
+        </w:rPr>
+        <w:t xml:space="preserve"> (</w:t>
+      </w:r>
+      <w:r>
+        <w:rPr>
+          <w:rFonts w:ascii="Consolas" w:hAnsi="Consolas"/>
+          <w:color w:val="960000"/>
+          <w:sz w:val="20"/>
+        </w:rPr>
+        <w:t>R65</w:t>
+      </w:r>
+      <w:r>
+        <w:rPr>
+          <w:b w:val="0"/>
+          <w:color w:val="960000"/>
+          <w:sz w:val="20"/>
+        </w:rPr>
+        <w:t>–</w:t>
+      </w:r>
+      <w:r>
+        <w:rPr>
+          <w:rFonts w:ascii="Consolas" w:hAnsi="Consolas"/>
+          <w:color w:val="960000"/>
+          <w:sz w:val="20"/>
+        </w:rPr>
+        <w:t>R68</w:t>
+      </w:r>
+      <w:r>
+        <w:rPr>
+          <w:b w:val="0"/>
+          <w:color w:val="960000"/>
+          <w:sz w:val="20"/>
+        </w:rPr>
+        <w:t xml:space="preserve">) — </w:t>
+      </w:r>
+      <w:r>
+        <w:rPr>
+          <w:b/>
+          <w:color w:val="960000"/>
+          <w:sz w:val="20"/>
+        </w:rPr>
+        <w:t xml:space="preserve">p5 `9,92 kΩ` / `0,6 V` · p8 `9,92` / `0,6` · p10 `9,93` / </w:t>
+      </w:r>
+      <w:r>
+        <w:rPr>
+          <w:rFonts w:ascii="Consolas" w:hAnsi="Consolas"/>
+          <w:color w:val="960000"/>
+          <w:sz w:val="20"/>
+        </w:rPr>
+        <w:t>0 V</w:t>
+      </w:r>
+      <w:r>
+        <w:rPr>
+          <w:b/>
+          <w:color w:val="960000"/>
+          <w:sz w:val="20"/>
+        </w:rPr>
+        <w:t xml:space="preserve"> · p12 `9,94` / </w:t>
+      </w:r>
+      <w:r>
+        <w:rPr>
+          <w:rFonts w:ascii="Consolas" w:hAnsi="Consolas"/>
+          <w:color w:val="960000"/>
+          <w:sz w:val="20"/>
+        </w:rPr>
+        <w:t>0 V</w:t>
+      </w:r>
+      <w:r>
+        <w:rPr>
+          <w:b/>
+          <w:color w:val="960000"/>
+          <w:sz w:val="20"/>
+        </w:rPr>
+        <w:t xml:space="preserve">—, y el </w:t>
+      </w:r>
+      <w:r>
+        <w:rPr>
+          <w:b w:val="0"/>
+          <w:color w:val="960000"/>
+          <w:sz w:val="20"/>
+        </w:rPr>
+        <w:t>paso 21 cableó p10 contra p11 en normalmente abierto y funcionó, SIN demandas fantasma</w:t>
+      </w:r>
+      <w:r>
+        <w:rPr>
+          <w:b/>
+          <w:color w:val="960000"/>
+          <w:sz w:val="20"/>
+        </w:rPr>
+        <w:t xml:space="preserve">. La placa soldada </w:t>
+      </w:r>
+      <w:r>
+        <w:rPr>
+          <w:b w:val="0"/>
+          <w:color w:val="960000"/>
+          <w:sz w:val="20"/>
+        </w:rPr>
+        <w:t xml:space="preserve">sí** es la del netlist. Lo confirma </w:t>
+      </w:r>
+      <w:r>
+        <w:rPr>
+          <w:rFonts w:ascii="Consolas" w:hAnsi="Consolas"/>
+          <w:color w:val="960000"/>
+          <w:sz w:val="20"/>
+        </w:rPr>
+        <w:t>Maestro/include/pines.h:123-138</w:t>
+      </w:r>
+      <w:r>
+        <w:rPr>
+          <w:b w:val="0"/>
+          <w:color w:val="960000"/>
+          <w:sz w:val="20"/>
+        </w:rPr>
+        <w:t xml:space="preserve">, que lo dejó escrito el mismo día: *«Ya se puede cablear camara a J16»*. 2. </w:t>
       </w:r>
       <w:r>
         <w:rPr>
@@ -17255,7 +17547,167 @@
           <w:color w:val="960000"/>
           <w:sz w:val="20"/>
         </w:rPr>
-        <w:t xml:space="preserve"> que limite lo que entra por ellas. *(La salida de alarma de la AcuSense es configurable NO/NC, así que se elige qué estado significa demanda </w:t>
+        <w:t xml:space="preserve"> que limite lo que entra por ellas. 🔴 </w:t>
+      </w:r>
+      <w:r>
+        <w:rPr>
+          <w:b/>
+          <w:color w:val="960000"/>
+          <w:sz w:val="20"/>
+        </w:rPr>
+        <w:t>ÉSTE SIGUE EN PIE Y NO SE RELAJA: es hoy el único requisito previo a cablear `J16`.</w:t>
+      </w:r>
+      <w:r>
+        <w:rPr>
+          <w:b w:val="0"/>
+          <w:color w:val="960000"/>
+          <w:sz w:val="20"/>
+        </w:rPr>
+        <w:t xml:space="preserve"> 🔴 </w:t>
+      </w:r>
+      <w:r>
+        <w:rPr>
+          <w:b/>
+          <w:color w:val="960000"/>
+          <w:sz w:val="20"/>
+        </w:rPr>
+        <w:t>Y lo que `M3` NO levanta, porque no era su sujeto:</w:t>
+      </w:r>
+      <w:r>
+        <w:rPr>
+          <w:b w:val="0"/>
+          <w:color w:val="960000"/>
+          <w:sz w:val="20"/>
+        </w:rPr>
+        <w:t xml:space="preserve"> </w:t>
+      </w:r>
+      <w:r>
+        <w:rPr>
+          <w:rFonts w:ascii="Consolas" w:hAnsi="Consolas"/>
+          <w:color w:val="960000"/>
+          <w:sz w:val="20"/>
+        </w:rPr>
+        <w:t>MANDO_A</w:t>
+      </w:r>
+      <w:r>
+        <w:rPr>
+          <w:b w:val="0"/>
+          <w:color w:val="960000"/>
+          <w:sz w:val="20"/>
+        </w:rPr>
+        <w:t xml:space="preserve"> (</w:t>
+      </w:r>
+      <w:r>
+        <w:rPr>
+          <w:rFonts w:ascii="Consolas" w:hAnsi="Consolas"/>
+          <w:color w:val="960000"/>
+          <w:sz w:val="20"/>
+        </w:rPr>
+        <w:t>PB9</w:t>
+      </w:r>
+      <w:r>
+        <w:rPr>
+          <w:b w:val="0"/>
+          <w:color w:val="960000"/>
+          <w:sz w:val="20"/>
+        </w:rPr>
+        <w:t xml:space="preserve">, p5) y </w:t>
+      </w:r>
+      <w:r>
+        <w:rPr>
+          <w:rFonts w:ascii="Consolas" w:hAnsi="Consolas"/>
+          <w:color w:val="960000"/>
+          <w:sz w:val="20"/>
+        </w:rPr>
+        <w:t>MANDO_B</w:t>
+      </w:r>
+      <w:r>
+        <w:rPr>
+          <w:b w:val="0"/>
+          <w:color w:val="960000"/>
+          <w:sz w:val="20"/>
+        </w:rPr>
+        <w:t xml:space="preserve"> (</w:t>
+      </w:r>
+      <w:r>
+        <w:rPr>
+          <w:rFonts w:ascii="Consolas" w:hAnsi="Consolas"/>
+          <w:color w:val="960000"/>
+          <w:sz w:val="20"/>
+        </w:rPr>
+        <w:t>PB13</w:t>
+      </w:r>
+      <w:r>
+        <w:rPr>
+          <w:b w:val="0"/>
+          <w:color w:val="960000"/>
+          <w:sz w:val="20"/>
+        </w:rPr>
+        <w:t xml:space="preserve">, p8) </w:t>
+      </w:r>
+      <w:r>
+        <w:rPr>
+          <w:b/>
+          <w:color w:val="960000"/>
+          <w:sz w:val="20"/>
+        </w:rPr>
+        <w:t>siguen sin responder — `0,6 V` en reposo (N-118)</w:t>
+      </w:r>
+      <w:r>
+        <w:rPr>
+          <w:b w:val="0"/>
+          <w:color w:val="960000"/>
+          <w:sz w:val="20"/>
+        </w:rPr>
+        <w:t xml:space="preserve">. Eso es </w:t>
+      </w:r>
+      <w:r>
+        <w:rPr>
+          <w:b/>
+          <w:color w:val="960000"/>
+          <w:sz w:val="20"/>
+        </w:rPr>
+        <w:t>cobre, no firmware</w:t>
+      </w:r>
+      <w:r>
+        <w:rPr>
+          <w:b w:val="0"/>
+          <w:color w:val="960000"/>
+          <w:sz w:val="20"/>
+        </w:rPr>
+        <w:t>: el fuente ya lee los cuatro pines igual (</w:t>
+      </w:r>
+      <w:r>
+        <w:rPr>
+          <w:rFonts w:ascii="Consolas" w:hAnsi="Consolas"/>
+          <w:color w:val="960000"/>
+          <w:sz w:val="20"/>
+        </w:rPr>
+        <w:t>INPUT</w:t>
+      </w:r>
+      <w:r>
+        <w:rPr>
+          <w:b w:val="0"/>
+          <w:color w:val="960000"/>
+          <w:sz w:val="20"/>
+        </w:rPr>
+        <w:t xml:space="preserve"> pelado, activo en ALTO). </w:t>
+      </w:r>
+      <w:r>
+        <w:rPr>
+          <w:b/>
+          <w:color w:val="960000"/>
+          <w:sz w:val="20"/>
+        </w:rPr>
+        <w:t>El mando SE CONSERVA, va cableado y hoy no se usa; su código no se toca.</w:t>
+      </w:r>
+      <w:r>
+        <w:rPr>
+          <w:b w:val="0"/>
+          <w:color w:val="960000"/>
+          <w:sz w:val="20"/>
+        </w:rPr>
+        <w:t xml:space="preserve"> *(La salida de alarma de la AcuSense es configurable NO/NC, así que se elige qué estado significa demanda </w:t>
       </w:r>
       <w:r>
         <w:rPr>
@@ -19312,6 +19764,53 @@
     </w:p>
     <w:p>
       <w:pPr>
+        <w:spacing w:after="160"/>
+        <w:ind w:left="360"/>
+        <w:shd w:val="clear" w:fill="FFF4E5"/>
+      </w:pPr>
+      <w:r>
+        <w:rPr>
+          <w:b w:val="0"/>
+          <w:color w:val="960000"/>
+          <w:sz w:val="20"/>
+        </w:rPr>
+        <w:t xml:space="preserve">🛑 </w:t>
+      </w:r>
+      <w:r>
+        <w:rPr>
+          <w:b/>
+          <w:color w:val="960000"/>
+          <w:sz w:val="20"/>
+        </w:rPr>
+        <w:t>ESTE DIAGRAMA MANDABA ALIMENTAR EL MÓDULO DESDE `J17` p6, Y ESO ESTÁ PROHIBIDO — 05/09.</w:t>
+      </w:r>
+      <w:r>
+        <w:rPr>
+          <w:b w:val="0"/>
+          <w:color w:val="960000"/>
+          <w:sz w:val="20"/>
+        </w:rPr>
+        <w:t xml:space="preserve"> El Manual 1 §8 lo retiró el 31/08 y </w:t>
+      </w:r>
+      <w:r>
+        <w:rPr>
+          <w:b/>
+          <w:color w:val="960000"/>
+          <w:sz w:val="20"/>
+        </w:rPr>
+        <w:t>este manual, que es el que tiene delante quien cablea, no se enteró.</w:t>
+      </w:r>
+      <w:r>
+        <w:rPr>
+          <w:b w:val="0"/>
+          <w:color w:val="960000"/>
+          <w:sz w:val="20"/>
+        </w:rPr>
+        <w:t xml:space="preserve"> Se corrige aquí y se deja el motivo, porque la consecuencia es vial.</w:t>
+      </w:r>
+    </w:p>
+    <w:p>
+      <w:pPr>
         <w:spacing w:after="200"/>
         <w:ind w:left="288"/>
         <w:shd w:val="clear" w:fill="F4F4F4"/>
@@ -19321,13 +19820,13 @@
           <w:rFonts w:ascii="Consolas" w:hAnsi="Consolas"/>
           <w:sz w:val="18"/>
         </w:rPr>
-        <w:t xml:space="preserve">       MÓDULO BLUETOOTH (BALIZA)                      TARJETA CONTROLADORA STM32</w:t>
+        <w:t xml:space="preserve">       MÓDULO ESP32 DE EXPANSIÓN                      TARJETA CONTROLADORA STM32</w:t>
         <w:br/>
         <w:t xml:space="preserve">  ┌─────────────────────────────────┐              ┌───────────────────────────────┐</w:t>
         <w:br/>
-        <w:t xml:space="preserve">  │   [ VCC ] ──────────────────────┼──────────────┼──► J17 pos. 6   (3,3 V)       │</w:t>
+        <w:t xml:space="preserve">  │   [ VIN/5V ] ◄── DC-DC CONMUTADO desde 12 V     NO SE ALIMENTA DE LA TARJETA   │</w:t>
         <w:br/>
-        <w:t xml:space="preserve">  │   [ GND ] ──────────────────────┼──────────────┼──► J17 pos. 7   (GND)         │</w:t>
+        <w:t xml:space="preserve">  │   [ GND ] ──────────────────────┼──────────────┼──► J17 pos. 7   (GND) OBLIGATORIA</w:t>
         <w:br/>
         <w:t xml:space="preserve">  │   [ TXD ] ──────────────────────┼──────────────┼──► J17 pos. 2 = PB7 (USART1 RX)│</w:t>
         <w:br/>
@@ -19577,10 +20076,24 @@
             <w:r/>
             <w:r>
               <w:rPr>
+                <w:b w:val="0"/>
+                <w:sz w:val="19"/>
+              </w:rPr>
+              <w:t>~~</w:t>
+            </w:r>
+            <w:r>
+              <w:rPr>
                 <w:b/>
                 <w:sz w:val="19"/>
               </w:rPr>
               <w:t>6</w:t>
+            </w:r>
+            <w:r>
+              <w:rPr>
+                <w:b w:val="0"/>
+                <w:sz w:val="19"/>
+              </w:rPr>
+              <w:t>~~</w:t>
             </w:r>
           </w:p>
         </w:tc>
@@ -19592,10 +20105,24 @@
             <w:r/>
             <w:r>
               <w:rPr>
+                <w:b w:val="0"/>
+                <w:sz w:val="19"/>
+              </w:rPr>
+              <w:t>~~</w:t>
+            </w:r>
+            <w:r>
+              <w:rPr>
                 <w:rFonts w:ascii="Consolas" w:hAnsi="Consolas"/>
                 <w:sz w:val="19"/>
               </w:rPr>
               <w:t>3,3 V</w:t>
+            </w:r>
+            <w:r>
+              <w:rPr>
+                <w:b w:val="0"/>
+                <w:sz w:val="19"/>
+              </w:rPr>
+              <w:t>~~</w:t>
             </w:r>
           </w:p>
         </w:tc>
@@ -19622,10 +20149,31 @@
             <w:r/>
             <w:r>
               <w:rPr>
+                <w:b w:val="0"/>
+                <w:sz w:val="19"/>
+              </w:rPr>
+              <w:t>🛑 ~~</w:t>
+            </w:r>
+            <w:r>
+              <w:rPr>
                 <w:rFonts w:ascii="Consolas" w:hAnsi="Consolas"/>
                 <w:sz w:val="19"/>
               </w:rPr>
               <w:t>VCC</w:t>
+            </w:r>
+            <w:r>
+              <w:rPr>
+                <w:b w:val="0"/>
+                <w:sz w:val="19"/>
+              </w:rPr>
+              <w:t xml:space="preserve">~~ </w:t>
+            </w:r>
+            <w:r>
+              <w:rPr>
+                <w:b/>
+                <w:sz w:val="19"/>
+              </w:rPr>
+              <w:t>NO SE CONECTA</w:t>
             </w:r>
           </w:p>
         </w:tc>
@@ -19689,6 +20237,20 @@
               </w:rPr>
               <w:t>GND</w:t>
             </w:r>
+            <w:r>
+              <w:rPr>
+                <w:b w:val="0"/>
+                <w:sz w:val="19"/>
+              </w:rPr>
+              <w:t xml:space="preserve"> — </w:t>
+            </w:r>
+            <w:r>
+              <w:rPr>
+                <w:b/>
+                <w:sz w:val="19"/>
+              </w:rPr>
+              <w:t>masa común OBLIGATORIA</w:t>
+            </w:r>
           </w:p>
         </w:tc>
       </w:tr>
@@ -19697,6 +20259,277 @@
       <w:pPr>
         <w:spacing w:after="120"/>
       </w:pPr>
+    </w:p>
+    <w:p>
+      <w:pPr>
+        <w:spacing w:after="160"/>
+        <w:ind w:left="360"/>
+        <w:shd w:val="clear" w:fill="FFF4E5"/>
+      </w:pPr>
+      <w:r>
+        <w:rPr>
+          <w:b w:val="0"/>
+          <w:color w:val="960000"/>
+          <w:sz w:val="20"/>
+        </w:rPr>
+        <w:t xml:space="preserve">🔴 </w:t>
+      </w:r>
+      <w:r>
+        <w:rPr>
+          <w:b/>
+          <w:color w:val="960000"/>
+          <w:sz w:val="20"/>
+        </w:rPr>
+        <w:t>POR QUÉ `p6` NO SE CONECTA, y por qué esto no es una cautela de banco.</w:t>
+      </w:r>
+      <w:r>
+        <w:rPr>
+          <w:b w:val="0"/>
+          <w:color w:val="960000"/>
+          <w:sz w:val="20"/>
+        </w:rPr>
+        <w:t xml:space="preserve"> </w:t>
+      </w:r>
+      <w:r>
+        <w:rPr>
+          <w:b/>
+          <w:color w:val="960000"/>
+          <w:sz w:val="20"/>
+        </w:rPr>
+        <w:t>MEDIDO en el `.kicad_pcb`: `J17` p6 y p8 son `/3.3V`, y p7 y p9 son `GND`.</w:t>
+      </w:r>
+      <w:r>
+        <w:rPr>
+          <w:b w:val="0"/>
+          <w:color w:val="960000"/>
+          <w:sz w:val="20"/>
+        </w:rPr>
+        <w:t xml:space="preserve"> Ese riel de 3,3 V cuelga del </w:t>
+      </w:r>
+      <w:r>
+        <w:rPr>
+          <w:b/>
+          <w:color w:val="960000"/>
+          <w:sz w:val="20"/>
+        </w:rPr>
+        <w:t>mismo `LM7805` que alimenta al STM32 que gobierna el semáforo</w:t>
+      </w:r>
+      <w:r>
+        <w:rPr>
+          <w:b w:val="0"/>
+          <w:color w:val="960000"/>
+          <w:sz w:val="20"/>
+        </w:rPr>
+        <w:t xml:space="preserve">. Un </w:t>
+      </w:r>
+      <w:r>
+        <w:rPr>
+          <w:rFonts w:ascii="Consolas" w:hAnsi="Consolas"/>
+          <w:color w:val="960000"/>
+          <w:sz w:val="20"/>
+        </w:rPr>
+        <w:t>ESP32-WROOM-32</w:t>
+      </w:r>
+      <w:r>
+        <w:rPr>
+          <w:b w:val="0"/>
+          <w:color w:val="960000"/>
+          <w:sz w:val="20"/>
+        </w:rPr>
+        <w:t xml:space="preserve"> pide </w:t>
+      </w:r>
+      <w:r>
+        <w:rPr>
+          <w:b/>
+          <w:color w:val="960000"/>
+          <w:sz w:val="20"/>
+        </w:rPr>
+        <w:t>picos de ~500 mA</w:t>
+      </w:r>
+      <w:r>
+        <w:rPr>
+          <w:b w:val="0"/>
+          <w:color w:val="960000"/>
+          <w:sz w:val="20"/>
+        </w:rPr>
+        <w:t xml:space="preserve"> al encender la radio: a esa corriente el 7805 disipa ~3,5 W sin disipador, y </w:t>
+      </w:r>
+      <w:r>
+        <w:rPr>
+          <w:b/>
+          <w:color w:val="960000"/>
+          <w:sz w:val="20"/>
+        </w:rPr>
+        <w:t>si el riel se hunde un instante se reinicia el micro que mueve las luces</w:t>
+      </w:r>
+      <w:r>
+        <w:rPr>
+          <w:b w:val="0"/>
+          <w:color w:val="960000"/>
+          <w:sz w:val="20"/>
+        </w:rPr>
+        <w:t xml:space="preserve">. </w:t>
+      </w:r>
+      <w:r>
+        <w:rPr>
+          <w:b/>
+          <w:color w:val="960000"/>
+          <w:sz w:val="20"/>
+        </w:rPr>
+        <w:t>El síntoma en campo no se parece a un fallo de alimentación:</w:t>
+      </w:r>
+      <w:r>
+        <w:rPr>
+          <w:b w:val="0"/>
+          <w:color w:val="960000"/>
+          <w:sz w:val="20"/>
+        </w:rPr>
+        <w:t xml:space="preserve"> parece un cuelgue aleatorio del controlador. Por eso el accesorio de diagnóstico </w:t>
+      </w:r>
+      <w:r>
+        <w:rPr>
+          <w:b/>
+          <w:color w:val="960000"/>
+          <w:sz w:val="20"/>
+        </w:rPr>
+        <w:t>no puede colgar del que gobierna el cruce</w:t>
+      </w:r>
+      <w:r>
+        <w:rPr>
+          <w:b w:val="0"/>
+          <w:color w:val="960000"/>
+          <w:sz w:val="20"/>
+        </w:rPr>
+        <w:t xml:space="preserve">. 🛑 </w:t>
+      </w:r>
+      <w:r>
+        <w:rPr>
+          <w:b/>
+          <w:color w:val="960000"/>
+          <w:sz w:val="20"/>
+        </w:rPr>
+        <w:t>Si ya se cableó un ESP32 a `J17` p6 siguiendo la versión anterior de este manual: DESCONECTE ESE HILO ANTES DE ENERGIZAR.</w:t>
+      </w:r>
+      <w:r>
+        <w:rPr>
+          <w:b w:val="0"/>
+          <w:color w:val="960000"/>
+          <w:sz w:val="20"/>
+        </w:rPr>
+        <w:t xml:space="preserve"> ⚠️ </w:t>
+      </w:r>
+      <w:r>
+        <w:rPr>
+          <w:b/>
+          <w:color w:val="960000"/>
+          <w:sz w:val="20"/>
+        </w:rPr>
+        <w:t>Y lo que esto deja pendiente, dicho para que no se lea como resuelto:</w:t>
+      </w:r>
+      <w:r>
+        <w:rPr>
+          <w:b w:val="0"/>
+          <w:color w:val="960000"/>
+          <w:sz w:val="20"/>
+        </w:rPr>
+        <w:t xml:space="preserve"> el módulo necesita </w:t>
+      </w:r>
+      <w:r>
+        <w:rPr>
+          <w:b/>
+          <w:color w:val="960000"/>
+          <w:sz w:val="20"/>
+        </w:rPr>
+        <w:t>su propia fuente DC-DC conmutada 12 V → 5 V (≥ 1 A)</w:t>
+      </w:r>
+      <w:r>
+        <w:rPr>
+          <w:b w:val="0"/>
+          <w:color w:val="960000"/>
+          <w:sz w:val="20"/>
+        </w:rPr>
+        <w:t xml:space="preserve"> — línea </w:t>
+      </w:r>
+      <w:r>
+        <w:rPr>
+          <w:b/>
+          <w:color w:val="960000"/>
+          <w:sz w:val="20"/>
+        </w:rPr>
+        <w:t>`A5`</w:t>
+      </w:r>
+      <w:r>
+        <w:rPr>
+          <w:b w:val="0"/>
+          <w:color w:val="960000"/>
+          <w:sz w:val="20"/>
+        </w:rPr>
+        <w:t xml:space="preserve"> de compras, </w:t>
+      </w:r>
+      <w:r>
+        <w:rPr>
+          <w:b/>
+          <w:color w:val="960000"/>
+          <w:sz w:val="20"/>
+        </w:rPr>
+        <w:t>que NO se ha pedido</w:t>
+      </w:r>
+      <w:r>
+        <w:rPr>
+          <w:b w:val="0"/>
+          <w:color w:val="960000"/>
+          <w:sz w:val="20"/>
+        </w:rPr>
+        <w:t xml:space="preserve">. Sin ella no se monta el ESP32. La masa común de </w:t>
+      </w:r>
+      <w:r>
+        <w:rPr>
+          <w:rFonts w:ascii="Consolas" w:hAnsi="Consolas"/>
+          <w:color w:val="960000"/>
+          <w:sz w:val="20"/>
+        </w:rPr>
+        <w:t>p7</w:t>
+      </w:r>
+      <w:r>
+        <w:rPr>
+          <w:b w:val="0"/>
+          <w:color w:val="960000"/>
+          <w:sz w:val="20"/>
+        </w:rPr>
+        <w:t xml:space="preserve"> </w:t>
+      </w:r>
+      <w:r>
+        <w:rPr>
+          <w:b/>
+          <w:color w:val="960000"/>
+          <w:sz w:val="20"/>
+        </w:rPr>
+        <w:t>sí</w:t>
+      </w:r>
+      <w:r>
+        <w:rPr>
+          <w:b w:val="0"/>
+          <w:color w:val="960000"/>
+          <w:sz w:val="20"/>
+        </w:rPr>
+        <w:t xml:space="preserve"> es obligatoria, y su medida (paso 23, </w:t>
+      </w:r>
+      <w:r>
+        <w:rPr>
+          <w:rFonts w:ascii="Consolas" w:hAnsi="Consolas"/>
+          <w:color w:val="960000"/>
+          <w:sz w:val="20"/>
+        </w:rPr>
+        <w:t>0 V</w:t>
+      </w:r>
+      <w:r>
+        <w:rPr>
+          <w:b w:val="0"/>
+          <w:color w:val="960000"/>
+          <w:sz w:val="20"/>
+        </w:rPr>
+        <w:t xml:space="preserve"> entre masas) es de las pocas de esa sesión que es un resultado y no un plan.</w:t>
+      </w:r>
     </w:p>
     <w:p>
       <w:pPr>
@@ -21074,7 +21907,63 @@
           <w:b w:val="0"/>
           <w:sz w:val="21"/>
         </w:rPr>
-        <w:t xml:space="preserve"> emisión cada 1 s de</w:t>
+        <w:t xml:space="preserve"> emisión ~~cada 1 s~~ </w:t>
+      </w:r>
+      <w:r>
+        <w:rPr>
+          <w:b/>
+          <w:sz w:val="21"/>
+        </w:rPr>
+        <w:t>cada 2 s</w:t>
+      </w:r>
+      <w:r>
+        <w:rPr>
+          <w:b w:val="0"/>
+          <w:sz w:val="21"/>
+        </w:rPr>
+        <w:t xml:space="preserve"> de *(cadencia bajada a </w:t>
+      </w:r>
+      <w:r>
+        <w:rPr>
+          <w:b/>
+          <w:sz w:val="21"/>
+        </w:rPr>
+        <w:t>2000 ms</w:t>
+      </w:r>
+      <w:r>
+        <w:rPr>
+          <w:b w:val="0"/>
+          <w:sz w:val="21"/>
+        </w:rPr>
+        <w:t xml:space="preserve"> el 04/09, decision del responsable, en las DOS puntas — MEDIDO: </w:t>
+      </w:r>
+      <w:r>
+        <w:rPr>
+          <w:rFonts w:ascii="Consolas" w:hAnsi="Consolas"/>
+          <w:sz w:val="21"/>
+        </w:rPr>
+        <w:t>Maestro/src/bluetooth.cpp:851</w:t>
+      </w:r>
+      <w:r>
+        <w:rPr>
+          <w:b w:val="0"/>
+          <w:sz w:val="21"/>
+        </w:rPr>
+        <w:t xml:space="preserve">, </w:t>
+      </w:r>
+      <w:r>
+        <w:rPr>
+          <w:rFonts w:ascii="Consolas" w:hAnsi="Consolas"/>
+          <w:sz w:val="21"/>
+        </w:rPr>
+        <w:t>Esclavo/src/bluetooth.cpp:768</w:t>
+      </w:r>
+      <w:r>
+        <w:rPr>
+          <w:b w:val="0"/>
+          <w:sz w:val="21"/>
+        </w:rPr>
+        <w:t xml:space="preserve">. Un tecnico que cronometre con «1 segundo» declara caido un enlace sano.)* </w:t>
       </w:r>
     </w:p>
     <w:p>

--- a/05_Funcional/2_Manual_Hardware_y_Pruebas.docx
+++ b/05_Funcional/2_Manual_Hardware_y_Pruebas.docx
@@ -16959,7 +16959,725 @@
           <w:color w:val="003366"/>
           <w:sz w:val="26"/>
         </w:rPr>
-        <w:t>7. 📷 Conexión del Sistema de 4 Cámaras IA (Hikvision AcuSense)</w:t>
+        <w:t>7. 📷 Conexión de las Cámaras (Hikvision AcuSense) — ~~Sistema de 4 Cámaras IA~~</w:t>
+      </w:r>
+    </w:p>
+    <w:p>
+      <w:pPr>
+        <w:spacing w:after="160"/>
+        <w:ind w:left="360"/>
+        <w:shd w:val="clear" w:fill="FFF4E5"/>
+      </w:pPr>
+      <w:r>
+        <w:rPr>
+          <w:b w:val="0"/>
+          <w:color w:val="960000"/>
+          <w:sz w:val="20"/>
+        </w:rPr>
+        <w:t xml:space="preserve">🛑 </w:t>
+      </w:r>
+      <w:r>
+        <w:rPr>
+          <w:b/>
+          <w:color w:val="960000"/>
+          <w:sz w:val="20"/>
+        </w:rPr>
+        <w:t>«4 Cámaras» se tacha el 05/09: EN EL CRUCE HAY DOS, UNA POR POSTE.</w:t>
+      </w:r>
+      <w:r>
+        <w:rPr>
+          <w:b w:val="0"/>
+          <w:color w:val="960000"/>
+          <w:sz w:val="20"/>
+        </w:rPr>
+        <w:t xml:space="preserve"> El «4» venía de contar *bornes de entrada* como si fueran cámaras, y de las dos «cámaras de umbral» que </w:t>
+      </w:r>
+      <w:r>
+        <w:rPr>
+          <w:b/>
+          <w:color w:val="960000"/>
+          <w:sz w:val="20"/>
+        </w:rPr>
+        <w:t>no existen</w:t>
+      </w:r>
+      <w:r>
+        <w:rPr>
+          <w:b w:val="0"/>
+          <w:color w:val="960000"/>
+          <w:sz w:val="20"/>
+        </w:rPr>
+        <w:t xml:space="preserve"> (</w:t>
+      </w:r>
+      <w:r>
+        <w:rPr>
+          <w:rFonts w:ascii="Consolas" w:hAnsi="Consolas"/>
+          <w:color w:val="960000"/>
+          <w:sz w:val="20"/>
+        </w:rPr>
+        <w:t>PB8</w:t>
+      </w:r>
+      <w:r>
+        <w:rPr>
+          <w:b w:val="0"/>
+          <w:color w:val="960000"/>
+          <w:sz w:val="20"/>
+        </w:rPr>
+        <w:t xml:space="preserve"> es un LED testigo — N-64, ver el bloque de abajo). Lo comprado son </w:t>
+      </w:r>
+      <w:r>
+        <w:rPr>
+          <w:b/>
+          <w:color w:val="960000"/>
+          <w:sz w:val="20"/>
+        </w:rPr>
+        <w:t>2 × `DS-2CD2683G2-IZS`</w:t>
+      </w:r>
+      <w:r>
+        <w:rPr>
+          <w:b w:val="0"/>
+          <w:color w:val="960000"/>
+          <w:sz w:val="20"/>
+        </w:rPr>
+        <w:t xml:space="preserve"> *(</w:t>
+      </w:r>
+      <w:r>
+        <w:rPr>
+          <w:rFonts w:ascii="Consolas" w:hAnsi="Consolas"/>
+          <w:color w:val="960000"/>
+          <w:sz w:val="20"/>
+        </w:rPr>
+        <w:t>15_Lista_de_Compras_Hardware.md</w:t>
+      </w:r>
+      <w:r>
+        <w:rPr>
+          <w:b w:val="0"/>
+          <w:color w:val="960000"/>
+          <w:sz w:val="20"/>
+        </w:rPr>
+        <w:t xml:space="preserve">, fila </w:t>
+      </w:r>
+      <w:r>
+        <w:rPr>
+          <w:rFonts w:ascii="Consolas" w:hAnsi="Consolas"/>
+          <w:color w:val="960000"/>
+          <w:sz w:val="20"/>
+        </w:rPr>
+        <w:t>A2</w:t>
+      </w:r>
+      <w:r>
+        <w:rPr>
+          <w:b w:val="0"/>
+          <w:color w:val="960000"/>
+          <w:sz w:val="20"/>
+        </w:rPr>
+        <w:t>)*. Que un manual de montaje diga «4» hace que alguien pida el doble de soportes, de cable y de alimentación.</w:t>
+      </w:r>
+    </w:p>
+    <w:p>
+      <w:pPr>
+        <w:spacing w:after="160"/>
+        <w:ind w:left="360"/>
+        <w:shd w:val="clear" w:fill="FFF4E5"/>
+      </w:pPr>
+      <w:r>
+        <w:rPr>
+          <w:b w:val="0"/>
+          <w:color w:val="960000"/>
+          <w:sz w:val="20"/>
+        </w:rPr>
+        <w:t xml:space="preserve">📜 EL CONTRATO DE LA CÁMARA, PARA QUIEN LA VA A MONTAR (D-12, 05/09/2026) </w:t>
+      </w:r>
+      <w:r>
+        <w:rPr>
+          <w:b/>
+          <w:color w:val="960000"/>
+          <w:sz w:val="20"/>
+        </w:rPr>
+        <w:t>De cada cámara este equipo consume UN CONTACTO SECO: dos hilos y un bit.</w:t>
+      </w:r>
+      <w:r>
+        <w:rPr>
+          <w:b w:val="0"/>
+          <w:color w:val="960000"/>
+          <w:sz w:val="20"/>
+        </w:rPr>
+        <w:t xml:space="preserve"> Eso es todo lo que cruza de la cámara al controlador. * ❌ </w:t>
+      </w:r>
+      <w:r>
+        <w:rPr>
+          <w:b/>
+          <w:color w:val="960000"/>
+          <w:sz w:val="20"/>
+        </w:rPr>
+        <w:t>No hay red entre la cámara y la tarjeta.</w:t>
+      </w:r>
+      <w:r>
+        <w:rPr>
+          <w:b w:val="0"/>
+          <w:color w:val="960000"/>
+          <w:sz w:val="20"/>
+        </w:rPr>
+        <w:t xml:space="preserve"> En el poste no va switch, ni router, ni cable de datos. </w:t>
+      </w:r>
+      <w:r>
+        <w:rPr>
+          <w:b/>
+          <w:color w:val="960000"/>
+          <w:sz w:val="20"/>
+        </w:rPr>
+        <w:t>El `RJ45` de la cámara sólo se usa en taller</w:t>
+      </w:r>
+      <w:r>
+        <w:rPr>
+          <w:b w:val="0"/>
+          <w:color w:val="960000"/>
+          <w:sz w:val="20"/>
+        </w:rPr>
+        <w:t xml:space="preserve">, para configurarla, y después no va a ninguna parte. *(Si alguien previó una canalización de datos hasta el gabinete: no hace falta.)* * ❌ </w:t>
+      </w:r>
+      <w:r>
+        <w:rPr>
+          <w:b/>
+          <w:color w:val="960000"/>
+          <w:sz w:val="20"/>
+        </w:rPr>
+        <w:t>La tarjeta no recibe imagen ni vídeo, y no hace analítica.</w:t>
+      </w:r>
+      <w:r>
+        <w:rPr>
+          <w:b w:val="0"/>
+          <w:color w:val="960000"/>
+          <w:sz w:val="20"/>
+        </w:rPr>
+        <w:t xml:space="preserve"> El STM32 hace </w:t>
+      </w:r>
+      <w:r>
+        <w:rPr>
+          <w:rFonts w:ascii="Consolas" w:hAnsi="Consolas"/>
+          <w:color w:val="960000"/>
+          <w:sz w:val="20"/>
+        </w:rPr>
+        <w:t>digitalRead()</w:t>
+      </w:r>
+      <w:r>
+        <w:rPr>
+          <w:b w:val="0"/>
+          <w:color w:val="960000"/>
+          <w:sz w:val="20"/>
+        </w:rPr>
+        <w:t xml:space="preserve"> de un pin y nada más. La clasificación *vehículo / persona* ocurre </w:t>
+      </w:r>
+      <w:r>
+        <w:rPr>
+          <w:b/>
+          <w:color w:val="960000"/>
+          <w:sz w:val="20"/>
+        </w:rPr>
+        <w:t>dentro de la cámara</w:t>
+      </w:r>
+      <w:r>
+        <w:rPr>
+          <w:b w:val="0"/>
+          <w:color w:val="960000"/>
+          <w:sz w:val="20"/>
+        </w:rPr>
+        <w:t xml:space="preserve">. * ✅ </w:t>
+      </w:r>
+      <w:r>
+        <w:rPr>
+          <w:b/>
+          <w:color w:val="960000"/>
+          <w:sz w:val="20"/>
+        </w:rPr>
+        <w:t>Lo que SÍ hay que llevar a cada cámara es ALIMENTACIÓN</w:t>
+      </w:r>
+      <w:r>
+        <w:rPr>
+          <w:b w:val="0"/>
+          <w:color w:val="960000"/>
+          <w:sz w:val="20"/>
+        </w:rPr>
+        <w:t xml:space="preserve">, y no es despreciable: </w:t>
+      </w:r>
+      <w:r>
+        <w:rPr>
+          <w:b/>
+          <w:color w:val="960000"/>
+          <w:sz w:val="20"/>
+        </w:rPr>
+        <w:t>12 VDC, máx. `13 W`</w:t>
+      </w:r>
+      <w:r>
+        <w:rPr>
+          <w:b w:val="0"/>
+          <w:color w:val="960000"/>
+          <w:sz w:val="20"/>
+        </w:rPr>
+        <w:t xml:space="preserve"> por cámara *(o PoE 802.3at Clase 4, máx. </w:t>
+      </w:r>
+      <w:r>
+        <w:rPr>
+          <w:rFonts w:ascii="Consolas" w:hAnsi="Consolas"/>
+          <w:color w:val="960000"/>
+          <w:sz w:val="20"/>
+        </w:rPr>
+        <w:t>15 W</w:t>
+      </w:r>
+      <w:r>
+        <w:rPr>
+          <w:b w:val="0"/>
+          <w:color w:val="960000"/>
+          <w:sz w:val="20"/>
+        </w:rPr>
+        <w:t xml:space="preserve">)* — ficha, pág. 4. </w:t>
+      </w:r>
+      <w:r>
+        <w:rPr>
+          <w:b/>
+          <w:color w:val="960000"/>
+          <w:sz w:val="20"/>
+        </w:rPr>
+        <w:t>Dos cámaras = `26 W` que hoy no están en el presupuesto de energía del poste.</w:t>
+      </w:r>
+      <w:r>
+        <w:rPr>
+          <w:b w:val="0"/>
+          <w:color w:val="960000"/>
+          <w:sz w:val="20"/>
+        </w:rPr>
+        <w:t xml:space="preserve"> * ✅ </w:t>
+      </w:r>
+      <w:r>
+        <w:rPr>
+          <w:b/>
+          <w:color w:val="960000"/>
+          <w:sz w:val="20"/>
+        </w:rPr>
+        <w:t>Y un SOPORTE de fijación por cámara.</w:t>
+      </w:r>
+      <w:r>
+        <w:rPr>
+          <w:b w:val="0"/>
+          <w:color w:val="960000"/>
+          <w:sz w:val="20"/>
+        </w:rPr>
+        <w:t xml:space="preserve"> Pesa </w:t>
+      </w:r>
+      <w:r>
+        <w:rPr>
+          <w:b/>
+          <w:color w:val="960000"/>
+          <w:sz w:val="20"/>
+        </w:rPr>
+        <w:t>`1.385 g`</w:t>
+      </w:r>
+      <w:r>
+        <w:rPr>
+          <w:b w:val="0"/>
+          <w:color w:val="960000"/>
+          <w:sz w:val="20"/>
+        </w:rPr>
+        <w:t xml:space="preserve"> *(ficha, pág. 4)* y mide </w:t>
+      </w:r>
+      <w:r>
+        <w:rPr>
+          <w:b/>
+          <w:color w:val="960000"/>
+          <w:sz w:val="20"/>
+        </w:rPr>
+        <w:t>`308,5 mm`</w:t>
+      </w:r>
+      <w:r>
+        <w:rPr>
+          <w:b w:val="0"/>
+          <w:color w:val="960000"/>
+          <w:sz w:val="20"/>
+        </w:rPr>
+        <w:t xml:space="preserve"> de largo: no se cuelga de cualquier sitio, y </w:t>
+      </w:r>
+      <w:r>
+        <w:rPr>
+          <w:b/>
+          <w:color w:val="960000"/>
+          <w:sz w:val="20"/>
+        </w:rPr>
+        <w:t>nadie lo ha especificado todavía</w:t>
+      </w:r>
+      <w:r>
+        <w:rPr>
+          <w:b w:val="0"/>
+          <w:color w:val="960000"/>
+          <w:sz w:val="20"/>
+        </w:rPr>
+        <w:t xml:space="preserve"> *(está anotado como hueco en la lista de compras)*. 🟢 </w:t>
+      </w:r>
+      <w:r>
+        <w:rPr>
+          <w:b/>
+          <w:color w:val="960000"/>
+          <w:sz w:val="20"/>
+        </w:rPr>
+        <w:t>Lo que la cámara sí puede hacer por su cuenta, para que nadie lo dé por perdido:</w:t>
+      </w:r>
+      <w:r>
+        <w:rPr>
+          <w:b w:val="0"/>
+          <w:color w:val="960000"/>
+          <w:sz w:val="20"/>
+        </w:rPr>
+        <w:t xml:space="preserve"> admite </w:t>
+      </w:r>
+      <w:r>
+        <w:rPr>
+          <w:b/>
+          <w:color w:val="960000"/>
+          <w:sz w:val="20"/>
+        </w:rPr>
+        <w:t>microSD de hasta 512 GB</w:t>
+      </w:r>
+      <w:r>
+        <w:rPr>
+          <w:b w:val="0"/>
+          <w:color w:val="960000"/>
+          <w:sz w:val="20"/>
+        </w:rPr>
+        <w:t xml:space="preserve"> *(ficha, pág. 3)* y sabe grabar por evento, así que </w:t>
+      </w:r>
+      <w:r>
+        <w:rPr>
+          <w:b/>
+          <w:color w:val="960000"/>
+          <w:sz w:val="20"/>
+        </w:rPr>
+        <w:t>el soporte de accidentes y la auditoría son posibles EN LA CÁMARA</w:t>
+      </w:r>
+      <w:r>
+        <w:rPr>
+          <w:b w:val="0"/>
+          <w:color w:val="960000"/>
+          <w:sz w:val="20"/>
+        </w:rPr>
+        <w:t xml:space="preserve"> — sin tocar el firmware. Pero </w:t>
+      </w:r>
+      <w:r>
+        <w:rPr>
+          <w:b/>
+          <w:color w:val="960000"/>
+          <w:sz w:val="20"/>
+        </w:rPr>
+        <w:t>esas imágenes no pasan por el controlador</w:t>
+      </w:r>
+      <w:r>
+        <w:rPr>
+          <w:b w:val="0"/>
+          <w:color w:val="960000"/>
+          <w:sz w:val="20"/>
+        </w:rPr>
+        <w:t xml:space="preserve">, y sin red en el poste </w:t>
+      </w:r>
+      <w:r>
+        <w:rPr>
+          <w:b/>
+          <w:color w:val="960000"/>
+          <w:sz w:val="20"/>
+        </w:rPr>
+        <w:t>se recuperan subiendo a retirar la tarjeta</w:t>
+      </w:r>
+      <w:r>
+        <w:rPr>
+          <w:b w:val="0"/>
+          <w:color w:val="960000"/>
+          <w:sz w:val="20"/>
+        </w:rPr>
+        <w:t xml:space="preserve">. La tarjeta </w:t>
+      </w:r>
+      <w:r>
+        <w:rPr>
+          <w:b/>
+          <w:color w:val="960000"/>
+          <w:sz w:val="20"/>
+        </w:rPr>
+        <w:t>no está comprada</w:t>
+      </w:r>
+      <w:r>
+        <w:rPr>
+          <w:b w:val="0"/>
+          <w:color w:val="960000"/>
+          <w:sz w:val="20"/>
+        </w:rPr>
+        <w:t xml:space="preserve"> y la política de retención </w:t>
+      </w:r>
+      <w:r>
+        <w:rPr>
+          <w:b/>
+          <w:color w:val="960000"/>
+          <w:sz w:val="20"/>
+        </w:rPr>
+        <w:t>no está definida</w:t>
+      </w:r>
+      <w:r>
+        <w:rPr>
+          <w:b w:val="0"/>
+          <w:color w:val="960000"/>
+          <w:sz w:val="20"/>
+        </w:rPr>
+        <w:t xml:space="preserve">. Ver </w:t>
+      </w:r>
+      <w:r>
+        <w:rPr>
+          <w:b/>
+          <w:color w:val="960000"/>
+          <w:sz w:val="20"/>
+        </w:rPr>
+        <w:t>Manual 9</w:t>
+      </w:r>
+      <w:r>
+        <w:rPr>
+          <w:b w:val="0"/>
+          <w:color w:val="960000"/>
+          <w:sz w:val="20"/>
+        </w:rPr>
+        <w:t xml:space="preserve">. ⚠️ </w:t>
+      </w:r>
+      <w:r>
+        <w:rPr>
+          <w:b/>
+          <w:color w:val="960000"/>
+          <w:sz w:val="20"/>
+        </w:rPr>
+        <w:t>Una cámara = una salida = UN SIGNIFICADO.</w:t>
+      </w:r>
+      <w:r>
+        <w:rPr>
+          <w:b w:val="0"/>
+          <w:color w:val="960000"/>
+          <w:sz w:val="20"/>
+        </w:rPr>
+        <w:t xml:space="preserve"> La ficha dice </w:t>
+      </w:r>
+      <w:r>
+        <w:rPr>
+          <w:b/>
+          <w:color w:val="960000"/>
+          <w:sz w:val="20"/>
+        </w:rPr>
+        <w:t>`1 input, 1 output`</w:t>
+      </w:r>
+      <w:r>
+        <w:rPr>
+          <w:b w:val="0"/>
+          <w:color w:val="960000"/>
+          <w:sz w:val="20"/>
+        </w:rPr>
+        <w:t xml:space="preserve"> (pág. 3): </w:t>
+      </w:r>
+      <w:r>
+        <w:rPr>
+          <w:b/>
+          <w:color w:val="960000"/>
+          <w:sz w:val="20"/>
+        </w:rPr>
+        <w:t>una sola salida por cámara</w:t>
+      </w:r>
+      <w:r>
+        <w:rPr>
+          <w:b w:val="0"/>
+          <w:color w:val="960000"/>
+          <w:sz w:val="20"/>
+        </w:rPr>
+        <w:t xml:space="preserve">, así que cada cámara sólo puede decir </w:t>
+      </w:r>
+      <w:r>
+        <w:rPr>
+          <w:b/>
+          <w:color w:val="960000"/>
+          <w:sz w:val="20"/>
+        </w:rPr>
+        <w:t>una</w:t>
+      </w:r>
+      <w:r>
+        <w:rPr>
+          <w:b w:val="0"/>
+          <w:color w:val="960000"/>
+          <w:sz w:val="20"/>
+        </w:rPr>
+        <w:t xml:space="preserve"> cosa. Hoy el significado tomado es </w:t>
+      </w:r>
+      <w:r>
+        <w:rPr>
+          <w:b/>
+          <w:color w:val="960000"/>
+          <w:sz w:val="20"/>
+        </w:rPr>
+        <w:t>«hay vehículo esperando»</w:t>
+      </w:r>
+      <w:r>
+        <w:rPr>
+          <w:b w:val="0"/>
+          <w:color w:val="960000"/>
+          <w:sz w:val="20"/>
+        </w:rPr>
+        <w:t xml:space="preserve">; el segundo está </w:t>
+      </w:r>
+      <w:r>
+        <w:rPr>
+          <w:b/>
+          <w:color w:val="960000"/>
+          <w:sz w:val="20"/>
+        </w:rPr>
+        <w:t>sin decidir</w:t>
+      </w:r>
+      <w:r>
+        <w:rPr>
+          <w:b w:val="0"/>
+          <w:color w:val="960000"/>
+          <w:sz w:val="20"/>
+        </w:rPr>
+        <w:t xml:space="preserve"> (</w:t>
+      </w:r>
+      <w:r>
+        <w:rPr>
+          <w:rFonts w:ascii="Consolas" w:hAnsi="Consolas"/>
+          <w:color w:val="960000"/>
+          <w:sz w:val="20"/>
+        </w:rPr>
+        <w:t>A-1</w:t>
+      </w:r>
+      <w:r>
+        <w:rPr>
+          <w:b w:val="0"/>
+          <w:color w:val="960000"/>
+          <w:sz w:val="20"/>
+        </w:rPr>
+        <w:t xml:space="preserve"> de </w:t>
+      </w:r>
+      <w:r>
+        <w:rPr>
+          <w:rFonts w:ascii="Consolas" w:hAnsi="Consolas"/>
+          <w:color w:val="960000"/>
+          <w:sz w:val="20"/>
+        </w:rPr>
+        <w:t>DECISIONES.md</w:t>
+      </w:r>
+      <w:r>
+        <w:rPr>
+          <w:b w:val="0"/>
+          <w:color w:val="960000"/>
+          <w:sz w:val="20"/>
+        </w:rPr>
+        <w:t xml:space="preserve">) y </w:t>
+      </w:r>
+      <w:r>
+        <w:rPr>
+          <w:b/>
+          <w:color w:val="960000"/>
+          <w:sz w:val="20"/>
+        </w:rPr>
+        <w:t>no lo decide el instalador</w:t>
+      </w:r>
+      <w:r>
+        <w:rPr>
+          <w:b w:val="0"/>
+          <w:color w:val="960000"/>
+          <w:sz w:val="20"/>
+        </w:rPr>
+        <w:t xml:space="preserve">. 🛑 </w:t>
+      </w:r>
+      <w:r>
+        <w:rPr>
+          <w:b/>
+          <w:color w:val="960000"/>
+          <w:sz w:val="20"/>
+        </w:rPr>
+        <w:t>Y la regla que no se salta al montar:</w:t>
+      </w:r>
+      <w:r>
+        <w:rPr>
+          <w:b w:val="0"/>
+          <w:color w:val="960000"/>
+          <w:sz w:val="20"/>
+        </w:rPr>
+        <w:t xml:space="preserve"> una cámara </w:t>
+      </w:r>
+      <w:r>
+        <w:rPr>
+          <w:b/>
+          <w:color w:val="960000"/>
+          <w:sz w:val="20"/>
+        </w:rPr>
+        <w:t>desconectada o sin corriente deja el pin en reposo, y el reposo se lee como «no hay nadie»</w:t>
+      </w:r>
+      <w:r>
+        <w:rPr>
+          <w:b w:val="0"/>
+          <w:color w:val="960000"/>
+          <w:sz w:val="20"/>
+        </w:rPr>
+        <w:t xml:space="preserve">. El pin </w:t>
+      </w:r>
+      <w:r>
+        <w:rPr>
+          <w:b/>
+          <w:color w:val="960000"/>
+          <w:sz w:val="20"/>
+        </w:rPr>
+        <w:t>no distingue silencio de vía libre</w:t>
+      </w:r>
+      <w:r>
+        <w:rPr>
+          <w:b w:val="0"/>
+          <w:color w:val="960000"/>
+          <w:sz w:val="20"/>
+        </w:rPr>
+        <w:t xml:space="preserve">. Por eso una cámara sólo </w:t>
+      </w:r>
+      <w:r>
+        <w:rPr>
+          <w:b/>
+          <w:color w:val="960000"/>
+          <w:sz w:val="20"/>
+        </w:rPr>
+        <w:t>pide</w:t>
+      </w:r>
+      <w:r>
+        <w:rPr>
+          <w:b w:val="0"/>
+          <w:color w:val="960000"/>
+          <w:sz w:val="20"/>
+        </w:rPr>
+        <w:t xml:space="preserve"> paso, nunca </w:t>
+      </w:r>
+      <w:r>
+        <w:rPr>
+          <w:b/>
+          <w:color w:val="960000"/>
+          <w:sz w:val="20"/>
+        </w:rPr>
+        <w:t>autoriza</w:t>
+      </w:r>
+      <w:r>
+        <w:rPr>
+          <w:b w:val="0"/>
+          <w:color w:val="960000"/>
+          <w:sz w:val="20"/>
+        </w:rPr>
+        <w:t xml:space="preserve"> — y por eso el todo-rojo de despeje es </w:t>
+      </w:r>
+      <w:r>
+        <w:rPr>
+          <w:b/>
+          <w:color w:val="960000"/>
+          <w:sz w:val="20"/>
+        </w:rPr>
+        <w:t>temporizado</w:t>
+      </w:r>
+      <w:r>
+        <w:rPr>
+          <w:b w:val="0"/>
+          <w:color w:val="960000"/>
+          <w:sz w:val="20"/>
+        </w:rPr>
+        <w:t xml:space="preserve"> y no espera a que ninguna cámara diga que el tramo está vacío.</w:t>
       </w:r>
     </w:p>
     <w:p>
@@ -17707,23 +18425,223 @@
           <w:color w:val="960000"/>
           <w:sz w:val="20"/>
         </w:rPr>
-        <w:t xml:space="preserve"> *(La salida de alarma de la AcuSense es configurable NO/NC, así que se elige qué estado significa demanda </w:t>
-      </w:r>
-      <w:r>
-        <w:rPr>
-          <w:b/>
-          <w:color w:val="960000"/>
-          <w:sz w:val="20"/>
-        </w:rPr>
-        <w:t>sin tocar placa ni firmware</w:t>
-      </w:r>
-      <w:r>
-        <w:rPr>
-          <w:b w:val="0"/>
-          <w:color w:val="960000"/>
-          <w:sz w:val="20"/>
-        </w:rPr>
-        <w:t>.)*</w:t>
+        <w:t xml:space="preserve"> ~~*(La salida de alarma de la AcuSense es configurable NO/NC, así que se elige qué estado significa demanda sin tocar placa ni firmware.)*~~ 🔴 </w:t>
+      </w:r>
+      <w:r>
+        <w:rPr>
+          <w:b/>
+          <w:color w:val="960000"/>
+          <w:sz w:val="20"/>
+        </w:rPr>
+        <w:t>TACHADO EL 05/09 — `SIN VERIFICAR`, y llevaba desde el 31/08 sosteniendo decisiones.</w:t>
+      </w:r>
+      <w:r>
+        <w:rPr>
+          <w:b w:val="0"/>
+          <w:color w:val="960000"/>
+          <w:sz w:val="20"/>
+        </w:rPr>
+        <w:t xml:space="preserve"> </w:t>
+      </w:r>
+      <w:r>
+        <w:rPr>
+          <w:b/>
+          <w:color w:val="960000"/>
+          <w:sz w:val="20"/>
+        </w:rPr>
+        <w:t>Ninguna fuente oficial de este modelo lo dice.</w:t>
+      </w:r>
+      <w:r>
+        <w:rPr>
+          <w:b w:val="0"/>
+          <w:color w:val="960000"/>
+          <w:sz w:val="20"/>
+        </w:rPr>
+        <w:t xml:space="preserve"> Medido sobre los PDF de </w:t>
+      </w:r>
+      <w:r>
+        <w:rPr>
+          <w:rFonts w:ascii="Consolas" w:hAnsi="Consolas"/>
+          <w:color w:val="960000"/>
+          <w:sz w:val="20"/>
+        </w:rPr>
+        <w:t>04_Manuales/</w:t>
+      </w:r>
+      <w:r>
+        <w:rPr>
+          <w:b w:val="0"/>
+          <w:color w:val="960000"/>
+          <w:sz w:val="20"/>
+        </w:rPr>
+        <w:t xml:space="preserve">: la ficha dice </w:t>
+      </w:r>
+      <w:r>
+        <w:rPr>
+          <w:rFonts w:ascii="Consolas" w:hAnsi="Consolas"/>
+          <w:color w:val="960000"/>
+          <w:sz w:val="20"/>
+        </w:rPr>
+        <w:t>1 output (max. 24VDC/24 VAC, 1 A)</w:t>
+      </w:r>
+      <w:r>
+        <w:rPr>
+          <w:b w:val="0"/>
+          <w:color w:val="960000"/>
+          <w:sz w:val="20"/>
+        </w:rPr>
+        <w:t xml:space="preserve"> </w:t>
+      </w:r>
+      <w:r>
+        <w:rPr>
+          <w:b/>
+          <w:color w:val="960000"/>
+          <w:sz w:val="20"/>
+        </w:rPr>
+        <w:t>y nada más</w:t>
+      </w:r>
+      <w:r>
+        <w:rPr>
+          <w:b w:val="0"/>
+          <w:color w:val="960000"/>
+          <w:sz w:val="20"/>
+        </w:rPr>
+        <w:t xml:space="preserve">; en las </w:t>
+      </w:r>
+      <w:r>
+        <w:rPr>
+          <w:b/>
+          <w:color w:val="960000"/>
+          <w:sz w:val="20"/>
+        </w:rPr>
+        <w:t>110 páginas</w:t>
+      </w:r>
+      <w:r>
+        <w:rPr>
+          <w:b w:val="0"/>
+          <w:color w:val="960000"/>
+          <w:sz w:val="20"/>
+        </w:rPr>
+        <w:t xml:space="preserve"> del manual de usuario </w:t>
+      </w:r>
+      <w:r>
+        <w:rPr>
+          <w:rFonts w:ascii="Consolas" w:hAnsi="Consolas"/>
+          <w:color w:val="960000"/>
+          <w:sz w:val="20"/>
+        </w:rPr>
+        <w:t>Normally Open</w:t>
+      </w:r>
+      <w:r>
+        <w:rPr>
+          <w:b w:val="0"/>
+          <w:color w:val="960000"/>
+          <w:sz w:val="20"/>
+        </w:rPr>
+        <w:t xml:space="preserve"> / </w:t>
+      </w:r>
+      <w:r>
+        <w:rPr>
+          <w:rFonts w:ascii="Consolas" w:hAnsi="Consolas"/>
+          <w:color w:val="960000"/>
+          <w:sz w:val="20"/>
+        </w:rPr>
+        <w:t>Normally Closed</w:t>
+      </w:r>
+      <w:r>
+        <w:rPr>
+          <w:b w:val="0"/>
+          <w:color w:val="960000"/>
+          <w:sz w:val="20"/>
+        </w:rPr>
+        <w:t xml:space="preserve"> </w:t>
+      </w:r>
+      <w:r>
+        <w:rPr>
+          <w:b/>
+          <w:color w:val="960000"/>
+          <w:sz w:val="20"/>
+        </w:rPr>
+        <w:t>no aparecen ni una vez</w:t>
+      </w:r>
+      <w:r>
+        <w:rPr>
+          <w:b w:val="0"/>
+          <w:color w:val="960000"/>
+          <w:sz w:val="20"/>
+        </w:rPr>
+        <w:t xml:space="preserve">, y </w:t>
+      </w:r>
+      <w:r>
+        <w:rPr>
+          <w:rFonts w:ascii="Consolas" w:hAnsi="Consolas"/>
+          <w:color w:val="960000"/>
+          <w:sz w:val="20"/>
+        </w:rPr>
+        <w:t>Alarm Type</w:t>
+      </w:r>
+      <w:r>
+        <w:rPr>
+          <w:b w:val="0"/>
+          <w:color w:val="960000"/>
+          <w:sz w:val="20"/>
+        </w:rPr>
+        <w:t xml:space="preserve"> sólo está documentado para la </w:t>
+      </w:r>
+      <w:r>
+        <w:rPr>
+          <w:b/>
+          <w:color w:val="960000"/>
+          <w:sz w:val="20"/>
+        </w:rPr>
+        <w:t>ENTRADA</w:t>
+      </w:r>
+      <w:r>
+        <w:rPr>
+          <w:b w:val="0"/>
+          <w:color w:val="960000"/>
+          <w:sz w:val="20"/>
+        </w:rPr>
+        <w:t xml:space="preserve"> *(pág. 44)*. Lo cierra el </w:t>
+      </w:r>
+      <w:r>
+        <w:rPr>
+          <w:b/>
+          <w:color w:val="960000"/>
+          <w:sz w:val="20"/>
+        </w:rPr>
+        <w:t>`ENSAYO 1`</w:t>
+      </w:r>
+      <w:r>
+        <w:rPr>
+          <w:b w:val="0"/>
+          <w:color w:val="960000"/>
+          <w:sz w:val="20"/>
+        </w:rPr>
+        <w:t xml:space="preserve"> del </w:t>
+      </w:r>
+      <w:r>
+        <w:rPr>
+          <w:b/>
+          <w:color w:val="960000"/>
+          <w:sz w:val="20"/>
+        </w:rPr>
+        <w:t>Manual 9 §6</w:t>
+      </w:r>
+      <w:r>
+        <w:rPr>
+          <w:b w:val="0"/>
+          <w:color w:val="960000"/>
+          <w:sz w:val="20"/>
+        </w:rPr>
+        <w:t xml:space="preserve">, con un multímetro. </w:t>
+      </w:r>
+      <w:r>
+        <w:rPr>
+          <w:b/>
+          <w:color w:val="960000"/>
+          <w:sz w:val="20"/>
+        </w:rPr>
+        <w:t>Hasta entonces no se da por elegida la polaridad de la salida.</w:t>
       </w:r>
     </w:p>
     <w:p>
@@ -18537,7 +19455,84 @@
           <w:b w:val="0"/>
           <w:sz w:val="21"/>
         </w:rPr>
-        <w:t xml:space="preserve"> del conector de alarma de la cámara Hikvision, configurado en N/O a 1s).</w:t>
+        <w:t xml:space="preserve"> del conector de alarma de la cámara Hikvision, ~~configurado en N/O a 1s~~ </w:t>
+      </w:r>
+      <w:r>
+        <w:rPr>
+          <w:b/>
+          <w:sz w:val="21"/>
+        </w:rPr>
+        <w:t>con el pulso ajustado a `1 s` en el campo `Delay`</w:t>
+      </w:r>
+      <w:r>
+        <w:rPr>
+          <w:b w:val="0"/>
+          <w:sz w:val="21"/>
+        </w:rPr>
+        <w:t>).</w:t>
+      </w:r>
+    </w:p>
+    <w:p>
+      <w:pPr>
+        <w:spacing w:after="160"/>
+        <w:ind w:left="360"/>
+        <w:shd w:val="clear" w:fill="FFF4E5"/>
+      </w:pPr>
+      <w:r>
+        <w:rPr>
+          <w:b w:val="0"/>
+          <w:color w:val="960000"/>
+          <w:sz w:val="20"/>
+        </w:rPr>
+        <w:t xml:space="preserve">🔴 </w:t>
+      </w:r>
+      <w:r>
+        <w:rPr>
+          <w:b/>
+          <w:color w:val="960000"/>
+          <w:sz w:val="20"/>
+        </w:rPr>
+        <w:t>05/09: «configurado en N/O» se tacha — `SIN VERIFICAR` que la salida sea `NO`/`NC` configurable en este modelo</w:t>
+      </w:r>
+      <w:r>
+        <w:rPr>
+          <w:b w:val="0"/>
+          <w:color w:val="960000"/>
+          <w:sz w:val="20"/>
+        </w:rPr>
+        <w:t xml:space="preserve"> *(ver el bloque de arriba y el </w:t>
+      </w:r>
+      <w:r>
+        <w:rPr>
+          <w:rFonts w:ascii="Consolas" w:hAnsi="Consolas"/>
+          <w:color w:val="960000"/>
+          <w:sz w:val="20"/>
+        </w:rPr>
+        <w:t>ENSAYO 1</w:t>
+      </w:r>
+      <w:r>
+        <w:rPr>
+          <w:b w:val="0"/>
+          <w:color w:val="960000"/>
+          <w:sz w:val="20"/>
+        </w:rPr>
+        <w:t xml:space="preserve"> del Manual 9 §6)*. El </w:t>
+      </w:r>
+      <w:r>
+        <w:rPr>
+          <w:b/>
+          <w:color w:val="960000"/>
+          <w:sz w:val="20"/>
+        </w:rPr>
+        <w:t>`Delay`</w:t>
+      </w:r>
+      <w:r>
+        <w:rPr>
+          <w:b w:val="0"/>
+          <w:color w:val="960000"/>
+          <w:sz w:val="20"/>
+        </w:rPr>
+        <w:t xml:space="preserve"> sí está documentado *(manual de usuario, pág. 68: «the time duration that the alarm output remains after an alarm occurs»)*.</w:t>
       </w:r>
     </w:p>
     <w:p>

--- a/05_Funcional/2_Manual_Hardware_y_Pruebas.docx
+++ b/05_Funcional/2_Manual_Hardware_y_Pruebas.docx
@@ -827,13 +827,55 @@
                 <w:b/>
                 <w:sz w:val="19"/>
               </w:rPr>
-              <w:t>aísla</w:t>
+              <w:t>separa el pin del micro, NO la masa</w:t>
             </w:r>
             <w:r>
               <w:rPr>
                 <w:b w:val="0"/>
                 <w:sz w:val="19"/>
               </w:rPr>
+              <w:t xml:space="preserve"> — §11) → </w:t>
+            </w:r>
+            <w:r>
+              <w:rPr>
+                <w:rFonts w:ascii="Consolas" w:hAnsi="Consolas"/>
+                <w:sz w:val="19"/>
+              </w:rPr>
+              <w:t>R72</w:t>
+            </w:r>
+            <w:r>
+              <w:rPr>
+                <w:b w:val="0"/>
+                <w:sz w:val="19"/>
+              </w:rPr>
+              <w:t xml:space="preserve"> 220 Ω → puerta de </w:t>
+            </w:r>
+            <w:r>
+              <w:rPr>
+                <w:rFonts w:ascii="Consolas" w:hAnsi="Consolas"/>
+                <w:sz w:val="19"/>
+              </w:rPr>
+              <w:t>Q10</w:t>
+            </w:r>
+            <w:r>
+              <w:rPr>
+                <w:b w:val="0"/>
+                <w:sz w:val="19"/>
+              </w:rPr>
+              <w:t xml:space="preserve"> (</w:t>
+            </w:r>
+            <w:r>
+              <w:rPr>
+                <w:rFonts w:ascii="Consolas" w:hAnsi="Consolas"/>
+                <w:sz w:val="19"/>
+              </w:rPr>
+              <w:t>IRLZ44N</w:t>
+            </w:r>
+            <w:r>
+              <w:rPr>
+                <w:b w:val="0"/>
+                <w:sz w:val="19"/>
+              </w:rPr>
               <w:t xml:space="preserve">) → </w:t>
             </w:r>
             <w:r>
@@ -841,56 +883,56 @@
                 <w:rFonts w:ascii="Consolas" w:hAnsi="Consolas"/>
                 <w:sz w:val="19"/>
               </w:rPr>
-              <w:t>R72</w:t>
+              <w:t>J15</w:t>
             </w:r>
             <w:r>
               <w:rPr>
                 <w:b w:val="0"/>
                 <w:sz w:val="19"/>
               </w:rPr>
-              <w:t xml:space="preserve"> 220 Ω → puerta de </w:t>
+              <w:t xml:space="preserve">. 🔴 </w:t>
+            </w:r>
+            <w:r>
+              <w:rPr>
+                <w:b/>
+                <w:sz w:val="19"/>
+              </w:rPr>
+              <w:t>`J15` p2 está a ~12 V en reposo</w:t>
+            </w:r>
+            <w:r>
+              <w:rPr>
+                <w:b w:val="0"/>
+                <w:sz w:val="19"/>
+              </w:rPr>
+              <w:t xml:space="preserve"> (</w:t>
             </w:r>
             <w:r>
               <w:rPr>
                 <w:rFonts w:ascii="Consolas" w:hAnsi="Consolas"/>
                 <w:sz w:val="19"/>
               </w:rPr>
-              <w:t>Q10</w:t>
+              <w:t>R73</w:t>
             </w:r>
             <w:r>
               <w:rPr>
                 <w:b w:val="0"/>
                 <w:sz w:val="19"/>
               </w:rPr>
-              <w:t xml:space="preserve"> (</w:t>
+              <w:t xml:space="preserve"> 1 kΩ + </w:t>
             </w:r>
             <w:r>
               <w:rPr>
                 <w:rFonts w:ascii="Consolas" w:hAnsi="Consolas"/>
                 <w:sz w:val="19"/>
               </w:rPr>
-              <w:t>IRLZ44N</w:t>
+              <w:t>D29</w:t>
             </w:r>
             <w:r>
               <w:rPr>
                 <w:b w:val="0"/>
                 <w:sz w:val="19"/>
               </w:rPr>
-              <w:t xml:space="preserve">) → </w:t>
-            </w:r>
-            <w:r>
-              <w:rPr>
-                <w:rFonts w:ascii="Consolas" w:hAnsi="Consolas"/>
-                <w:sz w:val="19"/>
-              </w:rPr>
-              <w:t>J15</w:t>
-            </w:r>
-            <w:r>
-              <w:rPr>
-                <w:b w:val="0"/>
-                <w:sz w:val="19"/>
-              </w:rPr>
-              <w:t xml:space="preserve">. ⚠️ El diodo de rueda libre </w:t>
+              <w:t xml:space="preserve"> al riel de 12 V), no a 0 V — §11. ⚠️ El diodo de rueda libre </w:t>
             </w:r>
             <w:r>
               <w:rPr>
@@ -1929,7 +1971,7 @@
           <w:color w:val="960000"/>
           <w:sz w:val="20"/>
         </w:rPr>
-        <w:t xml:space="preserve">: | | protección en serie | |---|---| | Las </w:t>
+        <w:t>: | | protección en serie | |---|---| | Las ~~</w:t>
       </w:r>
       <w:r>
         <w:rPr>
@@ -1945,6 +1987,22 @@
           <w:color w:val="960000"/>
           <w:sz w:val="20"/>
         </w:rPr>
+        <w:t xml:space="preserve">~~ → </w:t>
+      </w:r>
+      <w:r>
+        <w:rPr>
+          <w:b/>
+          <w:color w:val="960000"/>
+          <w:sz w:val="20"/>
+        </w:rPr>
+        <w:t>10 salidas</w:t>
+      </w:r>
+      <w:r>
+        <w:rPr>
+          <w:b w:val="0"/>
+          <w:color w:val="960000"/>
+          <w:sz w:val="20"/>
+        </w:rPr>
         <w:t xml:space="preserve"> de la placa | ✅ </w:t>
       </w:r>
       <w:r>
@@ -2041,7 +2099,23 @@
           <w:color w:val="960000"/>
           <w:sz w:val="20"/>
         </w:rPr>
-        <w:t xml:space="preserve"> → potencia | | Las </w:t>
+        <w:t xml:space="preserve"> → potencia. 🔴 </w:t>
+      </w:r>
+      <w:r>
+        <w:rPr>
+          <w:b/>
+          <w:color w:val="960000"/>
+          <w:sz w:val="20"/>
+        </w:rPr>
+        <w:t>Son DIEZ, no nueve: `Q1`–`Q10` y `U6`–`U15`, contados en el `.kicad_pcb` el 05/09.</w:t>
+      </w:r>
+      <w:r>
+        <w:rPr>
+          <w:b w:val="0"/>
+          <w:color w:val="960000"/>
+          <w:sz w:val="20"/>
+        </w:rPr>
+        <w:t xml:space="preserve"> Censo completo en §11 | | Las </w:t>
       </w:r>
       <w:r>
         <w:rPr>
@@ -18688,7 +18762,167 @@
           <w:color w:val="960000"/>
           <w:sz w:val="20"/>
         </w:rPr>
-        <w:t xml:space="preserve"> No es una impresión ni una lectura de esquemático: es el fichero de cobre. ### Las 9 salidas van blindadas Cada una lleva </w:t>
+        <w:t xml:space="preserve"> No es una impresión ni una lectura de esquemático: es el fichero de cobre. ### ~~Las 9 salidas van blindadas~~ → </w:t>
+      </w:r>
+      <w:r>
+        <w:rPr>
+          <w:b/>
+          <w:color w:val="960000"/>
+          <w:sz w:val="20"/>
+        </w:rPr>
+        <w:t>Las DIEZ salidas llevan opto, y «blindadas» dice de más</w:t>
+      </w:r>
+      <w:r>
+        <w:rPr>
+          <w:b w:val="0"/>
+          <w:color w:val="960000"/>
+          <w:sz w:val="20"/>
+        </w:rPr>
+        <w:t xml:space="preserve"> 🔴 </w:t>
+      </w:r>
+      <w:r>
+        <w:rPr>
+          <w:b/>
+          <w:color w:val="960000"/>
+          <w:sz w:val="20"/>
+        </w:rPr>
+        <w:t>Dos correcciones del 05/09, las dos medidas sobre el mismo fichero de cobre. Se tachan con su motivo porque una cifra que desaparece en silencio vuelve a escribirse:</w:t>
+      </w:r>
+      <w:r>
+        <w:rPr>
+          <w:b w:val="0"/>
+          <w:color w:val="960000"/>
+          <w:sz w:val="20"/>
+        </w:rPr>
+        <w:t xml:space="preserve"> (a) las cadenas de potencia son </w:t>
+      </w:r>
+      <w:r>
+        <w:rPr>
+          <w:b/>
+          <w:color w:val="960000"/>
+          <w:sz w:val="20"/>
+        </w:rPr>
+        <w:t>DIEZ</w:t>
+      </w:r>
+      <w:r>
+        <w:rPr>
+          <w:b w:val="0"/>
+          <w:color w:val="960000"/>
+          <w:sz w:val="20"/>
+        </w:rPr>
+        <w:t xml:space="preserve"> —</w:t>
+      </w:r>
+      <w:r>
+        <w:rPr>
+          <w:rFonts w:ascii="Consolas" w:hAnsi="Consolas"/>
+          <w:color w:val="960000"/>
+          <w:sz w:val="20"/>
+        </w:rPr>
+        <w:t>Q1</w:t>
+      </w:r>
+      <w:r>
+        <w:rPr>
+          <w:b w:val="0"/>
+          <w:color w:val="960000"/>
+          <w:sz w:val="20"/>
+        </w:rPr>
+        <w:t>–</w:t>
+      </w:r>
+      <w:r>
+        <w:rPr>
+          <w:rFonts w:ascii="Consolas" w:hAnsi="Consolas"/>
+          <w:color w:val="960000"/>
+          <w:sz w:val="20"/>
+        </w:rPr>
+        <w:t>Q10</w:t>
+      </w:r>
+      <w:r>
+        <w:rPr>
+          <w:b w:val="0"/>
+          <w:color w:val="960000"/>
+          <w:sz w:val="20"/>
+        </w:rPr>
+        <w:t xml:space="preserve">, </w:t>
+      </w:r>
+      <w:r>
+        <w:rPr>
+          <w:rFonts w:ascii="Consolas" w:hAnsi="Consolas"/>
+          <w:color w:val="960000"/>
+          <w:sz w:val="20"/>
+        </w:rPr>
+        <w:t>U6</w:t>
+      </w:r>
+      <w:r>
+        <w:rPr>
+          <w:b w:val="0"/>
+          <w:color w:val="960000"/>
+          <w:sz w:val="20"/>
+        </w:rPr>
+        <w:t>–</w:t>
+      </w:r>
+      <w:r>
+        <w:rPr>
+          <w:rFonts w:ascii="Consolas" w:hAnsi="Consolas"/>
+          <w:color w:val="960000"/>
+          <w:sz w:val="20"/>
+        </w:rPr>
+        <w:t>U15</w:t>
+      </w:r>
+      <w:r>
+        <w:rPr>
+          <w:b w:val="0"/>
+          <w:color w:val="960000"/>
+          <w:sz w:val="20"/>
+        </w:rPr>
+        <w:t xml:space="preserve">—, no nueve; (b) *«blindadas»* es cierto para el </w:t>
+      </w:r>
+      <w:r>
+        <w:rPr>
+          <w:b/>
+          <w:color w:val="960000"/>
+          <w:sz w:val="20"/>
+        </w:rPr>
+        <w:t>pin del micro</w:t>
+      </w:r>
+      <w:r>
+        <w:rPr>
+          <w:b w:val="0"/>
+          <w:color w:val="960000"/>
+          <w:sz w:val="20"/>
+        </w:rPr>
+        <w:t xml:space="preserve"> y falso para la </w:t>
+      </w:r>
+      <w:r>
+        <w:rPr>
+          <w:b/>
+          <w:color w:val="960000"/>
+          <w:sz w:val="20"/>
+        </w:rPr>
+        <w:t>masa</w:t>
+      </w:r>
+      <w:r>
+        <w:rPr>
+          <w:b w:val="0"/>
+          <w:color w:val="960000"/>
+          <w:sz w:val="20"/>
+        </w:rPr>
+        <w:t xml:space="preserve">. Censo completo, con los comandos, en </w:t>
+      </w:r>
+      <w:r>
+        <w:rPr>
+          <w:b/>
+          <w:color w:val="960000"/>
+          <w:sz w:val="20"/>
+        </w:rPr>
+        <w:t>§11</w:t>
+      </w:r>
+      <w:r>
+        <w:rPr>
+          <w:b w:val="0"/>
+          <w:color w:val="960000"/>
+          <w:sz w:val="20"/>
+        </w:rPr>
+        <w:t xml:space="preserve">. Cada una lleva </w:t>
       </w:r>
       <w:r>
         <w:rPr>
@@ -18727,7 +18961,151 @@
           <w:color w:val="960000"/>
           <w:sz w:val="20"/>
         </w:rPr>
-        <w:t xml:space="preserve"> El opto **aísla galvánicamente**: pase lo que pase en el lado de potencia, no hay camino de corriente hacia el micro. ### Las 5 entradas de campo van DESNUDAS | entrada | llega desde | protección en serie | |---|---|---| | </w:t>
+        <w:t xml:space="preserve"> ~~El opto **aísla galvánicamente**: pase lo que pase en el lado de potencia, no hay camino de corriente hacia el micro.~~ 🔴 **TACHADO EL 05/09 CON SU MOTIVO — es MEDIO cierto, y la mitad que falla es la que decide qué se puede colgar de esas borneras.** Medido sobre el </w:t>
+      </w:r>
+      <w:r>
+        <w:rPr>
+          <w:b w:val="0"/>
+          <w:color w:val="960000"/>
+          <w:sz w:val="20"/>
+        </w:rPr>
+        <w:t>.kicad_pcb</w:t>
+      </w:r>
+      <w:r>
+        <w:rPr>
+          <w:rFonts w:ascii="Consolas" w:hAnsi="Consolas"/>
+          <w:color w:val="960000"/>
+          <w:sz w:val="20"/>
+        </w:rPr>
+        <w:t xml:space="preserve">: **hay UNA sola red </w:t>
+      </w:r>
+      <w:r>
+        <w:rPr>
+          <w:b w:val="0"/>
+          <w:color w:val="960000"/>
+          <w:sz w:val="20"/>
+        </w:rPr>
+        <w:t>GND</w:t>
+      </w:r>
+      <w:r>
+        <w:rPr>
+          <w:rFonts w:ascii="Consolas" w:hAnsi="Consolas"/>
+          <w:color w:val="960000"/>
+          <w:sz w:val="20"/>
+        </w:rPr>
+        <w:t xml:space="preserve"> en toda la tarjeta, con 103 pads y un plano de cobre en las DOS capas** (</w:t>
+      </w:r>
+      <w:r>
+        <w:rPr>
+          <w:b w:val="0"/>
+          <w:color w:val="960000"/>
+          <w:sz w:val="20"/>
+        </w:rPr>
+        <w:t>F.Cu</w:t>
+      </w:r>
+      <w:r>
+        <w:rPr>
+          <w:rFonts w:ascii="Consolas" w:hAnsi="Consolas"/>
+          <w:color w:val="960000"/>
+          <w:sz w:val="20"/>
+        </w:rPr>
+        <w:t xml:space="preserve"> y </w:t>
+      </w:r>
+      <w:r>
+        <w:rPr>
+          <w:b w:val="0"/>
+          <w:color w:val="960000"/>
+          <w:sz w:val="20"/>
+        </w:rPr>
+        <w:t>B.Cu</w:t>
+      </w:r>
+      <w:r>
+        <w:rPr>
+          <w:rFonts w:ascii="Consolas" w:hAnsi="Consolas"/>
+          <w:color w:val="960000"/>
+          <w:sz w:val="20"/>
+        </w:rPr>
+        <w:t>). Esa red incluye **el cátodo del LED del opto** (</w:t>
+      </w:r>
+      <w:r>
+        <w:rPr>
+          <w:b w:val="0"/>
+          <w:color w:val="960000"/>
+          <w:sz w:val="20"/>
+        </w:rPr>
+        <w:t>U6</w:t>
+      </w:r>
+      <w:r>
+        <w:rPr>
+          <w:rFonts w:ascii="Consolas" w:hAnsi="Consolas"/>
+          <w:color w:val="960000"/>
+          <w:sz w:val="20"/>
+        </w:rPr>
+        <w:t xml:space="preserve"> p3 … </w:t>
+      </w:r>
+      <w:r>
+        <w:rPr>
+          <w:b w:val="0"/>
+          <w:color w:val="960000"/>
+          <w:sz w:val="20"/>
+        </w:rPr>
+        <w:t>U15</w:t>
+      </w:r>
+      <w:r>
+        <w:rPr>
+          <w:rFonts w:ascii="Consolas" w:hAnsi="Consolas"/>
+          <w:color w:val="960000"/>
+          <w:sz w:val="20"/>
+        </w:rPr>
+        <w:t xml:space="preserve"> p3) **y la fuente de los diez MOSFET** (</w:t>
+      </w:r>
+      <w:r>
+        <w:rPr>
+          <w:b w:val="0"/>
+          <w:color w:val="960000"/>
+          <w:sz w:val="20"/>
+        </w:rPr>
+        <w:t>Q1</w:t>
+      </w:r>
+      <w:r>
+        <w:rPr>
+          <w:rFonts w:ascii="Consolas" w:hAnsi="Consolas"/>
+          <w:color w:val="960000"/>
+          <w:sz w:val="20"/>
+        </w:rPr>
+        <w:t xml:space="preserve"> p3 … </w:t>
+      </w:r>
+      <w:r>
+        <w:rPr>
+          <w:b w:val="0"/>
+          <w:color w:val="960000"/>
+          <w:sz w:val="20"/>
+        </w:rPr>
+        <w:t>Q10</w:t>
+      </w:r>
+      <w:r>
+        <w:rPr>
+          <w:rFonts w:ascii="Consolas" w:hAnsi="Consolas"/>
+          <w:color w:val="960000"/>
+          <w:sz w:val="20"/>
+        </w:rPr>
+        <w:t xml:space="preserve"> p3). El opto separa el **pin del micro** del nodo de puerta; **no crea una masa separada**. **Lo que sigue siendo cierto y no se toca:** no hay camino de corriente **desde el drenador hacia el pin del </w:t>
+      </w:r>
+      <w:r>
+        <w:rPr>
+          <w:b w:val="0"/>
+          <w:color w:val="960000"/>
+          <w:sz w:val="20"/>
+        </w:rPr>
+        <w:t>U1</w:t>
+      </w:r>
+      <w:r>
+        <w:rPr>
+          <w:rFonts w:ascii="Consolas" w:hAnsi="Consolas"/>
+          <w:color w:val="960000"/>
+          <w:sz w:val="20"/>
+        </w:rPr>
+        <w:t xml:space="preserve">** — el mérito del diseño está ahí y por eso el opto vale. **Lo que deja de poderse decir:** que lo que se cuelgue de esas borneras esté aislado del controlador. **No lo está: comparte su masa.** Cuentas, comandos de medida y consecuencias en **§11**. ### Las 5 entradas de campo van DESNUDAS | entrada | llega desde | protección en serie | |---|---|---| | </w:t>
       </w:r>
       <w:r>
         <w:rPr>
@@ -25453,7 +25831,9 @@
         </w:rPr>
         <w:t xml:space="preserve">   PB2  -&gt;  R70 220 Ω  -&gt;  U15  TLP127  -&gt;  R72 220 Ω  -&gt;  puerta de Q10 (IRLZ44N)  -&gt;  J15</w:t>
         <w:br/>
-        <w:t xml:space="preserve">                           [  A Í S L A  ]                        D30 al riel de 12 V</w:t>
+        <w:t xml:space="preserve">                     [ separa el PIN, NO la MASA ]                D30 al riel de 12 V</w:t>
+        <w:br/>
+        <w:t xml:space="preserve">                                                          R73 1K + D29 LED al riel de 12 V</w:t>
       </w:r>
     </w:p>
     <w:p>
@@ -25464,6 +25844,13 @@
       </w:pPr>
       <w:r>
         <w:rPr>
+          <w:b w:val="0"/>
+          <w:sz w:val="21"/>
+        </w:rPr>
+        <w:t>~~</w:t>
+      </w:r>
+      <w:r>
+        <w:rPr>
           <w:b/>
           <w:sz w:val="21"/>
         </w:rPr>
@@ -25486,7 +25873,21 @@
           <w:b w:val="0"/>
           <w:sz w:val="21"/>
         </w:rPr>
-        <w:t>al micro**, pase lo que pase del lado del motor. Es exactamente lo contrario de lo que ocurre con</w:t>
+        <w:t>al micro</w:t>
+      </w:r>
+      <w:r>
+        <w:rPr>
+          <w:b/>
+          <w:sz w:val="21"/>
+        </w:rPr>
+        <w:t xml:space="preserve">, pase lo que pase del lado del motor.~~ 🔴 </w:t>
+      </w:r>
+      <w:r>
+        <w:rPr>
+          <w:b w:val="0"/>
+          <w:sz w:val="21"/>
+        </w:rPr>
+        <w:t>TACHADO EL 05/09: medio cierto.** Lo que</w:t>
       </w:r>
     </w:p>
     <w:p>
@@ -25495,10 +25896,332 @@
       </w:pPr>
       <w:r>
         <w:rPr>
-          <w:b w:val="0"/>
-          <w:sz w:val="21"/>
-        </w:rPr>
-        <w:t>las cinco entradas de campo (</w:t>
+          <w:rFonts w:ascii="Consolas" w:hAnsi="Consolas"/>
+          <w:sz w:val="21"/>
+        </w:rPr>
+        <w:t>U15</w:t>
+      </w:r>
+      <w:r>
+        <w:rPr>
+          <w:b w:val="0"/>
+          <w:sz w:val="21"/>
+        </w:rPr>
+        <w:t xml:space="preserve"> separa es </w:t>
+      </w:r>
+      <w:r>
+        <w:rPr>
+          <w:b/>
+          <w:sz w:val="21"/>
+        </w:rPr>
+        <w:t>el pin del `U1` del nodo de puerta de `Q10`</w:t>
+      </w:r>
+      <w:r>
+        <w:rPr>
+          <w:b w:val="0"/>
+          <w:sz w:val="21"/>
+        </w:rPr>
+        <w:t>, y eso sí protege al micro. Lo que</w:t>
+      </w:r>
+    </w:p>
+    <w:p>
+      <w:pPr>
+        <w:spacing w:after="120"/>
+      </w:pPr>
+      <w:r>
+        <w:rPr>
+          <w:b/>
+          <w:sz w:val="21"/>
+        </w:rPr>
+        <w:t>no</w:t>
+      </w:r>
+      <w:r>
+        <w:rPr>
+          <w:b w:val="0"/>
+          <w:sz w:val="21"/>
+        </w:rPr>
+        <w:t xml:space="preserve"> hace es crear una masa aparte: </w:t>
+      </w:r>
+      <w:r>
+        <w:rPr>
+          <w:b/>
+          <w:sz w:val="21"/>
+        </w:rPr>
+        <w:t>hay una sola red `GND` en la tarjeta</w:t>
+      </w:r>
+      <w:r>
+        <w:rPr>
+          <w:b w:val="0"/>
+          <w:sz w:val="21"/>
+        </w:rPr>
+        <w:t>, y en ella están el</w:t>
+      </w:r>
+    </w:p>
+    <w:p>
+      <w:pPr>
+        <w:spacing w:after="120"/>
+      </w:pPr>
+      <w:r>
+        <w:rPr>
+          <w:b w:val="0"/>
+          <w:sz w:val="21"/>
+        </w:rPr>
+        <w:t xml:space="preserve">cátodo del LED de </w:t>
+      </w:r>
+      <w:r>
+        <w:rPr>
+          <w:rFonts w:ascii="Consolas" w:hAnsi="Consolas"/>
+          <w:sz w:val="21"/>
+        </w:rPr>
+        <w:t>U15</w:t>
+      </w:r>
+      <w:r>
+        <w:rPr>
+          <w:b w:val="0"/>
+          <w:sz w:val="21"/>
+        </w:rPr>
+        <w:t xml:space="preserve"> y la fuente de </w:t>
+      </w:r>
+      <w:r>
+        <w:rPr>
+          <w:rFonts w:ascii="Consolas" w:hAnsi="Consolas"/>
+          <w:sz w:val="21"/>
+        </w:rPr>
+        <w:t>Q10</w:t>
+      </w:r>
+      <w:r>
+        <w:rPr>
+          <w:b w:val="0"/>
+          <w:sz w:val="21"/>
+        </w:rPr>
+        <w:t xml:space="preserve">. **Un motor colgado de </w:t>
+      </w:r>
+      <w:r>
+        <w:rPr>
+          <w:rFonts w:ascii="Consolas" w:hAnsi="Consolas"/>
+          <w:sz w:val="21"/>
+        </w:rPr>
+        <w:t>J15</w:t>
+      </w:r>
+      <w:r>
+        <w:rPr>
+          <w:b w:val="0"/>
+          <w:sz w:val="21"/>
+        </w:rPr>
+        <w:t xml:space="preserve"> comparte la masa del</w:t>
+      </w:r>
+    </w:p>
+    <w:p>
+      <w:pPr>
+        <w:spacing w:after="120"/>
+      </w:pPr>
+      <w:r>
+        <w:rPr>
+          <w:b w:val="0"/>
+          <w:sz w:val="21"/>
+        </w:rPr>
+        <w:t>controlador.</w:t>
+      </w:r>
+      <w:r>
+        <w:rPr>
+          <w:b/>
+          <w:sz w:val="21"/>
+        </w:rPr>
+        <w:t xml:space="preserve"> Ver </w:t>
+      </w:r>
+      <w:r>
+        <w:rPr>
+          <w:b w:val="0"/>
+          <w:sz w:val="21"/>
+        </w:rPr>
+        <w:t>§11**.</w:t>
+      </w:r>
+    </w:p>
+    <w:p>
+      <w:pPr>
+        <w:pStyle w:val="ListBullet"/>
+        <w:spacing w:after="60"/>
+        <w:ind w:left="360"/>
+      </w:pPr>
+      <w:r>
+        <w:rPr>
+          <w:b w:val="0"/>
+          <w:sz w:val="21"/>
+        </w:rPr>
+        <w:t xml:space="preserve">🔴 </w:t>
+      </w:r>
+      <w:r>
+        <w:rPr>
+          <w:b/>
+          <w:sz w:val="21"/>
+        </w:rPr>
+        <w:t>Y `J15` p2 NO está a 0 V en reposo: está a ~12 V.</w:t>
+      </w:r>
+      <w:r>
+        <w:rPr>
+          <w:b w:val="0"/>
+          <w:sz w:val="21"/>
+        </w:rPr>
+        <w:t xml:space="preserve"> Falta en este diagrama, y estaba en el</w:t>
+      </w:r>
+    </w:p>
+    <w:p>
+      <w:pPr>
+        <w:spacing w:after="120"/>
+      </w:pPr>
+      <w:r>
+        <w:rPr>
+          <w:b w:val="0"/>
+          <w:sz w:val="21"/>
+        </w:rPr>
+        <w:t xml:space="preserve">cobre desde el primer día: </w:t>
+      </w:r>
+      <w:r>
+        <w:rPr>
+          <w:rFonts w:ascii="Consolas" w:hAnsi="Consolas"/>
+          <w:sz w:val="21"/>
+        </w:rPr>
+        <w:t>R73</w:t>
+      </w:r>
+      <w:r>
+        <w:rPr>
+          <w:b w:val="0"/>
+          <w:sz w:val="21"/>
+        </w:rPr>
+        <w:t xml:space="preserve"> 1 kΩ + </w:t>
+      </w:r>
+      <w:r>
+        <w:rPr>
+          <w:rFonts w:ascii="Consolas" w:hAnsi="Consolas"/>
+          <w:sz w:val="21"/>
+        </w:rPr>
+        <w:t>D29</w:t>
+      </w:r>
+      <w:r>
+        <w:rPr>
+          <w:b w:val="0"/>
+          <w:sz w:val="21"/>
+        </w:rPr>
+        <w:t xml:space="preserve"> (LED) van del riel de 12 V al drenador de </w:t>
+      </w:r>
+      <w:r>
+        <w:rPr>
+          <w:rFonts w:ascii="Consolas" w:hAnsi="Consolas"/>
+          <w:sz w:val="21"/>
+        </w:rPr>
+        <w:t>Q10</w:t>
+      </w:r>
+      <w:r>
+        <w:rPr>
+          <w:b w:val="0"/>
+          <w:sz w:val="21"/>
+        </w:rPr>
+        <w:t>. Es</w:t>
+      </w:r>
+    </w:p>
+    <w:p>
+      <w:pPr>
+        <w:spacing w:after="120"/>
+      </w:pPr>
+      <w:r>
+        <w:rPr>
+          <w:b w:val="0"/>
+          <w:sz w:val="21"/>
+        </w:rPr>
+        <w:t xml:space="preserve">lo que explica la medida de banco *«en rojo </w:t>
+      </w:r>
+      <w:r>
+        <w:rPr>
+          <w:rFonts w:ascii="Consolas" w:hAnsi="Consolas"/>
+          <w:sz w:val="21"/>
+        </w:rPr>
+        <w:t>0 V</w:t>
+      </w:r>
+      <w:r>
+        <w:rPr>
+          <w:b w:val="0"/>
+          <w:sz w:val="21"/>
+        </w:rPr>
+        <w:t xml:space="preserve">, en ámbar </w:t>
+      </w:r>
+      <w:r>
+        <w:rPr>
+          <w:rFonts w:ascii="Consolas" w:hAnsi="Consolas"/>
+          <w:sz w:val="21"/>
+        </w:rPr>
+        <w:t>12 V</w:t>
+      </w:r>
+      <w:r>
+        <w:rPr>
+          <w:b w:val="0"/>
+          <w:sz w:val="21"/>
+        </w:rPr>
+        <w:t>»* que hasta hoy estaba anotada</w:t>
+      </w:r>
+    </w:p>
+    <w:p>
+      <w:pPr>
+        <w:spacing w:after="120"/>
+      </w:pPr>
+      <w:r>
+        <w:rPr>
+          <w:b/>
+          <w:sz w:val="21"/>
+        </w:rPr>
+        <w:t>sin causa</w:t>
+      </w:r>
+      <w:r>
+        <w:rPr>
+          <w:b w:val="0"/>
+          <w:sz w:val="21"/>
+        </w:rPr>
+        <w:t xml:space="preserve">. Ver </w:t>
+      </w:r>
+      <w:r>
+        <w:rPr>
+          <w:b/>
+          <w:sz w:val="21"/>
+        </w:rPr>
+        <w:t>§11</w:t>
+      </w:r>
+      <w:r>
+        <w:rPr>
+          <w:b w:val="0"/>
+          <w:sz w:val="21"/>
+        </w:rPr>
+        <w:t>.</w:t>
+      </w:r>
+    </w:p>
+    <w:p>
+      <w:pPr>
+        <w:pStyle w:val="ListBullet"/>
+        <w:spacing w:after="60"/>
+        <w:ind w:left="360"/>
+      </w:pPr>
+      <w:r>
+        <w:rPr>
+          <w:b/>
+          <w:sz w:val="21"/>
+        </w:rPr>
+        <w:t>Aquí la barrera hacia el pin del micro existe y está bien puesta</w:t>
+      </w:r>
+      <w:r>
+        <w:rPr>
+          <w:b w:val="0"/>
+          <w:sz w:val="21"/>
+        </w:rPr>
+        <w:t xml:space="preserve"> — es exactamente lo contrario</w:t>
+      </w:r>
+    </w:p>
+    <w:p>
+      <w:pPr>
+        <w:spacing w:after="120"/>
+      </w:pPr>
+      <w:r>
+        <w:rPr>
+          <w:b w:val="0"/>
+          <w:sz w:val="21"/>
+        </w:rPr>
+        <w:t>de lo que ocurre con las cinco entradas de campo (</w:t>
       </w:r>
       <w:r>
         <w:rPr>
@@ -25512,7 +26235,7 @@
           <w:b w:val="0"/>
           <w:sz w:val="21"/>
         </w:rPr>
-        <w:t>): aquí la barrera existe y está bien puesta.</w:t>
+        <w:t>).</w:t>
       </w:r>
     </w:p>
     <w:p>
@@ -25702,7 +26425,7 @@
                 <w:b/>
                 <w:sz w:val="19"/>
               </w:rPr>
-              <w:t>el STM32 no corre peligro</w:t>
+              <w:t>el pin del STM32 no corre peligro</w:t>
             </w:r>
             <w:r>
               <w:rPr>
@@ -25723,7 +26446,21 @@
                 <w:b w:val="0"/>
                 <w:sz w:val="19"/>
               </w:rPr>
-              <w:t xml:space="preserve"> lo aísla. Ese es el mérito del diseño y por eso se dice arriba</w:t>
+              <w:t xml:space="preserve"> separa la pata del micro del nodo de puerta. Ese es el mérito del diseño. 🔴 </w:t>
+            </w:r>
+            <w:r>
+              <w:rPr>
+                <w:b/>
+                <w:sz w:val="19"/>
+              </w:rPr>
+              <w:t>Lo que sí llega igual: la masa.</w:t>
+            </w:r>
+            <w:r>
+              <w:rPr>
+                <w:b w:val="0"/>
+                <w:sz w:val="19"/>
+              </w:rPr>
+              <w:t xml:space="preserve"> Ver §11</w:t>
             </w:r>
           </w:p>
         </w:tc>
@@ -25842,6 +26579,5963 @@
           <w:sz w:val="21"/>
         </w:rPr>
         <w:t>se le cuelgue un motor grande.</w:t>
+      </w:r>
+    </w:p>
+    <w:p>
+      <w:pPr>
+        <w:spacing w:after="80"/>
+      </w:pPr>
+    </w:p>
+    <w:p>
+      <w:pPr>
+        <w:spacing w:before="280" w:after="120"/>
+      </w:pPr>
+      <w:r>
+        <w:rPr>
+          <w:b/>
+          <w:color w:val="003366"/>
+          <w:sz w:val="26"/>
+        </w:rPr>
+        <w:t>11. 🧭 EL CENSO DE COBRE DEL 05/09 — lo que las diez borneras de potencia hacen de verdad</w:t>
+      </w:r>
+    </w:p>
+    <w:p>
+      <w:pPr>
+        <w:spacing w:after="160"/>
+        <w:ind w:left="360"/>
+        <w:shd w:val="clear" w:fill="FFF4E5"/>
+      </w:pPr>
+      <w:r>
+        <w:rPr>
+          <w:b/>
+          <w:color w:val="960000"/>
+          <w:sz w:val="20"/>
+        </w:rPr>
+        <w:t>Todo este apartado sale de UN fichero: `01_Firmware/Controladora_Semaforos/Controladora_Semaforos/Controladora_Semaforos.kicad_pcb` (2.158.421 B) y de su `.kicad_sch`.</w:t>
+      </w:r>
+      <w:r>
+        <w:rPr>
+          <w:b w:val="0"/>
+          <w:color w:val="960000"/>
+          <w:sz w:val="20"/>
+        </w:rPr>
+        <w:t xml:space="preserve"> Es cobre, no esquema de bloques. Los comandos van pegados para que cualquiera los repita, y </w:t>
+      </w:r>
+      <w:r>
+        <w:rPr>
+          <w:b/>
+          <w:color w:val="960000"/>
+          <w:sz w:val="20"/>
+        </w:rPr>
+        <w:t>cada uno se corrió antes de escribirlo</w:t>
+      </w:r>
+      <w:r>
+        <w:rPr>
+          <w:b w:val="0"/>
+          <w:color w:val="960000"/>
+          <w:sz w:val="20"/>
+        </w:rPr>
+        <w:t>.</w:t>
+      </w:r>
+    </w:p>
+    <w:p>
+      <w:pPr>
+        <w:spacing w:before="200" w:after="120"/>
+      </w:pPr>
+      <w:r>
+        <w:rPr>
+          <w:b/>
+          <w:color w:val="003366"/>
+          <w:sz w:val="23"/>
+        </w:rPr>
+        <w:t>11.0 ⚠️ Antes de nada: el buscador de este fichero engaña, y ya publicó una mentira</w:t>
+      </w:r>
+    </w:p>
+    <w:p>
+      <w:pPr>
+        <w:spacing w:after="120"/>
+      </w:pPr>
+      <w:r>
+        <w:rPr>
+          <w:b w:val="0"/>
+          <w:sz w:val="21"/>
+        </w:rPr>
+        <w:t xml:space="preserve">KiCad separa sus tokens con </w:t>
+      </w:r>
+      <w:r>
+        <w:rPr>
+          <w:b/>
+          <w:sz w:val="21"/>
+        </w:rPr>
+        <w:t>tabulador y salto de línea</w:t>
+      </w:r>
+      <w:r>
+        <w:rPr>
+          <w:b w:val="0"/>
+          <w:sz w:val="21"/>
+        </w:rPr>
+        <w:t>, no con espacio. Buscar la pista con un</w:t>
+      </w:r>
+    </w:p>
+    <w:p>
+      <w:pPr>
+        <w:spacing w:after="120"/>
+      </w:pPr>
+      <w:r>
+        <w:rPr>
+          <w:b w:val="0"/>
+          <w:sz w:val="21"/>
+        </w:rPr>
+        <w:t xml:space="preserve">espacio detrás da </w:t>
+      </w:r>
+      <w:r>
+        <w:rPr>
+          <w:b/>
+          <w:sz w:val="21"/>
+        </w:rPr>
+        <w:t>cero</w:t>
+      </w:r>
+      <w:r>
+        <w:rPr>
+          <w:b w:val="0"/>
+          <w:sz w:val="21"/>
+        </w:rPr>
+        <w:t>, y un cero se lee como *«no hay»*:</w:t>
+      </w:r>
+    </w:p>
+    <w:p>
+      <w:pPr>
+        <w:spacing w:after="200"/>
+        <w:ind w:left="288"/>
+        <w:shd w:val="clear" w:fill="F4F4F4"/>
+      </w:pPr>
+      <w:r>
+        <w:rPr>
+          <w:rFonts w:ascii="Consolas" w:hAnsi="Consolas"/>
+          <w:sz w:val="18"/>
+        </w:rPr>
+        <w:t>$ grep -c "(segment " Controladora_Semaforos.kicad_pcb</w:t>
+        <w:br/>
+        <w:t>0                                    &lt;-- FALSO</w:t>
+        <w:br/>
+        <w:t>$ grep -oE "\(segment\b" Controladora_Semaforos.kicad_pcb | wc -l</w:t>
+        <w:br/>
+        <w:t>1447                                 &lt;-- REAL</w:t>
+      </w:r>
+    </w:p>
+    <w:p>
+      <w:pPr>
+        <w:spacing w:after="120"/>
+      </w:pPr>
+      <w:r>
+        <w:rPr>
+          <w:b w:val="0"/>
+          <w:sz w:val="21"/>
+        </w:rPr>
+        <w:t xml:space="preserve">Sobre ese cero se llegó a publicar que el fichero de cobre estaba </w:t>
+      </w:r>
+      <w:r>
+        <w:rPr>
+          <w:b/>
+          <w:sz w:val="21"/>
+        </w:rPr>
+        <w:t>VACÍO</w:t>
+      </w:r>
+      <w:r>
+        <w:rPr>
+          <w:b w:val="0"/>
+          <w:sz w:val="21"/>
+        </w:rPr>
+        <w:t>. No lo está: **185</w:t>
+      </w:r>
+    </w:p>
+    <w:p>
+      <w:pPr>
+        <w:spacing w:after="120"/>
+      </w:pPr>
+      <w:r>
+        <w:rPr>
+          <w:b w:val="0"/>
+          <w:sz w:val="21"/>
+        </w:rPr>
+        <w:t>huellas, 1.447 pistas, 89 vías, 485 pads y 117 redes</w:t>
+      </w:r>
+      <w:r>
+        <w:rPr>
+          <w:b/>
+          <w:sz w:val="21"/>
+        </w:rPr>
+        <w:t xml:space="preserve">, más un plano de masa. </w:t>
+      </w:r>
+      <w:r>
+        <w:rPr>
+          <w:b w:val="0"/>
+          <w:sz w:val="21"/>
+        </w:rPr>
+        <w:t>Quien repita este</w:t>
+      </w:r>
+    </w:p>
+    <w:p>
+      <w:pPr>
+        <w:spacing w:after="120"/>
+      </w:pPr>
+      <w:r>
+        <w:rPr>
+          <w:b w:val="0"/>
+          <w:sz w:val="21"/>
+        </w:rPr>
+        <w:t xml:space="preserve">censo usa </w:t>
+      </w:r>
+      <w:r>
+        <w:rPr>
+          <w:rFonts w:ascii="Consolas" w:hAnsi="Consolas"/>
+          <w:sz w:val="21"/>
+        </w:rPr>
+        <w:t>\b</w:t>
+      </w:r>
+      <w:r>
+        <w:rPr>
+          <w:b w:val="0"/>
+          <w:sz w:val="21"/>
+        </w:rPr>
+        <w:t>, nunca un espacio** — y si le sale un cero, mide el fichero por otro camino antes de</w:t>
+      </w:r>
+    </w:p>
+    <w:p>
+      <w:pPr>
+        <w:spacing w:after="120"/>
+      </w:pPr>
+      <w:r>
+        <w:rPr>
+          <w:b w:val="0"/>
+          <w:sz w:val="21"/>
+        </w:rPr>
+        <w:t>escribir que algo falta.</w:t>
+      </w:r>
+    </w:p>
+    <w:p>
+      <w:pPr>
+        <w:spacing w:before="200" w:after="120"/>
+      </w:pPr>
+      <w:r>
+        <w:rPr>
+          <w:b/>
+          <w:color w:val="003366"/>
+          <w:sz w:val="23"/>
+        </w:rPr>
+        <w:t>11.1 Las DIEZ cadenas de potencia, una por fila</w:t>
+      </w:r>
+    </w:p>
+    <w:p>
+      <w:pPr>
+        <w:spacing w:after="120"/>
+      </w:pPr>
+      <w:r>
+        <w:rPr>
+          <w:b w:val="0"/>
+          <w:sz w:val="21"/>
+        </w:rPr>
+        <w:t xml:space="preserve">Todas son </w:t>
+      </w:r>
+      <w:r>
+        <w:rPr>
+          <w:b/>
+          <w:sz w:val="21"/>
+        </w:rPr>
+        <w:t>el mismo molde</w:t>
+      </w:r>
+      <w:r>
+        <w:rPr>
+          <w:b w:val="0"/>
+          <w:sz w:val="21"/>
+        </w:rPr>
+        <w:t xml:space="preserve">: pin del </w:t>
+      </w:r>
+      <w:r>
+        <w:rPr>
+          <w:rFonts w:ascii="Consolas" w:hAnsi="Consolas"/>
+          <w:sz w:val="21"/>
+        </w:rPr>
+        <w:t>U1</w:t>
+      </w:r>
+      <w:r>
+        <w:rPr>
+          <w:b w:val="0"/>
+          <w:sz w:val="21"/>
+        </w:rPr>
+        <w:t xml:space="preserve"> → </w:t>
+      </w:r>
+      <w:r>
+        <w:rPr>
+          <w:rFonts w:ascii="Consolas" w:hAnsi="Consolas"/>
+          <w:sz w:val="21"/>
+        </w:rPr>
+        <w:t>R</w:t>
+      </w:r>
+      <w:r>
+        <w:rPr>
+          <w:b w:val="0"/>
+          <w:sz w:val="21"/>
+        </w:rPr>
+        <w:t xml:space="preserve"> 220 Ω → opto </w:t>
+      </w:r>
+      <w:r>
+        <w:rPr>
+          <w:rFonts w:ascii="Consolas" w:hAnsi="Consolas"/>
+          <w:sz w:val="21"/>
+        </w:rPr>
+        <w:t>TLP127</w:t>
+      </w:r>
+      <w:r>
+        <w:rPr>
+          <w:b w:val="0"/>
+          <w:sz w:val="21"/>
+        </w:rPr>
+        <w:t xml:space="preserve"> → </w:t>
+      </w:r>
+      <w:r>
+        <w:rPr>
+          <w:rFonts w:ascii="Consolas" w:hAnsi="Consolas"/>
+          <w:sz w:val="21"/>
+        </w:rPr>
+        <w:t>R</w:t>
+      </w:r>
+      <w:r>
+        <w:rPr>
+          <w:b w:val="0"/>
+          <w:sz w:val="21"/>
+        </w:rPr>
+        <w:t xml:space="preserve"> 10 K a masa + </w:t>
+      </w:r>
+      <w:r>
+        <w:rPr>
+          <w:rFonts w:ascii="Consolas" w:hAnsi="Consolas"/>
+          <w:sz w:val="21"/>
+        </w:rPr>
+        <w:t>R</w:t>
+      </w:r>
+    </w:p>
+    <w:p>
+      <w:pPr>
+        <w:spacing w:after="120"/>
+      </w:pPr>
+      <w:r>
+        <w:rPr>
+          <w:b w:val="0"/>
+          <w:sz w:val="21"/>
+        </w:rPr>
+        <w:t xml:space="preserve">220 Ω a la puerta → MOSFET </w:t>
+      </w:r>
+      <w:r>
+        <w:rPr>
+          <w:rFonts w:ascii="Consolas" w:hAnsi="Consolas"/>
+          <w:sz w:val="21"/>
+        </w:rPr>
+        <w:t>IRLZ44N</w:t>
+      </w:r>
+      <w:r>
+        <w:rPr>
+          <w:b w:val="0"/>
+          <w:sz w:val="21"/>
+        </w:rPr>
+        <w:t xml:space="preserve"> de lado bajo → bornera, con </w:t>
+      </w:r>
+      <w:r>
+        <w:rPr>
+          <w:rFonts w:ascii="Consolas" w:hAnsi="Consolas"/>
+          <w:sz w:val="21"/>
+        </w:rPr>
+        <w:t>1N4148</w:t>
+      </w:r>
+      <w:r>
+        <w:rPr>
+          <w:b w:val="0"/>
+          <w:sz w:val="21"/>
+        </w:rPr>
+        <w:t xml:space="preserve"> de rueda libre al riel de</w:t>
+      </w:r>
+    </w:p>
+    <w:p>
+      <w:pPr>
+        <w:spacing w:after="120"/>
+      </w:pPr>
+      <w:r>
+        <w:rPr>
+          <w:b w:val="0"/>
+          <w:sz w:val="21"/>
+        </w:rPr>
+        <w:t>12 V.</w:t>
+      </w:r>
+    </w:p>
+    <w:tbl>
+      <w:tblPr>
+        <w:tblStyle w:val="TableGrid"/>
+        <w:tblW w:type="auto" w:w="0"/>
+        <w:tblLook w:firstColumn="1" w:firstRow="1" w:lastColumn="0" w:lastRow="0" w:noHBand="0" w:noVBand="1" w:val="04A0"/>
+      </w:tblPr>
+      <w:tblGrid>
+        <w:gridCol w:w="1337"/>
+        <w:gridCol w:w="1337"/>
+        <w:gridCol w:w="1337"/>
+        <w:gridCol w:w="1337"/>
+        <w:gridCol w:w="1337"/>
+        <w:gridCol w:w="1337"/>
+        <w:gridCol w:w="1337"/>
+      </w:tblGrid>
+      <w:tr>
+        <w:tc>
+          <w:tcPr>
+            <w:tcW w:type="dxa" w:w="1337"/>
+            <w:shd w:val="clear" w:fill="DCE6F1"/>
+          </w:tcPr>
+          <w:p>
+            <w:r/>
+            <w:r>
+              <w:rPr>
+                <w:b/>
+                <w:sz w:val="19"/>
+              </w:rPr>
+              <w:t>MOSFET</w:t>
+            </w:r>
+          </w:p>
+        </w:tc>
+        <w:tc>
+          <w:tcPr>
+            <w:tcW w:type="dxa" w:w="1337"/>
+            <w:shd w:val="clear" w:fill="DCE6F1"/>
+          </w:tcPr>
+          <w:p>
+            <w:r/>
+            <w:r>
+              <w:rPr>
+                <w:b/>
+                <w:sz w:val="19"/>
+              </w:rPr>
+              <w:t>bornera</w:t>
+            </w:r>
+          </w:p>
+        </w:tc>
+        <w:tc>
+          <w:tcPr>
+            <w:tcW w:type="dxa" w:w="1337"/>
+            <w:shd w:val="clear" w:fill="DCE6F1"/>
+          </w:tcPr>
+          <w:p>
+            <w:r/>
+            <w:r>
+              <w:rPr>
+                <w:b/>
+                <w:sz w:val="19"/>
+              </w:rPr>
+              <w:t>pin U1</w:t>
+            </w:r>
+          </w:p>
+        </w:tc>
+        <w:tc>
+          <w:tcPr>
+            <w:tcW w:type="dxa" w:w="1337"/>
+            <w:shd w:val="clear" w:fill="DCE6F1"/>
+          </w:tcPr>
+          <w:p>
+            <w:r/>
+            <w:r>
+              <w:rPr>
+                <w:b/>
+                <w:sz w:val="19"/>
+              </w:rPr>
+              <w:t>GPIO</w:t>
+            </w:r>
+          </w:p>
+        </w:tc>
+        <w:tc>
+          <w:tcPr>
+            <w:tcW w:type="dxa" w:w="1337"/>
+            <w:shd w:val="clear" w:fill="DCE6F1"/>
+          </w:tcPr>
+          <w:p>
+            <w:r/>
+            <w:r>
+              <w:rPr>
+                <w:b/>
+                <w:sz w:val="19"/>
+              </w:rPr>
+              <w:t>red</w:t>
+            </w:r>
+          </w:p>
+        </w:tc>
+        <w:tc>
+          <w:tcPr>
+            <w:tcW w:type="dxa" w:w="1337"/>
+            <w:shd w:val="clear" w:fill="DCE6F1"/>
+          </w:tcPr>
+          <w:p>
+            <w:r/>
+            <w:r>
+              <w:rPr>
+                <w:b/>
+                <w:sz w:val="19"/>
+              </w:rPr>
+              <w:t>opto</w:t>
+            </w:r>
+          </w:p>
+        </w:tc>
+        <w:tc>
+          <w:tcPr>
+            <w:tcW w:type="dxa" w:w="1337"/>
+            <w:shd w:val="clear" w:fill="DCE6F1"/>
+          </w:tcPr>
+          <w:p>
+            <w:r/>
+            <w:r>
+              <w:rPr>
+                <w:b/>
+                <w:sz w:val="19"/>
+              </w:rPr>
+              <w:t>firmware que lo mueve</w:t>
+            </w:r>
+          </w:p>
+        </w:tc>
+      </w:tr>
+      <w:tr>
+        <w:tc>
+          <w:tcPr>
+            <w:tcW w:type="dxa" w:w="1337"/>
+          </w:tcPr>
+          <w:p>
+            <w:r/>
+            <w:r>
+              <w:rPr>
+                <w:rFonts w:ascii="Consolas" w:hAnsi="Consolas"/>
+                <w:sz w:val="19"/>
+              </w:rPr>
+              <w:t>Q1</w:t>
+            </w:r>
+          </w:p>
+        </w:tc>
+        <w:tc>
+          <w:tcPr>
+            <w:tcW w:type="dxa" w:w="1337"/>
+          </w:tcPr>
+          <w:p>
+            <w:r/>
+            <w:r>
+              <w:rPr>
+                <w:rFonts w:ascii="Consolas" w:hAnsi="Consolas"/>
+                <w:sz w:val="19"/>
+              </w:rPr>
+              <w:t>J3</w:t>
+            </w:r>
+          </w:p>
+        </w:tc>
+        <w:tc>
+          <w:tcPr>
+            <w:tcW w:type="dxa" w:w="1337"/>
+          </w:tcPr>
+          <w:p>
+            <w:r/>
+            <w:r>
+              <w:rPr>
+                <w:b w:val="0"/>
+                <w:sz w:val="19"/>
+              </w:rPr>
+              <w:t>10</w:t>
+            </w:r>
+          </w:p>
+        </w:tc>
+        <w:tc>
+          <w:tcPr>
+            <w:tcW w:type="dxa" w:w="1337"/>
+          </w:tcPr>
+          <w:p>
+            <w:r/>
+            <w:r>
+              <w:rPr>
+                <w:rFonts w:ascii="Consolas" w:hAnsi="Consolas"/>
+                <w:sz w:val="19"/>
+              </w:rPr>
+              <w:t>PA0</w:t>
+            </w:r>
+          </w:p>
+        </w:tc>
+        <w:tc>
+          <w:tcPr>
+            <w:tcW w:type="dxa" w:w="1337"/>
+          </w:tcPr>
+          <w:p>
+            <w:r/>
+            <w:r>
+              <w:rPr>
+                <w:rFonts w:ascii="Consolas" w:hAnsi="Consolas"/>
+                <w:sz w:val="19"/>
+              </w:rPr>
+              <w:t>/S1</w:t>
+            </w:r>
+          </w:p>
+        </w:tc>
+        <w:tc>
+          <w:tcPr>
+            <w:tcW w:type="dxa" w:w="1337"/>
+          </w:tcPr>
+          <w:p>
+            <w:r/>
+            <w:r>
+              <w:rPr>
+                <w:rFonts w:ascii="Consolas" w:hAnsi="Consolas"/>
+                <w:sz w:val="19"/>
+              </w:rPr>
+              <w:t>U6</w:t>
+            </w:r>
+          </w:p>
+        </w:tc>
+        <w:tc>
+          <w:tcPr>
+            <w:tcW w:type="dxa" w:w="1337"/>
+          </w:tcPr>
+          <w:p>
+            <w:r/>
+            <w:r>
+              <w:rPr>
+                <w:b w:val="0"/>
+                <w:sz w:val="19"/>
+              </w:rPr>
+              <w:t xml:space="preserve">✅ </w:t>
+            </w:r>
+            <w:r>
+              <w:rPr>
+                <w:rFonts w:ascii="Consolas" w:hAnsi="Consolas"/>
+                <w:sz w:val="19"/>
+              </w:rPr>
+              <w:t>ROJO1</w:t>
+            </w:r>
+          </w:p>
+        </w:tc>
+      </w:tr>
+      <w:tr>
+        <w:tc>
+          <w:tcPr>
+            <w:tcW w:type="dxa" w:w="1337"/>
+          </w:tcPr>
+          <w:p>
+            <w:r/>
+            <w:r>
+              <w:rPr>
+                <w:rFonts w:ascii="Consolas" w:hAnsi="Consolas"/>
+                <w:sz w:val="19"/>
+              </w:rPr>
+              <w:t>Q2</w:t>
+            </w:r>
+          </w:p>
+        </w:tc>
+        <w:tc>
+          <w:tcPr>
+            <w:tcW w:type="dxa" w:w="1337"/>
+          </w:tcPr>
+          <w:p>
+            <w:r/>
+            <w:r>
+              <w:rPr>
+                <w:rFonts w:ascii="Consolas" w:hAnsi="Consolas"/>
+                <w:sz w:val="19"/>
+              </w:rPr>
+              <w:t>J4</w:t>
+            </w:r>
+          </w:p>
+        </w:tc>
+        <w:tc>
+          <w:tcPr>
+            <w:tcW w:type="dxa" w:w="1337"/>
+          </w:tcPr>
+          <w:p>
+            <w:r/>
+            <w:r>
+              <w:rPr>
+                <w:b w:val="0"/>
+                <w:sz w:val="19"/>
+              </w:rPr>
+              <w:t>11</w:t>
+            </w:r>
+          </w:p>
+        </w:tc>
+        <w:tc>
+          <w:tcPr>
+            <w:tcW w:type="dxa" w:w="1337"/>
+          </w:tcPr>
+          <w:p>
+            <w:r/>
+            <w:r>
+              <w:rPr>
+                <w:rFonts w:ascii="Consolas" w:hAnsi="Consolas"/>
+                <w:sz w:val="19"/>
+              </w:rPr>
+              <w:t>PA1</w:t>
+            </w:r>
+          </w:p>
+        </w:tc>
+        <w:tc>
+          <w:tcPr>
+            <w:tcW w:type="dxa" w:w="1337"/>
+          </w:tcPr>
+          <w:p>
+            <w:r/>
+            <w:r>
+              <w:rPr>
+                <w:rFonts w:ascii="Consolas" w:hAnsi="Consolas"/>
+                <w:sz w:val="19"/>
+              </w:rPr>
+              <w:t>/S2</w:t>
+            </w:r>
+          </w:p>
+        </w:tc>
+        <w:tc>
+          <w:tcPr>
+            <w:tcW w:type="dxa" w:w="1337"/>
+          </w:tcPr>
+          <w:p>
+            <w:r/>
+            <w:r>
+              <w:rPr>
+                <w:rFonts w:ascii="Consolas" w:hAnsi="Consolas"/>
+                <w:sz w:val="19"/>
+              </w:rPr>
+              <w:t>U7</w:t>
+            </w:r>
+          </w:p>
+        </w:tc>
+        <w:tc>
+          <w:tcPr>
+            <w:tcW w:type="dxa" w:w="1337"/>
+          </w:tcPr>
+          <w:p>
+            <w:r/>
+            <w:r>
+              <w:rPr>
+                <w:b w:val="0"/>
+                <w:sz w:val="19"/>
+              </w:rPr>
+              <w:t xml:space="preserve">✅ </w:t>
+            </w:r>
+            <w:r>
+              <w:rPr>
+                <w:rFonts w:ascii="Consolas" w:hAnsi="Consolas"/>
+                <w:sz w:val="19"/>
+              </w:rPr>
+              <w:t>AMARILLO1</w:t>
+            </w:r>
+          </w:p>
+        </w:tc>
+      </w:tr>
+      <w:tr>
+        <w:tc>
+          <w:tcPr>
+            <w:tcW w:type="dxa" w:w="1337"/>
+          </w:tcPr>
+          <w:p>
+            <w:r/>
+            <w:r>
+              <w:rPr>
+                <w:rFonts w:ascii="Consolas" w:hAnsi="Consolas"/>
+                <w:sz w:val="19"/>
+              </w:rPr>
+              <w:t>Q3</w:t>
+            </w:r>
+          </w:p>
+        </w:tc>
+        <w:tc>
+          <w:tcPr>
+            <w:tcW w:type="dxa" w:w="1337"/>
+          </w:tcPr>
+          <w:p>
+            <w:r/>
+            <w:r>
+              <w:rPr>
+                <w:rFonts w:ascii="Consolas" w:hAnsi="Consolas"/>
+                <w:sz w:val="19"/>
+              </w:rPr>
+              <w:t>J5</w:t>
+            </w:r>
+          </w:p>
+        </w:tc>
+        <w:tc>
+          <w:tcPr>
+            <w:tcW w:type="dxa" w:w="1337"/>
+          </w:tcPr>
+          <w:p>
+            <w:r/>
+            <w:r>
+              <w:rPr>
+                <w:b w:val="0"/>
+                <w:sz w:val="19"/>
+              </w:rPr>
+              <w:t>12</w:t>
+            </w:r>
+          </w:p>
+        </w:tc>
+        <w:tc>
+          <w:tcPr>
+            <w:tcW w:type="dxa" w:w="1337"/>
+          </w:tcPr>
+          <w:p>
+            <w:r/>
+            <w:r>
+              <w:rPr>
+                <w:rFonts w:ascii="Consolas" w:hAnsi="Consolas"/>
+                <w:sz w:val="19"/>
+              </w:rPr>
+              <w:t>PA2</w:t>
+            </w:r>
+          </w:p>
+        </w:tc>
+        <w:tc>
+          <w:tcPr>
+            <w:tcW w:type="dxa" w:w="1337"/>
+          </w:tcPr>
+          <w:p>
+            <w:r/>
+            <w:r>
+              <w:rPr>
+                <w:rFonts w:ascii="Consolas" w:hAnsi="Consolas"/>
+                <w:sz w:val="19"/>
+              </w:rPr>
+              <w:t>/S3</w:t>
+            </w:r>
+          </w:p>
+        </w:tc>
+        <w:tc>
+          <w:tcPr>
+            <w:tcW w:type="dxa" w:w="1337"/>
+          </w:tcPr>
+          <w:p>
+            <w:r/>
+            <w:r>
+              <w:rPr>
+                <w:rFonts w:ascii="Consolas" w:hAnsi="Consolas"/>
+                <w:sz w:val="19"/>
+              </w:rPr>
+              <w:t>U8</w:t>
+            </w:r>
+          </w:p>
+        </w:tc>
+        <w:tc>
+          <w:tcPr>
+            <w:tcW w:type="dxa" w:w="1337"/>
+          </w:tcPr>
+          <w:p>
+            <w:r/>
+            <w:r>
+              <w:rPr>
+                <w:b w:val="0"/>
+                <w:sz w:val="19"/>
+              </w:rPr>
+              <w:t xml:space="preserve">✅ </w:t>
+            </w:r>
+            <w:r>
+              <w:rPr>
+                <w:rFonts w:ascii="Consolas" w:hAnsi="Consolas"/>
+                <w:sz w:val="19"/>
+              </w:rPr>
+              <w:t>VERDE1</w:t>
+            </w:r>
+          </w:p>
+        </w:tc>
+      </w:tr>
+      <w:tr>
+        <w:tc>
+          <w:tcPr>
+            <w:tcW w:type="dxa" w:w="1337"/>
+          </w:tcPr>
+          <w:p>
+            <w:r/>
+            <w:r>
+              <w:rPr>
+                <w:rFonts w:ascii="Consolas" w:hAnsi="Consolas"/>
+                <w:sz w:val="19"/>
+              </w:rPr>
+              <w:t>Q4</w:t>
+            </w:r>
+          </w:p>
+        </w:tc>
+        <w:tc>
+          <w:tcPr>
+            <w:tcW w:type="dxa" w:w="1337"/>
+          </w:tcPr>
+          <w:p>
+            <w:r/>
+            <w:r>
+              <w:rPr>
+                <w:rFonts w:ascii="Consolas" w:hAnsi="Consolas"/>
+                <w:sz w:val="19"/>
+              </w:rPr>
+              <w:t>J6</w:t>
+            </w:r>
+          </w:p>
+        </w:tc>
+        <w:tc>
+          <w:tcPr>
+            <w:tcW w:type="dxa" w:w="1337"/>
+          </w:tcPr>
+          <w:p>
+            <w:r/>
+            <w:r>
+              <w:rPr>
+                <w:b w:val="0"/>
+                <w:sz w:val="19"/>
+              </w:rPr>
+              <w:t>13</w:t>
+            </w:r>
+          </w:p>
+        </w:tc>
+        <w:tc>
+          <w:tcPr>
+            <w:tcW w:type="dxa" w:w="1337"/>
+          </w:tcPr>
+          <w:p>
+            <w:r/>
+            <w:r>
+              <w:rPr>
+                <w:rFonts w:ascii="Consolas" w:hAnsi="Consolas"/>
+                <w:sz w:val="19"/>
+              </w:rPr>
+              <w:t>PA3</w:t>
+            </w:r>
+          </w:p>
+        </w:tc>
+        <w:tc>
+          <w:tcPr>
+            <w:tcW w:type="dxa" w:w="1337"/>
+          </w:tcPr>
+          <w:p>
+            <w:r/>
+            <w:r>
+              <w:rPr>
+                <w:rFonts w:ascii="Consolas" w:hAnsi="Consolas"/>
+                <w:sz w:val="19"/>
+              </w:rPr>
+              <w:t>/S4</w:t>
+            </w:r>
+          </w:p>
+        </w:tc>
+        <w:tc>
+          <w:tcPr>
+            <w:tcW w:type="dxa" w:w="1337"/>
+          </w:tcPr>
+          <w:p>
+            <w:r/>
+            <w:r>
+              <w:rPr>
+                <w:rFonts w:ascii="Consolas" w:hAnsi="Consolas"/>
+                <w:sz w:val="19"/>
+              </w:rPr>
+              <w:t>U9</w:t>
+            </w:r>
+          </w:p>
+        </w:tc>
+        <w:tc>
+          <w:tcPr>
+            <w:tcW w:type="dxa" w:w="1337"/>
+          </w:tcPr>
+          <w:p>
+            <w:r/>
+            <w:r>
+              <w:rPr>
+                <w:b w:val="0"/>
+                <w:sz w:val="19"/>
+              </w:rPr>
+              <w:t xml:space="preserve">✅ </w:t>
+            </w:r>
+            <w:r>
+              <w:rPr>
+                <w:rFonts w:ascii="Consolas" w:hAnsi="Consolas"/>
+                <w:sz w:val="19"/>
+              </w:rPr>
+              <w:t>ROJO2</w:t>
+            </w:r>
+          </w:p>
+        </w:tc>
+      </w:tr>
+      <w:tr>
+        <w:tc>
+          <w:tcPr>
+            <w:tcW w:type="dxa" w:w="1337"/>
+          </w:tcPr>
+          <w:p>
+            <w:r/>
+            <w:r>
+              <w:rPr>
+                <w:rFonts w:ascii="Consolas" w:hAnsi="Consolas"/>
+                <w:sz w:val="19"/>
+              </w:rPr>
+              <w:t>Q5</w:t>
+            </w:r>
+          </w:p>
+        </w:tc>
+        <w:tc>
+          <w:tcPr>
+            <w:tcW w:type="dxa" w:w="1337"/>
+          </w:tcPr>
+          <w:p>
+            <w:r/>
+            <w:r>
+              <w:rPr>
+                <w:rFonts w:ascii="Consolas" w:hAnsi="Consolas"/>
+                <w:sz w:val="19"/>
+              </w:rPr>
+              <w:t>J7</w:t>
+            </w:r>
+          </w:p>
+        </w:tc>
+        <w:tc>
+          <w:tcPr>
+            <w:tcW w:type="dxa" w:w="1337"/>
+          </w:tcPr>
+          <w:p>
+            <w:r/>
+            <w:r>
+              <w:rPr>
+                <w:b w:val="0"/>
+                <w:sz w:val="19"/>
+              </w:rPr>
+              <w:t>14</w:t>
+            </w:r>
+          </w:p>
+        </w:tc>
+        <w:tc>
+          <w:tcPr>
+            <w:tcW w:type="dxa" w:w="1337"/>
+          </w:tcPr>
+          <w:p>
+            <w:r/>
+            <w:r>
+              <w:rPr>
+                <w:rFonts w:ascii="Consolas" w:hAnsi="Consolas"/>
+                <w:sz w:val="19"/>
+              </w:rPr>
+              <w:t>PA4</w:t>
+            </w:r>
+          </w:p>
+        </w:tc>
+        <w:tc>
+          <w:tcPr>
+            <w:tcW w:type="dxa" w:w="1337"/>
+          </w:tcPr>
+          <w:p>
+            <w:r/>
+            <w:r>
+              <w:rPr>
+                <w:rFonts w:ascii="Consolas" w:hAnsi="Consolas"/>
+                <w:sz w:val="19"/>
+              </w:rPr>
+              <w:t>/S5</w:t>
+            </w:r>
+          </w:p>
+        </w:tc>
+        <w:tc>
+          <w:tcPr>
+            <w:tcW w:type="dxa" w:w="1337"/>
+          </w:tcPr>
+          <w:p>
+            <w:r/>
+            <w:r>
+              <w:rPr>
+                <w:rFonts w:ascii="Consolas" w:hAnsi="Consolas"/>
+                <w:sz w:val="19"/>
+              </w:rPr>
+              <w:t>U10</w:t>
+            </w:r>
+          </w:p>
+        </w:tc>
+        <w:tc>
+          <w:tcPr>
+            <w:tcW w:type="dxa" w:w="1337"/>
+          </w:tcPr>
+          <w:p>
+            <w:r/>
+            <w:r>
+              <w:rPr>
+                <w:b w:val="0"/>
+                <w:sz w:val="19"/>
+              </w:rPr>
+              <w:t xml:space="preserve">✅ </w:t>
+            </w:r>
+            <w:r>
+              <w:rPr>
+                <w:rFonts w:ascii="Consolas" w:hAnsi="Consolas"/>
+                <w:sz w:val="19"/>
+              </w:rPr>
+              <w:t>AMARILLO2</w:t>
+            </w:r>
+          </w:p>
+        </w:tc>
+      </w:tr>
+      <w:tr>
+        <w:tc>
+          <w:tcPr>
+            <w:tcW w:type="dxa" w:w="1337"/>
+          </w:tcPr>
+          <w:p>
+            <w:r/>
+            <w:r>
+              <w:rPr>
+                <w:rFonts w:ascii="Consolas" w:hAnsi="Consolas"/>
+                <w:sz w:val="19"/>
+              </w:rPr>
+              <w:t>Q6</w:t>
+            </w:r>
+          </w:p>
+        </w:tc>
+        <w:tc>
+          <w:tcPr>
+            <w:tcW w:type="dxa" w:w="1337"/>
+          </w:tcPr>
+          <w:p>
+            <w:r/>
+            <w:r>
+              <w:rPr>
+                <w:rFonts w:ascii="Consolas" w:hAnsi="Consolas"/>
+                <w:sz w:val="19"/>
+              </w:rPr>
+              <w:t>J8</w:t>
+            </w:r>
+          </w:p>
+        </w:tc>
+        <w:tc>
+          <w:tcPr>
+            <w:tcW w:type="dxa" w:w="1337"/>
+          </w:tcPr>
+          <w:p>
+            <w:r/>
+            <w:r>
+              <w:rPr>
+                <w:b w:val="0"/>
+                <w:sz w:val="19"/>
+              </w:rPr>
+              <w:t>15</w:t>
+            </w:r>
+          </w:p>
+        </w:tc>
+        <w:tc>
+          <w:tcPr>
+            <w:tcW w:type="dxa" w:w="1337"/>
+          </w:tcPr>
+          <w:p>
+            <w:r/>
+            <w:r>
+              <w:rPr>
+                <w:rFonts w:ascii="Consolas" w:hAnsi="Consolas"/>
+                <w:sz w:val="19"/>
+              </w:rPr>
+              <w:t>PA5</w:t>
+            </w:r>
+          </w:p>
+        </w:tc>
+        <w:tc>
+          <w:tcPr>
+            <w:tcW w:type="dxa" w:w="1337"/>
+          </w:tcPr>
+          <w:p>
+            <w:r/>
+            <w:r>
+              <w:rPr>
+                <w:rFonts w:ascii="Consolas" w:hAnsi="Consolas"/>
+                <w:sz w:val="19"/>
+              </w:rPr>
+              <w:t>/S6</w:t>
+            </w:r>
+          </w:p>
+        </w:tc>
+        <w:tc>
+          <w:tcPr>
+            <w:tcW w:type="dxa" w:w="1337"/>
+          </w:tcPr>
+          <w:p>
+            <w:r/>
+            <w:r>
+              <w:rPr>
+                <w:rFonts w:ascii="Consolas" w:hAnsi="Consolas"/>
+                <w:sz w:val="19"/>
+              </w:rPr>
+              <w:t>U11</w:t>
+            </w:r>
+          </w:p>
+        </w:tc>
+        <w:tc>
+          <w:tcPr>
+            <w:tcW w:type="dxa" w:w="1337"/>
+          </w:tcPr>
+          <w:p>
+            <w:r/>
+            <w:r>
+              <w:rPr>
+                <w:b w:val="0"/>
+                <w:sz w:val="19"/>
+              </w:rPr>
+              <w:t xml:space="preserve">✅ </w:t>
+            </w:r>
+            <w:r>
+              <w:rPr>
+                <w:rFonts w:ascii="Consolas" w:hAnsi="Consolas"/>
+                <w:sz w:val="19"/>
+              </w:rPr>
+              <w:t>VERDE2</w:t>
+            </w:r>
+          </w:p>
+        </w:tc>
+      </w:tr>
+      <w:tr>
+        <w:tc>
+          <w:tcPr>
+            <w:tcW w:type="dxa" w:w="1337"/>
+          </w:tcPr>
+          <w:p>
+            <w:r/>
+            <w:r>
+              <w:rPr>
+                <w:rFonts w:ascii="Consolas" w:hAnsi="Consolas"/>
+                <w:sz w:val="19"/>
+              </w:rPr>
+              <w:t>Q7</w:t>
+            </w:r>
+          </w:p>
+        </w:tc>
+        <w:tc>
+          <w:tcPr>
+            <w:tcW w:type="dxa" w:w="1337"/>
+          </w:tcPr>
+          <w:p>
+            <w:r/>
+            <w:r>
+              <w:rPr>
+                <w:rFonts w:ascii="Consolas" w:hAnsi="Consolas"/>
+                <w:sz w:val="19"/>
+              </w:rPr>
+              <w:t>J9</w:t>
+            </w:r>
+          </w:p>
+        </w:tc>
+        <w:tc>
+          <w:tcPr>
+            <w:tcW w:type="dxa" w:w="1337"/>
+          </w:tcPr>
+          <w:p>
+            <w:r/>
+            <w:r>
+              <w:rPr>
+                <w:b w:val="0"/>
+                <w:sz w:val="19"/>
+              </w:rPr>
+              <w:t>17</w:t>
+            </w:r>
+          </w:p>
+        </w:tc>
+        <w:tc>
+          <w:tcPr>
+            <w:tcW w:type="dxa" w:w="1337"/>
+          </w:tcPr>
+          <w:p>
+            <w:r/>
+            <w:r>
+              <w:rPr>
+                <w:rFonts w:ascii="Consolas" w:hAnsi="Consolas"/>
+                <w:sz w:val="19"/>
+              </w:rPr>
+              <w:t>PA7</w:t>
+            </w:r>
+          </w:p>
+        </w:tc>
+        <w:tc>
+          <w:tcPr>
+            <w:tcW w:type="dxa" w:w="1337"/>
+          </w:tcPr>
+          <w:p>
+            <w:r/>
+            <w:r>
+              <w:rPr>
+                <w:rFonts w:ascii="Consolas" w:hAnsi="Consolas"/>
+                <w:sz w:val="19"/>
+              </w:rPr>
+              <w:t>/S8</w:t>
+            </w:r>
+          </w:p>
+        </w:tc>
+        <w:tc>
+          <w:tcPr>
+            <w:tcW w:type="dxa" w:w="1337"/>
+          </w:tcPr>
+          <w:p>
+            <w:r/>
+            <w:r>
+              <w:rPr>
+                <w:rFonts w:ascii="Consolas" w:hAnsi="Consolas"/>
+                <w:sz w:val="19"/>
+              </w:rPr>
+              <w:t>U12</w:t>
+            </w:r>
+          </w:p>
+        </w:tc>
+        <w:tc>
+          <w:tcPr>
+            <w:tcW w:type="dxa" w:w="1337"/>
+          </w:tcPr>
+          <w:p>
+            <w:r/>
+            <w:r>
+              <w:rPr>
+                <w:b w:val="0"/>
+                <w:sz w:val="19"/>
+              </w:rPr>
+              <w:t xml:space="preserve">🔴 </w:t>
+            </w:r>
+            <w:r>
+              <w:rPr>
+                <w:b/>
+                <w:sz w:val="19"/>
+              </w:rPr>
+              <w:t>NADA</w:t>
+            </w:r>
+            <w:r>
+              <w:rPr>
+                <w:b w:val="0"/>
+                <w:sz w:val="19"/>
+              </w:rPr>
+              <w:t xml:space="preserve"> — </w:t>
+            </w:r>
+            <w:r>
+              <w:rPr>
+                <w:rFonts w:ascii="Consolas" w:hAnsi="Consolas"/>
+                <w:sz w:val="19"/>
+              </w:rPr>
+              <w:t>VERDE_PEATON</w:t>
+            </w:r>
+          </w:p>
+        </w:tc>
+      </w:tr>
+      <w:tr>
+        <w:tc>
+          <w:tcPr>
+            <w:tcW w:type="dxa" w:w="1337"/>
+          </w:tcPr>
+          <w:p>
+            <w:r/>
+            <w:r>
+              <w:rPr>
+                <w:rFonts w:ascii="Consolas" w:hAnsi="Consolas"/>
+                <w:sz w:val="19"/>
+              </w:rPr>
+              <w:t>Q9</w:t>
+            </w:r>
+          </w:p>
+        </w:tc>
+        <w:tc>
+          <w:tcPr>
+            <w:tcW w:type="dxa" w:w="1337"/>
+          </w:tcPr>
+          <w:p>
+            <w:r/>
+            <w:r>
+              <w:rPr>
+                <w:rFonts w:ascii="Consolas" w:hAnsi="Consolas"/>
+                <w:sz w:val="19"/>
+              </w:rPr>
+              <w:t>J11</w:t>
+            </w:r>
+          </w:p>
+        </w:tc>
+        <w:tc>
+          <w:tcPr>
+            <w:tcW w:type="dxa" w:w="1337"/>
+          </w:tcPr>
+          <w:p>
+            <w:r/>
+            <w:r>
+              <w:rPr>
+                <w:b w:val="0"/>
+                <w:sz w:val="19"/>
+              </w:rPr>
+              <w:t>16</w:t>
+            </w:r>
+          </w:p>
+        </w:tc>
+        <w:tc>
+          <w:tcPr>
+            <w:tcW w:type="dxa" w:w="1337"/>
+          </w:tcPr>
+          <w:p>
+            <w:r/>
+            <w:r>
+              <w:rPr>
+                <w:rFonts w:ascii="Consolas" w:hAnsi="Consolas"/>
+                <w:sz w:val="19"/>
+              </w:rPr>
+              <w:t>PA6</w:t>
+            </w:r>
+          </w:p>
+        </w:tc>
+        <w:tc>
+          <w:tcPr>
+            <w:tcW w:type="dxa" w:w="1337"/>
+          </w:tcPr>
+          <w:p>
+            <w:r/>
+            <w:r>
+              <w:rPr>
+                <w:rFonts w:ascii="Consolas" w:hAnsi="Consolas"/>
+                <w:sz w:val="19"/>
+              </w:rPr>
+              <w:t>/S7</w:t>
+            </w:r>
+          </w:p>
+        </w:tc>
+        <w:tc>
+          <w:tcPr>
+            <w:tcW w:type="dxa" w:w="1337"/>
+          </w:tcPr>
+          <w:p>
+            <w:r/>
+            <w:r>
+              <w:rPr>
+                <w:rFonts w:ascii="Consolas" w:hAnsi="Consolas"/>
+                <w:sz w:val="19"/>
+              </w:rPr>
+              <w:t>U14</w:t>
+            </w:r>
+          </w:p>
+        </w:tc>
+        <w:tc>
+          <w:tcPr>
+            <w:tcW w:type="dxa" w:w="1337"/>
+          </w:tcPr>
+          <w:p>
+            <w:r/>
+            <w:r>
+              <w:rPr>
+                <w:b w:val="0"/>
+                <w:sz w:val="19"/>
+              </w:rPr>
+              <w:t xml:space="preserve">🔴 </w:t>
+            </w:r>
+            <w:r>
+              <w:rPr>
+                <w:b/>
+                <w:sz w:val="19"/>
+              </w:rPr>
+              <w:t>NADA</w:t>
+            </w:r>
+            <w:r>
+              <w:rPr>
+                <w:b w:val="0"/>
+                <w:sz w:val="19"/>
+              </w:rPr>
+              <w:t xml:space="preserve"> — </w:t>
+            </w:r>
+            <w:r>
+              <w:rPr>
+                <w:rFonts w:ascii="Consolas" w:hAnsi="Consolas"/>
+                <w:sz w:val="19"/>
+              </w:rPr>
+              <w:t>ROJO_PEATON</w:t>
+            </w:r>
+          </w:p>
+        </w:tc>
+      </w:tr>
+      <w:tr>
+        <w:tc>
+          <w:tcPr>
+            <w:tcW w:type="dxa" w:w="1337"/>
+          </w:tcPr>
+          <w:p>
+            <w:r/>
+            <w:r>
+              <w:rPr>
+                <w:rFonts w:ascii="Consolas" w:hAnsi="Consolas"/>
+                <w:sz w:val="19"/>
+              </w:rPr>
+              <w:t>Q8</w:t>
+            </w:r>
+          </w:p>
+        </w:tc>
+        <w:tc>
+          <w:tcPr>
+            <w:tcW w:type="dxa" w:w="1337"/>
+          </w:tcPr>
+          <w:p>
+            <w:r/>
+            <w:r>
+              <w:rPr>
+                <w:rFonts w:ascii="Consolas" w:hAnsi="Consolas"/>
+                <w:sz w:val="19"/>
+              </w:rPr>
+              <w:t>J13</w:t>
+            </w:r>
+          </w:p>
+        </w:tc>
+        <w:tc>
+          <w:tcPr>
+            <w:tcW w:type="dxa" w:w="1337"/>
+          </w:tcPr>
+          <w:p>
+            <w:r/>
+            <w:r>
+              <w:rPr>
+                <w:b w:val="0"/>
+                <w:sz w:val="19"/>
+              </w:rPr>
+              <w:t>19</w:t>
+            </w:r>
+          </w:p>
+        </w:tc>
+        <w:tc>
+          <w:tcPr>
+            <w:tcW w:type="dxa" w:w="1337"/>
+          </w:tcPr>
+          <w:p>
+            <w:r/>
+            <w:r>
+              <w:rPr>
+                <w:rFonts w:ascii="Consolas" w:hAnsi="Consolas"/>
+                <w:sz w:val="19"/>
+              </w:rPr>
+              <w:t>PB1</w:t>
+            </w:r>
+          </w:p>
+        </w:tc>
+        <w:tc>
+          <w:tcPr>
+            <w:tcW w:type="dxa" w:w="1337"/>
+          </w:tcPr>
+          <w:p>
+            <w:r/>
+            <w:r>
+              <w:rPr>
+                <w:rFonts w:ascii="Consolas" w:hAnsi="Consolas"/>
+                <w:sz w:val="19"/>
+              </w:rPr>
+              <w:t>/Buzzer</w:t>
+            </w:r>
+          </w:p>
+        </w:tc>
+        <w:tc>
+          <w:tcPr>
+            <w:tcW w:type="dxa" w:w="1337"/>
+          </w:tcPr>
+          <w:p>
+            <w:r/>
+            <w:r>
+              <w:rPr>
+                <w:rFonts w:ascii="Consolas" w:hAnsi="Consolas"/>
+                <w:sz w:val="19"/>
+              </w:rPr>
+              <w:t>U13</w:t>
+            </w:r>
+          </w:p>
+        </w:tc>
+        <w:tc>
+          <w:tcPr>
+            <w:tcW w:type="dxa" w:w="1337"/>
+          </w:tcPr>
+          <w:p>
+            <w:r/>
+            <w:r>
+              <w:rPr>
+                <w:b w:val="0"/>
+                <w:sz w:val="19"/>
+              </w:rPr>
+              <w:t xml:space="preserve">🔴 </w:t>
+            </w:r>
+            <w:r>
+              <w:rPr>
+                <w:b/>
+                <w:sz w:val="19"/>
+              </w:rPr>
+              <w:t>NADA</w:t>
+            </w:r>
+            <w:r>
+              <w:rPr>
+                <w:b w:val="0"/>
+                <w:sz w:val="19"/>
+              </w:rPr>
+              <w:t xml:space="preserve"> — </w:t>
+            </w:r>
+            <w:r>
+              <w:rPr>
+                <w:rFonts w:ascii="Consolas" w:hAnsi="Consolas"/>
+                <w:sz w:val="19"/>
+              </w:rPr>
+              <w:t>BUZZER</w:t>
+            </w:r>
+          </w:p>
+        </w:tc>
+      </w:tr>
+      <w:tr>
+        <w:tc>
+          <w:tcPr>
+            <w:tcW w:type="dxa" w:w="1337"/>
+          </w:tcPr>
+          <w:p>
+            <w:r/>
+            <w:r>
+              <w:rPr>
+                <w:rFonts w:ascii="Consolas" w:hAnsi="Consolas"/>
+                <w:sz w:val="19"/>
+              </w:rPr>
+              <w:t>Q10</w:t>
+            </w:r>
+          </w:p>
+        </w:tc>
+        <w:tc>
+          <w:tcPr>
+            <w:tcW w:type="dxa" w:w="1337"/>
+          </w:tcPr>
+          <w:p>
+            <w:r/>
+            <w:r>
+              <w:rPr>
+                <w:rFonts w:ascii="Consolas" w:hAnsi="Consolas"/>
+                <w:sz w:val="19"/>
+              </w:rPr>
+              <w:t>J15</w:t>
+            </w:r>
+          </w:p>
+        </w:tc>
+        <w:tc>
+          <w:tcPr>
+            <w:tcW w:type="dxa" w:w="1337"/>
+          </w:tcPr>
+          <w:p>
+            <w:r/>
+            <w:r>
+              <w:rPr>
+                <w:b w:val="0"/>
+                <w:sz w:val="19"/>
+              </w:rPr>
+              <w:t>20</w:t>
+            </w:r>
+          </w:p>
+        </w:tc>
+        <w:tc>
+          <w:tcPr>
+            <w:tcW w:type="dxa" w:w="1337"/>
+          </w:tcPr>
+          <w:p>
+            <w:r/>
+            <w:r>
+              <w:rPr>
+                <w:rFonts w:ascii="Consolas" w:hAnsi="Consolas"/>
+                <w:sz w:val="19"/>
+              </w:rPr>
+              <w:t>PB2</w:t>
+            </w:r>
+          </w:p>
+        </w:tc>
+        <w:tc>
+          <w:tcPr>
+            <w:tcW w:type="dxa" w:w="1337"/>
+          </w:tcPr>
+          <w:p>
+            <w:r/>
+            <w:r>
+              <w:rPr>
+                <w:rFonts w:ascii="Consolas" w:hAnsi="Consolas"/>
+                <w:sz w:val="19"/>
+              </w:rPr>
+              <w:t>/Motor</w:t>
+            </w:r>
+          </w:p>
+        </w:tc>
+        <w:tc>
+          <w:tcPr>
+            <w:tcW w:type="dxa" w:w="1337"/>
+          </w:tcPr>
+          <w:p>
+            <w:r/>
+            <w:r>
+              <w:rPr>
+                <w:rFonts w:ascii="Consolas" w:hAnsi="Consolas"/>
+                <w:sz w:val="19"/>
+              </w:rPr>
+              <w:t>U15</w:t>
+            </w:r>
+          </w:p>
+        </w:tc>
+        <w:tc>
+          <w:tcPr>
+            <w:tcW w:type="dxa" w:w="1337"/>
+          </w:tcPr>
+          <w:p>
+            <w:r/>
+            <w:r>
+              <w:rPr>
+                <w:b w:val="0"/>
+                <w:sz w:val="19"/>
+              </w:rPr>
+              <w:t xml:space="preserve">✅ </w:t>
+            </w:r>
+            <w:r>
+              <w:rPr>
+                <w:rFonts w:ascii="Consolas" w:hAnsi="Consolas"/>
+                <w:sz w:val="19"/>
+              </w:rPr>
+              <w:t>MOTOR_TALANQUERA</w:t>
+            </w:r>
+            <w:r>
+              <w:rPr>
+                <w:b w:val="0"/>
+                <w:sz w:val="19"/>
+              </w:rPr>
+              <w:t>, probada en banco el 04/09</w:t>
+            </w:r>
+          </w:p>
+        </w:tc>
+      </w:tr>
+    </w:tbl>
+    <w:p>
+      <w:pPr>
+        <w:spacing w:after="120"/>
+      </w:pPr>
+    </w:p>
+    <w:p>
+      <w:pPr>
+        <w:spacing w:after="120"/>
+      </w:pPr>
+      <w:r>
+        <w:rPr>
+          <w:b/>
+          <w:sz w:val="21"/>
+        </w:rPr>
+        <w:t>Son diez, no nueve.</w:t>
+      </w:r>
+      <w:r>
+        <w:rPr>
+          <w:b w:val="0"/>
+          <w:sz w:val="21"/>
+        </w:rPr>
+        <w:t xml:space="preserve"> El *«las 9 salidas»* de §7 y de N-120 se corrige aquí; se tacha allí con su</w:t>
+      </w:r>
+    </w:p>
+    <w:p>
+      <w:pPr>
+        <w:spacing w:after="120"/>
+      </w:pPr>
+      <w:r>
+        <w:rPr>
+          <w:b w:val="0"/>
+          <w:sz w:val="21"/>
+        </w:rPr>
+        <w:t xml:space="preserve">motivo y no se borra. Los símbolos del firmware están en </w:t>
+      </w:r>
+      <w:r>
+        <w:rPr>
+          <w:rFonts w:ascii="Consolas" w:hAnsi="Consolas"/>
+          <w:sz w:val="21"/>
+        </w:rPr>
+        <w:t>Maestro/include/pines.h</w:t>
+      </w:r>
+      <w:r>
+        <w:rPr>
+          <w:b w:val="0"/>
+          <w:sz w:val="21"/>
+        </w:rPr>
+        <w:t xml:space="preserve"> y la numeración de</w:t>
+      </w:r>
+    </w:p>
+    <w:p>
+      <w:pPr>
+        <w:spacing w:after="120"/>
+      </w:pPr>
+      <w:r>
+        <w:rPr>
+          <w:b w:val="0"/>
+          <w:sz w:val="21"/>
+        </w:rPr>
+        <w:t xml:space="preserve">pines del </w:t>
+      </w:r>
+      <w:r>
+        <w:rPr>
+          <w:rFonts w:ascii="Consolas" w:hAnsi="Consolas"/>
+          <w:sz w:val="21"/>
+        </w:rPr>
+        <w:t>U1</w:t>
+      </w:r>
+      <w:r>
+        <w:rPr>
+          <w:b w:val="0"/>
+          <w:sz w:val="21"/>
+        </w:rPr>
+        <w:t xml:space="preserve"> sale del propio </w:t>
+      </w:r>
+      <w:r>
+        <w:rPr>
+          <w:rFonts w:ascii="Consolas" w:hAnsi="Consolas"/>
+          <w:sz w:val="21"/>
+        </w:rPr>
+        <w:t>.kicad_sch</w:t>
+      </w:r>
+      <w:r>
+        <w:rPr>
+          <w:b w:val="0"/>
+          <w:sz w:val="21"/>
+        </w:rPr>
+        <w:t xml:space="preserve"> (</w:t>
+      </w:r>
+      <w:r>
+        <w:rPr>
+          <w:rFonts w:ascii="Consolas" w:hAnsi="Consolas"/>
+          <w:sz w:val="21"/>
+        </w:rPr>
+        <w:t>STM32F103C8Tx</w:t>
+      </w:r>
+      <w:r>
+        <w:rPr>
+          <w:b w:val="0"/>
+          <w:sz w:val="21"/>
+        </w:rPr>
+        <w:t>, LQFP48).</w:t>
+      </w:r>
+    </w:p>
+    <w:p>
+      <w:pPr>
+        <w:spacing w:before="200" w:after="120"/>
+      </w:pPr>
+      <w:r>
+        <w:rPr>
+          <w:b/>
+          <w:color w:val="003366"/>
+          <w:sz w:val="23"/>
+        </w:rPr>
+        <w:t>11.2 🔴 EL BORNE NO ESTÁ A 0 V EN REPOSO: ESTÁ A ~12 V</w:t>
+      </w:r>
+    </w:p>
+    <w:p>
+      <w:pPr>
+        <w:spacing w:after="120"/>
+      </w:pPr>
+      <w:r>
+        <w:rPr>
+          <w:b/>
+          <w:sz w:val="21"/>
+        </w:rPr>
+        <w:t>Éste es el hallazgo que cambia lo que se puede enchufar ahí, y no estaba en ningún documento.</w:t>
+      </w:r>
+    </w:p>
+    <w:p>
+      <w:pPr>
+        <w:spacing w:after="120"/>
+      </w:pPr>
+      <w:r>
+        <w:rPr>
+          <w:b w:val="0"/>
+          <w:sz w:val="21"/>
+        </w:rPr>
+        <w:t xml:space="preserve">En </w:t>
+      </w:r>
+      <w:r>
+        <w:rPr>
+          <w:b/>
+          <w:sz w:val="21"/>
+        </w:rPr>
+        <w:t>nueve</w:t>
+      </w:r>
+      <w:r>
+        <w:rPr>
+          <w:b w:val="0"/>
+          <w:sz w:val="21"/>
+        </w:rPr>
+        <w:t xml:space="preserve"> de los diez drenadores hay, </w:t>
+      </w:r>
+      <w:r>
+        <w:rPr>
+          <w:b/>
+          <w:sz w:val="21"/>
+        </w:rPr>
+        <w:t>en el cobre</w:t>
+      </w:r>
+      <w:r>
+        <w:rPr>
+          <w:b w:val="0"/>
+          <w:sz w:val="21"/>
+        </w:rPr>
+        <w:t>, un **pull-up de 1 kΩ + LED al riel de</w:t>
+      </w:r>
+    </w:p>
+    <w:p>
+      <w:pPr>
+        <w:spacing w:after="120"/>
+      </w:pPr>
+      <w:r>
+        <w:rPr>
+          <w:b w:val="0"/>
+          <w:sz w:val="21"/>
+        </w:rPr>
+        <w:t xml:space="preserve">12 V**: </w:t>
+      </w:r>
+      <w:r>
+        <w:rPr>
+          <w:rFonts w:ascii="Consolas" w:hAnsi="Consolas"/>
+          <w:sz w:val="21"/>
+        </w:rPr>
+        <w:t>R23</w:t>
+      </w:r>
+      <w:r>
+        <w:rPr>
+          <w:b w:val="0"/>
+          <w:sz w:val="21"/>
+        </w:rPr>
+        <w:t xml:space="preserve">, </w:t>
+      </w:r>
+      <w:r>
+        <w:rPr>
+          <w:rFonts w:ascii="Consolas" w:hAnsi="Consolas"/>
+          <w:sz w:val="21"/>
+        </w:rPr>
+        <w:t>R28</w:t>
+      </w:r>
+      <w:r>
+        <w:rPr>
+          <w:b w:val="0"/>
+          <w:sz w:val="21"/>
+        </w:rPr>
+        <w:t xml:space="preserve">, </w:t>
+      </w:r>
+      <w:r>
+        <w:rPr>
+          <w:rFonts w:ascii="Consolas" w:hAnsi="Consolas"/>
+          <w:sz w:val="21"/>
+        </w:rPr>
+        <w:t>R33</w:t>
+      </w:r>
+      <w:r>
+        <w:rPr>
+          <w:b w:val="0"/>
+          <w:sz w:val="21"/>
+        </w:rPr>
+        <w:t xml:space="preserve">, </w:t>
+      </w:r>
+      <w:r>
+        <w:rPr>
+          <w:rFonts w:ascii="Consolas" w:hAnsi="Consolas"/>
+          <w:sz w:val="21"/>
+        </w:rPr>
+        <w:t>R38</w:t>
+      </w:r>
+      <w:r>
+        <w:rPr>
+          <w:b w:val="0"/>
+          <w:sz w:val="21"/>
+        </w:rPr>
+        <w:t xml:space="preserve">, </w:t>
+      </w:r>
+      <w:r>
+        <w:rPr>
+          <w:rFonts w:ascii="Consolas" w:hAnsi="Consolas"/>
+          <w:sz w:val="21"/>
+        </w:rPr>
+        <w:t>R43</w:t>
+      </w:r>
+      <w:r>
+        <w:rPr>
+          <w:b w:val="0"/>
+          <w:sz w:val="21"/>
+        </w:rPr>
+        <w:t xml:space="preserve">, </w:t>
+      </w:r>
+      <w:r>
+        <w:rPr>
+          <w:rFonts w:ascii="Consolas" w:hAnsi="Consolas"/>
+          <w:sz w:val="21"/>
+        </w:rPr>
+        <w:t>R48</w:t>
+      </w:r>
+      <w:r>
+        <w:rPr>
+          <w:b w:val="0"/>
+          <w:sz w:val="21"/>
+        </w:rPr>
+        <w:t xml:space="preserve">, </w:t>
+      </w:r>
+      <w:r>
+        <w:rPr>
+          <w:rFonts w:ascii="Consolas" w:hAnsi="Consolas"/>
+          <w:sz w:val="21"/>
+        </w:rPr>
+        <w:t>R53</w:t>
+      </w:r>
+      <w:r>
+        <w:rPr>
+          <w:b w:val="0"/>
+          <w:sz w:val="21"/>
+        </w:rPr>
+        <w:t xml:space="preserve">, </w:t>
+      </w:r>
+      <w:r>
+        <w:rPr>
+          <w:rFonts w:ascii="Consolas" w:hAnsi="Consolas"/>
+          <w:sz w:val="21"/>
+        </w:rPr>
+        <w:t>R58</w:t>
+      </w:r>
+      <w:r>
+        <w:rPr>
+          <w:b w:val="0"/>
+          <w:sz w:val="21"/>
+        </w:rPr>
+        <w:t xml:space="preserve">, </w:t>
+      </w:r>
+      <w:r>
+        <w:rPr>
+          <w:rFonts w:ascii="Consolas" w:hAnsi="Consolas"/>
+          <w:sz w:val="21"/>
+        </w:rPr>
+        <w:t>R63</w:t>
+      </w:r>
+      <w:r>
+        <w:rPr>
+          <w:b w:val="0"/>
+          <w:sz w:val="21"/>
+        </w:rPr>
+        <w:t xml:space="preserve">, </w:t>
+      </w:r>
+      <w:r>
+        <w:rPr>
+          <w:rFonts w:ascii="Consolas" w:hAnsi="Consolas"/>
+          <w:sz w:val="21"/>
+        </w:rPr>
+        <w:t>R73</w:t>
+      </w:r>
+      <w:r>
+        <w:rPr>
+          <w:b w:val="0"/>
+          <w:sz w:val="21"/>
+        </w:rPr>
+        <w:t>, cada uno con su LED</w:t>
+      </w:r>
+    </w:p>
+    <w:p>
+      <w:pPr>
+        <w:spacing w:after="120"/>
+      </w:pPr>
+      <w:r>
+        <w:rPr>
+          <w:b w:val="0"/>
+          <w:sz w:val="21"/>
+        </w:rPr>
+        <w:t>(</w:t>
+      </w:r>
+      <w:r>
+        <w:rPr>
+          <w:rFonts w:ascii="Consolas" w:hAnsi="Consolas"/>
+          <w:sz w:val="21"/>
+        </w:rPr>
+        <w:t>D12</w:t>
+      </w:r>
+      <w:r>
+        <w:rPr>
+          <w:b w:val="0"/>
+          <w:sz w:val="21"/>
+        </w:rPr>
+        <w:t xml:space="preserve">, </w:t>
+      </w:r>
+      <w:r>
+        <w:rPr>
+          <w:rFonts w:ascii="Consolas" w:hAnsi="Consolas"/>
+          <w:sz w:val="21"/>
+        </w:rPr>
+        <w:t>D13</w:t>
+      </w:r>
+      <w:r>
+        <w:rPr>
+          <w:b w:val="0"/>
+          <w:sz w:val="21"/>
+        </w:rPr>
+        <w:t xml:space="preserve">, </w:t>
+      </w:r>
+      <w:r>
+        <w:rPr>
+          <w:rFonts w:ascii="Consolas" w:hAnsi="Consolas"/>
+          <w:sz w:val="21"/>
+        </w:rPr>
+        <w:t>D15</w:t>
+      </w:r>
+      <w:r>
+        <w:rPr>
+          <w:b w:val="0"/>
+          <w:sz w:val="21"/>
+        </w:rPr>
+        <w:t xml:space="preserve">, </w:t>
+      </w:r>
+      <w:r>
+        <w:rPr>
+          <w:rFonts w:ascii="Consolas" w:hAnsi="Consolas"/>
+          <w:sz w:val="21"/>
+        </w:rPr>
+        <w:t>D17</w:t>
+      </w:r>
+      <w:r>
+        <w:rPr>
+          <w:b w:val="0"/>
+          <w:sz w:val="21"/>
+        </w:rPr>
+        <w:t xml:space="preserve">, </w:t>
+      </w:r>
+      <w:r>
+        <w:rPr>
+          <w:rFonts w:ascii="Consolas" w:hAnsi="Consolas"/>
+          <w:sz w:val="21"/>
+        </w:rPr>
+        <w:t>D19</w:t>
+      </w:r>
+      <w:r>
+        <w:rPr>
+          <w:b w:val="0"/>
+          <w:sz w:val="21"/>
+        </w:rPr>
+        <w:t xml:space="preserve">, </w:t>
+      </w:r>
+      <w:r>
+        <w:rPr>
+          <w:rFonts w:ascii="Consolas" w:hAnsi="Consolas"/>
+          <w:sz w:val="21"/>
+        </w:rPr>
+        <w:t>D21</w:t>
+      </w:r>
+      <w:r>
+        <w:rPr>
+          <w:b w:val="0"/>
+          <w:sz w:val="21"/>
+        </w:rPr>
+        <w:t xml:space="preserve">, </w:t>
+      </w:r>
+      <w:r>
+        <w:rPr>
+          <w:rFonts w:ascii="Consolas" w:hAnsi="Consolas"/>
+          <w:sz w:val="21"/>
+        </w:rPr>
+        <w:t>D23</w:t>
+      </w:r>
+      <w:r>
+        <w:rPr>
+          <w:b w:val="0"/>
+          <w:sz w:val="21"/>
+        </w:rPr>
+        <w:t xml:space="preserve">, </w:t>
+      </w:r>
+      <w:r>
+        <w:rPr>
+          <w:rFonts w:ascii="Consolas" w:hAnsi="Consolas"/>
+          <w:sz w:val="21"/>
+        </w:rPr>
+        <w:t>D25</w:t>
+      </w:r>
+      <w:r>
+        <w:rPr>
+          <w:b w:val="0"/>
+          <w:sz w:val="21"/>
+        </w:rPr>
+        <w:t xml:space="preserve">, </w:t>
+      </w:r>
+      <w:r>
+        <w:rPr>
+          <w:rFonts w:ascii="Consolas" w:hAnsi="Consolas"/>
+          <w:sz w:val="21"/>
+        </w:rPr>
+        <w:t>D27</w:t>
+      </w:r>
+      <w:r>
+        <w:rPr>
+          <w:b w:val="0"/>
+          <w:sz w:val="21"/>
+        </w:rPr>
+        <w:t xml:space="preserve">, </w:t>
+      </w:r>
+      <w:r>
+        <w:rPr>
+          <w:rFonts w:ascii="Consolas" w:hAnsi="Consolas"/>
+          <w:sz w:val="21"/>
+        </w:rPr>
+        <w:t>D29</w:t>
+      </w:r>
+      <w:r>
+        <w:rPr>
+          <w:b w:val="0"/>
+          <w:sz w:val="21"/>
+        </w:rPr>
+        <w:t>).</w:t>
+      </w:r>
+    </w:p>
+    <w:p>
+      <w:pPr>
+        <w:spacing w:after="200"/>
+        <w:ind w:left="288"/>
+        <w:shd w:val="clear" w:fill="F4F4F4"/>
+      </w:pPr>
+      <w:r>
+        <w:rPr>
+          <w:rFonts w:ascii="Consolas" w:hAnsi="Consolas"/>
+          <w:sz w:val="18"/>
+        </w:rPr>
+        <w:t xml:space="preserve">   +12 V ---[ R 1K ]---|&gt;|--- DRENADOR ------ bornera p2</w:t>
+        <w:br/>
+        <w:t xml:space="preserve">                      LED         |</w:t>
+        <w:br/>
+        <w:t xml:space="preserve">                                 [Q] IRLZ44N</w:t>
+        <w:br/>
+        <w:t xml:space="preserve">                                  |</w:t>
+        <w:br/>
+        <w:t xml:space="preserve">                                 GND</w:t>
+      </w:r>
+    </w:p>
+    <w:p>
+      <w:pPr>
+        <w:pStyle w:val="ListBullet"/>
+        <w:spacing w:after="60"/>
+        <w:ind w:left="360"/>
+      </w:pPr>
+      <w:r>
+        <w:rPr>
+          <w:b/>
+          <w:sz w:val="21"/>
+        </w:rPr>
+        <w:t>MOSFET conduciendo</w:t>
+      </w:r>
+      <w:r>
+        <w:rPr>
+          <w:b w:val="0"/>
+          <w:sz w:val="21"/>
+        </w:rPr>
+        <w:t xml:space="preserve"> (el firmware escribe el pin ALTO): el borne cae a </w:t>
+      </w:r>
+      <w:r>
+        <w:rPr>
+          <w:b/>
+          <w:sz w:val="21"/>
+        </w:rPr>
+        <w:t>~0 V</w:t>
+      </w:r>
+      <w:r>
+        <w:rPr>
+          <w:b w:val="0"/>
+          <w:sz w:val="21"/>
+        </w:rPr>
+        <w:t xml:space="preserve"> y el LED luce.</w:t>
+      </w:r>
+    </w:p>
+    <w:p>
+      <w:pPr>
+        <w:pStyle w:val="ListBullet"/>
+        <w:spacing w:after="60"/>
+        <w:ind w:left="360"/>
+      </w:pPr>
+      <w:r>
+        <w:rPr>
+          <w:b/>
+          <w:sz w:val="21"/>
+        </w:rPr>
+        <w:t>MOSFET abierto</w:t>
+      </w:r>
+      <w:r>
+        <w:rPr>
+          <w:b w:val="0"/>
+          <w:sz w:val="21"/>
+        </w:rPr>
+        <w:t xml:space="preserve"> (reposo, o firmware sin escribir el pin): el borne </w:t>
+      </w:r>
+      <w:r>
+        <w:rPr>
+          <w:b/>
+          <w:sz w:val="21"/>
+        </w:rPr>
+        <w:t>sube a ~12 V</w:t>
+      </w:r>
+      <w:r>
+        <w:rPr>
+          <w:b w:val="0"/>
+          <w:sz w:val="21"/>
+        </w:rPr>
+        <w:t>.</w:t>
+      </w:r>
+    </w:p>
+    <w:p>
+      <w:pPr>
+        <w:spacing w:after="120"/>
+      </w:pPr>
+      <w:r>
+        <w:rPr>
+          <w:b/>
+          <w:sz w:val="21"/>
+        </w:rPr>
+        <w:t>Esto no se evita dejando un hilo sin poner: está en la placa, no en el conector.</w:t>
+      </w:r>
+    </w:p>
+    <w:p>
+      <w:pPr>
+        <w:spacing w:after="120"/>
+      </w:pPr>
+      <w:r>
+        <w:rPr>
+          <w:b/>
+          <w:sz w:val="21"/>
+        </w:rPr>
+        <w:t>La corriente disponible es una cuenta, no una medida:</w:t>
+      </w:r>
+      <w:r>
+        <w:rPr>
+          <w:b w:val="0"/>
+          <w:sz w:val="21"/>
+        </w:rPr>
+        <w:t xml:space="preserve"> </w:t>
+      </w:r>
+      <w:r>
+        <w:rPr>
+          <w:rFonts w:ascii="Consolas" w:hAnsi="Consolas"/>
+          <w:sz w:val="21"/>
+        </w:rPr>
+        <w:t>(12 V menos Vf del LED, ~2 V) / 1 kΩ</w:t>
+      </w:r>
+      <w:r>
+        <w:rPr>
+          <w:b w:val="0"/>
+          <w:sz w:val="21"/>
+        </w:rPr>
+        <w:t xml:space="preserve"> da</w:t>
+      </w:r>
+    </w:p>
+    <w:p>
+      <w:pPr>
+        <w:spacing w:after="120"/>
+      </w:pPr>
+      <w:r>
+        <w:rPr>
+          <w:b/>
+          <w:sz w:val="21"/>
+        </w:rPr>
+        <w:t>~10 mA</w:t>
+      </w:r>
+      <w:r>
+        <w:rPr>
+          <w:b w:val="0"/>
+          <w:sz w:val="21"/>
+        </w:rPr>
+        <w:t xml:space="preserve">. </w:t>
+      </w:r>
+      <w:r>
+        <w:rPr>
+          <w:b/>
+          <w:sz w:val="21"/>
+        </w:rPr>
+        <w:t>La tensión en vacío y esos 10 mA quedan `SIN VERIFICAR` con multímetro</w:t>
+      </w:r>
+      <w:r>
+        <w:rPr>
+          <w:b w:val="0"/>
+          <w:sz w:val="21"/>
+        </w:rPr>
+        <w:t xml:space="preserve"> — se miden</w:t>
+      </w:r>
+    </w:p>
+    <w:p>
+      <w:pPr>
+        <w:spacing w:after="120"/>
+      </w:pPr>
+      <w:r>
+        <w:rPr>
+          <w:b w:val="0"/>
+          <w:sz w:val="21"/>
+        </w:rPr>
+        <w:t>entre p2 y masa con la bornera desconectada, y son dos minutos de banco.</w:t>
+      </w:r>
+    </w:p>
+    <w:p>
+      <w:pPr>
+        <w:spacing w:after="160"/>
+        <w:ind w:left="360"/>
+        <w:shd w:val="clear" w:fill="FFF4E5"/>
+      </w:pPr>
+      <w:r>
+        <w:rPr>
+          <w:b w:val="0"/>
+          <w:color w:val="960000"/>
+          <w:sz w:val="20"/>
+        </w:rPr>
+        <w:t xml:space="preserve">✅ </w:t>
+      </w:r>
+      <w:r>
+        <w:rPr>
+          <w:b/>
+          <w:color w:val="960000"/>
+          <w:sz w:val="20"/>
+        </w:rPr>
+        <w:t>Y explica una medida de banco que llevaba desde el 04/09 anotada SIN CAUSA.</w:t>
+      </w:r>
+      <w:r>
+        <w:rPr>
+          <w:b w:val="0"/>
+          <w:color w:val="960000"/>
+          <w:sz w:val="20"/>
+        </w:rPr>
+        <w:t xml:space="preserve"> El informe apuntó de </w:t>
+      </w:r>
+      <w:r>
+        <w:rPr>
+          <w:rFonts w:ascii="Consolas" w:hAnsi="Consolas"/>
+          <w:color w:val="960000"/>
+          <w:sz w:val="20"/>
+        </w:rPr>
+        <w:t>J15</w:t>
+      </w:r>
+      <w:r>
+        <w:rPr>
+          <w:b w:val="0"/>
+          <w:color w:val="960000"/>
+          <w:sz w:val="20"/>
+        </w:rPr>
+        <w:t xml:space="preserve">: *«en rojo </w:t>
+      </w:r>
+      <w:r>
+        <w:rPr>
+          <w:rFonts w:ascii="Consolas" w:hAnsi="Consolas"/>
+          <w:color w:val="960000"/>
+          <w:sz w:val="20"/>
+        </w:rPr>
+        <w:t>0 V</w:t>
+      </w:r>
+      <w:r>
+        <w:rPr>
+          <w:b w:val="0"/>
+          <w:color w:val="960000"/>
+          <w:sz w:val="20"/>
+        </w:rPr>
+        <w:t xml:space="preserve">, en ámbar </w:t>
+      </w:r>
+      <w:r>
+        <w:rPr>
+          <w:rFonts w:ascii="Consolas" w:hAnsi="Consolas"/>
+          <w:color w:val="960000"/>
+          <w:sz w:val="20"/>
+        </w:rPr>
+        <w:t>12 V</w:t>
+      </w:r>
+      <w:r>
+        <w:rPr>
+          <w:b w:val="0"/>
+          <w:color w:val="960000"/>
+          <w:sz w:val="20"/>
+        </w:rPr>
+        <w:t xml:space="preserve">»*. Con la sonda entre </w:t>
+      </w:r>
+      <w:r>
+        <w:rPr>
+          <w:b/>
+          <w:color w:val="960000"/>
+          <w:sz w:val="20"/>
+        </w:rPr>
+        <w:t>p1 y p2</w:t>
+      </w:r>
+      <w:r>
+        <w:rPr>
+          <w:b w:val="0"/>
+          <w:color w:val="960000"/>
+          <w:sz w:val="20"/>
+        </w:rPr>
+        <w:t xml:space="preserve"> eso es exactamente este circuito: en rojo el firmware cierra la pluma, el pin va BAJO, el MOSFET se abre, el drenador sube a 12 V por </w:t>
+      </w:r>
+      <w:r>
+        <w:rPr>
+          <w:rFonts w:ascii="Consolas" w:hAnsi="Consolas"/>
+          <w:color w:val="960000"/>
+          <w:sz w:val="20"/>
+        </w:rPr>
+        <w:t>R73</w:t>
+      </w:r>
+      <w:r>
+        <w:rPr>
+          <w:b w:val="0"/>
+          <w:color w:val="960000"/>
+          <w:sz w:val="20"/>
+        </w:rPr>
+        <w:t xml:space="preserve"> y la diferencia p1-p2 se queda en </w:t>
+      </w:r>
+      <w:r>
+        <w:rPr>
+          <w:b/>
+          <w:color w:val="960000"/>
+          <w:sz w:val="20"/>
+        </w:rPr>
+        <w:t>~0 V</w:t>
+      </w:r>
+      <w:r>
+        <w:rPr>
+          <w:b w:val="0"/>
+          <w:color w:val="960000"/>
+          <w:sz w:val="20"/>
+        </w:rPr>
+        <w:t xml:space="preserve">; en ámbar el pin va ALTO, el MOSFET conduce, el drenador cae y esa diferencia pasa a </w:t>
+      </w:r>
+      <w:r>
+        <w:rPr>
+          <w:b/>
+          <w:color w:val="960000"/>
+          <w:sz w:val="20"/>
+        </w:rPr>
+        <w:t>~12 V</w:t>
+      </w:r>
+      <w:r>
+        <w:rPr>
+          <w:b w:val="0"/>
+          <w:color w:val="960000"/>
+          <w:sz w:val="20"/>
+        </w:rPr>
+        <w:t xml:space="preserve">. *(La polaridad del firmware está en </w:t>
+      </w:r>
+      <w:r>
+        <w:rPr>
+          <w:rFonts w:ascii="Consolas" w:hAnsi="Consolas"/>
+          <w:color w:val="960000"/>
+          <w:sz w:val="20"/>
+        </w:rPr>
+        <w:t>Maestro/include/pines.h</w:t>
+      </w:r>
+      <w:r>
+        <w:rPr>
+          <w:b w:val="0"/>
+          <w:color w:val="960000"/>
+          <w:sz w:val="20"/>
+        </w:rPr>
+        <w:t xml:space="preserve">, </w:t>
+      </w:r>
+      <w:r>
+        <w:rPr>
+          <w:rFonts w:ascii="Consolas" w:hAnsi="Consolas"/>
+          <w:color w:val="960000"/>
+          <w:sz w:val="20"/>
+        </w:rPr>
+        <w:t>TALANQUERA_ABRIR = HIGH</w:t>
+      </w:r>
+      <w:r>
+        <w:rPr>
+          <w:b w:val="0"/>
+          <w:color w:val="960000"/>
+          <w:sz w:val="20"/>
+        </w:rPr>
+        <w:t xml:space="preserve">. </w:t>
+      </w:r>
+      <w:r>
+        <w:rPr>
+          <w:b/>
+          <w:color w:val="960000"/>
+          <w:sz w:val="20"/>
+        </w:rPr>
+        <w:t>Que la sonda estuviera entre p1 y p2 es DEDUCCIÓN de esas dos cosas, no una lectura del informe: `SIN VERIFICAR`.</w:t>
+      </w:r>
+      <w:r>
+        <w:rPr>
+          <w:b w:val="0"/>
+          <w:color w:val="960000"/>
+          <w:sz w:val="20"/>
+        </w:rPr>
+        <w:t>)*</w:t>
+      </w:r>
+    </w:p>
+    <w:p>
+      <w:pPr>
+        <w:spacing w:before="200" w:after="120"/>
+      </w:pPr>
+      <w:r>
+        <w:rPr>
+          <w:b/>
+          <w:color w:val="003366"/>
+          <w:sz w:val="21"/>
+        </w:rPr>
+        <w:t xml:space="preserve">🔴 Y la excepción, que es un hallazgo nuevo: </w:t>
+      </w:r>
+      <w:r>
+        <w:rPr>
+          <w:rFonts w:ascii="Consolas" w:hAnsi="Consolas"/>
+          <w:color w:val="003366"/>
+          <w:sz w:val="21"/>
+        </w:rPr>
+        <w:t>J8</w:t>
+      </w:r>
+      <w:r>
+        <w:rPr>
+          <w:b/>
+          <w:color w:val="003366"/>
+          <w:sz w:val="21"/>
+        </w:rPr>
+        <w:t xml:space="preserve"> (</w:t>
+      </w:r>
+      <w:r>
+        <w:rPr>
+          <w:rFonts w:ascii="Consolas" w:hAnsi="Consolas"/>
+          <w:color w:val="003366"/>
+          <w:sz w:val="21"/>
+        </w:rPr>
+        <w:t>VERDE2</w:t>
+      </w:r>
+      <w:r>
+        <w:rPr>
+          <w:b/>
+          <w:color w:val="003366"/>
+          <w:sz w:val="21"/>
+        </w:rPr>
+        <w:t>) NO tiene ese pull-up</w:t>
+      </w:r>
+    </w:p>
+    <w:p>
+      <w:pPr>
+        <w:spacing w:after="120"/>
+      </w:pPr>
+      <w:r>
+        <w:rPr>
+          <w:rFonts w:ascii="Consolas" w:hAnsi="Consolas"/>
+          <w:sz w:val="21"/>
+        </w:rPr>
+        <w:t>D21</w:t>
+      </w:r>
+      <w:r>
+        <w:rPr>
+          <w:b w:val="0"/>
+          <w:sz w:val="21"/>
+        </w:rPr>
+        <w:t xml:space="preserve"> —el LED del canal de </w:t>
+      </w:r>
+      <w:r>
+        <w:rPr>
+          <w:rFonts w:ascii="Consolas" w:hAnsi="Consolas"/>
+          <w:sz w:val="21"/>
+        </w:rPr>
+        <w:t>Q6</w:t>
+      </w:r>
+      <w:r>
+        <w:rPr>
+          <w:b w:val="0"/>
+          <w:sz w:val="21"/>
+        </w:rPr>
+        <w:t>/</w:t>
+      </w:r>
+      <w:r>
+        <w:rPr>
+          <w:rFonts w:ascii="Consolas" w:hAnsi="Consolas"/>
+          <w:sz w:val="21"/>
+        </w:rPr>
+        <w:t>J8</w:t>
+      </w:r>
+      <w:r>
+        <w:rPr>
+          <w:b w:val="0"/>
+          <w:sz w:val="21"/>
+        </w:rPr>
+        <w:t xml:space="preserve">— tiene el </w:t>
+      </w:r>
+      <w:r>
+        <w:rPr>
+          <w:b/>
+          <w:sz w:val="21"/>
+        </w:rPr>
+        <w:t>cátodo sin conectar</w:t>
+      </w:r>
+      <w:r>
+        <w:rPr>
+          <w:b w:val="0"/>
+          <w:sz w:val="21"/>
+        </w:rPr>
+        <w:t>, en el esquemático y en el</w:t>
+      </w:r>
+    </w:p>
+    <w:p>
+      <w:pPr>
+        <w:spacing w:after="120"/>
+      </w:pPr>
+      <w:r>
+        <w:rPr>
+          <w:b w:val="0"/>
+          <w:sz w:val="21"/>
+        </w:rPr>
+        <w:t>cobre:</w:t>
+      </w:r>
+    </w:p>
+    <w:p>
+      <w:pPr>
+        <w:spacing w:after="200"/>
+        <w:ind w:left="288"/>
+        <w:shd w:val="clear" w:fill="F4F4F4"/>
+      </w:pPr>
+      <w:r>
+        <w:rPr>
+          <w:rFonts w:ascii="Consolas" w:hAnsi="Consolas"/>
+          <w:sz w:val="18"/>
+        </w:rPr>
+        <w:t>$ grep -oE '\(net [0-9]+ "unconnected-\(D21-K-Pad1\)"\)' Controladora_Semaforos.kicad_pcb</w:t>
+        <w:br/>
+        <w:t>(net 47 "unconnected-(D21-K-Pad1)")</w:t>
+        <w:br/>
+        <w:t>$ grep -oE '\(net [0-9]+ "Net-\(D23-K\)"\)' Controladora_Semaforos.kicad_pcb</w:t>
+        <w:br/>
+        <w:t>(net 49 "Net-(D23-K)")            &lt;-- D23, el LED gemelo de J9, SI llega al drenador</w:t>
+      </w:r>
+    </w:p>
+    <w:p>
+      <w:pPr>
+        <w:spacing w:after="120"/>
+      </w:pPr>
+      <w:r>
+        <w:rPr>
+          <w:b w:val="0"/>
+          <w:sz w:val="21"/>
+        </w:rPr>
+        <w:t xml:space="preserve">Y hay </w:t>
+      </w:r>
+      <w:r>
+        <w:rPr>
+          <w:b/>
+          <w:sz w:val="21"/>
+        </w:rPr>
+        <w:t>cero pistas</w:t>
+      </w:r>
+      <w:r>
+        <w:rPr>
+          <w:b w:val="0"/>
+          <w:sz w:val="21"/>
+        </w:rPr>
+        <w:t xml:space="preserve"> sobre esa red (</w:t>
+      </w:r>
+      <w:r>
+        <w:rPr>
+          <w:rFonts w:ascii="Consolas" w:hAnsi="Consolas"/>
+          <w:sz w:val="21"/>
+        </w:rPr>
+        <w:t>net 47</w:t>
+      </w:r>
+      <w:r>
+        <w:rPr>
+          <w:b w:val="0"/>
+          <w:sz w:val="21"/>
+        </w:rPr>
+        <w:t xml:space="preserve">) y </w:t>
+      </w:r>
+      <w:r>
+        <w:rPr>
+          <w:b/>
+          <w:sz w:val="21"/>
+        </w:rPr>
+        <w:t>cero hilos</w:t>
+      </w:r>
+      <w:r>
+        <w:rPr>
+          <w:b w:val="0"/>
+          <w:sz w:val="21"/>
+        </w:rPr>
+        <w:t xml:space="preserve"> en el </w:t>
+      </w:r>
+      <w:r>
+        <w:rPr>
+          <w:rFonts w:ascii="Consolas" w:hAnsi="Consolas"/>
+          <w:sz w:val="21"/>
+        </w:rPr>
+        <w:t>.kicad_sch</w:t>
+      </w:r>
+      <w:r>
+        <w:rPr>
+          <w:b w:val="0"/>
+          <w:sz w:val="21"/>
+        </w:rPr>
+        <w:t xml:space="preserve"> en ese pin,</w:t>
+      </w:r>
+    </w:p>
+    <w:p>
+      <w:pPr>
+        <w:spacing w:after="120"/>
+      </w:pPr>
+      <w:r>
+        <w:rPr>
+          <w:b w:val="0"/>
+          <w:sz w:val="21"/>
+        </w:rPr>
+        <w:t xml:space="preserve">mientras su gemelo </w:t>
+      </w:r>
+      <w:r>
+        <w:rPr>
+          <w:rFonts w:ascii="Consolas" w:hAnsi="Consolas"/>
+          <w:sz w:val="21"/>
+        </w:rPr>
+        <w:t>D23</w:t>
+      </w:r>
+      <w:r>
+        <w:rPr>
+          <w:b w:val="0"/>
+          <w:sz w:val="21"/>
+        </w:rPr>
+        <w:t xml:space="preserve"> los tiene en los dos extremos. </w:t>
+      </w:r>
+      <w:r>
+        <w:rPr>
+          <w:rFonts w:ascii="Consolas" w:hAnsi="Consolas"/>
+          <w:sz w:val="21"/>
+        </w:rPr>
+        <w:t>R48</w:t>
+      </w:r>
+      <w:r>
+        <w:rPr>
+          <w:b w:val="0"/>
+          <w:sz w:val="21"/>
+        </w:rPr>
+        <w:t xml:space="preserve"> y </w:t>
+      </w:r>
+      <w:r>
+        <w:rPr>
+          <w:rFonts w:ascii="Consolas" w:hAnsi="Consolas"/>
+          <w:sz w:val="21"/>
+        </w:rPr>
+        <w:t>D21</w:t>
+      </w:r>
+      <w:r>
+        <w:rPr>
+          <w:b w:val="0"/>
+          <w:sz w:val="21"/>
+        </w:rPr>
+        <w:t xml:space="preserve"> </w:t>
+      </w:r>
+      <w:r>
+        <w:rPr>
+          <w:b/>
+          <w:sz w:val="21"/>
+        </w:rPr>
+        <w:t>están montados</w:t>
+      </w:r>
+      <w:r>
+        <w:rPr>
+          <w:b w:val="0"/>
+          <w:sz w:val="21"/>
+        </w:rPr>
+        <w:t xml:space="preserve"> y forman un</w:t>
+      </w:r>
+    </w:p>
+    <w:p>
+      <w:pPr>
+        <w:spacing w:after="120"/>
+      </w:pPr>
+      <w:r>
+        <w:rPr>
+          <w:b w:val="0"/>
+          <w:sz w:val="21"/>
+        </w:rPr>
+        <w:t xml:space="preserve">muñón colgado del riel de 12 V que </w:t>
+      </w:r>
+      <w:r>
+        <w:rPr>
+          <w:b/>
+          <w:sz w:val="21"/>
+        </w:rPr>
+        <w:t>no llega a ninguna parte</w:t>
+      </w:r>
+      <w:r>
+        <w:rPr>
+          <w:b w:val="0"/>
+          <w:sz w:val="21"/>
+        </w:rPr>
+        <w:t>.</w:t>
+      </w:r>
+    </w:p>
+    <w:p>
+      <w:pPr>
+        <w:spacing w:after="120"/>
+      </w:pPr>
+      <w:r>
+        <w:rPr>
+          <w:b/>
+          <w:sz w:val="21"/>
+        </w:rPr>
+        <w:t>Consecuencia práctica, y es la única fila de la tabla de 11.1 que se comporta distinta:</w:t>
+      </w:r>
+      <w:r>
+        <w:rPr>
+          <w:b w:val="0"/>
+          <w:sz w:val="21"/>
+        </w:rPr>
+        <w:t xml:space="preserve"> con el</w:t>
+      </w:r>
+    </w:p>
+    <w:p>
+      <w:pPr>
+        <w:spacing w:after="120"/>
+      </w:pPr>
+      <w:r>
+        <w:rPr>
+          <w:b w:val="0"/>
+          <w:sz w:val="21"/>
+        </w:rPr>
+        <w:t xml:space="preserve">MOSFET abierto, </w:t>
+      </w:r>
+      <w:r>
+        <w:rPr>
+          <w:b/>
+          <w:sz w:val="21"/>
+        </w:rPr>
+        <w:t>`J8` p2 queda FLOTANDO</w:t>
+      </w:r>
+      <w:r>
+        <w:rPr>
+          <w:b w:val="0"/>
+          <w:sz w:val="21"/>
+        </w:rPr>
+        <w:t xml:space="preserve">, no a 12 V. Y </w:t>
+      </w:r>
+      <w:r>
+        <w:rPr>
+          <w:rFonts w:ascii="Consolas" w:hAnsi="Consolas"/>
+          <w:sz w:val="21"/>
+        </w:rPr>
+        <w:t>J8</w:t>
+      </w:r>
+      <w:r>
+        <w:rPr>
+          <w:b w:val="0"/>
+          <w:sz w:val="21"/>
+        </w:rPr>
+        <w:t xml:space="preserve"> es </w:t>
+      </w:r>
+      <w:r>
+        <w:rPr>
+          <w:rFonts w:ascii="Consolas" w:hAnsi="Consolas"/>
+          <w:sz w:val="21"/>
+        </w:rPr>
+        <w:t>VERDE2</w:t>
+      </w:r>
+      <w:r>
+        <w:rPr>
+          <w:b w:val="0"/>
+          <w:sz w:val="21"/>
+        </w:rPr>
+        <w:t xml:space="preserve"> — una de las seis luces</w:t>
+      </w:r>
+    </w:p>
+    <w:p>
+      <w:pPr>
+        <w:spacing w:after="120"/>
+      </w:pPr>
+      <w:r>
+        <w:rPr>
+          <w:b w:val="0"/>
+          <w:sz w:val="21"/>
+        </w:rPr>
+        <w:t>vivas.</w:t>
+      </w:r>
+    </w:p>
+    <w:p>
+      <w:pPr>
+        <w:spacing w:after="160"/>
+        <w:ind w:left="360"/>
+        <w:shd w:val="clear" w:fill="FFF4E5"/>
+      </w:pPr>
+      <w:r>
+        <w:rPr>
+          <w:b w:val="0"/>
+          <w:color w:val="960000"/>
+          <w:sz w:val="20"/>
+        </w:rPr>
+        <w:t xml:space="preserve">⚠️ </w:t>
+      </w:r>
+      <w:r>
+        <w:rPr>
+          <w:b/>
+          <w:color w:val="960000"/>
+          <w:sz w:val="20"/>
+        </w:rPr>
+        <w:t>Lo que este documento NO dice: si esto es un defecto o una decisión.</w:t>
+      </w:r>
+      <w:r>
+        <w:rPr>
+          <w:b w:val="0"/>
+          <w:color w:val="960000"/>
+          <w:sz w:val="20"/>
+        </w:rPr>
+        <w:t xml:space="preserve"> No hay ninguna nota en el repositorio que lo mencione. </w:t>
+      </w:r>
+      <w:r>
+        <w:rPr>
+          <w:b/>
+          <w:color w:val="960000"/>
+          <w:sz w:val="20"/>
+        </w:rPr>
+        <w:t>`SIN VERIFICAR`</w:t>
+      </w:r>
+      <w:r>
+        <w:rPr>
+          <w:b w:val="0"/>
+          <w:color w:val="960000"/>
+          <w:sz w:val="20"/>
+        </w:rPr>
+        <w:t xml:space="preserve"> que la placa soldada coincida con el fichero en este punto: se comprueba con un multímetro entre </w:t>
+      </w:r>
+      <w:r>
+        <w:rPr>
+          <w:rFonts w:ascii="Consolas" w:hAnsi="Consolas"/>
+          <w:color w:val="960000"/>
+          <w:sz w:val="20"/>
+        </w:rPr>
+        <w:t>J8</w:t>
+      </w:r>
+      <w:r>
+        <w:rPr>
+          <w:b w:val="0"/>
+          <w:color w:val="960000"/>
+          <w:sz w:val="20"/>
+        </w:rPr>
+        <w:t xml:space="preserve"> p1 y p2, comparando contra </w:t>
+      </w:r>
+      <w:r>
+        <w:rPr>
+          <w:rFonts w:ascii="Consolas" w:hAnsi="Consolas"/>
+          <w:color w:val="960000"/>
+          <w:sz w:val="20"/>
+        </w:rPr>
+        <w:t>J7</w:t>
+      </w:r>
+      <w:r>
+        <w:rPr>
+          <w:b w:val="0"/>
+          <w:color w:val="960000"/>
+          <w:sz w:val="20"/>
+        </w:rPr>
+        <w:t xml:space="preserve"> p1-p2 en el mismo estado de luz. </w:t>
+      </w:r>
+      <w:r>
+        <w:rPr>
+          <w:b/>
+          <w:color w:val="960000"/>
+          <w:sz w:val="20"/>
+        </w:rPr>
+        <w:t>Dos minutos, y es la medida que lo cierra.</w:t>
+      </w:r>
+    </w:p>
+    <w:p>
+      <w:pPr>
+        <w:spacing w:before="200" w:after="120"/>
+      </w:pPr>
+      <w:r>
+        <w:rPr>
+          <w:b/>
+          <w:color w:val="003366"/>
+          <w:sz w:val="23"/>
+        </w:rPr>
+        <w:t>11.3 🔴 Un MOSFET a masa NO es un contacto seco</w:t>
+      </w:r>
+    </w:p>
+    <w:p>
+      <w:pPr>
+        <w:spacing w:after="120"/>
+      </w:pPr>
+      <w:r>
+        <w:rPr>
+          <w:b w:val="0"/>
+          <w:sz w:val="21"/>
+        </w:rPr>
+        <w:t>Se escribe aquí porque es la conclusión de obra de los dos apartados anteriores, y porque el</w:t>
+      </w:r>
+    </w:p>
+    <w:p>
+      <w:pPr>
+        <w:spacing w:after="120"/>
+      </w:pPr>
+      <w:r>
+        <w:rPr>
+          <w:b w:val="0"/>
+          <w:sz w:val="21"/>
+        </w:rPr>
+        <w:t>vocabulario de este proyecto usa *«contacto seco»* todo el rato — con razón — **para las ENTRADAS de</w:t>
+      </w:r>
+    </w:p>
+    <w:p>
+      <w:pPr>
+        <w:spacing w:after="120"/>
+      </w:pPr>
+      <w:r>
+        <w:rPr>
+          <w:b w:val="0"/>
+          <w:sz w:val="21"/>
+        </w:rPr>
+        <w:t>cámara</w:t>
+      </w:r>
+      <w:r>
+        <w:rPr>
+          <w:b/>
+          <w:sz w:val="21"/>
+        </w:rPr>
+        <w:t xml:space="preserve">, que sí lo son. </w:t>
+      </w:r>
+      <w:r>
+        <w:rPr>
+          <w:b w:val="0"/>
+          <w:sz w:val="21"/>
+        </w:rPr>
+        <w:t>Las salidas no.**</w:t>
+      </w:r>
+    </w:p>
+    <w:tbl>
+      <w:tblPr>
+        <w:tblStyle w:val="TableGrid"/>
+        <w:tblW w:type="auto" w:w="0"/>
+        <w:tblLook w:firstColumn="1" w:firstRow="1" w:lastColumn="0" w:lastRow="0" w:noHBand="0" w:noVBand="1" w:val="04A0"/>
+      </w:tblPr>
+      <w:tblGrid>
+        <w:gridCol w:w="4680"/>
+        <w:gridCol w:w="4680"/>
+      </w:tblGrid>
+      <w:tr>
+        <w:tc>
+          <w:tcPr>
+            <w:tcW w:type="dxa" w:w="4680"/>
+            <w:shd w:val="clear" w:fill="DCE6F1"/>
+          </w:tcPr>
+          <w:p>
+            <w:r/>
+            <w:r>
+              <w:rPr>
+                <w:b/>
+                <w:sz w:val="19"/>
+              </w:rPr>
+              <w:t>lo que un contacto seco garantiza</w:t>
+            </w:r>
+          </w:p>
+        </w:tc>
+        <w:tc>
+          <w:tcPr>
+            <w:tcW w:type="dxa" w:w="4680"/>
+            <w:shd w:val="clear" w:fill="DCE6F1"/>
+          </w:tcPr>
+          <w:p>
+            <w:r/>
+            <w:r>
+              <w:rPr>
+                <w:b/>
+                <w:sz w:val="19"/>
+              </w:rPr>
+              <w:t>lo que estas borneras dan</w:t>
+            </w:r>
+          </w:p>
+        </w:tc>
+      </w:tr>
+      <w:tr>
+        <w:tc>
+          <w:tcPr>
+            <w:tcW w:type="dxa" w:w="4680"/>
+          </w:tcPr>
+          <w:p>
+            <w:r/>
+            <w:r>
+              <w:rPr>
+                <w:b w:val="0"/>
+                <w:sz w:val="19"/>
+              </w:rPr>
+              <w:t>dos terminales sin referencia a nada</w:t>
+            </w:r>
+          </w:p>
+        </w:tc>
+        <w:tc>
+          <w:tcPr>
+            <w:tcW w:type="dxa" w:w="4680"/>
+          </w:tcPr>
+          <w:p>
+            <w:r/>
+            <w:r>
+              <w:rPr>
+                <w:b w:val="0"/>
+                <w:sz w:val="19"/>
+              </w:rPr>
+              <w:t xml:space="preserve">p1 es el </w:t>
+            </w:r>
+            <w:r>
+              <w:rPr>
+                <w:b/>
+                <w:sz w:val="19"/>
+              </w:rPr>
+              <w:t>riel de 12 V</w:t>
+            </w:r>
+            <w:r>
+              <w:rPr>
+                <w:b w:val="0"/>
+                <w:sz w:val="19"/>
+              </w:rPr>
+              <w:t xml:space="preserve"> de la tarjeta y p2 cuelga del </w:t>
+            </w:r>
+            <w:r>
+              <w:rPr>
+                <w:b/>
+                <w:sz w:val="19"/>
+              </w:rPr>
+              <w:t>drenador</w:t>
+            </w:r>
+          </w:p>
+        </w:tc>
+      </w:tr>
+      <w:tr>
+        <w:tc>
+          <w:tcPr>
+            <w:tcW w:type="dxa" w:w="4680"/>
+          </w:tcPr>
+          <w:p>
+            <w:r/>
+            <w:r>
+              <w:rPr>
+                <w:b w:val="0"/>
+                <w:sz w:val="19"/>
+              </w:rPr>
+              <w:t>ninguna tensión propia</w:t>
+            </w:r>
+          </w:p>
+        </w:tc>
+        <w:tc>
+          <w:tcPr>
+            <w:tcW w:type="dxa" w:w="4680"/>
+          </w:tcPr>
+          <w:p>
+            <w:r/>
+            <w:r>
+              <w:rPr>
+                <w:b/>
+                <w:sz w:val="19"/>
+              </w:rPr>
+              <w:t>~12 V en reposo</w:t>
+            </w:r>
+            <w:r>
+              <w:rPr>
+                <w:b w:val="0"/>
+                <w:sz w:val="19"/>
+              </w:rPr>
+              <w:t xml:space="preserve"> con ~10 mA disponibles, en nueve de los diez</w:t>
+            </w:r>
+          </w:p>
+        </w:tc>
+      </w:tr>
+      <w:tr>
+        <w:tc>
+          <w:tcPr>
+            <w:tcW w:type="dxa" w:w="4680"/>
+          </w:tcPr>
+          <w:p>
+            <w:r/>
+            <w:r>
+              <w:rPr>
+                <w:b w:val="0"/>
+                <w:sz w:val="19"/>
+              </w:rPr>
+              <w:t>masa independiente del que manda</w:t>
+            </w:r>
+          </w:p>
+        </w:tc>
+        <w:tc>
+          <w:tcPr>
+            <w:tcW w:type="dxa" w:w="4680"/>
+          </w:tcPr>
+          <w:p>
+            <w:r/>
+            <w:r>
+              <w:rPr>
+                <w:b/>
+                <w:sz w:val="19"/>
+              </w:rPr>
+              <w:t>la MISMA masa del controlador</w:t>
+            </w:r>
+            <w:r>
+              <w:rPr>
+                <w:b w:val="0"/>
+                <w:sz w:val="19"/>
+              </w:rPr>
+              <w:t xml:space="preserve"> — ver 11.4</w:t>
+            </w:r>
+          </w:p>
+        </w:tc>
+      </w:tr>
+      <w:tr>
+        <w:tc>
+          <w:tcPr>
+            <w:tcW w:type="dxa" w:w="4680"/>
+          </w:tcPr>
+          <w:p>
+            <w:r/>
+            <w:r>
+              <w:rPr>
+                <w:b w:val="0"/>
+                <w:sz w:val="19"/>
+              </w:rPr>
+              <w:t>se puede invertir</w:t>
+            </w:r>
+          </w:p>
+        </w:tc>
+        <w:tc>
+          <w:tcPr>
+            <w:tcW w:type="dxa" w:w="4680"/>
+          </w:tcPr>
+          <w:p>
+            <w:r/>
+            <w:r>
+              <w:rPr>
+                <w:b/>
+                <w:sz w:val="19"/>
+              </w:rPr>
+              <w:t>no</w:t>
+            </w:r>
+            <w:r>
+              <w:rPr>
+                <w:b w:val="0"/>
+                <w:sz w:val="19"/>
+              </w:rPr>
+              <w:t>: el MOSFET conduce en un solo sentido, y es de lado bajo</w:t>
+            </w:r>
+          </w:p>
+        </w:tc>
+      </w:tr>
+    </w:tbl>
+    <w:p>
+      <w:pPr>
+        <w:spacing w:after="120"/>
+      </w:pPr>
+    </w:p>
+    <w:p>
+      <w:pPr>
+        <w:spacing w:after="120"/>
+      </w:pPr>
+      <w:r>
+        <w:rPr>
+          <w:b/>
+          <w:sz w:val="21"/>
+        </w:rPr>
+        <w:t>Ni siquiera es un colector abierto limpio</w:t>
+      </w:r>
+      <w:r>
+        <w:rPr>
+          <w:b w:val="0"/>
+          <w:sz w:val="21"/>
+        </w:rPr>
+        <w:t>, porque el pull-up le pone tensión propia. Lo que hay</w:t>
+      </w:r>
+    </w:p>
+    <w:p>
+      <w:pPr>
+        <w:spacing w:after="120"/>
+      </w:pPr>
+      <w:r>
+        <w:rPr>
+          <w:b w:val="0"/>
+          <w:sz w:val="21"/>
+        </w:rPr>
+        <w:t xml:space="preserve">es una </w:t>
+      </w:r>
+      <w:r>
+        <w:rPr>
+          <w:b/>
+          <w:sz w:val="21"/>
+        </w:rPr>
+        <w:t>salida conmutada a masa, con 12 V de reposo y masa común</w:t>
+      </w:r>
+      <w:r>
+        <w:rPr>
+          <w:b w:val="0"/>
+          <w:sz w:val="21"/>
+        </w:rPr>
+        <w:t>.</w:t>
+      </w:r>
+    </w:p>
+    <w:p>
+      <w:pPr>
+        <w:spacing w:before="200" w:after="120"/>
+      </w:pPr>
+      <w:r>
+        <w:rPr>
+          <w:b/>
+          <w:color w:val="003366"/>
+          <w:sz w:val="23"/>
+        </w:rPr>
+        <w:t>11.4 🔴 «El opto aísla galvánicamente» — la mitad que falla</w:t>
+      </w:r>
+    </w:p>
+    <w:p>
+      <w:pPr>
+        <w:spacing w:after="120"/>
+      </w:pPr>
+      <w:r>
+        <w:rPr>
+          <w:b w:val="0"/>
+          <w:sz w:val="21"/>
+        </w:rPr>
+        <w:t xml:space="preserve">Medido: </w:t>
+      </w:r>
+      <w:r>
+        <w:rPr>
+          <w:b/>
+          <w:sz w:val="21"/>
+        </w:rPr>
+        <w:t>hay UNA sola red `GND` en toda la tarjeta</w:t>
+      </w:r>
+      <w:r>
+        <w:rPr>
+          <w:b w:val="0"/>
+          <w:sz w:val="21"/>
+        </w:rPr>
+        <w:t>, y ninguna otra que se le parezca.</w:t>
+      </w:r>
+    </w:p>
+    <w:p>
+      <w:pPr>
+        <w:spacing w:after="200"/>
+        <w:ind w:left="288"/>
+        <w:shd w:val="clear" w:fill="F4F4F4"/>
+      </w:pPr>
+      <w:r>
+        <w:rPr>
+          <w:rFonts w:ascii="Consolas" w:hAnsi="Consolas"/>
+          <w:sz w:val="18"/>
+        </w:rPr>
+        <w:t>$ grep -oE '\(net [0-9]+ "[^"]*GND[^"]*"\)' Controladora_Semaforos.kicad_pcb | sort -u</w:t>
+        <w:br/>
+        <w:t>(net 1 "GND")</w:t>
+      </w:r>
+    </w:p>
+    <w:p>
+      <w:pPr>
+        <w:spacing w:after="120"/>
+      </w:pPr>
+      <w:r>
+        <w:rPr>
+          <w:b w:val="0"/>
+          <w:sz w:val="21"/>
+        </w:rPr>
+        <w:t xml:space="preserve">Esa red tiene </w:t>
+      </w:r>
+      <w:r>
+        <w:rPr>
+          <w:b/>
+          <w:sz w:val="21"/>
+        </w:rPr>
+        <w:t>103 pads</w:t>
+      </w:r>
+      <w:r>
+        <w:rPr>
+          <w:b w:val="0"/>
+          <w:sz w:val="21"/>
+        </w:rPr>
+        <w:t xml:space="preserve"> y un </w:t>
+      </w:r>
+      <w:r>
+        <w:rPr>
+          <w:b/>
+          <w:sz w:val="21"/>
+        </w:rPr>
+        <w:t>plano de cobre en las dos capas</w:t>
+      </w:r>
+      <w:r>
+        <w:rPr>
+          <w:b w:val="0"/>
+          <w:sz w:val="21"/>
+        </w:rPr>
+        <w:t xml:space="preserve"> (</w:t>
+      </w:r>
+      <w:r>
+        <w:rPr>
+          <w:rFonts w:ascii="Consolas" w:hAnsi="Consolas"/>
+          <w:sz w:val="21"/>
+        </w:rPr>
+        <w:t>F.Cu</w:t>
+      </w:r>
+      <w:r>
+        <w:rPr>
+          <w:b w:val="0"/>
+          <w:sz w:val="21"/>
+        </w:rPr>
+        <w:t xml:space="preserve"> y </w:t>
+      </w:r>
+      <w:r>
+        <w:rPr>
+          <w:rFonts w:ascii="Consolas" w:hAnsi="Consolas"/>
+          <w:sz w:val="21"/>
+        </w:rPr>
+        <w:t>B.Cu</w:t>
+      </w:r>
+      <w:r>
+        <w:rPr>
+          <w:b w:val="0"/>
+          <w:sz w:val="21"/>
+        </w:rPr>
+        <w:t>). Dentro están,</w:t>
+      </w:r>
+    </w:p>
+    <w:p>
+      <w:pPr>
+        <w:spacing w:after="120"/>
+      </w:pPr>
+      <w:r>
+        <w:rPr>
+          <w:b w:val="0"/>
+          <w:sz w:val="21"/>
+        </w:rPr>
+        <w:t>a la vez:</w:t>
+      </w:r>
+    </w:p>
+    <w:p>
+      <w:pPr>
+        <w:pStyle w:val="ListBullet"/>
+        <w:spacing w:after="60"/>
+        <w:ind w:left="360"/>
+      </w:pPr>
+      <w:r>
+        <w:rPr>
+          <w:b w:val="0"/>
+          <w:sz w:val="21"/>
+        </w:rPr>
+        <w:t xml:space="preserve">el </w:t>
+      </w:r>
+      <w:r>
+        <w:rPr>
+          <w:b/>
+          <w:sz w:val="21"/>
+        </w:rPr>
+        <w:t>cátodo del LED de cada opto</w:t>
+      </w:r>
+      <w:r>
+        <w:rPr>
+          <w:b w:val="0"/>
+          <w:sz w:val="21"/>
+        </w:rPr>
+        <w:t xml:space="preserve"> (</w:t>
+      </w:r>
+      <w:r>
+        <w:rPr>
+          <w:rFonts w:ascii="Consolas" w:hAnsi="Consolas"/>
+          <w:sz w:val="21"/>
+        </w:rPr>
+        <w:t>U6</w:t>
+      </w:r>
+      <w:r>
+        <w:rPr>
+          <w:b w:val="0"/>
+          <w:sz w:val="21"/>
+        </w:rPr>
+        <w:t xml:space="preserve"> p3 hasta </w:t>
+      </w:r>
+      <w:r>
+        <w:rPr>
+          <w:rFonts w:ascii="Consolas" w:hAnsi="Consolas"/>
+          <w:sz w:val="21"/>
+        </w:rPr>
+        <w:t>U15</w:t>
+      </w:r>
+      <w:r>
+        <w:rPr>
+          <w:b w:val="0"/>
+          <w:sz w:val="21"/>
+        </w:rPr>
+        <w:t xml:space="preserve"> p3) — o sea, el lado que mira al micro;</w:t>
+      </w:r>
+    </w:p>
+    <w:p>
+      <w:pPr>
+        <w:pStyle w:val="ListBullet"/>
+        <w:spacing w:after="60"/>
+        <w:ind w:left="360"/>
+      </w:pPr>
+      <w:r>
+        <w:rPr>
+          <w:b w:val="0"/>
+          <w:sz w:val="21"/>
+        </w:rPr>
+        <w:t xml:space="preserve">la </w:t>
+      </w:r>
+      <w:r>
+        <w:rPr>
+          <w:b/>
+          <w:sz w:val="21"/>
+        </w:rPr>
+        <w:t>fuente de cada MOSFET</w:t>
+      </w:r>
+      <w:r>
+        <w:rPr>
+          <w:b w:val="0"/>
+          <w:sz w:val="21"/>
+        </w:rPr>
+        <w:t xml:space="preserve"> (</w:t>
+      </w:r>
+      <w:r>
+        <w:rPr>
+          <w:rFonts w:ascii="Consolas" w:hAnsi="Consolas"/>
+          <w:sz w:val="21"/>
+        </w:rPr>
+        <w:t>Q1</w:t>
+      </w:r>
+      <w:r>
+        <w:rPr>
+          <w:b w:val="0"/>
+          <w:sz w:val="21"/>
+        </w:rPr>
+        <w:t xml:space="preserve"> p3 hasta </w:t>
+      </w:r>
+      <w:r>
+        <w:rPr>
+          <w:rFonts w:ascii="Consolas" w:hAnsi="Consolas"/>
+          <w:sz w:val="21"/>
+        </w:rPr>
+        <w:t>Q10</w:t>
+      </w:r>
+      <w:r>
+        <w:rPr>
+          <w:b w:val="0"/>
+          <w:sz w:val="21"/>
+        </w:rPr>
+        <w:t xml:space="preserve"> p3) — o sea, el lado de potencia;</w:t>
+      </w:r>
+    </w:p>
+    <w:p>
+      <w:pPr>
+        <w:pStyle w:val="ListBullet"/>
+        <w:spacing w:after="60"/>
+        <w:ind w:left="360"/>
+      </w:pPr>
+      <w:r>
+        <w:rPr>
+          <w:b w:val="0"/>
+          <w:sz w:val="21"/>
+        </w:rPr>
+        <w:t xml:space="preserve">las cuatro patas </w:t>
+      </w:r>
+      <w:r>
+        <w:rPr>
+          <w:rFonts w:ascii="Consolas" w:hAnsi="Consolas"/>
+          <w:sz w:val="21"/>
+        </w:rPr>
+        <w:t>VSS</w:t>
+      </w:r>
+      <w:r>
+        <w:rPr>
+          <w:b w:val="0"/>
+          <w:sz w:val="21"/>
+        </w:rPr>
+        <w:t xml:space="preserve"> del </w:t>
+      </w:r>
+      <w:r>
+        <w:rPr>
+          <w:rFonts w:ascii="Consolas" w:hAnsi="Consolas"/>
+          <w:sz w:val="21"/>
+        </w:rPr>
+        <w:t>U1</w:t>
+      </w:r>
+      <w:r>
+        <w:rPr>
+          <w:b w:val="0"/>
+          <w:sz w:val="21"/>
+        </w:rPr>
+        <w:t xml:space="preserve">, y </w:t>
+      </w:r>
+      <w:r>
+        <w:rPr>
+          <w:rFonts w:ascii="Consolas" w:hAnsi="Consolas"/>
+          <w:sz w:val="21"/>
+        </w:rPr>
+        <w:t>J16</w:t>
+      </w:r>
+      <w:r>
+        <w:rPr>
+          <w:b w:val="0"/>
+          <w:sz w:val="21"/>
+        </w:rPr>
+        <w:t xml:space="preserve"> p2 y </w:t>
+      </w:r>
+      <w:r>
+        <w:rPr>
+          <w:rFonts w:ascii="Consolas" w:hAnsi="Consolas"/>
+          <w:sz w:val="21"/>
+        </w:rPr>
+        <w:t>J17</w:t>
+      </w:r>
+      <w:r>
+        <w:rPr>
+          <w:b w:val="0"/>
+          <w:sz w:val="21"/>
+        </w:rPr>
+        <w:t xml:space="preserve"> p7 y p9.</w:t>
+      </w:r>
+    </w:p>
+    <w:p>
+      <w:pPr>
+        <w:spacing w:after="120"/>
+      </w:pPr>
+      <w:r>
+        <w:rPr>
+          <w:b/>
+          <w:sz w:val="21"/>
+        </w:rPr>
+        <w:t>Qué queda en pie y qué se cae:</w:t>
+      </w:r>
+    </w:p>
+    <w:tbl>
+      <w:tblPr>
+        <w:tblStyle w:val="TableGrid"/>
+        <w:tblW w:type="auto" w:w="0"/>
+        <w:tblLook w:firstColumn="1" w:firstRow="1" w:lastColumn="0" w:lastRow="0" w:noHBand="0" w:noVBand="1" w:val="04A0"/>
+      </w:tblPr>
+      <w:tblGrid>
+        <w:gridCol w:w="4680"/>
+        <w:gridCol w:w="4680"/>
+      </w:tblGrid>
+      <w:tr>
+        <w:tc>
+          <w:tcPr>
+            <w:tcW w:type="dxa" w:w="4680"/>
+            <w:shd w:val="clear" w:fill="DCE6F1"/>
+          </w:tcPr>
+          <w:p>
+            <w:r/>
+          </w:p>
+        </w:tc>
+        <w:tc>
+          <w:tcPr>
+            <w:tcW w:type="dxa" w:w="4680"/>
+            <w:shd w:val="clear" w:fill="DCE6F1"/>
+          </w:tcPr>
+          <w:p>
+            <w:r/>
+          </w:p>
+        </w:tc>
+      </w:tr>
+      <w:tr>
+        <w:tc>
+          <w:tcPr>
+            <w:tcW w:type="dxa" w:w="4680"/>
+          </w:tcPr>
+          <w:p>
+            <w:r/>
+            <w:r>
+              <w:rPr>
+                <w:b w:val="0"/>
+                <w:sz w:val="19"/>
+              </w:rPr>
+              <w:t xml:space="preserve">✅ </w:t>
+            </w:r>
+            <w:r>
+              <w:rPr>
+                <w:b/>
+                <w:sz w:val="19"/>
+              </w:rPr>
+              <w:t>sigue siendo cierto</w:t>
+            </w:r>
+          </w:p>
+        </w:tc>
+        <w:tc>
+          <w:tcPr>
+            <w:tcW w:type="dxa" w:w="4680"/>
+          </w:tcPr>
+          <w:p>
+            <w:r/>
+            <w:r>
+              <w:rPr>
+                <w:b w:val="0"/>
+                <w:sz w:val="19"/>
+              </w:rPr>
+              <w:t xml:space="preserve">no hay camino de corriente </w:t>
+            </w:r>
+            <w:r>
+              <w:rPr>
+                <w:b/>
+                <w:sz w:val="19"/>
+              </w:rPr>
+              <w:t>del drenador a la pata del `U1`</w:t>
+            </w:r>
+            <w:r>
+              <w:rPr>
+                <w:b w:val="0"/>
+                <w:sz w:val="19"/>
+              </w:rPr>
+              <w:t xml:space="preserve">. Ése es el mérito del diseño, y por eso </w:t>
+            </w:r>
+            <w:r>
+              <w:rPr>
+                <w:rFonts w:ascii="Consolas" w:hAnsi="Consolas"/>
+                <w:sz w:val="19"/>
+              </w:rPr>
+              <w:t>J15</w:t>
+            </w:r>
+            <w:r>
+              <w:rPr>
+                <w:b w:val="0"/>
+                <w:sz w:val="19"/>
+              </w:rPr>
+              <w:t xml:space="preserve"> es *«bien diseñada»* frente a las cinco entradas desnudas de §7</w:t>
+            </w:r>
+          </w:p>
+        </w:tc>
+      </w:tr>
+      <w:tr>
+        <w:tc>
+          <w:tcPr>
+            <w:tcW w:type="dxa" w:w="4680"/>
+          </w:tcPr>
+          <w:p>
+            <w:r/>
+            <w:r>
+              <w:rPr>
+                <w:b w:val="0"/>
+                <w:sz w:val="19"/>
+              </w:rPr>
+              <w:t xml:space="preserve">🔴 </w:t>
+            </w:r>
+            <w:r>
+              <w:rPr>
+                <w:b/>
+                <w:sz w:val="19"/>
+              </w:rPr>
+              <w:t>deja de poderse decir</w:t>
+            </w:r>
+          </w:p>
+        </w:tc>
+        <w:tc>
+          <w:tcPr>
+            <w:tcW w:type="dxa" w:w="4680"/>
+          </w:tcPr>
+          <w:p>
+            <w:r/>
+            <w:r>
+              <w:rPr>
+                <w:b w:val="0"/>
+                <w:sz w:val="19"/>
+              </w:rPr>
+              <w:t xml:space="preserve">que lo colgado de esas borneras esté </w:t>
+            </w:r>
+            <w:r>
+              <w:rPr>
+                <w:b/>
+                <w:sz w:val="19"/>
+              </w:rPr>
+              <w:t>aislado del controlador</w:t>
+            </w:r>
+            <w:r>
+              <w:rPr>
+                <w:b w:val="0"/>
+                <w:sz w:val="19"/>
+              </w:rPr>
+              <w:t>. Comparte su masa, y comparte también su riel de 12 V por p1</w:t>
+            </w:r>
+          </w:p>
+        </w:tc>
+      </w:tr>
+    </w:tbl>
+    <w:p>
+      <w:pPr>
+        <w:spacing w:after="120"/>
+      </w:pPr>
+    </w:p>
+    <w:p>
+      <w:pPr>
+        <w:spacing w:after="120"/>
+      </w:pPr>
+      <w:r>
+        <w:rPr>
+          <w:b/>
+          <w:sz w:val="21"/>
+        </w:rPr>
+        <w:t>En obra esto se traduce en una sola frase:</w:t>
+      </w:r>
+      <w:r>
+        <w:rPr>
+          <w:b w:val="0"/>
+          <w:sz w:val="21"/>
+        </w:rPr>
+        <w:t xml:space="preserve"> un retorno de masa sucio de un motor, de una cabeza</w:t>
+      </w:r>
+    </w:p>
+    <w:p>
+      <w:pPr>
+        <w:spacing w:after="120"/>
+      </w:pPr>
+      <w:r>
+        <w:rPr>
+          <w:b w:val="0"/>
+          <w:sz w:val="21"/>
+        </w:rPr>
+        <w:t xml:space="preserve">peatonal o de un zumbador </w:t>
+      </w:r>
+      <w:r>
+        <w:rPr>
+          <w:b/>
+          <w:sz w:val="21"/>
+        </w:rPr>
+        <w:t>entra en la masa del STM32</w:t>
+      </w:r>
+      <w:r>
+        <w:rPr>
+          <w:b w:val="0"/>
+          <w:sz w:val="21"/>
+        </w:rPr>
+        <w:t>, aunque el opto esté ahí. El opto protege</w:t>
+      </w:r>
+    </w:p>
+    <w:p>
+      <w:pPr>
+        <w:spacing w:after="120"/>
+      </w:pPr>
+      <w:r>
+        <w:rPr>
+          <w:b w:val="0"/>
+          <w:sz w:val="21"/>
+        </w:rPr>
+        <w:t xml:space="preserve">al </w:t>
+      </w:r>
+      <w:r>
+        <w:rPr>
+          <w:b/>
+          <w:sz w:val="21"/>
+        </w:rPr>
+        <w:t>pin</w:t>
+      </w:r>
+      <w:r>
+        <w:rPr>
+          <w:b w:val="0"/>
+          <w:sz w:val="21"/>
+        </w:rPr>
+        <w:t xml:space="preserve">; no aísla al </w:t>
+      </w:r>
+      <w:r>
+        <w:rPr>
+          <w:b/>
+          <w:sz w:val="21"/>
+        </w:rPr>
+        <w:t>equipo</w:t>
+      </w:r>
+      <w:r>
+        <w:rPr>
+          <w:b w:val="0"/>
+          <w:sz w:val="21"/>
+        </w:rPr>
+        <w:t>.</w:t>
+      </w:r>
+    </w:p>
+    <w:p>
+      <w:pPr>
+        <w:spacing w:before="200" w:after="120"/>
+      </w:pPr>
+      <w:r>
+        <w:rPr>
+          <w:b/>
+          <w:color w:val="003366"/>
+          <w:sz w:val="23"/>
+        </w:rPr>
+        <w:t>11.5 Tres canales de potencia completos, fabricados y sin una línea de firmware detrás</w:t>
+      </w:r>
+    </w:p>
+    <w:p>
+      <w:pPr>
+        <w:spacing w:after="120"/>
+      </w:pPr>
+      <w:r>
+        <w:rPr>
+          <w:rFonts w:ascii="Consolas" w:hAnsi="Consolas"/>
+          <w:sz w:val="21"/>
+        </w:rPr>
+        <w:t>J9</w:t>
+      </w:r>
+      <w:r>
+        <w:rPr>
+          <w:b w:val="0"/>
+          <w:sz w:val="21"/>
+        </w:rPr>
+        <w:t xml:space="preserve"> (</w:t>
+      </w:r>
+      <w:r>
+        <w:rPr>
+          <w:rFonts w:ascii="Consolas" w:hAnsi="Consolas"/>
+          <w:sz w:val="21"/>
+        </w:rPr>
+        <w:t>VERDE_PEATON</w:t>
+      </w:r>
+      <w:r>
+        <w:rPr>
+          <w:b w:val="0"/>
+          <w:sz w:val="21"/>
+        </w:rPr>
+        <w:t xml:space="preserve">, </w:t>
+      </w:r>
+      <w:r>
+        <w:rPr>
+          <w:rFonts w:ascii="Consolas" w:hAnsi="Consolas"/>
+          <w:sz w:val="21"/>
+        </w:rPr>
+        <w:t>PA7</w:t>
+      </w:r>
+      <w:r>
+        <w:rPr>
+          <w:b w:val="0"/>
+          <w:sz w:val="21"/>
+        </w:rPr>
+        <w:t xml:space="preserve">), </w:t>
+      </w:r>
+      <w:r>
+        <w:rPr>
+          <w:rFonts w:ascii="Consolas" w:hAnsi="Consolas"/>
+          <w:sz w:val="21"/>
+        </w:rPr>
+        <w:t>J11</w:t>
+      </w:r>
+      <w:r>
+        <w:rPr>
+          <w:b w:val="0"/>
+          <w:sz w:val="21"/>
+        </w:rPr>
+        <w:t xml:space="preserve"> (</w:t>
+      </w:r>
+      <w:r>
+        <w:rPr>
+          <w:rFonts w:ascii="Consolas" w:hAnsi="Consolas"/>
+          <w:sz w:val="21"/>
+        </w:rPr>
+        <w:t>ROJO_PEATON</w:t>
+      </w:r>
+      <w:r>
+        <w:rPr>
+          <w:b w:val="0"/>
+          <w:sz w:val="21"/>
+        </w:rPr>
+        <w:t xml:space="preserve">, </w:t>
+      </w:r>
+      <w:r>
+        <w:rPr>
+          <w:rFonts w:ascii="Consolas" w:hAnsi="Consolas"/>
+          <w:sz w:val="21"/>
+        </w:rPr>
+        <w:t>PA6</w:t>
+      </w:r>
+      <w:r>
+        <w:rPr>
+          <w:b w:val="0"/>
+          <w:sz w:val="21"/>
+        </w:rPr>
+        <w:t xml:space="preserve">) y </w:t>
+      </w:r>
+      <w:r>
+        <w:rPr>
+          <w:rFonts w:ascii="Consolas" w:hAnsi="Consolas"/>
+          <w:sz w:val="21"/>
+        </w:rPr>
+        <w:t>J13</w:t>
+      </w:r>
+      <w:r>
+        <w:rPr>
+          <w:b w:val="0"/>
+          <w:sz w:val="21"/>
+        </w:rPr>
+        <w:t xml:space="preserve"> (</w:t>
+      </w:r>
+      <w:r>
+        <w:rPr>
+          <w:rFonts w:ascii="Consolas" w:hAnsi="Consolas"/>
+          <w:sz w:val="21"/>
+        </w:rPr>
+        <w:t>BUZZER</w:t>
+      </w:r>
+      <w:r>
+        <w:rPr>
+          <w:b w:val="0"/>
+          <w:sz w:val="21"/>
+        </w:rPr>
+        <w:t xml:space="preserve">, </w:t>
+      </w:r>
+      <w:r>
+        <w:rPr>
+          <w:rFonts w:ascii="Consolas" w:hAnsi="Consolas"/>
+          <w:sz w:val="21"/>
+        </w:rPr>
+        <w:t>PB1</w:t>
+      </w:r>
+      <w:r>
+        <w:rPr>
+          <w:b w:val="0"/>
+          <w:sz w:val="21"/>
+        </w:rPr>
+        <w:t>). Están enteros</w:t>
+      </w:r>
+    </w:p>
+    <w:p>
+      <w:pPr>
+        <w:spacing w:after="120"/>
+      </w:pPr>
+      <w:r>
+        <w:rPr>
+          <w:b w:val="0"/>
+          <w:sz w:val="21"/>
+        </w:rPr>
+        <w:t>en la placa —opto, MOSFET, diodo, LED, bornera— y **el firmware no los toca en ninguna de las dos</w:t>
+      </w:r>
+    </w:p>
+    <w:p>
+      <w:pPr>
+        <w:spacing w:after="120"/>
+      </w:pPr>
+      <w:r>
+        <w:rPr>
+          <w:b w:val="0"/>
+          <w:sz w:val="21"/>
+        </w:rPr>
+        <w:t>puntas**:</w:t>
+      </w:r>
+    </w:p>
+    <w:p>
+      <w:pPr>
+        <w:spacing w:after="200"/>
+        <w:ind w:left="288"/>
+        <w:shd w:val="clear" w:fill="F4F4F4"/>
+      </w:pPr>
+      <w:r>
+        <w:rPr>
+          <w:rFonts w:ascii="Consolas" w:hAnsi="Consolas"/>
+          <w:sz w:val="18"/>
+        </w:rPr>
+        <w:t>$ grep -rn -e ROJO_PEATON -e VERDE_PEATON -e BUZZER Maestro/src Esclavo/src</w:t>
+        <w:br/>
+        <w:t>Maestro/src/main.cpp:35://   ROJO_PEATON y VERDE_PEATON, que estaban sin custodia.</w:t>
+        <w:br/>
+        <w:br/>
+        <w:t>$ grep -rn -e pinMode -e digitalWrite -e digitalRead Maestro/src Esclavo/src \</w:t>
+        <w:br/>
+        <w:t xml:space="preserve">      | grep -e PEATON -e BUZZER</w:t>
+        <w:br/>
+        <w:t>(sin salida)</w:t>
+      </w:r>
+    </w:p>
+    <w:p>
+      <w:pPr>
+        <w:spacing w:after="120"/>
+      </w:pPr>
+      <w:r>
+        <w:rPr>
+          <w:b w:val="0"/>
+          <w:sz w:val="21"/>
+        </w:rPr>
+        <w:t xml:space="preserve">Ni un </w:t>
+      </w:r>
+      <w:r>
+        <w:rPr>
+          <w:rFonts w:ascii="Consolas" w:hAnsi="Consolas"/>
+          <w:sz w:val="21"/>
+        </w:rPr>
+        <w:t>pinMode</w:t>
+      </w:r>
+      <w:r>
+        <w:rPr>
+          <w:b w:val="0"/>
+          <w:sz w:val="21"/>
+        </w:rPr>
+        <w:t xml:space="preserve">, ni un </w:t>
+      </w:r>
+      <w:r>
+        <w:rPr>
+          <w:rFonts w:ascii="Consolas" w:hAnsi="Consolas"/>
+          <w:sz w:val="21"/>
+        </w:rPr>
+        <w:t>digitalWrite</w:t>
+      </w:r>
+      <w:r>
+        <w:rPr>
+          <w:b w:val="0"/>
+          <w:sz w:val="21"/>
+        </w:rPr>
+        <w:t xml:space="preserve">. **Si alguien cablea una cabeza peatonal a </w:t>
+      </w:r>
+      <w:r>
+        <w:rPr>
+          <w:rFonts w:ascii="Consolas" w:hAnsi="Consolas"/>
+          <w:sz w:val="21"/>
+        </w:rPr>
+        <w:t>J9</w:t>
+      </w:r>
+      <w:r>
+        <w:rPr>
+          <w:b w:val="0"/>
+          <w:sz w:val="21"/>
+        </w:rPr>
+        <w:t>/</w:t>
+      </w:r>
+      <w:r>
+        <w:rPr>
+          <w:rFonts w:ascii="Consolas" w:hAnsi="Consolas"/>
+          <w:sz w:val="21"/>
+        </w:rPr>
+        <w:t>J11</w:t>
+      </w:r>
+      <w:r>
+        <w:rPr>
+          <w:b w:val="0"/>
+          <w:sz w:val="21"/>
+        </w:rPr>
+        <w:t xml:space="preserve"> o un</w:t>
+      </w:r>
+    </w:p>
+    <w:p>
+      <w:pPr>
+        <w:spacing w:after="120"/>
+      </w:pPr>
+      <w:r>
+        <w:rPr>
+          <w:b w:val="0"/>
+          <w:sz w:val="21"/>
+        </w:rPr>
+        <w:t xml:space="preserve">zumbador a </w:t>
+      </w:r>
+      <w:r>
+        <w:rPr>
+          <w:rFonts w:ascii="Consolas" w:hAnsi="Consolas"/>
+          <w:sz w:val="21"/>
+        </w:rPr>
+        <w:t>J13</w:t>
+      </w:r>
+      <w:r>
+        <w:rPr>
+          <w:b w:val="0"/>
+          <w:sz w:val="21"/>
+        </w:rPr>
+        <w:t>, no se enciende nunca y no hay mensaje de error.**</w:t>
+      </w:r>
+    </w:p>
+    <w:p>
+      <w:pPr>
+        <w:spacing w:after="120"/>
+      </w:pPr>
+      <w:r>
+        <w:rPr>
+          <w:b/>
+          <w:sz w:val="21"/>
+        </w:rPr>
+        <w:t>Cuánto cuesta darle vida a uno — medido, no estimado.</w:t>
+      </w:r>
+      <w:r>
+        <w:rPr>
+          <w:b w:val="0"/>
+          <w:sz w:val="21"/>
+        </w:rPr>
+        <w:t xml:space="preserve"> Desensamblando el </w:t>
+      </w:r>
+      <w:r>
+        <w:rPr>
+          <w:rFonts w:ascii="Consolas" w:hAnsi="Consolas"/>
+          <w:sz w:val="21"/>
+        </w:rPr>
+        <w:t>.elf</w:t>
+      </w:r>
+      <w:r>
+        <w:rPr>
+          <w:b w:val="0"/>
+          <w:sz w:val="21"/>
+        </w:rPr>
+        <w:t xml:space="preserve"> construido, un</w:t>
+      </w:r>
+    </w:p>
+    <w:p>
+      <w:pPr>
+        <w:spacing w:after="120"/>
+      </w:pPr>
+      <w:r>
+        <w:rPr>
+          <w:rFonts w:ascii="Consolas" w:hAnsi="Consolas"/>
+          <w:sz w:val="21"/>
+        </w:rPr>
+        <w:t>pinMode(PIN, OUTPUT)</w:t>
+      </w:r>
+      <w:r>
+        <w:rPr>
+          <w:b w:val="0"/>
+          <w:sz w:val="21"/>
+        </w:rPr>
+        <w:t xml:space="preserve"> con pin constante y un </w:t>
+      </w:r>
+      <w:r>
+        <w:rPr>
+          <w:rFonts w:ascii="Consolas" w:hAnsi="Consolas"/>
+          <w:sz w:val="21"/>
+        </w:rPr>
+        <w:t>digitalWrite(PIN, valor)</w:t>
+      </w:r>
+      <w:r>
+        <w:rPr>
+          <w:b w:val="0"/>
+          <w:sz w:val="21"/>
+        </w:rPr>
+        <w:t xml:space="preserve"> ocupan </w:t>
+      </w:r>
+      <w:r>
+        <w:rPr>
+          <w:b/>
+          <w:sz w:val="21"/>
+        </w:rPr>
+        <w:t>8 bytes cada uno</w:t>
+      </w:r>
+    </w:p>
+    <w:p>
+      <w:pPr>
+        <w:spacing w:after="120"/>
+      </w:pPr>
+      <w:r>
+        <w:rPr>
+          <w:b w:val="0"/>
+          <w:sz w:val="21"/>
+        </w:rPr>
+        <w:t>en Thumb-2:</w:t>
+      </w:r>
+    </w:p>
+    <w:p>
+      <w:pPr>
+        <w:spacing w:after="200"/>
+        <w:ind w:left="288"/>
+        <w:shd w:val="clear" w:fill="F4F4F4"/>
+      </w:pPr>
+      <w:r>
+        <w:rPr>
+          <w:rFonts w:ascii="Consolas" w:hAnsi="Consolas"/>
+          <w:sz w:val="18"/>
+        </w:rPr>
+        <w:t>$ arm-none-eabi-objdump -d Maestro/.pio/build/maestro/firmware.elf</w:t>
+        <w:br/>
+        <w:t xml:space="preserve">  (dentro del simbolo _Z14semaforo_setupv)</w:t>
+        <w:br/>
+        <w:t xml:space="preserve">    2101      movs r1, #1            &lt;-- 2 B</w:t>
+        <w:br/>
+        <w:t xml:space="preserve">    2012      movs r0, #18           &lt;-- 2 B   (MOTOR_TALANQUERA)</w:t>
+        <w:br/>
+        <w:t xml:space="preserve">    f002 f979 bl   pinMode           &lt;-- 4 B</w:t>
+        <w:br/>
+        <w:t xml:space="preserve">  (dentro del simbolo _ZL13escribirPinesbbb)</w:t>
+        <w:br/>
+        <w:t xml:space="preserve">    4629      mov  r1, r5            &lt;-- 2 B</w:t>
+        <w:br/>
+        <w:t xml:space="preserve">    20c4      movs r0, #196          &lt;-- 2 B</w:t>
+        <w:br/>
+        <w:t xml:space="preserve">    f002 faae bl   digitalWrite      &lt;-- 4 B</w:t>
+      </w:r>
+    </w:p>
+    <w:p>
+      <w:pPr>
+        <w:spacing w:after="120"/>
+      </w:pPr>
+      <w:r>
+        <w:rPr>
+          <w:b w:val="0"/>
+          <w:sz w:val="21"/>
+        </w:rPr>
+        <w:t xml:space="preserve">O sea </w:t>
+      </w:r>
+      <w:r>
+        <w:rPr>
+          <w:b/>
+          <w:sz w:val="21"/>
+        </w:rPr>
+        <w:t>16 B</w:t>
+      </w:r>
+      <w:r>
+        <w:rPr>
+          <w:b w:val="0"/>
+          <w:sz w:val="21"/>
+        </w:rPr>
+        <w:t xml:space="preserve"> por canal encendido. ⚠️ </w:t>
+      </w:r>
+      <w:r>
+        <w:rPr>
+          <w:b/>
+          <w:sz w:val="21"/>
+        </w:rPr>
+        <w:t>Ese 16 es un SUELO, no el coste de la función.</w:t>
+      </w:r>
+      <w:r>
+        <w:rPr>
+          <w:b w:val="0"/>
+          <w:sz w:val="21"/>
+        </w:rPr>
+        <w:t xml:space="preserve"> Es lo que</w:t>
+      </w:r>
+    </w:p>
+    <w:p>
+      <w:pPr>
+        <w:spacing w:after="120"/>
+      </w:pPr>
+      <w:r>
+        <w:rPr>
+          <w:b w:val="0"/>
+          <w:sz w:val="21"/>
+        </w:rPr>
+        <w:t xml:space="preserve">cuestan las </w:t>
+      </w:r>
+      <w:r>
+        <w:rPr>
+          <w:b/>
+          <w:sz w:val="21"/>
+        </w:rPr>
+        <w:t>dos llamadas</w:t>
+      </w:r>
+      <w:r>
+        <w:rPr>
+          <w:b w:val="0"/>
+          <w:sz w:val="21"/>
+        </w:rPr>
+        <w:t xml:space="preserve">; no incluye ni un byte de lo que </w:t>
+      </w:r>
+      <w:r>
+        <w:rPr>
+          <w:b/>
+          <w:sz w:val="21"/>
+        </w:rPr>
+        <w:t>decide</w:t>
+      </w:r>
+      <w:r>
+        <w:rPr>
+          <w:b w:val="0"/>
+          <w:sz w:val="21"/>
+        </w:rPr>
+        <w:t xml:space="preserve"> el valor —una fase peatonal,</w:t>
+      </w:r>
+    </w:p>
+    <w:p>
+      <w:pPr>
+        <w:spacing w:after="120"/>
+      </w:pPr>
+      <w:r>
+        <w:rPr>
+          <w:b w:val="0"/>
+          <w:sz w:val="21"/>
+        </w:rPr>
+        <w:t>un temporizador, un patrón de zumbido—. **Publicar el 16 sin esta frase sería vender barato algo que</w:t>
+      </w:r>
+    </w:p>
+    <w:p>
+      <w:pPr>
+        <w:spacing w:after="120"/>
+      </w:pPr>
+      <w:r>
+        <w:rPr>
+          <w:b w:val="0"/>
+          <w:sz w:val="21"/>
+        </w:rPr>
+        <w:t xml:space="preserve">todavía no se ha diseñado.** Y el margen de flash es el que es: el acta de </w:t>
+      </w:r>
+      <w:r>
+        <w:rPr>
+          <w:rFonts w:ascii="Consolas" w:hAnsi="Consolas"/>
+          <w:sz w:val="21"/>
+        </w:rPr>
+        <w:t>compuerta.py</w:t>
+      </w:r>
+      <w:r>
+        <w:rPr>
+          <w:b w:val="0"/>
+          <w:sz w:val="21"/>
+        </w:rPr>
+        <w:t xml:space="preserve"> del</w:t>
+      </w:r>
+    </w:p>
+    <w:p>
+      <w:pPr>
+        <w:spacing w:after="120"/>
+      </w:pPr>
+      <w:r>
+        <w:rPr>
+          <w:b w:val="0"/>
+          <w:sz w:val="21"/>
+        </w:rPr>
+        <w:t xml:space="preserve">05/09 deja al Maestro en </w:t>
+      </w:r>
+      <w:r>
+        <w:rPr>
+          <w:b/>
+          <w:sz w:val="21"/>
+        </w:rPr>
+        <w:t>86,5 %</w:t>
+      </w:r>
+      <w:r>
+        <w:rPr>
+          <w:b w:val="0"/>
+          <w:sz w:val="21"/>
+        </w:rPr>
+        <w:t xml:space="preserve"> (</w:t>
+      </w:r>
+      <w:r>
+        <w:rPr>
+          <w:rFonts w:ascii="Consolas" w:hAnsi="Consolas"/>
+          <w:sz w:val="21"/>
+        </w:rPr>
+        <w:t>56656</w:t>
+      </w:r>
+      <w:r>
+        <w:rPr>
+          <w:b w:val="0"/>
+          <w:sz w:val="21"/>
+        </w:rPr>
+        <w:t xml:space="preserve"> de </w:t>
+      </w:r>
+      <w:r>
+        <w:rPr>
+          <w:rFonts w:ascii="Consolas" w:hAnsi="Consolas"/>
+          <w:sz w:val="21"/>
+        </w:rPr>
+        <w:t>65536</w:t>
+      </w:r>
+      <w:r>
+        <w:rPr>
+          <w:b w:val="0"/>
+          <w:sz w:val="21"/>
+        </w:rPr>
+        <w:t xml:space="preserve"> B). **Ese número se lee del acta de</w:t>
+      </w:r>
+    </w:p>
+    <w:p>
+      <w:pPr>
+        <w:spacing w:after="120"/>
+      </w:pPr>
+      <w:r>
+        <w:rPr>
+          <w:rFonts w:ascii="Consolas" w:hAnsi="Consolas"/>
+          <w:sz w:val="21"/>
+        </w:rPr>
+        <w:t>evidencia/</w:t>
+      </w:r>
+      <w:r>
+        <w:rPr>
+          <w:b w:val="0"/>
+          <w:sz w:val="21"/>
+        </w:rPr>
+        <w:t>, no de aquí**: cambia con cada corrida, y una cifra copiada a mano en un manual caduca</w:t>
+      </w:r>
+    </w:p>
+    <w:p>
+      <w:pPr>
+        <w:spacing w:after="120"/>
+      </w:pPr>
+      <w:r>
+        <w:rPr>
+          <w:b w:val="0"/>
+          <w:sz w:val="21"/>
+        </w:rPr>
+        <w:t>sola.</w:t>
+      </w:r>
+    </w:p>
+    <w:p>
+      <w:pPr>
+        <w:spacing w:after="160"/>
+        <w:ind w:left="360"/>
+        <w:shd w:val="clear" w:fill="FFF4E5"/>
+      </w:pPr>
+      <w:r>
+        <w:rPr>
+          <w:b w:val="0"/>
+          <w:color w:val="960000"/>
+          <w:sz w:val="20"/>
+        </w:rPr>
+        <w:t xml:space="preserve">🟡 </w:t>
+      </w:r>
+      <w:r>
+        <w:rPr>
+          <w:b/>
+          <w:color w:val="960000"/>
+          <w:sz w:val="20"/>
+        </w:rPr>
+        <w:t>`SIN VERIFICAR`: que `J9`, `J11` y `J13` estén REALMENTE SOLDADOS en la tarjeta física.</w:t>
+      </w:r>
+      <w:r>
+        <w:rPr>
+          <w:b w:val="0"/>
+          <w:color w:val="960000"/>
+          <w:sz w:val="20"/>
+        </w:rPr>
+        <w:t xml:space="preserve"> El esquemático los marca </w:t>
+      </w:r>
+      <w:r>
+        <w:rPr>
+          <w:rFonts w:ascii="Consolas" w:hAnsi="Consolas"/>
+          <w:color w:val="960000"/>
+          <w:sz w:val="20"/>
+        </w:rPr>
+        <w:t>in_bom=yes</w:t>
+      </w:r>
+      <w:r>
+        <w:rPr>
+          <w:b w:val="0"/>
+          <w:color w:val="960000"/>
+          <w:sz w:val="20"/>
+        </w:rPr>
+        <w:t xml:space="preserve">, </w:t>
+      </w:r>
+      <w:r>
+        <w:rPr>
+          <w:rFonts w:ascii="Consolas" w:hAnsi="Consolas"/>
+          <w:color w:val="960000"/>
+          <w:sz w:val="20"/>
+        </w:rPr>
+        <w:t>dnp=no</w:t>
+      </w:r>
+      <w:r>
+        <w:rPr>
+          <w:b w:val="0"/>
+          <w:color w:val="960000"/>
+          <w:sz w:val="20"/>
+        </w:rPr>
+        <w:t xml:space="preserve">, </w:t>
+      </w:r>
+      <w:r>
+        <w:rPr>
+          <w:rFonts w:ascii="Consolas" w:hAnsi="Consolas"/>
+          <w:color w:val="960000"/>
+          <w:sz w:val="20"/>
+        </w:rPr>
+        <w:t>on_board=yes</w:t>
+      </w:r>
+      <w:r>
+        <w:rPr>
+          <w:b w:val="0"/>
+          <w:color w:val="960000"/>
+          <w:sz w:val="20"/>
+        </w:rPr>
+        <w:t xml:space="preserve"> —o sea que el diseño dice que van—, pero </w:t>
+      </w:r>
+      <w:r>
+        <w:rPr>
+          <w:b/>
+          <w:color w:val="960000"/>
+          <w:sz w:val="20"/>
+        </w:rPr>
+        <w:t>nadie los ha mirado en cobre</w:t>
+      </w:r>
+      <w:r>
+        <w:rPr>
+          <w:b w:val="0"/>
+          <w:color w:val="960000"/>
+          <w:sz w:val="20"/>
+        </w:rPr>
+        <w:t xml:space="preserve">. Lo más cerca que hay es </w:t>
+      </w:r>
+      <w:r>
+        <w:rPr>
+          <w:b/>
+          <w:color w:val="960000"/>
+          <w:sz w:val="20"/>
+        </w:rPr>
+        <w:t>`J15`, el gemelo exacto, que sí funcionó en banco el 04/09</w:t>
+      </w:r>
+      <w:r>
+        <w:rPr>
+          <w:b w:val="0"/>
+          <w:color w:val="960000"/>
+          <w:sz w:val="20"/>
+        </w:rPr>
+        <w:t xml:space="preserve">. Eso hace probable que estén; </w:t>
+      </w:r>
+      <w:r>
+        <w:rPr>
+          <w:b/>
+          <w:color w:val="960000"/>
+          <w:sz w:val="20"/>
+        </w:rPr>
+        <w:t>no lo demuestra</w:t>
+      </w:r>
+      <w:r>
+        <w:rPr>
+          <w:b w:val="0"/>
+          <w:color w:val="960000"/>
+          <w:sz w:val="20"/>
+        </w:rPr>
+        <w:t>. Se comprueba a ojo y con continuidad, y es lo primero antes de contar con ellos para nada.</w:t>
+      </w:r>
+    </w:p>
+    <w:p>
+      <w:pPr>
+        <w:spacing w:after="160"/>
+        <w:ind w:left="360"/>
+        <w:shd w:val="clear" w:fill="FFF4E5"/>
+      </w:pPr>
+      <w:r>
+        <w:rPr>
+          <w:b w:val="0"/>
+          <w:color w:val="960000"/>
+          <w:sz w:val="20"/>
+        </w:rPr>
+        <w:t xml:space="preserve">🟡 </w:t>
+      </w:r>
+      <w:r>
+        <w:rPr>
+          <w:b/>
+          <w:color w:val="960000"/>
+          <w:sz w:val="20"/>
+        </w:rPr>
+        <w:t>Y lo que este manual NO decide, porque no le toca:</w:t>
+      </w:r>
+      <w:r>
+        <w:rPr>
+          <w:b w:val="0"/>
+          <w:color w:val="960000"/>
+          <w:sz w:val="20"/>
+        </w:rPr>
+        <w:t xml:space="preserve"> gastar uno de esos tres canales </w:t>
+      </w:r>
+      <w:r>
+        <w:rPr>
+          <w:b/>
+          <w:color w:val="960000"/>
+          <w:sz w:val="20"/>
+        </w:rPr>
+        <w:t>cierra la puerta a una cabeza peatonal o a un zumbador en esta placa</w:t>
+      </w:r>
+      <w:r>
+        <w:rPr>
+          <w:b w:val="0"/>
+          <w:color w:val="960000"/>
+          <w:sz w:val="20"/>
+        </w:rPr>
+        <w:t xml:space="preserve"> — no hay más molde libre. </w:t>
+      </w:r>
+      <w:r>
+        <w:rPr>
+          <w:b/>
+          <w:color w:val="960000"/>
+          <w:sz w:val="20"/>
+        </w:rPr>
+        <w:t>No existe ninguna decisión escrita que renuncie a ellos.</w:t>
+      </w:r>
+      <w:r>
+        <w:rPr>
+          <w:b w:val="0"/>
+          <w:color w:val="960000"/>
+          <w:sz w:val="20"/>
+        </w:rPr>
+        <w:t xml:space="preserve"> Queda como pregunta abierta, con dueño, en </w:t>
+      </w:r>
+      <w:r>
+        <w:rPr>
+          <w:rFonts w:ascii="Consolas" w:hAnsi="Consolas"/>
+          <w:color w:val="960000"/>
+          <w:sz w:val="20"/>
+        </w:rPr>
+        <w:t>05_Funcional/17_Arquitectura_28-08_y_Decisiones_Abiertas.md</w:t>
+      </w:r>
+      <w:r>
+        <w:rPr>
+          <w:b w:val="0"/>
+          <w:color w:val="960000"/>
+          <w:sz w:val="20"/>
+        </w:rPr>
+        <w:t xml:space="preserve"> §3.10.</w:t>
+      </w:r>
+    </w:p>
+    <w:p>
+      <w:pPr>
+        <w:spacing w:before="200" w:after="120"/>
+      </w:pPr>
+      <w:r>
+        <w:rPr>
+          <w:b/>
+          <w:color w:val="003366"/>
+          <w:sz w:val="23"/>
+        </w:rPr>
+        <w:t>11.6 Los pines libres son SEIS, no tres — y tres de ellos ya tienen bornera</w:t>
+      </w:r>
+    </w:p>
+    <w:p>
+      <w:pPr>
+        <w:spacing w:after="120"/>
+      </w:pPr>
+      <w:r>
+        <w:rPr>
+          <w:b w:val="0"/>
+          <w:sz w:val="21"/>
+        </w:rPr>
+        <w:t xml:space="preserve">A </w:t>
+      </w:r>
+      <w:r>
+        <w:rPr>
+          <w:rFonts w:ascii="Consolas" w:hAnsi="Consolas"/>
+          <w:sz w:val="21"/>
+        </w:rPr>
+        <w:t>ROJO_PEATON</w:t>
+      </w:r>
+      <w:r>
+        <w:rPr>
+          <w:b w:val="0"/>
+          <w:sz w:val="21"/>
+        </w:rPr>
+        <w:t xml:space="preserve"> (</w:t>
+      </w:r>
+      <w:r>
+        <w:rPr>
+          <w:rFonts w:ascii="Consolas" w:hAnsi="Consolas"/>
+          <w:sz w:val="21"/>
+        </w:rPr>
+        <w:t>PA6</w:t>
+      </w:r>
+      <w:r>
+        <w:rPr>
+          <w:b w:val="0"/>
+          <w:sz w:val="21"/>
+        </w:rPr>
+        <w:t xml:space="preserve">), </w:t>
+      </w:r>
+      <w:r>
+        <w:rPr>
+          <w:rFonts w:ascii="Consolas" w:hAnsi="Consolas"/>
+          <w:sz w:val="21"/>
+        </w:rPr>
+        <w:t>VERDE_PEATON</w:t>
+      </w:r>
+      <w:r>
+        <w:rPr>
+          <w:b w:val="0"/>
+          <w:sz w:val="21"/>
+        </w:rPr>
+        <w:t xml:space="preserve"> (</w:t>
+      </w:r>
+      <w:r>
+        <w:rPr>
+          <w:rFonts w:ascii="Consolas" w:hAnsi="Consolas"/>
+          <w:sz w:val="21"/>
+        </w:rPr>
+        <w:t>PA7</w:t>
+      </w:r>
+      <w:r>
+        <w:rPr>
+          <w:b w:val="0"/>
+          <w:sz w:val="21"/>
+        </w:rPr>
+        <w:t xml:space="preserve">) y </w:t>
+      </w:r>
+      <w:r>
+        <w:rPr>
+          <w:rFonts w:ascii="Consolas" w:hAnsi="Consolas"/>
+          <w:sz w:val="21"/>
+        </w:rPr>
+        <w:t>BUZZER</w:t>
+      </w:r>
+      <w:r>
+        <w:rPr>
+          <w:b w:val="0"/>
+          <w:sz w:val="21"/>
+        </w:rPr>
+        <w:t xml:space="preserve"> (</w:t>
+      </w:r>
+      <w:r>
+        <w:rPr>
+          <w:rFonts w:ascii="Consolas" w:hAnsi="Consolas"/>
+          <w:sz w:val="21"/>
+        </w:rPr>
+        <w:t>PB1</w:t>
+      </w:r>
+      <w:r>
+        <w:rPr>
+          <w:b w:val="0"/>
+          <w:sz w:val="21"/>
+        </w:rPr>
+        <w:t>) hay que sumar **</w:t>
+      </w:r>
+      <w:r>
+        <w:rPr>
+          <w:rFonts w:ascii="Consolas" w:hAnsi="Consolas"/>
+          <w:sz w:val="21"/>
+        </w:rPr>
+        <w:t>PB3</w:t>
+      </w:r>
+      <w:r>
+        <w:rPr>
+          <w:b w:val="0"/>
+          <w:sz w:val="21"/>
+        </w:rPr>
+        <w:t xml:space="preserve">, </w:t>
+      </w:r>
+      <w:r>
+        <w:rPr>
+          <w:rFonts w:ascii="Consolas" w:hAnsi="Consolas"/>
+          <w:sz w:val="21"/>
+        </w:rPr>
+        <w:t>PB4</w:t>
+      </w:r>
+      <w:r>
+        <w:rPr>
+          <w:b w:val="0"/>
+          <w:sz w:val="21"/>
+        </w:rPr>
+        <w:t xml:space="preserve"> y</w:t>
+      </w:r>
+    </w:p>
+    <w:p>
+      <w:pPr>
+        <w:spacing w:after="120"/>
+      </w:pPr>
+      <w:r>
+        <w:rPr>
+          <w:rFonts w:ascii="Consolas" w:hAnsi="Consolas"/>
+          <w:sz w:val="21"/>
+        </w:rPr>
+        <w:t>PB5</w:t>
+      </w:r>
+      <w:r>
+        <w:rPr>
+          <w:b w:val="0"/>
+          <w:sz w:val="21"/>
+        </w:rPr>
+        <w:t xml:space="preserve">**, los de la pantalla. </w:t>
+      </w:r>
+      <w:r>
+        <w:rPr>
+          <w:rFonts w:ascii="Consolas" w:hAnsi="Consolas"/>
+          <w:sz w:val="21"/>
+        </w:rPr>
+        <w:t>lcd.cpp</w:t>
+      </w:r>
+      <w:r>
+        <w:rPr>
+          <w:b w:val="0"/>
+          <w:sz w:val="21"/>
+        </w:rPr>
+        <w:t xml:space="preserve"> los pasó a </w:t>
+      </w:r>
+      <w:r>
+        <w:rPr>
+          <w:rFonts w:ascii="Consolas" w:hAnsi="Consolas"/>
+          <w:sz w:val="21"/>
+        </w:rPr>
+        <w:t>U8X8_PIN_NONE</w:t>
+      </w:r>
+      <w:r>
+        <w:rPr>
+          <w:b w:val="0"/>
+          <w:sz w:val="21"/>
+        </w:rPr>
+        <w:t xml:space="preserve"> cuando el volcado al cable se</w:t>
+      </w:r>
+    </w:p>
+    <w:p>
+      <w:pPr>
+        <w:spacing w:after="120"/>
+      </w:pPr>
+      <w:r>
+        <w:rPr>
+          <w:b w:val="0"/>
+          <w:sz w:val="21"/>
+        </w:rPr>
+        <w:t xml:space="preserve">retiró, y la librería </w:t>
+      </w:r>
+      <w:r>
+        <w:rPr>
+          <w:b/>
+          <w:sz w:val="21"/>
+        </w:rPr>
+        <w:t>se salta el `pinMode` y el `digitalWrite` cuando el pin es `NONE`</w:t>
+      </w:r>
+      <w:r>
+        <w:rPr>
+          <w:b w:val="0"/>
+          <w:sz w:val="21"/>
+        </w:rPr>
+        <w:t xml:space="preserve"> — está</w:t>
+      </w:r>
+    </w:p>
+    <w:p>
+      <w:pPr>
+        <w:spacing w:after="120"/>
+      </w:pPr>
+      <w:r>
+        <w:rPr>
+          <w:b w:val="0"/>
+          <w:sz w:val="21"/>
+        </w:rPr>
+        <w:t xml:space="preserve">leído en </w:t>
+      </w:r>
+      <w:r>
+        <w:rPr>
+          <w:rFonts w:ascii="Consolas" w:hAnsi="Consolas"/>
+          <w:sz w:val="21"/>
+        </w:rPr>
+        <w:t>U8x8lib.cpp</w:t>
+      </w:r>
+      <w:r>
+        <w:rPr>
+          <w:b w:val="0"/>
+          <w:sz w:val="21"/>
+        </w:rPr>
+        <w:t xml:space="preserve">, función </w:t>
+      </w:r>
+      <w:r>
+        <w:rPr>
+          <w:rFonts w:ascii="Consolas" w:hAnsi="Consolas"/>
+          <w:sz w:val="21"/>
+        </w:rPr>
+        <w:t>u8x8_gpio_and_delay_arduino()</w:t>
+      </w:r>
+      <w:r>
+        <w:rPr>
+          <w:b w:val="0"/>
+          <w:sz w:val="21"/>
+        </w:rPr>
+        <w:t>, donde los dos caminos preguntan</w:t>
+      </w:r>
+    </w:p>
+    <w:p>
+      <w:pPr>
+        <w:spacing w:after="120"/>
+      </w:pPr>
+      <w:r>
+        <w:rPr>
+          <w:rFonts w:ascii="Consolas" w:hAnsi="Consolas"/>
+          <w:sz w:val="21"/>
+        </w:rPr>
+        <w:t>if (u8x8-&gt;pins[i] != U8X8_PIN_NONE)</w:t>
+      </w:r>
+      <w:r>
+        <w:rPr>
+          <w:b w:val="0"/>
+          <w:sz w:val="21"/>
+        </w:rPr>
+        <w:t xml:space="preserve"> y </w:t>
+      </w:r>
+      <w:r>
+        <w:rPr>
+          <w:rFonts w:ascii="Consolas" w:hAnsi="Consolas"/>
+          <w:sz w:val="21"/>
+        </w:rPr>
+        <w:t>if (i != U8X8_PIN_NONE)</w:t>
+      </w:r>
+      <w:r>
+        <w:rPr>
+          <w:b w:val="0"/>
+          <w:sz w:val="21"/>
+        </w:rPr>
+        <w:t xml:space="preserve"> antes de tocar nada.</w:t>
+      </w:r>
+    </w:p>
+    <w:p>
+      <w:pPr>
+        <w:spacing w:after="120"/>
+      </w:pPr>
+      <w:r>
+        <w:rPr>
+          <w:b/>
+          <w:sz w:val="21"/>
+        </w:rPr>
+        <w:t>Quedan en alta impedancia, y con pista hasta una bornera ya montada:</w:t>
+      </w:r>
+    </w:p>
+    <w:tbl>
+      <w:tblPr>
+        <w:tblStyle w:val="TableGrid"/>
+        <w:tblW w:type="auto" w:w="0"/>
+        <w:tblLook w:firstColumn="1" w:firstRow="1" w:lastColumn="0" w:lastRow="0" w:noHBand="0" w:noVBand="1" w:val="04A0"/>
+      </w:tblPr>
+      <w:tblGrid>
+        <w:gridCol w:w="2340"/>
+        <w:gridCol w:w="2340"/>
+        <w:gridCol w:w="2340"/>
+        <w:gridCol w:w="2340"/>
+      </w:tblGrid>
+      <w:tr>
+        <w:tc>
+          <w:tcPr>
+            <w:tcW w:type="dxa" w:w="2340"/>
+            <w:shd w:val="clear" w:fill="DCE6F1"/>
+          </w:tcPr>
+          <w:p>
+            <w:r/>
+            <w:r>
+              <w:rPr>
+                <w:b/>
+                <w:sz w:val="19"/>
+              </w:rPr>
+              <w:t>GPIO</w:t>
+            </w:r>
+          </w:p>
+        </w:tc>
+        <w:tc>
+          <w:tcPr>
+            <w:tcW w:type="dxa" w:w="2340"/>
+            <w:shd w:val="clear" w:fill="DCE6F1"/>
+          </w:tcPr>
+          <w:p>
+            <w:r/>
+            <w:r>
+              <w:rPr>
+                <w:b/>
+                <w:sz w:val="19"/>
+              </w:rPr>
+              <w:t>símbolo</w:t>
+            </w:r>
+          </w:p>
+        </w:tc>
+        <w:tc>
+          <w:tcPr>
+            <w:tcW w:type="dxa" w:w="2340"/>
+            <w:shd w:val="clear" w:fill="DCE6F1"/>
+          </w:tcPr>
+          <w:p>
+            <w:r/>
+            <w:r>
+              <w:rPr>
+                <w:b/>
+                <w:sz w:val="19"/>
+              </w:rPr>
+              <w:t>bornera</w:t>
+            </w:r>
+          </w:p>
+        </w:tc>
+        <w:tc>
+          <w:tcPr>
+            <w:tcW w:type="dxa" w:w="2340"/>
+            <w:shd w:val="clear" w:fill="DCE6F1"/>
+          </w:tcPr>
+          <w:p>
+            <w:r/>
+            <w:r>
+              <w:rPr>
+                <w:b/>
+                <w:sz w:val="19"/>
+              </w:rPr>
+              <w:t xml:space="preserve">red del </w:t>
+            </w:r>
+            <w:r>
+              <w:rPr>
+                <w:rFonts w:ascii="Consolas" w:hAnsi="Consolas"/>
+                <w:sz w:val="19"/>
+              </w:rPr>
+              <w:t>.kicad_pcb</w:t>
+            </w:r>
+          </w:p>
+        </w:tc>
+      </w:tr>
+      <w:tr>
+        <w:tc>
+          <w:tcPr>
+            <w:tcW w:type="dxa" w:w="2340"/>
+          </w:tcPr>
+          <w:p>
+            <w:r/>
+            <w:r>
+              <w:rPr>
+                <w:rFonts w:ascii="Consolas" w:hAnsi="Consolas"/>
+                <w:sz w:val="19"/>
+              </w:rPr>
+              <w:t>PB3</w:t>
+            </w:r>
+          </w:p>
+        </w:tc>
+        <w:tc>
+          <w:tcPr>
+            <w:tcW w:type="dxa" w:w="2340"/>
+          </w:tcPr>
+          <w:p>
+            <w:r/>
+            <w:r>
+              <w:rPr>
+                <w:rFonts w:ascii="Consolas" w:hAnsi="Consolas"/>
+                <w:sz w:val="19"/>
+              </w:rPr>
+              <w:t>LCD_SCLK</w:t>
+            </w:r>
+          </w:p>
+        </w:tc>
+        <w:tc>
+          <w:tcPr>
+            <w:tcW w:type="dxa" w:w="2340"/>
+          </w:tcPr>
+          <w:p>
+            <w:r/>
+            <w:r>
+              <w:rPr>
+                <w:rFonts w:ascii="Consolas" w:hAnsi="Consolas"/>
+                <w:sz w:val="19"/>
+              </w:rPr>
+              <w:t>J17</w:t>
+            </w:r>
+            <w:r>
+              <w:rPr>
+                <w:b w:val="0"/>
+                <w:sz w:val="19"/>
+              </w:rPr>
+              <w:t xml:space="preserve"> p4</w:t>
+            </w:r>
+          </w:p>
+        </w:tc>
+        <w:tc>
+          <w:tcPr>
+            <w:tcW w:type="dxa" w:w="2340"/>
+          </w:tcPr>
+          <w:p>
+            <w:r/>
+            <w:r>
+              <w:rPr>
+                <w:rFonts w:ascii="Consolas" w:hAnsi="Consolas"/>
+                <w:sz w:val="19"/>
+              </w:rPr>
+              <w:t>/SCL</w:t>
+            </w:r>
+          </w:p>
+        </w:tc>
+      </w:tr>
+      <w:tr>
+        <w:tc>
+          <w:tcPr>
+            <w:tcW w:type="dxa" w:w="2340"/>
+          </w:tcPr>
+          <w:p>
+            <w:r/>
+            <w:r>
+              <w:rPr>
+                <w:rFonts w:ascii="Consolas" w:hAnsi="Consolas"/>
+                <w:sz w:val="19"/>
+              </w:rPr>
+              <w:t>PB4</w:t>
+            </w:r>
+          </w:p>
+        </w:tc>
+        <w:tc>
+          <w:tcPr>
+            <w:tcW w:type="dxa" w:w="2340"/>
+          </w:tcPr>
+          <w:p>
+            <w:r/>
+            <w:r>
+              <w:rPr>
+                <w:rFonts w:ascii="Consolas" w:hAnsi="Consolas"/>
+                <w:sz w:val="19"/>
+              </w:rPr>
+              <w:t>LCD_CS</w:t>
+            </w:r>
+          </w:p>
+        </w:tc>
+        <w:tc>
+          <w:tcPr>
+            <w:tcW w:type="dxa" w:w="2340"/>
+          </w:tcPr>
+          <w:p>
+            <w:r/>
+            <w:r>
+              <w:rPr>
+                <w:rFonts w:ascii="Consolas" w:hAnsi="Consolas"/>
+                <w:sz w:val="19"/>
+              </w:rPr>
+              <w:t>J17</w:t>
+            </w:r>
+            <w:r>
+              <w:rPr>
+                <w:b w:val="0"/>
+                <w:sz w:val="19"/>
+              </w:rPr>
+              <w:t xml:space="preserve"> p1</w:t>
+            </w:r>
+          </w:p>
+        </w:tc>
+        <w:tc>
+          <w:tcPr>
+            <w:tcW w:type="dxa" w:w="2340"/>
+          </w:tcPr>
+          <w:p>
+            <w:r/>
+            <w:r>
+              <w:rPr>
+                <w:rFonts w:ascii="Consolas" w:hAnsi="Consolas"/>
+                <w:sz w:val="19"/>
+              </w:rPr>
+              <w:t>/CS</w:t>
+            </w:r>
+          </w:p>
+        </w:tc>
+      </w:tr>
+      <w:tr>
+        <w:tc>
+          <w:tcPr>
+            <w:tcW w:type="dxa" w:w="2340"/>
+          </w:tcPr>
+          <w:p>
+            <w:r/>
+            <w:r>
+              <w:rPr>
+                <w:rFonts w:ascii="Consolas" w:hAnsi="Consolas"/>
+                <w:sz w:val="19"/>
+              </w:rPr>
+              <w:t>PB5</w:t>
+            </w:r>
+          </w:p>
+        </w:tc>
+        <w:tc>
+          <w:tcPr>
+            <w:tcW w:type="dxa" w:w="2340"/>
+          </w:tcPr>
+          <w:p>
+            <w:r/>
+            <w:r>
+              <w:rPr>
+                <w:rFonts w:ascii="Consolas" w:hAnsi="Consolas"/>
+                <w:sz w:val="19"/>
+              </w:rPr>
+              <w:t>LCD_SID</w:t>
+            </w:r>
+          </w:p>
+        </w:tc>
+        <w:tc>
+          <w:tcPr>
+            <w:tcW w:type="dxa" w:w="2340"/>
+          </w:tcPr>
+          <w:p>
+            <w:r/>
+            <w:r>
+              <w:rPr>
+                <w:rFonts w:ascii="Consolas" w:hAnsi="Consolas"/>
+                <w:sz w:val="19"/>
+              </w:rPr>
+              <w:t>J17</w:t>
+            </w:r>
+            <w:r>
+              <w:rPr>
+                <w:b w:val="0"/>
+                <w:sz w:val="19"/>
+              </w:rPr>
+              <w:t xml:space="preserve"> p5</w:t>
+            </w:r>
+          </w:p>
+        </w:tc>
+        <w:tc>
+          <w:tcPr>
+            <w:tcW w:type="dxa" w:w="2340"/>
+          </w:tcPr>
+          <w:p>
+            <w:r/>
+            <w:r>
+              <w:rPr>
+                <w:rFonts w:ascii="Consolas" w:hAnsi="Consolas"/>
+                <w:sz w:val="19"/>
+              </w:rPr>
+              <w:t>/SI</w:t>
+            </w:r>
+          </w:p>
+        </w:tc>
+      </w:tr>
+    </w:tbl>
+    <w:p>
+      <w:pPr>
+        <w:spacing w:after="120"/>
+      </w:pPr>
+    </w:p>
+    <w:p>
+      <w:pPr>
+        <w:spacing w:after="120"/>
+      </w:pPr>
+      <w:r>
+        <w:rPr>
+          <w:b/>
+          <w:sz w:val="21"/>
+        </w:rPr>
+        <w:t>Son los únicos GPIO libres del proyecto con bornera ya cableada.</w:t>
+      </w:r>
+      <w:r>
+        <w:rPr>
+          <w:b w:val="0"/>
+          <w:sz w:val="21"/>
+        </w:rPr>
+        <w:t xml:space="preserve"> </w:t>
+      </w:r>
+      <w:r>
+        <w:rPr>
+          <w:rFonts w:ascii="Consolas" w:hAnsi="Consolas"/>
+          <w:sz w:val="21"/>
+        </w:rPr>
+        <w:t>J9</w:t>
+      </w:r>
+      <w:r>
+        <w:rPr>
+          <w:b w:val="0"/>
+          <w:sz w:val="21"/>
+        </w:rPr>
+        <w:t>/</w:t>
+      </w:r>
+      <w:r>
+        <w:rPr>
+          <w:rFonts w:ascii="Consolas" w:hAnsi="Consolas"/>
+          <w:sz w:val="21"/>
+        </w:rPr>
+        <w:t>J11</w:t>
+      </w:r>
+      <w:r>
+        <w:rPr>
+          <w:b w:val="0"/>
+          <w:sz w:val="21"/>
+        </w:rPr>
+        <w:t>/</w:t>
+      </w:r>
+      <w:r>
+        <w:rPr>
+          <w:rFonts w:ascii="Consolas" w:hAnsi="Consolas"/>
+          <w:sz w:val="21"/>
+        </w:rPr>
+        <w:t>J13</w:t>
+      </w:r>
+      <w:r>
+        <w:rPr>
+          <w:b w:val="0"/>
+          <w:sz w:val="21"/>
+        </w:rPr>
+        <w:t xml:space="preserve"> traen etapa de</w:t>
+      </w:r>
+    </w:p>
+    <w:p>
+      <w:pPr>
+        <w:spacing w:after="120"/>
+      </w:pPr>
+      <w:r>
+        <w:rPr>
+          <w:b w:val="0"/>
+          <w:sz w:val="21"/>
+        </w:rPr>
+        <w:t>potencia pero no dan una entrada; éstos dan pin desnudo con conector.</w:t>
+      </w:r>
+    </w:p>
+    <w:p>
+      <w:pPr>
+        <w:spacing w:after="160"/>
+        <w:ind w:left="360"/>
+        <w:shd w:val="clear" w:fill="FFF4E5"/>
+      </w:pPr>
+      <w:r>
+        <w:rPr>
+          <w:b w:val="0"/>
+          <w:color w:val="960000"/>
+          <w:sz w:val="20"/>
+        </w:rPr>
+        <w:t xml:space="preserve">⚠️ </w:t>
+      </w:r>
+      <w:r>
+        <w:rPr>
+          <w:b/>
+          <w:color w:val="960000"/>
+          <w:sz w:val="20"/>
+        </w:rPr>
+        <w:t>Lo que cuesta usarlos, y lo que NO cuesta.</w:t>
+      </w:r>
+      <w:r>
+        <w:rPr>
+          <w:b w:val="0"/>
+          <w:color w:val="960000"/>
+          <w:sz w:val="20"/>
+        </w:rPr>
+        <w:t xml:space="preserve"> </w:t>
+      </w:r>
+      <w:r>
+        <w:rPr>
+          <w:b/>
+          <w:color w:val="960000"/>
+          <w:sz w:val="20"/>
+        </w:rPr>
+        <w:t>No cuesta el depurador.</w:t>
+      </w:r>
+      <w:r>
+        <w:rPr>
+          <w:b w:val="0"/>
+          <w:color w:val="960000"/>
+          <w:sz w:val="20"/>
+        </w:rPr>
+        <w:t xml:space="preserve"> </w:t>
+      </w:r>
+      <w:r>
+        <w:rPr>
+          <w:rFonts w:ascii="Consolas" w:hAnsi="Consolas"/>
+          <w:color w:val="960000"/>
+          <w:sz w:val="20"/>
+        </w:rPr>
+        <w:t>PB3</w:t>
+      </w:r>
+      <w:r>
+        <w:rPr>
+          <w:b w:val="0"/>
+          <w:color w:val="960000"/>
+          <w:sz w:val="20"/>
+        </w:rPr>
+        <w:t xml:space="preserve"> y </w:t>
+      </w:r>
+      <w:r>
+        <w:rPr>
+          <w:rFonts w:ascii="Consolas" w:hAnsi="Consolas"/>
+          <w:color w:val="960000"/>
+          <w:sz w:val="20"/>
+        </w:rPr>
+        <w:t>PB4</w:t>
+      </w:r>
+      <w:r>
+        <w:rPr>
+          <w:b w:val="0"/>
+          <w:color w:val="960000"/>
+          <w:sz w:val="20"/>
+        </w:rPr>
+        <w:t xml:space="preserve"> son patas de </w:t>
+      </w:r>
+      <w:r>
+        <w:rPr>
+          <w:b/>
+          <w:color w:val="960000"/>
+          <w:sz w:val="20"/>
+        </w:rPr>
+        <w:t>JTAG</w:t>
+      </w:r>
+      <w:r>
+        <w:rPr>
+          <w:b w:val="0"/>
+          <w:color w:val="960000"/>
+          <w:sz w:val="20"/>
+        </w:rPr>
+        <w:t xml:space="preserve"> (</w:t>
+      </w:r>
+      <w:r>
+        <w:rPr>
+          <w:rFonts w:ascii="Consolas" w:hAnsi="Consolas"/>
+          <w:color w:val="960000"/>
+          <w:sz w:val="20"/>
+        </w:rPr>
+        <w:t>JTDO</w:t>
+      </w:r>
+      <w:r>
+        <w:rPr>
+          <w:b w:val="0"/>
+          <w:color w:val="960000"/>
+          <w:sz w:val="20"/>
+        </w:rPr>
+        <w:t xml:space="preserve"> y </w:t>
+      </w:r>
+      <w:r>
+        <w:rPr>
+          <w:rFonts w:ascii="Consolas" w:hAnsi="Consolas"/>
+          <w:color w:val="960000"/>
+          <w:sz w:val="20"/>
+        </w:rPr>
+        <w:t>NJTRST</w:t>
+      </w:r>
+      <w:r>
+        <w:rPr>
+          <w:b w:val="0"/>
+          <w:color w:val="960000"/>
+          <w:sz w:val="20"/>
+        </w:rPr>
+        <w:t xml:space="preserve">), pero el framework las libera conservando SWD: </w:t>
+      </w:r>
+      <w:r>
+        <w:rPr>
+          <w:rFonts w:ascii="Consolas" w:hAnsi="Consolas"/>
+          <w:color w:val="960000"/>
+          <w:sz w:val="20"/>
+        </w:rPr>
+        <w:t>pin_function()</w:t>
+      </w:r>
+      <w:r>
+        <w:rPr>
+          <w:b w:val="0"/>
+          <w:color w:val="960000"/>
+          <w:sz w:val="20"/>
+        </w:rPr>
+        <w:t xml:space="preserve"> llama a </w:t>
+      </w:r>
+      <w:r>
+        <w:rPr>
+          <w:rFonts w:ascii="Consolas" w:hAnsi="Consolas"/>
+          <w:color w:val="960000"/>
+          <w:sz w:val="20"/>
+        </w:rPr>
+        <w:t>pin_DisconnectDebug()</w:t>
+      </w:r>
+      <w:r>
+        <w:rPr>
+          <w:b w:val="0"/>
+          <w:color w:val="960000"/>
+          <w:sz w:val="20"/>
+        </w:rPr>
+        <w:t xml:space="preserve">, y en </w:t>
+      </w:r>
+      <w:r>
+        <w:rPr>
+          <w:rFonts w:ascii="Consolas" w:hAnsi="Consolas"/>
+          <w:color w:val="960000"/>
+          <w:sz w:val="20"/>
+        </w:rPr>
+        <w:t>PinAF_STM32F1.h</w:t>
+      </w:r>
+      <w:r>
+        <w:rPr>
+          <w:b w:val="0"/>
+          <w:color w:val="960000"/>
+          <w:sz w:val="20"/>
+        </w:rPr>
+        <w:t xml:space="preserve">, función </w:t>
+      </w:r>
+      <w:r>
+        <w:rPr>
+          <w:rFonts w:ascii="Consolas" w:hAnsi="Consolas"/>
+          <w:color w:val="960000"/>
+          <w:sz w:val="20"/>
+        </w:rPr>
+        <w:t>pinF1_DisconnectDebug()</w:t>
+      </w:r>
+      <w:r>
+        <w:rPr>
+          <w:b w:val="0"/>
+          <w:color w:val="960000"/>
+          <w:sz w:val="20"/>
+        </w:rPr>
+        <w:t xml:space="preserve">, eso hace </w:t>
+      </w:r>
+      <w:r>
+        <w:rPr>
+          <w:rFonts w:ascii="Consolas" w:hAnsi="Consolas"/>
+          <w:color w:val="960000"/>
+          <w:sz w:val="20"/>
+        </w:rPr>
+        <w:t>__HAL_AFIO_REMAP_SWJ_NOJTAG()</w:t>
+      </w:r>
+      <w:r>
+        <w:rPr>
+          <w:b w:val="0"/>
+          <w:color w:val="960000"/>
+          <w:sz w:val="20"/>
+        </w:rPr>
+        <w:t xml:space="preserve"> para </w:t>
+      </w:r>
+      <w:r>
+        <w:rPr>
+          <w:rFonts w:ascii="Consolas" w:hAnsi="Consolas"/>
+          <w:color w:val="960000"/>
+          <w:sz w:val="20"/>
+        </w:rPr>
+        <w:t>PA_15</w:t>
+      </w:r>
+      <w:r>
+        <w:rPr>
+          <w:b w:val="0"/>
+          <w:color w:val="960000"/>
+          <w:sz w:val="20"/>
+        </w:rPr>
+        <w:t xml:space="preserve">, </w:t>
+      </w:r>
+      <w:r>
+        <w:rPr>
+          <w:rFonts w:ascii="Consolas" w:hAnsi="Consolas"/>
+          <w:color w:val="960000"/>
+          <w:sz w:val="20"/>
+        </w:rPr>
+        <w:t>PB_3</w:t>
+      </w:r>
+      <w:r>
+        <w:rPr>
+          <w:b w:val="0"/>
+          <w:color w:val="960000"/>
+          <w:sz w:val="20"/>
+        </w:rPr>
+        <w:t xml:space="preserve"> y </w:t>
+      </w:r>
+      <w:r>
+        <w:rPr>
+          <w:rFonts w:ascii="Consolas" w:hAnsi="Consolas"/>
+          <w:color w:val="960000"/>
+          <w:sz w:val="20"/>
+        </w:rPr>
+        <w:t>PB_4</w:t>
+      </w:r>
+      <w:r>
+        <w:rPr>
+          <w:b w:val="0"/>
+          <w:color w:val="960000"/>
+          <w:sz w:val="20"/>
+        </w:rPr>
+        <w:t xml:space="preserve"> — *«JTAG-DP Disabled and SW-DP enabled»*, literal del fuente. </w:t>
+      </w:r>
+      <w:r>
+        <w:rPr>
+          <w:b/>
+          <w:color w:val="960000"/>
+          <w:sz w:val="20"/>
+        </w:rPr>
+        <w:t>La carga por SWD sigue funcionando.</w:t>
+      </w:r>
+      <w:r>
+        <w:rPr>
+          <w:b w:val="0"/>
+          <w:color w:val="960000"/>
+          <w:sz w:val="20"/>
+        </w:rPr>
+        <w:t xml:space="preserve"> *(</w:t>
+      </w:r>
+      <w:r>
+        <w:rPr>
+          <w:rFonts w:ascii="Consolas" w:hAnsi="Consolas"/>
+          <w:color w:val="960000"/>
+          <w:sz w:val="20"/>
+        </w:rPr>
+        <w:t>PB5</w:t>
+      </w:r>
+      <w:r>
+        <w:rPr>
+          <w:b w:val="0"/>
+          <w:color w:val="960000"/>
+          <w:sz w:val="20"/>
+        </w:rPr>
+        <w:t xml:space="preserve"> </w:t>
+      </w:r>
+      <w:r>
+        <w:rPr>
+          <w:b/>
+          <w:color w:val="960000"/>
+          <w:sz w:val="20"/>
+        </w:rPr>
+        <w:t>no</w:t>
+      </w:r>
+      <w:r>
+        <w:rPr>
+          <w:b w:val="0"/>
+          <w:color w:val="960000"/>
+          <w:sz w:val="20"/>
+        </w:rPr>
+        <w:t xml:space="preserve"> es pin de JTAG: no aparece en esa lista. Donde se haya escrito que los tres lo son, es falso.)* </w:t>
+      </w:r>
+      <w:r>
+        <w:rPr>
+          <w:b/>
+          <w:color w:val="960000"/>
+          <w:sz w:val="20"/>
+        </w:rPr>
+        <w:t>Sí cuesta la pantalla.</w:t>
+      </w:r>
+      <w:r>
+        <w:rPr>
+          <w:b w:val="0"/>
+          <w:color w:val="960000"/>
+          <w:sz w:val="20"/>
+        </w:rPr>
+        <w:t xml:space="preserve"> Devolverlos al LCD exige </w:t>
+      </w:r>
+      <w:r>
+        <w:rPr>
+          <w:b/>
+          <w:color w:val="960000"/>
+          <w:sz w:val="20"/>
+        </w:rPr>
+        <w:t>dos</w:t>
+      </w:r>
+      <w:r>
+        <w:rPr>
+          <w:b w:val="0"/>
+          <w:color w:val="960000"/>
+          <w:sz w:val="20"/>
+        </w:rPr>
+        <w:t xml:space="preserve"> cosas, no una: reponer los pines en </w:t>
+      </w:r>
+      <w:r>
+        <w:rPr>
+          <w:rFonts w:ascii="Consolas" w:hAnsi="Consolas"/>
+          <w:color w:val="960000"/>
+          <w:sz w:val="20"/>
+        </w:rPr>
+        <w:t>lcd.cpp</w:t>
+      </w:r>
+      <w:r>
+        <w:rPr>
+          <w:b w:val="0"/>
+          <w:color w:val="960000"/>
+          <w:sz w:val="20"/>
+        </w:rPr>
+        <w:t xml:space="preserve"> </w:t>
+      </w:r>
+      <w:r>
+        <w:rPr>
+          <w:b/>
+          <w:color w:val="960000"/>
+          <w:sz w:val="20"/>
+        </w:rPr>
+        <w:t>y</w:t>
+      </w:r>
+      <w:r>
+        <w:rPr>
+          <w:b w:val="0"/>
+          <w:color w:val="960000"/>
+          <w:sz w:val="20"/>
+        </w:rPr>
+        <w:t xml:space="preserve"> sacar el ESP32 de </w:t>
+      </w:r>
+      <w:r>
+        <w:rPr>
+          <w:rFonts w:ascii="Consolas" w:hAnsi="Consolas"/>
+          <w:color w:val="960000"/>
+          <w:sz w:val="20"/>
+        </w:rPr>
+        <w:t>J17</w:t>
+      </w:r>
+      <w:r>
+        <w:rPr>
+          <w:b w:val="0"/>
+          <w:color w:val="960000"/>
+          <w:sz w:val="20"/>
+        </w:rPr>
+        <w:t xml:space="preserve">. Y </w:t>
+      </w:r>
+      <w:r>
+        <w:rPr>
+          <w:rFonts w:ascii="Consolas" w:hAnsi="Consolas"/>
+          <w:color w:val="960000"/>
+          <w:sz w:val="20"/>
+        </w:rPr>
+        <w:t>J17</w:t>
+      </w:r>
+      <w:r>
+        <w:rPr>
+          <w:b w:val="0"/>
+          <w:color w:val="960000"/>
+          <w:sz w:val="20"/>
+        </w:rPr>
+        <w:t xml:space="preserve"> p1, p4 y p5 son posiciones </w:t>
+      </w:r>
+      <w:r>
+        <w:rPr>
+          <w:b/>
+          <w:color w:val="960000"/>
+          <w:sz w:val="20"/>
+        </w:rPr>
+        <w:t>del mismo conector en el que vive el ESP32</w:t>
+      </w:r>
+      <w:r>
+        <w:rPr>
+          <w:b w:val="0"/>
+          <w:color w:val="960000"/>
+          <w:sz w:val="20"/>
+        </w:rPr>
+        <w:t xml:space="preserve">, así que lo que se cuelgue de ellas convive con él. </w:t>
+      </w:r>
+      <w:r>
+        <w:rPr>
+          <w:b/>
+          <w:color w:val="960000"/>
+          <w:sz w:val="20"/>
+        </w:rPr>
+        <w:t>Que eso no le moleste al módulo NO está medido: `SIN VERIFICAR`.</w:t>
+      </w:r>
+    </w:p>
+    <w:p>
+      <w:pPr>
+        <w:spacing w:before="200" w:after="120"/>
+      </w:pPr>
+      <w:r>
+        <w:rPr>
+          <w:b/>
+          <w:color w:val="003366"/>
+          <w:sz w:val="23"/>
+        </w:rPr>
+        <w:t>11.7 Cómo repetir este censo entero</w:t>
+      </w:r>
+    </w:p>
+    <w:p>
+      <w:pPr>
+        <w:spacing w:after="200"/>
+        <w:ind w:left="288"/>
+        <w:shd w:val="clear" w:fill="F4F4F4"/>
+      </w:pPr>
+      <w:r>
+        <w:rPr>
+          <w:rFonts w:ascii="Consolas" w:hAnsi="Consolas"/>
+          <w:sz w:val="18"/>
+        </w:rPr>
+        <w:t>cd 01_Firmware/Controladora_Semaforos/Controladora_Semaforos</w:t>
+        <w:br/>
+        <w:t>wc -c Controladora_Semaforos.kicad_pcb                                # 2158421</w:t>
+        <w:br/>
+        <w:t>grep -oE '\(footprint\b' Controladora_Semaforos.kicad_pcb | wc -l     # 185</w:t>
+        <w:br/>
+        <w:t>grep -oE '\(segment\b'   Controladora_Semaforos.kicad_pcb | wc -l     # 1447</w:t>
+        <w:br/>
+        <w:t>grep -oE '\(via\b'       Controladora_Semaforos.kicad_pcb | wc -l     # 89</w:t>
+        <w:br/>
+        <w:t>grep -oE '\(pad\b'       Controladora_Semaforos.kicad_pcb | wc -l     # 485</w:t>
+        <w:br/>
+        <w:t>grep -oE '\(net [0-9]+ "[^"]*"\)' Controladora_Semaforos.kicad_pcb | sort -u | wc -l   # 117</w:t>
+      </w:r>
+    </w:p>
+    <w:p>
+      <w:pPr>
+        <w:spacing w:after="120"/>
+      </w:pPr>
+      <w:r>
+        <w:rPr>
+          <w:b w:val="0"/>
+          <w:sz w:val="21"/>
+        </w:rPr>
+        <w:t xml:space="preserve">Para las redes por componente hace falta </w:t>
+      </w:r>
+      <w:r>
+        <w:rPr>
+          <w:b/>
+          <w:sz w:val="21"/>
+        </w:rPr>
+        <w:t>emparejar paréntesis</w:t>
+      </w:r>
+      <w:r>
+        <w:rPr>
+          <w:b w:val="0"/>
+          <w:sz w:val="21"/>
+        </w:rPr>
+        <w:t xml:space="preserve"> (el fichero anida </w:t>
+      </w:r>
+      <w:r>
+        <w:rPr>
+          <w:rFonts w:ascii="Consolas" w:hAnsi="Consolas"/>
+          <w:sz w:val="21"/>
+        </w:rPr>
+        <w:t>pad</w:t>
+      </w:r>
+      <w:r>
+        <w:rPr>
+          <w:b w:val="0"/>
+          <w:sz w:val="21"/>
+        </w:rPr>
+        <w:t xml:space="preserve"> dentro de</w:t>
+      </w:r>
+    </w:p>
+    <w:p>
+      <w:pPr>
+        <w:spacing w:after="120"/>
+      </w:pPr>
+      <w:r>
+        <w:rPr>
+          <w:rFonts w:ascii="Consolas" w:hAnsi="Consolas"/>
+          <w:sz w:val="21"/>
+        </w:rPr>
+        <w:t>footprint</w:t>
+      </w:r>
+      <w:r>
+        <w:rPr>
+          <w:b w:val="0"/>
+          <w:sz w:val="21"/>
+        </w:rPr>
+        <w:t xml:space="preserve">); un </w:t>
+      </w:r>
+      <w:r>
+        <w:rPr>
+          <w:rFonts w:ascii="Consolas" w:hAnsi="Consolas"/>
+          <w:sz w:val="21"/>
+        </w:rPr>
+        <w:t>grep</w:t>
+      </w:r>
+      <w:r>
+        <w:rPr>
+          <w:b w:val="0"/>
+          <w:sz w:val="21"/>
+        </w:rPr>
+        <w:t xml:space="preserve"> de línea suelta </w:t>
+      </w:r>
+      <w:r>
+        <w:rPr>
+          <w:b/>
+          <w:sz w:val="21"/>
+        </w:rPr>
+        <w:t>no basta, y da resultados que parecen buenos</w:t>
+      </w:r>
+      <w:r>
+        <w:rPr>
+          <w:b w:val="0"/>
+          <w:sz w:val="21"/>
+        </w:rPr>
+        <w:t>. Es la misma</w:t>
+      </w:r>
+    </w:p>
+    <w:p>
+      <w:pPr>
+        <w:spacing w:after="120"/>
+      </w:pPr>
+      <w:r>
+        <w:rPr>
+          <w:b w:val="0"/>
+          <w:sz w:val="21"/>
+        </w:rPr>
+        <w:t>trampa de 11.0, una capa más adentro.</w:t>
       </w:r>
     </w:p>
     <w:p>

--- a/05_Funcional/2_Manual_Hardware_y_Pruebas.docx
+++ b/05_Funcional/2_Manual_Hardware_y_Pruebas.docx
@@ -286,14 +286,14 @@
                 <w:b w:val="0"/>
                 <w:sz w:val="19"/>
               </w:rPr>
-              <w:t xml:space="preserve">⚠️ </w:t>
+              <w:t xml:space="preserve">🛑 </w:t>
             </w:r>
             <w:r>
               <w:rPr>
                 <w:b/>
                 <w:sz w:val="19"/>
               </w:rPr>
-              <w:t>SE PARTE EN DOS (31/08/2026)</w:t>
+              <w:t>SE RETIRA ENTERA (05/09/2026)</w:t>
             </w:r>
           </w:p>
         </w:tc>
@@ -308,7 +308,7 @@
                 <w:b w:val="0"/>
                 <w:sz w:val="19"/>
               </w:rPr>
-              <w:t xml:space="preserve">~~*Se queda en AMBOS, botones 1 a 4*~~ → </w:t>
+              <w:t xml:space="preserve">~~*Se queda en AMBOS, botones 1 a 4*~~ · ~~31/08: </w:t>
             </w:r>
             <w:r>
               <w:rPr>
@@ -378,13 +378,27 @@
                 <w:b w:val="0"/>
                 <w:sz w:val="19"/>
               </w:rPr>
-              <w:t xml:space="preserve">); </w:t>
+              <w:t xml:space="preserve">)~~ → </w:t>
             </w:r>
             <w:r>
               <w:rPr>
                 <w:b/>
                 <w:sz w:val="19"/>
               </w:rPr>
+              <w:t>05/09 (`D-1`): tampoco quedan esos dos. `PB9` p5 y `PB13` p8 quedan LIBRES y sin cablear</w:t>
+            </w:r>
+            <w:r>
+              <w:rPr>
+                <w:b w:val="0"/>
+                <w:sz w:val="19"/>
+              </w:rPr>
+              <w:t xml:space="preserve">; </w:t>
+            </w:r>
+            <w:r>
+              <w:rPr>
+                <w:b/>
+                <w:sz w:val="19"/>
+              </w:rPr>
               <w:t>`PB14` p10 y `PB15` p12 pasan a CÁMARAS</w:t>
             </w:r>
             <w:r>
@@ -392,7 +406,21 @@
                 <w:b w:val="0"/>
                 <w:sz w:val="19"/>
               </w:rPr>
-              <w:t>. Ver §3 y §6</w:t>
+              <w:t xml:space="preserve">. </w:t>
+            </w:r>
+            <w:r>
+              <w:rPr>
+                <w:b/>
+                <w:sz w:val="19"/>
+              </w:rPr>
+              <w:t>El código del mando NO se retira</w:t>
+            </w:r>
+            <w:r>
+              <w:rPr>
+                <w:b w:val="0"/>
+                <w:sz w:val="19"/>
+              </w:rPr>
+              <w:t xml:space="preserve"> — ver §6. Ver §3 y §6</w:t>
             </w:r>
           </w:p>
         </w:tc>
@@ -1534,14 +1562,14 @@
                 <w:b w:val="0"/>
                 <w:sz w:val="19"/>
               </w:rPr>
-              <w:t xml:space="preserve">⚠️ </w:t>
+              <w:t xml:space="preserve">🛑 </w:t>
             </w:r>
             <w:r>
               <w:rPr>
                 <w:b/>
                 <w:sz w:val="19"/>
               </w:rPr>
-              <w:t>SE CONSERVA, sobre 2 canales</w:t>
+              <w:t>EL HARDWARE NO EXISTE (05/09) · EL CÓDIGO SE QUEDA</w:t>
             </w:r>
           </w:p>
         </w:tc>
@@ -1584,63 +1612,49 @@
                 <w:b w:val="0"/>
                 <w:sz w:val="19"/>
               </w:rPr>
-              <w:t xml:space="preserve">*~~ → </w:t>
+              <w:t xml:space="preserve">*~~ · ~~31/08: </w:t>
             </w:r>
             <w:r>
               <w:rPr>
                 <w:b/>
                 <w:sz w:val="19"/>
               </w:rPr>
-              <w:t>solo `A` (`PB9`) y `B` (`PB13`)</w:t>
+              <w:t>SE CONSERVA, solo `A` (`PB9`) y `B` (`PB13`)</w:t>
             </w:r>
             <w:r>
               <w:rPr>
                 <w:b w:val="0"/>
                 <w:sz w:val="19"/>
               </w:rPr>
-              <w:t xml:space="preserve">. </w:t>
-            </w:r>
-            <w:r>
-              <w:rPr>
-                <w:rFonts w:ascii="Consolas" w:hAnsi="Consolas"/>
-                <w:sz w:val="19"/>
-              </w:rPr>
-              <w:t>C</w:t>
+              <w:t xml:space="preserve">~~ → </w:t>
+            </w:r>
+            <w:r>
+              <w:rPr>
+                <w:b/>
+                <w:sz w:val="19"/>
+              </w:rPr>
+              <w:t>05/09, `DECISIONES.md` `D-1`: no hay emisor ni receptor. Nada se cablea a `J16` p5 ni p8.</w:t>
             </w:r>
             <w:r>
               <w:rPr>
                 <w:b w:val="0"/>
                 <w:sz w:val="19"/>
               </w:rPr>
-              <w:t xml:space="preserve"> y </w:t>
-            </w:r>
-            <w:r>
-              <w:rPr>
-                <w:rFonts w:ascii="Consolas" w:hAnsi="Consolas"/>
-                <w:sz w:val="19"/>
-              </w:rPr>
-              <w:t>D</w:t>
+              <w:t xml:space="preserve"> 🛑 </w:t>
+            </w:r>
+            <w:r>
+              <w:rPr>
+                <w:b/>
+                <w:sz w:val="19"/>
+              </w:rPr>
+              <w:t>Y el código NO se toca: retirarlo deja ABIERTO el veto de SFTY-21, no inerte.</w:t>
             </w:r>
             <w:r>
               <w:rPr>
                 <w:b w:val="0"/>
                 <w:sz w:val="19"/>
               </w:rPr>
-              <w:t xml:space="preserve"> se retiran. </w:t>
-            </w:r>
-            <w:r>
-              <w:rPr>
-                <w:b/>
-                <w:sz w:val="19"/>
-              </w:rPr>
-              <w:t>Las tres secuencias siguen funcionando.</w:t>
-            </w:r>
-            <w:r>
-              <w:rPr>
-                <w:b w:val="0"/>
-                <w:sz w:val="19"/>
-              </w:rPr>
-              <w:t xml:space="preserve"> Ver §6</w:t>
+              <w:t xml:space="preserve"> Las dos mitades van juntas — ver §6</w:t>
             </w:r>
           </w:p>
         </w:tc>
@@ -2679,39 +2693,263 @@
           <w:color w:val="960000"/>
           <w:sz w:val="20"/>
         </w:rPr>
-        <w:t xml:space="preserve">🔧 04/09/2026 (N-118) — EL MANDO YA NO ESTÁ SORDO EN EL FIRMWARE, Y </w:t>
-      </w:r>
-      <w:r>
-        <w:rPr>
-          <w:b/>
-          <w:color w:val="960000"/>
-          <w:sz w:val="20"/>
-        </w:rPr>
-        <w:t>EL GESTO PARA PROBARLO CAMBIA</w:t>
-      </w:r>
-      <w:r>
-        <w:rPr>
-          <w:b w:val="0"/>
-          <w:color w:val="960000"/>
-          <w:sz w:val="20"/>
-        </w:rPr>
-        <w:t xml:space="preserve"> </w:t>
-      </w:r>
-      <w:r>
-        <w:rPr>
-          <w:b/>
-          <w:color w:val="960000"/>
-          <w:sz w:val="20"/>
-        </w:rPr>
-        <w:t>Si va a banco con la instrucción vieja —«tocar `J16` p5 contra masa»— no va a pasar absolutamente nada, y va a diagnosticar «mando sordo» sobre un firmware sano.</w:t>
-      </w:r>
-      <w:r>
-        <w:rPr>
-          <w:b w:val="0"/>
-          <w:color w:val="960000"/>
-          <w:sz w:val="20"/>
-        </w:rPr>
-        <w:t xml:space="preserve"> Léase esto entero antes de tocar </w:t>
+        <w:t xml:space="preserve">✅ 05/09/2026 — </w:t>
+      </w:r>
+      <w:r>
+        <w:rPr>
+          <w:b/>
+          <w:color w:val="960000"/>
+          <w:sz w:val="20"/>
+        </w:rPr>
+        <w:t>`N-118` CERRADO</w:t>
+      </w:r>
+      <w:r>
+        <w:rPr>
+          <w:b w:val="0"/>
+          <w:color w:val="960000"/>
+          <w:sz w:val="20"/>
+        </w:rPr>
+        <w:t xml:space="preserve">, y era DOS COSAS contadas como una </w:t>
+      </w:r>
+      <w:r>
+        <w:rPr>
+          <w:b/>
+          <w:color w:val="960000"/>
+          <w:sz w:val="20"/>
+        </w:rPr>
+        <w:t>Léase entero antes de tocar `J16`, y léanse LAS DOS MITADES: con una sola, la conclusión sale al revés.</w:t>
+      </w:r>
+      <w:r>
+        <w:rPr>
+          <w:b w:val="0"/>
+          <w:color w:val="960000"/>
+          <w:sz w:val="20"/>
+        </w:rPr>
+        <w:t xml:space="preserve"> | | qué se creía | qué es | |---|---|---| | </w:t>
+      </w:r>
+      <w:r>
+        <w:rPr>
+          <w:b/>
+          <w:color w:val="960000"/>
+          <w:sz w:val="20"/>
+        </w:rPr>
+        <w:t>1</w:t>
+      </w:r>
+      <w:r>
+        <w:rPr>
+          <w:b w:val="0"/>
+          <w:color w:val="960000"/>
+          <w:sz w:val="20"/>
+        </w:rPr>
+        <w:t xml:space="preserve"> | *«los </w:t>
+      </w:r>
+      <w:r>
+        <w:rPr>
+          <w:rFonts w:ascii="Consolas" w:hAnsi="Consolas"/>
+          <w:color w:val="960000"/>
+          <w:sz w:val="20"/>
+        </w:rPr>
+        <w:t>0,6 V</w:t>
+      </w:r>
+      <w:r>
+        <w:rPr>
+          <w:b w:val="0"/>
+          <w:color w:val="960000"/>
+          <w:sz w:val="20"/>
+        </w:rPr>
+        <w:t xml:space="preserve"> de </w:t>
+      </w:r>
+      <w:r>
+        <w:rPr>
+          <w:rFonts w:ascii="Consolas" w:hAnsi="Consolas"/>
+          <w:color w:val="960000"/>
+          <w:sz w:val="20"/>
+        </w:rPr>
+        <w:t>MANDO_A</w:t>
+      </w:r>
+      <w:r>
+        <w:rPr>
+          <w:b w:val="0"/>
+          <w:color w:val="960000"/>
+          <w:sz w:val="20"/>
+        </w:rPr>
+        <w:t>/</w:t>
+      </w:r>
+      <w:r>
+        <w:rPr>
+          <w:rFonts w:ascii="Consolas" w:hAnsi="Consolas"/>
+          <w:color w:val="960000"/>
+          <w:sz w:val="20"/>
+        </w:rPr>
+        <w:t>MANDO_B</w:t>
+      </w:r>
+      <w:r>
+        <w:rPr>
+          <w:b w:val="0"/>
+          <w:color w:val="960000"/>
+          <w:sz w:val="20"/>
+        </w:rPr>
+        <w:t xml:space="preserve"> son un defecto de la PLACA»* | ❌ </w:t>
+      </w:r>
+      <w:r>
+        <w:rPr>
+          <w:b/>
+          <w:color w:val="960000"/>
+          <w:sz w:val="20"/>
+        </w:rPr>
+        <w:t>Falso, y el propio banco dejó el control.</w:t>
+      </w:r>
+      <w:r>
+        <w:rPr>
+          <w:b w:val="0"/>
+          <w:color w:val="960000"/>
+          <w:sz w:val="20"/>
+        </w:rPr>
+        <w:t xml:space="preserve"> Era el </w:t>
+      </w:r>
+      <w:r>
+        <w:rPr>
+          <w:rFonts w:ascii="Consolas" w:hAnsi="Consolas"/>
+          <w:color w:val="960000"/>
+          <w:sz w:val="20"/>
+        </w:rPr>
+        <w:t>INPUT_PULLUP</w:t>
+      </w:r>
+      <w:r>
+        <w:rPr>
+          <w:b w:val="0"/>
+          <w:color w:val="960000"/>
+          <w:sz w:val="20"/>
+        </w:rPr>
+        <w:t xml:space="preserve"> del </w:t>
+      </w:r>
+      <w:r>
+        <w:rPr>
+          <w:b/>
+          <w:color w:val="960000"/>
+          <w:sz w:val="20"/>
+        </w:rPr>
+        <w:t>firmware viejo</w:t>
+      </w:r>
+      <w:r>
+        <w:rPr>
+          <w:b w:val="0"/>
+          <w:color w:val="960000"/>
+          <w:sz w:val="20"/>
+        </w:rPr>
+        <w:t xml:space="preserve"> peleando contra los 10 kΩ de la placa. </w:t>
+      </w:r>
+      <w:r>
+        <w:rPr>
+          <w:b/>
+          <w:color w:val="960000"/>
+          <w:sz w:val="20"/>
+        </w:rPr>
+        <w:t>Corregido en `346ea5f`</w:t>
+      </w:r>
+      <w:r>
+        <w:rPr>
+          <w:b w:val="0"/>
+          <w:color w:val="960000"/>
+          <w:sz w:val="20"/>
+        </w:rPr>
+        <w:t xml:space="preserve"> | | </w:t>
+      </w:r>
+      <w:r>
+        <w:rPr>
+          <w:b/>
+          <w:color w:val="960000"/>
+          <w:sz w:val="20"/>
+        </w:rPr>
+        <w:t>2</w:t>
+      </w:r>
+      <w:r>
+        <w:rPr>
+          <w:b w:val="0"/>
+          <w:color w:val="960000"/>
+          <w:sz w:val="20"/>
+        </w:rPr>
+        <w:t xml:space="preserve"> | *«queda pendiente probar el mando en banco»* | ⛔ </w:t>
+      </w:r>
+      <w:r>
+        <w:rPr>
+          <w:b/>
+          <w:color w:val="960000"/>
+          <w:sz w:val="20"/>
+        </w:rPr>
+        <w:t>Ya no hay qué probar: `D-1`, 05/09 — el mando de A y B se retiró del equipo.</w:t>
+      </w:r>
+      <w:r>
+        <w:rPr>
+          <w:b w:val="0"/>
+          <w:color w:val="960000"/>
+          <w:sz w:val="20"/>
+        </w:rPr>
+        <w:t xml:space="preserve"> El emisor y el receptor no existen | 🛑 </w:t>
+      </w:r>
+      <w:r>
+        <w:rPr>
+          <w:b/>
+          <w:color w:val="960000"/>
+          <w:sz w:val="20"/>
+        </w:rPr>
+        <w:t>Y la mitad que NO se puede leer sola: el CÓDIGO del mando SE QUEDA.</w:t>
+      </w:r>
+      <w:r>
+        <w:rPr>
+          <w:b w:val="0"/>
+          <w:color w:val="960000"/>
+          <w:sz w:val="20"/>
+        </w:rPr>
+        <w:t xml:space="preserve"> Retirarlo dejaría el veto de SFTY-21 </w:t>
+      </w:r>
+      <w:r>
+        <w:rPr>
+          <w:b/>
+          <w:color w:val="960000"/>
+          <w:sz w:val="20"/>
+        </w:rPr>
+        <w:t>abierto</w:t>
+      </w:r>
+      <w:r>
+        <w:rPr>
+          <w:b w:val="0"/>
+          <w:color w:val="960000"/>
+          <w:sz w:val="20"/>
+        </w:rPr>
+        <w:t xml:space="preserve">, no inerte. Está desarrollado en </w:t>
+      </w:r>
+      <w:r>
+        <w:rPr>
+          <w:b/>
+          <w:color w:val="960000"/>
+          <w:sz w:val="20"/>
+        </w:rPr>
+        <w:t>§6</w:t>
+      </w:r>
+      <w:r>
+        <w:rPr>
+          <w:b w:val="0"/>
+          <w:color w:val="960000"/>
+          <w:sz w:val="20"/>
+        </w:rPr>
+        <w:t xml:space="preserve">, y no es opcional. ### Cómo se cierra la mitad 1, que es una MEDIDA y no un razonamiento El paso 20 del banco del 03/09 midió </w:t>
+      </w:r>
+      <w:r>
+        <w:rPr>
+          <w:b/>
+          <w:color w:val="960000"/>
+          <w:sz w:val="20"/>
+        </w:rPr>
+        <w:t>los cuatro</w:t>
+      </w:r>
+      <w:r>
+        <w:rPr>
+          <w:b w:val="0"/>
+          <w:color w:val="960000"/>
+          <w:sz w:val="20"/>
+        </w:rPr>
+        <w:t xml:space="preserve"> pines de </w:t>
       </w:r>
       <w:r>
         <w:rPr>
@@ -2727,23 +2965,23 @@
           <w:color w:val="960000"/>
           <w:sz w:val="20"/>
         </w:rPr>
-        <w:t xml:space="preserve">. ### El defecto histórico — </w:t>
-      </w:r>
-      <w:r>
-        <w:rPr>
-          <w:b/>
-          <w:color w:val="960000"/>
-          <w:sz w:val="20"/>
-        </w:rPr>
-        <w:t>EN PASADO</w:t>
-      </w:r>
-      <w:r>
-        <w:rPr>
-          <w:b w:val="0"/>
-          <w:color w:val="960000"/>
-          <w:sz w:val="20"/>
-        </w:rPr>
-        <w:t xml:space="preserve">, porque ya está arreglado en el fuente Los cuatro pines de </w:t>
+        <w:t xml:space="preserve"> con la tarjeta energizada, el conector vacío y el paquete </w:t>
+      </w:r>
+      <w:r>
+        <w:rPr>
+          <w:rFonts w:ascii="Consolas" w:hAnsi="Consolas"/>
+          <w:color w:val="960000"/>
+          <w:sz w:val="20"/>
+        </w:rPr>
+        <w:t>617bd00</w:t>
+      </w:r>
+      <w:r>
+        <w:rPr>
+          <w:b w:val="0"/>
+          <w:color w:val="960000"/>
+          <w:sz w:val="20"/>
+        </w:rPr>
+        <w:t xml:space="preserve"> dentro: | </w:t>
       </w:r>
       <w:r>
         <w:rPr>
@@ -2759,15 +2997,47 @@
           <w:color w:val="960000"/>
           <w:sz w:val="20"/>
         </w:rPr>
-        <w:t xml:space="preserve"> llevan </w:t>
-      </w:r>
-      <w:r>
-        <w:rPr>
-          <w:b/>
-          <w:color w:val="960000"/>
-          <w:sz w:val="20"/>
-        </w:rPr>
-        <w:t>10 kΩ a masa</w:t>
+        <w:t xml:space="preserve"> | pin | a masa | en reposo | </w:t>
+      </w:r>
+      <w:r>
+        <w:rPr>
+          <w:rFonts w:ascii="Consolas" w:hAnsi="Consolas"/>
+          <w:color w:val="960000"/>
+          <w:sz w:val="20"/>
+        </w:rPr>
+        <w:t>pinMode</w:t>
+      </w:r>
+      <w:r>
+        <w:rPr>
+          <w:b w:val="0"/>
+          <w:color w:val="960000"/>
+          <w:sz w:val="20"/>
+        </w:rPr>
+        <w:t xml:space="preserve"> en </w:t>
+      </w:r>
+      <w:r>
+        <w:rPr>
+          <w:rFonts w:ascii="Consolas" w:hAnsi="Consolas"/>
+          <w:color w:val="960000"/>
+          <w:sz w:val="20"/>
+        </w:rPr>
+        <w:t>617bd00</w:t>
+      </w:r>
+      <w:r>
+        <w:rPr>
+          <w:b w:val="0"/>
+          <w:color w:val="960000"/>
+          <w:sz w:val="20"/>
+        </w:rPr>
+        <w:t xml:space="preserve"> | |---|---|---|---|---| | p5 | </w:t>
+      </w:r>
+      <w:r>
+        <w:rPr>
+          <w:rFonts w:ascii="Consolas" w:hAnsi="Consolas"/>
+          <w:color w:val="960000"/>
+          <w:sz w:val="20"/>
+        </w:rPr>
+        <w:t>PB9</w:t>
       </w:r>
       <w:r>
         <w:rPr>
@@ -2783,11 +3053,450 @@
           <w:color w:val="960000"/>
           <w:sz w:val="20"/>
         </w:rPr>
+        <w:t>MANDO_A</w:t>
+      </w:r>
+      <w:r>
+        <w:rPr>
+          <w:b w:val="0"/>
+          <w:color w:val="960000"/>
+          <w:sz w:val="20"/>
+        </w:rPr>
+        <w:t xml:space="preserve">) | </w:t>
+      </w:r>
+      <w:r>
+        <w:rPr>
+          <w:rFonts w:ascii="Consolas" w:hAnsi="Consolas"/>
+          <w:color w:val="960000"/>
+          <w:sz w:val="20"/>
+        </w:rPr>
+        <w:t>9,92 kΩ</w:t>
+      </w:r>
+      <w:r>
+        <w:rPr>
+          <w:b w:val="0"/>
+          <w:color w:val="960000"/>
+          <w:sz w:val="20"/>
+        </w:rPr>
+        <w:t xml:space="preserve"> | </w:t>
+      </w:r>
+      <w:r>
+        <w:rPr>
+          <w:b/>
+          <w:color w:val="960000"/>
+          <w:sz w:val="20"/>
+        </w:rPr>
+        <w:t>`0,6 V`</w:t>
+      </w:r>
+      <w:r>
+        <w:rPr>
+          <w:b w:val="0"/>
+          <w:color w:val="960000"/>
+          <w:sz w:val="20"/>
+        </w:rPr>
+        <w:t xml:space="preserve"> | </w:t>
+      </w:r>
+      <w:r>
+        <w:rPr>
+          <w:rFonts w:ascii="Consolas" w:hAnsi="Consolas"/>
+          <w:color w:val="960000"/>
+          <w:sz w:val="20"/>
+        </w:rPr>
+        <w:t>INPUT_PULLUP</w:t>
+      </w:r>
+      <w:r>
+        <w:rPr>
+          <w:b w:val="0"/>
+          <w:color w:val="960000"/>
+          <w:sz w:val="20"/>
+        </w:rPr>
+        <w:t xml:space="preserve"> | | p8 | </w:t>
+      </w:r>
+      <w:r>
+        <w:rPr>
+          <w:rFonts w:ascii="Consolas" w:hAnsi="Consolas"/>
+          <w:color w:val="960000"/>
+          <w:sz w:val="20"/>
+        </w:rPr>
+        <w:t>PB13</w:t>
+      </w:r>
+      <w:r>
+        <w:rPr>
+          <w:b w:val="0"/>
+          <w:color w:val="960000"/>
+          <w:sz w:val="20"/>
+        </w:rPr>
+        <w:t xml:space="preserve"> (</w:t>
+      </w:r>
+      <w:r>
+        <w:rPr>
+          <w:rFonts w:ascii="Consolas" w:hAnsi="Consolas"/>
+          <w:color w:val="960000"/>
+          <w:sz w:val="20"/>
+        </w:rPr>
+        <w:t>MANDO_B</w:t>
+      </w:r>
+      <w:r>
+        <w:rPr>
+          <w:b w:val="0"/>
+          <w:color w:val="960000"/>
+          <w:sz w:val="20"/>
+        </w:rPr>
+        <w:t xml:space="preserve">) | </w:t>
+      </w:r>
+      <w:r>
+        <w:rPr>
+          <w:rFonts w:ascii="Consolas" w:hAnsi="Consolas"/>
+          <w:color w:val="960000"/>
+          <w:sz w:val="20"/>
+        </w:rPr>
+        <w:t>9,92 kΩ</w:t>
+      </w:r>
+      <w:r>
+        <w:rPr>
+          <w:b w:val="0"/>
+          <w:color w:val="960000"/>
+          <w:sz w:val="20"/>
+        </w:rPr>
+        <w:t xml:space="preserve"> | </w:t>
+      </w:r>
+      <w:r>
+        <w:rPr>
+          <w:b/>
+          <w:color w:val="960000"/>
+          <w:sz w:val="20"/>
+        </w:rPr>
+        <w:t>`0,6 V`</w:t>
+      </w:r>
+      <w:r>
+        <w:rPr>
+          <w:b w:val="0"/>
+          <w:color w:val="960000"/>
+          <w:sz w:val="20"/>
+        </w:rPr>
+        <w:t xml:space="preserve"> | </w:t>
+      </w:r>
+      <w:r>
+        <w:rPr>
+          <w:rFonts w:ascii="Consolas" w:hAnsi="Consolas"/>
+          <w:color w:val="960000"/>
+          <w:sz w:val="20"/>
+        </w:rPr>
+        <w:t>INPUT_PULLUP</w:t>
+      </w:r>
+      <w:r>
+        <w:rPr>
+          <w:b w:val="0"/>
+          <w:color w:val="960000"/>
+          <w:sz w:val="20"/>
+        </w:rPr>
+        <w:t xml:space="preserve"> | | p10 | </w:t>
+      </w:r>
+      <w:r>
+        <w:rPr>
+          <w:rFonts w:ascii="Consolas" w:hAnsi="Consolas"/>
+          <w:color w:val="960000"/>
+          <w:sz w:val="20"/>
+        </w:rPr>
+        <w:t>PB14</w:t>
+      </w:r>
+      <w:r>
+        <w:rPr>
+          <w:b w:val="0"/>
+          <w:color w:val="960000"/>
+          <w:sz w:val="20"/>
+        </w:rPr>
+        <w:t xml:space="preserve"> (</w:t>
+      </w:r>
+      <w:r>
+        <w:rPr>
+          <w:rFonts w:ascii="Consolas" w:hAnsi="Consolas"/>
+          <w:color w:val="960000"/>
+          <w:sz w:val="20"/>
+        </w:rPr>
+        <w:t>CAM_C_PIN</w:t>
+      </w:r>
+      <w:r>
+        <w:rPr>
+          <w:b w:val="0"/>
+          <w:color w:val="960000"/>
+          <w:sz w:val="20"/>
+        </w:rPr>
+        <w:t xml:space="preserve">) | </w:t>
+      </w:r>
+      <w:r>
+        <w:rPr>
+          <w:rFonts w:ascii="Consolas" w:hAnsi="Consolas"/>
+          <w:color w:val="960000"/>
+          <w:sz w:val="20"/>
+        </w:rPr>
+        <w:t>9,93 kΩ</w:t>
+      </w:r>
+      <w:r>
+        <w:rPr>
+          <w:b w:val="0"/>
+          <w:color w:val="960000"/>
+          <w:sz w:val="20"/>
+        </w:rPr>
+        <w:t xml:space="preserve"> | </w:t>
+      </w:r>
+      <w:r>
+        <w:rPr>
+          <w:b/>
+          <w:color w:val="960000"/>
+          <w:sz w:val="20"/>
+        </w:rPr>
+        <w:t>`0 V`</w:t>
+      </w:r>
+      <w:r>
+        <w:rPr>
+          <w:b w:val="0"/>
+          <w:color w:val="960000"/>
+          <w:sz w:val="20"/>
+        </w:rPr>
+        <w:t xml:space="preserve"> | </w:t>
+      </w:r>
+      <w:r>
+        <w:rPr>
+          <w:rFonts w:ascii="Consolas" w:hAnsi="Consolas"/>
+          <w:color w:val="960000"/>
+          <w:sz w:val="20"/>
+        </w:rPr>
+        <w:t>INPUT</w:t>
+      </w:r>
+      <w:r>
+        <w:rPr>
+          <w:b w:val="0"/>
+          <w:color w:val="960000"/>
+          <w:sz w:val="20"/>
+        </w:rPr>
+        <w:t xml:space="preserve"> pelado | | p12 | </w:t>
+      </w:r>
+      <w:r>
+        <w:rPr>
+          <w:rFonts w:ascii="Consolas" w:hAnsi="Consolas"/>
+          <w:color w:val="960000"/>
+          <w:sz w:val="20"/>
+        </w:rPr>
+        <w:t>PB15</w:t>
+      </w:r>
+      <w:r>
+        <w:rPr>
+          <w:b w:val="0"/>
+          <w:color w:val="960000"/>
+          <w:sz w:val="20"/>
+        </w:rPr>
+        <w:t xml:space="preserve"> (</w:t>
+      </w:r>
+      <w:r>
+        <w:rPr>
+          <w:rFonts w:ascii="Consolas" w:hAnsi="Consolas"/>
+          <w:color w:val="960000"/>
+          <w:sz w:val="20"/>
+        </w:rPr>
+        <w:t>CAM_D_PIN</w:t>
+      </w:r>
+      <w:r>
+        <w:rPr>
+          <w:b w:val="0"/>
+          <w:color w:val="960000"/>
+          <w:sz w:val="20"/>
+        </w:rPr>
+        <w:t xml:space="preserve">) | </w:t>
+      </w:r>
+      <w:r>
+        <w:rPr>
+          <w:rFonts w:ascii="Consolas" w:hAnsi="Consolas"/>
+          <w:color w:val="960000"/>
+          <w:sz w:val="20"/>
+        </w:rPr>
+        <w:t>9,94 kΩ</w:t>
+      </w:r>
+      <w:r>
+        <w:rPr>
+          <w:b w:val="0"/>
+          <w:color w:val="960000"/>
+          <w:sz w:val="20"/>
+        </w:rPr>
+        <w:t xml:space="preserve"> | </w:t>
+      </w:r>
+      <w:r>
+        <w:rPr>
+          <w:b/>
+          <w:color w:val="960000"/>
+          <w:sz w:val="20"/>
+        </w:rPr>
+        <w:t>`0 V`</w:t>
+      </w:r>
+      <w:r>
+        <w:rPr>
+          <w:b w:val="0"/>
+          <w:color w:val="960000"/>
+          <w:sz w:val="20"/>
+        </w:rPr>
+        <w:t xml:space="preserve"> | </w:t>
+      </w:r>
+      <w:r>
+        <w:rPr>
+          <w:rFonts w:ascii="Consolas" w:hAnsi="Consolas"/>
+          <w:color w:val="960000"/>
+          <w:sz w:val="20"/>
+        </w:rPr>
+        <w:t>INPUT</w:t>
+      </w:r>
+      <w:r>
+        <w:rPr>
+          <w:b w:val="0"/>
+          <w:color w:val="960000"/>
+          <w:sz w:val="20"/>
+        </w:rPr>
+        <w:t xml:space="preserve"> pelado | </w:t>
+      </w:r>
+      <w:r>
+        <w:rPr>
+          <w:b/>
+          <w:color w:val="960000"/>
+          <w:sz w:val="20"/>
+        </w:rPr>
+        <w:t>Mismo cobre, misma resistencia, dos tensiones.</w:t>
+      </w:r>
+      <w:r>
+        <w:rPr>
+          <w:b w:val="0"/>
+          <w:color w:val="960000"/>
+          <w:sz w:val="20"/>
+        </w:rPr>
+        <w:t xml:space="preserve"> La única variable es el </w:t>
+      </w:r>
+      <w:r>
+        <w:rPr>
+          <w:rFonts w:ascii="Consolas" w:hAnsi="Consolas"/>
+          <w:color w:val="960000"/>
+          <w:sz w:val="20"/>
+        </w:rPr>
+        <w:t>pinMode</w:t>
+      </w:r>
+      <w:r>
+        <w:rPr>
+          <w:b w:val="0"/>
+          <w:color w:val="960000"/>
+          <w:sz w:val="20"/>
+        </w:rPr>
+        <w:t>, y está medida sobre el binario que estaba dentro de la tarjeta aquel día: ``</w:t>
+      </w:r>
+      <w:r>
+        <w:rPr>
+          <w:rFonts w:ascii="Consolas" w:hAnsi="Consolas"/>
+          <w:color w:val="960000"/>
+          <w:sz w:val="20"/>
+        </w:rPr>
+        <w:t xml:space="preserve">text $ git show 617bd00:01_Firmware/Maestro/src/botones.cpp | grep -n "pinMode(BOTON\|pinMode(CAM_C" 139:  pinMode(BOTON1, INPUT_PULLUP); 140:  pinMode(BOTON2, INPUT_PULLUP); 156:  pinMode(CAM_C_PIN, INPUT); </w:t>
+      </w:r>
+      <w:r>
+        <w:rPr>
+          <w:rFonts w:ascii="Consolas" w:hAnsi="Consolas"/>
+          <w:color w:val="960000"/>
+          <w:sz w:val="20"/>
+        </w:rPr>
+      </w:r>
+      <w:r>
+        <w:rPr>
+          <w:rFonts w:ascii="Consolas" w:hAnsi="Consolas"/>
+          <w:color w:val="960000"/>
+          <w:sz w:val="20"/>
+        </w:rPr>
+        <w:t xml:space="preserve"> **Si los </w:t>
+      </w:r>
+      <w:r>
+        <w:rPr>
+          <w:b w:val="0"/>
+          <w:color w:val="960000"/>
+          <w:sz w:val="20"/>
+        </w:rPr>
+        <w:t>0,6 V</w:t>
+      </w:r>
+      <w:r>
+        <w:rPr>
+          <w:rFonts w:ascii="Consolas" w:hAnsi="Consolas"/>
+          <w:color w:val="960000"/>
+          <w:sz w:val="20"/>
+        </w:rPr>
+        <w:t xml:space="preserve"> los pusiera la placa, p10 y p12 marcarían lo mismo. Marcaron </w:t>
+      </w:r>
+      <w:r>
+        <w:rPr>
+          <w:b w:val="0"/>
+          <w:color w:val="960000"/>
+          <w:sz w:val="20"/>
+        </w:rPr>
+        <w:t>0 V</w:t>
+      </w:r>
+      <w:r>
+        <w:rPr>
+          <w:rFonts w:ascii="Consolas" w:hAnsi="Consolas"/>
+          <w:color w:val="960000"/>
+          <w:sz w:val="20"/>
+        </w:rPr>
+        <w:t xml:space="preserve">.** El banco corrió un control negativo sin saberlo, y por eso *«defecto de placa»* queda **refutado con medida**, no con opinión. 🔴 **Lo que NUNCA se midió, y se dice aunque ya no importe:** nadie ha puesto un voltímetro en </w:t>
+      </w:r>
+      <w:r>
+        <w:rPr>
+          <w:b w:val="0"/>
+          <w:color w:val="960000"/>
+          <w:sz w:val="20"/>
+        </w:rPr>
+        <w:t>J16</w:t>
+      </w:r>
+      <w:r>
+        <w:rPr>
+          <w:rFonts w:ascii="Consolas" w:hAnsi="Consolas"/>
+          <w:color w:val="960000"/>
+          <w:sz w:val="20"/>
+        </w:rPr>
+        <w:t xml:space="preserve"> p5 **con el binario nuevo dentro**. El paso 29 se abortó por el sobrecalentamiento y la Maestro sigue con el corto de N-116. Esa confirmación queda **</w:t>
+      </w:r>
+      <w:r>
+        <w:rPr>
+          <w:b w:val="0"/>
+          <w:color w:val="960000"/>
+          <w:sz w:val="20"/>
+        </w:rPr>
+        <w:t>SIN VERIFICAR</w:t>
+      </w:r>
+      <w:r>
+        <w:rPr>
+          <w:rFonts w:ascii="Consolas" w:hAnsi="Consolas"/>
+          <w:color w:val="960000"/>
+          <w:sz w:val="20"/>
+        </w:rPr>
+        <w:t xml:space="preserve">, y ya no se va a tomar** — porque no hay mando que conectar. ### El defecto histórico — **EN PASADO**, porque ya está arreglado en el fuente Los cuatro pines de </w:t>
+      </w:r>
+      <w:r>
+        <w:rPr>
+          <w:b w:val="0"/>
+          <w:color w:val="960000"/>
+          <w:sz w:val="20"/>
+        </w:rPr>
+        <w:t>J16</w:t>
+      </w:r>
+      <w:r>
+        <w:rPr>
+          <w:rFonts w:ascii="Consolas" w:hAnsi="Consolas"/>
+          <w:color w:val="960000"/>
+          <w:sz w:val="20"/>
+        </w:rPr>
+        <w:t xml:space="preserve"> llevan **10 kΩ a masa** (</w:t>
+      </w:r>
+      <w:r>
+        <w:rPr>
+          <w:b w:val="0"/>
+          <w:color w:val="960000"/>
+          <w:sz w:val="20"/>
+        </w:rPr>
         <w:t>R65</w:t>
       </w:r>
       <w:r>
         <w:rPr>
-          <w:b w:val="0"/>
+          <w:rFonts w:ascii="Consolas" w:hAnsi="Consolas"/>
           <w:color w:val="960000"/>
           <w:sz w:val="20"/>
         </w:rPr>
@@ -2795,7 +3504,7 @@
       </w:r>
       <w:r>
         <w:rPr>
-          <w:rFonts w:ascii="Consolas" w:hAnsi="Consolas"/>
+          <w:b w:val="0"/>
           <w:color w:val="960000"/>
           <w:sz w:val="20"/>
         </w:rPr>
@@ -2803,7 +3512,7 @@
       </w:r>
       <w:r>
         <w:rPr>
-          <w:b w:val="0"/>
+          <w:rFonts w:ascii="Consolas" w:hAnsi="Consolas"/>
           <w:color w:val="960000"/>
           <w:sz w:val="20"/>
         </w:rPr>
@@ -2811,7 +3520,7 @@
       </w:r>
       <w:r>
         <w:rPr>
-          <w:rFonts w:ascii="Consolas" w:hAnsi="Consolas"/>
+          <w:b w:val="0"/>
           <w:color w:val="960000"/>
           <w:sz w:val="20"/>
         </w:rPr>
@@ -2819,7 +3528,7 @@
       </w:r>
       <w:r>
         <w:rPr>
-          <w:b w:val="0"/>
+          <w:rFonts w:ascii="Consolas" w:hAnsi="Consolas"/>
           <w:color w:val="960000"/>
           <w:sz w:val="20"/>
         </w:rPr>
@@ -2827,7 +3536,7 @@
       </w:r>
       <w:r>
         <w:rPr>
-          <w:rFonts w:ascii="Consolas" w:hAnsi="Consolas"/>
+          <w:b w:val="0"/>
           <w:color w:val="960000"/>
           <w:sz w:val="20"/>
         </w:rPr>
@@ -2835,47 +3544,15 @@
       </w:r>
       <w:r>
         <w:rPr>
-          <w:b w:val="0"/>
-          <w:color w:val="960000"/>
-          <w:sz w:val="20"/>
-        </w:rPr>
-        <w:t xml:space="preserve"> en el banco del 03/09) y el conector reparte </w:t>
-      </w:r>
-      <w:r>
-        <w:rPr>
-          <w:b/>
-          <w:color w:val="960000"/>
-          <w:sz w:val="20"/>
-        </w:rPr>
-        <w:t>3,3 V en la posición de al lado de cada uno</w:t>
-      </w:r>
-      <w:r>
-        <w:rPr>
-          <w:b w:val="0"/>
-          <w:color w:val="960000"/>
-          <w:sz w:val="20"/>
-        </w:rPr>
-        <w:t xml:space="preserve"> (p4, p7, p9, p11), con </w:t>
-      </w:r>
-      <w:r>
-        <w:rPr>
-          <w:b/>
-          <w:color w:val="960000"/>
-          <w:sz w:val="20"/>
-        </w:rPr>
-        <w:t>una sola masa en todo el conector</w:t>
-      </w:r>
-      <w:r>
-        <w:rPr>
-          <w:b w:val="0"/>
-          <w:color w:val="960000"/>
-          <w:sz w:val="20"/>
-        </w:rPr>
-        <w:t xml:space="preserve"> (p2). El firmware leía </w:t>
-      </w:r>
-      <w:r>
-        <w:rPr>
-          <w:rFonts w:ascii="Consolas" w:hAnsi="Consolas"/>
+          <w:rFonts w:ascii="Consolas" w:hAnsi="Consolas"/>
+          <w:color w:val="960000"/>
+          <w:sz w:val="20"/>
+        </w:rPr>
+        <w:t xml:space="preserve"> en el banco del 03/09) y el conector reparte **3,3 V en la posición de al lado de cada uno** (p4, p7, p9, p11), con **una sola masa en todo el conector** (p2). El firmware leía </w:t>
+      </w:r>
+      <w:r>
+        <w:rPr>
+          <w:b w:val="0"/>
           <w:color w:val="960000"/>
           <w:sz w:val="20"/>
         </w:rPr>
@@ -2883,7 +3560,7 @@
       </w:r>
       <w:r>
         <w:rPr>
-          <w:b w:val="0"/>
+          <w:rFonts w:ascii="Consolas" w:hAnsi="Consolas"/>
           <w:color w:val="960000"/>
           <w:sz w:val="20"/>
         </w:rPr>
@@ -2891,7 +3568,7 @@
       </w:r>
       <w:r>
         <w:rPr>
-          <w:rFonts w:ascii="Consolas" w:hAnsi="Consolas"/>
+          <w:b w:val="0"/>
           <w:color w:val="960000"/>
           <w:sz w:val="20"/>
         </w:rPr>
@@ -2899,7 +3576,7 @@
       </w:r>
       <w:r>
         <w:rPr>
-          <w:b w:val="0"/>
+          <w:rFonts w:ascii="Consolas" w:hAnsi="Consolas"/>
           <w:color w:val="960000"/>
           <w:sz w:val="20"/>
         </w:rPr>
@@ -2907,7 +3584,7 @@
       </w:r>
       <w:r>
         <w:rPr>
-          <w:rFonts w:ascii="Consolas" w:hAnsi="Consolas"/>
+          <w:b w:val="0"/>
           <w:color w:val="960000"/>
           <w:sz w:val="20"/>
         </w:rPr>
@@ -2915,47 +3592,31 @@
       </w:r>
       <w:r>
         <w:rPr>
-          <w:b w:val="0"/>
-          <w:color w:val="960000"/>
-          <w:sz w:val="20"/>
-        </w:rPr>
-        <w:t xml:space="preserve"> y activo en BAJO: el pull-up interno (30–50 kΩ) contra esos 10 kΩ dejaba el pin en </w:t>
-      </w:r>
-      <w:r>
-        <w:rPr>
-          <w:b/>
-          <w:color w:val="960000"/>
-          <w:sz w:val="20"/>
-        </w:rPr>
-        <w:t>0,55–0,83 V</w:t>
-      </w:r>
-      <w:r>
-        <w:rPr>
-          <w:b w:val="0"/>
-          <w:color w:val="960000"/>
-          <w:sz w:val="20"/>
-        </w:rPr>
-        <w:t xml:space="preserve"> —el banco midió </w:t>
-      </w:r>
-      <w:r>
-        <w:rPr>
-          <w:b/>
-          <w:color w:val="960000"/>
-          <w:sz w:val="20"/>
-        </w:rPr>
-        <w:t>`0,6 V`</w:t>
-      </w:r>
-      <w:r>
-        <w:rPr>
-          <w:b w:val="0"/>
-          <w:color w:val="960000"/>
-          <w:sz w:val="20"/>
-        </w:rPr>
-        <w:t xml:space="preserve">—, por debajo del </w:t>
-      </w:r>
-      <w:r>
-        <w:rPr>
-          <w:rFonts w:ascii="Consolas" w:hAnsi="Consolas"/>
+          <w:rFonts w:ascii="Consolas" w:hAnsi="Consolas"/>
+          <w:color w:val="960000"/>
+          <w:sz w:val="20"/>
+        </w:rPr>
+        <w:t xml:space="preserve"> y activo en BAJO: el pull-up interno (30–50 kΩ) contra esos 10 kΩ dejaba el pin en **0,55–0,83 V** —el banco midió **</w:t>
+      </w:r>
+      <w:r>
+        <w:rPr>
+          <w:b w:val="0"/>
+          <w:color w:val="960000"/>
+          <w:sz w:val="20"/>
+        </w:rPr>
+        <w:t>0,6 V</w:t>
+      </w:r>
+      <w:r>
+        <w:rPr>
+          <w:rFonts w:ascii="Consolas" w:hAnsi="Consolas"/>
+          <w:color w:val="960000"/>
+          <w:sz w:val="20"/>
+        </w:rPr>
+        <w:t xml:space="preserve">**—, por debajo del </w:t>
+      </w:r>
+      <w:r>
+        <w:rPr>
+          <w:b w:val="0"/>
           <w:color w:val="960000"/>
           <w:sz w:val="20"/>
         </w:rPr>
@@ -2963,23 +3624,87 @@
       </w:r>
       <w:r>
         <w:rPr>
-          <w:b w:val="0"/>
-          <w:color w:val="960000"/>
-          <w:sz w:val="20"/>
-        </w:rPr>
-        <w:t xml:space="preserve">. Los dos botones estaban </w:t>
-      </w:r>
-      <w:r>
-        <w:rPr>
-          <w:b/>
-          <w:color w:val="960000"/>
-          <w:sz w:val="20"/>
-        </w:rPr>
-        <w:t>clavados en «pulsado»</w:t>
-      </w:r>
-      <w:r>
-        <w:rPr>
-          <w:b w:val="0"/>
+          <w:rFonts w:ascii="Consolas" w:hAnsi="Consolas"/>
+          <w:color w:val="960000"/>
+          <w:sz w:val="20"/>
+        </w:rPr>
+        <w:t xml:space="preserve">. Los dos botones estaban **clavados en «pulsado»** y **nunca producían un flanco**. Ésa era la causa de que el mando </w:t>
+      </w:r>
+      <w:r>
+        <w:rPr>
+          <w:b w:val="0"/>
+          <w:color w:val="960000"/>
+          <w:sz w:val="20"/>
+        </w:rPr>
+        <w:t>A</w:t>
+      </w:r>
+      <w:r>
+        <w:rPr>
+          <w:rFonts w:ascii="Consolas" w:hAnsi="Consolas"/>
+          <w:color w:val="960000"/>
+          <w:sz w:val="20"/>
+        </w:rPr>
+        <w:t>/</w:t>
+      </w:r>
+      <w:r>
+        <w:rPr>
+          <w:b w:val="0"/>
+          <w:color w:val="960000"/>
+          <w:sz w:val="20"/>
+        </w:rPr>
+        <w:t>B</w:t>
+      </w:r>
+      <w:r>
+        <w:rPr>
+          <w:rFonts w:ascii="Consolas" w:hAnsi="Consolas"/>
+          <w:color w:val="960000"/>
+          <w:sz w:val="20"/>
+        </w:rPr>
+        <w:t xml:space="preserve"> no se pudiera pulsar, y **no era una regresión de este proyecto**: el repositorio de origen trae el mismo </w:t>
+      </w:r>
+      <w:r>
+        <w:rPr>
+          <w:b w:val="0"/>
+          <w:color w:val="960000"/>
+          <w:sz w:val="20"/>
+        </w:rPr>
+        <w:t>== LOW</w:t>
+      </w:r>
+      <w:r>
+        <w:rPr>
+          <w:rFonts w:ascii="Consolas" w:hAnsi="Consolas"/>
+          <w:color w:val="960000"/>
+          <w:sz w:val="20"/>
+        </w:rPr>
+        <w:t xml:space="preserve"> con el mismo </w:t>
+      </w:r>
+      <w:r>
+        <w:rPr>
+          <w:b w:val="0"/>
+          <w:color w:val="960000"/>
+          <w:sz w:val="20"/>
+        </w:rPr>
+        <w:t>.kicad_pcb</w:t>
+      </w:r>
+      <w:r>
+        <w:rPr>
+          <w:rFonts w:ascii="Consolas" w:hAnsi="Consolas"/>
+          <w:color w:val="960000"/>
+          <w:sz w:val="20"/>
+        </w:rPr>
+        <w:t>. ### El estado de HOY — firmware arreglado, **pendiente de ejercer en tarjeta** **MEDIDO sobre el fuente el 04/09**, en las **dos** puntas (</w:t>
+      </w:r>
+      <w:r>
+        <w:rPr>
+          <w:b w:val="0"/>
+          <w:color w:val="960000"/>
+          <w:sz w:val="20"/>
+        </w:rPr>
+        <w:t>Maestro/src/botones.cpp</w:t>
+      </w:r>
+      <w:r>
+        <w:rPr>
+          <w:rFonts w:ascii="Consolas" w:hAnsi="Consolas"/>
           <w:color w:val="960000"/>
           <w:sz w:val="20"/>
         </w:rPr>
@@ -2987,23 +3712,85 @@
       </w:r>
       <w:r>
         <w:rPr>
-          <w:b/>
-          <w:color w:val="960000"/>
-          <w:sz w:val="20"/>
-        </w:rPr>
-        <w:t>nunca producían un flanco</w:t>
-      </w:r>
-      <w:r>
-        <w:rPr>
-          <w:b w:val="0"/>
-          <w:color w:val="960000"/>
-          <w:sz w:val="20"/>
-        </w:rPr>
-        <w:t xml:space="preserve">. Ésa era la causa de que el mando </w:t>
-      </w:r>
-      <w:r>
-        <w:rPr>
-          <w:rFonts w:ascii="Consolas" w:hAnsi="Consolas"/>
+          <w:b w:val="0"/>
+          <w:color w:val="960000"/>
+          <w:sz w:val="20"/>
+        </w:rPr>
+        <w:t>Esclavo/src/botones.cpp</w:t>
+      </w:r>
+      <w:r>
+        <w:rPr>
+          <w:rFonts w:ascii="Consolas" w:hAnsi="Consolas"/>
+          <w:color w:val="960000"/>
+          <w:sz w:val="20"/>
+        </w:rPr>
+        <w:t xml:space="preserve">): </w:t>
+      </w:r>
+      <w:r>
+        <w:rPr>
+          <w:rFonts w:ascii="Consolas" w:hAnsi="Consolas"/>
+          <w:color w:val="960000"/>
+          <w:sz w:val="20"/>
+        </w:rPr>
+      </w:r>
+      <w:r>
+        <w:rPr>
+          <w:rFonts w:ascii="Consolas" w:hAnsi="Consolas"/>
+          <w:color w:val="960000"/>
+          <w:sz w:val="20"/>
+        </w:rPr>
+        <w:t xml:space="preserve">text pinMode(BOTON1, INPUT);   pinMode(BOTON2, INPUT);        &lt;- INPUT PELADO, ya no INPUT_PULLUP bool lecturaCruda = (digitalRead(b.pin) == HIGH);        &lt;- ACTIVO EN ALTO, ya no LOW const bool pulsado = (digitalRead(...) == HIGH);         &lt;- la siembra del arranque, igual </w:t>
+      </w:r>
+      <w:r>
+        <w:rPr>
+          <w:rFonts w:ascii="Consolas" w:hAnsi="Consolas"/>
+          <w:color w:val="960000"/>
+          <w:sz w:val="20"/>
+        </w:rPr>
+      </w:r>
+      <w:r>
+        <w:rPr>
+          <w:rFonts w:ascii="Consolas" w:hAnsi="Consolas"/>
+          <w:color w:val="960000"/>
+          <w:sz w:val="20"/>
+        </w:rPr>
+        <w:t xml:space="preserve"> Los **cuatro** pines de </w:t>
+      </w:r>
+      <w:r>
+        <w:rPr>
+          <w:b w:val="0"/>
+          <w:color w:val="960000"/>
+          <w:sz w:val="20"/>
+        </w:rPr>
+        <w:t>J16</w:t>
+      </w:r>
+      <w:r>
+        <w:rPr>
+          <w:rFonts w:ascii="Consolas" w:hAnsi="Consolas"/>
+          <w:color w:val="960000"/>
+          <w:sz w:val="20"/>
+        </w:rPr>
+        <w:t xml:space="preserve"> son ahora eléctricamente idénticos y se leen igual: </w:t>
+      </w:r>
+      <w:r>
+        <w:rPr>
+          <w:b w:val="0"/>
+          <w:color w:val="960000"/>
+          <w:sz w:val="20"/>
+        </w:rPr>
+        <w:t>INPUT</w:t>
+      </w:r>
+      <w:r>
+        <w:rPr>
+          <w:rFonts w:ascii="Consolas" w:hAnsi="Consolas"/>
+          <w:color w:val="960000"/>
+          <w:sz w:val="20"/>
+        </w:rPr>
+        <w:t xml:space="preserve"> pelado, reposo fijado por el pull-down de 10 kΩ de la placa, **activo en ALTO**. ### 🔴 LA CONSECUENCIA PRÁCTICA — **05/09: NO HAY GESTO, PORQUE NO HAY MANDO** | | gesto | vale hoy | |---|---|---| | ~~Pulso </w:t>
+      </w:r>
+      <w:r>
+        <w:rPr>
+          <w:b w:val="0"/>
           <w:color w:val="960000"/>
           <w:sz w:val="20"/>
         </w:rPr>
@@ -3011,15 +3798,31 @@
       </w:r>
       <w:r>
         <w:rPr>
-          <w:b w:val="0"/>
-          <w:color w:val="960000"/>
-          <w:sz w:val="20"/>
-        </w:rPr>
-        <w:t>/</w:t>
-      </w:r>
-      <w:r>
-        <w:rPr>
-          <w:rFonts w:ascii="Consolas" w:hAnsi="Consolas"/>
+          <w:rFonts w:ascii="Consolas" w:hAnsi="Consolas"/>
+          <w:color w:val="960000"/>
+          <w:sz w:val="20"/>
+        </w:rPr>
+        <w:t xml:space="preserve">~~ | ~~tocar </w:t>
+      </w:r>
+      <w:r>
+        <w:rPr>
+          <w:b w:val="0"/>
+          <w:color w:val="960000"/>
+          <w:sz w:val="20"/>
+        </w:rPr>
+        <w:t>J16</w:t>
+      </w:r>
+      <w:r>
+        <w:rPr>
+          <w:rFonts w:ascii="Consolas" w:hAnsi="Consolas"/>
+          <w:color w:val="960000"/>
+          <w:sz w:val="20"/>
+        </w:rPr>
+        <w:t xml:space="preserve"> **p5** contra **masa** (p2)~~ | 🛑 **NO, y NUNCA se hace** — ver el aviso de abajo | | ~~Pulso </w:t>
+      </w:r>
+      <w:r>
+        <w:rPr>
+          <w:b w:val="0"/>
           <w:color w:val="960000"/>
           <w:sz w:val="20"/>
         </w:rPr>
@@ -3027,119 +3830,167 @@
       </w:r>
       <w:r>
         <w:rPr>
-          <w:b w:val="0"/>
-          <w:color w:val="960000"/>
-          <w:sz w:val="20"/>
-        </w:rPr>
-        <w:t xml:space="preserve"> no se pudiera pulsar, y </w:t>
-      </w:r>
-      <w:r>
-        <w:rPr>
-          <w:b/>
-          <w:color w:val="960000"/>
-          <w:sz w:val="20"/>
-        </w:rPr>
-        <w:t>no era una regresión de este proyecto</w:t>
-      </w:r>
-      <w:r>
-        <w:rPr>
-          <w:b w:val="0"/>
-          <w:color w:val="960000"/>
-          <w:sz w:val="20"/>
-        </w:rPr>
-        <w:t xml:space="preserve">: el repositorio de origen trae el mismo </w:t>
-      </w:r>
-      <w:r>
-        <w:rPr>
-          <w:rFonts w:ascii="Consolas" w:hAnsi="Consolas"/>
-          <w:color w:val="960000"/>
-          <w:sz w:val="20"/>
-        </w:rPr>
-        <w:t>== LOW</w:t>
-      </w:r>
-      <w:r>
-        <w:rPr>
-          <w:b w:val="0"/>
-          <w:color w:val="960000"/>
-          <w:sz w:val="20"/>
-        </w:rPr>
-        <w:t xml:space="preserve"> con el mismo </w:t>
-      </w:r>
-      <w:r>
-        <w:rPr>
-          <w:rFonts w:ascii="Consolas" w:hAnsi="Consolas"/>
-          <w:color w:val="960000"/>
-          <w:sz w:val="20"/>
-        </w:rPr>
-        <w:t>.kicad_pcb</w:t>
-      </w:r>
-      <w:r>
-        <w:rPr>
-          <w:b w:val="0"/>
-          <w:color w:val="960000"/>
-          <w:sz w:val="20"/>
-        </w:rPr>
-        <w:t xml:space="preserve">. ### El estado de HOY — firmware arreglado, </w:t>
-      </w:r>
-      <w:r>
-        <w:rPr>
-          <w:b/>
-          <w:color w:val="960000"/>
-          <w:sz w:val="20"/>
-        </w:rPr>
-        <w:t>pendiente de ejercer en tarjeta</w:t>
-      </w:r>
-      <w:r>
-        <w:rPr>
-          <w:b w:val="0"/>
-          <w:color w:val="960000"/>
-          <w:sz w:val="20"/>
-        </w:rPr>
-        <w:t xml:space="preserve"> </w:t>
-      </w:r>
-      <w:r>
-        <w:rPr>
-          <w:b/>
-          <w:color w:val="960000"/>
-          <w:sz w:val="20"/>
-        </w:rPr>
-        <w:t>MEDIDO sobre el fuente el 04/09</w:t>
-      </w:r>
-      <w:r>
-        <w:rPr>
-          <w:b w:val="0"/>
-          <w:color w:val="960000"/>
-          <w:sz w:val="20"/>
-        </w:rPr>
-        <w:t xml:space="preserve">, en las </w:t>
-      </w:r>
-      <w:r>
-        <w:rPr>
-          <w:b/>
-          <w:color w:val="960000"/>
-          <w:sz w:val="20"/>
-        </w:rPr>
-        <w:t>dos</w:t>
-      </w:r>
-      <w:r>
-        <w:rPr>
-          <w:b w:val="0"/>
-          <w:color w:val="960000"/>
-          <w:sz w:val="20"/>
-        </w:rPr>
-        <w:t xml:space="preserve"> puntas (</w:t>
-      </w:r>
-      <w:r>
-        <w:rPr>
-          <w:rFonts w:ascii="Consolas" w:hAnsi="Consolas"/>
-          <w:color w:val="960000"/>
-          <w:sz w:val="20"/>
-        </w:rPr>
-        <w:t>Maestro/src/botones.cpp</w:t>
-      </w:r>
-      <w:r>
-        <w:rPr>
-          <w:b w:val="0"/>
+          <w:rFonts w:ascii="Consolas" w:hAnsi="Consolas"/>
+          <w:color w:val="960000"/>
+          <w:sz w:val="20"/>
+        </w:rPr>
+        <w:t xml:space="preserve">~~ | ~~tocar </w:t>
+      </w:r>
+      <w:r>
+        <w:rPr>
+          <w:b w:val="0"/>
+          <w:color w:val="960000"/>
+          <w:sz w:val="20"/>
+        </w:rPr>
+        <w:t>J16</w:t>
+      </w:r>
+      <w:r>
+        <w:rPr>
+          <w:rFonts w:ascii="Consolas" w:hAnsi="Consolas"/>
+          <w:color w:val="960000"/>
+          <w:sz w:val="20"/>
+        </w:rPr>
+        <w:t xml:space="preserve"> **p8** contra **masa** (p2)~~ | 🛑 **NO** | | ~~**Pulso </w:t>
+      </w:r>
+      <w:r>
+        <w:rPr>
+          <w:b w:val="0"/>
+          <w:color w:val="960000"/>
+          <w:sz w:val="20"/>
+        </w:rPr>
+        <w:t>A</w:t>
+      </w:r>
+      <w:r>
+        <w:rPr>
+          <w:rFonts w:ascii="Consolas" w:hAnsi="Consolas"/>
+          <w:color w:val="960000"/>
+          <w:sz w:val="20"/>
+        </w:rPr>
+        <w:t>**~~ | ~~tocar un instante **</w:t>
+      </w:r>
+      <w:r>
+        <w:rPr>
+          <w:b w:val="0"/>
+          <w:color w:val="960000"/>
+          <w:sz w:val="20"/>
+        </w:rPr>
+        <w:t>J16</w:t>
+      </w:r>
+      <w:r>
+        <w:rPr>
+          <w:rFonts w:ascii="Consolas" w:hAnsi="Consolas"/>
+          <w:color w:val="960000"/>
+          <w:sz w:val="20"/>
+        </w:rPr>
+        <w:t xml:space="preserve"> p5 contra p4** (los 3,3 V de al lado)~~ | ⛔ **CADUCADO 05/09 (</w:t>
+      </w:r>
+      <w:r>
+        <w:rPr>
+          <w:b w:val="0"/>
+          <w:color w:val="960000"/>
+          <w:sz w:val="20"/>
+        </w:rPr>
+        <w:t>D-1</w:t>
+      </w:r>
+      <w:r>
+        <w:rPr>
+          <w:rFonts w:ascii="Consolas" w:hAnsi="Consolas"/>
+          <w:color w:val="960000"/>
+          <w:sz w:val="20"/>
+        </w:rPr>
+        <w:t xml:space="preserve">): no hay mando que pulsar. </w:t>
+      </w:r>
+      <w:r>
+        <w:rPr>
+          <w:b w:val="0"/>
+          <w:color w:val="960000"/>
+          <w:sz w:val="20"/>
+        </w:rPr>
+        <w:t>p5</w:t>
+      </w:r>
+      <w:r>
+        <w:rPr>
+          <w:rFonts w:ascii="Consolas" w:hAnsi="Consolas"/>
+          <w:color w:val="960000"/>
+          <w:sz w:val="20"/>
+        </w:rPr>
+        <w:t xml:space="preserve"> queda LIBRE** | | ~~**Pulso </w:t>
+      </w:r>
+      <w:r>
+        <w:rPr>
+          <w:b w:val="0"/>
+          <w:color w:val="960000"/>
+          <w:sz w:val="20"/>
+        </w:rPr>
+        <w:t>B</w:t>
+      </w:r>
+      <w:r>
+        <w:rPr>
+          <w:rFonts w:ascii="Consolas" w:hAnsi="Consolas"/>
+          <w:color w:val="960000"/>
+          <w:sz w:val="20"/>
+        </w:rPr>
+        <w:t>**~~ | ~~tocar un instante **</w:t>
+      </w:r>
+      <w:r>
+        <w:rPr>
+          <w:b w:val="0"/>
+          <w:color w:val="960000"/>
+          <w:sz w:val="20"/>
+        </w:rPr>
+        <w:t>J16</w:t>
+      </w:r>
+      <w:r>
+        <w:rPr>
+          <w:rFonts w:ascii="Consolas" w:hAnsi="Consolas"/>
+          <w:color w:val="960000"/>
+          <w:sz w:val="20"/>
+        </w:rPr>
+        <w:t xml:space="preserve"> p8 contra p7** (los 3,3 V de al lado)~~ | ⛔ **CADUCADO 05/09. </w:t>
+      </w:r>
+      <w:r>
+        <w:rPr>
+          <w:b w:val="0"/>
+          <w:color w:val="960000"/>
+          <w:sz w:val="20"/>
+        </w:rPr>
+        <w:t>p8</w:t>
+      </w:r>
+      <w:r>
+        <w:rPr>
+          <w:rFonts w:ascii="Consolas" w:hAnsi="Consolas"/>
+          <w:color w:val="960000"/>
+          <w:sz w:val="20"/>
+        </w:rPr>
+        <w:t xml:space="preserve"> queda LIBRE** | **Las dos últimas filas se conservan tachadas y no se borran** porque son el gesto correcto para los pines que **sí** se cablean —</w:t>
+      </w:r>
+      <w:r>
+        <w:rPr>
+          <w:b w:val="0"/>
+          <w:color w:val="960000"/>
+          <w:sz w:val="20"/>
+        </w:rPr>
+        <w:t>p10</w:t>
+      </w:r>
+      <w:r>
+        <w:rPr>
+          <w:rFonts w:ascii="Consolas" w:hAnsi="Consolas"/>
+          <w:color w:val="960000"/>
+          <w:sz w:val="20"/>
+        </w:rPr>
+        <w:t xml:space="preserve"> contra </w:t>
+      </w:r>
+      <w:r>
+        <w:rPr>
+          <w:b w:val="0"/>
+          <w:color w:val="960000"/>
+          <w:sz w:val="20"/>
+        </w:rPr>
+        <w:t>p9</w:t>
+      </w:r>
+      <w:r>
+        <w:rPr>
+          <w:rFonts w:ascii="Consolas" w:hAnsi="Consolas"/>
           <w:color w:val="960000"/>
           <w:sz w:val="20"/>
         </w:rPr>
@@ -3147,42 +3998,35 @@
       </w:r>
       <w:r>
         <w:rPr>
-          <w:rFonts w:ascii="Consolas" w:hAnsi="Consolas"/>
-          <w:color w:val="960000"/>
-          <w:sz w:val="20"/>
-        </w:rPr>
-        <w:t>Esclavo/src/botones.cpp</w:t>
-      </w:r>
-      <w:r>
-        <w:rPr>
-          <w:b w:val="0"/>
-          <w:color w:val="960000"/>
-          <w:sz w:val="20"/>
-        </w:rPr>
-        <w:t>): ``</w:t>
-      </w:r>
-      <w:r>
-        <w:rPr>
-          <w:rFonts w:ascii="Consolas" w:hAnsi="Consolas"/>
-          <w:color w:val="960000"/>
-          <w:sz w:val="20"/>
-        </w:rPr>
-        <w:t xml:space="preserve">text pinMode(BOTON1, INPUT);   pinMode(BOTON2, INPUT);        &lt;- INPUT PELADO, ya no INPUT_PULLUP bool lecturaCruda = (digitalRead(b.pin) == HIGH);        &lt;- ACTIVO EN ALTO, ya no LOW const bool pulsado = (digitalRead(...) == HIGH);         &lt;- la siembra del arranque, igual </w:t>
-      </w:r>
-      <w:r>
-        <w:rPr>
-          <w:rFonts w:ascii="Consolas" w:hAnsi="Consolas"/>
-          <w:color w:val="960000"/>
-          <w:sz w:val="20"/>
-        </w:rPr>
-      </w:r>
-      <w:r>
-        <w:rPr>
-          <w:rFonts w:ascii="Consolas" w:hAnsi="Consolas"/>
-          <w:color w:val="960000"/>
-          <w:sz w:val="20"/>
-        </w:rPr>
-        <w:t xml:space="preserve"> Los **cuatro** pines de </w:t>
+          <w:b w:val="0"/>
+          <w:color w:val="960000"/>
+          <w:sz w:val="20"/>
+        </w:rPr>
+        <w:t>p12</w:t>
+      </w:r>
+      <w:r>
+        <w:rPr>
+          <w:rFonts w:ascii="Consolas" w:hAnsi="Consolas"/>
+          <w:color w:val="960000"/>
+          <w:sz w:val="20"/>
+        </w:rPr>
+        <w:t xml:space="preserve"> contra </w:t>
+      </w:r>
+      <w:r>
+        <w:rPr>
+          <w:b w:val="0"/>
+          <w:color w:val="960000"/>
+          <w:sz w:val="20"/>
+        </w:rPr>
+        <w:t>p11</w:t>
+      </w:r>
+      <w:r>
+        <w:rPr>
+          <w:rFonts w:ascii="Consolas" w:hAnsi="Consolas"/>
+          <w:color w:val="960000"/>
+          <w:sz w:val="20"/>
+        </w:rPr>
+        <w:t xml:space="preserve">, las cámaras—: sólo hay **una** masa en todo </w:t>
       </w:r>
       <w:r>
         <w:rPr>
@@ -3198,39 +4042,325 @@
           <w:color w:val="960000"/>
           <w:sz w:val="20"/>
         </w:rPr>
-        <w:t xml:space="preserve"> son ahora eléctricamente idénticos y se leen igual: </w:t>
-      </w:r>
-      <w:r>
-        <w:rPr>
-          <w:b w:val="0"/>
-          <w:color w:val="960000"/>
-          <w:sz w:val="20"/>
-        </w:rPr>
-        <w:t>INPUT</w:t>
-      </w:r>
-      <w:r>
-        <w:rPr>
-          <w:rFonts w:ascii="Consolas" w:hAnsi="Consolas"/>
-          <w:color w:val="960000"/>
-          <w:sz w:val="20"/>
-        </w:rPr>
-        <w:t xml:space="preserve"> pelado, reposo fijado por el pull-down de 10 kΩ de la placa, **activo en ALTO**. ### 🔴 LA CONSECUENCIA PRÁCTICA, que es lo que se lleva uno al banco | | gesto | vale hoy | |---|---|---| | ~~Pulso </w:t>
-      </w:r>
-      <w:r>
-        <w:rPr>
-          <w:b w:val="0"/>
-          <w:color w:val="960000"/>
-          <w:sz w:val="20"/>
-        </w:rPr>
-        <w:t>A</w:t>
-      </w:r>
-      <w:r>
-        <w:rPr>
-          <w:rFonts w:ascii="Consolas" w:hAnsi="Consolas"/>
-          <w:color w:val="960000"/>
-          <w:sz w:val="20"/>
-        </w:rPr>
-        <w:t xml:space="preserve">~~ | ~~tocar </w:t>
+        <w:t xml:space="preserve"> (p2), así que un contacto por señal contra masa nunca pudo ser el diseño, y eso vale igual para los cuatro pines. 🛑 **Y lo que sigue vigente sin cambio, que es lo único de este bloque que protege a alguien: NO SE PUENTEA </w:t>
+      </w:r>
+      <w:r>
+        <w:rPr>
+          <w:b w:val="0"/>
+          <w:color w:val="960000"/>
+          <w:sz w:val="20"/>
+        </w:rPr>
+        <w:t>p5</w:t>
+      </w:r>
+      <w:r>
+        <w:rPr>
+          <w:rFonts w:ascii="Consolas" w:hAnsi="Consolas"/>
+          <w:color w:val="960000"/>
+          <w:sz w:val="20"/>
+        </w:rPr>
+        <w:t xml:space="preserve"> NI </w:t>
+      </w:r>
+      <w:r>
+        <w:rPr>
+          <w:b w:val="0"/>
+          <w:color w:val="960000"/>
+          <w:sz w:val="20"/>
+        </w:rPr>
+        <w:t>p8</w:t>
+      </w:r>
+      <w:r>
+        <w:rPr>
+          <w:rFonts w:ascii="Consolas" w:hAnsi="Consolas"/>
+          <w:color w:val="960000"/>
+          <w:sz w:val="20"/>
+        </w:rPr>
+        <w:t xml:space="preserve"> CONTRA MASA.** Ni con la instrucción vieja, ni «a ver qué pasa», ni para medir nada. </w:t>
+      </w:r>
+      <w:r>
+        <w:rPr>
+          <w:b w:val="0"/>
+          <w:color w:val="960000"/>
+          <w:sz w:val="20"/>
+        </w:rPr>
+        <w:t>p4</w:t>
+      </w:r>
+      <w:r>
+        <w:rPr>
+          <w:rFonts w:ascii="Consolas" w:hAnsi="Consolas"/>
+          <w:color w:val="960000"/>
+          <w:sz w:val="20"/>
+        </w:rPr>
+        <w:t xml:space="preserve"> es **adyacente** a </w:t>
+      </w:r>
+      <w:r>
+        <w:rPr>
+          <w:b w:val="0"/>
+          <w:color w:val="960000"/>
+          <w:sz w:val="20"/>
+        </w:rPr>
+        <w:t>p5</w:t>
+      </w:r>
+      <w:r>
+        <w:rPr>
+          <w:rFonts w:ascii="Consolas" w:hAnsi="Consolas"/>
+          <w:color w:val="960000"/>
+          <w:sz w:val="20"/>
+        </w:rPr>
+        <w:t xml:space="preserve"> y </w:t>
+      </w:r>
+      <w:r>
+        <w:rPr>
+          <w:b w:val="0"/>
+          <w:color w:val="960000"/>
+          <w:sz w:val="20"/>
+        </w:rPr>
+        <w:t>p7</w:t>
+      </w:r>
+      <w:r>
+        <w:rPr>
+          <w:rFonts w:ascii="Consolas" w:hAnsi="Consolas"/>
+          <w:color w:val="960000"/>
+          <w:sz w:val="20"/>
+        </w:rPr>
+        <w:t xml:space="preserve"> lo es de </w:t>
+      </w:r>
+      <w:r>
+        <w:rPr>
+          <w:b w:val="0"/>
+          <w:color w:val="960000"/>
+          <w:sz w:val="20"/>
+        </w:rPr>
+        <w:t>p8</w:t>
+      </w:r>
+      <w:r>
+        <w:rPr>
+          <w:rFonts w:ascii="Consolas" w:hAnsi="Consolas"/>
+          <w:color w:val="960000"/>
+          <w:sz w:val="20"/>
+        </w:rPr>
+        <w:t xml:space="preserve">: **un puente corrido una sola posición pone el riel de 3,3 V directamente contra masa**, y es el gesto que precedió al calentamiento del paso 29 (§9). **Con </w:t>
+      </w:r>
+      <w:r>
+        <w:rPr>
+          <w:b w:val="0"/>
+          <w:color w:val="960000"/>
+          <w:sz w:val="20"/>
+        </w:rPr>
+        <w:t>p5</w:t>
+      </w:r>
+      <w:r>
+        <w:rPr>
+          <w:rFonts w:ascii="Consolas" w:hAnsi="Consolas"/>
+          <w:color w:val="960000"/>
+          <w:sz w:val="20"/>
+        </w:rPr>
+        <w:t xml:space="preserve"> y </w:t>
+      </w:r>
+      <w:r>
+        <w:rPr>
+          <w:b w:val="0"/>
+          <w:color w:val="960000"/>
+          <w:sz w:val="20"/>
+        </w:rPr>
+        <w:t>p8</w:t>
+      </w:r>
+      <w:r>
+        <w:rPr>
+          <w:rFonts w:ascii="Consolas" w:hAnsi="Consolas"/>
+          <w:color w:val="960000"/>
+          <w:sz w:val="20"/>
+        </w:rPr>
+        <w:t xml:space="preserve"> libres, ahí ya no hay nada que tocar.** ### 👁️ Y para saber si el equipo OYÓ el pulso no hace falta ningún instrumento **MEDIDO en </w:t>
+      </w:r>
+      <w:r>
+        <w:rPr>
+          <w:b w:val="0"/>
+          <w:color w:val="960000"/>
+          <w:sz w:val="20"/>
+        </w:rPr>
+        <w:t>01_Firmware/Maestro/src/mando.cpp:45-47</w:t>
+      </w:r>
+      <w:r>
+        <w:rPr>
+          <w:rFonts w:ascii="Consolas" w:hAnsi="Consolas"/>
+          <w:color w:val="960000"/>
+          <w:sz w:val="20"/>
+        </w:rPr>
+        <w:t>** (</w:t>
+      </w:r>
+      <w:r>
+        <w:rPr>
+          <w:b w:val="0"/>
+          <w:color w:val="960000"/>
+          <w:sz w:val="20"/>
+        </w:rPr>
+        <w:t>DESTELLOS_AUTOMATICO = 2</w:t>
+      </w:r>
+      <w:r>
+        <w:rPr>
+          <w:rFonts w:ascii="Consolas" w:hAnsi="Consolas"/>
+          <w:color w:val="960000"/>
+          <w:sz w:val="20"/>
+        </w:rPr>
+        <w:t xml:space="preserve">, </w:t>
+      </w:r>
+      <w:r>
+        <w:rPr>
+          <w:b w:val="0"/>
+          <w:color w:val="960000"/>
+          <w:sz w:val="20"/>
+        </w:rPr>
+        <w:t>DESTELLOS_AMBAR = 3</w:t>
+      </w:r>
+      <w:r>
+        <w:rPr>
+          <w:rFonts w:ascii="Consolas" w:hAnsi="Consolas"/>
+          <w:color w:val="960000"/>
+          <w:sz w:val="20"/>
+        </w:rPr>
+        <w:t xml:space="preserve">, </w:t>
+      </w:r>
+      <w:r>
+        <w:rPr>
+          <w:b w:val="0"/>
+          <w:color w:val="960000"/>
+          <w:sz w:val="20"/>
+        </w:rPr>
+        <w:t>DESTELLOS_DEGRADADO = 4</w:t>
+      </w:r>
+      <w:r>
+        <w:rPr>
+          <w:rFonts w:ascii="Consolas" w:hAnsi="Consolas"/>
+          <w:color w:val="960000"/>
+          <w:sz w:val="20"/>
+        </w:rPr>
+        <w:t xml:space="preserve">): </w:t>
+      </w:r>
+      <w:r>
+        <w:rPr>
+          <w:rFonts w:ascii="Consolas" w:hAnsi="Consolas"/>
+          <w:color w:val="960000"/>
+          <w:sz w:val="20"/>
+        </w:rPr>
+      </w:r>
+      <w:r>
+        <w:rPr>
+          <w:rFonts w:ascii="Consolas" w:hAnsi="Consolas"/>
+          <w:color w:val="960000"/>
+          <w:sz w:val="20"/>
+        </w:rPr>
+        <w:t xml:space="preserve">text A . A . A       (&lt;= 12 s)   -&gt;  2 destellos ROJOS   Automatico B . B . B       (&lt;= 12 s)   -&gt;  3 destellos ROJOS   Ambar intermitente A . B . A . B   (&lt;= 18 s)   -&gt;  4 destellos ROJOS   Modo Degradado rechazado                   -&gt;  ambar rapido de 2 s </w:t>
+      </w:r>
+      <w:r>
+        <w:rPr>
+          <w:rFonts w:ascii="Consolas" w:hAnsi="Consolas"/>
+          <w:color w:val="960000"/>
+          <w:sz w:val="20"/>
+        </w:rPr>
+      </w:r>
+      <w:r>
+        <w:rPr>
+          <w:rFonts w:ascii="Consolas" w:hAnsi="Consolas"/>
+          <w:color w:val="960000"/>
+          <w:sz w:val="20"/>
+        </w:rPr>
+        <w:t xml:space="preserve"> **El firmware confirma con las propias luces, y se ven DESDE EL SUELO: sin app, sin cable y sin segunda tarjeta.** Está diseñado así a propósito —quien acciona el mando está a 5 m y sin pantalla—, y los destellos son **siempre rojos** porque el rojo nunca significa *pase*: si el operario cuenta mal, el peor caso sigue siendo seguro. Un rechazo **no habla el idioma de un éxito**: es un ámbar rápido de 2 s. 🛑 **La trampa, y hay que leerla antes del primer pulso: pruebe DESDE OTRO MODO.** Si el equipo **ya está** en el modo que la secuencia pide, </w:t>
+      </w:r>
+      <w:r>
+        <w:rPr>
+          <w:b w:val="0"/>
+          <w:color w:val="960000"/>
+          <w:sz w:val="20"/>
+        </w:rPr>
+        <w:t>MODO:</w:t>
+      </w:r>
+      <w:r>
+        <w:rPr>
+          <w:rFonts w:ascii="Consolas" w:hAnsi="Consolas"/>
+          <w:color w:val="960000"/>
+          <w:sz w:val="20"/>
+        </w:rPr>
+        <w:t xml:space="preserve"> **no cambia** —</w:t>
+      </w:r>
+      <w:r>
+        <w:rPr>
+          <w:b w:val="0"/>
+          <w:color w:val="960000"/>
+          <w:sz w:val="20"/>
+        </w:rPr>
+        <w:t>mando.cpp</w:t>
+      </w:r>
+      <w:r>
+        <w:rPr>
+          <w:rFonts w:ascii="Consolas" w:hAnsi="Consolas"/>
+          <w:color w:val="960000"/>
+          <w:sz w:val="20"/>
+        </w:rPr>
+        <w:t xml:space="preserve"> entra por la rama </w:t>
+      </w:r>
+      <w:r>
+        <w:rPr>
+          <w:b w:val="0"/>
+          <w:color w:val="960000"/>
+          <w:sz w:val="20"/>
+        </w:rPr>
+        <w:t>if (modoActual_get() == MODO_AUTOMATICO) modoAutomatico_setup();</w:t>
+      </w:r>
+      <w:r>
+        <w:rPr>
+          <w:rFonts w:ascii="Consolas" w:hAnsi="Consolas"/>
+          <w:color w:val="960000"/>
+          <w:sz w:val="20"/>
+        </w:rPr>
+        <w:t xml:space="preserve">— y la prueba **no distingue nada**. Un </w:t>
+      </w:r>
+      <w:r>
+        <w:rPr>
+          <w:b w:val="0"/>
+          <w:color w:val="960000"/>
+          <w:sz w:val="20"/>
+        </w:rPr>
+        <w:t>A·A·A</w:t>
+      </w:r>
+      <w:r>
+        <w:rPr>
+          <w:rFonts w:ascii="Consolas" w:hAnsi="Consolas"/>
+          <w:color w:val="960000"/>
+          <w:sz w:val="20"/>
+        </w:rPr>
+        <w:t xml:space="preserve"> que funcionó perfectamente sobre un equipo ya en Automático no mueve ni un campo. **Los destellos, en cambio, se ven siempre.** 🔵 **Por eso el USB-TTL de </w:t>
+      </w:r>
+      <w:r>
+        <w:rPr>
+          <w:b w:val="0"/>
+          <w:color w:val="960000"/>
+          <w:sz w:val="20"/>
+        </w:rPr>
+        <w:t>J17</w:t>
+      </w:r>
+      <w:r>
+        <w:rPr>
+          <w:rFonts w:ascii="Consolas" w:hAnsi="Consolas"/>
+          <w:color w:val="960000"/>
+          <w:sz w:val="20"/>
+        </w:rPr>
+        <w:t xml:space="preserve"> baja de rango PARA EL MANDO.** Sigue siendo el recurso legítimo cuando la app no conecta —lo fue en la sesión 1 de banco— pero **no es la forma de verificar el mando**: la respuesta son los destellos. Anotar *«no cambió el </w:t>
+      </w:r>
+      <w:r>
+        <w:rPr>
+          <w:b w:val="0"/>
+          <w:color w:val="960000"/>
+          <w:sz w:val="20"/>
+        </w:rPr>
+        <w:t>MODO:</w:t>
+      </w:r>
+      <w:r>
+        <w:rPr>
+          <w:rFonts w:ascii="Consolas" w:hAnsi="Consolas"/>
+          <w:color w:val="960000"/>
+          <w:sz w:val="20"/>
+        </w:rPr>
+        <w:t xml:space="preserve">»* mirando sólo el terminal es exactamente cómo un mando sano se apunta como sordo. ### 🛑 Y lo que sigue SIN MEDIRSE, que hay que decir en voz alta ~~**Nadie ha medido la tensión de </w:t>
       </w:r>
       <w:r>
         <w:rPr>
@@ -3246,23 +4376,55 @@
           <w:color w:val="960000"/>
           <w:sz w:val="20"/>
         </w:rPr>
-        <w:t xml:space="preserve"> **p5** contra **masa** (p2)~~ | 🛑 **NO. Un cable a masa no produce absolutamente nada** | | ~~Pulso </w:t>
-      </w:r>
-      <w:r>
-        <w:rPr>
-          <w:b w:val="0"/>
-          <w:color w:val="960000"/>
-          <w:sz w:val="20"/>
-        </w:rPr>
-        <w:t>B</w:t>
-      </w:r>
-      <w:r>
-        <w:rPr>
-          <w:rFonts w:ascii="Consolas" w:hAnsi="Consolas"/>
-          <w:color w:val="960000"/>
-          <w:sz w:val="20"/>
-        </w:rPr>
-        <w:t xml:space="preserve">~~ | ~~tocar </w:t>
+        <w:t xml:space="preserve"> p5/p8 con el puente a 3,3 V puesto y ESTE firmware cargado.** … Las pruebas del mando siguen **sin ejecutar**: *«no hay tarjeta sana con la que ejercerlo»*.~~ 🔧 **05/09 — SE TACHA, Y EL MOTIVO CAMBIA POR TERCERA VEZ, QUE ES LO QUE HAY QUE ENTENDER:** | | por qué no se había probado el mando | |---|---| | hasta el 04/09 | *«el firmware no puede leer un flanco»* — **cierto, y corregido en </w:t>
+      </w:r>
+      <w:r>
+        <w:rPr>
+          <w:b w:val="0"/>
+          <w:color w:val="960000"/>
+          <w:sz w:val="20"/>
+        </w:rPr>
+        <w:t>346ea5f</w:t>
+      </w:r>
+      <w:r>
+        <w:rPr>
+          <w:rFonts w:ascii="Consolas" w:hAnsi="Consolas"/>
+          <w:color w:val="960000"/>
+          <w:sz w:val="20"/>
+        </w:rPr>
+        <w:t xml:space="preserve">** | | el 04/09 | *«no hay tarjeta sana con la que ejercerlo»* — el corto de N-116 | | **desde el 05/09** | ⛔ **«no hay mando». </w:t>
+      </w:r>
+      <w:r>
+        <w:rPr>
+          <w:b w:val="0"/>
+          <w:color w:val="960000"/>
+          <w:sz w:val="20"/>
+        </w:rPr>
+        <w:t>D-1</w:t>
+      </w:r>
+      <w:r>
+        <w:rPr>
+          <w:rFonts w:ascii="Consolas" w:hAnsi="Consolas"/>
+          <w:color w:val="960000"/>
+          <w:sz w:val="20"/>
+        </w:rPr>
+        <w:t xml:space="preserve">: el hardware se retiró.** La prueba no se aplaza: **se cancela** | **Esa medida queda </w:t>
+      </w:r>
+      <w:r>
+        <w:rPr>
+          <w:b w:val="0"/>
+          <w:color w:val="960000"/>
+          <w:sz w:val="20"/>
+        </w:rPr>
+        <w:t>SIN VERIFICAR</w:t>
+      </w:r>
+      <w:r>
+        <w:rPr>
+          <w:rFonts w:ascii="Consolas" w:hAnsi="Consolas"/>
+          <w:color w:val="960000"/>
+          <w:sz w:val="20"/>
+        </w:rPr>
+        <w:t xml:space="preserve"> para siempre, y este manual lo declara en vez de dejar la casilla abierta.** Una casilla pendiente invita a que alguien vuelva a intentarlo con un cable en </w:t>
       </w:r>
       <w:r>
         <w:rPr>
@@ -3278,349 +4440,63 @@
           <w:color w:val="960000"/>
           <w:sz w:val="20"/>
         </w:rPr>
-        <w:t xml:space="preserve"> **p8** contra **masa** (p2)~~ | 🛑 **NO** | | **Pulso </w:t>
-      </w:r>
-      <w:r>
-        <w:rPr>
-          <w:b w:val="0"/>
-          <w:color w:val="960000"/>
-          <w:sz w:val="20"/>
-        </w:rPr>
-        <w:t>A</w:t>
-      </w:r>
-      <w:r>
-        <w:rPr>
-          <w:rFonts w:ascii="Consolas" w:hAnsi="Consolas"/>
-          <w:color w:val="960000"/>
-          <w:sz w:val="20"/>
-        </w:rPr>
-        <w:t>** | tocar un instante **</w:t>
-      </w:r>
-      <w:r>
-        <w:rPr>
-          <w:b w:val="0"/>
-          <w:color w:val="960000"/>
-          <w:sz w:val="20"/>
-        </w:rPr>
-        <w:t>J16</w:t>
-      </w:r>
-      <w:r>
-        <w:rPr>
-          <w:rFonts w:ascii="Consolas" w:hAnsi="Consolas"/>
-          <w:color w:val="960000"/>
-          <w:sz w:val="20"/>
-        </w:rPr>
-        <w:t xml:space="preserve"> p5 contra p4** (los 3,3 V de al lado) | ✅ **Sí** | | **Pulso </w:t>
-      </w:r>
-      <w:r>
-        <w:rPr>
-          <w:b w:val="0"/>
-          <w:color w:val="960000"/>
-          <w:sz w:val="20"/>
-        </w:rPr>
-        <w:t>B</w:t>
-      </w:r>
-      <w:r>
-        <w:rPr>
-          <w:rFonts w:ascii="Consolas" w:hAnsi="Consolas"/>
-          <w:color w:val="960000"/>
-          <w:sz w:val="20"/>
-        </w:rPr>
-        <w:t>** | tocar un instante **</w:t>
-      </w:r>
-      <w:r>
-        <w:rPr>
-          <w:b w:val="0"/>
-          <w:color w:val="960000"/>
-          <w:sz w:val="20"/>
-        </w:rPr>
-        <w:t>J16</w:t>
-      </w:r>
-      <w:r>
-        <w:rPr>
-          <w:rFonts w:ascii="Consolas" w:hAnsi="Consolas"/>
-          <w:color w:val="960000"/>
-          <w:sz w:val="20"/>
-        </w:rPr>
-        <w:t xml:space="preserve"> p8 contra p7** (los 3,3 V de al lado) | ✅ **Sí** | **El contacto se cierra contra los 3,3 V del pin de al lado, no contra masa.** Es el mismo gesto que ya usaban las cámaras </w:t>
-      </w:r>
-      <w:r>
-        <w:rPr>
-          <w:b w:val="0"/>
-          <w:color w:val="960000"/>
-          <w:sz w:val="20"/>
-        </w:rPr>
-        <w:t>C</w:t>
-      </w:r>
-      <w:r>
-        <w:rPr>
-          <w:rFonts w:ascii="Consolas" w:hAnsi="Consolas"/>
-          <w:color w:val="960000"/>
-          <w:sz w:val="20"/>
-        </w:rPr>
-        <w:t xml:space="preserve"> y </w:t>
-      </w:r>
-      <w:r>
-        <w:rPr>
-          <w:b w:val="0"/>
-          <w:color w:val="960000"/>
-          <w:sz w:val="20"/>
-        </w:rPr>
-        <w:t>D</w:t>
-      </w:r>
-      <w:r>
-        <w:rPr>
-          <w:rFonts w:ascii="Consolas" w:hAnsi="Consolas"/>
-          <w:color w:val="960000"/>
-          <w:sz w:val="20"/>
-        </w:rPr>
-        <w:t xml:space="preserve">, y por la misma razón: sólo hay una masa en el conector, así que un contacto por botón contra masa nunca pudo ser el diseño. ### 👁️ Y para saber si el equipo OYÓ el pulso no hace falta ningún instrumento **MEDIDO en </w:t>
-      </w:r>
-      <w:r>
-        <w:rPr>
-          <w:b w:val="0"/>
-          <w:color w:val="960000"/>
-          <w:sz w:val="20"/>
-        </w:rPr>
-        <w:t>01_Firmware/Maestro/src/mando.cpp:45-47</w:t>
-      </w:r>
-      <w:r>
-        <w:rPr>
-          <w:rFonts w:ascii="Consolas" w:hAnsi="Consolas"/>
-          <w:color w:val="960000"/>
-          <w:sz w:val="20"/>
-        </w:rPr>
-        <w:t>** (</w:t>
-      </w:r>
-      <w:r>
-        <w:rPr>
-          <w:b w:val="0"/>
-          <w:color w:val="960000"/>
-          <w:sz w:val="20"/>
-        </w:rPr>
-        <w:t>DESTELLOS_AUTOMATICO = 2</w:t>
-      </w:r>
-      <w:r>
-        <w:rPr>
-          <w:rFonts w:ascii="Consolas" w:hAnsi="Consolas"/>
-          <w:color w:val="960000"/>
-          <w:sz w:val="20"/>
-        </w:rPr>
-        <w:t xml:space="preserve">, </w:t>
-      </w:r>
-      <w:r>
-        <w:rPr>
-          <w:b w:val="0"/>
-          <w:color w:val="960000"/>
-          <w:sz w:val="20"/>
-        </w:rPr>
-        <w:t>DESTELLOS_AMBAR = 3</w:t>
-      </w:r>
-      <w:r>
-        <w:rPr>
-          <w:rFonts w:ascii="Consolas" w:hAnsi="Consolas"/>
-          <w:color w:val="960000"/>
-          <w:sz w:val="20"/>
-        </w:rPr>
-        <w:t xml:space="preserve">, </w:t>
-      </w:r>
-      <w:r>
-        <w:rPr>
-          <w:b w:val="0"/>
-          <w:color w:val="960000"/>
-          <w:sz w:val="20"/>
-        </w:rPr>
-        <w:t>DESTELLOS_DEGRADADO = 4</w:t>
-      </w:r>
-      <w:r>
-        <w:rPr>
-          <w:rFonts w:ascii="Consolas" w:hAnsi="Consolas"/>
-          <w:color w:val="960000"/>
-          <w:sz w:val="20"/>
-        </w:rPr>
-        <w:t xml:space="preserve">): </w:t>
-      </w:r>
-      <w:r>
-        <w:rPr>
-          <w:rFonts w:ascii="Consolas" w:hAnsi="Consolas"/>
-          <w:color w:val="960000"/>
-          <w:sz w:val="20"/>
-        </w:rPr>
-      </w:r>
-      <w:r>
-        <w:rPr>
-          <w:rFonts w:ascii="Consolas" w:hAnsi="Consolas"/>
-          <w:color w:val="960000"/>
-          <w:sz w:val="20"/>
-        </w:rPr>
-        <w:t xml:space="preserve">text A . A . A       (&lt;= 12 s)   -&gt;  2 destellos ROJOS   Automatico B . B . B       (&lt;= 12 s)   -&gt;  3 destellos ROJOS   Ambar intermitente A . B . A . B   (&lt;= 18 s)   -&gt;  4 destellos ROJOS   Modo Degradado rechazado                   -&gt;  ambar rapido de 2 s </w:t>
-      </w:r>
-      <w:r>
-        <w:rPr>
-          <w:rFonts w:ascii="Consolas" w:hAnsi="Consolas"/>
-          <w:color w:val="960000"/>
-          <w:sz w:val="20"/>
-        </w:rPr>
-      </w:r>
-      <w:r>
-        <w:rPr>
-          <w:rFonts w:ascii="Consolas" w:hAnsi="Consolas"/>
-          <w:color w:val="960000"/>
-          <w:sz w:val="20"/>
-        </w:rPr>
-        <w:t xml:space="preserve"> **El firmware confirma con las propias luces, y se ven DESDE EL SUELO: sin app, sin cable y sin segunda tarjeta.** Está diseñado así a propósito —quien acciona el mando está a 5 m y sin pantalla—, y los destellos son **siempre rojos** porque el rojo nunca significa *pase*: si el operario cuenta mal, el peor caso sigue siendo seguro. Un rechazo **no habla el idioma de un éxito**: es un ámbar rápido de 2 s. 🛑 **La trampa, y hay que leerla antes del primer pulso: pruebe DESDE OTRO MODO.** Si el equipo **ya está** en el modo que la secuencia pide, </w:t>
-      </w:r>
-      <w:r>
-        <w:rPr>
-          <w:b w:val="0"/>
-          <w:color w:val="960000"/>
-          <w:sz w:val="20"/>
-        </w:rPr>
-        <w:t>MODO:</w:t>
-      </w:r>
-      <w:r>
-        <w:rPr>
-          <w:rFonts w:ascii="Consolas" w:hAnsi="Consolas"/>
-          <w:color w:val="960000"/>
-          <w:sz w:val="20"/>
-        </w:rPr>
-        <w:t xml:space="preserve"> **no cambia** —</w:t>
-      </w:r>
-      <w:r>
-        <w:rPr>
-          <w:b w:val="0"/>
-          <w:color w:val="960000"/>
-          <w:sz w:val="20"/>
-        </w:rPr>
-        <w:t>mando.cpp</w:t>
-      </w:r>
-      <w:r>
-        <w:rPr>
-          <w:rFonts w:ascii="Consolas" w:hAnsi="Consolas"/>
-          <w:color w:val="960000"/>
-          <w:sz w:val="20"/>
-        </w:rPr>
-        <w:t xml:space="preserve"> entra por la rama </w:t>
-      </w:r>
-      <w:r>
-        <w:rPr>
-          <w:b w:val="0"/>
-          <w:color w:val="960000"/>
-          <w:sz w:val="20"/>
-        </w:rPr>
-        <w:t>if (modoActual_get() == MODO_AUTOMATICO) modoAutomatico_setup();</w:t>
-      </w:r>
-      <w:r>
-        <w:rPr>
-          <w:rFonts w:ascii="Consolas" w:hAnsi="Consolas"/>
-          <w:color w:val="960000"/>
-          <w:sz w:val="20"/>
-        </w:rPr>
-        <w:t xml:space="preserve">— y la prueba **no distingue nada**. Un </w:t>
-      </w:r>
-      <w:r>
-        <w:rPr>
-          <w:b w:val="0"/>
-          <w:color w:val="960000"/>
-          <w:sz w:val="20"/>
-        </w:rPr>
-        <w:t>A·A·A</w:t>
-      </w:r>
-      <w:r>
-        <w:rPr>
-          <w:rFonts w:ascii="Consolas" w:hAnsi="Consolas"/>
-          <w:color w:val="960000"/>
-          <w:sz w:val="20"/>
-        </w:rPr>
-        <w:t xml:space="preserve"> que funcionó perfectamente sobre un equipo ya en Automático no mueve ni un campo. **Los destellos, en cambio, se ven siempre.** 🔵 **Por eso el USB-TTL de </w:t>
-      </w:r>
-      <w:r>
-        <w:rPr>
-          <w:b w:val="0"/>
-          <w:color w:val="960000"/>
-          <w:sz w:val="20"/>
-        </w:rPr>
-        <w:t>J17</w:t>
-      </w:r>
-      <w:r>
-        <w:rPr>
-          <w:rFonts w:ascii="Consolas" w:hAnsi="Consolas"/>
-          <w:color w:val="960000"/>
-          <w:sz w:val="20"/>
-        </w:rPr>
-        <w:t xml:space="preserve"> baja de rango PARA EL MANDO.** Sigue siendo el recurso legítimo cuando la app no conecta —lo fue en la sesión 1 de banco— pero **no es la forma de verificar el mando**: la respuesta son los destellos. Anotar *«no cambió el </w:t>
-      </w:r>
-      <w:r>
-        <w:rPr>
-          <w:b w:val="0"/>
-          <w:color w:val="960000"/>
-          <w:sz w:val="20"/>
-        </w:rPr>
-        <w:t>MODO:</w:t>
-      </w:r>
-      <w:r>
-        <w:rPr>
-          <w:rFonts w:ascii="Consolas" w:hAnsi="Consolas"/>
-          <w:color w:val="960000"/>
-          <w:sz w:val="20"/>
-        </w:rPr>
-        <w:t xml:space="preserve">»* mirando sólo el terminal es exactamente cómo un mando sano se apunta como sordo. ### 🛑 Y lo que sigue SIN MEDIRSE, que hay que decir en voz alta **Nadie ha medido la tensión de </w:t>
-      </w:r>
-      <w:r>
-        <w:rPr>
-          <w:b w:val="0"/>
-          <w:color w:val="960000"/>
-          <w:sz w:val="20"/>
-        </w:rPr>
-        <w:t>J16</w:t>
-      </w:r>
-      <w:r>
-        <w:rPr>
-          <w:rFonts w:ascii="Consolas" w:hAnsi="Consolas"/>
-          <w:color w:val="960000"/>
-          <w:sz w:val="20"/>
-        </w:rPr>
-        <w:t xml:space="preserve"> p5/p8 con el puente a 3,3 V puesto y ESTE firmware cargado.** El paso 29 del banco del 3–4/09 nunca llegó a tomar ese dato —se abortó por el sobrecalentamiento—, y **no se puede tomar sobre la tarjeta Maestro mientras siga con el corto de N-116**. Por tanto: - El firmware está **arreglado y razonado**, no *verificado en tarjeta*. - Las pruebas del mando siguen **sin ejecutar**. Lo que cambió es **el motivo**: ya no es *«el firmware no puede leer un flanco»* —eso está corregido—, sino *«no hay tarjeta sana con la que ejercerlo»*. - **No se vuelve a puentear </w:t>
-      </w:r>
-      <w:r>
-        <w:rPr>
-          <w:b w:val="0"/>
-          <w:color w:val="960000"/>
-          <w:sz w:val="20"/>
-        </w:rPr>
-        <w:t>J16` p5/p8 contra masa</w:t>
-      </w:r>
-      <w:r>
-        <w:rPr>
-          <w:b/>
-          <w:color w:val="960000"/>
-          <w:sz w:val="20"/>
-        </w:rPr>
-        <w:t xml:space="preserve"> — ni con la instrucción vieja ni «a ver qué pasa»: es el gesto que precedió al calentamiento del paso 29, y además ahora </w:t>
-      </w:r>
-      <w:r>
-        <w:rPr>
-          <w:b w:val="0"/>
-          <w:color w:val="960000"/>
-          <w:sz w:val="20"/>
-        </w:rPr>
-        <w:t>no mide nada</w:t>
-      </w:r>
-      <w:r>
-        <w:rPr>
-          <w:b/>
-          <w:color w:val="960000"/>
-          <w:sz w:val="20"/>
-        </w:rPr>
-        <w:t xml:space="preserve">. </w:t>
-      </w:r>
-      <w:r>
-        <w:rPr>
-          <w:b w:val="0"/>
-          <w:color w:val="960000"/>
-          <w:sz w:val="20"/>
-        </w:rPr>
-        <w:t>Un manual corregido no es un permiso de carga, y un firmware arreglado no es un firmware probado.**</w:t>
+        <w:t xml:space="preserve">; una prueba cancelada, con su motivo escrito, no. 🔴 **Lo que NO cambia y no depende del mando:** el corto de </w:t>
+      </w:r>
+      <w:r>
+        <w:rPr>
+          <w:b w:val="0"/>
+          <w:color w:val="960000"/>
+          <w:sz w:val="20"/>
+        </w:rPr>
+        <w:t xml:space="preserve">N-116` sigue ahí y </w:t>
+      </w:r>
+      <w:r>
+        <w:rPr>
+          <w:b/>
+          <w:color w:val="960000"/>
+          <w:sz w:val="20"/>
+        </w:rPr>
+        <w:t>la tarjeta Maestro no se energiza</w:t>
+      </w:r>
+      <w:r>
+        <w:rPr>
+          <w:b w:val="0"/>
+          <w:color w:val="960000"/>
+          <w:sz w:val="20"/>
+        </w:rPr>
+        <w:t xml:space="preserve"> (§9). </w:t>
+      </w:r>
+      <w:r>
+        <w:rPr>
+          <w:b/>
+          <w:color w:val="960000"/>
+          <w:sz w:val="20"/>
+        </w:rPr>
+        <w:t>Un manual corregido no es un permiso de carga, y un firmware arreglado no es un firmware probado.</w:t>
+      </w:r>
+      <w:r>
+        <w:rPr>
+          <w:b w:val="0"/>
+          <w:color w:val="960000"/>
+          <w:sz w:val="20"/>
+        </w:rPr>
+        <w:t xml:space="preserve"> En campo sigue corriendo la </w:t>
+      </w:r>
+      <w:r>
+        <w:rPr>
+          <w:b/>
+          <w:color w:val="960000"/>
+          <w:sz w:val="20"/>
+        </w:rPr>
+        <w:t>V8.4</w:t>
+      </w:r>
+      <w:r>
+        <w:rPr>
+          <w:b w:val="0"/>
+          <w:color w:val="960000"/>
+          <w:sz w:val="20"/>
+        </w:rPr>
+        <w:t>.</w:t>
       </w:r>
     </w:p>
     <w:p>
@@ -9200,7 +10076,7 @@
           <w:color w:val="960000"/>
           <w:sz w:val="20"/>
         </w:rPr>
-        <w:t xml:space="preserve">. </w:t>
+        <w:t>. ~~</w:t>
       </w:r>
       <w:r>
         <w:rPr>
@@ -9264,39 +10140,247 @@
           <w:color w:val="960000"/>
           <w:sz w:val="20"/>
         </w:rPr>
-        <w:t xml:space="preserve">. Una ráfaga de pulsos accidental ya no inventa una hora, pero puede pedir un cambio de modo — que el firmware evaluará contra su puerta (§7 del Manual del Mando), no concederá sin más. </w:t>
-      </w:r>
-      <w:r>
-        <w:rPr>
-          <w:b/>
-          <w:color w:val="960000"/>
-          <w:sz w:val="20"/>
-        </w:rPr>
-        <w:t>Instrucción de montaje (vigente):</w:t>
-      </w:r>
-      <w:r>
-        <w:rPr>
-          <w:b w:val="0"/>
-          <w:color w:val="960000"/>
-          <w:sz w:val="20"/>
-        </w:rPr>
-        <w:t xml:space="preserve"> los dos botones se dejan cableados —los usa el mando de relés—, pero </w:t>
-      </w:r>
-      <w:r>
-        <w:rPr>
-          <w:b/>
-          <w:color w:val="960000"/>
-          <w:sz w:val="20"/>
-        </w:rPr>
-        <w:t>nadie los pulsa para «ver qué pasa»</w:t>
-      </w:r>
-      <w:r>
-        <w:rPr>
-          <w:b w:val="0"/>
-          <w:color w:val="960000"/>
-          <w:sz w:val="20"/>
-        </w:rPr>
-        <w:t>. Si el gabinete queda accesible, considérese poner el cartel correspondiente.</w:t>
+        <w:t xml:space="preserve">.~~ ### 🛑 05/09 — LA OTRA MITAD TAMBIÉN SE VA, Y LA INSTRUCCIÓN DE MONTAJE </w:t>
+      </w:r>
+      <w:r>
+        <w:rPr>
+          <w:b/>
+          <w:color w:val="960000"/>
+          <w:sz w:val="20"/>
+        </w:rPr>
+        <w:t>SÍ</w:t>
+      </w:r>
+      <w:r>
+        <w:rPr>
+          <w:b w:val="0"/>
+          <w:color w:val="960000"/>
+          <w:sz w:val="20"/>
+        </w:rPr>
+        <w:t xml:space="preserve"> CAMBIA </w:t>
+      </w:r>
+      <w:r>
+        <w:rPr>
+          <w:b/>
+          <w:color w:val="960000"/>
+          <w:sz w:val="20"/>
+        </w:rPr>
+        <w:t>`DECISIONES.md` `D-1`:</w:t>
+      </w:r>
+      <w:r>
+        <w:rPr>
+          <w:b w:val="0"/>
+          <w:color w:val="960000"/>
+          <w:sz w:val="20"/>
+        </w:rPr>
+        <w:t xml:space="preserve"> *«ya no tenemos mandos de A y B, sólo la app, los quitamos»*. </w:t>
+      </w:r>
+      <w:r>
+        <w:rPr>
+          <w:b/>
+          <w:color w:val="960000"/>
+          <w:sz w:val="20"/>
+        </w:rPr>
+        <w:t>Los dos pulsadores y el mando de relés se retiran del equipo.</w:t>
+      </w:r>
+      <w:r>
+        <w:rPr>
+          <w:b w:val="0"/>
+          <w:color w:val="960000"/>
+          <w:sz w:val="20"/>
+        </w:rPr>
+        <w:t xml:space="preserve"> </w:t>
+      </w:r>
+      <w:r>
+        <w:rPr>
+          <w:b/>
+          <w:color w:val="960000"/>
+          <w:sz w:val="20"/>
+        </w:rPr>
+        <w:t>Instrucción de montaje (vigente desde el 05/09):</w:t>
+      </w:r>
+      <w:r>
+        <w:rPr>
+          <w:b w:val="0"/>
+          <w:color w:val="960000"/>
+          <w:sz w:val="20"/>
+        </w:rPr>
+        <w:t xml:space="preserve"> ~~los dos botones se dejan cableados —los usa el mando de relés—, pero nadie los pulsa para «ver qué pasa»~~ → </w:t>
+      </w:r>
+      <w:r>
+        <w:rPr>
+          <w:b/>
+          <w:color w:val="960000"/>
+          <w:sz w:val="20"/>
+        </w:rPr>
+        <w:t>`J16` p5 y p8 quedan LIBRES: no se les cablea nada, ni pulsador ni relé.</w:t>
+      </w:r>
+      <w:r>
+        <w:rPr>
+          <w:b w:val="0"/>
+          <w:color w:val="960000"/>
+          <w:sz w:val="20"/>
+        </w:rPr>
+        <w:t xml:space="preserve"> No hace falta cartel: no hay nada que pulsar. 🛑 </w:t>
+      </w:r>
+      <w:r>
+        <w:rPr>
+          <w:b/>
+          <w:color w:val="960000"/>
+          <w:sz w:val="20"/>
+        </w:rPr>
+        <w:t>Y lo que NO se hace, que es lo único de aquí que puede quemar una tarjeta: no se puentean p5 ni p8 contra masa</w:t>
+      </w:r>
+      <w:r>
+        <w:rPr>
+          <w:b w:val="0"/>
+          <w:color w:val="960000"/>
+          <w:sz w:val="20"/>
+        </w:rPr>
+        <w:t xml:space="preserve"> para «ver si el firmware responde». </w:t>
+      </w:r>
+      <w:r>
+        <w:rPr>
+          <w:rFonts w:ascii="Consolas" w:hAnsi="Consolas"/>
+          <w:color w:val="960000"/>
+          <w:sz w:val="20"/>
+        </w:rPr>
+        <w:t>p4</w:t>
+      </w:r>
+      <w:r>
+        <w:rPr>
+          <w:b w:val="0"/>
+          <w:color w:val="960000"/>
+          <w:sz w:val="20"/>
+        </w:rPr>
+        <w:t xml:space="preserve"> es adyacente a </w:t>
+      </w:r>
+      <w:r>
+        <w:rPr>
+          <w:rFonts w:ascii="Consolas" w:hAnsi="Consolas"/>
+          <w:color w:val="960000"/>
+          <w:sz w:val="20"/>
+        </w:rPr>
+        <w:t>p5</w:t>
+      </w:r>
+      <w:r>
+        <w:rPr>
+          <w:b w:val="0"/>
+          <w:color w:val="960000"/>
+          <w:sz w:val="20"/>
+        </w:rPr>
+        <w:t xml:space="preserve"> y </w:t>
+      </w:r>
+      <w:r>
+        <w:rPr>
+          <w:rFonts w:ascii="Consolas" w:hAnsi="Consolas"/>
+          <w:color w:val="960000"/>
+          <w:sz w:val="20"/>
+        </w:rPr>
+        <w:t>p7</w:t>
+      </w:r>
+      <w:r>
+        <w:rPr>
+          <w:b w:val="0"/>
+          <w:color w:val="960000"/>
+          <w:sz w:val="20"/>
+        </w:rPr>
+        <w:t xml:space="preserve"> lo es de </w:t>
+      </w:r>
+      <w:r>
+        <w:rPr>
+          <w:rFonts w:ascii="Consolas" w:hAnsi="Consolas"/>
+          <w:color w:val="960000"/>
+          <w:sz w:val="20"/>
+        </w:rPr>
+        <w:t>p8</w:t>
+      </w:r>
+      <w:r>
+        <w:rPr>
+          <w:b w:val="0"/>
+          <w:color w:val="960000"/>
+          <w:sz w:val="20"/>
+        </w:rPr>
+        <w:t xml:space="preserve">; un puente corrido una posición pone el riel de 3,3 V contra masa (§9). ✅ </w:t>
+      </w:r>
+      <w:r>
+        <w:rPr>
+          <w:b/>
+          <w:color w:val="960000"/>
+          <w:sz w:val="20"/>
+        </w:rPr>
+        <w:t>Lo que sigue siendo cierto y por eso no se borra:</w:t>
+      </w:r>
+      <w:r>
+        <w:rPr>
+          <w:b w:val="0"/>
+          <w:color w:val="960000"/>
+          <w:sz w:val="20"/>
+        </w:rPr>
+        <w:t xml:space="preserve"> el firmware </w:t>
+      </w:r>
+      <w:r>
+        <w:rPr>
+          <w:b/>
+          <w:color w:val="960000"/>
+          <w:sz w:val="20"/>
+        </w:rPr>
+        <w:t>sigue declarando esas dos entradas y sigue teniendo su máquina de secuencias</w:t>
+      </w:r>
+      <w:r>
+        <w:rPr>
+          <w:b w:val="0"/>
+          <w:color w:val="960000"/>
+          <w:sz w:val="20"/>
+        </w:rPr>
+        <w:t xml:space="preserve">, y eso es deliberado — </w:t>
+      </w:r>
+      <w:r>
+        <w:rPr>
+          <w:b/>
+          <w:color w:val="960000"/>
+          <w:sz w:val="20"/>
+        </w:rPr>
+        <w:t>§6</w:t>
+      </w:r>
+      <w:r>
+        <w:rPr>
+          <w:b w:val="0"/>
+          <w:color w:val="960000"/>
+          <w:sz w:val="20"/>
+        </w:rPr>
+        <w:t xml:space="preserve">. Sin nadie que las accione, </w:t>
+      </w:r>
+      <w:r>
+        <w:rPr>
+          <w:rFonts w:ascii="Consolas" w:hAnsi="Consolas"/>
+          <w:color w:val="960000"/>
+          <w:sz w:val="20"/>
+        </w:rPr>
+        <w:t>A·B·A·B</w:t>
+      </w:r>
+      <w:r>
+        <w:rPr>
+          <w:b w:val="0"/>
+          <w:color w:val="960000"/>
+          <w:sz w:val="20"/>
+        </w:rPr>
+        <w:t xml:space="preserve"> no se compone nunca y las entradas se quedan en su reposo de </w:t>
+      </w:r>
+      <w:r>
+        <w:rPr>
+          <w:rFonts w:ascii="Consolas" w:hAnsi="Consolas"/>
+          <w:color w:val="960000"/>
+          <w:sz w:val="20"/>
+        </w:rPr>
+        <w:t>0 V</w:t>
+      </w:r>
+      <w:r>
+        <w:rPr>
+          <w:b w:val="0"/>
+          <w:color w:val="960000"/>
+          <w:sz w:val="20"/>
+        </w:rPr>
+        <w:t>.</w:t>
       </w:r>
     </w:p>
     <w:p>
@@ -9411,7 +10495,14 @@
                 <w:b/>
                 <w:sz w:val="19"/>
               </w:rPr>
-              <w:t>Función vigente</w:t>
+              <w:t xml:space="preserve">Función vigente — </w:t>
+            </w:r>
+            <w:r>
+              <w:rPr>
+                <w:b/>
+                <w:sz w:val="19"/>
+              </w:rPr>
+              <w:t>05/09</w:t>
             </w:r>
           </w:p>
         </w:tc>
@@ -9427,14 +10518,7 @@
                 <w:b/>
                 <w:sz w:val="19"/>
               </w:rPr>
-              <w:t xml:space="preserve">Modo del pin — </w:t>
-            </w:r>
-            <w:r>
-              <w:rPr>
-                <w:b/>
-                <w:sz w:val="19"/>
-              </w:rPr>
-              <w:t>04/09</w:t>
+              <w:t>Modo del pin</w:t>
             </w:r>
           </w:p>
         </w:tc>
@@ -9519,14 +10603,49 @@
                 <w:b w:val="0"/>
                 <w:sz w:val="19"/>
               </w:rPr>
-              <w:t xml:space="preserve">✅ </w:t>
+              <w:t xml:space="preserve">~~✅ mando </w:t>
+            </w:r>
+            <w:r>
+              <w:rPr>
+                <w:rFonts w:ascii="Consolas" w:hAnsi="Consolas"/>
+                <w:sz w:val="19"/>
+              </w:rPr>
+              <w:t>A</w:t>
+            </w:r>
+            <w:r>
+              <w:rPr>
+                <w:b w:val="0"/>
+                <w:sz w:val="19"/>
+              </w:rPr>
+              <w:t xml:space="preserve">~~ → ⚪ </w:t>
             </w:r>
             <w:r>
               <w:rPr>
                 <w:b/>
                 <w:sz w:val="19"/>
               </w:rPr>
-              <w:t>mando `A`</w:t>
+              <w:t>LIBRE.</w:t>
+            </w:r>
+            <w:r>
+              <w:rPr>
+                <w:b w:val="0"/>
+                <w:sz w:val="19"/>
+              </w:rPr>
+              <w:t xml:space="preserve"> El mando se retiró (</w:t>
+            </w:r>
+            <w:r>
+              <w:rPr>
+                <w:rFonts w:ascii="Consolas" w:hAnsi="Consolas"/>
+                <w:sz w:val="19"/>
+              </w:rPr>
+              <w:t>D-1</w:t>
+            </w:r>
+            <w:r>
+              <w:rPr>
+                <w:b w:val="0"/>
+                <w:sz w:val="19"/>
+              </w:rPr>
+              <w:t>)</w:t>
             </w:r>
           </w:p>
         </w:tc>
@@ -9538,27 +10657,6 @@
             <w:r/>
             <w:r>
               <w:rPr>
-                <w:b w:val="0"/>
-                <w:sz w:val="19"/>
-              </w:rPr>
-              <w:t>~~</w:t>
-            </w:r>
-            <w:r>
-              <w:rPr>
-                <w:rFonts w:ascii="Consolas" w:hAnsi="Consolas"/>
-                <w:sz w:val="19"/>
-              </w:rPr>
-              <w:t>INPUT_PULLUP</w:t>
-            </w:r>
-            <w:r>
-              <w:rPr>
-                <w:b w:val="0"/>
-                <w:sz w:val="19"/>
-              </w:rPr>
-              <w:t xml:space="preserve">, activo en BAJO~~ → </w:t>
-            </w:r>
-            <w:r>
-              <w:rPr>
                 <w:b/>
                 <w:sz w:val="19"/>
               </w:rPr>
@@ -9574,17 +10672,17 @@
             <w:r/>
             <w:r>
               <w:rPr>
+                <w:b w:val="0"/>
+                <w:sz w:val="19"/>
+              </w:rPr>
+              <w:t xml:space="preserve">⛔ </w:t>
+            </w:r>
+            <w:r>
+              <w:rPr>
                 <w:b/>
                 <w:sz w:val="19"/>
               </w:rPr>
-              <w:t>p5 contra p4</w:t>
-            </w:r>
-            <w:r>
-              <w:rPr>
-                <w:b w:val="0"/>
-                <w:sz w:val="19"/>
-              </w:rPr>
-              <w:t xml:space="preserve"> (3,3 V)</w:t>
+              <w:t>nada. No se cablea</w:t>
             </w:r>
           </w:p>
         </w:tc>
@@ -9653,14 +10751,49 @@
                 <w:b w:val="0"/>
                 <w:sz w:val="19"/>
               </w:rPr>
-              <w:t xml:space="preserve">✅ </w:t>
+              <w:t xml:space="preserve">~~✅ mando </w:t>
+            </w:r>
+            <w:r>
+              <w:rPr>
+                <w:rFonts w:ascii="Consolas" w:hAnsi="Consolas"/>
+                <w:sz w:val="19"/>
+              </w:rPr>
+              <w:t>B</w:t>
+            </w:r>
+            <w:r>
+              <w:rPr>
+                <w:b w:val="0"/>
+                <w:sz w:val="19"/>
+              </w:rPr>
+              <w:t xml:space="preserve">~~ → ⚪ </w:t>
             </w:r>
             <w:r>
               <w:rPr>
                 <w:b/>
                 <w:sz w:val="19"/>
               </w:rPr>
-              <w:t>mando `B`</w:t>
+              <w:t>LIBRE.</w:t>
+            </w:r>
+            <w:r>
+              <w:rPr>
+                <w:b w:val="0"/>
+                <w:sz w:val="19"/>
+              </w:rPr>
+              <w:t xml:space="preserve"> El mando se retiró (</w:t>
+            </w:r>
+            <w:r>
+              <w:rPr>
+                <w:rFonts w:ascii="Consolas" w:hAnsi="Consolas"/>
+                <w:sz w:val="19"/>
+              </w:rPr>
+              <w:t>D-1</w:t>
+            </w:r>
+            <w:r>
+              <w:rPr>
+                <w:b w:val="0"/>
+                <w:sz w:val="19"/>
+              </w:rPr>
+              <w:t>)</w:t>
             </w:r>
           </w:p>
         </w:tc>
@@ -9672,27 +10805,6 @@
             <w:r/>
             <w:r>
               <w:rPr>
-                <w:b w:val="0"/>
-                <w:sz w:val="19"/>
-              </w:rPr>
-              <w:t>~~</w:t>
-            </w:r>
-            <w:r>
-              <w:rPr>
-                <w:rFonts w:ascii="Consolas" w:hAnsi="Consolas"/>
-                <w:sz w:val="19"/>
-              </w:rPr>
-              <w:t>INPUT_PULLUP</w:t>
-            </w:r>
-            <w:r>
-              <w:rPr>
-                <w:b w:val="0"/>
-                <w:sz w:val="19"/>
-              </w:rPr>
-              <w:t xml:space="preserve">, activo en BAJO~~ → </w:t>
-            </w:r>
-            <w:r>
-              <w:rPr>
                 <w:b/>
                 <w:sz w:val="19"/>
               </w:rPr>
@@ -9708,17 +10820,17 @@
             <w:r/>
             <w:r>
               <w:rPr>
+                <w:b w:val="0"/>
+                <w:sz w:val="19"/>
+              </w:rPr>
+              <w:t xml:space="preserve">⛔ </w:t>
+            </w:r>
+            <w:r>
+              <w:rPr>
                 <w:b/>
                 <w:sz w:val="19"/>
               </w:rPr>
-              <w:t>p8 contra p7</w:t>
-            </w:r>
-            <w:r>
-              <w:rPr>
-                <w:b w:val="0"/>
-                <w:sz w:val="19"/>
-              </w:rPr>
-              <w:t xml:space="preserve"> (3,3 V)</w:t>
+              <w:t>nada. No se cablea</w:t>
             </w:r>
           </w:p>
         </w:tc>
@@ -9978,14 +11090,42 @@
           <w:rFonts w:ascii="Consolas" w:hAnsi="Consolas"/>
           <w:sz w:val="21"/>
         </w:rPr>
-        <w:t>Maestro/include/pines.h:118-125</w:t>
-      </w:r>
-      <w:r>
-        <w:rPr>
-          <w:b w:val="0"/>
-          <w:sz w:val="21"/>
-        </w:rPr>
-        <w:t>, idéntico en el Esclavo).</w:t>
+        <w:t>Maestro/include/pines.h</w:t>
+      </w:r>
+      <w:r>
+        <w:rPr>
+          <w:b w:val="0"/>
+          <w:sz w:val="21"/>
+        </w:rPr>
+        <w:t xml:space="preserve">, símbolos </w:t>
+      </w:r>
+      <w:r>
+        <w:rPr>
+          <w:rFonts w:ascii="Consolas" w:hAnsi="Consolas"/>
+          <w:sz w:val="21"/>
+        </w:rPr>
+        <w:t>BOTON1</w:t>
+      </w:r>
+      <w:r>
+        <w:rPr>
+          <w:b w:val="0"/>
+          <w:sz w:val="21"/>
+        </w:rPr>
+        <w:t xml:space="preserve">, </w:t>
+      </w:r>
+      <w:r>
+        <w:rPr>
+          <w:rFonts w:ascii="Consolas" w:hAnsi="Consolas"/>
+          <w:sz w:val="21"/>
+        </w:rPr>
+        <w:t>BOTON2</w:t>
+      </w:r>
+      <w:r>
+        <w:rPr>
+          <w:b w:val="0"/>
+          <w:sz w:val="21"/>
+        </w:rPr>
+        <w:t>,</w:t>
       </w:r>
     </w:p>
     <w:p>
@@ -9994,24 +11134,55 @@
       </w:pPr>
       <w:r>
         <w:rPr>
-          <w:b w:val="0"/>
-          <w:sz w:val="21"/>
-        </w:rPr>
-        <w:t xml:space="preserve">El mando de relés se cablea </w:t>
-      </w:r>
-      <w:r>
-        <w:rPr>
-          <w:b/>
-          <w:sz w:val="21"/>
-        </w:rPr>
-        <w:t>en paralelo con los dos pulsadores que quedan</w:t>
-      </w:r>
-      <w:r>
-        <w:rPr>
-          <w:b w:val="0"/>
-          <w:sz w:val="21"/>
-        </w:rPr>
-        <w:t xml:space="preserve"> — no hay entradas</w:t>
+          <w:rFonts w:ascii="Consolas" w:hAnsi="Consolas"/>
+          <w:sz w:val="21"/>
+        </w:rPr>
+        <w:t>CAM_C_PIN</w:t>
+      </w:r>
+      <w:r>
+        <w:rPr>
+          <w:b w:val="0"/>
+          <w:sz w:val="21"/>
+        </w:rPr>
+        <w:t xml:space="preserve"> y </w:t>
+      </w:r>
+      <w:r>
+        <w:rPr>
+          <w:rFonts w:ascii="Consolas" w:hAnsi="Consolas"/>
+          <w:sz w:val="21"/>
+        </w:rPr>
+        <w:t>CAM_D_PIN</w:t>
+      </w:r>
+      <w:r>
+        <w:rPr>
+          <w:b w:val="0"/>
+          <w:sz w:val="21"/>
+        </w:rPr>
+        <w:t>; idéntico en el Esclavo):</w:t>
+      </w:r>
+    </w:p>
+    <w:p>
+      <w:pPr>
+        <w:spacing w:after="200"/>
+        <w:ind w:left="288"/>
+        <w:shd w:val="clear" w:fill="F4F4F4"/>
+      </w:pPr>
+      <w:r>
+        <w:rPr>
+          <w:rFonts w:ascii="Consolas" w:hAnsi="Consolas"/>
+          <w:sz w:val="18"/>
+        </w:rPr>
+        <w:t xml:space="preserve">  $ grep -n "define BOTON1\|define BOTON2\|define CAM_C_PIN\|define CAM_D_PIN" \</w:t>
+        <w:br/>
+        <w:t xml:space="preserve">        01_Firmware/Maestro/include/pines.h</w:t>
+        <w:br/>
+        <w:t xml:space="preserve">  146:#define BOTON1      PB9   // J16 p5  - Arriba / mando A</w:t>
+        <w:br/>
+        <w:t xml:space="preserve">  147:#define BOTON2      PB13  // J16 p8  - Abajo  / mando B</w:t>
+        <w:br/>
+        <w:t xml:space="preserve">  148:#define CAM_C_PIN   PB14  // J16 p10 - camara de contacto seco (era BOTON3, "Aceptar")</w:t>
+        <w:br/>
+        <w:t xml:space="preserve">  149:#define CAM_D_PIN   PB15  // J16 p12 - camara de contacto seco (era BOTON4, "Cancelar")</w:t>
       </w:r>
     </w:p>
     <w:p>
@@ -10023,7 +11194,125 @@
           <w:b w:val="0"/>
           <w:sz w:val="21"/>
         </w:rPr>
-        <w:t>dedicadas para él (ver §6).</w:t>
+        <w:t xml:space="preserve">~~El mando de relés se cablea </w:t>
+      </w:r>
+      <w:r>
+        <w:rPr>
+          <w:b/>
+          <w:sz w:val="21"/>
+        </w:rPr>
+        <w:t>en paralelo con los dos pulsadores que quedan</w:t>
+      </w:r>
+      <w:r>
+        <w:rPr>
+          <w:b w:val="0"/>
+          <w:sz w:val="21"/>
+        </w:rPr>
+        <w:t xml:space="preserve"> — no hay entradas</w:t>
+      </w:r>
+    </w:p>
+    <w:p>
+      <w:pPr>
+        <w:spacing w:after="120"/>
+      </w:pPr>
+      <w:r>
+        <w:rPr>
+          <w:b w:val="0"/>
+          <w:sz w:val="21"/>
+        </w:rPr>
+        <w:t xml:space="preserve">dedicadas para él (ver §6).~~ 🛑 </w:t>
+      </w:r>
+      <w:r>
+        <w:rPr>
+          <w:b/>
+          <w:sz w:val="21"/>
+        </w:rPr>
+        <w:t>CADUCADO EL 05/09 (`D-1`): no hay mando de relés que cablear.</w:t>
+      </w:r>
+    </w:p>
+    <w:p>
+      <w:pPr>
+        <w:spacing w:after="120"/>
+      </w:pPr>
+      <w:r>
+        <w:rPr>
+          <w:rFonts w:ascii="Consolas" w:hAnsi="Consolas"/>
+          <w:sz w:val="21"/>
+        </w:rPr>
+        <w:t>p5</w:t>
+      </w:r>
+      <w:r>
+        <w:rPr>
+          <w:b w:val="0"/>
+          <w:sz w:val="21"/>
+        </w:rPr>
+        <w:t xml:space="preserve"> y </w:t>
+      </w:r>
+      <w:r>
+        <w:rPr>
+          <w:rFonts w:ascii="Consolas" w:hAnsi="Consolas"/>
+          <w:sz w:val="21"/>
+        </w:rPr>
+        <w:t>p8</w:t>
+      </w:r>
+      <w:r>
+        <w:rPr>
+          <w:b w:val="0"/>
+          <w:sz w:val="21"/>
+        </w:rPr>
+        <w:t xml:space="preserve"> </w:t>
+      </w:r>
+      <w:r>
+        <w:rPr>
+          <w:b/>
+          <w:sz w:val="21"/>
+        </w:rPr>
+        <w:t>quedan libres</w:t>
+      </w:r>
+      <w:r>
+        <w:rPr>
+          <w:b w:val="0"/>
+          <w:sz w:val="21"/>
+        </w:rPr>
+        <w:t>, y el firmware las sigue declarando como entradas —eso es correcto y no</w:t>
+      </w:r>
+    </w:p>
+    <w:p>
+      <w:pPr>
+        <w:spacing w:after="120"/>
+      </w:pPr>
+      <w:r>
+        <w:rPr>
+          <w:b w:val="0"/>
+          <w:sz w:val="21"/>
+        </w:rPr>
+        <w:t xml:space="preserve">se toca, ver §6—: **una entrada declarada que nadie acciona se queda en su reposo de </w:t>
+      </w:r>
+      <w:r>
+        <w:rPr>
+          <w:rFonts w:ascii="Consolas" w:hAnsi="Consolas"/>
+          <w:sz w:val="21"/>
+        </w:rPr>
+        <w:t>0 V</w:t>
+      </w:r>
+      <w:r>
+        <w:rPr>
+          <w:b w:val="0"/>
+          <w:sz w:val="21"/>
+        </w:rPr>
+        <w:t>, fijado</w:t>
+      </w:r>
+    </w:p>
+    <w:p>
+      <w:pPr>
+        <w:spacing w:after="120"/>
+      </w:pPr>
+      <w:r>
+        <w:rPr>
+          <w:b w:val="0"/>
+          <w:sz w:val="21"/>
+        </w:rPr>
+        <w:t>por los 10 kΩ de la placa.**</w:t>
       </w:r>
     </w:p>
     <w:p>
@@ -15053,7 +16342,7 @@
           <w:color w:val="003366"/>
           <w:sz w:val="26"/>
         </w:rPr>
-        <w:t xml:space="preserve">6. 🎛️ El mando de relés — </w:t>
+        <w:t xml:space="preserve">6. 🎛️ El mando de relés — 🛑 </w:t>
       </w:r>
       <w:r>
         <w:rPr>
@@ -15061,7 +16350,7 @@
           <w:color w:val="003366"/>
           <w:sz w:val="26"/>
         </w:rPr>
-        <w:t>SE CONSERVA, sobre 2 canales (31/08)</w:t>
+        <w:t>EL HARDWARE NO EXISTE · EL CÓDIGO SE QUEDA (05/09)</w:t>
       </w:r>
     </w:p>
     <w:p>
@@ -15076,39 +16365,55 @@
           <w:color w:val="960000"/>
           <w:sz w:val="20"/>
         </w:rPr>
-        <w:t xml:space="preserve">✅ 31/08/2026 — EL MANDO NO SE RETIRA. QUEDAN </w:t>
-      </w:r>
-      <w:r>
-        <w:rPr>
-          <w:rFonts w:ascii="Consolas" w:hAnsi="Consolas"/>
-          <w:color w:val="960000"/>
-          <w:sz w:val="20"/>
-        </w:rPr>
-        <w:t>A</w:t>
-      </w:r>
-      <w:r>
-        <w:rPr>
-          <w:b w:val="0"/>
-          <w:color w:val="960000"/>
-          <w:sz w:val="20"/>
-        </w:rPr>
-        <w:t xml:space="preserve"> Y </w:t>
-      </w:r>
-      <w:r>
-        <w:rPr>
-          <w:rFonts w:ascii="Consolas" w:hAnsi="Consolas"/>
-          <w:color w:val="960000"/>
-          <w:sz w:val="20"/>
-        </w:rPr>
-        <w:t>B</w:t>
-      </w:r>
-      <w:r>
-        <w:rPr>
-          <w:b w:val="0"/>
-          <w:color w:val="960000"/>
-          <w:sz w:val="20"/>
-        </w:rPr>
-        <w:t xml:space="preserve"> | Canal | Pin | </w:t>
+        <w:t>⛔ 05/09/2026 (</w:t>
+      </w:r>
+      <w:r>
+        <w:rPr>
+          <w:rFonts w:ascii="Consolas" w:hAnsi="Consolas"/>
+          <w:color w:val="960000"/>
+          <w:sz w:val="20"/>
+        </w:rPr>
+        <w:t>DECISIONES.md</w:t>
+      </w:r>
+      <w:r>
+        <w:rPr>
+          <w:b w:val="0"/>
+          <w:color w:val="960000"/>
+          <w:sz w:val="20"/>
+        </w:rPr>
+        <w:t xml:space="preserve"> </w:t>
+      </w:r>
+      <w:r>
+        <w:rPr>
+          <w:rFonts w:ascii="Consolas" w:hAnsi="Consolas"/>
+          <w:color w:val="960000"/>
+          <w:sz w:val="20"/>
+        </w:rPr>
+        <w:t>D-1</w:t>
+      </w:r>
+      <w:r>
+        <w:rPr>
+          <w:b w:val="0"/>
+          <w:color w:val="960000"/>
+          <w:sz w:val="20"/>
+        </w:rPr>
+        <w:t xml:space="preserve">) — </w:t>
+      </w:r>
+      <w:r>
+        <w:rPr>
+          <w:b/>
+          <w:color w:val="960000"/>
+          <w:sz w:val="20"/>
+        </w:rPr>
+        <w:t>YA NO HAY MANDO</w:t>
+      </w:r>
+      <w:r>
+        <w:rPr>
+          <w:b w:val="0"/>
+          <w:color w:val="960000"/>
+          <w:sz w:val="20"/>
+        </w:rPr>
+        <w:t xml:space="preserve"> *«Ya no tenemos mandos de A y B, sólo la app, los quitamos»* — el responsable, 05/09. | Canal | Pin | </w:t>
       </w:r>
       <w:r>
         <w:rPr>
@@ -15124,7 +16429,23 @@
           <w:color w:val="960000"/>
           <w:sz w:val="20"/>
         </w:rPr>
-        <w:t xml:space="preserve"> | 31/08 | |---|---|---|---| | </w:t>
+        <w:t xml:space="preserve"> | 31/08 | </w:t>
+      </w:r>
+      <w:r>
+        <w:rPr>
+          <w:b/>
+          <w:color w:val="960000"/>
+          <w:sz w:val="20"/>
+        </w:rPr>
+        <w:t>05/09</w:t>
+      </w:r>
+      <w:r>
+        <w:rPr>
+          <w:b w:val="0"/>
+          <w:color w:val="960000"/>
+          <w:sz w:val="20"/>
+        </w:rPr>
+        <w:t xml:space="preserve"> | |---|---|---|---|---| | ~~</w:t>
       </w:r>
       <w:r>
         <w:rPr>
@@ -15140,6 +16461,262 @@
           <w:color w:val="960000"/>
           <w:sz w:val="20"/>
         </w:rPr>
+        <w:t xml:space="preserve">~~ | </w:t>
+      </w:r>
+      <w:r>
+        <w:rPr>
+          <w:rFonts w:ascii="Consolas" w:hAnsi="Consolas"/>
+          <w:color w:val="960000"/>
+          <w:sz w:val="20"/>
+        </w:rPr>
+        <w:t>PB9</w:t>
+      </w:r>
+      <w:r>
+        <w:rPr>
+          <w:b w:val="0"/>
+          <w:color w:val="960000"/>
+          <w:sz w:val="20"/>
+        </w:rPr>
+        <w:t xml:space="preserve"> | p5 | ~~✅ se conserva~~ | ⛔ </w:t>
+      </w:r>
+      <w:r>
+        <w:rPr>
+          <w:b/>
+          <w:color w:val="960000"/>
+          <w:sz w:val="20"/>
+        </w:rPr>
+        <w:t>el hardware se retira. Pin LIBRE</w:t>
+      </w:r>
+      <w:r>
+        <w:rPr>
+          <w:b w:val="0"/>
+          <w:color w:val="960000"/>
+          <w:sz w:val="20"/>
+        </w:rPr>
+        <w:t xml:space="preserve"> | | ~~</w:t>
+      </w:r>
+      <w:r>
+        <w:rPr>
+          <w:b/>
+          <w:color w:val="960000"/>
+          <w:sz w:val="20"/>
+        </w:rPr>
+        <w:t>`B`</w:t>
+      </w:r>
+      <w:r>
+        <w:rPr>
+          <w:b w:val="0"/>
+          <w:color w:val="960000"/>
+          <w:sz w:val="20"/>
+        </w:rPr>
+        <w:t xml:space="preserve">~~ | </w:t>
+      </w:r>
+      <w:r>
+        <w:rPr>
+          <w:rFonts w:ascii="Consolas" w:hAnsi="Consolas"/>
+          <w:color w:val="960000"/>
+          <w:sz w:val="20"/>
+        </w:rPr>
+        <w:t>PB13</w:t>
+      </w:r>
+      <w:r>
+        <w:rPr>
+          <w:b w:val="0"/>
+          <w:color w:val="960000"/>
+          <w:sz w:val="20"/>
+        </w:rPr>
+        <w:t xml:space="preserve"> | p8 | ~~✅ se conserva~~ | ⛔ </w:t>
+      </w:r>
+      <w:r>
+        <w:rPr>
+          <w:b/>
+          <w:color w:val="960000"/>
+          <w:sz w:val="20"/>
+        </w:rPr>
+        <w:t>el hardware se retira. Pin LIBRE</w:t>
+      </w:r>
+      <w:r>
+        <w:rPr>
+          <w:b w:val="0"/>
+          <w:color w:val="960000"/>
+          <w:sz w:val="20"/>
+        </w:rPr>
+        <w:t xml:space="preserve"> | | ~~</w:t>
+      </w:r>
+      <w:r>
+        <w:rPr>
+          <w:rFonts w:ascii="Consolas" w:hAnsi="Consolas"/>
+          <w:color w:val="960000"/>
+          <w:sz w:val="20"/>
+        </w:rPr>
+        <w:t>C</w:t>
+      </w:r>
+      <w:r>
+        <w:rPr>
+          <w:b w:val="0"/>
+          <w:color w:val="960000"/>
+          <w:sz w:val="20"/>
+        </w:rPr>
+        <w:t xml:space="preserve">~~ | </w:t>
+      </w:r>
+      <w:r>
+        <w:rPr>
+          <w:rFonts w:ascii="Consolas" w:hAnsi="Consolas"/>
+          <w:color w:val="960000"/>
+          <w:sz w:val="20"/>
+        </w:rPr>
+        <w:t>PB14</w:t>
+      </w:r>
+      <w:r>
+        <w:rPr>
+          <w:b w:val="0"/>
+          <w:color w:val="960000"/>
+          <w:sz w:val="20"/>
+        </w:rPr>
+        <w:t xml:space="preserve"> | p10 | 🛑 se retira → cámara | 🛑 </w:t>
+      </w:r>
+      <w:r>
+        <w:rPr>
+          <w:b/>
+          <w:color w:val="960000"/>
+          <w:sz w:val="20"/>
+        </w:rPr>
+        <w:t>cámara</w:t>
+      </w:r>
+      <w:r>
+        <w:rPr>
+          <w:b w:val="0"/>
+          <w:color w:val="960000"/>
+          <w:sz w:val="20"/>
+        </w:rPr>
+        <w:t xml:space="preserve"> | | ~~</w:t>
+      </w:r>
+      <w:r>
+        <w:rPr>
+          <w:rFonts w:ascii="Consolas" w:hAnsi="Consolas"/>
+          <w:color w:val="960000"/>
+          <w:sz w:val="20"/>
+        </w:rPr>
+        <w:t>D</w:t>
+      </w:r>
+      <w:r>
+        <w:rPr>
+          <w:b w:val="0"/>
+          <w:color w:val="960000"/>
+          <w:sz w:val="20"/>
+        </w:rPr>
+        <w:t xml:space="preserve">~~ | </w:t>
+      </w:r>
+      <w:r>
+        <w:rPr>
+          <w:rFonts w:ascii="Consolas" w:hAnsi="Consolas"/>
+          <w:color w:val="960000"/>
+          <w:sz w:val="20"/>
+        </w:rPr>
+        <w:t>PB15</w:t>
+      </w:r>
+      <w:r>
+        <w:rPr>
+          <w:b w:val="0"/>
+          <w:color w:val="960000"/>
+          <w:sz w:val="20"/>
+        </w:rPr>
+        <w:t xml:space="preserve"> | p12 | 🛑 se retira → cámara | 🛑 </w:t>
+      </w:r>
+      <w:r>
+        <w:rPr>
+          <w:b/>
+          <w:color w:val="960000"/>
+          <w:sz w:val="20"/>
+        </w:rPr>
+        <w:t>cámara</w:t>
+      </w:r>
+      <w:r>
+        <w:rPr>
+          <w:b w:val="0"/>
+          <w:color w:val="960000"/>
+          <w:sz w:val="20"/>
+        </w:rPr>
+        <w:t xml:space="preserve"> | ## 🛑 Y AQUÍ VAN LAS DOS MITADES JUNTAS, PORQUE POR SEPARADO SE LEE LO CONTRARIO | | | |---|---| | </w:t>
+      </w:r>
+      <w:r>
+        <w:rPr>
+          <w:b/>
+          <w:color w:val="960000"/>
+          <w:sz w:val="20"/>
+        </w:rPr>
+        <w:t>El HARDWARE se fue</w:t>
+      </w:r>
+      <w:r>
+        <w:rPr>
+          <w:b w:val="0"/>
+          <w:color w:val="960000"/>
+          <w:sz w:val="20"/>
+        </w:rPr>
+        <w:t xml:space="preserve"> | Emisor y receptor. No se compra ninguno *(Manual 15, línea </w:t>
+      </w:r>
+      <w:r>
+        <w:rPr>
+          <w:rFonts w:ascii="Consolas" w:hAnsi="Consolas"/>
+          <w:color w:val="960000"/>
+          <w:sz w:val="20"/>
+        </w:rPr>
+        <w:t>A9</w:t>
+      </w:r>
+      <w:r>
+        <w:rPr>
+          <w:b w:val="0"/>
+          <w:color w:val="960000"/>
+          <w:sz w:val="20"/>
+        </w:rPr>
+        <w:t xml:space="preserve">)*, no se cablea nada a </w:t>
+      </w:r>
+      <w:r>
+        <w:rPr>
+          <w:rFonts w:ascii="Consolas" w:hAnsi="Consolas"/>
+          <w:color w:val="960000"/>
+          <w:sz w:val="20"/>
+        </w:rPr>
+        <w:t>J16</w:t>
+      </w:r>
+      <w:r>
+        <w:rPr>
+          <w:b w:val="0"/>
+          <w:color w:val="960000"/>
+          <w:sz w:val="20"/>
+        </w:rPr>
+        <w:t xml:space="preserve"> p5 ni p8, y </w:t>
+      </w:r>
+      <w:r>
+        <w:rPr>
+          <w:b/>
+          <w:color w:val="960000"/>
+          <w:sz w:val="20"/>
+        </w:rPr>
+        <w:t>el paso 29 del banco no se repite</w:t>
+      </w:r>
+      <w:r>
+        <w:rPr>
+          <w:b w:val="0"/>
+          <w:color w:val="960000"/>
+          <w:sz w:val="20"/>
+        </w:rPr>
+        <w:t xml:space="preserve"> | | 🛑 </w:t>
+      </w:r>
+      <w:r>
+        <w:rPr>
+          <w:b/>
+          <w:color w:val="960000"/>
+          <w:sz w:val="20"/>
+        </w:rPr>
+        <w:t>El CÓDIGO se queda, y no se toca</w:t>
+      </w:r>
+      <w:r>
+        <w:rPr>
+          <w:b w:val="0"/>
+          <w:color w:val="960000"/>
+          <w:sz w:val="20"/>
+        </w:rPr>
         <w:t xml:space="preserve"> | </w:t>
       </w:r>
       <w:r>
@@ -15148,287 +16725,47 @@
           <w:color w:val="960000"/>
           <w:sz w:val="20"/>
         </w:rPr>
-        <w:t>PB9</w:t>
-      </w:r>
-      <w:r>
-        <w:rPr>
-          <w:b w:val="0"/>
-          <w:color w:val="960000"/>
-          <w:sz w:val="20"/>
-        </w:rPr>
-        <w:t xml:space="preserve"> | p5 | ✅ </w:t>
-      </w:r>
-      <w:r>
-        <w:rPr>
-          <w:b/>
-          <w:color w:val="960000"/>
-          <w:sz w:val="20"/>
-        </w:rPr>
-        <w:t>se conserva</w:t>
-      </w:r>
-      <w:r>
-        <w:rPr>
-          <w:b w:val="0"/>
-          <w:color w:val="960000"/>
-          <w:sz w:val="20"/>
-        </w:rPr>
-        <w:t xml:space="preserve"> | | </w:t>
-      </w:r>
-      <w:r>
-        <w:rPr>
-          <w:b/>
-          <w:color w:val="960000"/>
-          <w:sz w:val="20"/>
-        </w:rPr>
-        <w:t>`B`</w:t>
-      </w:r>
-      <w:r>
-        <w:rPr>
-          <w:b w:val="0"/>
-          <w:color w:val="960000"/>
-          <w:sz w:val="20"/>
-        </w:rPr>
-        <w:t xml:space="preserve"> | </w:t>
-      </w:r>
-      <w:r>
-        <w:rPr>
-          <w:rFonts w:ascii="Consolas" w:hAnsi="Consolas"/>
-          <w:color w:val="960000"/>
-          <w:sz w:val="20"/>
-        </w:rPr>
-        <w:t>PB13</w:t>
-      </w:r>
-      <w:r>
-        <w:rPr>
-          <w:b w:val="0"/>
-          <w:color w:val="960000"/>
-          <w:sz w:val="20"/>
-        </w:rPr>
-        <w:t xml:space="preserve"> | p8 | ✅ </w:t>
-      </w:r>
-      <w:r>
-        <w:rPr>
-          <w:b/>
-          <w:color w:val="960000"/>
-          <w:sz w:val="20"/>
-        </w:rPr>
-        <w:t>se conserva</w:t>
-      </w:r>
-      <w:r>
-        <w:rPr>
-          <w:b w:val="0"/>
-          <w:color w:val="960000"/>
-          <w:sz w:val="20"/>
-        </w:rPr>
-        <w:t xml:space="preserve"> | | ~~</w:t>
-      </w:r>
-      <w:r>
-        <w:rPr>
-          <w:rFonts w:ascii="Consolas" w:hAnsi="Consolas"/>
-          <w:color w:val="960000"/>
-          <w:sz w:val="20"/>
-        </w:rPr>
-        <w:t>C</w:t>
-      </w:r>
-      <w:r>
-        <w:rPr>
-          <w:b w:val="0"/>
-          <w:color w:val="960000"/>
-          <w:sz w:val="20"/>
-        </w:rPr>
-        <w:t xml:space="preserve">~~ | </w:t>
-      </w:r>
-      <w:r>
-        <w:rPr>
-          <w:rFonts w:ascii="Consolas" w:hAnsi="Consolas"/>
-          <w:color w:val="960000"/>
-          <w:sz w:val="20"/>
-        </w:rPr>
-        <w:t>PB14</w:t>
-      </w:r>
-      <w:r>
-        <w:rPr>
-          <w:b w:val="0"/>
-          <w:color w:val="960000"/>
-          <w:sz w:val="20"/>
-        </w:rPr>
-        <w:t xml:space="preserve"> | p10 | 🛑 </w:t>
-      </w:r>
-      <w:r>
-        <w:rPr>
-          <w:b/>
-          <w:color w:val="960000"/>
-          <w:sz w:val="20"/>
-        </w:rPr>
-        <w:t>se retira</w:t>
-      </w:r>
-      <w:r>
-        <w:rPr>
-          <w:b w:val="0"/>
-          <w:color w:val="960000"/>
-          <w:sz w:val="20"/>
-        </w:rPr>
-        <w:t xml:space="preserve"> → cámara | | ~~</w:t>
-      </w:r>
-      <w:r>
-        <w:rPr>
-          <w:rFonts w:ascii="Consolas" w:hAnsi="Consolas"/>
-          <w:color w:val="960000"/>
-          <w:sz w:val="20"/>
-        </w:rPr>
-        <w:t>D</w:t>
-      </w:r>
-      <w:r>
-        <w:rPr>
-          <w:b w:val="0"/>
-          <w:color w:val="960000"/>
-          <w:sz w:val="20"/>
-        </w:rPr>
-        <w:t xml:space="preserve">~~ | </w:t>
-      </w:r>
-      <w:r>
-        <w:rPr>
-          <w:rFonts w:ascii="Consolas" w:hAnsi="Consolas"/>
-          <w:color w:val="960000"/>
-          <w:sz w:val="20"/>
-        </w:rPr>
-        <w:t>PB15</w:t>
-      </w:r>
-      <w:r>
-        <w:rPr>
-          <w:b w:val="0"/>
-          <w:color w:val="960000"/>
-          <w:sz w:val="20"/>
-        </w:rPr>
-        <w:t xml:space="preserve"> | p12 | 🛑 </w:t>
-      </w:r>
-      <w:r>
-        <w:rPr>
-          <w:b/>
-          <w:color w:val="960000"/>
-          <w:sz w:val="20"/>
-        </w:rPr>
-        <w:t>se retira</w:t>
-      </w:r>
-      <w:r>
-        <w:rPr>
-          <w:b w:val="0"/>
-          <w:color w:val="960000"/>
-          <w:sz w:val="20"/>
-        </w:rPr>
-        <w:t xml:space="preserve"> → cámara | </w:t>
-      </w:r>
-      <w:r>
-        <w:rPr>
-          <w:b/>
-          <w:color w:val="960000"/>
-          <w:sz w:val="20"/>
-        </w:rPr>
-        <w:t>Las tres secuencias siguen funcionando enteras</w:t>
-      </w:r>
-      <w:r>
-        <w:rPr>
-          <w:b w:val="0"/>
-          <w:color w:val="960000"/>
-          <w:sz w:val="20"/>
-        </w:rPr>
-        <w:t xml:space="preserve"> —</w:t>
-      </w:r>
-      <w:r>
-        <w:rPr>
-          <w:rFonts w:ascii="Consolas" w:hAnsi="Consolas"/>
-          <w:color w:val="960000"/>
-          <w:sz w:val="20"/>
-        </w:rPr>
-        <w:t>A·A·A</w:t>
-      </w:r>
-      <w:r>
-        <w:rPr>
-          <w:b w:val="0"/>
-          <w:color w:val="960000"/>
-          <w:sz w:val="20"/>
-        </w:rPr>
-        <w:t xml:space="preserve">, </w:t>
-      </w:r>
-      <w:r>
-        <w:rPr>
-          <w:rFonts w:ascii="Consolas" w:hAnsi="Consolas"/>
-          <w:color w:val="960000"/>
-          <w:sz w:val="20"/>
-        </w:rPr>
-        <w:t>B·B·B</w:t>
-      </w:r>
-      <w:r>
-        <w:rPr>
-          <w:b w:val="0"/>
-          <w:color w:val="960000"/>
-          <w:sz w:val="20"/>
-        </w:rPr>
-        <w:t xml:space="preserve">, </w:t>
-      </w:r>
-      <w:r>
-        <w:rPr>
-          <w:rFonts w:ascii="Consolas" w:hAnsi="Consolas"/>
-          <w:color w:val="960000"/>
-          <w:sz w:val="20"/>
-        </w:rPr>
-        <w:t>A·B·A·B</w:t>
-      </w:r>
-      <w:r>
-        <w:rPr>
-          <w:b w:val="0"/>
-          <w:color w:val="960000"/>
-          <w:sz w:val="20"/>
-        </w:rPr>
-        <w:t xml:space="preserve">— porque </w:t>
-      </w:r>
-      <w:r>
-        <w:rPr>
-          <w:b/>
-          <w:color w:val="960000"/>
-          <w:sz w:val="20"/>
-        </w:rPr>
-        <w:t>ninguna usaba `C` ni `D`</w:t>
-      </w:r>
-      <w:r>
-        <w:rPr>
-          <w:b w:val="0"/>
-          <w:color w:val="960000"/>
-          <w:sz w:val="20"/>
-        </w:rPr>
-        <w:t xml:space="preserve">: </w:t>
-      </w:r>
-      <w:r>
-        <w:rPr>
-          <w:rFonts w:ascii="Consolas" w:hAnsi="Consolas"/>
-          <w:color w:val="960000"/>
-          <w:sz w:val="20"/>
-        </w:rPr>
-        <w:t>botones.cpp</w:t>
-      </w:r>
-      <w:r>
-        <w:rPr>
-          <w:b w:val="0"/>
-          <w:color w:val="960000"/>
-          <w:sz w:val="20"/>
-        </w:rPr>
-        <w:t xml:space="preserve"> nunca entregó al mando más flancos que los de los botones 1 y 2. </w:t>
-      </w:r>
-      <w:r>
-        <w:rPr>
-          <w:b/>
-          <w:color w:val="960000"/>
-          <w:sz w:val="20"/>
-        </w:rPr>
-        <w:t>Por qué se conservan los DOS canales y no uno:</w:t>
-      </w:r>
-      <w:r>
-        <w:rPr>
-          <w:b w:val="0"/>
-          <w:color w:val="960000"/>
-          <w:sz w:val="20"/>
-        </w:rPr>
-        <w:t xml:space="preserve"> </w:t>
+        <w:t>mando.cpp</w:t>
+      </w:r>
+      <w:r>
+        <w:rPr>
+          <w:b w:val="0"/>
+          <w:color w:val="960000"/>
+          <w:sz w:val="20"/>
+        </w:rPr>
+        <w:t xml:space="preserve"> sigue entero en las dos puntas. </w:t>
+      </w:r>
+      <w:r>
+        <w:rPr>
+          <w:b/>
+          <w:color w:val="960000"/>
+          <w:sz w:val="20"/>
+        </w:rPr>
+        <w:t>Retirarlo NO deja el veto de SFTY-21 inerte: lo deja ABIERTO</w:t>
+      </w:r>
+      <w:r>
+        <w:rPr>
+          <w:b w:val="0"/>
+          <w:color w:val="960000"/>
+          <w:sz w:val="20"/>
+        </w:rPr>
+        <w:t xml:space="preserve"> | ### Por qué el código se queda — </w:t>
+      </w:r>
+      <w:r>
+        <w:rPr>
+          <w:b/>
+          <w:color w:val="960000"/>
+          <w:sz w:val="20"/>
+        </w:rPr>
+        <w:t>está medido, no es prudencia</w:t>
+      </w:r>
+      <w:r>
+        <w:rPr>
+          <w:b w:val="0"/>
+          <w:color w:val="960000"/>
+          <w:sz w:val="20"/>
+        </w:rPr>
+        <w:t xml:space="preserve"> El veto de SFTY-21 del Esclavo cuelga de la bandera </w:t>
       </w:r>
       <w:r>
         <w:rPr>
@@ -15444,47 +16781,286 @@
           <w:color w:val="960000"/>
           <w:sz w:val="20"/>
         </w:rPr>
-        <w:t xml:space="preserve">, el veto de SFTY-21 en el Esclavo, </w:t>
-      </w:r>
-      <w:r>
-        <w:rPr>
-          <w:b/>
-          <w:color w:val="960000"/>
-          <w:sz w:val="20"/>
-        </w:rPr>
-        <w:t>solo lo arma `B·B·B`</w:t>
-      </w:r>
-      <w:r>
-        <w:rPr>
-          <w:b w:val="0"/>
-          <w:color w:val="960000"/>
-          <w:sz w:val="20"/>
-        </w:rPr>
-        <w:t xml:space="preserve">; y </w:t>
-      </w:r>
-      <w:r>
-        <w:rPr>
-          <w:rFonts w:ascii="Consolas" w:hAnsi="Consolas"/>
-          <w:color w:val="960000"/>
-          <w:sz w:val="20"/>
-        </w:rPr>
-        <w:t>A·A·A</w:t>
-      </w:r>
-      <w:r>
-        <w:rPr>
-          <w:b w:val="0"/>
-          <w:color w:val="960000"/>
-          <w:sz w:val="20"/>
-        </w:rPr>
-        <w:t xml:space="preserve"> es la única forma de salir de ese ámbar desde el piso. Son un par, no dos opciones. Desarrollo completo en </w:t>
-      </w:r>
-      <w:r>
-        <w:rPr>
-          <w:rFonts w:ascii="Consolas" w:hAnsi="Consolas"/>
-          <w:color w:val="960000"/>
-          <w:sz w:val="20"/>
-        </w:rPr>
-        <w:t>04_Manuales/MANUAL_MANDO_4_RELES.md</w:t>
+        <w:t xml:space="preserve">, y </w:t>
+      </w:r>
+      <w:r>
+        <w:rPr>
+          <w:b/>
+          <w:color w:val="960000"/>
+          <w:sz w:val="20"/>
+        </w:rPr>
+        <w:t>tiene un solo armador</w:t>
+      </w:r>
+      <w:r>
+        <w:rPr>
+          <w:b w:val="0"/>
+          <w:color w:val="960000"/>
+          <w:sz w:val="20"/>
+        </w:rPr>
+        <w:t>: ``</w:t>
+      </w:r>
+      <w:r>
+        <w:rPr>
+          <w:rFonts w:ascii="Consolas" w:hAnsi="Consolas"/>
+          <w:color w:val="960000"/>
+          <w:sz w:val="20"/>
+        </w:rPr>
+        <w:t xml:space="preserve">text  grep -rn "ambarLocal = true" 01_Firmware/Esclavo/src Esclavo/src/mando.cpp:132:      ambarLocal = true;  grep -rn "mando_ambarLocal()" 01_Firmware/Esclavo/src/main.cpp \ 01_Firmware/Esclavo/src/bluetooth.cpp Esclavo/src/bluetooth.cpp:551:      if (semaforo_estado() == S_FALLO &amp;&amp; !mando_ambarLocal()) { Esclavo/src/bluetooth.cpp:562:      if (mando_ambarLocal()) { Esclavo/src/main.cpp:453:      if (!mando_ambarLocal() &amp;&amp; !bluetooth_ambarEmergencia()) { Esclavo/src/main.cpp:476:      if (!mando_ambarLocal() &amp;&amp; !bluetooth_ambarEmergencia()) { Esclavo/src/main.cpp:617:    if (!mando_ambarLocal() &amp;&amp; !bluetooth_ambarEmergencia() &amp;&amp; </w:t>
+      </w:r>
+      <w:r>
+        <w:rPr>
+          <w:rFonts w:ascii="Consolas" w:hAnsi="Consolas"/>
+          <w:color w:val="960000"/>
+          <w:sz w:val="20"/>
+        </w:rPr>
+      </w:r>
+      <w:r>
+        <w:rPr>
+          <w:rFonts w:ascii="Consolas" w:hAnsi="Consolas"/>
+          <w:color w:val="960000"/>
+          <w:sz w:val="20"/>
+        </w:rPr>
+        <w:t xml:space="preserve"> **Todos los lectores la usan para VETAR.** Si se borra la línea que la arma, esos </w:t>
+      </w:r>
+      <w:r>
+        <w:rPr>
+          <w:b w:val="0"/>
+          <w:color w:val="960000"/>
+          <w:sz w:val="20"/>
+        </w:rPr>
+        <w:t>if</w:t>
+      </w:r>
+      <w:r>
+        <w:rPr>
+          <w:rFonts w:ascii="Consolas" w:hAnsi="Consolas"/>
+          <w:color w:val="960000"/>
+          <w:sz w:val="20"/>
+        </w:rPr>
+        <w:t xml:space="preserve"> pasan a ser **siempre verdaderos**, el veto **desaparece**, y **ningún test falla** — el código que abre el agujero está en otro fichero. Con el mando desmontado, en cambio, **la bandera simplemente no se arma nunca**, que es exactamente lo correcto: el veto sigue en pie y lo sigue armando la app por </w:t>
+      </w:r>
+      <w:r>
+        <w:rPr>
+          <w:b w:val="0"/>
+          <w:color w:val="960000"/>
+          <w:sz w:val="20"/>
+        </w:rPr>
+        <w:t>bluetooth_ambarEmergencia()</w:t>
+      </w:r>
+      <w:r>
+        <w:rPr>
+          <w:rFonts w:ascii="Consolas" w:hAnsi="Consolas"/>
+          <w:color w:val="960000"/>
+          <w:sz w:val="20"/>
+        </w:rPr>
+        <w:t xml:space="preserve">. 🔴 **Y hay una segunda razón, de instrumento: el banco se caería en </w:t>
+      </w:r>
+      <w:r>
+        <w:rPr>
+          <w:b w:val="0"/>
+          <w:color w:val="960000"/>
+          <w:sz w:val="20"/>
+        </w:rPr>
+        <w:t>ABORTADO</w:t>
+      </w:r>
+      <w:r>
+        <w:rPr>
+          <w:rFonts w:ascii="Consolas" w:hAnsi="Consolas"/>
+          <w:color w:val="960000"/>
+          <w:sz w:val="20"/>
+        </w:rPr>
+        <w:t xml:space="preserve">, no en rojo.** Dos </w:t>
+      </w:r>
+      <w:r>
+        <w:rPr>
+          <w:b w:val="0"/>
+          <w:color w:val="960000"/>
+          <w:sz w:val="20"/>
+        </w:rPr>
+        <w:t>raise</w:t>
+      </w:r>
+      <w:r>
+        <w:rPr>
+          <w:rFonts w:ascii="Consolas" w:hAnsi="Consolas"/>
+          <w:color w:val="960000"/>
+          <w:sz w:val="20"/>
+        </w:rPr>
+        <w:t xml:space="preserve"> disparan solos y los dos modelos leen constantes de </w:t>
+      </w:r>
+      <w:r>
+        <w:rPr>
+          <w:b w:val="0"/>
+          <w:color w:val="960000"/>
+          <w:sz w:val="20"/>
+        </w:rPr>
+        <w:t>mando.cpp</w:t>
+      </w:r>
+      <w:r>
+        <w:rPr>
+          <w:rFonts w:ascii="Consolas" w:hAnsi="Consolas"/>
+          <w:color w:val="960000"/>
+          <w:sz w:val="20"/>
+        </w:rPr>
+        <w:t xml:space="preserve"> **en el import**. Un </w:t>
+      </w:r>
+      <w:r>
+        <w:rPr>
+          <w:b w:val="0"/>
+          <w:color w:val="960000"/>
+          <w:sz w:val="20"/>
+        </w:rPr>
+        <w:t>ABORTADO</w:t>
+      </w:r>
+      <w:r>
+        <w:rPr>
+          <w:rFonts w:ascii="Consolas" w:hAnsi="Consolas"/>
+          <w:color w:val="960000"/>
+          <w:sz w:val="20"/>
+        </w:rPr>
+        <w:t xml:space="preserve"> no es un </w:t>
+      </w:r>
+      <w:r>
+        <w:rPr>
+          <w:b w:val="0"/>
+          <w:color w:val="960000"/>
+          <w:sz w:val="20"/>
+        </w:rPr>
+        <w:t>FALLA</w:t>
+      </w:r>
+      <w:r>
+        <w:rPr>
+          <w:rFonts w:ascii="Consolas" w:hAnsi="Consolas"/>
+          <w:color w:val="960000"/>
+          <w:sz w:val="20"/>
+        </w:rPr>
+        <w:t>: **no dice nada del firmware**, y mientras dura, todo lo que esos packs vigilaban entra sin mirar. ### 📵 La consecuencia de operación, y hay que decirla entera (</w:t>
+      </w:r>
+      <w:r>
+        <w:rPr>
+          <w:b w:val="0"/>
+          <w:color w:val="960000"/>
+          <w:sz w:val="20"/>
+        </w:rPr>
+        <w:t>D-16</w:t>
+      </w:r>
+      <w:r>
+        <w:rPr>
+          <w:rFonts w:ascii="Consolas" w:hAnsi="Consolas"/>
+          <w:color w:val="960000"/>
+          <w:sz w:val="20"/>
+        </w:rPr>
+        <w:t>) **Retirado el mando, la app es la ÚNICA superficie de mando del equipo.** No queda pantalla —retirada el 28/08—, no quedan pulsadores —</w:t>
+      </w:r>
+      <w:r>
+        <w:rPr>
+          <w:b w:val="0"/>
+          <w:color w:val="960000"/>
+          <w:sz w:val="20"/>
+        </w:rPr>
+        <w:t>botonAceptar()</w:t>
+      </w:r>
+      <w:r>
+        <w:rPr>
+          <w:rFonts w:ascii="Consolas" w:hAnsi="Consolas"/>
+          <w:color w:val="960000"/>
+          <w:sz w:val="20"/>
+        </w:rPr>
+        <w:t xml:space="preserve"> y </w:t>
+      </w:r>
+      <w:r>
+        <w:rPr>
+          <w:b w:val="0"/>
+          <w:color w:val="960000"/>
+          <w:sz w:val="20"/>
+        </w:rPr>
+        <w:t>botonCancelar()</w:t>
+      </w:r>
+      <w:r>
+        <w:rPr>
+          <w:rFonts w:ascii="Consolas" w:hAnsi="Consolas"/>
+          <w:color w:val="960000"/>
+          <w:sz w:val="20"/>
+        </w:rPr>
+        <w:t xml:space="preserve"> devuelven </w:t>
+      </w:r>
+      <w:r>
+        <w:rPr>
+          <w:b w:val="0"/>
+          <w:color w:val="960000"/>
+          <w:sz w:val="20"/>
+        </w:rPr>
+        <w:t xml:space="preserve">false` siempre desde el 31/08— y ahora tampoco queda mando. 🛑 </w:t>
+      </w:r>
+      <w:r>
+        <w:rPr>
+          <w:b/>
+          <w:color w:val="960000"/>
+          <w:sz w:val="20"/>
+        </w:rPr>
+        <w:t>SIN TELÉFONO NO HAY FORMA DE OPERAR EL EQUIPO: ni ámbar, ni volver a Automático, ni parar el cruce.</w:t>
+      </w:r>
+      <w:r>
+        <w:rPr>
+          <w:b w:val="0"/>
+          <w:color w:val="960000"/>
+          <w:sz w:val="20"/>
+        </w:rPr>
+        <w:t xml:space="preserve"> Un móvil sin batería, un emparejamiento que falla o dos técnicos con el mismo equipo dejan el poste </w:t>
+      </w:r>
+      <w:r>
+        <w:rPr>
+          <w:b/>
+          <w:color w:val="960000"/>
+          <w:sz w:val="20"/>
+        </w:rPr>
+        <w:t>sin mando de ninguna clase</w:t>
+      </w:r>
+      <w:r>
+        <w:rPr>
+          <w:b w:val="0"/>
+          <w:color w:val="960000"/>
+          <w:sz w:val="20"/>
+        </w:rPr>
+        <w:t xml:space="preserve">. No es una avería: </w:t>
+      </w:r>
+      <w:r>
+        <w:rPr>
+          <w:b/>
+          <w:color w:val="960000"/>
+          <w:sz w:val="20"/>
+        </w:rPr>
+        <w:t>es una propiedad declarada del sistema</w:t>
+      </w:r>
+      <w:r>
+        <w:rPr>
+          <w:b w:val="0"/>
+          <w:color w:val="960000"/>
+          <w:sz w:val="20"/>
+        </w:rPr>
+        <w:t xml:space="preserve">, y por eso va escrita aquí y no en una nota. </w:t>
+      </w:r>
+      <w:r>
+        <w:rPr>
+          <w:b/>
+          <w:color w:val="960000"/>
+          <w:sz w:val="20"/>
+        </w:rPr>
+        <w:t>El teléfono es herramienta crítica</w:t>
+      </w:r>
+      <w:r>
+        <w:rPr>
+          <w:b w:val="0"/>
+          <w:color w:val="960000"/>
+          <w:sz w:val="20"/>
+        </w:rPr>
+        <w:t xml:space="preserve">: batería, cable de carga, y </w:t>
+      </w:r>
+      <w:r>
+        <w:rPr>
+          <w:b/>
+          <w:color w:val="960000"/>
+          <w:sz w:val="20"/>
+        </w:rPr>
+        <w:t>conviene un segundo terminal ya emparejado</w:t>
       </w:r>
       <w:r>
         <w:rPr>
@@ -15504,7 +17080,7 @@
           <w:b w:val="0"/>
           <w:sz w:val="21"/>
         </w:rPr>
-        <w:t xml:space="preserve">El operario acciona el equipo </w:t>
+        <w:t xml:space="preserve">~~El operario acciona el equipo </w:t>
       </w:r>
       <w:r>
         <w:rPr>
@@ -15518,77 +17094,7 @@
           <w:b w:val="0"/>
           <w:sz w:val="21"/>
         </w:rPr>
-        <w:t>, con un mando de relés (~~</w:t>
-      </w:r>
-      <w:r>
-        <w:rPr>
-          <w:rFonts w:ascii="Consolas" w:hAnsi="Consolas"/>
-          <w:sz w:val="21"/>
-        </w:rPr>
-        <w:t>A</w:t>
-      </w:r>
-      <w:r>
-        <w:rPr>
-          <w:b w:val="0"/>
-          <w:sz w:val="21"/>
-        </w:rPr>
-        <w:t xml:space="preserve">, </w:t>
-      </w:r>
-      <w:r>
-        <w:rPr>
-          <w:rFonts w:ascii="Consolas" w:hAnsi="Consolas"/>
-          <w:sz w:val="21"/>
-        </w:rPr>
-        <w:t>B</w:t>
-      </w:r>
-      <w:r>
-        <w:rPr>
-          <w:b w:val="0"/>
-          <w:sz w:val="21"/>
-        </w:rPr>
-        <w:t xml:space="preserve">, </w:t>
-      </w:r>
-      <w:r>
-        <w:rPr>
-          <w:rFonts w:ascii="Consolas" w:hAnsi="Consolas"/>
-          <w:sz w:val="21"/>
-        </w:rPr>
-        <w:t>C</w:t>
-      </w:r>
-      <w:r>
-        <w:rPr>
-          <w:b w:val="0"/>
-          <w:sz w:val="21"/>
-        </w:rPr>
-        <w:t xml:space="preserve">, </w:t>
-      </w:r>
-      <w:r>
-        <w:rPr>
-          <w:rFonts w:ascii="Consolas" w:hAnsi="Consolas"/>
-          <w:sz w:val="21"/>
-        </w:rPr>
-        <w:t>D</w:t>
-      </w:r>
-      <w:r>
-        <w:rPr>
-          <w:b w:val="0"/>
-          <w:sz w:val="21"/>
-        </w:rPr>
-        <w:t>~~ **</w:t>
-      </w:r>
-      <w:r>
-        <w:rPr>
-          <w:rFonts w:ascii="Consolas" w:hAnsi="Consolas"/>
-          <w:sz w:val="21"/>
-        </w:rPr>
-        <w:t>A</w:t>
-      </w:r>
-      <w:r>
-        <w:rPr>
-          <w:b w:val="0"/>
-          <w:sz w:val="21"/>
-        </w:rPr>
-        <w:t xml:space="preserve"> y</w:t>
+        <w:t>, con un mando de relés cableado en paralelo con los</w:t>
       </w:r>
     </w:p>
     <w:p>
@@ -15597,38 +17103,24 @@
       </w:pPr>
       <w:r>
         <w:rPr>
-          <w:rFonts w:ascii="Consolas" w:hAnsi="Consolas"/>
-          <w:sz w:val="21"/>
-        </w:rPr>
-        <w:t>B</w:t>
-      </w:r>
-      <w:r>
-        <w:rPr>
-          <w:b/>
-          <w:sz w:val="21"/>
-        </w:rPr>
-        <w:t xml:space="preserve">) cableado </w:t>
-      </w:r>
-      <w:r>
-        <w:rPr>
-          <w:b w:val="0"/>
-          <w:sz w:val="21"/>
-        </w:rPr>
-        <w:t>en paralelo con los pulsadores físicos</w:t>
-      </w:r>
-      <w:r>
-        <w:rPr>
-          <w:b/>
-          <w:sz w:val="21"/>
-        </w:rPr>
-        <w:t xml:space="preserve"> (~~`PB9`, `PB13`, `PB14`, `PB15`~~ </w:t>
-      </w:r>
-      <w:r>
-        <w:rPr>
-          <w:rFonts w:ascii="Consolas" w:hAnsi="Consolas"/>
-          <w:sz w:val="21"/>
-        </w:rPr>
-        <w:t>PB9</w:t>
+          <w:b w:val="0"/>
+          <w:sz w:val="21"/>
+        </w:rPr>
+        <w:t xml:space="preserve">pulsadores físicos.~~ 🛑 </w:t>
+      </w:r>
+      <w:r>
+        <w:rPr>
+          <w:b/>
+          <w:sz w:val="21"/>
+        </w:rPr>
+        <w:t>Caducado el 05/09.</w:t>
+      </w:r>
+      <w:r>
+        <w:rPr>
+          <w:b w:val="0"/>
+          <w:sz w:val="21"/>
+        </w:rPr>
+        <w:t xml:space="preserve"> Lo que sigue se conserva **como histórico del</w:t>
       </w:r>
     </w:p>
     <w:p>
@@ -15640,28 +17132,33 @@
           <w:b w:val="0"/>
           <w:sz w:val="21"/>
         </w:rPr>
-        <w:t xml:space="preserve">y </w:t>
-      </w:r>
-      <w:r>
-        <w:rPr>
-          <w:rFonts w:ascii="Consolas" w:hAnsi="Consolas"/>
-          <w:sz w:val="21"/>
-        </w:rPr>
-        <w:t>PB13</w:t>
-      </w:r>
-      <w:r>
-        <w:rPr>
-          <w:b/>
-          <w:sz w:val="21"/>
-        </w:rPr>
-        <w:t xml:space="preserve">). </w:t>
-      </w:r>
-      <w:r>
-        <w:rPr>
-          <w:b w:val="0"/>
-          <w:sz w:val="21"/>
-        </w:rPr>
-        <w:t>No hay entradas dedicadas**: para el firmware, un relé y un botón son indistinguibles.</w:t>
+        <w:t>diseño</w:t>
+      </w:r>
+      <w:r>
+        <w:rPr>
+          <w:b/>
+          <w:sz w:val="21"/>
+        </w:rPr>
+        <w:t xml:space="preserve"> —porque el código que lo implementa sigue dentro y alguien tendrá que entenderlo— y </w:t>
+      </w:r>
+      <w:r>
+        <w:rPr>
+          <w:b w:val="0"/>
+          <w:sz w:val="21"/>
+        </w:rPr>
+        <w:t>no</w:t>
+      </w:r>
+    </w:p>
+    <w:p>
+      <w:pPr>
+        <w:spacing w:after="120"/>
+      </w:pPr>
+      <w:r>
+        <w:rPr>
+          <w:b w:val="0"/>
+          <w:sz w:val="21"/>
+        </w:rPr>
+        <w:t>como instrucción de montaje**: no hay nada que montar ni que comprar.</w:t>
       </w:r>
     </w:p>
     <w:p>
@@ -15975,7 +17472,119 @@
           <w:color w:val="960000"/>
           <w:sz w:val="20"/>
         </w:rPr>
-        <w:t xml:space="preserve">🪜 EL ESCLAVO NO TIENE RECEPTOR DE MANDO (pendiente N-19) </w:t>
+        <w:t xml:space="preserve">🪜 ~~EL ESCLAVO NO TIENE RECEPTOR DE MANDO (pendiente N-19)~~ → ⛔ </w:t>
+      </w:r>
+      <w:r>
+        <w:rPr>
+          <w:b/>
+          <w:color w:val="960000"/>
+          <w:sz w:val="20"/>
+        </w:rPr>
+        <w:t>CERRADO POR `D-1`, Y NO COMO SE ESPERABA</w:t>
+      </w:r>
+      <w:r>
+        <w:rPr>
+          <w:b w:val="0"/>
+          <w:color w:val="960000"/>
+          <w:sz w:val="20"/>
+        </w:rPr>
+        <w:t xml:space="preserve"> 🛑 </w:t>
+      </w:r>
+      <w:r>
+        <w:rPr>
+          <w:b/>
+          <w:color w:val="960000"/>
+          <w:sz w:val="20"/>
+        </w:rPr>
+        <w:t>05/09: esto deja de ser una compra pendiente y pasa a ser una LIMITACIÓN ACEPTADA.</w:t>
+      </w:r>
+      <w:r>
+        <w:rPr>
+          <w:b w:val="0"/>
+          <w:color w:val="960000"/>
+          <w:sz w:val="20"/>
+        </w:rPr>
+        <w:t xml:space="preserve"> No es que el receptor siga faltando: es que </w:t>
+      </w:r>
+      <w:r>
+        <w:rPr>
+          <w:b/>
+          <w:color w:val="960000"/>
+          <w:sz w:val="20"/>
+        </w:rPr>
+        <w:t>ya no se compra ninguno, en ninguna de las dos puntas</w:t>
+      </w:r>
+      <w:r>
+        <w:rPr>
+          <w:b w:val="0"/>
+          <w:color w:val="960000"/>
+          <w:sz w:val="20"/>
+        </w:rPr>
+        <w:t xml:space="preserve"> (</w:t>
+      </w:r>
+      <w:r>
+        <w:rPr>
+          <w:rFonts w:ascii="Consolas" w:hAnsi="Consolas"/>
+          <w:color w:val="960000"/>
+          <w:sz w:val="20"/>
+        </w:rPr>
+        <w:t>Manual 15</w:t>
+      </w:r>
+      <w:r>
+        <w:rPr>
+          <w:b w:val="0"/>
+          <w:color w:val="960000"/>
+          <w:sz w:val="20"/>
+        </w:rPr>
+        <w:t xml:space="preserve">, línea </w:t>
+      </w:r>
+      <w:r>
+        <w:rPr>
+          <w:rFonts w:ascii="Consolas" w:hAnsi="Consolas"/>
+          <w:color w:val="960000"/>
+          <w:sz w:val="20"/>
+        </w:rPr>
+        <w:t>A9</w:t>
+      </w:r>
+      <w:r>
+        <w:rPr>
+          <w:b w:val="0"/>
+          <w:color w:val="960000"/>
+          <w:sz w:val="20"/>
+        </w:rPr>
+        <w:t xml:space="preserve">). </w:t>
+      </w:r>
+      <w:r>
+        <w:rPr>
+          <w:b/>
+          <w:color w:val="960000"/>
+          <w:sz w:val="20"/>
+        </w:rPr>
+        <w:t>Ni el Maestro ni el Esclavo pueden operarse desde el piso sin teléfono</w:t>
+      </w:r>
+      <w:r>
+        <w:rPr>
+          <w:b w:val="0"/>
+          <w:color w:val="960000"/>
+          <w:sz w:val="20"/>
+        </w:rPr>
+        <w:t xml:space="preserve"> — ver </w:t>
+      </w:r>
+      <w:r>
+        <w:rPr>
+          <w:rFonts w:ascii="Consolas" w:hAnsi="Consolas"/>
+          <w:color w:val="960000"/>
+          <w:sz w:val="20"/>
+        </w:rPr>
+        <w:t>D-16</w:t>
+      </w:r>
+      <w:r>
+        <w:rPr>
+          <w:b w:val="0"/>
+          <w:color w:val="960000"/>
+          <w:sz w:val="20"/>
+        </w:rPr>
+        <w:t>, arriba. ~~</w:t>
       </w:r>
       <w:r>
         <w:rPr>
@@ -15991,15 +17600,463 @@
           <w:color w:val="960000"/>
           <w:sz w:val="20"/>
         </w:rPr>
-        <w:t xml:space="preserve"> La tarjeta del Esclavo ya trae las entradas ~~(</w:t>
-      </w:r>
-      <w:r>
-        <w:rPr>
-          <w:rFonts w:ascii="Consolas" w:hAnsi="Consolas"/>
-          <w:color w:val="960000"/>
-          <w:sz w:val="20"/>
-        </w:rPr>
-        <w:t>PB9</w:t>
+        <w:t xml:space="preserve"> La tarjeta del Esclavo ya trae las entradas </w:t>
+      </w:r>
+      <w:r>
+        <w:rPr>
+          <w:b/>
+          <w:color w:val="960000"/>
+          <w:sz w:val="20"/>
+        </w:rPr>
+        <w:t>`PB9` y `PB13`</w:t>
+      </w:r>
+      <w:r>
+        <w:rPr>
+          <w:b w:val="0"/>
+          <w:color w:val="960000"/>
+          <w:sz w:val="20"/>
+        </w:rPr>
+        <w:t xml:space="preserve"> y su firmware las atiende: </w:t>
+      </w:r>
+      <w:r>
+        <w:rPr>
+          <w:b/>
+          <w:color w:val="960000"/>
+          <w:sz w:val="20"/>
+        </w:rPr>
+        <w:t>falta únicamente comprar e instalar el receptor</w:t>
+      </w:r>
+      <w:r>
+        <w:rPr>
+          <w:b w:val="0"/>
+          <w:color w:val="960000"/>
+          <w:sz w:val="20"/>
+        </w:rPr>
+        <w:t xml:space="preserve">.~~ </w:t>
+      </w:r>
+      <w:r>
+        <w:rPr>
+          <w:b/>
+          <w:color w:val="960000"/>
+          <w:sz w:val="20"/>
+        </w:rPr>
+        <w:t>Lo que sigue siendo cierto de esa frase: las entradas y su firmware siguen ahí.</w:t>
+      </w:r>
+      <w:r>
+        <w:rPr>
+          <w:b w:val="0"/>
+          <w:color w:val="960000"/>
+          <w:sz w:val="20"/>
+        </w:rPr>
+        <w:t xml:space="preserve"> Lo que ya no: que falte comprar algo. &gt; 🔴 </w:t>
+      </w:r>
+      <w:r>
+        <w:rPr>
+          <w:b/>
+          <w:color w:val="960000"/>
+          <w:sz w:val="20"/>
+        </w:rPr>
+        <w:t>31/08 — y en el Esclavo esto ha subido de categoría.</w:t>
+      </w:r>
+      <w:r>
+        <w:rPr>
+          <w:b w:val="0"/>
+          <w:color w:val="960000"/>
+          <w:sz w:val="20"/>
+        </w:rPr>
+        <w:t xml:space="preserve"> Con *Aceptar* mudo y </w:t>
+      </w:r>
+      <w:r>
+        <w:rPr>
+          <w:b/>
+          <w:color w:val="960000"/>
+          <w:sz w:val="20"/>
+        </w:rPr>
+        <w:t>sin `SET_MODO` &gt; por Bluetooth en esa punta</w:t>
+      </w:r>
+      <w:r>
+        <w:rPr>
+          <w:b w:val="0"/>
+          <w:color w:val="960000"/>
+          <w:sz w:val="20"/>
+        </w:rPr>
+        <w:t xml:space="preserve"> —el Maestro es el único que arbitra el ciclo—, </w:t>
+      </w:r>
+      <w:r>
+        <w:rPr>
+          <w:b/>
+          <w:color w:val="960000"/>
+          <w:sz w:val="20"/>
+        </w:rPr>
+        <w:t>el mando pasa a ser &gt; el único actuador de modo del Esclavo</w:t>
+      </w:r>
+      <w:r>
+        <w:rPr>
+          <w:b w:val="0"/>
+          <w:color w:val="960000"/>
+          <w:sz w:val="20"/>
+        </w:rPr>
+        <w:t xml:space="preserve">: entrar al Degradado es </w:t>
+      </w:r>
+      <w:r>
+        <w:rPr>
+          <w:rFonts w:ascii="Consolas" w:hAnsi="Consolas"/>
+          <w:color w:val="960000"/>
+          <w:sz w:val="20"/>
+        </w:rPr>
+        <w:t>A·B·A·B</w:t>
+      </w:r>
+      <w:r>
+        <w:rPr>
+          <w:b w:val="0"/>
+          <w:color w:val="960000"/>
+          <w:sz w:val="20"/>
+        </w:rPr>
+        <w:t xml:space="preserve"> y salir es </w:t>
+      </w:r>
+      <w:r>
+        <w:rPr>
+          <w:rFonts w:ascii="Consolas" w:hAnsi="Consolas"/>
+          <w:color w:val="960000"/>
+          <w:sz w:val="20"/>
+        </w:rPr>
+        <w:t>A·A·A</w:t>
+      </w:r>
+      <w:r>
+        <w:rPr>
+          <w:b w:val="0"/>
+          <w:color w:val="960000"/>
+          <w:sz w:val="20"/>
+        </w:rPr>
+        <w:t xml:space="preserve"> o &gt; </w:t>
+      </w:r>
+      <w:r>
+        <w:rPr>
+          <w:rFonts w:ascii="Consolas" w:hAnsi="Consolas"/>
+          <w:color w:val="960000"/>
+          <w:sz w:val="20"/>
+        </w:rPr>
+        <w:t>B·B·B</w:t>
+      </w:r>
+      <w:r>
+        <w:rPr>
+          <w:b w:val="0"/>
+          <w:color w:val="960000"/>
+          <w:sz w:val="20"/>
+        </w:rPr>
+        <w:t xml:space="preserve"> *(en </w:t>
+      </w:r>
+      <w:r>
+        <w:rPr>
+          <w:rFonts w:ascii="Consolas" w:hAnsi="Consolas"/>
+          <w:color w:val="960000"/>
+          <w:sz w:val="20"/>
+        </w:rPr>
+        <w:t>Esclavo/src/mando.cpp</w:t>
+      </w:r>
+      <w:r>
+        <w:rPr>
+          <w:b w:val="0"/>
+          <w:color w:val="960000"/>
+          <w:sz w:val="20"/>
+        </w:rPr>
+        <w:t xml:space="preserve">: </w:t>
+      </w:r>
+      <w:r>
+        <w:rPr>
+          <w:rFonts w:ascii="Consolas" w:hAnsi="Consolas"/>
+          <w:color w:val="960000"/>
+          <w:sz w:val="20"/>
+        </w:rPr>
+        <w:t>degradado_entrar()</w:t>
+      </w:r>
+      <w:r>
+        <w:rPr>
+          <w:b w:val="0"/>
+          <w:color w:val="960000"/>
+          <w:sz w:val="20"/>
+        </w:rPr>
+        <w:t xml:space="preserve"> bajo el caso </w:t>
+      </w:r>
+      <w:r>
+        <w:rPr>
+          <w:rFonts w:ascii="Consolas" w:hAnsi="Consolas"/>
+          <w:color w:val="960000"/>
+          <w:sz w:val="20"/>
+        </w:rPr>
+        <w:t>ACC_DEGRADADO</w:t>
+      </w:r>
+      <w:r>
+        <w:rPr>
+          <w:b w:val="0"/>
+          <w:color w:val="960000"/>
+          <w:sz w:val="20"/>
+        </w:rPr>
+        <w:t xml:space="preserve">, y &gt; </w:t>
+      </w:r>
+      <w:r>
+        <w:rPr>
+          <w:rFonts w:ascii="Consolas" w:hAnsi="Consolas"/>
+          <w:color w:val="960000"/>
+          <w:sz w:val="20"/>
+        </w:rPr>
+        <w:t>degradado_salir()</w:t>
+      </w:r>
+      <w:r>
+        <w:rPr>
+          <w:b w:val="0"/>
+          <w:color w:val="960000"/>
+          <w:sz w:val="20"/>
+        </w:rPr>
+        <w:t xml:space="preserve"> en las dos ramas de salida)*. ~~Mientras &gt; el receptor no esté comprado, </w:t>
+      </w:r>
+      <w:r>
+        <w:rPr>
+          <w:b/>
+          <w:color w:val="960000"/>
+          <w:sz w:val="20"/>
+        </w:rPr>
+        <w:t>esas dos acciones solo se hacen subiendo al gabinete y pulsando &gt; `A` y `B` a mano</w:t>
+      </w:r>
+      <w:r>
+        <w:rPr>
+          <w:b w:val="0"/>
+          <w:color w:val="960000"/>
+          <w:sz w:val="20"/>
+        </w:rPr>
+        <w:t xml:space="preserve">.~~ ## 🔴 05/09 — Y AL RETIRAR EL MANDO ESO DEJA DE TENER SALIDA. </w:t>
+      </w:r>
+      <w:r>
+        <w:rPr>
+          <w:b/>
+          <w:color w:val="960000"/>
+          <w:sz w:val="20"/>
+        </w:rPr>
+        <w:t>HAY QUE DECIRLO, NO RESOLVERLO AQUÍ</w:t>
+      </w:r>
+      <w:r>
+        <w:rPr>
+          <w:b w:val="0"/>
+          <w:color w:val="960000"/>
+          <w:sz w:val="20"/>
+        </w:rPr>
+        <w:t xml:space="preserve"> </w:t>
+      </w:r>
+      <w:r>
+        <w:rPr>
+          <w:b/>
+          <w:color w:val="960000"/>
+          <w:sz w:val="20"/>
+        </w:rPr>
+        <w:t>`D-1` retira la única vía que tenía el Esclavo para entrar o salir del Modo Degradado, y no la sustituye por otra.</w:t>
+      </w:r>
+      <w:r>
+        <w:rPr>
+          <w:b w:val="0"/>
+          <w:color w:val="960000"/>
+          <w:sz w:val="20"/>
+        </w:rPr>
+        <w:t xml:space="preserve"> Censadas hoy las cuatro, una por una: | vía | ¿existe en el Esclavo? | medido | |---|---|---| | </w:t>
+      </w:r>
+      <w:r>
+        <w:rPr>
+          <w:b/>
+          <w:color w:val="960000"/>
+          <w:sz w:val="20"/>
+        </w:rPr>
+        <w:t>Mando de relés</w:t>
+      </w:r>
+      <w:r>
+        <w:rPr>
+          <w:b w:val="0"/>
+          <w:color w:val="960000"/>
+          <w:sz w:val="20"/>
+        </w:rPr>
+        <w:t xml:space="preserve"> (</w:t>
+      </w:r>
+      <w:r>
+        <w:rPr>
+          <w:rFonts w:ascii="Consolas" w:hAnsi="Consolas"/>
+          <w:color w:val="960000"/>
+          <w:sz w:val="20"/>
+        </w:rPr>
+        <w:t>A·B·A·B</w:t>
+      </w:r>
+      <w:r>
+        <w:rPr>
+          <w:b w:val="0"/>
+          <w:color w:val="960000"/>
+          <w:sz w:val="20"/>
+        </w:rPr>
+        <w:t xml:space="preserve">) | ⛔ </w:t>
+      </w:r>
+      <w:r>
+        <w:rPr>
+          <w:b/>
+          <w:color w:val="960000"/>
+          <w:sz w:val="20"/>
+        </w:rPr>
+        <w:t>el hardware se retiró</w:t>
+      </w:r>
+      <w:r>
+        <w:rPr>
+          <w:b w:val="0"/>
+          <w:color w:val="960000"/>
+          <w:sz w:val="20"/>
+        </w:rPr>
+        <w:t xml:space="preserve"> | </w:t>
+      </w:r>
+      <w:r>
+        <w:rPr>
+          <w:rFonts w:ascii="Consolas" w:hAnsi="Consolas"/>
+          <w:color w:val="960000"/>
+          <w:sz w:val="20"/>
+        </w:rPr>
+        <w:t>D-1</w:t>
+      </w:r>
+      <w:r>
+        <w:rPr>
+          <w:b w:val="0"/>
+          <w:color w:val="960000"/>
+          <w:sz w:val="20"/>
+        </w:rPr>
+        <w:t xml:space="preserve">, 05/09 | | </w:t>
+      </w:r>
+      <w:r>
+        <w:rPr>
+          <w:b/>
+          <w:color w:val="960000"/>
+          <w:sz w:val="20"/>
+        </w:rPr>
+        <w:t>Pulsadores del gabinete</w:t>
+      </w:r>
+      <w:r>
+        <w:rPr>
+          <w:b w:val="0"/>
+          <w:color w:val="960000"/>
+          <w:sz w:val="20"/>
+        </w:rPr>
+        <w:t xml:space="preserve"> | ❌ | </w:t>
+      </w:r>
+      <w:r>
+        <w:rPr>
+          <w:rFonts w:ascii="Consolas" w:hAnsi="Consolas"/>
+          <w:color w:val="960000"/>
+          <w:sz w:val="20"/>
+        </w:rPr>
+        <w:t>botonAceptar()</w:t>
+      </w:r>
+      <w:r>
+        <w:rPr>
+          <w:b w:val="0"/>
+          <w:color w:val="960000"/>
+          <w:sz w:val="20"/>
+        </w:rPr>
+        <w:t xml:space="preserve"> / </w:t>
+      </w:r>
+      <w:r>
+        <w:rPr>
+          <w:rFonts w:ascii="Consolas" w:hAnsi="Consolas"/>
+          <w:color w:val="960000"/>
+          <w:sz w:val="20"/>
+        </w:rPr>
+        <w:t>botonCancelar()</w:t>
+      </w:r>
+      <w:r>
+        <w:rPr>
+          <w:b w:val="0"/>
+          <w:color w:val="960000"/>
+          <w:sz w:val="20"/>
+        </w:rPr>
+        <w:t xml:space="preserve"> devuelven </w:t>
+      </w:r>
+      <w:r>
+        <w:rPr>
+          <w:rFonts w:ascii="Consolas" w:hAnsi="Consolas"/>
+          <w:color w:val="960000"/>
+          <w:sz w:val="20"/>
+        </w:rPr>
+        <w:t>false</w:t>
+      </w:r>
+      <w:r>
+        <w:rPr>
+          <w:b w:val="0"/>
+          <w:color w:val="960000"/>
+          <w:sz w:val="20"/>
+        </w:rPr>
+        <w:t xml:space="preserve"> siempre desde el 31/08 | | </w:t>
+      </w:r>
+      <w:r>
+        <w:rPr>
+          <w:b/>
+          <w:color w:val="960000"/>
+          <w:sz w:val="20"/>
+        </w:rPr>
+        <w:t>App por Bluetooth</w:t>
+      </w:r>
+      <w:r>
+        <w:rPr>
+          <w:b w:val="0"/>
+          <w:color w:val="960000"/>
+          <w:sz w:val="20"/>
+        </w:rPr>
+        <w:t xml:space="preserve"> | ❌ </w:t>
+      </w:r>
+      <w:r>
+        <w:rPr>
+          <w:b/>
+          <w:color w:val="960000"/>
+          <w:sz w:val="20"/>
+        </w:rPr>
+        <w:t>no existe el comando</w:t>
+      </w:r>
+      <w:r>
+        <w:rPr>
+          <w:b w:val="0"/>
+          <w:color w:val="960000"/>
+          <w:sz w:val="20"/>
+        </w:rPr>
+        <w:t xml:space="preserve"> | </w:t>
+      </w:r>
+      <w:r>
+        <w:rPr>
+          <w:rFonts w:ascii="Consolas" w:hAnsi="Consolas"/>
+          <w:color w:val="960000"/>
+          <w:sz w:val="20"/>
+        </w:rPr>
+        <w:t>grep -c "SET_MODO" Esclavo/src/bluetooth.cpp</w:t>
+      </w:r>
+      <w:r>
+        <w:rPr>
+          <w:b w:val="0"/>
+          <w:color w:val="960000"/>
+          <w:sz w:val="20"/>
+        </w:rPr>
+        <w:t xml:space="preserve"> → </w:t>
+      </w:r>
+      <w:r>
+        <w:rPr>
+          <w:b/>
+          <w:color w:val="960000"/>
+          <w:sz w:val="20"/>
+        </w:rPr>
+        <w:t>`0`</w:t>
+      </w:r>
+      <w:r>
+        <w:rPr>
+          <w:b w:val="0"/>
+          <w:color w:val="960000"/>
+          <w:sz w:val="20"/>
+        </w:rPr>
+        <w:t xml:space="preserve">. Lo que esa punta acepta es </w:t>
+      </w:r>
+      <w:r>
+        <w:rPr>
+          <w:rFonts w:ascii="Consolas" w:hAnsi="Consolas"/>
+          <w:color w:val="960000"/>
+          <w:sz w:val="20"/>
+        </w:rPr>
+        <w:t>AMBAR_EMERGENCIA</w:t>
       </w:r>
       <w:r>
         <w:rPr>
@@ -16015,7 +18072,7 @@
           <w:color w:val="960000"/>
           <w:sz w:val="20"/>
         </w:rPr>
-        <w:t>PB13</w:t>
+        <w:t>CANCELAR_AMBAR</w:t>
       </w:r>
       <w:r>
         <w:rPr>
@@ -16031,319 +18088,142 @@
           <w:color w:val="960000"/>
           <w:sz w:val="20"/>
         </w:rPr>
-        <w:t>PB14</w:t>
-      </w:r>
-      <w:r>
-        <w:rPr>
-          <w:b w:val="0"/>
-          <w:color w:val="960000"/>
-          <w:sz w:val="20"/>
-        </w:rPr>
-        <w:t xml:space="preserve">, </w:t>
-      </w:r>
-      <w:r>
-        <w:rPr>
-          <w:rFonts w:ascii="Consolas" w:hAnsi="Consolas"/>
-          <w:color w:val="960000"/>
-          <w:sz w:val="20"/>
-        </w:rPr>
-        <w:t>PB15</w:t>
-      </w:r>
-      <w:r>
-        <w:rPr>
-          <w:b w:val="0"/>
-          <w:color w:val="960000"/>
-          <w:sz w:val="20"/>
-        </w:rPr>
-        <w:t xml:space="preserve">)~~ </w:t>
-      </w:r>
-      <w:r>
-        <w:rPr>
-          <w:b/>
-          <w:color w:val="960000"/>
-          <w:sz w:val="20"/>
-        </w:rPr>
-        <w:t>`PB9` y `PB13`</w:t>
-      </w:r>
-      <w:r>
-        <w:rPr>
-          <w:b w:val="0"/>
-          <w:color w:val="960000"/>
-          <w:sz w:val="20"/>
-        </w:rPr>
-        <w:t xml:space="preserve"> y su firmware las atiende: </w:t>
-      </w:r>
-      <w:r>
-        <w:rPr>
-          <w:b/>
-          <w:color w:val="960000"/>
-          <w:sz w:val="20"/>
-        </w:rPr>
-        <w:t>falta únicamente comprar e instalar el receptor</w:t>
-      </w:r>
-      <w:r>
-        <w:rPr>
-          <w:b w:val="0"/>
-          <w:color w:val="960000"/>
-          <w:sz w:val="20"/>
-        </w:rPr>
-        <w:t xml:space="preserve">. &gt; 🔴 </w:t>
-      </w:r>
-      <w:r>
-        <w:rPr>
-          <w:b/>
-          <w:color w:val="960000"/>
-          <w:sz w:val="20"/>
-        </w:rPr>
-        <w:t>31/08 — y en el Esclavo esto ha subido de categoría.</w:t>
-      </w:r>
-      <w:r>
-        <w:rPr>
-          <w:b w:val="0"/>
-          <w:color w:val="960000"/>
-          <w:sz w:val="20"/>
-        </w:rPr>
-        <w:t xml:space="preserve"> Con *Aceptar* mudo y </w:t>
-      </w:r>
-      <w:r>
-        <w:rPr>
-          <w:b/>
-          <w:color w:val="960000"/>
-          <w:sz w:val="20"/>
-        </w:rPr>
-        <w:t>sin `SET_MODO` &gt; por Bluetooth en esa punta</w:t>
-      </w:r>
-      <w:r>
-        <w:rPr>
-          <w:b w:val="0"/>
-          <w:color w:val="960000"/>
-          <w:sz w:val="20"/>
-        </w:rPr>
-        <w:t xml:space="preserve"> —el Maestro es el único que arbitra el ciclo—, </w:t>
-      </w:r>
-      <w:r>
-        <w:rPr>
-          <w:b/>
-          <w:color w:val="960000"/>
-          <w:sz w:val="20"/>
-        </w:rPr>
-        <w:t>el mando pasa a ser &gt; el único actuador de modo del Esclavo</w:t>
-      </w:r>
-      <w:r>
-        <w:rPr>
-          <w:b w:val="0"/>
-          <w:color w:val="960000"/>
-          <w:sz w:val="20"/>
-        </w:rPr>
-        <w:t xml:space="preserve">: entrar al Degradado es </w:t>
-      </w:r>
-      <w:r>
-        <w:rPr>
-          <w:rFonts w:ascii="Consolas" w:hAnsi="Consolas"/>
-          <w:color w:val="960000"/>
-          <w:sz w:val="20"/>
-        </w:rPr>
-        <w:t>A·B·A·B</w:t>
-      </w:r>
-      <w:r>
-        <w:rPr>
-          <w:b w:val="0"/>
-          <w:color w:val="960000"/>
-          <w:sz w:val="20"/>
-        </w:rPr>
-        <w:t xml:space="preserve"> (</w:t>
-      </w:r>
-      <w:r>
-        <w:rPr>
-          <w:rFonts w:ascii="Consolas" w:hAnsi="Consolas"/>
-          <w:color w:val="960000"/>
-          <w:sz w:val="20"/>
-        </w:rPr>
-        <w:t>menu.cpp:227</w:t>
-      </w:r>
-      <w:r>
-        <w:rPr>
-          <w:b w:val="0"/>
-          <w:color w:val="960000"/>
-          <w:sz w:val="20"/>
-        </w:rPr>
-        <w:t xml:space="preserve"> → &gt; </w:t>
-      </w:r>
-      <w:r>
-        <w:rPr>
-          <w:rFonts w:ascii="Consolas" w:hAnsi="Consolas"/>
-          <w:color w:val="960000"/>
-          <w:sz w:val="20"/>
-        </w:rPr>
-        <w:t>mando.cpp:148</w:t>
-      </w:r>
-      <w:r>
-        <w:rPr>
-          <w:b w:val="0"/>
-          <w:color w:val="960000"/>
-          <w:sz w:val="20"/>
-        </w:rPr>
-        <w:t xml:space="preserve">) y salir es </w:t>
-      </w:r>
-      <w:r>
-        <w:rPr>
-          <w:rFonts w:ascii="Consolas" w:hAnsi="Consolas"/>
-          <w:color w:val="960000"/>
-          <w:sz w:val="20"/>
-        </w:rPr>
-        <w:t>A·A·A</w:t>
-      </w:r>
-      <w:r>
-        <w:rPr>
-          <w:b w:val="0"/>
-          <w:color w:val="960000"/>
-          <w:sz w:val="20"/>
-        </w:rPr>
-        <w:t xml:space="preserve"> o </w:t>
-      </w:r>
-      <w:r>
-        <w:rPr>
-          <w:rFonts w:ascii="Consolas" w:hAnsi="Consolas"/>
-          <w:color w:val="960000"/>
-          <w:sz w:val="20"/>
-        </w:rPr>
-        <w:t>B·B·B</w:t>
-      </w:r>
-      <w:r>
-        <w:rPr>
-          <w:b w:val="0"/>
-          <w:color w:val="960000"/>
-          <w:sz w:val="20"/>
-        </w:rPr>
-        <w:t xml:space="preserve"> (</w:t>
-      </w:r>
-      <w:r>
-        <w:rPr>
-          <w:rFonts w:ascii="Consolas" w:hAnsi="Consolas"/>
-          <w:color w:val="960000"/>
-          <w:sz w:val="20"/>
-        </w:rPr>
-        <w:t>:121</w:t>
-      </w:r>
-      <w:r>
-        <w:rPr>
-          <w:b w:val="0"/>
-          <w:color w:val="960000"/>
-          <w:sz w:val="20"/>
-        </w:rPr>
-        <w:t xml:space="preserve">, </w:t>
-      </w:r>
-      <w:r>
-        <w:rPr>
-          <w:rFonts w:ascii="Consolas" w:hAnsi="Consolas"/>
-          <w:color w:val="960000"/>
-          <w:sz w:val="20"/>
-        </w:rPr>
-        <w:t>:138</w:t>
-      </w:r>
-      <w:r>
-        <w:rPr>
-          <w:b w:val="0"/>
-          <w:color w:val="960000"/>
-          <w:sz w:val="20"/>
-        </w:rPr>
-        <w:t xml:space="preserve">). Mientras el receptor no esté &gt; comprado, </w:t>
-      </w:r>
-      <w:r>
-        <w:rPr>
-          <w:b/>
-          <w:color w:val="960000"/>
-          <w:sz w:val="20"/>
-        </w:rPr>
-        <w:t>esas dos acciones solo se hacen subiendo al gabinete y pulsando `A` y `B` a mano</w:t>
-      </w:r>
-      <w:r>
-        <w:rPr>
-          <w:b w:val="0"/>
-          <w:color w:val="960000"/>
-          <w:sz w:val="20"/>
-        </w:rPr>
-        <w:t xml:space="preserve">. </w:t>
-      </w:r>
-      <w:r>
-        <w:rPr>
-          <w:b/>
-          <w:color w:val="960000"/>
-          <w:sz w:val="20"/>
-        </w:rPr>
-        <w:t>No hay atajo por software.</w:t>
-      </w:r>
-      <w:r>
-        <w:rPr>
-          <w:b w:val="0"/>
-          <w:color w:val="960000"/>
-          <w:sz w:val="20"/>
-        </w:rPr>
-        <w:t xml:space="preserve"> El Maestro no puede ordenárselo por radio, porque *el radio muerto es justamente la razón de entrar al Modo Degradado*. </w:t>
-      </w:r>
-      <w:r>
-        <w:rPr>
-          <w:b/>
-          <w:color w:val="960000"/>
-          <w:sz w:val="20"/>
-        </w:rPr>
-        <w:t>Consecuencia operativa, sin adornos:</w:t>
-      </w:r>
-      <w:r>
-        <w:rPr>
-          <w:b w:val="0"/>
-          <w:color w:val="960000"/>
-          <w:sz w:val="20"/>
-        </w:rPr>
-        <w:t xml:space="preserve"> el procedimiento del Modo Degradado exige activarlo en las dos puntas, y ambas pantallas están a </w:t>
-      </w:r>
-      <w:r>
-        <w:rPr>
-          <w:b/>
-          <w:color w:val="960000"/>
-          <w:sz w:val="20"/>
-        </w:rPr>
-        <w:t>5 m dentro del gabinete</w:t>
-      </w:r>
-      <w:r>
-        <w:rPr>
-          <w:b w:val="0"/>
-          <w:color w:val="960000"/>
-          <w:sz w:val="20"/>
-        </w:rPr>
-        <w:t xml:space="preserve">. Mientras el receptor no esté instalado, </w:t>
-      </w:r>
-      <w:r>
-        <w:rPr>
-          <w:b/>
-          <w:color w:val="960000"/>
-          <w:sz w:val="20"/>
-        </w:rPr>
-        <w:t>activar el Degradado en el Esclavo obliga a subir físicamente al gabinete</w:t>
-      </w:r>
-      <w:r>
-        <w:rPr>
-          <w:b w:val="0"/>
-          <w:color w:val="960000"/>
-          <w:sz w:val="20"/>
-        </w:rPr>
-        <w:t xml:space="preserve">, con escalera o canasta, en las condiciones que haya. </w:t>
-      </w:r>
-      <w:r>
-        <w:rPr>
-          <w:b/>
-          <w:color w:val="960000"/>
-          <w:sz w:val="20"/>
-        </w:rPr>
-        <w:t>Mientras tanto el sistema funciona</w:t>
-      </w:r>
-      <w:r>
-        <w:rPr>
-          <w:b w:val="0"/>
-          <w:color w:val="960000"/>
-          <w:sz w:val="20"/>
-        </w:rPr>
-        <w:t xml:space="preserve"> — es una limitación de operación, no una avería.</w:t>
+        <w:t>SOLICITAR_PASO</w:t>
+      </w:r>
+      <w:r>
+        <w:rPr>
+          <w:b w:val="0"/>
+          <w:color w:val="960000"/>
+          <w:sz w:val="20"/>
+        </w:rPr>
+        <w:t xml:space="preserve"> y </w:t>
+      </w:r>
+      <w:r>
+        <w:rPr>
+          <w:rFonts w:ascii="Consolas" w:hAnsi="Consolas"/>
+          <w:color w:val="960000"/>
+          <w:sz w:val="20"/>
+        </w:rPr>
+        <w:t>SET_RTC</w:t>
+      </w:r>
+      <w:r>
+        <w:rPr>
+          <w:b w:val="0"/>
+          <w:color w:val="960000"/>
+          <w:sz w:val="20"/>
+        </w:rPr>
+        <w:t xml:space="preserve"> | | </w:t>
+      </w:r>
+      <w:r>
+        <w:rPr>
+          <w:b/>
+          <w:color w:val="960000"/>
+          <w:sz w:val="20"/>
+        </w:rPr>
+        <w:t>Orden del Maestro por radio</w:t>
+      </w:r>
+      <w:r>
+        <w:rPr>
+          <w:b w:val="0"/>
+          <w:color w:val="960000"/>
+          <w:sz w:val="20"/>
+        </w:rPr>
+        <w:t xml:space="preserve"> | ❌ </w:t>
+      </w:r>
+      <w:r>
+        <w:rPr>
+          <w:b/>
+          <w:color w:val="960000"/>
+          <w:sz w:val="20"/>
+        </w:rPr>
+        <w:t>imposible por diseño</w:t>
+      </w:r>
+      <w:r>
+        <w:rPr>
+          <w:b w:val="0"/>
+          <w:color w:val="960000"/>
+          <w:sz w:val="20"/>
+        </w:rPr>
+        <w:t xml:space="preserve"> | *el radio muerto es justamente la razón de entrar al Degradado* | ``</w:t>
+      </w:r>
+      <w:r>
+        <w:rPr>
+          <w:rFonts w:ascii="Consolas" w:hAnsi="Consolas"/>
+          <w:color w:val="960000"/>
+          <w:sz w:val="20"/>
+        </w:rPr>
+        <w:t xml:space="preserve">text $ grep -c "SET_MODO" 01_Firmware/Esclavo/src/bluetooth.cpp 0 </w:t>
+      </w:r>
+      <w:r>
+        <w:rPr>
+          <w:rFonts w:ascii="Consolas" w:hAnsi="Consolas"/>
+          <w:color w:val="960000"/>
+          <w:sz w:val="20"/>
+        </w:rPr>
+      </w:r>
+      <w:r>
+        <w:rPr>
+          <w:rFonts w:ascii="Consolas" w:hAnsi="Consolas"/>
+          <w:color w:val="960000"/>
+          <w:sz w:val="20"/>
+        </w:rPr>
+        <w:t xml:space="preserve"> 🛑 **O sea que hoy el Modo Degradado NO SE PUEDE ACTIVAR EN EL ESCLAVO POR NINGUNA VÍA.** Antes del 05/09 la respuesta era *«subiendo al gabinete»*; ya no lo es, porque arriba tampoco hay con qué —ni pantalla ni botones que confirmen—. ⚠️ **Este manual NO decide qué se hace con eso, y no propone la solución obvia.** Es una decisión vial y del responsable, y las opciones que se le pongan delante son un instrumento: **añadir </w:t>
+      </w:r>
+      <w:r>
+        <w:rPr>
+          <w:b w:val="0"/>
+          <w:color w:val="960000"/>
+          <w:sz w:val="20"/>
+        </w:rPr>
+        <w:t>SET_MODO` al Esclavo tiene consecuencias sobre quién arbitra el ciclo</w:t>
+      </w:r>
+      <w:r>
+        <w:rPr>
+          <w:b/>
+          <w:color w:val="960000"/>
+          <w:sz w:val="20"/>
+        </w:rPr>
+        <w:t xml:space="preserve"> —hoy sólo el Maestro—, y eso no se decide desde una lista de compras. </w:t>
+      </w:r>
+      <w:r>
+        <w:rPr>
+          <w:b w:val="0"/>
+          <w:color w:val="960000"/>
+          <w:sz w:val="20"/>
+        </w:rPr>
+        <w:t>Lo que este documento hace es dejar el hueco escrito con su medida</w:t>
+      </w:r>
+      <w:r>
+        <w:rPr>
+          <w:b/>
+          <w:color w:val="960000"/>
+          <w:sz w:val="20"/>
+        </w:rPr>
+        <w:t xml:space="preserve">, para que no se descubra la noche que se caiga la radio. ✅ </w:t>
+      </w:r>
+      <w:r>
+        <w:rPr>
+          <w:b w:val="0"/>
+          <w:color w:val="960000"/>
+          <w:sz w:val="20"/>
+        </w:rPr>
+        <w:t>Lo que sí sigue siendo cierto y no cambia:</w:t>
+      </w:r>
+      <w:r>
+        <w:rPr>
+          <w:b/>
+          <w:color w:val="960000"/>
+          <w:sz w:val="20"/>
+        </w:rPr>
+        <w:t xml:space="preserve"> </w:t>
+      </w:r>
+      <w:r>
+        <w:rPr>
+          <w:b w:val="0"/>
+          <w:color w:val="960000"/>
+          <w:sz w:val="20"/>
+        </w:rPr>
+        <w:t>mientras el enlace funcione, el sistema funciona.** El Degradado es el procedimiento de excepción, no la operación normal.</w:t>
       </w:r>
     </w:p>
     <w:p>
@@ -16358,103 +18238,71 @@
           <w:color w:val="960000"/>
           <w:sz w:val="20"/>
         </w:rPr>
-        <w:t xml:space="preserve">⚠️ AL COMPRAR EL RECEPTOR: EXIJA CÓDIGO INDEPENDIENTE DEL MANDO DEL MAESTRO Si ambos receptores responden al mismo mando —y las dos puntas suelen estar a </w:t>
-      </w:r>
-      <w:r>
-        <w:rPr>
-          <w:b/>
-          <w:color w:val="960000"/>
-          <w:sz w:val="20"/>
-        </w:rPr>
-        <w:t>menos de una cuadra</w:t>
-      </w:r>
-      <w:r>
-        <w:rPr>
-          <w:b w:val="0"/>
-          <w:color w:val="960000"/>
-          <w:sz w:val="20"/>
-        </w:rPr>
-        <w:t xml:space="preserve">— una sola secuencia metería </w:t>
-      </w:r>
-      <w:r>
-        <w:rPr>
-          <w:b/>
-          <w:color w:val="960000"/>
-          <w:sz w:val="20"/>
-        </w:rPr>
-        <w:t>las dos unidades en Modo Degradado a la vez</w:t>
-      </w:r>
-      <w:r>
-        <w:rPr>
-          <w:b w:val="0"/>
-          <w:color w:val="960000"/>
-          <w:sz w:val="20"/>
-        </w:rPr>
-        <w:t xml:space="preserve">. Eso se salta la </w:t>
-      </w:r>
-      <w:r>
-        <w:rPr>
-          <w:b/>
-          <w:color w:val="960000"/>
-          <w:sz w:val="20"/>
-        </w:rPr>
-        <w:t>verificación por separado de cada punta</w:t>
-      </w:r>
-      <w:r>
-        <w:rPr>
-          <w:b w:val="0"/>
-          <w:color w:val="960000"/>
-          <w:sz w:val="20"/>
-        </w:rPr>
-        <w:t xml:space="preserve">, que es exactamente lo que justifica que este modo se considere seguro. Un mando compartido convierte un procedimiento verificado en una pulsación a ciegas. Pídalo con </w:t>
-      </w:r>
-      <w:r>
-        <w:rPr>
-          <w:b/>
-          <w:color w:val="960000"/>
-          <w:sz w:val="20"/>
-        </w:rPr>
-        <w:t>código o dirección distinta</w:t>
-      </w:r>
-      <w:r>
-        <w:rPr>
-          <w:b w:val="0"/>
-          <w:color w:val="960000"/>
-          <w:sz w:val="20"/>
-        </w:rPr>
-        <w:t xml:space="preserve">, y </w:t>
-      </w:r>
-      <w:r>
-        <w:rPr>
-          <w:b/>
-          <w:color w:val="960000"/>
-          <w:sz w:val="20"/>
-        </w:rPr>
-        <w:t>compruébelo en banco</w:t>
-      </w:r>
-      <w:r>
-        <w:rPr>
-          <w:b w:val="0"/>
-          <w:color w:val="960000"/>
-          <w:sz w:val="20"/>
-        </w:rPr>
-        <w:t xml:space="preserve"> antes de instalarlo: accione el mando del Maestro y confirme que el Esclavo </w:t>
-      </w:r>
-      <w:r>
-        <w:rPr>
-          <w:b/>
-          <w:color w:val="960000"/>
-          <w:sz w:val="20"/>
-        </w:rPr>
-        <w:t>no</w:t>
-      </w:r>
-      <w:r>
-        <w:rPr>
-          <w:b w:val="0"/>
-          <w:color w:val="960000"/>
-          <w:sz w:val="20"/>
-        </w:rPr>
-        <w:t xml:space="preserve"> reacciona.</w:t>
+        <w:t xml:space="preserve">⚠️ ~~AL COMPRAR EL RECEPTOR: EXIJA CÓDIGO INDEPENDIENTE DEL MANDO DEL MAESTRO~~ 🛑 </w:t>
+      </w:r>
+      <w:r>
+        <w:rPr>
+          <w:b/>
+          <w:color w:val="960000"/>
+          <w:sz w:val="20"/>
+        </w:rPr>
+        <w:t>CADUCADO EL 05/09 (`D-1`): no se compra ningún receptor.</w:t>
+      </w:r>
+      <w:r>
+        <w:rPr>
+          <w:b w:val="0"/>
+          <w:color w:val="960000"/>
+          <w:sz w:val="20"/>
+        </w:rPr>
+        <w:t xml:space="preserve"> ~~Si ambos receptores responden al mismo mando —y las dos puntas suelen estar a menos de una cuadra— una sola secuencia metería las dos unidades en Modo Degradado a la vez. Pídalo con código o dirección distinta.~~ ✅ </w:t>
+      </w:r>
+      <w:r>
+        <w:rPr>
+          <w:b/>
+          <w:color w:val="960000"/>
+          <w:sz w:val="20"/>
+        </w:rPr>
+        <w:t>Se conserva tachado porque el RIESGO que describía no era del mando, sino del Degradado, y ése sigue vigente:</w:t>
+      </w:r>
+      <w:r>
+        <w:rPr>
+          <w:b w:val="0"/>
+          <w:color w:val="960000"/>
+          <w:sz w:val="20"/>
+        </w:rPr>
+        <w:t xml:space="preserve"> el procedimiento del Modo Degradado </w:t>
+      </w:r>
+      <w:r>
+        <w:rPr>
+          <w:b/>
+          <w:color w:val="960000"/>
+          <w:sz w:val="20"/>
+        </w:rPr>
+        <w:t>exige verificación por separado de cada punta</w:t>
+      </w:r>
+      <w:r>
+        <w:rPr>
+          <w:b w:val="0"/>
+          <w:color w:val="960000"/>
+          <w:sz w:val="20"/>
+        </w:rPr>
+        <w:t xml:space="preserve">, y cualquier vía futura que active las dos a la vez —un mando compartido entonces, un comando de radio o un botón de la app mañana— </w:t>
+      </w:r>
+      <w:r>
+        <w:rPr>
+          <w:b/>
+          <w:color w:val="960000"/>
+          <w:sz w:val="20"/>
+        </w:rPr>
+        <w:t>se salta lo que hace seguro ese modo</w:t>
+      </w:r>
+      <w:r>
+        <w:rPr>
+          <w:b w:val="0"/>
+          <w:color w:val="960000"/>
+          <w:sz w:val="20"/>
+        </w:rPr>
+        <w:t>. Quien diseñe esa función en la app tiene aquí el motivo escrito.</w:t>
       </w:r>
     </w:p>
     <w:p>
@@ -16467,7 +18315,79 @@
           <w:color w:val="003366"/>
           <w:sz w:val="23"/>
         </w:rPr>
-        <w:t>Verificación del cableado del mando</w:t>
+        <w:t xml:space="preserve">~~Verificación del cableado del mando~~ — ⛔ </w:t>
+      </w:r>
+      <w:r>
+        <w:rPr>
+          <w:b/>
+          <w:color w:val="003366"/>
+          <w:sz w:val="23"/>
+        </w:rPr>
+        <w:t>RETIRADA EL 05/09: no hay mando que cablear</w:t>
+      </w:r>
+    </w:p>
+    <w:p>
+      <w:pPr>
+        <w:spacing w:after="120"/>
+      </w:pPr>
+      <w:r>
+        <w:rPr>
+          <w:b w:val="0"/>
+          <w:sz w:val="21"/>
+        </w:rPr>
+        <w:t xml:space="preserve">🛑 </w:t>
+      </w:r>
+      <w:r>
+        <w:rPr>
+          <w:b/>
+          <w:sz w:val="21"/>
+        </w:rPr>
+        <w:t>Esta lista completa se retira, no se «deja por si acaso».</w:t>
+      </w:r>
+      <w:r>
+        <w:rPr>
+          <w:b w:val="0"/>
+          <w:sz w:val="21"/>
+        </w:rPr>
+        <w:t xml:space="preserve"> Una lista de comprobación sobre</w:t>
+      </w:r>
+    </w:p>
+    <w:p>
+      <w:pPr>
+        <w:spacing w:after="120"/>
+      </w:pPr>
+      <w:r>
+        <w:rPr>
+          <w:b w:val="0"/>
+          <w:sz w:val="21"/>
+        </w:rPr>
+        <w:t xml:space="preserve">hardware que no existe es una invitación a puentear </w:t>
+      </w:r>
+      <w:r>
+        <w:rPr>
+          <w:rFonts w:ascii="Consolas" w:hAnsi="Consolas"/>
+          <w:sz w:val="21"/>
+        </w:rPr>
+        <w:t>J16</w:t>
+      </w:r>
+      <w:r>
+        <w:rPr>
+          <w:b w:val="0"/>
+          <w:sz w:val="21"/>
+        </w:rPr>
+        <w:t xml:space="preserve"> con un cable para poder marcarla, y ése es</w:t>
+      </w:r>
+    </w:p>
+    <w:p>
+      <w:pPr>
+        <w:spacing w:after="120"/>
+      </w:pPr>
+      <w:r>
+        <w:rPr>
+          <w:b w:val="0"/>
+          <w:sz w:val="21"/>
+        </w:rPr>
+        <w:t>justo el gesto que precedió al calentamiento del paso 29.</w:t>
       </w:r>
     </w:p>
     <w:p>
@@ -16487,7 +18407,7 @@
           <w:b w:val="0"/>
           <w:sz w:val="21"/>
         </w:rPr>
-        <w:t xml:space="preserve">Cada relé cierra contra </w:t>
+        <w:t xml:space="preserve">~~Cada relé cierra contra </w:t>
       </w:r>
       <w:r>
         <w:rPr>
@@ -16557,7 +18477,7 @@
           <w:b w:val="0"/>
           <w:sz w:val="21"/>
         </w:rPr>
-        <w:t>)</w:t>
+        <w:t>)~~</w:t>
       </w:r>
     </w:p>
     <w:p>
@@ -16577,7 +18497,7 @@
           <w:b w:val="0"/>
           <w:sz w:val="21"/>
         </w:rPr>
-        <w:t xml:space="preserve">Con el equipo en el menú, accionar </w:t>
+        <w:t xml:space="preserve">~~Con el equipo en el menú, accionar </w:t>
       </w:r>
       <w:r>
         <w:rPr>
@@ -16605,7 +18525,7 @@
           <w:b w:val="0"/>
           <w:sz w:val="21"/>
         </w:rPr>
-        <w:t xml:space="preserve"> por pulsación</w:t>
+        <w:t xml:space="preserve"> por pulsación~~</w:t>
       </w:r>
     </w:p>
     <w:p>
@@ -16653,101 +18573,7 @@
           <w:b w:val="0"/>
           <w:sz w:val="21"/>
         </w:rPr>
-        <w:t>, igual que el Botón 3~~ — 🛑 **31/08: este punto se</w:t>
-      </w:r>
-    </w:p>
-    <w:p>
-      <w:pPr>
-        <w:spacing w:after="120"/>
-      </w:pPr>
-      <w:r>
-        <w:rPr>
-          <w:b w:val="0"/>
-          <w:sz w:val="21"/>
-        </w:rPr>
-        <w:t xml:space="preserve">RETIRA.** </w:t>
-      </w:r>
-      <w:r>
-        <w:rPr>
-          <w:rFonts w:ascii="Consolas" w:hAnsi="Consolas"/>
-          <w:sz w:val="21"/>
-        </w:rPr>
-        <w:t>C</w:t>
-      </w:r>
-      <w:r>
-        <w:rPr>
-          <w:b w:val="0"/>
-          <w:sz w:val="21"/>
-        </w:rPr>
-        <w:t xml:space="preserve"> y </w:t>
-      </w:r>
-      <w:r>
-        <w:rPr>
-          <w:rFonts w:ascii="Consolas" w:hAnsi="Consolas"/>
-          <w:sz w:val="21"/>
-        </w:rPr>
-        <w:t>D</w:t>
-      </w:r>
-      <w:r>
-        <w:rPr>
-          <w:b w:val="0"/>
-          <w:sz w:val="21"/>
-        </w:rPr>
-        <w:t xml:space="preserve"> ya no llegan a ningún pulsador, y </w:t>
-      </w:r>
-      <w:r>
-        <w:rPr>
-          <w:rFonts w:ascii="Consolas" w:hAnsi="Consolas"/>
-          <w:sz w:val="21"/>
-        </w:rPr>
-        <w:t>botonAceptar()</w:t>
-      </w:r>
-      <w:r>
-        <w:rPr>
-          <w:b w:val="0"/>
-          <w:sz w:val="21"/>
-        </w:rPr>
-        <w:t>/</w:t>
-      </w:r>
-      <w:r>
-        <w:rPr>
-          <w:rFonts w:ascii="Consolas" w:hAnsi="Consolas"/>
-          <w:sz w:val="21"/>
-        </w:rPr>
-        <w:t>botonCancelar()</w:t>
-      </w:r>
-    </w:p>
-    <w:p>
-      <w:pPr>
-        <w:spacing w:after="120"/>
-      </w:pPr>
-      <w:r>
-        <w:rPr>
-          <w:b w:val="0"/>
-          <w:sz w:val="21"/>
-        </w:rPr>
-        <w:t xml:space="preserve">devuelven </w:t>
-      </w:r>
-      <w:r>
-        <w:rPr>
-          <w:rFonts w:ascii="Consolas" w:hAnsi="Consolas"/>
-          <w:sz w:val="21"/>
-        </w:rPr>
-        <w:t>false</w:t>
-      </w:r>
-      <w:r>
-        <w:rPr>
-          <w:b w:val="0"/>
-          <w:sz w:val="21"/>
-        </w:rPr>
-        <w:t xml:space="preserve"> siempre. </w:t>
-      </w:r>
-      <w:r>
-        <w:rPr>
-          <w:b/>
-          <w:sz w:val="21"/>
-        </w:rPr>
-        <w:t>Si `C` seleccionara algo, el firmware cargado no es el vigente</w:t>
+        <w:t>, igual que el Botón 3~~ *(ya retirado el 31/08)*</w:t>
       </w:r>
     </w:p>
     <w:p>
@@ -16767,7 +18593,7 @@
           <w:b w:val="0"/>
           <w:sz w:val="21"/>
         </w:rPr>
-        <w:t xml:space="preserve">🆕 Accionar </w:t>
+        <w:t xml:space="preserve">~~Accionar </w:t>
       </w:r>
       <w:r>
         <w:rPr>
@@ -16823,13 +18649,8 @@
           <w:b w:val="0"/>
           <w:sz w:val="21"/>
         </w:rPr>
-        <w:t>;</w:t>
-      </w:r>
-    </w:p>
-    <w:p>
-      <w:pPr>
-        <w:spacing w:after="120"/>
-      </w:pPr>
+        <w:t xml:space="preserve">; </w:t>
+      </w:r>
       <w:r>
         <w:rPr>
           <w:rFonts w:ascii="Consolas" w:hAnsi="Consolas"/>
@@ -16856,47 +18677,7 @@
           <w:b w:val="0"/>
           <w:sz w:val="21"/>
         </w:rPr>
-        <w:t xml:space="preserve"> *(la ventana es </w:t>
-      </w:r>
-      <w:r>
-        <w:rPr>
-          <w:rFonts w:ascii="Consolas" w:hAnsi="Consolas"/>
-          <w:sz w:val="21"/>
-        </w:rPr>
-        <w:t>VENTANA_TRIPLE_MS = 12000</w:t>
-      </w:r>
-      <w:r>
-        <w:rPr>
-          <w:b w:val="0"/>
-          <w:sz w:val="21"/>
-        </w:rPr>
-        <w:t xml:space="preserve"> ms para las de tres pulsos y</w:t>
-      </w:r>
-    </w:p>
-    <w:p>
-      <w:pPr>
-        <w:spacing w:after="120"/>
-      </w:pPr>
-      <w:r>
-        <w:rPr>
-          <w:b w:val="0"/>
-          <w:sz w:val="21"/>
-        </w:rPr>
-        <w:t xml:space="preserve">18000 ms para la de cuatro — </w:t>
-      </w:r>
-      <w:r>
-        <w:rPr>
-          <w:rFonts w:ascii="Consolas" w:hAnsi="Consolas"/>
-          <w:sz w:val="21"/>
-        </w:rPr>
-        <w:t>mando.cpp:38-39</w:t>
-      </w:r>
-      <w:r>
-        <w:rPr>
-          <w:b w:val="0"/>
-          <w:sz w:val="21"/>
-        </w:rPr>
-        <w:t>)*</w:t>
+        <w:t>~~</w:t>
       </w:r>
     </w:p>
     <w:p>
@@ -16916,7 +18697,7 @@
           <w:b w:val="0"/>
           <w:sz w:val="21"/>
         </w:rPr>
-        <w:t xml:space="preserve">🆕 Los canales </w:t>
+        <w:t xml:space="preserve">~~Los canales </w:t>
       </w:r>
       <w:r>
         <w:rPr>
@@ -16958,7 +18739,7 @@
           <w:b w:val="0"/>
           <w:sz w:val="21"/>
         </w:rPr>
-        <w:t xml:space="preserve"> en ninguna de las dos puntas</w:t>
+        <w:t>~~</w:t>
       </w:r>
     </w:p>
     <w:p>
@@ -16978,7 +18759,7 @@
           <w:b w:val="0"/>
           <w:sz w:val="21"/>
         </w:rPr>
-        <w:t xml:space="preserve">El mando </w:t>
+        <w:t xml:space="preserve">~~El mando </w:t>
       </w:r>
       <w:r>
         <w:rPr>
@@ -16992,7 +18773,7 @@
           <w:b w:val="0"/>
           <w:sz w:val="21"/>
         </w:rPr>
-        <w:t xml:space="preserve"> genera pulsos espurios al energizar el gabinete</w:t>
+        <w:t xml:space="preserve"> genera pulsos espurios al energizar el gabinete~~</w:t>
       </w:r>
     </w:p>
     <w:p>
@@ -17003,19 +18784,195 @@
       </w:pPr>
       <w:r>
         <w:rPr>
-          <w:b/>
-          <w:color w:val="960000"/>
-          <w:sz w:val="20"/>
-        </w:rPr>
-        <w:t>El último punto no es paranoia.</w:t>
-      </w:r>
-      <w:r>
-        <w:rPr>
-          <w:b w:val="0"/>
-          <w:color w:val="960000"/>
-          <w:sz w:val="20"/>
-        </w:rPr>
-        <w:t xml:space="preserve"> Un pulso espurio al energizar, con el menú abierto, puede llevar el cursor a una opción que nadie pidió. El firmware ya lo acota —las secuencias se ignoran con el menú abierto— pero un mando que emite basura al arrancar es un mando defectuoso.</w:t>
+          <w:b w:val="0"/>
+          <w:color w:val="960000"/>
+          <w:sz w:val="20"/>
+        </w:rPr>
+        <w:t xml:space="preserve">✅ </w:t>
+      </w:r>
+      <w:r>
+        <w:rPr>
+          <w:b/>
+          <w:color w:val="960000"/>
+          <w:sz w:val="20"/>
+        </w:rPr>
+        <w:t>Lo único que sobrevive de esta lista, y no es una comprobación de mando sino de firmware:</w:t>
+      </w:r>
+      <w:r>
+        <w:rPr>
+          <w:b w:val="0"/>
+          <w:color w:val="960000"/>
+          <w:sz w:val="20"/>
+        </w:rPr>
+        <w:t xml:space="preserve"> los </w:t>
+      </w:r>
+      <w:r>
+        <w:rPr>
+          <w:b/>
+          <w:color w:val="960000"/>
+          <w:sz w:val="20"/>
+        </w:rPr>
+        <w:t>destellos rojos</w:t>
+      </w:r>
+      <w:r>
+        <w:rPr>
+          <w:b w:val="0"/>
+          <w:color w:val="960000"/>
+          <w:sz w:val="20"/>
+        </w:rPr>
+        <w:t xml:space="preserve"> siguen existiendo en el código y siguen siendo la forma en que el equipo acusa desde el suelo. Hoy </w:t>
+      </w:r>
+      <w:r>
+        <w:rPr>
+          <w:b/>
+          <w:color w:val="960000"/>
+          <w:sz w:val="20"/>
+        </w:rPr>
+        <w:t>no hay quién los dispare</w:t>
+      </w:r>
+      <w:r>
+        <w:rPr>
+          <w:b w:val="0"/>
+          <w:color w:val="960000"/>
+          <w:sz w:val="20"/>
+        </w:rPr>
+        <w:t xml:space="preserve">, pero el mecanismo está y </w:t>
+      </w:r>
+      <w:r>
+        <w:rPr>
+          <w:b/>
+          <w:color w:val="960000"/>
+          <w:sz w:val="20"/>
+        </w:rPr>
+        <w:t>no se retira</w:t>
+      </w:r>
+      <w:r>
+        <w:rPr>
+          <w:b w:val="0"/>
+          <w:color w:val="960000"/>
+          <w:sz w:val="20"/>
+        </w:rPr>
+        <w:t xml:space="preserve">: es el mismo </w:t>
+      </w:r>
+      <w:r>
+        <w:rPr>
+          <w:rFonts w:ascii="Consolas" w:hAnsi="Consolas"/>
+          <w:color w:val="960000"/>
+          <w:sz w:val="20"/>
+        </w:rPr>
+        <w:t>mando.cpp</w:t>
+      </w:r>
+      <w:r>
+        <w:rPr>
+          <w:b w:val="0"/>
+          <w:color w:val="960000"/>
+          <w:sz w:val="20"/>
+        </w:rPr>
+        <w:t xml:space="preserve"> cuyo veto sostiene SFTY-21. Si algún día vuelve una vía de mando local, la confirmación ya está construida y medida. 🔴 </w:t>
+      </w:r>
+      <w:r>
+        <w:rPr>
+          <w:b/>
+          <w:color w:val="960000"/>
+          <w:sz w:val="20"/>
+        </w:rPr>
+        <w:t>Y lo que ya no se puede escribir aquí:</w:t>
+      </w:r>
+      <w:r>
+        <w:rPr>
+          <w:b w:val="0"/>
+          <w:color w:val="960000"/>
+          <w:sz w:val="20"/>
+        </w:rPr>
+        <w:t xml:space="preserve"> *«el mando no genera pulsos espurios al energizar»*. </w:t>
+      </w:r>
+      <w:r>
+        <w:rPr>
+          <w:b/>
+          <w:color w:val="960000"/>
+          <w:sz w:val="20"/>
+        </w:rPr>
+        <w:t>No hay mando, así que no hay nada que lo genere</w:t>
+      </w:r>
+      <w:r>
+        <w:rPr>
+          <w:b w:val="0"/>
+          <w:color w:val="960000"/>
+          <w:sz w:val="20"/>
+        </w:rPr>
+        <w:t xml:space="preserve"> — pero </w:t>
+      </w:r>
+      <w:r>
+        <w:rPr>
+          <w:rFonts w:ascii="Consolas" w:hAnsi="Consolas"/>
+          <w:color w:val="960000"/>
+          <w:sz w:val="20"/>
+        </w:rPr>
+        <w:t>p5</w:t>
+      </w:r>
+      <w:r>
+        <w:rPr>
+          <w:b w:val="0"/>
+          <w:color w:val="960000"/>
+          <w:sz w:val="20"/>
+        </w:rPr>
+        <w:t xml:space="preserve"> y </w:t>
+      </w:r>
+      <w:r>
+        <w:rPr>
+          <w:rFonts w:ascii="Consolas" w:hAnsi="Consolas"/>
+          <w:color w:val="960000"/>
+          <w:sz w:val="20"/>
+        </w:rPr>
+        <w:t>p8</w:t>
+      </w:r>
+      <w:r>
+        <w:rPr>
+          <w:b w:val="0"/>
+          <w:color w:val="960000"/>
+          <w:sz w:val="20"/>
+        </w:rPr>
+        <w:t xml:space="preserve"> quedan como </w:t>
+      </w:r>
+      <w:r>
+        <w:rPr>
+          <w:b/>
+          <w:color w:val="960000"/>
+          <w:sz w:val="20"/>
+        </w:rPr>
+        <w:t>entradas desnudas al pin del micro</w:t>
+      </w:r>
+      <w:r>
+        <w:rPr>
+          <w:b w:val="0"/>
+          <w:color w:val="960000"/>
+          <w:sz w:val="20"/>
+        </w:rPr>
+        <w:t xml:space="preserve"> (N-120, §11) con su reposo fijado a </w:t>
+      </w:r>
+      <w:r>
+        <w:rPr>
+          <w:rFonts w:ascii="Consolas" w:hAnsi="Consolas"/>
+          <w:color w:val="960000"/>
+          <w:sz w:val="20"/>
+        </w:rPr>
+        <w:t>0 V</w:t>
+      </w:r>
+      <w:r>
+        <w:rPr>
+          <w:b w:val="0"/>
+          <w:color w:val="960000"/>
+          <w:sz w:val="20"/>
+        </w:rPr>
+        <w:t xml:space="preserve"> por los 10 kΩ. </w:t>
+      </w:r>
+      <w:r>
+        <w:rPr>
+          <w:b/>
+          <w:color w:val="960000"/>
+          <w:sz w:val="20"/>
+        </w:rPr>
+        <w:t>Dejarlas sin cablear es lo que las mantiene calladas.</w:t>
       </w:r>
     </w:p>
     <w:p>
@@ -18355,7 +20312,7 @@
           <w:color w:val="960000"/>
           <w:sz w:val="20"/>
         </w:rPr>
-        <w:t xml:space="preserve"> 🔴 </w:t>
+        <w:t xml:space="preserve"> 🔴 ~~</w:t>
       </w:r>
       <w:r>
         <w:rPr>
@@ -18467,7 +20424,119 @@
           <w:color w:val="960000"/>
           <w:sz w:val="20"/>
         </w:rPr>
-        <w:t>: el fuente ya lee los cuatro pines igual (</w:t>
+        <w:t xml:space="preserve">. </w:t>
+      </w:r>
+      <w:r>
+        <w:rPr>
+          <w:b/>
+          <w:color w:val="960000"/>
+          <w:sz w:val="20"/>
+        </w:rPr>
+        <w:t>El mando SE CONSERVA, va cableado y hoy no se usa.</w:t>
+      </w:r>
+      <w:r>
+        <w:rPr>
+          <w:b w:val="0"/>
+          <w:color w:val="960000"/>
+          <w:sz w:val="20"/>
+        </w:rPr>
+        <w:t xml:space="preserve">~~ 🛑 </w:t>
+      </w:r>
+      <w:r>
+        <w:rPr>
+          <w:b/>
+          <w:color w:val="960000"/>
+          <w:sz w:val="20"/>
+        </w:rPr>
+        <w:t>TACHADO EL 05/09 CON SU MOTIVO, Y ES LA FRASE MÁS EQUIVOCADA QUE TENÍA ESTE DOCUMENTO: decía «cobre, no firmware» EN LA MISMA FRASE en que reconocía que el fuente ya estaba corregido.</w:t>
+      </w:r>
+      <w:r>
+        <w:rPr>
+          <w:b w:val="0"/>
+          <w:color w:val="960000"/>
+          <w:sz w:val="20"/>
+        </w:rPr>
+        <w:t xml:space="preserve"> Las dos mitades no podían ser ciertas a la vez, y la falsa es la primera. Se corrige por los dos lados: 1. </w:t>
+      </w:r>
+      <w:r>
+        <w:rPr>
+          <w:b/>
+          <w:color w:val="960000"/>
+          <w:sz w:val="20"/>
+        </w:rPr>
+        <w:t>NO era cobre.</w:t>
+      </w:r>
+      <w:r>
+        <w:rPr>
+          <w:b w:val="0"/>
+          <w:color w:val="960000"/>
+          <w:sz w:val="20"/>
+        </w:rPr>
+        <w:t xml:space="preserve"> El propio paso 20 midió los cuatro pines: </w:t>
+      </w:r>
+      <w:r>
+        <w:rPr>
+          <w:rFonts w:ascii="Consolas" w:hAnsi="Consolas"/>
+          <w:color w:val="960000"/>
+          <w:sz w:val="20"/>
+        </w:rPr>
+        <w:t>9,92</w:t>
+      </w:r>
+      <w:r>
+        <w:rPr>
+          <w:b w:val="0"/>
+          <w:color w:val="960000"/>
+          <w:sz w:val="20"/>
+        </w:rPr>
+        <w:t>–</w:t>
+      </w:r>
+      <w:r>
+        <w:rPr>
+          <w:rFonts w:ascii="Consolas" w:hAnsi="Consolas"/>
+          <w:color w:val="960000"/>
+          <w:sz w:val="20"/>
+        </w:rPr>
+        <w:t>9,94 kΩ</w:t>
+      </w:r>
+      <w:r>
+        <w:rPr>
+          <w:b w:val="0"/>
+          <w:color w:val="960000"/>
+          <w:sz w:val="20"/>
+        </w:rPr>
+        <w:t xml:space="preserve"> en los cuatro, y </w:t>
+      </w:r>
+      <w:r>
+        <w:rPr>
+          <w:b/>
+          <w:color w:val="960000"/>
+          <w:sz w:val="20"/>
+        </w:rPr>
+        <w:t>`0,6 V` sólo en los dos que llevaban `INPUT_PULLUP`</w:t>
+      </w:r>
+      <w:r>
+        <w:rPr>
+          <w:b w:val="0"/>
+          <w:color w:val="960000"/>
+          <w:sz w:val="20"/>
+        </w:rPr>
+        <w:t xml:space="preserve"> (p5, p8) contra </w:t>
+      </w:r>
+      <w:r>
+        <w:rPr>
+          <w:b/>
+          <w:color w:val="960000"/>
+          <w:sz w:val="20"/>
+        </w:rPr>
+        <w:t>`0 V`</w:t>
+      </w:r>
+      <w:r>
+        <w:rPr>
+          <w:b w:val="0"/>
+          <w:color w:val="960000"/>
+          <w:sz w:val="20"/>
+        </w:rPr>
+        <w:t xml:space="preserve"> en los dos que ya iban en </w:t>
       </w:r>
       <w:r>
         <w:rPr>
@@ -18483,23 +20552,119 @@
           <w:color w:val="960000"/>
           <w:sz w:val="20"/>
         </w:rPr>
-        <w:t xml:space="preserve"> pelado, activo en ALTO). </w:t>
-      </w:r>
-      <w:r>
-        <w:rPr>
-          <w:b/>
-          <w:color w:val="960000"/>
-          <w:sz w:val="20"/>
-        </w:rPr>
-        <w:t>El mando SE CONSERVA, va cableado y hoy no se usa; su código no se toca.</w:t>
-      </w:r>
-      <w:r>
-        <w:rPr>
-          <w:b w:val="0"/>
-          <w:color w:val="960000"/>
-          <w:sz w:val="20"/>
-        </w:rPr>
-        <w:t xml:space="preserve"> ~~*(La salida de alarma de la AcuSense es configurable NO/NC, así que se elige qué estado significa demanda sin tocar placa ni firmware.)*~~ 🔴 </w:t>
+        <w:t xml:space="preserve"> pelado (p10, p12). </w:t>
+      </w:r>
+      <w:r>
+        <w:rPr>
+          <w:b/>
+          <w:color w:val="960000"/>
+          <w:sz w:val="20"/>
+        </w:rPr>
+        <w:t>Mismo cobre, distinto `pinMode`, distinta tensión.</w:t>
+      </w:r>
+      <w:r>
+        <w:rPr>
+          <w:b w:val="0"/>
+          <w:color w:val="960000"/>
+          <w:sz w:val="20"/>
+        </w:rPr>
+        <w:t xml:space="preserve"> El dato estaba en la misma tabla de arriba y nadie lo cruzó. Detalle en el bloque </w:t>
+      </w:r>
+      <w:r>
+        <w:rPr>
+          <w:rFonts w:ascii="Consolas" w:hAnsi="Consolas"/>
+          <w:color w:val="960000"/>
+          <w:sz w:val="20"/>
+        </w:rPr>
+        <w:t>N-118</w:t>
+      </w:r>
+      <w:r>
+        <w:rPr>
+          <w:b w:val="0"/>
+          <w:color w:val="960000"/>
+          <w:sz w:val="20"/>
+        </w:rPr>
+        <w:t xml:space="preserve">. 2. </w:t>
+      </w:r>
+      <w:r>
+        <w:rPr>
+          <w:b/>
+          <w:color w:val="960000"/>
+          <w:sz w:val="20"/>
+        </w:rPr>
+        <w:t>Y `M3` nunca podía «levantarlo», porque desde el 05/09 no hay sujeto:</w:t>
+      </w:r>
+      <w:r>
+        <w:rPr>
+          <w:b w:val="0"/>
+          <w:color w:val="960000"/>
+          <w:sz w:val="20"/>
+        </w:rPr>
+        <w:t xml:space="preserve"> </w:t>
+      </w:r>
+      <w:r>
+        <w:rPr>
+          <w:rFonts w:ascii="Consolas" w:hAnsi="Consolas"/>
+          <w:color w:val="960000"/>
+          <w:sz w:val="20"/>
+        </w:rPr>
+        <w:t>D-1</w:t>
+      </w:r>
+      <w:r>
+        <w:rPr>
+          <w:b w:val="0"/>
+          <w:color w:val="960000"/>
+          <w:sz w:val="20"/>
+        </w:rPr>
+        <w:t xml:space="preserve"> retiró el mando del equipo. </w:t>
+      </w:r>
+      <w:r>
+        <w:rPr>
+          <w:b/>
+          <w:color w:val="960000"/>
+          <w:sz w:val="20"/>
+        </w:rPr>
+        <w:t>`p5` y `p8` quedan libres y sin cablear.</w:t>
+      </w:r>
+      <w:r>
+        <w:rPr>
+          <w:b w:val="0"/>
+          <w:color w:val="960000"/>
+          <w:sz w:val="20"/>
+        </w:rPr>
+        <w:t xml:space="preserve"> 🛑 </w:t>
+      </w:r>
+      <w:r>
+        <w:rPr>
+          <w:b/>
+          <w:color w:val="960000"/>
+          <w:sz w:val="20"/>
+        </w:rPr>
+        <w:t>Lo que SÍ se conserva de esa frase, y es lo único que importaba de ella: el CÓDIGO del mando no se toca.</w:t>
+      </w:r>
+      <w:r>
+        <w:rPr>
+          <w:b w:val="0"/>
+          <w:color w:val="960000"/>
+          <w:sz w:val="20"/>
+        </w:rPr>
+        <w:t xml:space="preserve"> Ver </w:t>
+      </w:r>
+      <w:r>
+        <w:rPr>
+          <w:b/>
+          <w:color w:val="960000"/>
+          <w:sz w:val="20"/>
+        </w:rPr>
+        <w:t>§6</w:t>
+      </w:r>
+      <w:r>
+        <w:rPr>
+          <w:b w:val="0"/>
+          <w:color w:val="960000"/>
+          <w:sz w:val="20"/>
+        </w:rPr>
+        <w:t xml:space="preserve">. ~~*(La salida de alarma de la AcuSense es configurable NO/NC, así que se elige qué estado significa demanda sin tocar placa ni firmware.)*~~ 🔴 </w:t>
       </w:r>
       <w:r>
         <w:rPr>
@@ -25636,15 +27801,15 @@
           <w:color w:val="960000"/>
           <w:sz w:val="20"/>
         </w:rPr>
-        <w:t>04/09 (N-118) — y el gesto nuevo ya no tiene ese extremo.</w:t>
-      </w:r>
-      <w:r>
-        <w:rPr>
-          <w:b w:val="0"/>
-          <w:color w:val="960000"/>
-          <w:sz w:val="20"/>
-        </w:rPr>
-        <w:t xml:space="preserve"> Con el firmware corregido el pulso se da </w:t>
+        <w:t>04/09 (N-118) — y el gesto nuevo ya no tenía ese extremo.</w:t>
+      </w:r>
+      <w:r>
+        <w:rPr>
+          <w:b w:val="0"/>
+          <w:color w:val="960000"/>
+          <w:sz w:val="20"/>
+        </w:rPr>
+        <w:t xml:space="preserve"> Con el firmware corregido el pulso se daba </w:t>
       </w:r>
       <w:r>
         <w:rPr>
@@ -25684,31 +27849,111 @@
           <w:color w:val="960000"/>
           <w:sz w:val="20"/>
         </w:rPr>
-        <w:t>ninguna de las dos puntas del cable va a masa</w:t>
-      </w:r>
-      <w:r>
-        <w:rPr>
-          <w:b w:val="0"/>
-          <w:color w:val="960000"/>
-          <w:sz w:val="20"/>
-        </w:rPr>
-        <w:t xml:space="preserve">, así que el escenario de arriba —un puente corrido una posición desde p2— </w:t>
-      </w:r>
-      <w:r>
-        <w:rPr>
-          <w:b/>
-          <w:color w:val="960000"/>
-          <w:sz w:val="20"/>
-        </w:rPr>
-        <w:t>deja de ser posible con la instrucción vigente</w:t>
-      </w:r>
-      <w:r>
-        <w:rPr>
-          <w:b w:val="0"/>
-          <w:color w:val="960000"/>
-          <w:sz w:val="20"/>
-        </w:rPr>
-        <w:t xml:space="preserve">. No es una autorización para reintentarlo: la tarjeta Maestro sigue con el corto de N-116 y </w:t>
+        <w:t>ninguna de las dos puntas del cable iba a masa</w:t>
+      </w:r>
+      <w:r>
+        <w:rPr>
+          <w:b w:val="0"/>
+          <w:color w:val="960000"/>
+          <w:sz w:val="20"/>
+        </w:rPr>
+        <w:t xml:space="preserve">, así que el escenario de arriba —un puente corrido una posición desde p2— dejaba de ser posible con la instrucción vigente. ⛔ </w:t>
+      </w:r>
+      <w:r>
+        <w:rPr>
+          <w:b/>
+          <w:color w:val="960000"/>
+          <w:sz w:val="20"/>
+        </w:rPr>
+        <w:t>05/09 — Y AHORA NO HAY NINGÚN GESTO, QUE ES MEJOR TODAVÍA PARA ESTA HIPÓTESIS.</w:t>
+      </w:r>
+      <w:r>
+        <w:rPr>
+          <w:b w:val="0"/>
+          <w:color w:val="960000"/>
+          <w:sz w:val="20"/>
+        </w:rPr>
+        <w:t xml:space="preserve"> </w:t>
+      </w:r>
+      <w:r>
+        <w:rPr>
+          <w:rFonts w:ascii="Consolas" w:hAnsi="Consolas"/>
+          <w:color w:val="960000"/>
+          <w:sz w:val="20"/>
+        </w:rPr>
+        <w:t>D-1</w:t>
+      </w:r>
+      <w:r>
+        <w:rPr>
+          <w:b w:val="0"/>
+          <w:color w:val="960000"/>
+          <w:sz w:val="20"/>
+        </w:rPr>
+        <w:t xml:space="preserve"> retiró el mando: </w:t>
+      </w:r>
+      <w:r>
+        <w:rPr>
+          <w:b/>
+          <w:color w:val="960000"/>
+          <w:sz w:val="20"/>
+        </w:rPr>
+        <w:t>`J16` p5 y p8 quedan libres y nadie tiene motivo para acercarles un cable.</w:t>
+      </w:r>
+      <w:r>
+        <w:rPr>
+          <w:b w:val="0"/>
+          <w:color w:val="960000"/>
+          <w:sz w:val="20"/>
+        </w:rPr>
+        <w:t xml:space="preserve"> El paso 29 </w:t>
+      </w:r>
+      <w:r>
+        <w:rPr>
+          <w:b/>
+          <w:color w:val="960000"/>
+          <w:sz w:val="20"/>
+        </w:rPr>
+        <w:t>no se repite</w:t>
+      </w:r>
+      <w:r>
+        <w:rPr>
+          <w:b w:val="0"/>
+          <w:color w:val="960000"/>
+          <w:sz w:val="20"/>
+        </w:rPr>
+        <w:t xml:space="preserve">. Eso no despeja la hipótesis de este apartado —sigue siendo el candidato de por qué se calentó la Maestro aquel día, y el peldaño (a) sigue siendo la forma de confirmarla o descartarla sin desoldar—, pero </w:t>
+      </w:r>
+      <w:r>
+        <w:rPr>
+          <w:b/>
+          <w:color w:val="960000"/>
+          <w:sz w:val="20"/>
+        </w:rPr>
+        <w:t>sí garantiza que no se vuelve a provocar</w:t>
+      </w:r>
+      <w:r>
+        <w:rPr>
+          <w:b w:val="0"/>
+          <w:color w:val="960000"/>
+          <w:sz w:val="20"/>
+        </w:rPr>
+        <w:t xml:space="preserve">. 🛑 </w:t>
+      </w:r>
+      <w:r>
+        <w:rPr>
+          <w:b/>
+          <w:color w:val="960000"/>
+          <w:sz w:val="20"/>
+        </w:rPr>
+        <w:t>Y no es una autorización para reenergizar nada:</w:t>
+      </w:r>
+      <w:r>
+        <w:rPr>
+          <w:b w:val="0"/>
+          <w:color w:val="960000"/>
+          <w:sz w:val="20"/>
+        </w:rPr>
+        <w:t xml:space="preserve"> la tarjeta Maestro sigue con el corto de N-116 y </w:t>
       </w:r>
       <w:r>
         <w:rPr>
@@ -25724,7 +27969,7 @@
           <w:color w:val="960000"/>
           <w:sz w:val="20"/>
         </w:rPr>
-        <w:t>. Es un dato para cuando haya tarjeta sana con la que ejercerlo, y la razón de que la instrucción vieja no se conserve «por si acaso».</w:t>
+        <w:t>.</w:t>
       </w:r>
     </w:p>
     <w:p>

--- a/05_Funcional/2_Manual_Hardware_y_Pruebas.docx
+++ b/05_Funcional/2_Manual_Hardware_y_Pruebas.docx
@@ -4916,15 +4916,269 @@
           <w:color w:val="960000"/>
           <w:sz w:val="20"/>
         </w:rPr>
-        <w:t xml:space="preserve"> se parte: dos pulsadores y dos cámaras ``</w:t>
-      </w:r>
-      <w:r>
-        <w:rPr>
-          <w:rFonts w:ascii="Consolas" w:hAnsi="Consolas"/>
-          <w:color w:val="960000"/>
-          <w:sz w:val="20"/>
-        </w:rPr>
-        <w:t xml:space="preserve">text J16 p5    PB9    BOTON1 / mando A    INPUT pelado,  activo en ALTO   &lt;- SE QUEDA J16 p8    PB13   BOTON2 / mando B    INPUT pelado,  activo en ALTO   &lt;- SE QUEDA J16 p10   PB14   CAM_C_PIN           INPUT pelado,  activo en ALTO   &lt;- ERA "Aceptar" J16 p12   PB15   CAM_D_PIN           INPUT pelado,  activo en ALTO   &lt;- ERA "Cancelar" </w:t>
+        <w:t xml:space="preserve"> se parte: ~~dos pulsadores y dos cámaras~~ → </w:t>
+      </w:r>
+      <w:r>
+        <w:rPr>
+          <w:b/>
+          <w:color w:val="960000"/>
+          <w:sz w:val="20"/>
+        </w:rPr>
+        <w:t>DOS PINES LIBRES Y DOS CÁMARAS</w:t>
+      </w:r>
+      <w:r>
+        <w:rPr>
+          <w:b w:val="0"/>
+          <w:color w:val="960000"/>
+          <w:sz w:val="20"/>
+        </w:rPr>
+        <w:t xml:space="preserve"> ``</w:t>
+      </w:r>
+      <w:r>
+        <w:rPr>
+          <w:rFonts w:ascii="Consolas" w:hAnsi="Consolas"/>
+          <w:color w:val="960000"/>
+          <w:sz w:val="20"/>
+        </w:rPr>
+        <w:t xml:space="preserve">text J16 p5    PB9    BOTON1 / mando A    INPUT pelado,  activo en ALTO   &lt;- LIBRE, sin cablear J16 p8    PB13   BOTON2 / mando B    INPUT pelado,  activo en ALTO   &lt;- LIBRE, sin cablear J16 p10   PB14   CAM_C_PIN           INPUT pelado,  activo en ALTO   &lt;- CAMARA (era "Aceptar") J16 p12   PB15   CAM_D_PIN           INPUT pelado,  activo en ALTO   &lt;- CAMARA (era "Cancelar") </w:t>
+      </w:r>
+      <w:r>
+        <w:rPr>
+          <w:rFonts w:ascii="Consolas" w:hAnsi="Consolas"/>
+          <w:color w:val="960000"/>
+          <w:sz w:val="20"/>
+        </w:rPr>
+      </w:r>
+      <w:r>
+        <w:rPr>
+          <w:rFonts w:ascii="Consolas" w:hAnsi="Consolas"/>
+          <w:color w:val="960000"/>
+          <w:sz w:val="20"/>
+        </w:rPr>
+        <w:t xml:space="preserve"> &gt; 🔴 **05/09 — AQUÍ PONÍA </w:t>
+      </w:r>
+      <w:r>
+        <w:rPr>
+          <w:b w:val="0"/>
+          <w:color w:val="960000"/>
+          <w:sz w:val="20"/>
+        </w:rPr>
+        <w:t>&lt;- SE QUEDA</w:t>
+      </w:r>
+      <w:r>
+        <w:rPr>
+          <w:rFonts w:ascii="Consolas" w:hAnsi="Consolas"/>
+          <w:color w:val="960000"/>
+          <w:sz w:val="20"/>
+        </w:rPr>
+        <w:t xml:space="preserve"> EN LAS DOS PRIMERAS FILAS Y CONTRADECÍA A LA TABLA DE &gt; BORNERAS DE ESTE MISMO MANUAL (§3), QUE YA DICE «⛔ nada. No se cablea».** Un manual que se &gt; desmiente a sí mismo a 330 líneas de distancia manda al instalador a hacer lo que lea primero. &gt; **Manda </w:t>
+      </w:r>
+      <w:r>
+        <w:rPr>
+          <w:b w:val="0"/>
+          <w:color w:val="960000"/>
+          <w:sz w:val="20"/>
+        </w:rPr>
+        <w:t>D-1</w:t>
+      </w:r>
+      <w:r>
+        <w:rPr>
+          <w:rFonts w:ascii="Consolas" w:hAnsi="Consolas"/>
+          <w:color w:val="960000"/>
+          <w:sz w:val="20"/>
+        </w:rPr>
+        <w:t xml:space="preserve">: el hardware del mando se retiró (confirmado el 05/09) y su CÓDIGO se queda.** &gt; &gt; ⚠️ **Y «libre» no es «muerto», que es la parte que un resumen se come.** El firmware **sigue &gt; leyendo </w:t>
+      </w:r>
+      <w:r>
+        <w:rPr>
+          <w:b w:val="0"/>
+          <w:color w:val="960000"/>
+          <w:sz w:val="20"/>
+        </w:rPr>
+        <w:t>p5</w:t>
+      </w:r>
+      <w:r>
+        <w:rPr>
+          <w:rFonts w:ascii="Consolas" w:hAnsi="Consolas"/>
+          <w:color w:val="960000"/>
+          <w:sz w:val="20"/>
+        </w:rPr>
+        <w:t xml:space="preserve"> y </w:t>
+      </w:r>
+      <w:r>
+        <w:rPr>
+          <w:b w:val="0"/>
+          <w:color w:val="960000"/>
+          <w:sz w:val="20"/>
+        </w:rPr>
+        <w:t>p8</w:t>
+      </w:r>
+      <w:r>
+        <w:rPr>
+          <w:rFonts w:ascii="Consolas" w:hAnsi="Consolas"/>
+          <w:color w:val="960000"/>
+          <w:sz w:val="20"/>
+        </w:rPr>
+        <w:t xml:space="preserve">**: </w:t>
+      </w:r>
+      <w:r>
+        <w:rPr>
+          <w:b w:val="0"/>
+          <w:color w:val="960000"/>
+          <w:sz w:val="20"/>
+        </w:rPr>
+        <w:t>BOTON1</w:t>
+      </w:r>
+      <w:r>
+        <w:rPr>
+          <w:rFonts w:ascii="Consolas" w:hAnsi="Consolas"/>
+          <w:color w:val="960000"/>
+          <w:sz w:val="20"/>
+        </w:rPr>
+        <w:t>/</w:t>
+      </w:r>
+      <w:r>
+        <w:rPr>
+          <w:b w:val="0"/>
+          <w:color w:val="960000"/>
+          <w:sz w:val="20"/>
+        </w:rPr>
+        <w:t>BOTON2</w:t>
+      </w:r>
+      <w:r>
+        <w:rPr>
+          <w:rFonts w:ascii="Consolas" w:hAnsi="Consolas"/>
+          <w:color w:val="960000"/>
+          <w:sz w:val="20"/>
+        </w:rPr>
+        <w:t xml:space="preserve"> alimentan </w:t>
+      </w:r>
+      <w:r>
+        <w:rPr>
+          <w:b w:val="0"/>
+          <w:color w:val="960000"/>
+          <w:sz w:val="20"/>
+        </w:rPr>
+        <w:t>botonArriba()</w:t>
+      </w:r>
+      <w:r>
+        <w:rPr>
+          <w:rFonts w:ascii="Consolas" w:hAnsi="Consolas"/>
+          <w:color w:val="960000"/>
+          <w:sz w:val="20"/>
+        </w:rPr>
+        <w:t>/</w:t>
+      </w:r>
+      <w:r>
+        <w:rPr>
+          <w:b w:val="0"/>
+          <w:color w:val="960000"/>
+          <w:sz w:val="20"/>
+        </w:rPr>
+        <w:t>botonAbajo()</w:t>
+      </w:r>
+      <w:r>
+        <w:rPr>
+          <w:rFonts w:ascii="Consolas" w:hAnsi="Consolas"/>
+          <w:color w:val="960000"/>
+          <w:sz w:val="20"/>
+        </w:rPr>
+        <w:t xml:space="preserve">, que **no** &gt; son </w:t>
+      </w:r>
+      <w:r>
+        <w:rPr>
+          <w:b w:val="0"/>
+          <w:color w:val="960000"/>
+          <w:sz w:val="20"/>
+        </w:rPr>
+        <w:t>return false;</w:t>
+      </w:r>
+      <w:r>
+        <w:rPr>
+          <w:rFonts w:ascii="Consolas" w:hAnsi="Consolas"/>
+          <w:color w:val="960000"/>
+          <w:sz w:val="20"/>
+        </w:rPr>
+        <w:t xml:space="preserve"> —a diferencia de </w:t>
+      </w:r>
+      <w:r>
+        <w:rPr>
+          <w:b w:val="0"/>
+          <w:color w:val="960000"/>
+          <w:sz w:val="20"/>
+        </w:rPr>
+        <w:t>botonAceptar()</w:t>
+      </w:r>
+      <w:r>
+        <w:rPr>
+          <w:rFonts w:ascii="Consolas" w:hAnsi="Consolas"/>
+          <w:color w:val="960000"/>
+          <w:sz w:val="20"/>
+        </w:rPr>
+        <w:t>/</w:t>
+      </w:r>
+      <w:r>
+        <w:rPr>
+          <w:b w:val="0"/>
+          <w:color w:val="960000"/>
+          <w:sz w:val="20"/>
+        </w:rPr>
+        <w:t>botonCancelar()</w:t>
+      </w:r>
+      <w:r>
+        <w:rPr>
+          <w:rFonts w:ascii="Consolas" w:hAnsi="Consolas"/>
+          <w:color w:val="960000"/>
+          <w:sz w:val="20"/>
+        </w:rPr>
+        <w:t xml:space="preserve">, que sí lo son— y &gt; tienen llamadores vivos en </w:t>
+      </w:r>
+      <w:r>
+        <w:rPr>
+          <w:b w:val="0"/>
+          <w:color w:val="960000"/>
+          <w:sz w:val="20"/>
+        </w:rPr>
+        <w:t>menu.cpp</w:t>
+      </w:r>
+      <w:r>
+        <w:rPr>
+          <w:rFonts w:ascii="Consolas" w:hAnsi="Consolas"/>
+          <w:color w:val="960000"/>
+          <w:sz w:val="20"/>
+        </w:rPr>
+        <w:t xml:space="preserve"> y </w:t>
+      </w:r>
+      <w:r>
+        <w:rPr>
+          <w:b w:val="0"/>
+          <w:color w:val="960000"/>
+          <w:sz w:val="20"/>
+        </w:rPr>
+        <w:t>modo_hora.cpp</w:t>
+      </w:r>
+      <w:r>
+        <w:rPr>
+          <w:rFonts w:ascii="Consolas" w:hAnsi="Consolas"/>
+          <w:color w:val="960000"/>
+          <w:sz w:val="20"/>
+        </w:rPr>
+        <w:t xml:space="preserve"> de las dos puntas. **Lo que se cierre &gt; ahí contra los 3,3 V entra al firmware y compone secuencias de mando.** Por eso quedan **sin &gt; cablear**, no «disponibles». &gt; &gt; </w:t>
+      </w:r>
+      <w:r>
+        <w:rPr>
+          <w:rFonts w:ascii="Consolas" w:hAnsi="Consolas"/>
+          <w:color w:val="960000"/>
+          <w:sz w:val="20"/>
+        </w:rPr>
+      </w:r>
+      <w:r>
+        <w:rPr>
+          <w:rFonts w:ascii="Consolas" w:hAnsi="Consolas"/>
+          <w:color w:val="960000"/>
+          <w:sz w:val="20"/>
+        </w:rPr>
+        <w:t xml:space="preserve"> &gt; grep -n "bool botonAceptar\|bool botonCancelar\|bool botonArriba\|bool botonAbajo" Maestro/src/botones.cpp Esclavo/src/botones.cpp &gt; grep -rn "botonArriba\|botonAbajo" Maestro/src Esclavo/src &gt; </w:t>
       </w:r>
       <w:r>
         <w:rPr>

--- a/05_Funcional/2_Manual_Hardware_y_Pruebas.docx
+++ b/05_Funcional/2_Manual_Hardware_y_Pruebas.docx
@@ -15588,11 +15588,731 @@
           <w:color w:val="960000"/>
           <w:sz w:val="20"/>
         </w:rPr>
-        <w:t xml:space="preserve"> Ver el bloque del 01/09, más abajo, que es donde está el procedimiento que sí se puede ejecutar hoy. Lo que </w:t>
-      </w:r>
-      <w:r>
-        <w:rPr>
-          <w:b w:val="0"/>
+        <w:t xml:space="preserve"> Ver el bloque del 01/09, más abajo, que es donde está el procedimiento que sí se puede ejecutar hoy. # 🔴 07/09/2026 — TODO EL DIAGNÓSTICO DE RELOJ QUE SIGUE ESTÁ DEROGADO. NO LO EJECUTE. </w:t>
+      </w:r>
+      <w:r>
+        <w:rPr>
+          <w:rFonts w:ascii="Consolas" w:hAnsi="Consolas"/>
+          <w:color w:val="960000"/>
+          <w:sz w:val="20"/>
+        </w:rPr>
+        <w:t>DECISIONES.md</w:t>
+      </w:r>
+      <w:r>
+        <w:rPr>
+          <w:b w:val="0"/>
+          <w:color w:val="960000"/>
+          <w:sz w:val="20"/>
+        </w:rPr>
+        <w:t xml:space="preserve"> </w:t>
+      </w:r>
+      <w:r>
+        <w:rPr>
+          <w:rFonts w:ascii="Consolas" w:hAnsi="Consolas"/>
+          <w:color w:val="960000"/>
+          <w:sz w:val="20"/>
+        </w:rPr>
+        <w:t>D-9</w:t>
+      </w:r>
+      <w:r>
+        <w:rPr>
+          <w:b w:val="0"/>
+          <w:color w:val="960000"/>
+          <w:sz w:val="20"/>
+        </w:rPr>
+        <w:t xml:space="preserve"> y </w:t>
+      </w:r>
+      <w:r>
+        <w:rPr>
+          <w:rFonts w:ascii="Consolas" w:hAnsi="Consolas"/>
+          <w:color w:val="960000"/>
+          <w:sz w:val="20"/>
+        </w:rPr>
+        <w:t>D-15</w:t>
+      </w:r>
+      <w:r>
+        <w:rPr>
+          <w:b w:val="0"/>
+          <w:color w:val="960000"/>
+          <w:sz w:val="20"/>
+        </w:rPr>
+        <w:t>, y el fuente. Se conserva tachado con su motivo, no se borra — pero si usted ha abierto este manual para diagnosticar un reloj, LEA ESTE RECUADRO Y NADA MÁS DE ESTE APARTADO.</w:t>
+      </w:r>
+      <w:r>
+        <w:rPr>
+          <w:b/>
+          <w:color w:val="960000"/>
+          <w:sz w:val="20"/>
+        </w:rPr>
+        <w:t xml:space="preserve"> | lo que este apartado manda hacer | lo que pasa hoy en la tarjeta | |---|---| | mandar `CMD:PIN:1234:SET_RTC:…` </w:t>
+      </w:r>
+      <w:r>
+        <w:rPr>
+          <w:b w:val="0"/>
+          <w:color w:val="960000"/>
+          <w:sz w:val="20"/>
+        </w:rPr>
+        <w:t>al STM32</w:t>
+      </w:r>
+      <w:r>
+        <w:rPr>
+          <w:b/>
+          <w:color w:val="960000"/>
+          <w:sz w:val="20"/>
+        </w:rPr>
+        <w:t xml:space="preserve"> y esperar una de cuatro respuestas | </w:t>
+      </w:r>
+      <w:r>
+        <w:rPr>
+          <w:b w:val="0"/>
+          <w:color w:val="960000"/>
+          <w:sz w:val="20"/>
+        </w:rPr>
+        <w:t xml:space="preserve">El STM32 no contesta a </w:t>
+      </w:r>
+      <w:r>
+        <w:rPr>
+          <w:rFonts w:ascii="Consolas" w:hAnsi="Consolas"/>
+          <w:color w:val="960000"/>
+          <w:sz w:val="20"/>
+        </w:rPr>
+        <w:t>SET_RTC</w:t>
+      </w:r>
+      <w:r>
+        <w:rPr>
+          <w:b w:val="0"/>
+          <w:color w:val="960000"/>
+          <w:sz w:val="20"/>
+        </w:rPr>
+        <w:t>.</w:t>
+      </w:r>
+      <w:r>
+        <w:rPr>
+          <w:b/>
+          <w:color w:val="960000"/>
+          <w:sz w:val="20"/>
+        </w:rPr>
+        <w:t xml:space="preserve"> La rama existe </w:t>
+      </w:r>
+      <w:r>
+        <w:rPr>
+          <w:b w:val="0"/>
+          <w:color w:val="960000"/>
+          <w:sz w:val="20"/>
+        </w:rPr>
+        <w:t xml:space="preserve">para consumir la orden EN SILENCIO** y que no se caiga al </w:t>
+      </w:r>
+      <w:r>
+        <w:rPr>
+          <w:rFonts w:ascii="Consolas" w:hAnsi="Consolas"/>
+          <w:color w:val="960000"/>
+          <w:sz w:val="20"/>
+        </w:rPr>
+        <w:t>ERR,CMD:DESCONOCIDO</w:t>
+      </w:r>
+      <w:r>
+        <w:rPr>
+          <w:b w:val="0"/>
+          <w:color w:val="960000"/>
+          <w:sz w:val="20"/>
+        </w:rPr>
+        <w:t xml:space="preserve">. Comentario literal del fuente: *«D-15 — ESTA PUNTA YA NO PONE LA HORA, Y POR ESO NO CONTESTA A LA ORDEN»* | | leer </w:t>
+      </w:r>
+      <w:r>
+        <w:rPr>
+          <w:rFonts w:ascii="Consolas" w:hAnsi="Consolas"/>
+          <w:color w:val="960000"/>
+          <w:sz w:val="20"/>
+        </w:rPr>
+        <w:t>SIN_CRISTAL_VEA_CONSULTA_RELOJ</w:t>
+      </w:r>
+      <w:r>
+        <w:rPr>
+          <w:b w:val="0"/>
+          <w:color w:val="960000"/>
+          <w:sz w:val="20"/>
+        </w:rPr>
+        <w:t xml:space="preserve">, </w:t>
+      </w:r>
+      <w:r>
+        <w:rPr>
+          <w:rFonts w:ascii="Consolas" w:hAnsi="Consolas"/>
+          <w:color w:val="960000"/>
+          <w:sz w:val="20"/>
+        </w:rPr>
+        <w:t>HORA_PUESTA_SIN_PROPAGAR</w:t>
+      </w:r>
+      <w:r>
+        <w:rPr>
+          <w:b w:val="0"/>
+          <w:color w:val="960000"/>
+          <w:sz w:val="20"/>
+        </w:rPr>
+        <w:t xml:space="preserve">, </w:t>
+      </w:r>
+      <w:r>
+        <w:rPr>
+          <w:rFonts w:ascii="Consolas" w:hAnsi="Consolas"/>
+          <w:color w:val="960000"/>
+          <w:sz w:val="20"/>
+        </w:rPr>
+        <w:t>RESULT:OK</w:t>
+      </w:r>
+      <w:r>
+        <w:rPr>
+          <w:b w:val="0"/>
+          <w:color w:val="960000"/>
+          <w:sz w:val="20"/>
+        </w:rPr>
+        <w:t xml:space="preserve">, </w:t>
+      </w:r>
+      <w:r>
+        <w:rPr>
+          <w:rFonts w:ascii="Consolas" w:hAnsi="Consolas"/>
+          <w:color w:val="960000"/>
+          <w:sz w:val="20"/>
+        </w:rPr>
+        <w:t>FORMATO_INVALIDO</w:t>
+      </w:r>
+      <w:r>
+        <w:rPr>
+          <w:b w:val="0"/>
+          <w:color w:val="960000"/>
+          <w:sz w:val="20"/>
+        </w:rPr>
+        <w:t xml:space="preserve"> | </w:t>
+      </w:r>
+      <w:r>
+        <w:rPr>
+          <w:b/>
+          <w:color w:val="960000"/>
+          <w:sz w:val="20"/>
+        </w:rPr>
+        <w:t>Ninguna de las cuatro la emite ya esta punta.</w:t>
+      </w:r>
+      <w:r>
+        <w:rPr>
+          <w:b w:val="0"/>
+          <w:color w:val="960000"/>
+          <w:sz w:val="20"/>
+        </w:rPr>
+        <w:t xml:space="preserve"> </w:t>
+      </w:r>
+      <w:r>
+        <w:rPr>
+          <w:rFonts w:ascii="Consolas" w:hAnsi="Consolas"/>
+          <w:color w:val="960000"/>
+          <w:sz w:val="20"/>
+        </w:rPr>
+        <w:t>SIN_CRISTAL_VEA_CONSULTA_RELOJ</w:t>
+      </w:r>
+      <w:r>
+        <w:rPr>
+          <w:b w:val="0"/>
+          <w:color w:val="960000"/>
+          <w:sz w:val="20"/>
+        </w:rPr>
+        <w:t xml:space="preserve"> sólo sobrevive </w:t>
+      </w:r>
+      <w:r>
+        <w:rPr>
+          <w:b/>
+          <w:color w:val="960000"/>
+          <w:sz w:val="20"/>
+        </w:rPr>
+        <w:t>dentro de un comentario</w:t>
+      </w:r>
+      <w:r>
+        <w:rPr>
+          <w:b w:val="0"/>
+          <w:color w:val="960000"/>
+          <w:sz w:val="20"/>
+        </w:rPr>
+        <w:t xml:space="preserve"> | | concluir *«cristal </w:t>
+      </w:r>
+      <w:r>
+        <w:rPr>
+          <w:rFonts w:ascii="Consolas" w:hAnsi="Consolas"/>
+          <w:color w:val="960000"/>
+          <w:sz w:val="20"/>
+        </w:rPr>
+        <w:t>Y2</w:t>
+      </w:r>
+      <w:r>
+        <w:rPr>
+          <w:b w:val="0"/>
+          <w:color w:val="960000"/>
+          <w:sz w:val="20"/>
+        </w:rPr>
+        <w:t xml:space="preserve"> muerto»* o *«el equipo no responde»* al no ver respuesta | 🛑 </w:t>
+      </w:r>
+      <w:r>
+        <w:rPr>
+          <w:b/>
+          <w:color w:val="960000"/>
+          <w:sz w:val="20"/>
+        </w:rPr>
+        <w:t>ES EL ERROR QUE ESTE PROYECTO YA PAGÓ UNA VEZ: se cambia una pila y un cristal SANOS.</w:t>
+      </w:r>
+      <w:r>
+        <w:rPr>
+          <w:b w:val="0"/>
+          <w:color w:val="960000"/>
+          <w:sz w:val="20"/>
+        </w:rPr>
+        <w:t xml:space="preserve"> El silencio no es una avería — es la decisión </w:t>
+      </w:r>
+      <w:r>
+        <w:rPr>
+          <w:rFonts w:ascii="Consolas" w:hAnsi="Consolas"/>
+          <w:color w:val="960000"/>
+          <w:sz w:val="20"/>
+        </w:rPr>
+        <w:t>D-15</w:t>
+      </w:r>
+      <w:r>
+        <w:rPr>
+          <w:b w:val="0"/>
+          <w:color w:val="960000"/>
+          <w:sz w:val="20"/>
+        </w:rPr>
+        <w:t xml:space="preserve"> | ## ✅ EL DIAGNÓSTICO DE RELOJ VIGENTE </w:t>
+      </w:r>
+      <w:r>
+        <w:rPr>
+          <w:b/>
+          <w:color w:val="960000"/>
+          <w:sz w:val="20"/>
+        </w:rPr>
+        <w:t>El reloj lo lleva el `DS3231` con pila del ESP32 de cada poste</w:t>
+      </w:r>
+      <w:r>
+        <w:rPr>
+          <w:b w:val="0"/>
+          <w:color w:val="960000"/>
+          <w:sz w:val="20"/>
+        </w:rPr>
+        <w:t xml:space="preserve"> (</w:t>
+      </w:r>
+      <w:r>
+        <w:rPr>
+          <w:rFonts w:ascii="Consolas" w:hAnsi="Consolas"/>
+          <w:color w:val="960000"/>
+          <w:sz w:val="20"/>
+        </w:rPr>
+        <w:t>D-9</w:t>
+      </w:r>
+      <w:r>
+        <w:rPr>
+          <w:b w:val="0"/>
+          <w:color w:val="960000"/>
+          <w:sz w:val="20"/>
+        </w:rPr>
+        <w:t xml:space="preserve">); el STM32 </w:t>
+      </w:r>
+      <w:r>
+        <w:rPr>
+          <w:b/>
+          <w:color w:val="960000"/>
+          <w:sz w:val="20"/>
+        </w:rPr>
+        <w:t>no tiene reloj</w:t>
+      </w:r>
+      <w:r>
+        <w:rPr>
+          <w:b w:val="0"/>
+          <w:color w:val="960000"/>
+          <w:sz w:val="20"/>
+        </w:rPr>
+        <w:t xml:space="preserve"> (</w:t>
+      </w:r>
+      <w:r>
+        <w:rPr>
+          <w:rFonts w:ascii="Consolas" w:hAnsi="Consolas"/>
+          <w:color w:val="960000"/>
+          <w:sz w:val="20"/>
+        </w:rPr>
+        <w:t>Y2</w:t>
+      </w:r>
+      <w:r>
+        <w:rPr>
+          <w:b w:val="0"/>
+          <w:color w:val="960000"/>
+          <w:sz w:val="20"/>
+        </w:rPr>
+        <w:t xml:space="preserve"> confirmado muerto, N-17) y ya no hace falta que lo tenga. | qué quiere hacer | orden | quién contesta | |---|---|---| | </w:t>
+      </w:r>
+      <w:r>
+        <w:rPr>
+          <w:b/>
+          <w:color w:val="960000"/>
+          <w:sz w:val="20"/>
+        </w:rPr>
+        <w:t>CONSULTAR la hora sin cambiarla</w:t>
+      </w:r>
+      <w:r>
+        <w:rPr>
+          <w:b w:val="0"/>
+          <w:color w:val="960000"/>
+          <w:sz w:val="20"/>
+        </w:rPr>
+        <w:t xml:space="preserve"> | </w:t>
+      </w:r>
+      <w:r>
+        <w:rPr>
+          <w:b/>
+          <w:color w:val="960000"/>
+          <w:sz w:val="20"/>
+        </w:rPr>
+        <w:t>`CMD:LEER_RTC`</w:t>
+      </w:r>
+      <w:r>
+        <w:rPr>
+          <w:b w:val="0"/>
+          <w:color w:val="960000"/>
+          <w:sz w:val="20"/>
+        </w:rPr>
+        <w:t xml:space="preserve"> (</w:t>
+      </w:r>
+      <w:r>
+        <w:rPr>
+          <w:rFonts w:ascii="Consolas" w:hAnsi="Consolas"/>
+          <w:color w:val="960000"/>
+          <w:sz w:val="20"/>
+        </w:rPr>
+        <w:t>D-17</w:t>
+      </w:r>
+      <w:r>
+        <w:rPr>
+          <w:b w:val="0"/>
+          <w:color w:val="960000"/>
+          <w:sz w:val="20"/>
+        </w:rPr>
+        <w:t xml:space="preserve">) — ⚠️ </w:t>
+      </w:r>
+      <w:r>
+        <w:rPr>
+          <w:b/>
+          <w:color w:val="960000"/>
+          <w:sz w:val="20"/>
+        </w:rPr>
+        <w:t>exactamente así, SIN `CMD:PIN:1234:` delante</w:t>
+      </w:r>
+      <w:r>
+        <w:rPr>
+          <w:b w:val="0"/>
+          <w:color w:val="960000"/>
+          <w:sz w:val="20"/>
+        </w:rPr>
+        <w:t xml:space="preserve">: el puente compara la línea entera con </w:t>
+      </w:r>
+      <w:r>
+        <w:rPr>
+          <w:rFonts w:ascii="Consolas" w:hAnsi="Consolas"/>
+          <w:color w:val="960000"/>
+          <w:sz w:val="20"/>
+        </w:rPr>
+        <w:t>strcmp</w:t>
+      </w:r>
+      <w:r>
+        <w:rPr>
+          <w:b w:val="0"/>
+          <w:color w:val="960000"/>
+          <w:sz w:val="20"/>
+        </w:rPr>
+        <w:t xml:space="preserve"> | </w:t>
+      </w:r>
+      <w:r>
+        <w:rPr>
+          <w:rFonts w:ascii="Consolas" w:hAnsi="Consolas"/>
+          <w:color w:val="960000"/>
+          <w:sz w:val="20"/>
+        </w:rPr>
+        <w:t>ACK,NODE:PUENTE,CMD:LEER_RTC,RESULT:OK,FECHA:…,HORA:…</w:t>
+      </w:r>
+      <w:r>
+        <w:rPr>
+          <w:b w:val="0"/>
+          <w:color w:val="960000"/>
+          <w:sz w:val="20"/>
+        </w:rPr>
+        <w:t xml:space="preserve"> | | </w:t>
+      </w:r>
+      <w:r>
+        <w:rPr>
+          <w:b/>
+          <w:color w:val="960000"/>
+          <w:sz w:val="20"/>
+        </w:rPr>
+        <w:t>PONER la hora</w:t>
+      </w:r>
+      <w:r>
+        <w:rPr>
+          <w:b w:val="0"/>
+          <w:color w:val="960000"/>
+          <w:sz w:val="20"/>
+        </w:rPr>
+        <w:t xml:space="preserve"> | </w:t>
+      </w:r>
+      <w:r>
+        <w:rPr>
+          <w:rFonts w:ascii="Consolas" w:hAnsi="Consolas"/>
+          <w:color w:val="960000"/>
+          <w:sz w:val="20"/>
+        </w:rPr>
+        <w:t>CMD:PIN:1234:SET_RTC:YYYY-MM-DD,HH:MM:SS</w:t>
+      </w:r>
+      <w:r>
+        <w:rPr>
+          <w:b w:val="0"/>
+          <w:color w:val="960000"/>
+          <w:sz w:val="20"/>
+        </w:rPr>
+        <w:t xml:space="preserve"> | </w:t>
+      </w:r>
+      <w:r>
+        <w:rPr>
+          <w:b/>
+          <w:color w:val="960000"/>
+          <w:sz w:val="20"/>
+        </w:rPr>
+        <w:t>el puente</w:t>
+      </w:r>
+      <w:r>
+        <w:rPr>
+          <w:b w:val="0"/>
+          <w:color w:val="960000"/>
+          <w:sz w:val="20"/>
+        </w:rPr>
+        <w:t xml:space="preserve">, con </w:t>
+      </w:r>
+      <w:r>
+        <w:rPr>
+          <w:rFonts w:ascii="Consolas" w:hAnsi="Consolas"/>
+          <w:color w:val="960000"/>
+          <w:sz w:val="20"/>
+        </w:rPr>
+        <w:t>ACK,NODE:PUENTE,CMD:SET_RTC,…</w:t>
+      </w:r>
+      <w:r>
+        <w:rPr>
+          <w:b w:val="0"/>
+          <w:color w:val="960000"/>
+          <w:sz w:val="20"/>
+        </w:rPr>
+        <w:t xml:space="preserve"> | </w:t>
+      </w:r>
+      <w:r>
+        <w:rPr>
+          <w:b/>
+          <w:color w:val="960000"/>
+          <w:sz w:val="20"/>
+        </w:rPr>
+        <w:t>Y los `ERR` del puente son el diagnóstico que este apartado buscaba, uno por causa</w:t>
+      </w:r>
+      <w:r>
+        <w:rPr>
+          <w:b w:val="0"/>
+          <w:color w:val="960000"/>
+          <w:sz w:val="20"/>
+        </w:rPr>
+        <w:t xml:space="preserve"> (leídos de </w:t>
+      </w:r>
+      <w:r>
+        <w:rPr>
+          <w:rFonts w:ascii="Consolas" w:hAnsi="Consolas"/>
+          <w:color w:val="960000"/>
+          <w:sz w:val="20"/>
+        </w:rPr>
+        <w:t>ESP32_Expansion/src/despachador.cpp</w:t>
+      </w:r>
+      <w:r>
+        <w:rPr>
+          <w:b w:val="0"/>
+          <w:color w:val="960000"/>
+          <w:sz w:val="20"/>
+        </w:rPr>
+        <w:t xml:space="preserve"> el 07/09): </w:t>
+      </w:r>
+      <w:r>
+        <w:rPr>
+          <w:rFonts w:ascii="Consolas" w:hAnsi="Consolas"/>
+          <w:color w:val="960000"/>
+          <w:sz w:val="20"/>
+        </w:rPr>
+        <w:t>NUNCA_SE_PUSO_PONGA_LA_HORA</w:t>
+      </w:r>
+      <w:r>
+        <w:rPr>
+          <w:b w:val="0"/>
+          <w:color w:val="960000"/>
+          <w:sz w:val="20"/>
+        </w:rPr>
+        <w:t xml:space="preserve"> · </w:t>
+      </w:r>
+      <w:r>
+        <w:rPr>
+          <w:rFonts w:ascii="Consolas" w:hAnsi="Consolas"/>
+          <w:color w:val="960000"/>
+          <w:sz w:val="20"/>
+        </w:rPr>
+        <w:t>OSCILADOR_PARADO_CAMBIE_PILA</w:t>
+      </w:r>
+      <w:r>
+        <w:rPr>
+          <w:b w:val="0"/>
+          <w:color w:val="960000"/>
+          <w:sz w:val="20"/>
+        </w:rPr>
+        <w:t xml:space="preserve"> · </w:t>
+      </w:r>
+      <w:r>
+        <w:rPr>
+          <w:rFonts w:ascii="Consolas" w:hAnsi="Consolas"/>
+          <w:color w:val="960000"/>
+          <w:sz w:val="20"/>
+        </w:rPr>
+        <w:t>SIN_RELOJ_NO_RESPONDE</w:t>
+      </w:r>
+      <w:r>
+        <w:rPr>
+          <w:b w:val="0"/>
+          <w:color w:val="960000"/>
+          <w:sz w:val="20"/>
+        </w:rPr>
+        <w:t xml:space="preserve"> · </w:t>
+      </w:r>
+      <w:r>
+        <w:rPr>
+          <w:rFonts w:ascii="Consolas" w:hAnsi="Consolas"/>
+          <w:color w:val="960000"/>
+          <w:sz w:val="20"/>
+        </w:rPr>
+        <w:t>ESCRITURA_A_MEDIAS_REPITA_SET_RTC</w:t>
+      </w:r>
+      <w:r>
+        <w:rPr>
+          <w:b w:val="0"/>
+          <w:color w:val="960000"/>
+          <w:sz w:val="20"/>
+        </w:rPr>
+        <w:t xml:space="preserve"> · </w:t>
+      </w:r>
+      <w:r>
+        <w:rPr>
+          <w:rFonts w:ascii="Consolas" w:hAnsi="Consolas"/>
+          <w:color w:val="960000"/>
+          <w:sz w:val="20"/>
+        </w:rPr>
+        <w:t>MODO_12H_PONGA_LA_HORA</w:t>
+      </w:r>
+      <w:r>
+        <w:rPr>
+          <w:b w:val="0"/>
+          <w:color w:val="960000"/>
+          <w:sz w:val="20"/>
+        </w:rPr>
+        <w:t xml:space="preserve"> · </w:t>
+      </w:r>
+      <w:r>
+        <w:rPr>
+          <w:rFonts w:ascii="Consolas" w:hAnsi="Consolas"/>
+          <w:color w:val="960000"/>
+          <w:sz w:val="20"/>
+        </w:rPr>
+        <w:t>REGISTROS_INCOHERENTES</w:t>
+      </w:r>
+      <w:r>
+        <w:rPr>
+          <w:b w:val="0"/>
+          <w:color w:val="960000"/>
+          <w:sz w:val="20"/>
+        </w:rPr>
+        <w:t xml:space="preserve"> · </w:t>
+      </w:r>
+      <w:r>
+        <w:rPr>
+          <w:rFonts w:ascii="Consolas" w:hAnsi="Consolas"/>
+          <w:color w:val="960000"/>
+          <w:sz w:val="20"/>
+        </w:rPr>
+        <w:t>BARRERA_INCOHERENTE</w:t>
+      </w:r>
+      <w:r>
+        <w:rPr>
+          <w:b w:val="0"/>
+          <w:color w:val="960000"/>
+          <w:sz w:val="20"/>
+        </w:rPr>
+        <w:t xml:space="preserve">. 🔵 </w:t>
+      </w:r>
+      <w:r>
+        <w:rPr>
+          <w:b/>
+          <w:color w:val="960000"/>
+          <w:sz w:val="20"/>
+        </w:rPr>
+        <w:t>Hay DOS relojes por cruce, uno por poste, y no se hablan entre sí</w:t>
+      </w:r>
+      <w:r>
+        <w:rPr>
+          <w:b w:val="0"/>
+          <w:color w:val="960000"/>
+          <w:sz w:val="20"/>
+        </w:rPr>
+        <w:t xml:space="preserve"> (</w:t>
+      </w:r>
+      <w:r>
+        <w:rPr>
+          <w:rFonts w:ascii="Consolas" w:hAnsi="Consolas"/>
+          <w:color w:val="960000"/>
+          <w:sz w:val="20"/>
+        </w:rPr>
+        <w:t>D-17</w:t>
+      </w:r>
+      <w:r>
+        <w:rPr>
+          <w:b w:val="0"/>
+          <w:color w:val="960000"/>
+          <w:sz w:val="20"/>
+        </w:rPr>
+        <w:t xml:space="preserve">). Hay que conectarse a </w:t>
+      </w:r>
+      <w:r>
+        <w:rPr>
+          <w:b/>
+          <w:color w:val="960000"/>
+          <w:sz w:val="20"/>
+        </w:rPr>
+        <w:t>los dos postes</w:t>
+      </w:r>
+      <w:r>
+        <w:rPr>
+          <w:b w:val="0"/>
+          <w:color w:val="960000"/>
+          <w:sz w:val="20"/>
+        </w:rPr>
+        <w:t xml:space="preserve">: ninguna orden lleva la hora de un </w:t>
+      </w:r>
+      <w:r>
+        <w:rPr>
+          <w:rFonts w:ascii="Consolas" w:hAnsi="Consolas"/>
+          <w:color w:val="960000"/>
+          <w:sz w:val="20"/>
+        </w:rPr>
+        <w:t>DS3231</w:t>
+      </w:r>
+      <w:r>
+        <w:rPr>
+          <w:b w:val="0"/>
+          <w:color w:val="960000"/>
+          <w:sz w:val="20"/>
+        </w:rPr>
+        <w:t xml:space="preserve"> al otro. --- ~~Lo que </w:t>
+      </w:r>
+      <w:r>
+        <w:rPr>
+          <w:b/>
           <w:color w:val="960000"/>
           <w:sz w:val="20"/>
         </w:rPr>
@@ -15600,19 +16320,27 @@
       </w:r>
       <w:r>
         <w:rPr>
-          <w:b/>
-          <w:color w:val="960000"/>
-          <w:sz w:val="20"/>
-        </w:rPr>
-        <w:t xml:space="preserve"> se puede hacer hoy desde la app: poner la hora con `CMD:PIN:1234:SET_RTC:YYYY-MM-DD,HH:MM:SS` y leer el campo `HORA:` de `STATUS`. </w:t>
-      </w:r>
-      <w:r>
-        <w:rPr>
-          <w:b w:val="0"/>
-          <w:color w:val="960000"/>
-          <w:sz w:val="20"/>
-        </w:rPr>
-        <w:t xml:space="preserve">Si la hora queda puesta y sigue avanzando, el cristal oscila**; si </w:t>
+          <w:b w:val="0"/>
+          <w:color w:val="960000"/>
+          <w:sz w:val="20"/>
+        </w:rPr>
+        <w:t xml:space="preserve"> se puede hacer hoy desde la app: poner la hora con </w:t>
+      </w:r>
+      <w:r>
+        <w:rPr>
+          <w:rFonts w:ascii="Consolas" w:hAnsi="Consolas"/>
+          <w:color w:val="960000"/>
+          <w:sz w:val="20"/>
+        </w:rPr>
+        <w:t>CMD:PIN:1234:SET_RTC:YYYY-MM-DD,HH:MM:SS</w:t>
+      </w:r>
+      <w:r>
+        <w:rPr>
+          <w:b w:val="0"/>
+          <w:color w:val="960000"/>
+          <w:sz w:val="20"/>
+        </w:rPr>
+        <w:t xml:space="preserve"> y leer el campo </w:t>
       </w:r>
       <w:r>
         <w:rPr>
@@ -15628,6 +16356,54 @@
           <w:color w:val="960000"/>
           <w:sz w:val="20"/>
         </w:rPr>
+        <w:t xml:space="preserve"> de </w:t>
+      </w:r>
+      <w:r>
+        <w:rPr>
+          <w:rFonts w:ascii="Consolas" w:hAnsi="Consolas"/>
+          <w:color w:val="960000"/>
+          <w:sz w:val="20"/>
+        </w:rPr>
+        <w:t>STATUS</w:t>
+      </w:r>
+      <w:r>
+        <w:rPr>
+          <w:b w:val="0"/>
+          <w:color w:val="960000"/>
+          <w:sz w:val="20"/>
+        </w:rPr>
+        <w:t xml:space="preserve">. </w:t>
+      </w:r>
+      <w:r>
+        <w:rPr>
+          <w:b/>
+          <w:color w:val="960000"/>
+          <w:sz w:val="20"/>
+        </w:rPr>
+        <w:t>Si la hora queda puesta y sigue avanzando, el cristal oscila</w:t>
+      </w:r>
+      <w:r>
+        <w:rPr>
+          <w:b w:val="0"/>
+          <w:color w:val="960000"/>
+          <w:sz w:val="20"/>
+        </w:rPr>
+        <w:t xml:space="preserve">; si </w:t>
+      </w:r>
+      <w:r>
+        <w:rPr>
+          <w:rFonts w:ascii="Consolas" w:hAnsi="Consolas"/>
+          <w:color w:val="960000"/>
+          <w:sz w:val="20"/>
+        </w:rPr>
+        <w:t>HORA:</w:t>
+      </w:r>
+      <w:r>
+        <w:rPr>
+          <w:b w:val="0"/>
+          <w:color w:val="960000"/>
+          <w:sz w:val="20"/>
+        </w:rPr>
         <w:t xml:space="preserve"> devuelve </w:t>
       </w:r>
       <w:r>
@@ -15660,7 +16436,7 @@
           <w:color w:val="960000"/>
           <w:sz w:val="20"/>
         </w:rPr>
-        <w:t xml:space="preserve"> — que era exactamente el punto de aquella pantalla. ~~</w:t>
+        <w:t xml:space="preserve"> — que era exactamente el punto de aquella pantalla.~~ ~~</w:t>
       </w:r>
       <w:r>
         <w:rPr>
@@ -15788,7 +16564,7 @@
           <w:color w:val="960000"/>
           <w:sz w:val="20"/>
         </w:rPr>
-        <w:t xml:space="preserve"> y dos de ellas son diagnósticas: &gt; &gt; | Respuesta | Línea | Qué dice | &gt; |---|---|---| &gt; | </w:t>
+        <w:t xml:space="preserve"> y dos de ellas son diagnósticas: &gt; &gt; | Respuesta | Línea | Qué dice | &gt; |---|---|---| &gt; | ~~</w:t>
       </w:r>
       <w:r>
         <w:rPr>
@@ -15804,7 +16580,7 @@
           <w:color w:val="960000"/>
           <w:sz w:val="20"/>
         </w:rPr>
-        <w:t xml:space="preserve"> | </w:t>
+        <w:t>~~ | ~~</w:t>
       </w:r>
       <w:r>
         <w:rPr>
@@ -15820,23 +16596,23 @@
           <w:color w:val="960000"/>
           <w:sz w:val="20"/>
         </w:rPr>
-        <w:t xml:space="preserve"> | </w:t>
-      </w:r>
-      <w:r>
-        <w:rPr>
-          <w:b/>
-          <w:color w:val="960000"/>
-          <w:sz w:val="20"/>
-        </w:rPr>
-        <w:t>No hay con qué contar el tiempo.</w:t>
-      </w:r>
-      <w:r>
-        <w:rPr>
-          <w:b w:val="0"/>
-          <w:color w:val="960000"/>
-          <w:sz w:val="20"/>
-        </w:rPr>
-        <w:t xml:space="preserve"> La hora NO quedó puesta | &gt; | </w:t>
+        <w:t xml:space="preserve">~~ | ⛔ </w:t>
+      </w:r>
+      <w:r>
+        <w:rPr>
+          <w:b/>
+          <w:color w:val="960000"/>
+          <w:sz w:val="20"/>
+        </w:rPr>
+        <w:t>YA NO SE EMITE (`D-15`).</w:t>
+      </w:r>
+      <w:r>
+        <w:rPr>
+          <w:b w:val="0"/>
+          <w:color w:val="960000"/>
+          <w:sz w:val="20"/>
+        </w:rPr>
+        <w:t xml:space="preserve"> Sólo sobrevive dentro de un comentario | &gt; | ~~</w:t>
       </w:r>
       <w:r>
         <w:rPr>
@@ -15852,7 +16628,7 @@
           <w:color w:val="960000"/>
           <w:sz w:val="20"/>
         </w:rPr>
-        <w:t xml:space="preserve"> | </w:t>
+        <w:t>~~ | ~~</w:t>
       </w:r>
       <w:r>
         <w:rPr>
@@ -15868,23 +16644,23 @@
           <w:color w:val="960000"/>
           <w:sz w:val="20"/>
         </w:rPr>
-        <w:t xml:space="preserve"> | Entró aquí, </w:t>
-      </w:r>
-      <w:r>
-        <w:rPr>
-          <w:b/>
-          <w:color w:val="960000"/>
-          <w:sz w:val="20"/>
-        </w:rPr>
-        <w:t>no viajó al Esclavo</w:t>
-      </w:r>
-      <w:r>
-        <w:rPr>
-          <w:b w:val="0"/>
-          <w:color w:val="960000"/>
-          <w:sz w:val="20"/>
-        </w:rPr>
-        <w:t xml:space="preserve"> | &gt; | </w:t>
+        <w:t xml:space="preserve">~~ | ⛔ </w:t>
+      </w:r>
+      <w:r>
+        <w:rPr>
+          <w:b/>
+          <w:color w:val="960000"/>
+          <w:sz w:val="20"/>
+        </w:rPr>
+        <w:t>YA NO SE EMITE (`D-15`)</w:t>
+      </w:r>
+      <w:r>
+        <w:rPr>
+          <w:b w:val="0"/>
+          <w:color w:val="960000"/>
+          <w:sz w:val="20"/>
+        </w:rPr>
+        <w:t xml:space="preserve"> | &gt; | ~~</w:t>
       </w:r>
       <w:r>
         <w:rPr>
@@ -15900,7 +16676,7 @@
           <w:color w:val="960000"/>
           <w:sz w:val="20"/>
         </w:rPr>
-        <w:t xml:space="preserve"> | </w:t>
+        <w:t>~~ | ~~</w:t>
       </w:r>
       <w:r>
         <w:rPr>
@@ -15916,7 +16692,23 @@
           <w:color w:val="960000"/>
           <w:sz w:val="20"/>
         </w:rPr>
-        <w:t xml:space="preserve"> | Entró y va camino del Esclavo | &gt; | </w:t>
+        <w:t xml:space="preserve">~~ | ⛔ </w:t>
+      </w:r>
+      <w:r>
+        <w:rPr>
+          <w:b/>
+          <w:color w:val="960000"/>
+          <w:sz w:val="20"/>
+        </w:rPr>
+        <w:t>YA NO SE EMITE (`D-15`)</w:t>
+      </w:r>
+      <w:r>
+        <w:rPr>
+          <w:b w:val="0"/>
+          <w:color w:val="960000"/>
+          <w:sz w:val="20"/>
+        </w:rPr>
+        <w:t xml:space="preserve"> | &gt; | ~~</w:t>
       </w:r>
       <w:r>
         <w:rPr>
@@ -15932,7 +16724,7 @@
           <w:color w:val="960000"/>
           <w:sz w:val="20"/>
         </w:rPr>
-        <w:t xml:space="preserve"> | </w:t>
+        <w:t>~~ | ~~</w:t>
       </w:r>
       <w:r>
         <w:rPr>
@@ -15964,7 +16756,215 @@
           <w:color w:val="960000"/>
           <w:sz w:val="20"/>
         </w:rPr>
-        <w:t xml:space="preserve"> | La trama no se pudo leer, o cifras fuera de rango | &gt; &gt; Y existe además </w:t>
+        <w:t xml:space="preserve">~~ | ⛔ </w:t>
+      </w:r>
+      <w:r>
+        <w:rPr>
+          <w:b/>
+          <w:color w:val="960000"/>
+          <w:sz w:val="20"/>
+        </w:rPr>
+        <w:t>YA NO SE EMITE (`D-15`).</w:t>
+      </w:r>
+      <w:r>
+        <w:rPr>
+          <w:b w:val="0"/>
+          <w:color w:val="960000"/>
+          <w:sz w:val="20"/>
+        </w:rPr>
+        <w:t xml:space="preserve"> El </w:t>
+      </w:r>
+      <w:r>
+        <w:rPr>
+          <w:rFonts w:ascii="Consolas" w:hAnsi="Consolas"/>
+          <w:color w:val="960000"/>
+          <w:sz w:val="20"/>
+        </w:rPr>
+        <w:t>FORMATO_INVALIDO</w:t>
+      </w:r>
+      <w:r>
+        <w:rPr>
+          <w:b w:val="0"/>
+          <w:color w:val="960000"/>
+          <w:sz w:val="20"/>
+        </w:rPr>
+        <w:t xml:space="preserve"> de hoy lo da </w:t>
+      </w:r>
+      <w:r>
+        <w:rPr>
+          <w:b/>
+          <w:color w:val="960000"/>
+          <w:sz w:val="20"/>
+        </w:rPr>
+        <w:t>el puente</w:t>
+      </w:r>
+      <w:r>
+        <w:rPr>
+          <w:b w:val="0"/>
+          <w:color w:val="960000"/>
+          <w:sz w:val="20"/>
+        </w:rPr>
+        <w:t xml:space="preserve">, con </w:t>
+      </w:r>
+      <w:r>
+        <w:rPr>
+          <w:rFonts w:ascii="Consolas" w:hAnsi="Consolas"/>
+          <w:color w:val="960000"/>
+          <w:sz w:val="20"/>
+        </w:rPr>
+        <w:t>NODE:PUENTE</w:t>
+      </w:r>
+      <w:r>
+        <w:rPr>
+          <w:b w:val="0"/>
+          <w:color w:val="960000"/>
+          <w:sz w:val="20"/>
+        </w:rPr>
+        <w:t xml:space="preserve"> | &gt; &gt; 🔴 </w:t>
+      </w:r>
+      <w:r>
+        <w:rPr>
+          <w:b/>
+          <w:color w:val="960000"/>
+          <w:sz w:val="20"/>
+        </w:rPr>
+        <w:t>LAS CUATRO TACHADAS EL 07/09.</w:t>
+      </w:r>
+      <w:r>
+        <w:rPr>
+          <w:b w:val="0"/>
+          <w:color w:val="960000"/>
+          <w:sz w:val="20"/>
+        </w:rPr>
+        <w:t xml:space="preserve"> El motivo por el que el STM32 se calla está escrito en su &gt; propio fuente y merece leerse, porque </w:t>
+      </w:r>
+      <w:r>
+        <w:rPr>
+          <w:b/>
+          <w:color w:val="960000"/>
+          <w:sz w:val="20"/>
+        </w:rPr>
+        <w:t>no es una pérdida de función</w:t>
+      </w:r>
+      <w:r>
+        <w:rPr>
+          <w:b w:val="0"/>
+          <w:color w:val="960000"/>
+          <w:sz w:val="20"/>
+        </w:rPr>
+        <w:t xml:space="preserve">: el operario mandaba &gt; </w:t>
+      </w:r>
+      <w:r>
+        <w:rPr>
+          <w:b/>
+          <w:color w:val="960000"/>
+          <w:sz w:val="20"/>
+        </w:rPr>
+        <w:t>una</w:t>
+      </w:r>
+      <w:r>
+        <w:rPr>
+          <w:b w:val="0"/>
+          <w:color w:val="960000"/>
+          <w:sz w:val="20"/>
+        </w:rPr>
+        <w:t xml:space="preserve"> orden y le contestaban </w:t>
+      </w:r>
+      <w:r>
+        <w:rPr>
+          <w:b/>
+          <w:color w:val="960000"/>
+          <w:sz w:val="20"/>
+        </w:rPr>
+        <w:t>dos</w:t>
+      </w:r>
+      <w:r>
+        <w:rPr>
+          <w:b w:val="0"/>
+          <w:color w:val="960000"/>
+          <w:sz w:val="20"/>
+        </w:rPr>
+        <w:t xml:space="preserve"> aparatos —el puente decía </w:t>
+      </w:r>
+      <w:r>
+        <w:rPr>
+          <w:rFonts w:ascii="Consolas" w:hAnsi="Consolas"/>
+          <w:color w:val="960000"/>
+          <w:sz w:val="20"/>
+        </w:rPr>
+        <w:t>RESULT:OK</w:t>
+      </w:r>
+      <w:r>
+        <w:rPr>
+          <w:b w:val="0"/>
+          <w:color w:val="960000"/>
+          <w:sz w:val="20"/>
+        </w:rPr>
+        <w:t xml:space="preserve"> (la puso en su &gt; </w:t>
+      </w:r>
+      <w:r>
+        <w:rPr>
+          <w:rFonts w:ascii="Consolas" w:hAnsi="Consolas"/>
+          <w:color w:val="960000"/>
+          <w:sz w:val="20"/>
+        </w:rPr>
+        <w:t>DS3231</w:t>
+      </w:r>
+      <w:r>
+        <w:rPr>
+          <w:b w:val="0"/>
+          <w:color w:val="960000"/>
+          <w:sz w:val="20"/>
+        </w:rPr>
+        <w:t xml:space="preserve">) y cuatro segundos después el STM32 decía </w:t>
+      </w:r>
+      <w:r>
+        <w:rPr>
+          <w:rFonts w:ascii="Consolas" w:hAnsi="Consolas"/>
+          <w:color w:val="960000"/>
+          <w:sz w:val="20"/>
+        </w:rPr>
+        <w:t>NO_QUEDO_PUESTA</w:t>
+      </w:r>
+      <w:r>
+        <w:rPr>
+          <w:b w:val="0"/>
+          <w:color w:val="960000"/>
+          <w:sz w:val="20"/>
+        </w:rPr>
+        <w:t xml:space="preserve"> (en el suyo no entró)—. &gt; </w:t>
+      </w:r>
+      <w:r>
+        <w:rPr>
+          <w:b/>
+          <w:color w:val="960000"/>
+          <w:sz w:val="20"/>
+        </w:rPr>
+        <w:t>Las dos eran verdad y juntas eran una contradicción.</w:t>
+      </w:r>
+      <w:r>
+        <w:rPr>
+          <w:b w:val="0"/>
+          <w:color w:val="960000"/>
+          <w:sz w:val="20"/>
+        </w:rPr>
+        <w:t xml:space="preserve"> </w:t>
+      </w:r>
+      <w:r>
+        <w:rPr>
+          <w:rFonts w:ascii="Consolas" w:hAnsi="Consolas"/>
+          <w:color w:val="960000"/>
+          <w:sz w:val="20"/>
+        </w:rPr>
+        <w:t>D-15</w:t>
+      </w:r>
+      <w:r>
+        <w:rPr>
+          <w:b w:val="0"/>
+          <w:color w:val="960000"/>
+          <w:sz w:val="20"/>
+        </w:rPr>
+        <w:t xml:space="preserve">: *una orden, un acuse*, y el &gt; único que acusa es el que tiene el reloj. &gt; &gt; Y existe además </w:t>
       </w:r>
       <w:r>
         <w:rPr>
@@ -17918,15 +18918,15 @@
           <w:color w:val="960000"/>
           <w:sz w:val="20"/>
         </w:rPr>
-        <w:t xml:space="preserve"> Con *Aceptar* mudo y </w:t>
-      </w:r>
-      <w:r>
-        <w:rPr>
-          <w:b/>
-          <w:color w:val="960000"/>
-          <w:sz w:val="20"/>
-        </w:rPr>
-        <w:t>sin `SET_MODO` &gt; por Bluetooth en esa punta</w:t>
+        <w:t xml:space="preserve"> ~~Con *Aceptar* mudo y </w:t>
+      </w:r>
+      <w:r>
+        <w:rPr>
+          <w:b/>
+          <w:color w:val="960000"/>
+          <w:sz w:val="20"/>
+        </w:rPr>
+        <w:t>sin &gt; `SET_MODO` por Bluetooth en esa punta</w:t>
       </w:r>
       <w:r>
         <w:rPr>
@@ -17942,15 +18942,31 @@
           <w:color w:val="960000"/>
           <w:sz w:val="20"/>
         </w:rPr>
-        <w:t>el mando pasa a ser &gt; el único actuador de modo del Esclavo</w:t>
-      </w:r>
-      <w:r>
-        <w:rPr>
-          <w:b w:val="0"/>
-          <w:color w:val="960000"/>
-          <w:sz w:val="20"/>
-        </w:rPr>
-        <w:t xml:space="preserve">: entrar al Degradado es </w:t>
+        <w:t>el mando &gt; pasa a ser el único actuador de modo del Esclavo</w:t>
+      </w:r>
+      <w:r>
+        <w:rPr>
+          <w:b w:val="0"/>
+          <w:color w:val="960000"/>
+          <w:sz w:val="20"/>
+        </w:rPr>
+        <w:t xml:space="preserve">~~ *(🔴 </w:t>
+      </w:r>
+      <w:r>
+        <w:rPr>
+          <w:b/>
+          <w:color w:val="960000"/>
+          <w:sz w:val="20"/>
+        </w:rPr>
+        <w:t>TACHADO EL 07/09 — `D-18`: hay &gt; `SET_MODO:DEGRADADO` por app en esa punta.</w:t>
+      </w:r>
+      <w:r>
+        <w:rPr>
+          <w:b w:val="0"/>
+          <w:color w:val="960000"/>
+          <w:sz w:val="20"/>
+        </w:rPr>
+        <w:t xml:space="preserve"> Ver el recuadro de abajo)*: entrar al Degradado es </w:t>
       </w:r>
       <w:r>
         <w:rPr>
@@ -18254,6 +19270,102 @@
           <w:color w:val="960000"/>
           <w:sz w:val="20"/>
         </w:rPr>
+        <w:t xml:space="preserve"> | ✅ </w:t>
+      </w:r>
+      <w:r>
+        <w:rPr>
+          <w:b/>
+          <w:color w:val="960000"/>
+          <w:sz w:val="20"/>
+        </w:rPr>
+        <w:t>SÍ — `CMD:PIN:1234:SET_MODO:DEGRADADO`</w:t>
+      </w:r>
+      <w:r>
+        <w:rPr>
+          <w:b w:val="0"/>
+          <w:color w:val="960000"/>
+          <w:sz w:val="20"/>
+        </w:rPr>
+        <w:t xml:space="preserve"> (</w:t>
+      </w:r>
+      <w:r>
+        <w:rPr>
+          <w:rFonts w:ascii="Consolas" w:hAnsi="Consolas"/>
+          <w:color w:val="960000"/>
+          <w:sz w:val="20"/>
+        </w:rPr>
+        <w:t>D-18</w:t>
+      </w:r>
+      <w:r>
+        <w:rPr>
+          <w:b w:val="0"/>
+          <w:color w:val="960000"/>
+          <w:sz w:val="20"/>
+        </w:rPr>
+        <w:t>) | ~~</w:t>
+      </w:r>
+      <w:r>
+        <w:rPr>
+          <w:rFonts w:ascii="Consolas" w:hAnsi="Consolas"/>
+          <w:color w:val="960000"/>
+          <w:sz w:val="20"/>
+        </w:rPr>
+        <w:t>grep -c "SET_MODO" Esclavo/src/bluetooth.cpp</w:t>
+      </w:r>
+      <w:r>
+        <w:rPr>
+          <w:b w:val="0"/>
+          <w:color w:val="960000"/>
+          <w:sz w:val="20"/>
+        </w:rPr>
+        <w:t xml:space="preserve"> → </w:t>
+      </w:r>
+      <w:r>
+        <w:rPr>
+          <w:b/>
+          <w:color w:val="960000"/>
+          <w:sz w:val="20"/>
+        </w:rPr>
+        <w:t>`0`</w:t>
+      </w:r>
+      <w:r>
+        <w:rPr>
+          <w:b w:val="0"/>
+          <w:color w:val="960000"/>
+          <w:sz w:val="20"/>
+        </w:rPr>
+        <w:t xml:space="preserve">~~ → </w:t>
+      </w:r>
+      <w:r>
+        <w:rPr>
+          <w:b/>
+          <w:color w:val="960000"/>
+          <w:sz w:val="20"/>
+        </w:rPr>
+        <w:t>`10`</w:t>
+      </w:r>
+      <w:r>
+        <w:rPr>
+          <w:b w:val="0"/>
+          <w:color w:val="960000"/>
+          <w:sz w:val="20"/>
+        </w:rPr>
+        <w:t xml:space="preserve">, medido el 07/09 | | </w:t>
+      </w:r>
+      <w:r>
+        <w:rPr>
+          <w:b/>
+          <w:color w:val="960000"/>
+          <w:sz w:val="20"/>
+        </w:rPr>
+        <w:t>Orden del Maestro por radio</w:t>
+      </w:r>
+      <w:r>
+        <w:rPr>
+          <w:b w:val="0"/>
+          <w:color w:val="960000"/>
+          <w:sz w:val="20"/>
+        </w:rPr>
         <w:t xml:space="preserve"> | ❌ </w:t>
       </w:r>
       <w:r>
@@ -18262,59 +19374,130 @@
           <w:color w:val="960000"/>
           <w:sz w:val="20"/>
         </w:rPr>
-        <w:t>no existe el comando</w:t>
-      </w:r>
-      <w:r>
-        <w:rPr>
-          <w:b w:val="0"/>
-          <w:color w:val="960000"/>
-          <w:sz w:val="20"/>
-        </w:rPr>
-        <w:t xml:space="preserve"> | </w:t>
-      </w:r>
-      <w:r>
-        <w:rPr>
-          <w:rFonts w:ascii="Consolas" w:hAnsi="Consolas"/>
-          <w:color w:val="960000"/>
-          <w:sz w:val="20"/>
-        </w:rPr>
-        <w:t>grep -c "SET_MODO" Esclavo/src/bluetooth.cpp</w:t>
-      </w:r>
-      <w:r>
-        <w:rPr>
-          <w:b w:val="0"/>
-          <w:color w:val="960000"/>
-          <w:sz w:val="20"/>
-        </w:rPr>
-        <w:t xml:space="preserve"> → </w:t>
-      </w:r>
-      <w:r>
-        <w:rPr>
-          <w:b/>
-          <w:color w:val="960000"/>
-          <w:sz w:val="20"/>
-        </w:rPr>
-        <w:t>`0`</w:t>
-      </w:r>
-      <w:r>
-        <w:rPr>
-          <w:b w:val="0"/>
-          <w:color w:val="960000"/>
-          <w:sz w:val="20"/>
-        </w:rPr>
-        <w:t xml:space="preserve">. Lo que esa punta acepta es </w:t>
-      </w:r>
-      <w:r>
-        <w:rPr>
-          <w:rFonts w:ascii="Consolas" w:hAnsi="Consolas"/>
-          <w:color w:val="960000"/>
-          <w:sz w:val="20"/>
-        </w:rPr>
-        <w:t>AMBAR_EMERGENCIA</w:t>
-      </w:r>
-      <w:r>
-        <w:rPr>
-          <w:b w:val="0"/>
+        <w:t>imposible por diseño</w:t>
+      </w:r>
+      <w:r>
+        <w:rPr>
+          <w:b w:val="0"/>
+          <w:color w:val="960000"/>
+          <w:sz w:val="20"/>
+        </w:rPr>
+        <w:t xml:space="preserve"> | *el radio muerto es justamente la razón de entrar al Degradado* | ``</w:t>
+      </w:r>
+      <w:r>
+        <w:rPr>
+          <w:rFonts w:ascii="Consolas" w:hAnsi="Consolas"/>
+          <w:color w:val="960000"/>
+          <w:sz w:val="20"/>
+        </w:rPr>
+        <w:t xml:space="preserve">text  grep -c "SET_MODO" 01_Firmware/Esclavo/src/bluetooth.cpp ~~0~~   -&gt; 10   (medido el 07/09) </w:t>
+      </w:r>
+      <w:r>
+        <w:rPr>
+          <w:rFonts w:ascii="Consolas" w:hAnsi="Consolas"/>
+          <w:color w:val="960000"/>
+          <w:sz w:val="20"/>
+        </w:rPr>
+      </w:r>
+      <w:r>
+        <w:rPr>
+          <w:rFonts w:ascii="Consolas" w:hAnsi="Consolas"/>
+          <w:color w:val="960000"/>
+          <w:sz w:val="20"/>
+        </w:rPr>
+        <w:t xml:space="preserve"> ~~🛑 **O sea que hoy el Modo Degradado NO SE PUEDE ACTIVAR EN EL ESCLAVO POR NINGUNA VÍA.**~~ # 🔴 07/09 — ESE </w:t>
+      </w:r>
+      <w:r>
+        <w:rPr>
+          <w:b w:val="0"/>
+          <w:color w:val="960000"/>
+          <w:sz w:val="20"/>
+        </w:rPr>
+        <w:t>0</w:t>
+      </w:r>
+      <w:r>
+        <w:rPr>
+          <w:rFonts w:ascii="Consolas" w:hAnsi="Consolas"/>
+          <w:color w:val="960000"/>
+          <w:sz w:val="20"/>
+        </w:rPr>
+        <w:t xml:space="preserve"> ERA MI PATRÓN, NO EL EQUIPO. **</w:t>
+      </w:r>
+      <w:r>
+        <w:rPr>
+          <w:b w:val="0"/>
+          <w:color w:val="960000"/>
+          <w:sz w:val="20"/>
+        </w:rPr>
+        <w:t>DECISIONES.md</w:t>
+      </w:r>
+      <w:r>
+        <w:rPr>
+          <w:rFonts w:ascii="Consolas" w:hAnsi="Consolas"/>
+          <w:color w:val="960000"/>
+          <w:sz w:val="20"/>
+        </w:rPr>
+        <w:t xml:space="preserve"> </w:t>
+      </w:r>
+      <w:r>
+        <w:rPr>
+          <w:b w:val="0"/>
+          <w:color w:val="960000"/>
+          <w:sz w:val="20"/>
+        </w:rPr>
+        <w:t>D-18</w:t>
+      </w:r>
+      <w:r>
+        <w:rPr>
+          <w:rFonts w:ascii="Consolas" w:hAnsi="Consolas"/>
+          <w:color w:val="960000"/>
+          <w:sz w:val="20"/>
+        </w:rPr>
+        <w:t xml:space="preserve">: SÍ SE PUEDE, POR APP** **Falso desde el commit </w:t>
+      </w:r>
+      <w:r>
+        <w:rPr>
+          <w:b w:val="0"/>
+          <w:color w:val="960000"/>
+          <w:sz w:val="20"/>
+        </w:rPr>
+        <w:t>15e8cf3</w:t>
+      </w:r>
+      <w:r>
+        <w:rPr>
+          <w:rFonts w:ascii="Consolas" w:hAnsi="Consolas"/>
+          <w:color w:val="960000"/>
+          <w:sz w:val="20"/>
+        </w:rPr>
+        <w:t>**, que es la medida que lo tacha — no una fecha aproximada. La orden es **</w:t>
+      </w:r>
+      <w:r>
+        <w:rPr>
+          <w:b w:val="0"/>
+          <w:color w:val="960000"/>
+          <w:sz w:val="20"/>
+        </w:rPr>
+        <w:t>CMD:PIN:1234:SET_MODO:DEGRADADO</w:t>
+      </w:r>
+      <w:r>
+        <w:rPr>
+          <w:rFonts w:ascii="Consolas" w:hAnsi="Consolas"/>
+          <w:color w:val="960000"/>
+          <w:sz w:val="20"/>
+        </w:rPr>
+        <w:t xml:space="preserve">**, la misma que en el Maestro, con </w:t>
+      </w:r>
+      <w:r>
+        <w:rPr>
+          <w:b w:val="0"/>
+          <w:color w:val="960000"/>
+          <w:sz w:val="20"/>
+        </w:rPr>
+        <w:t>ACK,…OK</w:t>
+      </w:r>
+      <w:r>
+        <w:rPr>
+          <w:rFonts w:ascii="Consolas" w:hAnsi="Consolas"/>
           <w:color w:val="960000"/>
           <w:sz w:val="20"/>
         </w:rPr>
@@ -18322,138 +19505,131 @@
       </w:r>
       <w:r>
         <w:rPr>
-          <w:rFonts w:ascii="Consolas" w:hAnsi="Consolas"/>
-          <w:color w:val="960000"/>
-          <w:sz w:val="20"/>
-        </w:rPr>
-        <w:t>CANCELAR_AMBAR</w:t>
-      </w:r>
-      <w:r>
-        <w:rPr>
-          <w:b w:val="0"/>
-          <w:color w:val="960000"/>
-          <w:sz w:val="20"/>
-        </w:rPr>
-        <w:t xml:space="preserve">, </w:t>
-      </w:r>
-      <w:r>
-        <w:rPr>
-          <w:rFonts w:ascii="Consolas" w:hAnsi="Consolas"/>
-          <w:color w:val="960000"/>
-          <w:sz w:val="20"/>
-        </w:rPr>
-        <w:t>SOLICITAR_PASO</w:t>
-      </w:r>
-      <w:r>
-        <w:rPr>
-          <w:b w:val="0"/>
-          <w:color w:val="960000"/>
-          <w:sz w:val="20"/>
-        </w:rPr>
-        <w:t xml:space="preserve"> y </w:t>
-      </w:r>
-      <w:r>
-        <w:rPr>
-          <w:rFonts w:ascii="Consolas" w:hAnsi="Consolas"/>
-          <w:color w:val="960000"/>
-          <w:sz w:val="20"/>
-        </w:rPr>
-        <w:t>SET_RTC</w:t>
-      </w:r>
-      <w:r>
-        <w:rPr>
-          <w:b w:val="0"/>
-          <w:color w:val="960000"/>
-          <w:sz w:val="20"/>
-        </w:rPr>
-        <w:t xml:space="preserve"> | | </w:t>
-      </w:r>
-      <w:r>
-        <w:rPr>
-          <w:b/>
-          <w:color w:val="960000"/>
-          <w:sz w:val="20"/>
-        </w:rPr>
-        <w:t>Orden del Maestro por radio</w:t>
-      </w:r>
-      <w:r>
-        <w:rPr>
-          <w:b w:val="0"/>
-          <w:color w:val="960000"/>
-          <w:sz w:val="20"/>
-        </w:rPr>
-        <w:t xml:space="preserve"> | ❌ </w:t>
-      </w:r>
-      <w:r>
-        <w:rPr>
-          <w:b/>
-          <w:color w:val="960000"/>
-          <w:sz w:val="20"/>
-        </w:rPr>
-        <w:t>imposible por diseño</w:t>
-      </w:r>
-      <w:r>
-        <w:rPr>
-          <w:b w:val="0"/>
-          <w:color w:val="960000"/>
-          <w:sz w:val="20"/>
-        </w:rPr>
-        <w:t xml:space="preserve"> | *el radio muerto es justamente la razón de entrar al Degradado* | ``</w:t>
-      </w:r>
-      <w:r>
-        <w:rPr>
-          <w:rFonts w:ascii="Consolas" w:hAnsi="Consolas"/>
-          <w:color w:val="960000"/>
-          <w:sz w:val="20"/>
-        </w:rPr>
-        <w:t xml:space="preserve">text $ grep -c "SET_MODO" 01_Firmware/Esclavo/src/bluetooth.cpp 0 </w:t>
-      </w:r>
-      <w:r>
-        <w:rPr>
-          <w:rFonts w:ascii="Consolas" w:hAnsi="Consolas"/>
-          <w:color w:val="960000"/>
-          <w:sz w:val="20"/>
-        </w:rPr>
-      </w:r>
-      <w:r>
-        <w:rPr>
-          <w:rFonts w:ascii="Consolas" w:hAnsi="Consolas"/>
-          <w:color w:val="960000"/>
-          <w:sz w:val="20"/>
-        </w:rPr>
-        <w:t xml:space="preserve"> 🛑 **O sea que hoy el Modo Degradado NO SE PUEDE ACTIVAR EN EL ESCLAVO POR NINGUNA VÍA.** Antes del 05/09 la respuesta era *«subiendo al gabinete»*; ya no lo es, porque arriba tampoco hay con qué —ni pantalla ni botones que confirmen—. ⚠️ **Este manual NO decide qué se hace con eso, y no propone la solución obvia.** Es una decisión vial y del responsable, y las opciones que se le pongan delante son un instrumento: **añadir </w:t>
-      </w:r>
-      <w:r>
-        <w:rPr>
-          <w:b w:val="0"/>
-          <w:color w:val="960000"/>
-          <w:sz w:val="20"/>
-        </w:rPr>
-        <w:t>SET_MODO` al Esclavo tiene consecuencias sobre quién arbitra el ciclo</w:t>
-      </w:r>
-      <w:r>
-        <w:rPr>
-          <w:b/>
-          <w:color w:val="960000"/>
-          <w:sz w:val="20"/>
-        </w:rPr>
-        <w:t xml:space="preserve"> —hoy sólo el Maestro—, y eso no se decide desde una lista de compras. </w:t>
-      </w:r>
-      <w:r>
-        <w:rPr>
-          <w:b w:val="0"/>
-          <w:color w:val="960000"/>
-          <w:sz w:val="20"/>
-        </w:rPr>
-        <w:t>Lo que este documento hace es dejar el hueco escrito con su medida</w:t>
-      </w:r>
-      <w:r>
-        <w:rPr>
-          <w:b/>
-          <w:color w:val="960000"/>
-          <w:sz w:val="20"/>
-        </w:rPr>
-        <w:t xml:space="preserve">, para que no se descubra la noche que se caiga la radio. ✅ </w:t>
+          <w:b w:val="0"/>
+          <w:color w:val="960000"/>
+          <w:sz w:val="20"/>
+        </w:rPr>
+        <w:t>ACK,…YA_ACTIVO</w:t>
+      </w:r>
+      <w:r>
+        <w:rPr>
+          <w:rFonts w:ascii="Consolas" w:hAnsi="Consolas"/>
+          <w:color w:val="960000"/>
+          <w:sz w:val="20"/>
+        </w:rPr>
+        <w:t xml:space="preserve"> y un </w:t>
+      </w:r>
+      <w:r>
+        <w:rPr>
+          <w:b w:val="0"/>
+          <w:color w:val="960000"/>
+          <w:sz w:val="20"/>
+        </w:rPr>
+        <w:t>ERR</w:t>
+      </w:r>
+      <w:r>
+        <w:rPr>
+          <w:rFonts w:ascii="Consolas" w:hAnsi="Consolas"/>
+          <w:color w:val="960000"/>
+          <w:sz w:val="20"/>
+        </w:rPr>
+        <w:t xml:space="preserve"> **por cada motivo** de </w:t>
+      </w:r>
+      <w:r>
+        <w:rPr>
+          <w:b w:val="0"/>
+          <w:color w:val="960000"/>
+          <w:sz w:val="20"/>
+        </w:rPr>
+        <w:t>degradado_entrar()</w:t>
+      </w:r>
+      <w:r>
+        <w:rPr>
+          <w:rFonts w:ascii="Consolas" w:hAnsi="Consolas"/>
+          <w:color w:val="960000"/>
+          <w:sz w:val="20"/>
+        </w:rPr>
+        <w:t xml:space="preserve">. **Y merece la pena entender por qué aquel </w:t>
+      </w:r>
+      <w:r>
+        <w:rPr>
+          <w:b w:val="0"/>
+          <w:color w:val="960000"/>
+          <w:sz w:val="20"/>
+        </w:rPr>
+        <w:t>grep</w:t>
+      </w:r>
+      <w:r>
+        <w:rPr>
+          <w:rFonts w:ascii="Consolas" w:hAnsi="Consolas"/>
+          <w:color w:val="960000"/>
+          <w:sz w:val="20"/>
+        </w:rPr>
+        <w:t xml:space="preserve"> engañó, porque es la forma de error más cara de este repositorio:** el cero era **cierto el día que se midió** —</w:t>
+      </w:r>
+      <w:r>
+        <w:rPr>
+          <w:b w:val="0"/>
+          <w:color w:val="960000"/>
+          <w:sz w:val="20"/>
+        </w:rPr>
+        <w:t>D-18</w:t>
+      </w:r>
+      <w:r>
+        <w:rPr>
+          <w:rFonts w:ascii="Consolas" w:hAnsi="Consolas"/>
+          <w:color w:val="960000"/>
+          <w:sz w:val="20"/>
+        </w:rPr>
+        <w:t xml:space="preserve"> entró después— pero además el patrón buscaba el **setter genérico** cuando la capacidad se llama **</w:t>
+      </w:r>
+      <w:r>
+        <w:rPr>
+          <w:b w:val="0"/>
+          <w:color w:val="960000"/>
+          <w:sz w:val="20"/>
+        </w:rPr>
+        <w:t>degradado_entrar()</w:t>
+      </w:r>
+      <w:r>
+        <w:rPr>
+          <w:rFonts w:ascii="Consolas" w:hAnsi="Consolas"/>
+          <w:color w:val="960000"/>
+          <w:sz w:val="20"/>
+        </w:rPr>
+        <w:t xml:space="preserve">** en esa punta, y esa función tenía llamadores desde antes. **La puerta llevaba meses construida; lo que se había retirado era la llave.** 🛑 **Y la consecuencia fue peor que el dato: un «no existe» se convierte en una decisión del responsable.** Aquel cero le habría hecho elegir entre *«añadir un modo»* y *«retirarlo»*, cuando la opción real y barata —darle a la app la llave de una puerta ya hecha— **no estaba en la mesa porque la medida estaba mal**. ⚠️ **Lo que del párrafo tachado sigue valiendo:** **quién arbitra el ciclo sí cambia.** El Degradado es el único modo que da verde **sin confirmar la otra punta**, y por eso </w:t>
+      </w:r>
+      <w:r>
+        <w:rPr>
+          <w:b w:val="0"/>
+          <w:color w:val="960000"/>
+          <w:sz w:val="20"/>
+        </w:rPr>
+        <w:t>D-18</w:t>
+      </w:r>
+      <w:r>
+        <w:rPr>
+          <w:rFonts w:ascii="Consolas" w:hAnsi="Consolas"/>
+          <w:color w:val="960000"/>
+          <w:sz w:val="20"/>
+        </w:rPr>
+        <w:t xml:space="preserve"> no lo cerró un agente por su cuenta. **Con el Maestro vivo, su </w:t>
+      </w:r>
+      <w:r>
+        <w:rPr>
+          <w:b w:val="0"/>
+          <w:color w:val="960000"/>
+          <w:sz w:val="20"/>
+        </w:rPr>
+        <w:t>CMD_PING` cada 3 s saca al Esclavo del Degradado</w:t>
+      </w:r>
+      <w:r>
+        <w:rPr>
+          <w:b/>
+          <w:color w:val="960000"/>
+          <w:sz w:val="20"/>
+        </w:rPr>
+        <w:t xml:space="preserve">, así que este modo sólo se sostiene con la radio realmente muerta. ✅ </w:t>
       </w:r>
       <w:r>
         <w:rPr>

--- a/05_Funcional/2_Manual_Hardware_y_Pruebas.docx
+++ b/05_Funcional/2_Manual_Hardware_y_Pruebas.docx
@@ -434,10 +434,24 @@
             <w:r/>
             <w:r>
               <w:rPr>
+                <w:b w:val="0"/>
+                <w:sz w:val="19"/>
+              </w:rPr>
+              <w:t>~~</w:t>
+            </w:r>
+            <w:r>
+              <w:rPr>
                 <w:b/>
                 <w:sz w:val="19"/>
               </w:rPr>
               <w:t>Cámaras IA de demanda (1 y 3)</w:t>
+            </w:r>
+            <w:r>
+              <w:rPr>
+                <w:b w:val="0"/>
+                <w:sz w:val="19"/>
+              </w:rPr>
+              <w:t>~~</w:t>
             </w:r>
           </w:p>
         </w:tc>
@@ -452,14 +466,14 @@
                 <w:b w:val="0"/>
                 <w:sz w:val="19"/>
               </w:rPr>
-              <w:t xml:space="preserve">✅ </w:t>
+              <w:t xml:space="preserve">🔴 </w:t>
             </w:r>
             <w:r>
               <w:rPr>
                 <w:b/>
                 <w:sz w:val="19"/>
               </w:rPr>
-              <w:t>1 en Maestro + 1 en Esclavo</w:t>
+              <w:t>07/09 — NO ES AHÍ DONDE VAN LAS CÁMARAS COMPRADAS</w:t>
             </w:r>
           </w:p>
         </w:tc>
@@ -474,7 +488,7 @@
                 <w:b w:val="0"/>
                 <w:sz w:val="19"/>
               </w:rPr>
-              <w:t xml:space="preserve">Contacto seco </w:t>
+              <w:t xml:space="preserve">~~Contacto seco </w:t>
             </w:r>
             <w:r>
               <w:rPr>
@@ -516,7 +530,91 @@
                 <w:b w:val="0"/>
                 <w:sz w:val="19"/>
               </w:rPr>
-              <w:t>. Operativas. Ver §7</w:t>
+              <w:t xml:space="preserve">. Operativas~~ → </w:t>
+            </w:r>
+            <w:r>
+              <w:rPr>
+                <w:b/>
+                <w:sz w:val="19"/>
+              </w:rPr>
+              <w:t>`PB0` (bornera `J14`) es `CAM_DEMANDA_PIN`, y sólo lo lee el MODO INTELIGENTE.</w:t>
+            </w:r>
+            <w:r>
+              <w:rPr>
+                <w:b w:val="0"/>
+                <w:sz w:val="19"/>
+              </w:rPr>
+              <w:t xml:space="preserve"> </w:t>
+            </w:r>
+            <w:r>
+              <w:rPr>
+                <w:rFonts w:ascii="Consolas" w:hAnsi="Consolas"/>
+                <w:sz w:val="19"/>
+              </w:rPr>
+              <w:t>DECISIONES.md</w:t>
+            </w:r>
+            <w:r>
+              <w:rPr>
+                <w:b w:val="0"/>
+                <w:sz w:val="19"/>
+              </w:rPr>
+              <w:t xml:space="preserve"> </w:t>
+            </w:r>
+            <w:r>
+              <w:rPr>
+                <w:rFonts w:ascii="Consolas" w:hAnsi="Consolas"/>
+                <w:sz w:val="19"/>
+              </w:rPr>
+              <w:t>D-2</w:t>
+            </w:r>
+            <w:r>
+              <w:rPr>
+                <w:b w:val="0"/>
+                <w:sz w:val="19"/>
+              </w:rPr>
+              <w:t>/</w:t>
+            </w:r>
+            <w:r>
+              <w:rPr>
+                <w:rFonts w:ascii="Consolas" w:hAnsi="Consolas"/>
+                <w:sz w:val="19"/>
+              </w:rPr>
+              <w:t>D-3</w:t>
+            </w:r>
+            <w:r>
+              <w:rPr>
+                <w:b w:val="0"/>
+                <w:sz w:val="19"/>
+              </w:rPr>
+              <w:t>/</w:t>
+            </w:r>
+            <w:r>
+              <w:rPr>
+                <w:rFonts w:ascii="Consolas" w:hAnsi="Consolas"/>
+                <w:sz w:val="19"/>
+              </w:rPr>
+              <w:t>D-13</w:t>
+            </w:r>
+            <w:r>
+              <w:rPr>
+                <w:b w:val="0"/>
+                <w:sz w:val="19"/>
+              </w:rPr>
+              <w:t xml:space="preserve">: </w:t>
+            </w:r>
+            <w:r>
+              <w:rPr>
+                <w:b/>
+                <w:sz w:val="19"/>
+              </w:rPr>
+              <w:t>las dos cámaras compradas van a `J16` p10 y p12</w:t>
+            </w:r>
+            <w:r>
+              <w:rPr>
+                <w:b w:val="0"/>
+                <w:sz w:val="19"/>
+              </w:rPr>
+              <w:t>. Ver el recuadro de §7</w:t>
             </w:r>
           </w:p>
         </w:tc>
@@ -2601,15 +2699,63 @@
           <w:color w:val="960000"/>
           <w:sz w:val="20"/>
         </w:rPr>
-        <w:t>cámara de `J14`</w:t>
-      </w:r>
-      <w:r>
-        <w:rPr>
-          <w:b w:val="0"/>
-          <w:color w:val="960000"/>
-          <w:sz w:val="20"/>
-        </w:rPr>
-        <w:t xml:space="preserve">, la </w:t>
+        <w:t>entrada de `J14`</w:t>
+      </w:r>
+      <w:r>
+        <w:rPr>
+          <w:b w:val="0"/>
+          <w:color w:val="960000"/>
+          <w:sz w:val="20"/>
+        </w:rPr>
+        <w:t xml:space="preserve"> *(🔴 </w:t>
+      </w:r>
+      <w:r>
+        <w:rPr>
+          <w:b/>
+          <w:color w:val="960000"/>
+          <w:sz w:val="20"/>
+        </w:rPr>
+        <w:t>07/09: aquí ponía «la cámara de `J14`» y eso induce a cablear ahí la cámara comprada.</w:t>
+      </w:r>
+      <w:r>
+        <w:rPr>
+          <w:b w:val="0"/>
+          <w:color w:val="960000"/>
+          <w:sz w:val="20"/>
+        </w:rPr>
+        <w:t xml:space="preserve"> Lo que se ejerció fue </w:t>
+      </w:r>
+      <w:r>
+        <w:rPr>
+          <w:b/>
+          <w:color w:val="960000"/>
+          <w:sz w:val="20"/>
+        </w:rPr>
+        <w:t>`CAM_DEMANDA_PIN` = `PB0`</w:t>
+      </w:r>
+      <w:r>
+        <w:rPr>
+          <w:b w:val="0"/>
+          <w:color w:val="960000"/>
+          <w:sz w:val="20"/>
+        </w:rPr>
+        <w:t xml:space="preserve">, la entrada de demanda del Modo Inteligente. </w:t>
+      </w:r>
+      <w:r>
+        <w:rPr>
+          <w:b/>
+          <w:color w:val="960000"/>
+          <w:sz w:val="20"/>
+        </w:rPr>
+        <w:t>Las cámaras de `D-2`/`D-13` van a `J16` p10/p12</w:t>
+      </w:r>
+      <w:r>
+        <w:rPr>
+          <w:b w:val="0"/>
+          <w:color w:val="960000"/>
+          <w:sz w:val="20"/>
+        </w:rPr>
+        <w:t xml:space="preserve"> — ver §7)*, la </w:t>
       </w:r>
       <w:r>
         <w:rPr>
@@ -4178,15 +4324,63 @@
           <w:color w:val="960000"/>
           <w:sz w:val="20"/>
         </w:rPr>
-        <w:t>01_Firmware/Maestro/src/mando.cpp:45-47</w:t>
-      </w:r>
-      <w:r>
-        <w:rPr>
-          <w:rFonts w:ascii="Consolas" w:hAnsi="Consolas"/>
-          <w:color w:val="960000"/>
-          <w:sz w:val="20"/>
-        </w:rPr>
-        <w:t>** (</w:t>
+        <w:t>01_Firmware/Maestro/src/mando.cpp</w:t>
+      </w:r>
+      <w:r>
+        <w:rPr>
+          <w:rFonts w:ascii="Consolas" w:hAnsi="Consolas"/>
+          <w:color w:val="960000"/>
+          <w:sz w:val="20"/>
+        </w:rPr>
+        <w:t xml:space="preserve">, simbolos </w:t>
+      </w:r>
+      <w:r>
+        <w:rPr>
+          <w:b w:val="0"/>
+          <w:color w:val="960000"/>
+          <w:sz w:val="20"/>
+        </w:rPr>
+        <w:t>DESTELLOS_*</w:t>
+      </w:r>
+      <w:r>
+        <w:rPr>
+          <w:rFonts w:ascii="Consolas" w:hAnsi="Consolas"/>
+          <w:color w:val="960000"/>
+          <w:sz w:val="20"/>
+        </w:rPr>
+        <w:t xml:space="preserve">** *(se cita el simbolo: los </w:t>
+      </w:r>
+      <w:r>
+        <w:rPr>
+          <w:b w:val="0"/>
+          <w:color w:val="960000"/>
+          <w:sz w:val="20"/>
+        </w:rPr>
+        <w:t>:45-47</w:t>
+      </w:r>
+      <w:r>
+        <w:rPr>
+          <w:rFonts w:ascii="Consolas" w:hAnsi="Consolas"/>
+          <w:color w:val="960000"/>
+          <w:sz w:val="20"/>
+        </w:rPr>
+        <w:t xml:space="preserve"> que habia aqui apuntan hoy a otro sitio — </w:t>
+      </w:r>
+      <w:r>
+        <w:rPr>
+          <w:b w:val="0"/>
+          <w:color w:val="960000"/>
+          <w:sz w:val="20"/>
+        </w:rPr>
+        <w:t>grep -n "DESTELLOS_" 01_Firmware/Maestro/src/mando.cpp</w:t>
+      </w:r>
+      <w:r>
+        <w:rPr>
+          <w:rFonts w:ascii="Consolas" w:hAnsi="Consolas"/>
+          <w:color w:val="960000"/>
+          <w:sz w:val="20"/>
+        </w:rPr>
+        <w:t>)* (</w:t>
       </w:r>
       <w:r>
         <w:rPr>
@@ -6245,15 +6439,47 @@
           <w:color w:val="960000"/>
           <w:sz w:val="20"/>
         </w:rPr>
-        <w:t>Maestro/src/botones.cpp:305-306</w:t>
-      </w:r>
-      <w:r>
-        <w:rPr>
-          <w:b w:val="0"/>
-          <w:color w:val="960000"/>
-          <w:sz w:val="20"/>
-        </w:rPr>
-        <w:t xml:space="preserve"> y su equivalente del Esclavo: &gt; &gt; ``</w:t>
+        <w:t>botones.cpp</w:t>
+      </w:r>
+      <w:r>
+        <w:rPr>
+          <w:b w:val="0"/>
+          <w:color w:val="960000"/>
+          <w:sz w:val="20"/>
+        </w:rPr>
+        <w:t xml:space="preserve"> de las dos puntas *(por simbolo — los </w:t>
+      </w:r>
+      <w:r>
+        <w:rPr>
+          <w:rFonts w:ascii="Consolas" w:hAnsi="Consolas"/>
+          <w:color w:val="960000"/>
+          <w:sz w:val="20"/>
+        </w:rPr>
+        <w:t>:305-306</w:t>
+      </w:r>
+      <w:r>
+        <w:rPr>
+          <w:b w:val="0"/>
+          <w:color w:val="960000"/>
+          <w:sz w:val="20"/>
+        </w:rPr>
+        <w:t xml:space="preserve"> que se citaban aqui estan caducados; </w:t>
+      </w:r>
+      <w:r>
+        <w:rPr>
+          <w:rFonts w:ascii="Consolas" w:hAnsi="Consolas"/>
+          <w:color w:val="960000"/>
+          <w:sz w:val="20"/>
+        </w:rPr>
+        <w:t>grep -n "bool botonAceptar" 01_Firmware/Maestro/src/botones.cpp 01_Firmware/Esclavo/src/botones.cpp</w:t>
+      </w:r>
+      <w:r>
+        <w:rPr>
+          <w:b w:val="0"/>
+          <w:color w:val="960000"/>
+          <w:sz w:val="20"/>
+        </w:rPr>
+        <w:t>)*: &gt; &gt; ``</w:t>
       </w:r>
       <w:r>
         <w:rPr>
@@ -10114,31 +10340,31 @@
           <w:color w:val="960000"/>
           <w:sz w:val="20"/>
         </w:rPr>
-        <w:t>botones.cpp:305-306</w:t>
-      </w:r>
-      <w:r>
-        <w:rPr>
-          <w:b w:val="0"/>
-          <w:color w:val="960000"/>
-          <w:sz w:val="20"/>
-        </w:rPr>
-        <w:t xml:space="preserve"> (Maestro) / </w:t>
-      </w:r>
-      <w:r>
-        <w:rPr>
-          <w:rFonts w:ascii="Consolas" w:hAnsi="Consolas"/>
-          <w:color w:val="960000"/>
-          <w:sz w:val="20"/>
-        </w:rPr>
-        <w:t>:316-317</w:t>
-      </w:r>
-      <w:r>
-        <w:rPr>
-          <w:b w:val="0"/>
-          <w:color w:val="960000"/>
-          <w:sz w:val="20"/>
-        </w:rPr>
-        <w:t xml:space="preserve"> (Esclavo) en ambas puntas): </w:t>
+        <w:t>grep -n "bool botonAceptar\|bool botonCancelar" 01_Firmware/Maestro/src/botones.cpp 01_Firmware/Esclavo/src/botones.cpp</w:t>
+      </w:r>
+      <w:r>
+        <w:rPr>
+          <w:b w:val="0"/>
+          <w:color w:val="960000"/>
+          <w:sz w:val="20"/>
+        </w:rPr>
+        <w:t xml:space="preserve"> — </w:t>
+      </w:r>
+      <w:r>
+        <w:rPr>
+          <w:b/>
+          <w:color w:val="960000"/>
+          <w:sz w:val="20"/>
+        </w:rPr>
+        <w:t>por simbolo: los numeros de linea que se citaban aqui estan caducados</w:t>
+      </w:r>
+      <w:r>
+        <w:rPr>
+          <w:b w:val="0"/>
+          <w:color w:val="960000"/>
+          <w:sz w:val="20"/>
+        </w:rPr>
+        <w:t xml:space="preserve">): </w:t>
       </w:r>
       <w:r>
         <w:rPr>
@@ -11430,13 +11656,84 @@
         <w:br/>
         <w:t xml:space="preserve">        01_Firmware/Maestro/include/pines.h</w:t>
         <w:br/>
-        <w:t xml:space="preserve">  146:#define BOTON1      PB9   // J16 p5  - Arriba / mando A</w:t>
+        <w:t xml:space="preserve">  163:#define BOTON1      PB9   // J16 p5  - Arriba / mando A</w:t>
         <w:br/>
-        <w:t xml:space="preserve">  147:#define BOTON2      PB13  // J16 p8  - Abajo  / mando B</w:t>
+        <w:t xml:space="preserve">  164:#define BOTON2      PB13  // J16 p8  - Abajo  / mando B</w:t>
         <w:br/>
-        <w:t xml:space="preserve">  148:#define CAM_C_PIN   PB14  // J16 p10 - camara de contacto seco (era BOTON3, "Aceptar")</w:t>
+        <w:t xml:space="preserve">  165:#define CAM_C_PIN   PB14  // J16 p10 - camara de contacto seco (era BOTON3, "Aceptar")</w:t>
         <w:br/>
-        <w:t xml:space="preserve">  149:#define CAM_D_PIN   PB15  // J16 p12 - camara de contacto seco (era BOTON4, "Cancelar")</w:t>
+        <w:t xml:space="preserve">  166:#define CAM_D_PIN   PB15  // J16 p12 - camara de contacto seco (era BOTON4, "Cancelar")</w:t>
+      </w:r>
+    </w:p>
+    <w:p>
+      <w:pPr>
+        <w:spacing w:after="160"/>
+        <w:ind w:left="360"/>
+        <w:shd w:val="clear" w:fill="FFF4E5"/>
+      </w:pPr>
+      <w:r>
+        <w:rPr>
+          <w:b w:val="0"/>
+          <w:color w:val="960000"/>
+          <w:sz w:val="20"/>
+        </w:rPr>
+        <w:t xml:space="preserve">🔴 </w:t>
+      </w:r>
+      <w:r>
+        <w:rPr>
+          <w:b/>
+          <w:color w:val="960000"/>
+          <w:sz w:val="20"/>
+        </w:rPr>
+        <w:t>07/09 — aquí ponía `146`–`149` y hoy son `163`–`166`.</w:t>
+      </w:r>
+      <w:r>
+        <w:rPr>
+          <w:b w:val="0"/>
+          <w:color w:val="960000"/>
+          <w:sz w:val="20"/>
+        </w:rPr>
+        <w:t xml:space="preserve"> No se renumera «para dejarlo al día»: </w:t>
+      </w:r>
+      <w:r>
+        <w:rPr>
+          <w:b/>
+          <w:color w:val="960000"/>
+          <w:sz w:val="20"/>
+        </w:rPr>
+        <w:t>eso ya se probó en este repositorio y las citas renumeradas caducaron en una semana.</w:t>
+      </w:r>
+      <w:r>
+        <w:rPr>
+          <w:b w:val="0"/>
+          <w:color w:val="960000"/>
+          <w:sz w:val="20"/>
+        </w:rPr>
+        <w:t xml:space="preserve"> Lo que vale es </w:t>
+      </w:r>
+      <w:r>
+        <w:rPr>
+          <w:b/>
+          <w:color w:val="960000"/>
+          <w:sz w:val="20"/>
+        </w:rPr>
+        <w:t>el comando de arriba</w:t>
+      </w:r>
+      <w:r>
+        <w:rPr>
+          <w:b w:val="0"/>
+          <w:color w:val="960000"/>
+          <w:sz w:val="20"/>
+        </w:rPr>
+        <w:t xml:space="preserve">, que se ha vuelto a correr antes de pegar su salida. </w:t>
+      </w:r>
+      <w:r>
+        <w:rPr>
+          <w:b/>
+          <w:color w:val="960000"/>
+          <w:sz w:val="20"/>
+        </w:rPr>
+        <w:t>Corra el `grep`; no se fíe del número.</w:t>
       </w:r>
     </w:p>
     <w:p>
@@ -15524,7 +15821,23 @@
           <w:color w:val="960000"/>
           <w:sz w:val="20"/>
         </w:rPr>
-        <w:t xml:space="preserve"> (`menu.cpp:111`, `:129`); `botonAceptar()` devuelve `false` siempre desde que `PB14`/`PB15` son cámaras (`botones.cpp:305-306` (Maestro) / `:316-317` (Esclavo)). </w:t>
+        <w:t xml:space="preserve"> (`menu.cpp:111`, `:129`); `botonAceptar()` devuelve `false` siempre desde que `PB14`/`PB15` son cámaras (`grep -n "bool botonAceptar" 01_Firmware/Maestro/src/botones.cpp 01_Firmware/Esclavo/src/botones.cpp` — </w:t>
+      </w:r>
+      <w:r>
+        <w:rPr>
+          <w:b w:val="0"/>
+          <w:color w:val="960000"/>
+          <w:sz w:val="20"/>
+        </w:rPr>
+        <w:t>por simbolo, no por linea</w:t>
+      </w:r>
+      <w:r>
+        <w:rPr>
+          <w:b/>
+          <w:color w:val="960000"/>
+          <w:sz w:val="20"/>
+        </w:rPr>
+        <w:t xml:space="preserve">). </w:t>
       </w:r>
       <w:r>
         <w:rPr>
@@ -18059,22 +18372,86 @@
           <w:color w:val="960000"/>
           <w:sz w:val="20"/>
         </w:rPr>
-        <w:t xml:space="preserve">text  grep -rn "ambarLocal = true" 01_Firmware/Esclavo/src Esclavo/src/mando.cpp:132:      ambarLocal = true;  grep -rn "mando_ambarLocal()" 01_Firmware/Esclavo/src/main.cpp \ 01_Firmware/Esclavo/src/bluetooth.cpp Esclavo/src/bluetooth.cpp:551:      if (semaforo_estado() == S_FALLO &amp;&amp; !mando_ambarLocal()) { Esclavo/src/bluetooth.cpp:562:      if (mando_ambarLocal()) { Esclavo/src/main.cpp:453:      if (!mando_ambarLocal() &amp;&amp; !bluetooth_ambarEmergencia()) { Esclavo/src/main.cpp:476:      if (!mando_ambarLocal() &amp;&amp; !bluetooth_ambarEmergencia()) { Esclavo/src/main.cpp:617:    if (!mando_ambarLocal() &amp;&amp; !bluetooth_ambarEmergencia() &amp;&amp; </w:t>
-      </w:r>
-      <w:r>
-        <w:rPr>
-          <w:rFonts w:ascii="Consolas" w:hAnsi="Consolas"/>
-          <w:color w:val="960000"/>
-          <w:sz w:val="20"/>
-        </w:rPr>
-      </w:r>
-      <w:r>
-        <w:rPr>
-          <w:rFonts w:ascii="Consolas" w:hAnsi="Consolas"/>
-          <w:color w:val="960000"/>
-          <w:sz w:val="20"/>
-        </w:rPr>
-        <w:t xml:space="preserve"> **Todos los lectores la usan para VETAR.** Si se borra la línea que la arma, esos </w:t>
+        <w:t xml:space="preserve">text  grep -rn "ambarLocal = true" 01_Firmware/Esclavo/src 01_Firmware/Esclavo/src/mando.cpp:140:      ambarLocal = true;  grep -rn "mando_ambarLocal()" 01_Firmware/Esclavo/src/main.cpp \ 01_Firmware/Esclavo/src/bluetooth.cpp 01_Firmware/Esclavo/src/main.cpp:464:      if (!mando_ambarLocal() &amp;&amp; !bluetooth_ambarEmergencia()) { 01_Firmware/Esclavo/src/main.cpp:487:      if (!mando_ambarLocal() &amp;&amp; !bluetooth_ambarEmergencia()) { 01_Firmware/Esclavo/src/main.cpp:628:    if (!mando_ambarLocal() &amp;&amp; !bluetooth_ambarEmergencia() &amp;&amp; 01_Firmware/Esclavo/src/bluetooth.cpp:10:#include "mando.h"           // R-3: mando_ambarLocal(), ... 01_Firmware/Esclavo/src/bluetooth.cpp:98:// mando_ambarLocal(). Sin este latch el ambar pedido desde la app ... 01_Firmware/Esclavo/src/bluetooth.cpp:630:      if (semaforo_estado() == S_FALLO &amp;&amp; !mando_ambarLocal()) { 01_Firmware/Esclavo/src/bluetooth.cpp:650:      if (mando_ambarLocal()) { 01_Firmware/Esclavo/src/bluetooth.cpp:652:        // main.cpp son "!mando_ambarLocal() &amp;&amp; ...", asi que con </w:t>
+      </w:r>
+      <w:r>
+        <w:rPr>
+          <w:rFonts w:ascii="Consolas" w:hAnsi="Consolas"/>
+          <w:color w:val="960000"/>
+          <w:sz w:val="20"/>
+        </w:rPr>
+      </w:r>
+      <w:r>
+        <w:rPr>
+          <w:rFonts w:ascii="Consolas" w:hAnsi="Consolas"/>
+          <w:color w:val="960000"/>
+          <w:sz w:val="20"/>
+        </w:rPr>
+        <w:t xml:space="preserve"> 🔧 **Los dos </w:t>
+      </w:r>
+      <w:r>
+        <w:rPr>
+          <w:b w:val="0"/>
+          <w:color w:val="960000"/>
+          <w:sz w:val="20"/>
+        </w:rPr>
+        <w:t>grep</w:t>
+      </w:r>
+      <w:r>
+        <w:rPr>
+          <w:rFonts w:ascii="Consolas" w:hAnsi="Consolas"/>
+          <w:color w:val="960000"/>
+          <w:sz w:val="20"/>
+        </w:rPr>
+        <w:t xml:space="preserve"> de arriba se volvieron a correr el 07/09 y su salida se pegó literal.** La anterior citaba </w:t>
+      </w:r>
+      <w:r>
+        <w:rPr>
+          <w:b w:val="0"/>
+          <w:color w:val="960000"/>
+          <w:sz w:val="20"/>
+        </w:rPr>
+        <w:t>mando.cpp:132</w:t>
+      </w:r>
+      <w:r>
+        <w:rPr>
+          <w:rFonts w:ascii="Consolas" w:hAnsi="Consolas"/>
+          <w:color w:val="960000"/>
+          <w:sz w:val="20"/>
+        </w:rPr>
+        <w:t xml:space="preserve"> y </w:t>
+      </w:r>
+      <w:r>
+        <w:rPr>
+          <w:b w:val="0"/>
+          <w:color w:val="960000"/>
+          <w:sz w:val="20"/>
+        </w:rPr>
+        <w:t>main.cpp:453/476/617</w:t>
+      </w:r>
+      <w:r>
+        <w:rPr>
+          <w:rFonts w:ascii="Consolas" w:hAnsi="Consolas"/>
+          <w:color w:val="960000"/>
+          <w:sz w:val="20"/>
+        </w:rPr>
+        <w:t xml:space="preserve">: **las cinco estaban caducadas.** ⚠️ Y **tres de las ocho filas son comentarios** —los comentarios de este repositorio citan lo que explican—: **lectores de verdad hay CINCO**, los que llevan un </w:t>
+      </w:r>
+      <w:r>
+        <w:rPr>
+          <w:b w:val="0"/>
+          <w:color w:val="960000"/>
+          <w:sz w:val="20"/>
+        </w:rPr>
+        <w:t>if</w:t>
+      </w:r>
+      <w:r>
+        <w:rPr>
+          <w:rFonts w:ascii="Consolas" w:hAnsi="Consolas"/>
+          <w:color w:val="960000"/>
+          <w:sz w:val="20"/>
+        </w:rPr>
+        <w:t xml:space="preserve">. **Todos los lectores la usan para VETAR.** Si se borra la línea que la arma, esos </w:t>
       </w:r>
       <w:r>
         <w:rPr>
@@ -21138,7 +21515,278 @@
           <w:color w:val="960000"/>
           <w:sz w:val="20"/>
         </w:rPr>
-        <w:t xml:space="preserve"> y no espera a que ninguna cámara diga que el tramo está vacío.</w:t>
+        <w:t xml:space="preserve"> y no espera a que ninguna cámara diga que el tramo está vacío. ### 🔴 07/09 — LA </w:t>
+      </w:r>
+      <w:r>
+        <w:rPr>
+          <w:rFonts w:ascii="Consolas" w:hAnsi="Consolas"/>
+          <w:color w:val="960000"/>
+          <w:sz w:val="20"/>
+        </w:rPr>
+        <w:t>ENTRADA</w:t>
+      </w:r>
+      <w:r>
+        <w:rPr>
+          <w:b w:val="0"/>
+          <w:color w:val="960000"/>
+          <w:sz w:val="20"/>
+        </w:rPr>
+        <w:t xml:space="preserve"> DE ALARMA DE LA CÁMARA (</w:t>
+      </w:r>
+      <w:r>
+        <w:rPr>
+          <w:rFonts w:ascii="Consolas" w:hAnsi="Consolas"/>
+          <w:color w:val="960000"/>
+          <w:sz w:val="20"/>
+        </w:rPr>
+        <w:t>D-14</w:t>
+      </w:r>
+      <w:r>
+        <w:rPr>
+          <w:b w:val="0"/>
+          <w:color w:val="960000"/>
+          <w:sz w:val="20"/>
+        </w:rPr>
+        <w:t xml:space="preserve">) </w:t>
+      </w:r>
+      <w:r>
+        <w:rPr>
+          <w:b/>
+          <w:color w:val="960000"/>
+          <w:sz w:val="20"/>
+        </w:rPr>
+        <w:t>NO TIENE FIRMWARE DETRÁS. NO SE CABLEA</w:t>
+      </w:r>
+      <w:r>
+        <w:rPr>
+          <w:b w:val="0"/>
+          <w:color w:val="960000"/>
+          <w:sz w:val="20"/>
+        </w:rPr>
+        <w:t xml:space="preserve"> </w:t>
+      </w:r>
+      <w:r>
+        <w:rPr>
+          <w:rFonts w:ascii="Consolas" w:hAnsi="Consolas"/>
+          <w:color w:val="960000"/>
+          <w:sz w:val="20"/>
+        </w:rPr>
+        <w:t>DECISIONES.md</w:t>
+      </w:r>
+      <w:r>
+        <w:rPr>
+          <w:b w:val="0"/>
+          <w:color w:val="960000"/>
+          <w:sz w:val="20"/>
+        </w:rPr>
+        <w:t xml:space="preserve"> </w:t>
+      </w:r>
+      <w:r>
+        <w:rPr>
+          <w:rFonts w:ascii="Consolas" w:hAnsi="Consolas"/>
+          <w:color w:val="960000"/>
+          <w:sz w:val="20"/>
+        </w:rPr>
+        <w:t>D-14</w:t>
+      </w:r>
+      <w:r>
+        <w:rPr>
+          <w:b w:val="0"/>
+          <w:color w:val="960000"/>
+          <w:sz w:val="20"/>
+        </w:rPr>
+        <w:t xml:space="preserve"> describe la vía contraria —*«el controlador cierra un contacto y la cámara graba»*— y es una decisión </w:t>
+      </w:r>
+      <w:r>
+        <w:rPr>
+          <w:b/>
+          <w:color w:val="960000"/>
+          <w:sz w:val="20"/>
+        </w:rPr>
+        <w:t>documental sobre el manual de Hikvision</w:t>
+      </w:r>
+      <w:r>
+        <w:rPr>
+          <w:b w:val="0"/>
+          <w:color w:val="960000"/>
+          <w:sz w:val="20"/>
+        </w:rPr>
+        <w:t xml:space="preserve">, no una función construida. </w:t>
+      </w:r>
+      <w:r>
+        <w:rPr>
+          <w:b/>
+          <w:color w:val="960000"/>
+          <w:sz w:val="20"/>
+        </w:rPr>
+        <w:t>Medido el 07/09 en las dos puntas:</w:t>
+      </w:r>
+      <w:r>
+        <w:rPr>
+          <w:b w:val="0"/>
+          <w:color w:val="960000"/>
+          <w:sz w:val="20"/>
+        </w:rPr>
+        <w:t xml:space="preserve"> ``</w:t>
+      </w:r>
+      <w:r>
+        <w:rPr>
+          <w:rFonts w:ascii="Consolas" w:hAnsi="Consolas"/>
+          <w:color w:val="960000"/>
+          <w:sz w:val="20"/>
+        </w:rPr>
+        <w:t xml:space="preserve"> $ grep -rn "ROJO_PEATON\|VERDE_PEATON\|BUZZER" 01_Firmware/Maestro/src/*.cpp 01_Firmware/Esclavo/src/*.cpp 01_Firmware/Maestro/src/main.cpp:35://   ROJO_PEATON y VERDE_PEATON, que estaban sin custodia. </w:t>
+      </w:r>
+      <w:r>
+        <w:rPr>
+          <w:rFonts w:ascii="Consolas" w:hAnsi="Consolas"/>
+          <w:color w:val="960000"/>
+          <w:sz w:val="20"/>
+        </w:rPr>
+      </w:r>
+      <w:r>
+        <w:rPr>
+          <w:rFonts w:ascii="Consolas" w:hAnsi="Consolas"/>
+          <w:color w:val="960000"/>
+          <w:sz w:val="20"/>
+        </w:rPr>
+        <w:t xml:space="preserve"> **Una sola línea, y es un COMENTARIO.** Fuera de </w:t>
+      </w:r>
+      <w:r>
+        <w:rPr>
+          <w:b w:val="0"/>
+          <w:color w:val="960000"/>
+          <w:sz w:val="20"/>
+        </w:rPr>
+        <w:t>semaforo.cpp</w:t>
+      </w:r>
+      <w:r>
+        <w:rPr>
+          <w:rFonts w:ascii="Consolas" w:hAnsi="Consolas"/>
+          <w:color w:val="960000"/>
+          <w:sz w:val="20"/>
+        </w:rPr>
+        <w:t xml:space="preserve"> —las seis luces y la talanquera— **la única salida que el Maestro mueve es la dirección del RS485**. No hay ninguna salida disponible hoy que le diga nada a la cámara. 🛑 **Consecuencia de montaje: los terminales </w:t>
+      </w:r>
+      <w:r>
+        <w:rPr>
+          <w:b w:val="0"/>
+          <w:color w:val="960000"/>
+          <w:sz w:val="20"/>
+        </w:rPr>
+        <w:t>ALARM IN</w:t>
+      </w:r>
+      <w:r>
+        <w:rPr>
+          <w:rFonts w:ascii="Consolas" w:hAnsi="Consolas"/>
+          <w:color w:val="960000"/>
+          <w:sz w:val="20"/>
+        </w:rPr>
+        <w:t xml:space="preserve"> / </w:t>
+      </w:r>
+      <w:r>
+        <w:rPr>
+          <w:b w:val="0"/>
+          <w:color w:val="960000"/>
+          <w:sz w:val="20"/>
+        </w:rPr>
+        <w:t>G</w:t>
+      </w:r>
+      <w:r>
+        <w:rPr>
+          <w:rFonts w:ascii="Consolas" w:hAnsi="Consolas"/>
+          <w:color w:val="960000"/>
+          <w:sz w:val="20"/>
+        </w:rPr>
+        <w:t xml:space="preserve"> de la cámara SE DEJAN SIN CABLEAR.** Cablearlos no rompe nada, pero **no va a grabar por evento del controlador** y quien lo monte se irá creyendo que sí. *(Y </w:t>
+      </w:r>
+      <w:r>
+        <w:rPr>
+          <w:b w:val="0"/>
+          <w:color w:val="960000"/>
+          <w:sz w:val="20"/>
+        </w:rPr>
+        <w:t>D-14</w:t>
+      </w:r>
+      <w:r>
+        <w:rPr>
+          <w:rFonts w:ascii="Consolas" w:hAnsi="Consolas"/>
+          <w:color w:val="960000"/>
+          <w:sz w:val="20"/>
+        </w:rPr>
+        <w:t xml:space="preserve"> deja </w:t>
+      </w:r>
+      <w:r>
+        <w:rPr>
+          <w:b w:val="0"/>
+          <w:color w:val="960000"/>
+          <w:sz w:val="20"/>
+        </w:rPr>
+        <w:t>ALARM IN</w:t>
+      </w:r>
+      <w:r>
+        <w:rPr>
+          <w:rFonts w:ascii="Consolas" w:hAnsi="Consolas"/>
+          <w:color w:val="960000"/>
+          <w:sz w:val="20"/>
+        </w:rPr>
+        <w:t xml:space="preserve">, </w:t>
+      </w:r>
+      <w:r>
+        <w:rPr>
+          <w:b w:val="0"/>
+          <w:color w:val="960000"/>
+          <w:sz w:val="20"/>
+        </w:rPr>
+        <w:t>G</w:t>
+      </w:r>
+      <w:r>
+        <w:rPr>
+          <w:rFonts w:ascii="Consolas" w:hAnsi="Consolas"/>
+          <w:color w:val="960000"/>
+          <w:sz w:val="20"/>
+        </w:rPr>
+        <w:t xml:space="preserve">, </w:t>
+      </w:r>
+      <w:r>
+        <w:rPr>
+          <w:b w:val="0"/>
+          <w:color w:val="960000"/>
+          <w:sz w:val="20"/>
+        </w:rPr>
+        <w:t>1A</w:t>
+      </w:r>
+      <w:r>
+        <w:rPr>
+          <w:rFonts w:ascii="Consolas" w:hAnsi="Consolas"/>
+          <w:color w:val="960000"/>
+          <w:sz w:val="20"/>
+        </w:rPr>
+        <w:t xml:space="preserve"> y </w:t>
+      </w:r>
+      <w:r>
+        <w:rPr>
+          <w:b w:val="0"/>
+          <w:color w:val="960000"/>
+          <w:sz w:val="20"/>
+        </w:rPr>
+        <w:t>1B</w:t>
+      </w:r>
+      <w:r>
+        <w:rPr>
+          <w:rFonts w:ascii="Consolas" w:hAnsi="Consolas"/>
+          <w:color w:val="960000"/>
+          <w:sz w:val="20"/>
+        </w:rPr>
+        <w:t xml:space="preserve"> como </w:t>
+      </w:r>
+      <w:r>
+        <w:rPr>
+          <w:b w:val="0"/>
+          <w:color w:val="960000"/>
+          <w:sz w:val="20"/>
+        </w:rPr>
+        <w:t>SIN VERIFICAR`: no hay diagrama de cable ni régimen eléctrico en ninguna fuente del fabricante.)*</w:t>
       </w:r>
     </w:p>
     <w:p>
@@ -21151,6 +21799,516 @@
           <w:sz w:val="21"/>
         </w:rPr>
         <w:t>Para detección vehicular por demanda en obra vial (analítica embebida sin computadores externos):</w:t>
+      </w:r>
+    </w:p>
+    <w:p>
+      <w:pPr>
+        <w:spacing w:after="160"/>
+        <w:ind w:left="360"/>
+        <w:shd w:val="clear" w:fill="FFF4E5"/>
+      </w:pPr>
+      <w:r>
+        <w:rPr>
+          <w:b w:val="0"/>
+          <w:color w:val="960000"/>
+          <w:sz w:val="20"/>
+        </w:rPr>
+        <w:t xml:space="preserve">🛑 07/09/2026 — ANTES DE ACERCAR UN CABLE: </w:t>
+      </w:r>
+      <w:r>
+        <w:rPr>
+          <w:b/>
+          <w:color w:val="960000"/>
+          <w:sz w:val="20"/>
+        </w:rPr>
+        <w:t>LA CÁMARA COMPRADA VA A `J16`, NO A `J14`</w:t>
+      </w:r>
+      <w:r>
+        <w:rPr>
+          <w:b w:val="0"/>
+          <w:color w:val="960000"/>
+          <w:sz w:val="20"/>
+        </w:rPr>
+        <w:t xml:space="preserve"> </w:t>
+      </w:r>
+      <w:r>
+        <w:rPr>
+          <w:b/>
+          <w:color w:val="960000"/>
+          <w:sz w:val="20"/>
+        </w:rPr>
+        <w:t>`DECISIONES.md` `D-2`, `D-3` y `D-13`, que mandan sobre este manual.</w:t>
+      </w:r>
+      <w:r>
+        <w:rPr>
+          <w:b w:val="0"/>
+          <w:color w:val="960000"/>
+          <w:sz w:val="20"/>
+        </w:rPr>
+        <w:t xml:space="preserve"> Hay </w:t>
+      </w:r>
+      <w:r>
+        <w:rPr>
+          <w:b/>
+          <w:color w:val="960000"/>
+          <w:sz w:val="20"/>
+        </w:rPr>
+        <w:t>UNA cámara por poste</w:t>
+      </w:r>
+      <w:r>
+        <w:rPr>
+          <w:b w:val="0"/>
+          <w:color w:val="960000"/>
+          <w:sz w:val="20"/>
+        </w:rPr>
+        <w:t xml:space="preserve"> —dos en el cruce, </w:t>
+      </w:r>
+      <w:r>
+        <w:rPr>
+          <w:rFonts w:ascii="Consolas" w:hAnsi="Consolas"/>
+          <w:color w:val="960000"/>
+          <w:sz w:val="20"/>
+        </w:rPr>
+        <w:t>D-10</w:t>
+      </w:r>
+      <w:r>
+        <w:rPr>
+          <w:b w:val="0"/>
+          <w:color w:val="960000"/>
+          <w:sz w:val="20"/>
+        </w:rPr>
+        <w:t xml:space="preserve">— y su contacto seco va a </w:t>
+      </w:r>
+      <w:r>
+        <w:rPr>
+          <w:b/>
+          <w:color w:val="960000"/>
+          <w:sz w:val="20"/>
+        </w:rPr>
+        <w:t>`J16` p10 (`PB14`)</w:t>
+      </w:r>
+      <w:r>
+        <w:rPr>
+          <w:b w:val="0"/>
+          <w:color w:val="960000"/>
+          <w:sz w:val="20"/>
+        </w:rPr>
+        <w:t xml:space="preserve"> o </w:t>
+      </w:r>
+      <w:r>
+        <w:rPr>
+          <w:b/>
+          <w:color w:val="960000"/>
+          <w:sz w:val="20"/>
+        </w:rPr>
+        <w:t>`J16` p12 (`PB15`)</w:t>
+      </w:r>
+      <w:r>
+        <w:rPr>
+          <w:b w:val="0"/>
+          <w:color w:val="960000"/>
+          <w:sz w:val="20"/>
+        </w:rPr>
+        <w:t xml:space="preserve">, cerrando contra los </w:t>
+      </w:r>
+      <w:r>
+        <w:rPr>
+          <w:b/>
+          <w:color w:val="960000"/>
+          <w:sz w:val="20"/>
+        </w:rPr>
+        <w:t>3,3 V del pin contiguo</w:t>
+      </w:r>
+      <w:r>
+        <w:rPr>
+          <w:b w:val="0"/>
+          <w:color w:val="960000"/>
+          <w:sz w:val="20"/>
+        </w:rPr>
+        <w:t xml:space="preserve"> (p9 y p11). *(</w:t>
+      </w:r>
+      <w:r>
+        <w:rPr>
+          <w:rFonts w:ascii="Consolas" w:hAnsi="Consolas"/>
+          <w:color w:val="960000"/>
+          <w:sz w:val="20"/>
+        </w:rPr>
+        <w:t>M3</w:t>
+      </w:r>
+      <w:r>
+        <w:rPr>
+          <w:b w:val="0"/>
+          <w:color w:val="960000"/>
+          <w:sz w:val="20"/>
+        </w:rPr>
+        <w:t xml:space="preserve"> cerrada en cobre el 03/09; el paso 21 cableó p10 contra p11 sin demandas fantasma.)* ## 🔴 Por qué cablearla a </w:t>
+      </w:r>
+      <w:r>
+        <w:rPr>
+          <w:rFonts w:ascii="Consolas" w:hAnsi="Consolas"/>
+          <w:color w:val="960000"/>
+          <w:sz w:val="20"/>
+        </w:rPr>
+        <w:t>J14</w:t>
+      </w:r>
+      <w:r>
+        <w:rPr>
+          <w:b w:val="0"/>
+          <w:color w:val="960000"/>
+          <w:sz w:val="20"/>
+        </w:rPr>
+        <w:t xml:space="preserve"> es el fallo que NO SE NOTA </w:t>
+      </w:r>
+      <w:r>
+        <w:rPr>
+          <w:rFonts w:ascii="Consolas" w:hAnsi="Consolas"/>
+          <w:color w:val="960000"/>
+          <w:sz w:val="20"/>
+        </w:rPr>
+        <w:t>J14</w:t>
+      </w:r>
+      <w:r>
+        <w:rPr>
+          <w:b w:val="0"/>
+          <w:color w:val="960000"/>
+          <w:sz w:val="20"/>
+        </w:rPr>
+        <w:t xml:space="preserve"> es </w:t>
+      </w:r>
+      <w:r>
+        <w:rPr>
+          <w:b/>
+          <w:color w:val="960000"/>
+          <w:sz w:val="20"/>
+        </w:rPr>
+        <w:t>`CAM_DEMANDA_PIN` = `PB0`</w:t>
+      </w:r>
+      <w:r>
+        <w:rPr>
+          <w:b w:val="0"/>
+          <w:color w:val="960000"/>
+          <w:sz w:val="20"/>
+        </w:rPr>
+        <w:t xml:space="preserve">, y es una entrada real que el firmware sí lee — por eso el error no se delata solo. </w:t>
+      </w:r>
+      <w:r>
+        <w:rPr>
+          <w:b/>
+          <w:color w:val="960000"/>
+          <w:sz w:val="20"/>
+        </w:rPr>
+        <w:t>Lo que cambia es quién la lee y quién la vigila.</w:t>
+      </w:r>
+      <w:r>
+        <w:rPr>
+          <w:b w:val="0"/>
+          <w:color w:val="960000"/>
+          <w:sz w:val="20"/>
+        </w:rPr>
+        <w:t xml:space="preserve"> Medido el 07/09: ``</w:t>
+      </w:r>
+      <w:r>
+        <w:rPr>
+          <w:rFonts w:ascii="Consolas" w:hAnsi="Consolas"/>
+          <w:color w:val="960000"/>
+          <w:sz w:val="20"/>
+        </w:rPr>
+        <w:t xml:space="preserve">  grep -rn "CAM_DEMANDA_PIN" 01_Firmware/Maestro/src 01_Firmware/Esclavo/src 01_Firmware/Maestro/src/botones.cpp:537:  pinMode(CAM_DEMANDA_PIN, INPUT); 01_Firmware/Maestro/src/modo_inteligente.cpp:126:  // pinMode(CAM_DEMANDA_PIN, INPUT) vivia en esta funcion, o sea que el pin de la camara 01_Firmware/Maestro/src/modo_inteligente.cpp:183:      //   J14 / CAM_DEMANDA_PIN (PB0)  -&gt; se lee AQUI, POR NIVEL. Es la entrada que el 01_Firmware/Maestro/src/modo_inteligente.cpp:215:      const bool demandaLocalS1  = camara_leerPin(CAM_DEMANDA_PIN) 01_Firmware/Maestro/src/modo_inteligente.cpp:294:      // vez a camara_leerPin(CAM_DEMANDA_PIN), o sea que la pantalla contaba SOLO la 01_Firmware/Esclavo/src/main.cpp:288:  pinMode(CAM_DEMANDA_PIN, INPUT); 01_Firmware/Esclavo/src/main.cpp:350:  bool demandaCamaraActual = (digitalRead(CAM_DEMANDA_PIN) == HIGH); </w:t>
+      </w:r>
+      <w:r>
+        <w:rPr>
+          <w:rFonts w:ascii="Consolas" w:hAnsi="Consolas"/>
+          <w:color w:val="960000"/>
+          <w:sz w:val="20"/>
+        </w:rPr>
+      </w:r>
+      <w:r>
+        <w:rPr>
+          <w:rFonts w:ascii="Consolas" w:hAnsi="Consolas"/>
+          <w:color w:val="960000"/>
+          <w:sz w:val="20"/>
+        </w:rPr>
+        <w:t xml:space="preserve"> | | </w:t>
+      </w:r>
+      <w:r>
+        <w:rPr>
+          <w:b w:val="0"/>
+          <w:color w:val="960000"/>
+          <w:sz w:val="20"/>
+        </w:rPr>
+        <w:t>J16</w:t>
+      </w:r>
+      <w:r>
+        <w:rPr>
+          <w:rFonts w:ascii="Consolas" w:hAnsi="Consolas"/>
+          <w:color w:val="960000"/>
+          <w:sz w:val="20"/>
+        </w:rPr>
+        <w:t xml:space="preserve"> p10 / p12 (</w:t>
+      </w:r>
+      <w:r>
+        <w:rPr>
+          <w:b w:val="0"/>
+          <w:color w:val="960000"/>
+          <w:sz w:val="20"/>
+        </w:rPr>
+        <w:t>PB14</w:t>
+      </w:r>
+      <w:r>
+        <w:rPr>
+          <w:rFonts w:ascii="Consolas" w:hAnsi="Consolas"/>
+          <w:color w:val="960000"/>
+          <w:sz w:val="20"/>
+        </w:rPr>
+        <w:t>/</w:t>
+      </w:r>
+      <w:r>
+        <w:rPr>
+          <w:b w:val="0"/>
+          <w:color w:val="960000"/>
+          <w:sz w:val="20"/>
+        </w:rPr>
+        <w:t>PB15</w:t>
+      </w:r>
+      <w:r>
+        <w:rPr>
+          <w:rFonts w:ascii="Consolas" w:hAnsi="Consolas"/>
+          <w:color w:val="960000"/>
+          <w:sz w:val="20"/>
+        </w:rPr>
+        <w:t xml:space="preserve">) | </w:t>
+      </w:r>
+      <w:r>
+        <w:rPr>
+          <w:b w:val="0"/>
+          <w:color w:val="960000"/>
+          <w:sz w:val="20"/>
+        </w:rPr>
+        <w:t>J14</w:t>
+      </w:r>
+      <w:r>
+        <w:rPr>
+          <w:rFonts w:ascii="Consolas" w:hAnsi="Consolas"/>
+          <w:color w:val="960000"/>
+          <w:sz w:val="20"/>
+        </w:rPr>
+        <w:t xml:space="preserve"> (</w:t>
+      </w:r>
+      <w:r>
+        <w:rPr>
+          <w:b w:val="0"/>
+          <w:color w:val="960000"/>
+          <w:sz w:val="20"/>
+        </w:rPr>
+        <w:t>PB0</w:t>
+      </w:r>
+      <w:r>
+        <w:rPr>
+          <w:rFonts w:ascii="Consolas" w:hAnsi="Consolas"/>
+          <w:color w:val="960000"/>
+          <w:sz w:val="20"/>
+        </w:rPr>
+        <w:t xml:space="preserve">) | |---|---|---| | qué modos la leen | los que usan cámara según </w:t>
+      </w:r>
+      <w:r>
+        <w:rPr>
+          <w:b w:val="0"/>
+          <w:color w:val="960000"/>
+          <w:sz w:val="20"/>
+        </w:rPr>
+        <w:t>D-13</w:t>
+      </w:r>
+      <w:r>
+        <w:rPr>
+          <w:rFonts w:ascii="Consolas" w:hAnsi="Consolas"/>
+          <w:color w:val="960000"/>
+          <w:sz w:val="20"/>
+        </w:rPr>
+        <w:t xml:space="preserve"> | **en el Maestro, SÓLO el Modo Inteligente** | | **la vigila el vigilante de cámara** *(</w:t>
+      </w:r>
+      <w:r>
+        <w:rPr>
+          <w:b w:val="0"/>
+          <w:color w:val="960000"/>
+          <w:sz w:val="20"/>
+        </w:rPr>
+        <w:t>CAM_CIEGA</w:t>
+      </w:r>
+      <w:r>
+        <w:rPr>
+          <w:rFonts w:ascii="Consolas" w:hAnsi="Consolas"/>
+          <w:color w:val="960000"/>
+          <w:sz w:val="20"/>
+        </w:rPr>
+        <w:t xml:space="preserve">, </w:t>
+      </w:r>
+      <w:r>
+        <w:rPr>
+          <w:b w:val="0"/>
+          <w:color w:val="960000"/>
+          <w:sz w:val="20"/>
+        </w:rPr>
+        <w:t>CAM_PEGADA</w:t>
+      </w:r>
+      <w:r>
+        <w:rPr>
+          <w:rFonts w:ascii="Consolas" w:hAnsi="Consolas"/>
+          <w:color w:val="960000"/>
+          <w:sz w:val="20"/>
+        </w:rPr>
+        <w:t xml:space="preserve">, campo </w:t>
+      </w:r>
+      <w:r>
+        <w:rPr>
+          <w:b w:val="0"/>
+          <w:color w:val="960000"/>
+          <w:sz w:val="20"/>
+        </w:rPr>
+        <w:t>CAM:</w:t>
+      </w:r>
+      <w:r>
+        <w:rPr>
+          <w:rFonts w:ascii="Consolas" w:hAnsi="Consolas"/>
+          <w:color w:val="960000"/>
+          <w:sz w:val="20"/>
+        </w:rPr>
+        <w:t xml:space="preserve"> del </w:t>
+      </w:r>
+      <w:r>
+        <w:rPr>
+          <w:b w:val="0"/>
+          <w:color w:val="960000"/>
+          <w:sz w:val="20"/>
+        </w:rPr>
+        <w:t>STATUS</w:t>
+      </w:r>
+      <w:r>
+        <w:rPr>
+          <w:rFonts w:ascii="Consolas" w:hAnsi="Consolas"/>
+          <w:color w:val="960000"/>
+          <w:sz w:val="20"/>
+        </w:rPr>
+        <w:t xml:space="preserve">)* | ✅ **sí** | 🔴 **NO** | | qué pasa si se desconecta o se avería | sale </w:t>
+      </w:r>
+      <w:r>
+        <w:rPr>
+          <w:b w:val="0"/>
+          <w:color w:val="960000"/>
+          <w:sz w:val="20"/>
+        </w:rPr>
+        <w:t>$ALARM</w:t>
+      </w:r>
+      <w:r>
+        <w:rPr>
+          <w:rFonts w:ascii="Consolas" w:hAnsi="Consolas"/>
+          <w:color w:val="960000"/>
+          <w:sz w:val="20"/>
+        </w:rPr>
+        <w:t xml:space="preserve"> y </w:t>
+      </w:r>
+      <w:r>
+        <w:rPr>
+          <w:b w:val="0"/>
+          <w:color w:val="960000"/>
+          <w:sz w:val="20"/>
+        </w:rPr>
+        <w:t>CAM:</w:t>
+      </w:r>
+      <w:r>
+        <w:rPr>
+          <w:rFonts w:ascii="Consolas" w:hAnsi="Consolas"/>
+          <w:color w:val="960000"/>
+          <w:sz w:val="20"/>
+        </w:rPr>
+        <w:t xml:space="preserve"> lo dice | **silencio absoluto** | **Y el firmware lo dice de sí mismo**, en </w:t>
+      </w:r>
+      <w:r>
+        <w:rPr>
+          <w:b w:val="0"/>
+          <w:color w:val="960000"/>
+          <w:sz w:val="20"/>
+        </w:rPr>
+        <w:t>Maestro/include/botones.h</w:t>
+      </w:r>
+      <w:r>
+        <w:rPr>
+          <w:rFonts w:ascii="Consolas" w:hAnsi="Consolas"/>
+          <w:color w:val="960000"/>
+          <w:sz w:val="20"/>
+        </w:rPr>
+        <w:t xml:space="preserve"> y en su gemelo del Esclavo: *«NO vigila </w:t>
+      </w:r>
+      <w:r>
+        <w:rPr>
+          <w:b w:val="0"/>
+          <w:color w:val="960000"/>
+          <w:sz w:val="20"/>
+        </w:rPr>
+        <w:t>CAM_DEMANDA_PIN</w:t>
+      </w:r>
+      <w:r>
+        <w:rPr>
+          <w:rFonts w:ascii="Consolas" w:hAnsi="Consolas"/>
+          <w:color w:val="960000"/>
+          <w:sz w:val="20"/>
+        </w:rPr>
+        <w:t xml:space="preserve"> (</w:t>
+      </w:r>
+      <w:r>
+        <w:rPr>
+          <w:b w:val="0"/>
+          <w:color w:val="960000"/>
+          <w:sz w:val="20"/>
+        </w:rPr>
+        <w:t>PB0</w:t>
+      </w:r>
+      <w:r>
+        <w:rPr>
+          <w:rFonts w:ascii="Consolas" w:hAnsi="Consolas"/>
+          <w:color w:val="960000"/>
+          <w:sz w:val="20"/>
+        </w:rPr>
+        <w:t xml:space="preserve">): no es una de las dos camaras de </w:t>
+      </w:r>
+      <w:r>
+        <w:rPr>
+          <w:b w:val="0"/>
+          <w:color w:val="960000"/>
+          <w:sz w:val="20"/>
+        </w:rPr>
+        <w:t>D-13</w:t>
+      </w:r>
+      <w:r>
+        <w:rPr>
+          <w:rFonts w:ascii="Consolas" w:hAnsi="Consolas"/>
+          <w:color w:val="960000"/>
+          <w:sz w:val="20"/>
+        </w:rPr>
+        <w:t xml:space="preserve">»*. 🛑 **O sea: cableada a </w:t>
+      </w:r>
+      <w:r>
+        <w:rPr>
+          <w:b w:val="0"/>
+          <w:color w:val="960000"/>
+          <w:sz w:val="20"/>
+        </w:rPr>
+        <w:t>J14`, la cámara FUNCIONA —en un modo— Y NO ESTÁ VIGILADA.</w:t>
+      </w:r>
+      <w:r>
+        <w:rPr>
+          <w:b/>
+          <w:color w:val="960000"/>
+          <w:sz w:val="20"/>
+        </w:rPr>
+        <w:t xml:space="preserve"> Es el fallo que no se nota: nadie ve que se cayó. Por eso la corrección va </w:t>
+      </w:r>
+      <w:r>
+        <w:rPr>
+          <w:b w:val="0"/>
+          <w:color w:val="960000"/>
+          <w:sz w:val="20"/>
+        </w:rPr>
+        <w:t>delante** del diagrama y no en una nota al pie.</w:t>
       </w:r>
     </w:p>
     <w:p>
@@ -21168,19 +22326,24 @@
         <w:br/>
         <w:t xml:space="preserve">  ┌─────────────────────────────────┐              ┌───────────────────────────────┐</w:t>
         <w:br/>
-        <w:t xml:space="preserve">  │ CAMARA 1 (Demanda Sentido 1)    ┼─ Hilos 1A/1B ┼──► Bornera PB0 (Entrada Libre)│</w:t>
+        <w:t xml:space="preserve">  │ CAMARA del poste 1  (D-2/D-13)  ┼─ contacto ───┼──► J16 p10 = PB14  CAM_C_PIN  │ (En Maestro)</w:t>
         <w:br/>
-        <w:t xml:space="preserve">  │ CAMARA C  (31/08)               ┼─ contacto ───┼──► J16 p10 = PB14  CAM_C_PIN  │ (En Maestro)</w:t>
-        <w:br/>
-        <w:t xml:space="preserve">  │ CAMARA D  (31/08)               ┼─ contacto ───┼──► J16 p12 = PB15  CAM_D_PIN  │</w:t>
+        <w:t xml:space="preserve">  │                                 │  contra p9   │    ...o p12 = PB15 CAM_D_PIN  │</w:t>
         <w:br/>
         <w:t xml:space="preserve">  ├─────────────────────────────────┤              ├───────────────────────────────┤</w:t>
         <w:br/>
-        <w:t xml:space="preserve">  │ CAMARA 3 (Demanda Sentido 2)    ┼─ Hilos 1A/1B ┼──► Bornera PB0 (Entrada Libre)│</w:t>
+        <w:t xml:space="preserve">  │ CAMARA del poste 2  (D-2/D-13)  ┼─ contacto ───┼──► J16 p10 = PB14  CAM_C_PIN  │ (En Esclavo)</w:t>
         <w:br/>
-        <w:t xml:space="preserve">  │ CAMARA C / D  (31/08)           ┼─ contacto ───┼──► J16 p10/p12 = PB14/PB15    │ (En Esclavo)</w:t>
+        <w:t xml:space="preserve">  │                                 │  contra p9   │    ...o p12 = PB15 CAM_D_PIN  │</w:t>
         <w:br/>
         <w:t xml:space="preserve">  └─────────────────────────────────┘              └───────────────────────────────┘</w:t>
+        <w:br/>
+        <w:br/>
+        <w:t xml:space="preserve">       J14 / PB0 = CAM_DEMANDA_PIN.  ENTRADA REAL, pero SIN VIGILANTE y solo</w:t>
+        <w:br/>
+        <w:t xml:space="preserve">                                     leida por el Modo Inteligente. NO se le</w:t>
+        <w:br/>
+        <w:t xml:space="preserve">                                     cablea la camara comprada (D-2/D-3/D-13).</w:t>
         <w:br/>
         <w:br/>
         <w:t xml:space="preserve">       PB8  -&gt;  R16 1K  -&gt;  LED testigo D5.   NO ES ENTRADA DE CAMARA.</w:t>
@@ -21198,6 +22361,197 @@
           <w:color w:val="960000"/>
           <w:sz w:val="20"/>
         </w:rPr>
+        <w:t xml:space="preserve">~~Diagrama anterior, con «CAMARA 1 / CAMARA 3» a </w:t>
+      </w:r>
+      <w:r>
+        <w:rPr>
+          <w:rFonts w:ascii="Consolas" w:hAnsi="Consolas"/>
+          <w:color w:val="960000"/>
+          <w:sz w:val="20"/>
+        </w:rPr>
+        <w:t>PB0</w:t>
+      </w:r>
+      <w:r>
+        <w:rPr>
+          <w:b w:val="0"/>
+          <w:color w:val="960000"/>
+          <w:sz w:val="20"/>
+        </w:rPr>
+        <w:t xml:space="preserve"> y «CAMARA C / CAMARA D» a </w:t>
+      </w:r>
+      <w:r>
+        <w:rPr>
+          <w:rFonts w:ascii="Consolas" w:hAnsi="Consolas"/>
+          <w:color w:val="960000"/>
+          <w:sz w:val="20"/>
+        </w:rPr>
+        <w:t>J16</w:t>
+      </w:r>
+      <w:r>
+        <w:rPr>
+          <w:b w:val="0"/>
+          <w:color w:val="960000"/>
+          <w:sz w:val="20"/>
+        </w:rPr>
+        <w:t xml:space="preserve">, o sea </w:t>
+      </w:r>
+      <w:r>
+        <w:rPr>
+          <w:b/>
+          <w:color w:val="960000"/>
+          <w:sz w:val="20"/>
+        </w:rPr>
+        <w:t>tres entradas de cámara por punta</w:t>
+      </w:r>
+      <w:r>
+        <w:rPr>
+          <w:b w:val="0"/>
+          <w:color w:val="960000"/>
+          <w:sz w:val="20"/>
+        </w:rPr>
+        <w:t xml:space="preserve">.~~ 🔴 </w:t>
+      </w:r>
+      <w:r>
+        <w:rPr>
+          <w:b/>
+          <w:color w:val="960000"/>
+          <w:sz w:val="20"/>
+        </w:rPr>
+        <w:t>TACHADO EL 07/09:</w:t>
+      </w:r>
+      <w:r>
+        <w:rPr>
+          <w:b w:val="0"/>
+          <w:color w:val="960000"/>
+          <w:sz w:val="20"/>
+        </w:rPr>
+        <w:t xml:space="preserve"> contaba *bornes* como si fueran cámaras. </w:t>
+      </w:r>
+      <w:r>
+        <w:rPr>
+          <w:b/>
+          <w:color w:val="960000"/>
+          <w:sz w:val="20"/>
+        </w:rPr>
+        <w:t>Compradas hay DOS en todo el cruce</w:t>
+      </w:r>
+      <w:r>
+        <w:rPr>
+          <w:b w:val="0"/>
+          <w:color w:val="960000"/>
+          <w:sz w:val="20"/>
+        </w:rPr>
+        <w:t xml:space="preserve"> (</w:t>
+      </w:r>
+      <w:r>
+        <w:rPr>
+          <w:rFonts w:ascii="Consolas" w:hAnsi="Consolas"/>
+          <w:color w:val="960000"/>
+          <w:sz w:val="20"/>
+        </w:rPr>
+        <w:t>D-10</w:t>
+      </w:r>
+      <w:r>
+        <w:rPr>
+          <w:b w:val="0"/>
+          <w:color w:val="960000"/>
+          <w:sz w:val="20"/>
+        </w:rPr>
+        <w:t xml:space="preserve">), </w:t>
+      </w:r>
+      <w:r>
+        <w:rPr>
+          <w:b/>
+          <w:color w:val="960000"/>
+          <w:sz w:val="20"/>
+        </w:rPr>
+        <w:t>una por poste</w:t>
+      </w:r>
+      <w:r>
+        <w:rPr>
+          <w:b w:val="0"/>
+          <w:color w:val="960000"/>
+          <w:sz w:val="20"/>
+        </w:rPr>
+        <w:t xml:space="preserve">, y </w:t>
+      </w:r>
+      <w:r>
+        <w:rPr>
+          <w:rFonts w:ascii="Consolas" w:hAnsi="Consolas"/>
+          <w:color w:val="960000"/>
+          <w:sz w:val="20"/>
+        </w:rPr>
+        <w:t>D-13</w:t>
+      </w:r>
+      <w:r>
+        <w:rPr>
+          <w:b w:val="0"/>
+          <w:color w:val="960000"/>
+          <w:sz w:val="20"/>
+        </w:rPr>
+        <w:t xml:space="preserve"> les da a las dos </w:t>
+      </w:r>
+      <w:r>
+        <w:rPr>
+          <w:b/>
+          <w:color w:val="960000"/>
+          <w:sz w:val="20"/>
+        </w:rPr>
+        <w:t>la misma configuración</w:t>
+      </w:r>
+      <w:r>
+        <w:rPr>
+          <w:b w:val="0"/>
+          <w:color w:val="960000"/>
+          <w:sz w:val="20"/>
+        </w:rPr>
+        <w:t xml:space="preserve">. Un manual de montaje que dibuja tres hace pedir el triple de soportes, de cable y de alimentación — </w:t>
+      </w:r>
+      <w:r>
+        <w:rPr>
+          <w:rFonts w:ascii="Consolas" w:hAnsi="Consolas"/>
+          <w:color w:val="960000"/>
+          <w:sz w:val="20"/>
+        </w:rPr>
+        <w:t>26 W</w:t>
+      </w:r>
+      <w:r>
+        <w:rPr>
+          <w:b w:val="0"/>
+          <w:color w:val="960000"/>
+          <w:sz w:val="20"/>
+        </w:rPr>
+        <w:t xml:space="preserve"> por cruce, no </w:t>
+      </w:r>
+      <w:r>
+        <w:rPr>
+          <w:rFonts w:ascii="Consolas" w:hAnsi="Consolas"/>
+          <w:color w:val="960000"/>
+          <w:sz w:val="20"/>
+        </w:rPr>
+        <w:t>78 W</w:t>
+      </w:r>
+      <w:r>
+        <w:rPr>
+          <w:b w:val="0"/>
+          <w:color w:val="960000"/>
+          <w:sz w:val="20"/>
+        </w:rPr>
+        <w:t>.</w:t>
+      </w:r>
+    </w:p>
+    <w:p>
+      <w:pPr>
+        <w:spacing w:after="160"/>
+        <w:ind w:left="360"/>
+        <w:shd w:val="clear" w:fill="FFF4E5"/>
+      </w:pPr>
+      <w:r>
+        <w:rPr>
+          <w:b w:val="0"/>
+          <w:color w:val="960000"/>
+          <w:sz w:val="20"/>
+        </w:rPr>
         <w:t xml:space="preserve">🟢 31/08 — LAS CÁMARAS </w:t>
       </w:r>
       <w:r>
@@ -21318,7 +22672,23 @@
           <w:color w:val="960000"/>
           <w:sz w:val="20"/>
         </w:rPr>
-        <w:t>pines.h:124-125</w:t>
+        <w:t>grep -n "define CAM_C_PIN" 01_Firmware/Maestro/include/pines.h</w:t>
+      </w:r>
+      <w:r>
+        <w:rPr>
+          <w:b w:val="0"/>
+          <w:color w:val="960000"/>
+          <w:sz w:val="20"/>
+        </w:rPr>
+        <w:t xml:space="preserve"> — </w:t>
+      </w:r>
+      <w:r>
+        <w:rPr>
+          <w:b/>
+          <w:color w:val="960000"/>
+          <w:sz w:val="20"/>
+        </w:rPr>
+        <w:t>por simbolo; los `:124-125` que habia aqui apuntan hoy a otro sitio</w:t>
       </w:r>
       <w:r>
         <w:rPr>
@@ -26903,54 +28273,259 @@
           <w:b w:val="0"/>
           <w:sz w:val="21"/>
         </w:rPr>
-        <w:t xml:space="preserve"> el 04/09, decision del responsable, en las DOS puntas — MEDIDO: </w:t>
-      </w:r>
-      <w:r>
-        <w:rPr>
-          <w:rFonts w:ascii="Consolas" w:hAnsi="Consolas"/>
-          <w:sz w:val="21"/>
-        </w:rPr>
-        <w:t>Maestro/src/bluetooth.cpp:851</w:t>
-      </w:r>
-      <w:r>
-        <w:rPr>
-          <w:b w:val="0"/>
-          <w:sz w:val="21"/>
-        </w:rPr>
-        <w:t xml:space="preserve">, </w:t>
-      </w:r>
-      <w:r>
-        <w:rPr>
-          <w:rFonts w:ascii="Consolas" w:hAnsi="Consolas"/>
-          <w:sz w:val="21"/>
-        </w:rPr>
-        <w:t>Esclavo/src/bluetooth.cpp:768</w:t>
-      </w:r>
-      <w:r>
-        <w:rPr>
-          <w:b w:val="0"/>
-          <w:sz w:val="21"/>
-        </w:rPr>
-        <w:t xml:space="preserve">. Un tecnico que cronometre con «1 segundo» declara caido un enlace sano.)* </w:t>
+        <w:t xml:space="preserve"> el 04/09, decision del responsable, en las DOS puntas — se cita el símbolo porque los números de línea caducan solos: </w:t>
+      </w:r>
+      <w:r>
+        <w:rPr>
+          <w:rFonts w:ascii="Consolas" w:hAnsi="Consolas"/>
+          <w:sz w:val="21"/>
+        </w:rPr>
+        <w:t>grep -n "tUltimaTelemetria &gt;= 2000" 01_Firmware/Maestro/src/bluetooth.cpp 01_Firmware/Esclavo/src/bluetooth.cpp</w:t>
+      </w:r>
+      <w:r>
+        <w:rPr>
+          <w:b w:val="0"/>
+          <w:sz w:val="21"/>
+        </w:rPr>
+        <w:t>. Un tecnico que cronometre con «1 segundo» declara caido un enlace sano.)*</w:t>
       </w:r>
     </w:p>
     <w:p>
       <w:pPr>
-        <w:spacing w:after="120"/>
+        <w:spacing w:after="160"/>
+        <w:ind w:left="360"/>
+        <w:shd w:val="clear" w:fill="FFF4E5"/>
       </w:pPr>
       <w:r>
         <w:rPr>
-          <w:rFonts w:ascii="Consolas" w:hAnsi="Consolas"/>
-          <w:sz w:val="21"/>
-        </w:rPr>
-        <w:t>$STATUS,NODE:...,SERIE:...,MODO:...,ESTADO:...,T:...,RF:...%,RTT:...ms,BAT:...,HORA:...*XX\r\n</w:t>
-      </w:r>
-      <w:r>
-        <w:rPr>
-          <w:b w:val="0"/>
-          <w:sz w:val="21"/>
-        </w:rPr>
-        <w:t>.</w:t>
+          <w:b w:val="0"/>
+          <w:color w:val="960000"/>
+          <w:sz w:val="20"/>
+        </w:rPr>
+        <w:t xml:space="preserve">🔴 </w:t>
+      </w:r>
+      <w:r>
+        <w:rPr>
+          <w:b/>
+          <w:color w:val="960000"/>
+          <w:sz w:val="20"/>
+        </w:rPr>
+        <w:t>07/09 — LA PLANTILLA QUE HABÍA AQUÍ LE FALTABAN TRES CAMPOS, Y LOS TRES SON DE LOS QUE UN TÉCNICO MIRA.</w:t>
+      </w:r>
+      <w:r>
+        <w:rPr>
+          <w:b w:val="0"/>
+          <w:color w:val="960000"/>
+          <w:sz w:val="20"/>
+        </w:rPr>
+        <w:t xml:space="preserve"> ~~</w:t>
+      </w:r>
+      <w:r>
+        <w:rPr>
+          <w:rFonts w:ascii="Consolas" w:hAnsi="Consolas"/>
+          <w:color w:val="960000"/>
+          <w:sz w:val="20"/>
+        </w:rPr>
+        <w:t>STATUS,NODE:...,SERIE:...,MODO:...,ESTADO:...,T:...,RF:...%,RTT:...ms,BAT:...,HORA:...*XX</w:t>
+      </w:r>
+      <w:r>
+        <w:rPr>
+          <w:b w:val="0"/>
+          <w:color w:val="960000"/>
+          <w:sz w:val="20"/>
+        </w:rPr>
+        <w:t xml:space="preserve">~~ Faltaban </w:t>
+      </w:r>
+      <w:r>
+        <w:rPr>
+          <w:b/>
+          <w:color w:val="960000"/>
+          <w:sz w:val="20"/>
+        </w:rPr>
+        <w:t>`ESC:`</w:t>
+      </w:r>
+      <w:r>
+        <w:rPr>
+          <w:b w:val="0"/>
+          <w:color w:val="960000"/>
+          <w:sz w:val="20"/>
+        </w:rPr>
+        <w:t xml:space="preserve">, </w:t>
+      </w:r>
+      <w:r>
+        <w:rPr>
+          <w:b/>
+          <w:color w:val="960000"/>
+          <w:sz w:val="20"/>
+        </w:rPr>
+        <w:t>`PLUMA:`</w:t>
+      </w:r>
+      <w:r>
+        <w:rPr>
+          <w:b w:val="0"/>
+          <w:color w:val="960000"/>
+          <w:sz w:val="20"/>
+        </w:rPr>
+        <w:t xml:space="preserve"> y </w:t>
+      </w:r>
+      <w:r>
+        <w:rPr>
+          <w:b/>
+          <w:color w:val="960000"/>
+          <w:sz w:val="20"/>
+        </w:rPr>
+        <w:t>`CAM:`</w:t>
+      </w:r>
+      <w:r>
+        <w:rPr>
+          <w:b w:val="0"/>
+          <w:color w:val="960000"/>
+          <w:sz w:val="20"/>
+        </w:rPr>
+        <w:t xml:space="preserve">. Plantillas reales, leídas del </w:t>
+      </w:r>
+      <w:r>
+        <w:rPr>
+          <w:rFonts w:ascii="Consolas" w:hAnsi="Consolas"/>
+          <w:color w:val="960000"/>
+          <w:sz w:val="20"/>
+        </w:rPr>
+        <w:t>snprintf</w:t>
+      </w:r>
+      <w:r>
+        <w:rPr>
+          <w:b w:val="0"/>
+          <w:color w:val="960000"/>
+          <w:sz w:val="20"/>
+        </w:rPr>
+        <w:t xml:space="preserve"> de cada punta el 07/09 — </w:t>
+      </w:r>
+      <w:r>
+        <w:rPr>
+          <w:b/>
+          <w:color w:val="960000"/>
+          <w:sz w:val="20"/>
+        </w:rPr>
+        <w:t>y no son la misma en las dos</w:t>
+      </w:r>
+      <w:r>
+        <w:rPr>
+          <w:b w:val="0"/>
+          <w:color w:val="960000"/>
+          <w:sz w:val="20"/>
+        </w:rPr>
+        <w:t>: ``</w:t>
+      </w:r>
+      <w:r>
+        <w:rPr>
+          <w:rFonts w:ascii="Consolas" w:hAnsi="Consolas"/>
+          <w:color w:val="960000"/>
+          <w:sz w:val="20"/>
+        </w:rPr>
+        <w:t xml:space="preserve">text Maestro: STATUS,NODE:MAESTRO,SERIE:%s,MODO:%s,ESTADO:%s,T:%s,RF:%s,RTT:%s,BAT:--,HORA:%s,ESC:%s,PLUMA:%s,CAM:%s Esclavo: $STATUS,NODE:ESCLAVO,SERIE:%s,MODO:%s,ESTADO:%s,T:--,RF:--,RTT:--,BAT:--,HORA:%s,PLUMA:%s,CAM:%s </w:t>
+      </w:r>
+      <w:r>
+        <w:rPr>
+          <w:rFonts w:ascii="Consolas" w:hAnsi="Consolas"/>
+          <w:color w:val="960000"/>
+          <w:sz w:val="20"/>
+        </w:rPr>
+      </w:r>
+      <w:r>
+        <w:rPr>
+          <w:rFonts w:ascii="Consolas" w:hAnsi="Consolas"/>
+          <w:color w:val="960000"/>
+          <w:sz w:val="20"/>
+        </w:rPr>
+        <w:t xml:space="preserve"> ⚠️ **En el Esclavo, </w:t>
+      </w:r>
+      <w:r>
+        <w:rPr>
+          <w:b w:val="0"/>
+          <w:color w:val="960000"/>
+          <w:sz w:val="20"/>
+        </w:rPr>
+        <w:t>T:</w:t>
+      </w:r>
+      <w:r>
+        <w:rPr>
+          <w:rFonts w:ascii="Consolas" w:hAnsi="Consolas"/>
+          <w:color w:val="960000"/>
+          <w:sz w:val="20"/>
+        </w:rPr>
+        <w:t xml:space="preserve">, </w:t>
+      </w:r>
+      <w:r>
+        <w:rPr>
+          <w:b w:val="0"/>
+          <w:color w:val="960000"/>
+          <w:sz w:val="20"/>
+        </w:rPr>
+        <w:t>RF:</w:t>
+      </w:r>
+      <w:r>
+        <w:rPr>
+          <w:rFonts w:ascii="Consolas" w:hAnsi="Consolas"/>
+          <w:color w:val="960000"/>
+          <w:sz w:val="20"/>
+        </w:rPr>
+        <w:t xml:space="preserve"> y </w:t>
+      </w:r>
+      <w:r>
+        <w:rPr>
+          <w:b w:val="0"/>
+          <w:color w:val="960000"/>
+          <w:sz w:val="20"/>
+        </w:rPr>
+        <w:t>RTT:</w:t>
+      </w:r>
+      <w:r>
+        <w:rPr>
+          <w:rFonts w:ascii="Consolas" w:hAnsi="Consolas"/>
+          <w:color w:val="960000"/>
+          <w:sz w:val="20"/>
+        </w:rPr>
+        <w:t xml:space="preserve"> son el literal </w:t>
+      </w:r>
+      <w:r>
+        <w:rPr>
+          <w:b w:val="0"/>
+          <w:color w:val="960000"/>
+          <w:sz w:val="20"/>
+        </w:rPr>
+        <w:t>--`, no un número</w:t>
+      </w:r>
+      <w:r>
+        <w:rPr>
+          <w:b/>
+          <w:color w:val="960000"/>
+          <w:sz w:val="20"/>
+        </w:rPr>
+        <w:t xml:space="preserve"> — ver el aviso de los campos que no son medidas, más abajo. </w:t>
+      </w:r>
+      <w:r>
+        <w:rPr>
+          <w:b w:val="0"/>
+          <w:color w:val="960000"/>
+          <w:sz w:val="20"/>
+        </w:rPr>
+        <w:t>Y no hay campo de antigüedad de sincronización en ninguna de las dos</w:t>
+      </w:r>
+      <w:r>
+        <w:rPr>
+          <w:b/>
+          <w:color w:val="960000"/>
+          <w:sz w:val="20"/>
+        </w:rPr>
+        <w:t xml:space="preserve">, que es lo que echa en falta el procedimiento del Modo Degradado. 🛑 </w:t>
+      </w:r>
+      <w:r>
+        <w:rPr>
+          <w:b w:val="0"/>
+          <w:color w:val="960000"/>
+          <w:sz w:val="20"/>
+        </w:rPr>
+        <w:t>Un lector de este contrato que se encuentre un campo que no conoce debe ABORTAR, no saltárselo.** Ignorar lo desconocido da verde midiendo un campo menos, en silencio y para siempre.</w:t>
       </w:r>
     </w:p>
     <w:p>
@@ -27486,15 +29061,15 @@
           <w:color w:val="960000"/>
           <w:sz w:val="20"/>
         </w:rPr>
-        <w:t xml:space="preserve">🔴 </w:t>
-      </w:r>
-      <w:r>
-        <w:rPr>
-          <w:b/>
-          <w:color w:val="960000"/>
-          <w:sz w:val="20"/>
-        </w:rPr>
-        <w:t>AVISO SOBRE TRES CAMPOS DE `$STATUS` QUE NO SON MEDIDAS.</w:t>
+        <w:t xml:space="preserve">~~🔴 </w:t>
+      </w:r>
+      <w:r>
+        <w:rPr>
+          <w:b/>
+          <w:color w:val="960000"/>
+          <w:sz w:val="20"/>
+        </w:rPr>
+        <w:t>AVISO SOBRE TRES CAMPOS DE `STATUS` QUE NO SON MEDIDAS.</w:t>
       </w:r>
       <w:r>
         <w:rPr>
@@ -27518,7 +29093,7 @@
           <w:color w:val="960000"/>
           <w:sz w:val="20"/>
         </w:rPr>
-        <w:t xml:space="preserve"> el 28/08: | campo | Maestro | Esclavo | |---|---|---| | </w:t>
+        <w:t xml:space="preserve"> el 28/08:~~ | campo | ~~Maestro (28/08)~~ | ~~Esclavo (28/08)~~ | |---|---|---| | ~~</w:t>
       </w:r>
       <w:r>
         <w:rPr>
@@ -27534,7 +29109,7 @@
           <w:color w:val="960000"/>
           <w:sz w:val="20"/>
         </w:rPr>
-        <w:t xml:space="preserve"> | ✅ real (SFTY-14) | 🔴 </w:t>
+        <w:t xml:space="preserve">~~ | ~~✅ real (SFTY-14)~~ | ~~🔴 </w:t>
       </w:r>
       <w:r>
         <w:rPr>
@@ -27566,7 +29141,7 @@
           <w:color w:val="960000"/>
           <w:sz w:val="20"/>
         </w:rPr>
-        <w:t xml:space="preserve"> (línea 215) | | </w:t>
+        <w:t xml:space="preserve"> (línea 215)~~ | | ~~</w:t>
       </w:r>
       <w:r>
         <w:rPr>
@@ -27582,7 +29157,7 @@
           <w:color w:val="960000"/>
           <w:sz w:val="20"/>
         </w:rPr>
-        <w:t xml:space="preserve"> | ✅ real | 🔴 </w:t>
+        <w:t xml:space="preserve">~~ | ~~✅ real~~ | ~~🔴 </w:t>
       </w:r>
       <w:r>
         <w:rPr>
@@ -27598,7 +29173,7 @@
           <w:color w:val="960000"/>
           <w:sz w:val="20"/>
         </w:rPr>
-        <w:t xml:space="preserve"> | | </w:t>
+        <w:t>~~ | | ~~</w:t>
       </w:r>
       <w:r>
         <w:rPr>
@@ -27614,7 +29189,7 @@
           <w:color w:val="960000"/>
           <w:sz w:val="20"/>
         </w:rPr>
-        <w:t xml:space="preserve"> | 🔴 </w:t>
+        <w:t xml:space="preserve">~~ | ~~🔴 </w:t>
       </w:r>
       <w:r>
         <w:rPr>
@@ -27630,7 +29205,7 @@
           <w:color w:val="960000"/>
           <w:sz w:val="20"/>
         </w:rPr>
-        <w:t xml:space="preserve"> | 🔴 </w:t>
+        <w:t xml:space="preserve">~~ | ~~🔴 </w:t>
       </w:r>
       <w:r>
         <w:rPr>
@@ -27646,11 +29221,194 @@
           <w:color w:val="960000"/>
           <w:sz w:val="20"/>
         </w:rPr>
-        <w:t xml:space="preserve"> | | </w:t>
-      </w:r>
-      <w:r>
-        <w:rPr>
-          <w:rFonts w:ascii="Consolas" w:hAnsi="Consolas"/>
+        <w:t xml:space="preserve">~~ | &gt; ## ✅ 07/09 — </w:t>
+      </w:r>
+      <w:r>
+        <w:rPr>
+          <w:b/>
+          <w:color w:val="960000"/>
+          <w:sz w:val="20"/>
+        </w:rPr>
+        <w:t>`N-108` CERRADO: LOS TRES LITERALES YA NO EXISTEN.</w:t>
+      </w:r>
+      <w:r>
+        <w:rPr>
+          <w:b w:val="0"/>
+          <w:color w:val="960000"/>
+          <w:sz w:val="20"/>
+        </w:rPr>
+        <w:t xml:space="preserve"> La tabla se actualiza, no se borra &gt; &gt; Ningún </w:t>
+      </w:r>
+      <w:r>
+        <w:rPr>
+          <w:rFonts w:ascii="Consolas" w:hAnsi="Consolas"/>
+          <w:color w:val="960000"/>
+          <w:sz w:val="20"/>
+        </w:rPr>
+        <w:t>98%</w:t>
+      </w:r>
+      <w:r>
+        <w:rPr>
+          <w:b w:val="0"/>
+          <w:color w:val="960000"/>
+          <w:sz w:val="20"/>
+        </w:rPr>
+        <w:t xml:space="preserve">, ningún </w:t>
+      </w:r>
+      <w:r>
+        <w:rPr>
+          <w:rFonts w:ascii="Consolas" w:hAnsi="Consolas"/>
+          <w:color w:val="960000"/>
+          <w:sz w:val="20"/>
+        </w:rPr>
+        <w:t>85ms</w:t>
+      </w:r>
+      <w:r>
+        <w:rPr>
+          <w:b w:val="0"/>
+          <w:color w:val="960000"/>
+          <w:sz w:val="20"/>
+        </w:rPr>
+        <w:t xml:space="preserve">, ningún </w:t>
+      </w:r>
+      <w:r>
+        <w:rPr>
+          <w:rFonts w:ascii="Consolas" w:hAnsi="Consolas"/>
+          <w:color w:val="960000"/>
+          <w:sz w:val="20"/>
+        </w:rPr>
+        <w:t>12.6</w:t>
+      </w:r>
+      <w:r>
+        <w:rPr>
+          <w:b w:val="0"/>
+          <w:color w:val="960000"/>
+          <w:sz w:val="20"/>
+        </w:rPr>
+        <w:t xml:space="preserve"> sale hoy del equipo. Sobreviven </w:t>
+      </w:r>
+      <w:r>
+        <w:rPr>
+          <w:b/>
+          <w:color w:val="960000"/>
+          <w:sz w:val="20"/>
+        </w:rPr>
+        <w:t>sólo dentro de &gt; comentarios</w:t>
+      </w:r>
+      <w:r>
+        <w:rPr>
+          <w:b w:val="0"/>
+          <w:color w:val="960000"/>
+          <w:sz w:val="20"/>
+        </w:rPr>
+        <w:t xml:space="preserve"> que cuentan que estuvieron ahí: &gt; &gt; ``</w:t>
+      </w:r>
+      <w:r>
+        <w:rPr>
+          <w:rFonts w:ascii="Consolas" w:hAnsi="Consolas"/>
+          <w:color w:val="960000"/>
+          <w:sz w:val="20"/>
+        </w:rPr>
+        <w:t xml:space="preserve"> &gt;  grep -rn '98%\|"12.6"\|85ms' 01_Firmware/Maestro/src/bluetooth.cpp 01_Firmware/Esclavo/src/bluetooth.cpp &gt; 01_Firmware/Maestro/src/bluetooth.cpp:61:// el RF:98% otra vez: un numero con forma de medida. El dia que el ESP32 emita un latido &gt; 01_Firmware/Esclavo/src/bluetooth.cpp:60:// el RF:98% otra vez: un numero con forma de medida. El dia que el ESP32 emita un latido &gt; 01_Firmware/Esclavo/src/bluetooth.cpp:196:  // mensajes. Un porcentaje sobre eso seria el RF:98% de antes con otra forma: peor, de &gt; 01_Firmware/Esclavo/src/bluetooth.cpp:920:    // N-108 - RF, RTT Y BAT DEJAN DE INVENTARSE. Los tres eran LITERALES: "RF:98%", &gt; 01_Firmware/Esclavo/src/bluetooth.cpp:921:    // "RTT:85ms" y "BAT:12.6" salian iguales del equipo estuviera como estuviera, asi que &gt; </w:t>
+      </w:r>
+      <w:r>
+        <w:rPr>
+          <w:rFonts w:ascii="Consolas" w:hAnsi="Consolas"/>
+          <w:color w:val="960000"/>
+          <w:sz w:val="20"/>
+        </w:rPr>
+      </w:r>
+      <w:r>
+        <w:rPr>
+          <w:rFonts w:ascii="Consolas" w:hAnsi="Consolas"/>
+          <w:color w:val="960000"/>
+          <w:sz w:val="20"/>
+        </w:rPr>
+        <w:t xml:space="preserve"> &gt; &gt; **Lo que sale HOY, leído del </w:t>
+      </w:r>
+      <w:r>
+        <w:rPr>
+          <w:b w:val="0"/>
+          <w:color w:val="960000"/>
+          <w:sz w:val="20"/>
+        </w:rPr>
+        <w:t>snprintf</w:t>
+      </w:r>
+      <w:r>
+        <w:rPr>
+          <w:rFonts w:ascii="Consolas" w:hAnsi="Consolas"/>
+          <w:color w:val="960000"/>
+          <w:sz w:val="20"/>
+        </w:rPr>
+        <w:t xml:space="preserve"> de cada punta:** &gt; &gt; | campo | Maestro | Esclavo | &gt; |---|---|---| &gt; | </w:t>
+      </w:r>
+      <w:r>
+        <w:rPr>
+          <w:b w:val="0"/>
+          <w:color w:val="960000"/>
+          <w:sz w:val="20"/>
+        </w:rPr>
+        <w:t>RF:</w:t>
+      </w:r>
+      <w:r>
+        <w:rPr>
+          <w:rFonts w:ascii="Consolas" w:hAnsi="Consolas"/>
+          <w:color w:val="960000"/>
+          <w:sz w:val="20"/>
+        </w:rPr>
+        <w:t xml:space="preserve"> | ✅ **real** (SFTY-14) | **</w:t>
+      </w:r>
+      <w:r>
+        <w:rPr>
+          <w:b w:val="0"/>
+          <w:color w:val="960000"/>
+          <w:sz w:val="20"/>
+        </w:rPr>
+        <w:t>--</w:t>
+      </w:r>
+      <w:r>
+        <w:rPr>
+          <w:rFonts w:ascii="Consolas" w:hAnsi="Consolas"/>
+          <w:color w:val="960000"/>
+          <w:sz w:val="20"/>
+        </w:rPr>
+        <w:t xml:space="preserve">** literal en la plantilla — *«todavía no lo sé»*, no un número inventado | &gt; | </w:t>
+      </w:r>
+      <w:r>
+        <w:rPr>
+          <w:b w:val="0"/>
+          <w:color w:val="960000"/>
+          <w:sz w:val="20"/>
+        </w:rPr>
+        <w:t>RTT:</w:t>
+      </w:r>
+      <w:r>
+        <w:rPr>
+          <w:rFonts w:ascii="Consolas" w:hAnsi="Consolas"/>
+          <w:color w:val="960000"/>
+          <w:sz w:val="20"/>
+        </w:rPr>
+        <w:t xml:space="preserve"> | ✅ **real** | **</w:t>
+      </w:r>
+      <w:r>
+        <w:rPr>
+          <w:b w:val="0"/>
+          <w:color w:val="960000"/>
+          <w:sz w:val="20"/>
+        </w:rPr>
+        <w:t>--</w:t>
+      </w:r>
+      <w:r>
+        <w:rPr>
+          <w:rFonts w:ascii="Consolas" w:hAnsi="Consolas"/>
+          <w:color w:val="960000"/>
+          <w:sz w:val="20"/>
+        </w:rPr>
+        <w:t xml:space="preserve">** | &gt; | </w:t>
+      </w:r>
+      <w:r>
+        <w:rPr>
+          <w:b w:val="0"/>
           <w:color w:val="960000"/>
           <w:sz w:val="20"/>
         </w:rPr>
@@ -27658,91 +29416,259 @@
       </w:r>
       <w:r>
         <w:rPr>
-          <w:b w:val="0"/>
-          <w:color w:val="960000"/>
-          <w:sz w:val="20"/>
-        </w:rPr>
-        <w:t xml:space="preserve"> | ⚠️ </w:t>
-      </w:r>
-      <w:r>
-        <w:rPr>
-          <w:rFonts w:ascii="Consolas" w:hAnsi="Consolas"/>
-          <w:color w:val="960000"/>
-          <w:sz w:val="20"/>
-        </w:rPr>
-        <w:t>(millis()/1000) % 60</w:t>
-      </w:r>
-      <w:r>
-        <w:rPr>
-          <w:b w:val="0"/>
-          <w:color w:val="960000"/>
-          <w:sz w:val="20"/>
-        </w:rPr>
-        <w:t xml:space="preserve"> — contador libre 0–59, </w:t>
-      </w:r>
-      <w:r>
-        <w:rPr>
-          <w:b/>
-          <w:color w:val="960000"/>
-          <w:sz w:val="20"/>
-        </w:rPr>
-        <w:t>no</w:t>
-      </w:r>
-      <w:r>
-        <w:rPr>
-          <w:b w:val="0"/>
-          <w:color w:val="960000"/>
-          <w:sz w:val="20"/>
-        </w:rPr>
-        <w:t xml:space="preserve"> la cuenta regresiva de la fase | ⚠️ igual | </w:t>
-      </w:r>
-      <w:r>
-        <w:rPr>
-          <w:b/>
-          <w:color w:val="960000"/>
-          <w:sz w:val="20"/>
-        </w:rPr>
-        <w:t>Un tablero que rellena con constantes el dato que no tiene miente a quien decide mirándolo.</w:t>
-      </w:r>
-      <w:r>
-        <w:rPr>
-          <w:b w:val="0"/>
-          <w:color w:val="960000"/>
-          <w:sz w:val="20"/>
-        </w:rPr>
-        <w:t xml:space="preserve"> El </w:t>
-      </w:r>
-      <w:r>
-        <w:rPr>
-          <w:rFonts w:ascii="Consolas" w:hAnsi="Consolas"/>
-          <w:color w:val="960000"/>
-          <w:sz w:val="20"/>
-        </w:rPr>
-        <w:t>RF:98%</w:t>
-      </w:r>
-      <w:r>
-        <w:rPr>
-          <w:b w:val="0"/>
-          <w:color w:val="960000"/>
-          <w:sz w:val="20"/>
-        </w:rPr>
-        <w:t xml:space="preserve"> del Esclavo se emite igual con la antena desconectada. </w:t>
-      </w:r>
-      <w:r>
-        <w:rPr>
-          <w:b/>
-          <w:color w:val="960000"/>
-          <w:sz w:val="20"/>
-        </w:rPr>
-        <w:t>No use esos campos para juzgar el enlace del Esclavo ni la batería de ninguna de las dos puntas</w:t>
-      </w:r>
-      <w:r>
-        <w:rPr>
-          <w:b w:val="0"/>
-          <w:color w:val="960000"/>
-          <w:sz w:val="20"/>
-        </w:rPr>
-        <w:t>, y no los apunte en un acta como si fueran medidas.</w:t>
+          <w:rFonts w:ascii="Consolas" w:hAnsi="Consolas"/>
+          <w:color w:val="960000"/>
+          <w:sz w:val="20"/>
+        </w:rPr>
+        <w:t xml:space="preserve"> | ✅ real | **</w:t>
+      </w:r>
+      <w:r>
+        <w:rPr>
+          <w:b w:val="0"/>
+          <w:color w:val="960000"/>
+          <w:sz w:val="20"/>
+        </w:rPr>
+        <w:t>--</w:t>
+      </w:r>
+      <w:r>
+        <w:rPr>
+          <w:rFonts w:ascii="Consolas" w:hAnsi="Consolas"/>
+          <w:color w:val="960000"/>
+          <w:sz w:val="20"/>
+        </w:rPr>
+        <w:t xml:space="preserve">** | &gt; | </w:t>
+      </w:r>
+      <w:r>
+        <w:rPr>
+          <w:b w:val="0"/>
+          <w:color w:val="960000"/>
+          <w:sz w:val="20"/>
+        </w:rPr>
+        <w:t>BAT:</w:t>
+      </w:r>
+      <w:r>
+        <w:rPr>
+          <w:rFonts w:ascii="Consolas" w:hAnsi="Consolas"/>
+          <w:color w:val="960000"/>
+          <w:sz w:val="20"/>
+        </w:rPr>
+        <w:t xml:space="preserve"> | **</w:t>
+      </w:r>
+      <w:r>
+        <w:rPr>
+          <w:b w:val="0"/>
+          <w:color w:val="960000"/>
+          <w:sz w:val="20"/>
+        </w:rPr>
+        <w:t>--</w:t>
+      </w:r>
+      <w:r>
+        <w:rPr>
+          <w:rFonts w:ascii="Consolas" w:hAnsi="Consolas"/>
+          <w:color w:val="960000"/>
+          <w:sz w:val="20"/>
+        </w:rPr>
+        <w:t>** literal | **</w:t>
+      </w:r>
+      <w:r>
+        <w:rPr>
+          <w:b w:val="0"/>
+          <w:color w:val="960000"/>
+          <w:sz w:val="20"/>
+        </w:rPr>
+        <w:t>--</w:t>
+      </w:r>
+      <w:r>
+        <w:rPr>
+          <w:rFonts w:ascii="Consolas" w:hAnsi="Consolas"/>
+          <w:color w:val="960000"/>
+          <w:sz w:val="20"/>
+        </w:rPr>
+        <w:t xml:space="preserve">** literal — **no hay medida de batería en ninguna punta** | &gt; &gt; 🔵 **El cambio de fondo, y es el que hay que entender: </w:t>
+      </w:r>
+      <w:r>
+        <w:rPr>
+          <w:b w:val="0"/>
+          <w:color w:val="960000"/>
+          <w:sz w:val="20"/>
+        </w:rPr>
+        <w:t>--</w:t>
+      </w:r>
+      <w:r>
+        <w:rPr>
+          <w:rFonts w:ascii="Consolas" w:hAnsi="Consolas"/>
+          <w:color w:val="960000"/>
+          <w:sz w:val="20"/>
+        </w:rPr>
+        <w:t xml:space="preserve"> no es un valor peor que </w:t>
+      </w:r>
+      <w:r>
+        <w:rPr>
+          <w:b w:val="0"/>
+          <w:color w:val="960000"/>
+          <w:sz w:val="20"/>
+        </w:rPr>
+        <w:t>98%</w:t>
+      </w:r>
+      <w:r>
+        <w:rPr>
+          <w:rFonts w:ascii="Consolas" w:hAnsi="Consolas"/>
+          <w:color w:val="960000"/>
+          <w:sz w:val="20"/>
+        </w:rPr>
+        <w:t xml:space="preserve"> — es lo &gt; contrario de </w:t>
+      </w:r>
+      <w:r>
+        <w:rPr>
+          <w:b w:val="0"/>
+          <w:color w:val="960000"/>
+          <w:sz w:val="20"/>
+        </w:rPr>
+        <w:t>98%</w:t>
+      </w:r>
+      <w:r>
+        <w:rPr>
+          <w:rFonts w:ascii="Consolas" w:hAnsi="Consolas"/>
+          <w:color w:val="960000"/>
+          <w:sz w:val="20"/>
+        </w:rPr>
+        <w:t xml:space="preserve">.** Un </w:t>
+      </w:r>
+      <w:r>
+        <w:rPr>
+          <w:b w:val="0"/>
+          <w:color w:val="960000"/>
+          <w:sz w:val="20"/>
+        </w:rPr>
+        <w:t>--</w:t>
+      </w:r>
+      <w:r>
+        <w:rPr>
+          <w:rFonts w:ascii="Consolas" w:hAnsi="Consolas"/>
+          <w:color w:val="960000"/>
+          <w:sz w:val="20"/>
+        </w:rPr>
+        <w:t xml:space="preserve"> dice *«este equipo no tiene ese dato»*; un </w:t>
+      </w:r>
+      <w:r>
+        <w:rPr>
+          <w:b w:val="0"/>
+          <w:color w:val="960000"/>
+          <w:sz w:val="20"/>
+        </w:rPr>
+        <w:t>98%</w:t>
+      </w:r>
+      <w:r>
+        <w:rPr>
+          <w:rFonts w:ascii="Consolas" w:hAnsi="Consolas"/>
+          <w:color w:val="960000"/>
+          <w:sz w:val="20"/>
+        </w:rPr>
+        <w:t xml:space="preserve"> decía lo mismo &gt; **con forma de medida**, y se emitía igual con la antena desconectada. **Un valor imposible se &gt; publica como </w:t>
+      </w:r>
+      <w:r>
+        <w:rPr>
+          <w:b w:val="0"/>
+          <w:color w:val="960000"/>
+          <w:sz w:val="20"/>
+        </w:rPr>
+        <w:t>!</w:t>
+      </w:r>
+      <w:r>
+        <w:rPr>
+          <w:rFonts w:ascii="Consolas" w:hAnsi="Consolas"/>
+          <w:color w:val="960000"/>
+          <w:sz w:val="20"/>
+        </w:rPr>
+        <w:t xml:space="preserve">, y </w:t>
+      </w:r>
+      <w:r>
+        <w:rPr>
+          <w:b w:val="0"/>
+          <w:color w:val="960000"/>
+          <w:sz w:val="20"/>
+        </w:rPr>
+        <w:t>--</w:t>
+      </w:r>
+      <w:r>
+        <w:rPr>
+          <w:rFonts w:ascii="Consolas" w:hAnsi="Consolas"/>
+          <w:color w:val="960000"/>
+          <w:sz w:val="20"/>
+        </w:rPr>
+        <w:t xml:space="preserve"> queda reservado para «no lo sé».** &gt; &gt; ⚠️ **Lo que SÍ sigue vigente de la advertencia vieja:** **</w:t>
+      </w:r>
+      <w:r>
+        <w:rPr>
+          <w:b w:val="0"/>
+          <w:color w:val="960000"/>
+          <w:sz w:val="20"/>
+        </w:rPr>
+        <w:t>BAT:</w:t>
+      </w:r>
+      <w:r>
+        <w:rPr>
+          <w:rFonts w:ascii="Consolas" w:hAnsi="Consolas"/>
+          <w:color w:val="960000"/>
+          <w:sz w:val="20"/>
+        </w:rPr>
+        <w:t xml:space="preserve"> no es una medida en ninguna de &gt; las dos puntas**, y el enlace del Esclavo **no se juzga desde su propio </w:t>
+      </w:r>
+      <w:r>
+        <w:rPr>
+          <w:b w:val="0"/>
+          <w:color w:val="960000"/>
+          <w:sz w:val="20"/>
+        </w:rPr>
+        <w:t>$STATUS</w:t>
+      </w:r>
+      <w:r>
+        <w:rPr>
+          <w:rFonts w:ascii="Consolas" w:hAnsi="Consolas"/>
+          <w:color w:val="960000"/>
+          <w:sz w:val="20"/>
+        </w:rPr>
+        <w:t xml:space="preserve">** — se juzga &gt; desde el </w:t>
+      </w:r>
+      <w:r>
+        <w:rPr>
+          <w:b w:val="0"/>
+          <w:color w:val="960000"/>
+          <w:sz w:val="20"/>
+        </w:rPr>
+        <w:t>RF:</w:t>
+      </w:r>
+      <w:r>
+        <w:rPr>
+          <w:rFonts w:ascii="Consolas" w:hAnsi="Consolas"/>
+          <w:color w:val="960000"/>
+          <w:sz w:val="20"/>
+        </w:rPr>
+        <w:t>/</w:t>
+      </w:r>
+      <w:r>
+        <w:rPr>
+          <w:b w:val="0"/>
+          <w:color w:val="960000"/>
+          <w:sz w:val="20"/>
+        </w:rPr>
+        <w:t>RTT:</w:t>
+      </w:r>
+      <w:r>
+        <w:rPr>
+          <w:rFonts w:ascii="Consolas" w:hAnsi="Consolas"/>
+          <w:color w:val="960000"/>
+          <w:sz w:val="20"/>
+        </w:rPr>
+        <w:t xml:space="preserve"> del **Maestro**, que sí los mide. **No apunte un </w:t>
+      </w:r>
+      <w:r>
+        <w:rPr>
+          <w:b w:val="0"/>
+          <w:color w:val="960000"/>
+          <w:sz w:val="20"/>
+        </w:rPr>
+        <w:t>--` en un acta como si &gt; fuera un cero.**</w:t>
       </w:r>
     </w:p>
     <w:p>
@@ -34678,7 +36604,7 @@
           <w:b w:val="0"/>
           <w:sz w:val="21"/>
         </w:rPr>
-        <w:t xml:space="preserve">todavía no se ha diseñado.** Y el margen de flash es el que es: el acta de </w:t>
+        <w:t xml:space="preserve">todavía no se ha diseñado.** Y el margen de flash es el que es: ~~el acta de </w:t>
       </w:r>
       <w:r>
         <w:rPr>
@@ -34746,7 +36672,7 @@
           <w:b w:val="0"/>
           <w:sz w:val="21"/>
         </w:rPr>
-        <w:t xml:space="preserve"> B). **Ese número se lee del acta de</w:t>
+        <w:t xml:space="preserve"> B)~~ 🔴 **07/09: esa cifra se retira en vez</w:t>
       </w:r>
     </w:p>
     <w:p>
@@ -34755,17 +36681,10 @@
       </w:pPr>
       <w:r>
         <w:rPr>
-          <w:rFonts w:ascii="Consolas" w:hAnsi="Consolas"/>
-          <w:sz w:val="21"/>
-        </w:rPr>
-        <w:t>evidencia/</w:t>
-      </w:r>
-      <w:r>
-        <w:rPr>
-          <w:b w:val="0"/>
-          <w:sz w:val="21"/>
-        </w:rPr>
-        <w:t>, no de aquí**: cambia con cada corrida, y una cifra copiada a mano en un manual caduca</w:t>
+          <w:b w:val="0"/>
+          <w:sz w:val="21"/>
+        </w:rPr>
+        <w:t>de renumerarse, que es la parte reutilizable de este párrafo.** El propio texto ya decía *«ese</w:t>
       </w:r>
     </w:p>
     <w:p>
@@ -34777,7 +36696,92 @@
           <w:b w:val="0"/>
           <w:sz w:val="21"/>
         </w:rPr>
-        <w:t>sola.</w:t>
+        <w:t xml:space="preserve">número se lee del acta, no de aquí»* </w:t>
+      </w:r>
+      <w:r>
+        <w:rPr>
+          <w:b/>
+          <w:sz w:val="21"/>
+        </w:rPr>
+        <w:t>y a renglón seguido lo copiaba</w:t>
+      </w:r>
+      <w:r>
+        <w:rPr>
+          <w:b w:val="0"/>
+          <w:sz w:val="21"/>
+        </w:rPr>
+        <w:t>, así que caducó en dos días</w:t>
+      </w:r>
+    </w:p>
+    <w:p>
+      <w:pPr>
+        <w:spacing w:after="120"/>
+      </w:pPr>
+      <w:r>
+        <w:rPr>
+          <w:b w:val="0"/>
+          <w:sz w:val="21"/>
+        </w:rPr>
+        <w:t xml:space="preserve">—el acta del 07/09 da otro número—. </w:t>
+      </w:r>
+      <w:r>
+        <w:rPr>
+          <w:b/>
+          <w:sz w:val="21"/>
+        </w:rPr>
+        <w:t>Se lee así, y no se copia aquí:</w:t>
+      </w:r>
+    </w:p>
+    <w:p>
+      <w:pPr>
+        <w:spacing w:after="200"/>
+        <w:ind w:left="288"/>
+        <w:shd w:val="clear" w:fill="F4F4F4"/>
+      </w:pPr>
+      <w:r>
+        <w:rPr>
+          <w:rFonts w:ascii="Consolas" w:hAnsi="Consolas"/>
+          <w:sz w:val="18"/>
+        </w:rPr>
+        <w:t>ls -t evidencia/*_compuerta.txt | head -1</w:t>
+        <w:br/>
+        <w:t>grep "compila maestro" &lt;ese fichero&gt;</w:t>
+      </w:r>
+    </w:p>
+    <w:p>
+      <w:pPr>
+        <w:spacing w:after="120"/>
+      </w:pPr>
+      <w:r>
+        <w:rPr>
+          <w:b w:val="0"/>
+          <w:sz w:val="21"/>
+        </w:rPr>
+        <w:t>**Lo que no caduca y es lo que hay que retener: el Maestro está por encima del 85 % y ya no queda</w:t>
+      </w:r>
+    </w:p>
+    <w:p>
+      <w:pPr>
+        <w:spacing w:after="120"/>
+      </w:pPr>
+      <w:r>
+        <w:rPr>
+          <w:b w:val="0"/>
+          <w:sz w:val="21"/>
+        </w:rPr>
+        <w:t>margen cómodo.** Una función nueva de tamaño medio no entra sin medir antes de qué está hecho ese</w:t>
+      </w:r>
+    </w:p>
+    <w:p>
+      <w:pPr>
+        <w:spacing w:after="120"/>
+      </w:pPr>
+      <w:r>
+        <w:rPr>
+          <w:b w:val="0"/>
+          <w:sz w:val="21"/>
+        </w:rPr>
+        <w:t>porcentaje.</w:t>
       </w:r>
     </w:p>
     <w:p>

--- a/05_Funcional/2_Manual_Hardware_y_Pruebas.docx
+++ b/05_Funcional/2_Manual_Hardware_y_Pruebas.docx
@@ -13080,6 +13080,429 @@
     </w:p>
     <w:p>
       <w:pPr>
+        <w:spacing w:after="160"/>
+        <w:ind w:left="360"/>
+        <w:shd w:val="clear" w:fill="FFF4E5"/>
+      </w:pPr>
+      <w:r>
+        <w:rPr>
+          <w:b w:val="0"/>
+          <w:color w:val="960000"/>
+          <w:sz w:val="20"/>
+        </w:rPr>
+        <w:t xml:space="preserve">🟢 07/09/2026 — ESTE PÁRRAFO NO ES HISTORIA: ES LA REGLA VIGENTE, Y AHORA SE LLAMA </w:t>
+      </w:r>
+      <w:r>
+        <w:rPr>
+          <w:rFonts w:ascii="Consolas" w:hAnsi="Consolas"/>
+          <w:color w:val="960000"/>
+          <w:sz w:val="20"/>
+        </w:rPr>
+        <w:t>D-20</w:t>
+      </w:r>
+      <w:r>
+        <w:rPr>
+          <w:b w:val="0"/>
+          <w:color w:val="960000"/>
+          <w:sz w:val="20"/>
+        </w:rPr>
+        <w:t xml:space="preserve"> **Lo de arriba está archivado dentro de una tabla titulada *«Esta tabla describe el equipo CON pantalla»*, y por eso llevaba días leyéndose como obsoleto. No lo es.</w:t>
+      </w:r>
+      <w:r>
+        <w:rPr>
+          <w:b/>
+          <w:color w:val="960000"/>
+          <w:sz w:val="20"/>
+        </w:rPr>
+        <w:t xml:space="preserve"> Cambió el aparato —ya no hay pantalla, y el reloj se fue al `DS3231` del ESP32—; </w:t>
+      </w:r>
+      <w:r>
+        <w:rPr>
+          <w:b w:val="0"/>
+          <w:color w:val="960000"/>
+          <w:sz w:val="20"/>
+        </w:rPr>
+        <w:t xml:space="preserve">el razonamiento no cambió ni una coma**: &gt; *poner la hora a mano en las DOS puntas no es sincronizar: es crear una SEGUNDA FUENTE, y dos &gt; fuentes no se pueden detectar la una a la otra.* </w:t>
+      </w:r>
+      <w:r>
+        <w:rPr>
+          <w:rFonts w:ascii="Consolas" w:hAnsi="Consolas"/>
+          <w:color w:val="960000"/>
+          <w:sz w:val="20"/>
+        </w:rPr>
+        <w:t>DECISIONES.md</w:t>
+      </w:r>
+      <w:r>
+        <w:rPr>
+          <w:b w:val="0"/>
+          <w:color w:val="960000"/>
+          <w:sz w:val="20"/>
+        </w:rPr>
+        <w:t xml:space="preserve"> </w:t>
+      </w:r>
+      <w:r>
+        <w:rPr>
+          <w:rFonts w:ascii="Consolas" w:hAnsi="Consolas"/>
+          <w:color w:val="960000"/>
+          <w:sz w:val="20"/>
+        </w:rPr>
+        <w:t>D-20</w:t>
+      </w:r>
+      <w:r>
+        <w:rPr>
+          <w:b w:val="0"/>
+          <w:color w:val="960000"/>
+          <w:sz w:val="20"/>
+        </w:rPr>
+        <w:t xml:space="preserve"> (07/09, decidida por el responsable) lo eleva a decisión y le pone la topología de hoy: &gt; </w:t>
+      </w:r>
+      <w:r>
+        <w:rPr>
+          <w:b/>
+          <w:color w:val="960000"/>
+          <w:sz w:val="20"/>
+        </w:rPr>
+        <w:t>LA AUTORIDAD DE LA HORA ES EL ESP32, SIEMPRE Y PARA TODO. La app se la da al ESP32 MAESTRO; ése &gt; al ESP32 ESCLAVO; y el STM32 de cada punta la recibe de SU PROPIO ESP32.</w:t>
+      </w:r>
+      <w:r>
+        <w:rPr>
+          <w:b w:val="0"/>
+          <w:color w:val="960000"/>
+          <w:sz w:val="20"/>
+        </w:rPr>
+        <w:t xml:space="preserve"> &gt; </w:t>
+      </w:r>
+      <w:r>
+        <w:rPr>
+          <w:b/>
+          <w:color w:val="960000"/>
+          <w:sz w:val="20"/>
+        </w:rPr>
+        <w:t>El Maestro manda la hora y el Esclavo hace caso siempre. Hay UNA sola fuente</w:t>
+      </w:r>
+      <w:r>
+        <w:rPr>
+          <w:b w:val="0"/>
+          <w:color w:val="960000"/>
+          <w:sz w:val="20"/>
+        </w:rPr>
+        <w:t xml:space="preserve">, así que no hay &gt; desfase inicial que acotar — que era la única objeción del arquitecto. &gt; 🔴 </w:t>
+      </w:r>
+      <w:r>
+        <w:rPr>
+          <w:b/>
+          <w:color w:val="960000"/>
+          <w:sz w:val="20"/>
+        </w:rPr>
+        <w:t>Consecuencia dura: la app NO pone la hora en el poste 2. Nunca.</w:t>
+      </w:r>
+      <w:r>
+        <w:rPr>
+          <w:b w:val="0"/>
+          <w:color w:val="960000"/>
+          <w:sz w:val="20"/>
+        </w:rPr>
+        <w:t xml:space="preserve"> Un </w:t>
+      </w:r>
+      <w:r>
+        <w:rPr>
+          <w:rFonts w:ascii="Consolas" w:hAnsi="Consolas"/>
+          <w:color w:val="960000"/>
+          <w:sz w:val="20"/>
+        </w:rPr>
+        <w:t>SET_RTC</w:t>
+      </w:r>
+      <w:r>
+        <w:rPr>
+          <w:b w:val="0"/>
+          <w:color w:val="960000"/>
+          <w:sz w:val="20"/>
+        </w:rPr>
+        <w:t xml:space="preserve"> dirigido al &gt; Esclavo </w:t>
+      </w:r>
+      <w:r>
+        <w:rPr>
+          <w:b/>
+          <w:color w:val="960000"/>
+          <w:sz w:val="20"/>
+        </w:rPr>
+        <w:t>se rechaza</w:t>
+      </w:r>
+      <w:r>
+        <w:rPr>
+          <w:b w:val="0"/>
+          <w:color w:val="960000"/>
+          <w:sz w:val="20"/>
+        </w:rPr>
+        <w:t xml:space="preserve">: no es una sincronización, </w:t>
+      </w:r>
+      <w:r>
+        <w:rPr>
+          <w:b/>
+          <w:color w:val="960000"/>
+          <w:sz w:val="20"/>
+        </w:rPr>
+        <w:t>es una segunda fuente</w:t>
+      </w:r>
+      <w:r>
+        <w:rPr>
+          <w:b w:val="0"/>
+          <w:color w:val="960000"/>
+          <w:sz w:val="20"/>
+        </w:rPr>
+        <w:t xml:space="preserve">. </w:t>
+      </w:r>
+      <w:r>
+        <w:rPr>
+          <w:b/>
+          <w:color w:val="960000"/>
+          <w:sz w:val="20"/>
+        </w:rPr>
+        <w:t>Los dos ESP32 NO se hablan.</w:t>
+      </w:r>
+      <w:r>
+        <w:rPr>
+          <w:b w:val="0"/>
+          <w:color w:val="960000"/>
+          <w:sz w:val="20"/>
+        </w:rPr>
+        <w:t xml:space="preserve"> El único enlace entre postes es la radio </w:t>
+      </w:r>
+      <w:r>
+        <w:rPr>
+          <w:b/>
+          <w:color w:val="960000"/>
+          <w:sz w:val="20"/>
+        </w:rPr>
+        <w:t>entre los STM32</w:t>
+      </w:r>
+      <w:r>
+        <w:rPr>
+          <w:b w:val="0"/>
+          <w:color w:val="960000"/>
+          <w:sz w:val="20"/>
+        </w:rPr>
+        <w:t xml:space="preserve">, así que la hora viaja </w:t>
+      </w:r>
+      <w:r>
+        <w:rPr>
+          <w:rFonts w:ascii="Consolas" w:hAnsi="Consolas"/>
+          <w:color w:val="960000"/>
+          <w:sz w:val="20"/>
+        </w:rPr>
+        <w:t>ESP32-M -&gt; STM32-M -&gt; radio -&gt; STM32-E -&gt; ESP32-E</w:t>
+      </w:r>
+      <w:r>
+        <w:rPr>
+          <w:b w:val="0"/>
+          <w:color w:val="960000"/>
+          <w:sz w:val="20"/>
+        </w:rPr>
+        <w:t xml:space="preserve">. </w:t>
+      </w:r>
+      <w:r>
+        <w:rPr>
+          <w:b/>
+          <w:color w:val="960000"/>
+          <w:sz w:val="20"/>
+        </w:rPr>
+        <w:t>Los STM32 son CARTEROS de la hora, no dueños de ella.</w:t>
+      </w:r>
+      <w:r>
+        <w:rPr>
+          <w:b w:val="0"/>
+          <w:color w:val="960000"/>
+          <w:sz w:val="20"/>
+        </w:rPr>
+        <w:t xml:space="preserve"> 🔴 </w:t>
+      </w:r>
+      <w:r>
+        <w:rPr>
+          <w:b/>
+          <w:color w:val="960000"/>
+          <w:sz w:val="20"/>
+        </w:rPr>
+        <w:t>Y `D-20` ESTÁ DECIDIDA Y SIN CONSTRUIR. Nada de esa cadena corre hoy en ninguna tarjeta.</w:t>
+      </w:r>
+      <w:r>
+        <w:rPr>
+          <w:b w:val="0"/>
+          <w:color w:val="960000"/>
+          <w:sz w:val="20"/>
+        </w:rPr>
+        <w:t xml:space="preserve"> Medido el 07/09 y reproducible: el puente ESP32 es </w:t>
+      </w:r>
+      <w:r>
+        <w:rPr>
+          <w:b/>
+          <w:color w:val="960000"/>
+          <w:sz w:val="20"/>
+        </w:rPr>
+        <w:t>el mismo firmware en los dos postes</w:t>
+      </w:r>
+      <w:r>
+        <w:rPr>
+          <w:b w:val="0"/>
+          <w:color w:val="960000"/>
+          <w:sz w:val="20"/>
+        </w:rPr>
+        <w:t xml:space="preserve">, y el fichero que decide qué hacer con un </w:t>
+      </w:r>
+      <w:r>
+        <w:rPr>
+          <w:rFonts w:ascii="Consolas" w:hAnsi="Consolas"/>
+          <w:color w:val="960000"/>
+          <w:sz w:val="20"/>
+        </w:rPr>
+        <w:t>SET_RTC</w:t>
+      </w:r>
+      <w:r>
+        <w:rPr>
+          <w:b w:val="0"/>
+          <w:color w:val="960000"/>
+          <w:sz w:val="20"/>
+        </w:rPr>
+        <w:t xml:space="preserve"> </w:t>
+      </w:r>
+      <w:r>
+        <w:rPr>
+          <w:b/>
+          <w:color w:val="960000"/>
+          <w:sz w:val="20"/>
+        </w:rPr>
+        <w:t>no nombra al Esclavo ni una vez</w:t>
+      </w:r>
+      <w:r>
+        <w:rPr>
+          <w:b w:val="0"/>
+          <w:color w:val="960000"/>
+          <w:sz w:val="20"/>
+        </w:rPr>
+        <w:t xml:space="preserve"> — </w:t>
+      </w:r>
+      <w:r>
+        <w:rPr>
+          <w:rFonts w:ascii="Consolas" w:hAnsi="Consolas"/>
+          <w:color w:val="960000"/>
+          <w:sz w:val="20"/>
+        </w:rPr>
+        <w:t>cd 01_Firmware/ESP32_Expansion &amp;&amp; grep -c "ESCLAVO\|Esclavo\|esclavo" src/despachador.cpp</w:t>
+      </w:r>
+      <w:r>
+        <w:rPr>
+          <w:b w:val="0"/>
+          <w:color w:val="960000"/>
+          <w:sz w:val="20"/>
+        </w:rPr>
+        <w:t xml:space="preserve"> → </w:t>
+      </w:r>
+      <w:r>
+        <w:rPr>
+          <w:rFonts w:ascii="Consolas" w:hAnsi="Consolas"/>
+          <w:color w:val="960000"/>
+          <w:sz w:val="20"/>
+        </w:rPr>
+        <w:t>0</w:t>
+      </w:r>
+      <w:r>
+        <w:rPr>
+          <w:b w:val="0"/>
+          <w:color w:val="960000"/>
+          <w:sz w:val="20"/>
+        </w:rPr>
+        <w:t xml:space="preserve">. Hoy lo atiende </w:t>
+      </w:r>
+      <w:r>
+        <w:rPr>
+          <w:b/>
+          <w:color w:val="960000"/>
+          <w:sz w:val="20"/>
+        </w:rPr>
+        <w:t>venga por donde venga</w:t>
+      </w:r>
+      <w:r>
+        <w:rPr>
+          <w:b w:val="0"/>
+          <w:color w:val="960000"/>
+          <w:sz w:val="20"/>
+        </w:rPr>
+        <w:t xml:space="preserve">. Y el mando ESP32 → STM32 que sembraría la hora </w:t>
+      </w:r>
+      <w:r>
+        <w:rPr>
+          <w:b/>
+          <w:color w:val="960000"/>
+          <w:sz w:val="20"/>
+        </w:rPr>
+        <w:t>no existe</w:t>
+      </w:r>
+      <w:r>
+        <w:rPr>
+          <w:b w:val="0"/>
+          <w:color w:val="960000"/>
+          <w:sz w:val="20"/>
+        </w:rPr>
+        <w:t xml:space="preserve">: </w:t>
+      </w:r>
+      <w:r>
+        <w:rPr>
+          <w:rFonts w:ascii="Consolas" w:hAnsi="Consolas"/>
+          <w:color w:val="960000"/>
+          <w:sz w:val="20"/>
+        </w:rPr>
+        <w:t>src/enlace_stm32.cpp</w:t>
+      </w:r>
+      <w:r>
+        <w:rPr>
+          <w:b w:val="0"/>
+          <w:color w:val="960000"/>
+          <w:sz w:val="20"/>
+        </w:rPr>
+        <w:t xml:space="preserve"> no menciona </w:t>
+      </w:r>
+      <w:r>
+        <w:rPr>
+          <w:rFonts w:ascii="Consolas" w:hAnsi="Consolas"/>
+          <w:color w:val="960000"/>
+          <w:sz w:val="20"/>
+        </w:rPr>
+        <w:t>RTC</w:t>
+      </w:r>
+      <w:r>
+        <w:rPr>
+          <w:b w:val="0"/>
+          <w:color w:val="960000"/>
+          <w:sz w:val="20"/>
+        </w:rPr>
+        <w:t xml:space="preserve"> ni </w:t>
+      </w:r>
+      <w:r>
+        <w:rPr>
+          <w:rFonts w:ascii="Consolas" w:hAnsi="Consolas"/>
+          <w:color w:val="960000"/>
+          <w:sz w:val="20"/>
+        </w:rPr>
+        <w:t>hora</w:t>
+      </w:r>
+      <w:r>
+        <w:rPr>
+          <w:b w:val="0"/>
+          <w:color w:val="960000"/>
+          <w:sz w:val="20"/>
+        </w:rPr>
+        <w:t xml:space="preserve"> ni una vez. </w:t>
+      </w:r>
+      <w:r>
+        <w:rPr>
+          <w:b/>
+          <w:color w:val="960000"/>
+          <w:sz w:val="20"/>
+        </w:rPr>
+        <w:t>Lo que `D-20` decide es la AUTORIDAD, no la implementación.</w:t>
+      </w:r>
+    </w:p>
+    <w:p>
+      <w:pPr>
         <w:spacing w:before="200" w:after="120"/>
       </w:pPr>
       <w:r>
@@ -13737,7 +14160,7 @@
           <w:color w:val="003366"/>
           <w:sz w:val="26"/>
         </w:rPr>
-        <w:t>5. 🔋 La pila del RTC (</w:t>
+        <w:t>5. 🔋 La pila del dominio de respaldo (</w:t>
       </w:r>
       <w:r>
         <w:rPr>
@@ -13770,6 +14193,964 @@
           <w:sz w:val="26"/>
         </w:rPr>
         <w:t>)</w:t>
+      </w:r>
+    </w:p>
+    <w:p>
+      <w:pPr>
+        <w:spacing w:after="160"/>
+        <w:ind w:left="360"/>
+        <w:shd w:val="clear" w:fill="FFF4E5"/>
+      </w:pPr>
+      <w:r>
+        <w:rPr>
+          <w:b w:val="0"/>
+          <w:color w:val="960000"/>
+          <w:sz w:val="20"/>
+        </w:rPr>
+        <w:t xml:space="preserve">🔴 07/09/2026 — LEA ESTO ANTES DE TODO EL APARTADO: LA PILA SIGUE SIENDO OBLIGATORIA, Y YA NO ES POR LA HORA </w:t>
+      </w:r>
+      <w:r>
+        <w:rPr>
+          <w:b/>
+          <w:color w:val="960000"/>
+          <w:sz w:val="20"/>
+        </w:rPr>
+        <w:t>Este apartado se escribió cuando el reloj del equipo era el RTC interno del STM32. Ya no lo es</w:t>
+      </w:r>
+      <w:r>
+        <w:rPr>
+          <w:b w:val="0"/>
+          <w:color w:val="960000"/>
+          <w:sz w:val="20"/>
+        </w:rPr>
+        <w:t xml:space="preserve"> (</w:t>
+      </w:r>
+      <w:r>
+        <w:rPr>
+          <w:rFonts w:ascii="Consolas" w:hAnsi="Consolas"/>
+          <w:color w:val="960000"/>
+          <w:sz w:val="20"/>
+        </w:rPr>
+        <w:t>D-9</w:t>
+      </w:r>
+      <w:r>
+        <w:rPr>
+          <w:b w:val="0"/>
+          <w:color w:val="960000"/>
+          <w:sz w:val="20"/>
+        </w:rPr>
+        <w:t xml:space="preserve">, </w:t>
+      </w:r>
+      <w:r>
+        <w:rPr>
+          <w:rFonts w:ascii="Consolas" w:hAnsi="Consolas"/>
+          <w:color w:val="960000"/>
+          <w:sz w:val="20"/>
+        </w:rPr>
+        <w:t>D-15</w:t>
+      </w:r>
+      <w:r>
+        <w:rPr>
+          <w:b w:val="0"/>
+          <w:color w:val="960000"/>
+          <w:sz w:val="20"/>
+        </w:rPr>
+        <w:t xml:space="preserve">, y ahora </w:t>
+      </w:r>
+      <w:r>
+        <w:rPr>
+          <w:rFonts w:ascii="Consolas" w:hAnsi="Consolas"/>
+          <w:color w:val="960000"/>
+          <w:sz w:val="20"/>
+        </w:rPr>
+        <w:t>D-20</w:t>
+      </w:r>
+      <w:r>
+        <w:rPr>
+          <w:b w:val="0"/>
+          <w:color w:val="960000"/>
+          <w:sz w:val="20"/>
+        </w:rPr>
+        <w:t xml:space="preserve">): la hora la lleva el </w:t>
+      </w:r>
+      <w:r>
+        <w:rPr>
+          <w:rFonts w:ascii="Consolas" w:hAnsi="Consolas"/>
+          <w:color w:val="960000"/>
+          <w:sz w:val="20"/>
+        </w:rPr>
+        <w:t>DS3231</w:t>
+      </w:r>
+      <w:r>
+        <w:rPr>
+          <w:b w:val="0"/>
+          <w:color w:val="960000"/>
+          <w:sz w:val="20"/>
+        </w:rPr>
+        <w:t xml:space="preserve"> del ESP32. </w:t>
+      </w:r>
+      <w:r>
+        <w:rPr>
+          <w:b/>
+          <w:color w:val="960000"/>
+          <w:sz w:val="20"/>
+        </w:rPr>
+        <w:t>De ahí es facilísimo concluir que la `CR2032` sobra. ES FALSO Y ES LA CONCLUSIÓN MÁS CARA DE ESTA PÁGINA.</w:t>
+      </w:r>
+      <w:r>
+        <w:rPr>
+          <w:b w:val="0"/>
+          <w:color w:val="960000"/>
+          <w:sz w:val="20"/>
+        </w:rPr>
+        <w:t xml:space="preserve"> | | | |---|---| | ~~por qué había pila~~ | ~~para que la hora sobreviva al apagón~~ | | </w:t>
+      </w:r>
+      <w:r>
+        <w:rPr>
+          <w:b/>
+          <w:color w:val="960000"/>
+          <w:sz w:val="20"/>
+        </w:rPr>
+        <w:t>por qué SIGUE habiendo pila</w:t>
+      </w:r>
+      <w:r>
+        <w:rPr>
+          <w:b w:val="0"/>
+          <w:color w:val="960000"/>
+          <w:sz w:val="20"/>
+        </w:rPr>
+        <w:t xml:space="preserve"> | </w:t>
+      </w:r>
+      <w:r>
+        <w:rPr>
+          <w:b/>
+          <w:color w:val="960000"/>
+          <w:sz w:val="20"/>
+        </w:rPr>
+        <w:t>porque alimenta el DOMINIO DE RESPALDO del STM32 (`BKP-&gt;DR1..DR10`)</w:t>
+      </w:r>
+      <w:r>
+        <w:rPr>
+          <w:b w:val="0"/>
+          <w:color w:val="960000"/>
+          <w:sz w:val="20"/>
+        </w:rPr>
+        <w:t xml:space="preserve">, donde viven </w:t>
+      </w:r>
+      <w:r>
+        <w:rPr>
+          <w:b/>
+          <w:color w:val="960000"/>
+          <w:sz w:val="20"/>
+        </w:rPr>
+        <w:t>la marca de sincronización y el indicador del Modo Degradado</w:t>
+      </w:r>
+      <w:r>
+        <w:rPr>
+          <w:b w:val="0"/>
+          <w:color w:val="960000"/>
+          <w:sz w:val="20"/>
+        </w:rPr>
+        <w:t xml:space="preserve"> — o sea </w:t>
+      </w:r>
+      <w:r>
+        <w:rPr>
+          <w:b/>
+          <w:color w:val="960000"/>
+          <w:sz w:val="20"/>
+        </w:rPr>
+        <w:t>el cómputo de las 48 h</w:t>
+      </w:r>
+      <w:r>
+        <w:rPr>
+          <w:b w:val="0"/>
+          <w:color w:val="960000"/>
+          <w:sz w:val="20"/>
+        </w:rPr>
+        <w:t xml:space="preserve"> | El propio fuente lo dice (símbolo </w:t>
+      </w:r>
+      <w:r>
+        <w:rPr>
+          <w:rFonts w:ascii="Consolas" w:hAnsi="Consolas"/>
+          <w:color w:val="960000"/>
+          <w:sz w:val="20"/>
+        </w:rPr>
+        <w:t>respaldo.h</w:t>
+      </w:r>
+      <w:r>
+        <w:rPr>
+          <w:b w:val="0"/>
+          <w:color w:val="960000"/>
+          <w:sz w:val="20"/>
+        </w:rPr>
+        <w:t xml:space="preserve">): los registros de respaldo están *«alimentados por LA MISMA pila </w:t>
+      </w:r>
+      <w:r>
+        <w:rPr>
+          <w:rFonts w:ascii="Consolas" w:hAnsi="Consolas"/>
+          <w:color w:val="960000"/>
+          <w:sz w:val="20"/>
+        </w:rPr>
+        <w:t>CR2032</w:t>
+      </w:r>
+      <w:r>
+        <w:rPr>
+          <w:b w:val="0"/>
+          <w:color w:val="960000"/>
+          <w:sz w:val="20"/>
+        </w:rPr>
+        <w:t xml:space="preserve"> que ya mantiene el RTC»*, y *«sin pila… </w:t>
+      </w:r>
+      <w:r>
+        <w:rPr>
+          <w:rFonts w:ascii="Consolas" w:hAnsi="Consolas"/>
+          <w:color w:val="960000"/>
+          <w:sz w:val="20"/>
+        </w:rPr>
+        <w:t>respaldo_setup()</w:t>
+      </w:r>
+      <w:r>
+        <w:rPr>
+          <w:b w:val="0"/>
+          <w:color w:val="960000"/>
+          <w:sz w:val="20"/>
+        </w:rPr>
+        <w:t xml:space="preserve"> encuentra el contenido inválido y borra»*. </w:t>
+      </w:r>
+      <w:r>
+        <w:rPr>
+          <w:b/>
+          <w:color w:val="960000"/>
+          <w:sz w:val="20"/>
+        </w:rPr>
+        <w:t>Sin `CR2032`, el equipo pierde en cada apagón la prueba de que alguna vez estuvo sincronizado, y el límite duro de 48 h se recuenta desde cero.</w:t>
+      </w:r>
+      <w:r>
+        <w:rPr>
+          <w:b w:val="0"/>
+          <w:color w:val="960000"/>
+          <w:sz w:val="20"/>
+        </w:rPr>
+        <w:t xml:space="preserve"> ⚠️ </w:t>
+      </w:r>
+      <w:r>
+        <w:rPr>
+          <w:b/>
+          <w:color w:val="960000"/>
+          <w:sz w:val="20"/>
+        </w:rPr>
+        <w:t>Y lo que la pila NO arregla, para no dejarlo dicho a medias:</w:t>
+      </w:r>
+      <w:r>
+        <w:rPr>
+          <w:b w:val="0"/>
+          <w:color w:val="960000"/>
+          <w:sz w:val="20"/>
+        </w:rPr>
+        <w:t xml:space="preserve"> la marca que se guarda ahí es </w:t>
+      </w:r>
+      <w:r>
+        <w:rPr>
+          <w:b/>
+          <w:color w:val="960000"/>
+          <w:sz w:val="20"/>
+        </w:rPr>
+        <w:t>el contador crudo del RTC del STM32</w:t>
+      </w:r>
+      <w:r>
+        <w:rPr>
+          <w:b w:val="0"/>
+          <w:color w:val="960000"/>
+          <w:sz w:val="20"/>
+        </w:rPr>
+        <w:t xml:space="preserve"> (símbolo </w:t>
+      </w:r>
+      <w:r>
+        <w:rPr>
+          <w:rFonts w:ascii="Consolas" w:hAnsi="Consolas"/>
+          <w:color w:val="960000"/>
+          <w:sz w:val="20"/>
+        </w:rPr>
+        <w:t>reloj_contadorSegundos()</w:t>
+      </w:r>
+      <w:r>
+        <w:rPr>
+          <w:b w:val="0"/>
+          <w:color w:val="960000"/>
+          <w:sz w:val="20"/>
+        </w:rPr>
+        <w:t xml:space="preserve">, N-49), y ese contador </w:t>
+      </w:r>
+      <w:r>
+        <w:rPr>
+          <w:b/>
+          <w:color w:val="960000"/>
+          <w:sz w:val="20"/>
+        </w:rPr>
+        <w:t>devuelve `0` mientras `Y2` no oscile</w:t>
+      </w:r>
+      <w:r>
+        <w:rPr>
+          <w:b w:val="0"/>
+          <w:color w:val="960000"/>
+          <w:sz w:val="20"/>
+        </w:rPr>
+        <w:t xml:space="preserve"> — literal del fuente: </w:t>
+      </w:r>
+      <w:r>
+        <w:rPr>
+          <w:rFonts w:ascii="Consolas" w:hAnsi="Consolas"/>
+          <w:color w:val="960000"/>
+          <w:sz w:val="20"/>
+        </w:rPr>
+        <w:t>if (!rtcOperativo) return 0;</w:t>
+      </w:r>
+      <w:r>
+        <w:rPr>
+          <w:b w:val="0"/>
+          <w:color w:val="960000"/>
+          <w:sz w:val="20"/>
+        </w:rPr>
+        <w:t xml:space="preserve">. O sea que </w:t>
+      </w:r>
+      <w:r>
+        <w:rPr>
+          <w:b/>
+          <w:color w:val="960000"/>
+          <w:sz w:val="20"/>
+        </w:rPr>
+        <w:t>hoy el cómputo de las 48 h no se sostiene sobre la pila, sino sobre un contador parado</w:t>
+      </w:r>
+      <w:r>
+        <w:rPr>
+          <w:b w:val="0"/>
+          <w:color w:val="960000"/>
+          <w:sz w:val="20"/>
+        </w:rPr>
+        <w:t xml:space="preserve">. </w:t>
+      </w:r>
+      <w:r>
+        <w:rPr>
+          <w:rFonts w:ascii="Consolas" w:hAnsi="Consolas"/>
+          <w:color w:val="960000"/>
+          <w:sz w:val="20"/>
+        </w:rPr>
+        <w:t>D-20</w:t>
+      </w:r>
+      <w:r>
+        <w:rPr>
+          <w:b w:val="0"/>
+          <w:color w:val="960000"/>
+          <w:sz w:val="20"/>
+        </w:rPr>
+        <w:t xml:space="preserve"> lo deja abierto: la referencia de tiempo de esas 48 h </w:t>
+      </w:r>
+      <w:r>
+        <w:rPr>
+          <w:b/>
+          <w:color w:val="960000"/>
+          <w:sz w:val="20"/>
+        </w:rPr>
+        <w:t>tiene que pasar a venir del ESP32</w:t>
+      </w:r>
+      <w:r>
+        <w:rPr>
+          <w:b w:val="0"/>
+          <w:color w:val="960000"/>
+          <w:sz w:val="20"/>
+        </w:rPr>
+        <w:t xml:space="preserve">, y está en </w:t>
+      </w:r>
+      <w:r>
+        <w:rPr>
+          <w:rFonts w:ascii="Consolas" w:hAnsi="Consolas"/>
+          <w:color w:val="960000"/>
+          <w:sz w:val="20"/>
+        </w:rPr>
+        <w:t>roadmap.md</w:t>
+      </w:r>
+      <w:r>
+        <w:rPr>
+          <w:b w:val="0"/>
+          <w:color w:val="960000"/>
+          <w:sz w:val="20"/>
+        </w:rPr>
+        <w:t xml:space="preserve"> §3.4.bis como trabajo </w:t>
+      </w:r>
+      <w:r>
+        <w:rPr>
+          <w:b/>
+          <w:color w:val="960000"/>
+          <w:sz w:val="20"/>
+        </w:rPr>
+        <w:t>SIN CONSTRUIR</w:t>
+      </w:r>
+      <w:r>
+        <w:rPr>
+          <w:b w:val="0"/>
+          <w:color w:val="960000"/>
+          <w:sz w:val="20"/>
+        </w:rPr>
+        <w:t xml:space="preserve">. </w:t>
+      </w:r>
+      <w:r>
+        <w:rPr>
+          <w:b/>
+          <w:color w:val="960000"/>
+          <w:sz w:val="20"/>
+        </w:rPr>
+        <w:t>No es algo que este manual pueda dar por hecho, ni motivo para no poner la pila</w:t>
+      </w:r>
+      <w:r>
+        <w:rPr>
+          <w:b w:val="0"/>
+          <w:color w:val="960000"/>
+          <w:sz w:val="20"/>
+        </w:rPr>
+        <w:t xml:space="preserve"> — la pila es lo que mantiene los </w:t>
+      </w:r>
+      <w:r>
+        <w:rPr>
+          <w:rFonts w:ascii="Consolas" w:hAnsi="Consolas"/>
+          <w:color w:val="960000"/>
+          <w:sz w:val="20"/>
+        </w:rPr>
+        <w:t>BKP</w:t>
+      </w:r>
+      <w:r>
+        <w:rPr>
+          <w:b w:val="0"/>
+          <w:color w:val="960000"/>
+          <w:sz w:val="20"/>
+        </w:rPr>
+        <w:t xml:space="preserve"> vivos el día que esa referencia exista. 🔴 </w:t>
+      </w:r>
+      <w:r>
+        <w:rPr>
+          <w:b/>
+          <w:color w:val="960000"/>
+          <w:sz w:val="20"/>
+        </w:rPr>
+        <w:t>Y NO SE ESCRIBA «el STM32 no tiene ni pila ni cristal»: es falso.</w:t>
+      </w:r>
+      <w:r>
+        <w:rPr>
+          <w:b w:val="0"/>
+          <w:color w:val="960000"/>
+          <w:sz w:val="20"/>
+        </w:rPr>
+        <w:t xml:space="preserve"> </w:t>
+      </w:r>
+      <w:r>
+        <w:rPr>
+          <w:rFonts w:ascii="Consolas" w:hAnsi="Consolas"/>
+          <w:color w:val="960000"/>
+          <w:sz w:val="20"/>
+        </w:rPr>
+        <w:t>VBAT</w:t>
+      </w:r>
+      <w:r>
+        <w:rPr>
+          <w:b w:val="0"/>
+          <w:color w:val="960000"/>
+          <w:sz w:val="20"/>
+        </w:rPr>
+        <w:t xml:space="preserve"> midió </w:t>
+      </w:r>
+      <w:r>
+        <w:rPr>
+          <w:b/>
+          <w:color w:val="960000"/>
+          <w:sz w:val="20"/>
+        </w:rPr>
+        <w:t>3 V con la tarjeta apagada</w:t>
+      </w:r>
+      <w:r>
+        <w:rPr>
+          <w:b w:val="0"/>
+          <w:color w:val="960000"/>
+          <w:sz w:val="20"/>
+        </w:rPr>
+        <w:t xml:space="preserve"> (N-37) </w:t>
+      </w:r>
+      <w:r>
+        <w:rPr>
+          <w:b/>
+          <w:color w:val="960000"/>
+          <w:sz w:val="20"/>
+        </w:rPr>
+        <w:t>en al menos una</w:t>
+      </w:r>
+      <w:r>
+        <w:rPr>
+          <w:b w:val="0"/>
+          <w:color w:val="960000"/>
+          <w:sz w:val="20"/>
+        </w:rPr>
+        <w:t xml:space="preserve"> tarjeta — la otra sigue </w:t>
+      </w:r>
+      <w:r>
+        <w:rPr>
+          <w:rFonts w:ascii="Consolas" w:hAnsi="Consolas"/>
+          <w:color w:val="960000"/>
+          <w:sz w:val="20"/>
+        </w:rPr>
+        <w:t>SIN VERIFICAR</w:t>
+      </w:r>
+      <w:r>
+        <w:rPr>
+          <w:b w:val="0"/>
+          <w:color w:val="960000"/>
+          <w:sz w:val="20"/>
+        </w:rPr>
+        <w:t xml:space="preserve">—, o sea que </w:t>
+      </w:r>
+      <w:r>
+        <w:rPr>
+          <w:b/>
+          <w:color w:val="960000"/>
+          <w:sz w:val="20"/>
+        </w:rPr>
+        <w:t>pila hay</w:t>
+      </w:r>
+      <w:r>
+        <w:rPr>
+          <w:b w:val="0"/>
+          <w:color w:val="960000"/>
+          <w:sz w:val="20"/>
+        </w:rPr>
+        <w:t xml:space="preserve">. Y </w:t>
+      </w:r>
+      <w:r>
+        <w:rPr>
+          <w:rFonts w:ascii="Consolas" w:hAnsi="Consolas"/>
+          <w:color w:val="960000"/>
+          <w:sz w:val="20"/>
+        </w:rPr>
+        <w:t>Y1</w:t>
+      </w:r>
+      <w:r>
+        <w:rPr>
+          <w:b w:val="0"/>
+          <w:color w:val="960000"/>
+          <w:sz w:val="20"/>
+        </w:rPr>
+        <w:t xml:space="preserve"> de 8 MHz </w:t>
+      </w:r>
+      <w:r>
+        <w:rPr>
+          <w:b/>
+          <w:color w:val="960000"/>
+          <w:sz w:val="20"/>
+        </w:rPr>
+        <w:t>está en la placa</w:t>
+      </w:r>
+      <w:r>
+        <w:rPr>
+          <w:b w:val="0"/>
+          <w:color w:val="960000"/>
+          <w:sz w:val="20"/>
+        </w:rPr>
+        <w:t xml:space="preserve">. </w:t>
+      </w:r>
+      <w:r>
+        <w:rPr>
+          <w:b/>
+          <w:color w:val="960000"/>
+          <w:sz w:val="20"/>
+        </w:rPr>
+        <w:t>Lo muerto es `Y2`, y sólo `Y2`</w:t>
+      </w:r>
+      <w:r>
+        <w:rPr>
+          <w:b w:val="0"/>
+          <w:color w:val="960000"/>
+          <w:sz w:val="20"/>
+        </w:rPr>
+        <w:t xml:space="preserve"> (N-17): el cristal de 32.768 kHz del RTC. ~~⚠️ </w:t>
+      </w:r>
+      <w:r>
+        <w:rPr>
+          <w:b/>
+          <w:color w:val="960000"/>
+          <w:sz w:val="20"/>
+        </w:rPr>
+        <w:t>Lo que NO he podido verificar…</w:t>
+      </w:r>
+      <w:r>
+        <w:rPr>
+          <w:b w:val="0"/>
+          <w:color w:val="960000"/>
+          <w:sz w:val="20"/>
+        </w:rPr>
+        <w:t xml:space="preserve"> que el firmware arranque con el </w:t>
+      </w:r>
+      <w:r>
+        <w:rPr>
+          <w:b/>
+          <w:color w:val="960000"/>
+          <w:sz w:val="20"/>
+        </w:rPr>
+        <w:t>HSI</w:t>
+      </w:r>
+      <w:r>
+        <w:rPr>
+          <w:b w:val="0"/>
+          <w:color w:val="960000"/>
+          <w:sz w:val="20"/>
+        </w:rPr>
+        <w:t xml:space="preserve"> … y ahí no lo he mirado. </w:t>
+      </w:r>
+      <w:r>
+        <w:rPr>
+          <w:b/>
+          <w:color w:val="960000"/>
+          <w:sz w:val="20"/>
+        </w:rPr>
+        <w:t>`SIN VERIFICAR`.</w:t>
+      </w:r>
+      <w:r>
+        <w:rPr>
+          <w:b w:val="0"/>
+          <w:color w:val="960000"/>
+          <w:sz w:val="20"/>
+        </w:rPr>
+        <w:t xml:space="preserve">~~ ✅ </w:t>
+      </w:r>
+      <w:r>
+        <w:rPr>
+          <w:b/>
+          <w:color w:val="960000"/>
+          <w:sz w:val="20"/>
+        </w:rPr>
+        <w:t>VERIFICADO EL 07/09, y el `SIN VERIFICAR` se tacha en vez de borrarse porque la cautela era correcta: el buscador estaba mirando donde no era.</w:t>
+      </w:r>
+      <w:r>
+        <w:rPr>
+          <w:b w:val="0"/>
+          <w:color w:val="960000"/>
+          <w:sz w:val="20"/>
+        </w:rPr>
+        <w:t xml:space="preserve"> Cierto que </w:t>
+      </w:r>
+      <w:r>
+        <w:rPr>
+          <w:rFonts w:ascii="Consolas" w:hAnsi="Consolas"/>
+          <w:color w:val="960000"/>
+          <w:sz w:val="20"/>
+        </w:rPr>
+        <w:t>grep</w:t>
+      </w:r>
+      <w:r>
+        <w:rPr>
+          <w:b w:val="0"/>
+          <w:color w:val="960000"/>
+          <w:sz w:val="20"/>
+        </w:rPr>
+        <w:t xml:space="preserve"> sobre </w:t>
+      </w:r>
+      <w:r>
+        <w:rPr>
+          <w:rFonts w:ascii="Consolas" w:hAnsi="Consolas"/>
+          <w:color w:val="960000"/>
+          <w:sz w:val="20"/>
+        </w:rPr>
+        <w:t>Maestro/src</w:t>
+      </w:r>
+      <w:r>
+        <w:rPr>
+          <w:b w:val="0"/>
+          <w:color w:val="960000"/>
+          <w:sz w:val="20"/>
+        </w:rPr>
+        <w:t xml:space="preserve">, </w:t>
+      </w:r>
+      <w:r>
+        <w:rPr>
+          <w:rFonts w:ascii="Consolas" w:hAnsi="Consolas"/>
+          <w:color w:val="960000"/>
+          <w:sz w:val="20"/>
+        </w:rPr>
+        <w:t>Maestro/include</w:t>
+      </w:r>
+      <w:r>
+        <w:rPr>
+          <w:b w:val="0"/>
+          <w:color w:val="960000"/>
+          <w:sz w:val="20"/>
+        </w:rPr>
+        <w:t xml:space="preserve"> y </w:t>
+      </w:r>
+      <w:r>
+        <w:rPr>
+          <w:rFonts w:ascii="Consolas" w:hAnsi="Consolas"/>
+          <w:color w:val="960000"/>
+          <w:sz w:val="20"/>
+        </w:rPr>
+        <w:t>platformio.ini</w:t>
+      </w:r>
+      <w:r>
+        <w:rPr>
+          <w:b w:val="0"/>
+          <w:color w:val="960000"/>
+          <w:sz w:val="20"/>
+        </w:rPr>
+        <w:t xml:space="preserve"> </w:t>
+      </w:r>
+      <w:r>
+        <w:rPr>
+          <w:b/>
+          <w:color w:val="960000"/>
+          <w:sz w:val="20"/>
+        </w:rPr>
+        <w:t>no devuelve nada</w:t>
+      </w:r>
+      <w:r>
+        <w:rPr>
+          <w:b w:val="0"/>
+          <w:color w:val="960000"/>
+          <w:sz w:val="20"/>
+        </w:rPr>
+        <w:t xml:space="preserve"> — el reloj de sistema </w:t>
+      </w:r>
+      <w:r>
+        <w:rPr>
+          <w:b/>
+          <w:color w:val="960000"/>
+          <w:sz w:val="20"/>
+        </w:rPr>
+        <w:t>no lo configura este proyecto</w:t>
+      </w:r>
+      <w:r>
+        <w:rPr>
+          <w:b w:val="0"/>
+          <w:color w:val="960000"/>
+          <w:sz w:val="20"/>
+        </w:rPr>
+        <w:t xml:space="preserve">, lo configura el *variant* del core STM32duino. Al mirar ahí sí aparece, y en </w:t>
+      </w:r>
+      <w:r>
+        <w:rPr>
+          <w:b/>
+          <w:color w:val="960000"/>
+          <w:sz w:val="20"/>
+        </w:rPr>
+        <w:t>las dos ramas</w:t>
+      </w:r>
+      <w:r>
+        <w:rPr>
+          <w:b w:val="0"/>
+          <w:color w:val="960000"/>
+          <w:sz w:val="20"/>
+        </w:rPr>
+        <w:t xml:space="preserve"> de la función: ``</w:t>
+      </w:r>
+      <w:r>
+        <w:rPr>
+          <w:rFonts w:ascii="Consolas" w:hAnsi="Consolas"/>
+          <w:color w:val="960000"/>
+          <w:sz w:val="20"/>
+        </w:rPr>
+        <w:t xml:space="preserve"> $ grep -n "RCC_PLLSOURCE_HSI_DIV2\|OSCILLATORTYPE_HSI" \ "C:/.platformio/packages/framework-arduinoststm32/variants/STM32F1xx/F103C8T_F103CB(T-U)/generic_clock.c" 32:  RCC_OscInitStruct.OscillatorType = RCC_OSCILLATORTYPE_HSI; 36:  RCC_OscInitStruct.PLL.PLLSource = RCC_PLLSOURCE_HSI_DIV2; 67:  RCC_OscInitStruct.OscillatorType = RCC_OSCILLATORTYPE_HSI; 71:  RCC_OscInitStruct.PLL.PLLSource = RCC_PLLSOURCE_HSI_DIV2; </w:t>
+      </w:r>
+      <w:r>
+        <w:rPr>
+          <w:rFonts w:ascii="Consolas" w:hAnsi="Consolas"/>
+          <w:color w:val="960000"/>
+          <w:sz w:val="20"/>
+        </w:rPr>
+      </w:r>
+      <w:r>
+        <w:rPr>
+          <w:rFonts w:ascii="Consolas" w:hAnsi="Consolas"/>
+          <w:color w:val="960000"/>
+          <w:sz w:val="20"/>
+        </w:rPr>
+        <w:t xml:space="preserve"> 🔴 **Y la consecuencia, que es la que importa para </w:t>
+      </w:r>
+      <w:r>
+        <w:rPr>
+          <w:b w:val="0"/>
+          <w:color w:val="960000"/>
+          <w:sz w:val="20"/>
+        </w:rPr>
+        <w:t>D-20</w:t>
+      </w:r>
+      <w:r>
+        <w:rPr>
+          <w:rFonts w:ascii="Consolas" w:hAnsi="Consolas"/>
+          <w:color w:val="960000"/>
+          <w:sz w:val="20"/>
+        </w:rPr>
+        <w:t xml:space="preserve"> y no es de trivia: </w:t>
+      </w:r>
+      <w:r>
+        <w:rPr>
+          <w:b w:val="0"/>
+          <w:color w:val="960000"/>
+          <w:sz w:val="20"/>
+        </w:rPr>
+        <w:t>Y1</w:t>
+      </w:r>
+      <w:r>
+        <w:rPr>
+          <w:rFonts w:ascii="Consolas" w:hAnsi="Consolas"/>
+          <w:color w:val="960000"/>
+          <w:sz w:val="20"/>
+        </w:rPr>
+        <w:t xml:space="preserve"> ESTÁ MONTADO Y EL FIRMWARE NO LO USA.** O sea que **</w:t>
+      </w:r>
+      <w:r>
+        <w:rPr>
+          <w:b w:val="0"/>
+          <w:color w:val="960000"/>
+          <w:sz w:val="20"/>
+        </w:rPr>
+        <w:t>millis()</w:t>
+      </w:r>
+      <w:r>
+        <w:rPr>
+          <w:rFonts w:ascii="Consolas" w:hAnsi="Consolas"/>
+          <w:color w:val="960000"/>
+          <w:sz w:val="20"/>
+        </w:rPr>
+        <w:t xml:space="preserve"> va a la deriva del RC interno —10.000 a 25.000 ppm—, no a la de un cristal.** Por eso </w:t>
+      </w:r>
+      <w:r>
+        <w:rPr>
+          <w:b w:val="0"/>
+          <w:color w:val="960000"/>
+          <w:sz w:val="20"/>
+        </w:rPr>
+        <w:t>D-20</w:t>
+      </w:r>
+      <w:r>
+        <w:rPr>
+          <w:rFonts w:ascii="Consolas" w:hAnsi="Consolas"/>
+          <w:color w:val="960000"/>
+          <w:sz w:val="20"/>
+        </w:rPr>
+        <w:t xml:space="preserve"> NO se puede construir como *«un reloj de software refrescado cada tanto»*: a esa deriva, **sembrarlo una vez por hora se va 36 s en esa hora**, más que el margen entero de 29 s del cruce. Tiene que ser un **extrapolador sembrado cada </w:t>
+      </w:r>
+      <w:r>
+        <w:rPr>
+          <w:b w:val="0"/>
+          <w:color w:val="960000"/>
+          <w:sz w:val="20"/>
+        </w:rPr>
+        <w:t>LATIDO_MS</w:t>
+      </w:r>
+      <w:r>
+        <w:rPr>
+          <w:rFonts w:ascii="Consolas" w:hAnsi="Consolas"/>
+          <w:color w:val="960000"/>
+          <w:sz w:val="20"/>
+        </w:rPr>
+        <w:t xml:space="preserve"> (2 s)**. ⚠️ **Y el corolario de diagnóstico, que es donde este dato salva una pieza: si alguien lee «el equipo depende de </w:t>
+      </w:r>
+      <w:r>
+        <w:rPr>
+          <w:b w:val="0"/>
+          <w:color w:val="960000"/>
+          <w:sz w:val="20"/>
+        </w:rPr>
+        <w:t>Y1</w:t>
+      </w:r>
+      <w:r>
+        <w:rPr>
+          <w:rFonts w:ascii="Consolas" w:hAnsi="Consolas"/>
+          <w:color w:val="960000"/>
+          <w:sz w:val="20"/>
+        </w:rPr>
+        <w:t xml:space="preserve">», es falso — cambiar </w:t>
+      </w:r>
+      <w:r>
+        <w:rPr>
+          <w:b w:val="0"/>
+          <w:color w:val="960000"/>
+          <w:sz w:val="20"/>
+        </w:rPr>
+        <w:t>Y1</w:t>
+      </w:r>
+      <w:r>
+        <w:rPr>
+          <w:rFonts w:ascii="Consolas" w:hAnsi="Consolas"/>
+          <w:color w:val="960000"/>
+          <w:sz w:val="20"/>
+        </w:rPr>
+        <w:t xml:space="preserve"> no arregla ningún problema de hora.** El único cristal que interviene en la hora es </w:t>
+      </w:r>
+      <w:r>
+        <w:rPr>
+          <w:b w:val="0"/>
+          <w:color w:val="960000"/>
+          <w:sz w:val="20"/>
+        </w:rPr>
+        <w:t>Y2</w:t>
+      </w:r>
+      <w:r>
+        <w:rPr>
+          <w:rFonts w:ascii="Consolas" w:hAnsi="Consolas"/>
+          <w:color w:val="960000"/>
+          <w:sz w:val="20"/>
+        </w:rPr>
+        <w:t xml:space="preserve">, y está muerto. ⚠️ **Y lo que se dice abajo de la </w:t>
+      </w:r>
+      <w:r>
+        <w:rPr>
+          <w:b w:val="0"/>
+          <w:color w:val="960000"/>
+          <w:sz w:val="20"/>
+        </w:rPr>
+        <w:t>CR2032</w:t>
+      </w:r>
+      <w:r>
+        <w:rPr>
+          <w:rFonts w:ascii="Consolas" w:hAnsi="Consolas"/>
+          <w:color w:val="960000"/>
+          <w:sz w:val="20"/>
+        </w:rPr>
+        <w:t xml:space="preserve"> — que NO es recargable, que hay que retirar </w:t>
+      </w:r>
+      <w:r>
+        <w:rPr>
+          <w:b w:val="0"/>
+          <w:color w:val="960000"/>
+          <w:sz w:val="20"/>
+        </w:rPr>
+        <w:t>R5</w:t>
+      </w:r>
+      <w:r>
+        <w:rPr>
+          <w:rFonts w:ascii="Consolas" w:hAnsi="Consolas"/>
+          <w:color w:val="960000"/>
+          <w:sz w:val="20"/>
+        </w:rPr>
+        <w:t xml:space="preserve"> antes, y que la </w:t>
+      </w:r>
+      <w:r>
+        <w:rPr>
+          <w:b w:val="0"/>
+          <w:color w:val="960000"/>
+          <w:sz w:val="20"/>
+        </w:rPr>
+        <w:t>LIR2032</w:t>
+      </w:r>
+      <w:r>
+        <w:rPr>
+          <w:rFonts w:ascii="Consolas" w:hAnsi="Consolas"/>
+          <w:color w:val="960000"/>
+          <w:sz w:val="20"/>
+        </w:rPr>
+        <w:t xml:space="preserve"> es de los módulos </w:t>
+      </w:r>
+      <w:r>
+        <w:rPr>
+          <w:b w:val="0"/>
+          <w:color w:val="960000"/>
+          <w:sz w:val="20"/>
+        </w:rPr>
+        <w:t>DS3231` y no de aquí — SIGUE VIGENTE ENTERO.** Cambia el motivo de la pila, no el procedimiento de montarla.</w:t>
       </w:r>
     </w:p>
     <w:p>
@@ -13795,7 +15176,7 @@
           <w:b w:val="0"/>
           <w:sz w:val="21"/>
         </w:rPr>
-        <w:t>. Es lo que hace que la hora sobreviva a un corte de</w:t>
+        <w:t>. ~~Es lo que hace que la hora sobreviva a un corte</w:t>
       </w:r>
     </w:p>
     <w:p>
@@ -13807,7 +15188,7 @@
           <w:b w:val="0"/>
           <w:sz w:val="21"/>
         </w:rPr>
-        <w:t>energía; sin ella habría que reponerla a mano tras cada apagón, y el Modo Degradado quedaría</w:t>
+        <w:t>de energía; sin ella habría que reponerla a mano tras cada apagón, y el Modo Degradado quedaría</w:t>
       </w:r>
     </w:p>
     <w:p>
@@ -13819,7 +15200,45 @@
           <w:b w:val="0"/>
           <w:sz w:val="21"/>
         </w:rPr>
-        <w:t>inutilizable en la práctica.</w:t>
+        <w:t>inutilizable en la práctica.~~ → **07/09: lo que sostiene es el dominio de respaldo del Modo</w:t>
+      </w:r>
+    </w:p>
+    <w:p>
+      <w:pPr>
+        <w:spacing w:after="120"/>
+      </w:pPr>
+      <w:r>
+        <w:rPr>
+          <w:b w:val="0"/>
+          <w:sz w:val="21"/>
+        </w:rPr>
+        <w:t>Degradado, no la hora</w:t>
+      </w:r>
+      <w:r>
+        <w:rPr>
+          <w:b/>
+          <w:sz w:val="21"/>
+        </w:rPr>
+        <w:t xml:space="preserve"> (recuadro de arriba). La conclusión operativa no cambia: </w:t>
+      </w:r>
+      <w:r>
+        <w:rPr>
+          <w:b w:val="0"/>
+          <w:sz w:val="21"/>
+        </w:rPr>
+        <w:t>sin pila, el Modo</w:t>
+      </w:r>
+    </w:p>
+    <w:p>
+      <w:pPr>
+        <w:spacing w:after="120"/>
+      </w:pPr>
+      <w:r>
+        <w:rPr>
+          <w:b w:val="0"/>
+          <w:sz w:val="21"/>
+        </w:rPr>
+        <w:t>Degradado queda inutilizable en la práctica.**</w:t>
       </w:r>
     </w:p>
     <w:p>
@@ -14611,7 +16030,7 @@
           <w:color w:val="960000"/>
           <w:sz w:val="20"/>
         </w:rPr>
-        <w:t xml:space="preserve"> El reloj que usa el STM32 es su </w:t>
+        <w:t xml:space="preserve"> ~~El reloj que usa el STM32 es su </w:t>
       </w:r>
       <w:r>
         <w:rPr>
@@ -14659,7 +16078,7 @@
           <w:color w:val="960000"/>
           <w:sz w:val="20"/>
         </w:rPr>
-        <w:t xml:space="preserve"> (SFTY-18). Un módulo </w:t>
+        <w:t xml:space="preserve"> (SFTY-18).~~ Un módulo </w:t>
       </w:r>
       <w:r>
         <w:rPr>
@@ -14691,7 +16110,247 @@
           <w:color w:val="960000"/>
           <w:sz w:val="20"/>
         </w:rPr>
-        <w:t xml:space="preserve">. La detección automática de </w:t>
+        <w:t xml:space="preserve">. &gt; 🔴 </w:t>
+      </w:r>
+      <w:r>
+        <w:rPr>
+          <w:b/>
+          <w:color w:val="960000"/>
+          <w:sz w:val="20"/>
+        </w:rPr>
+        <w:t>07/09 (`D-20`) — LA FRASE TACHADA ERA LA DESCRIPCIÓN DEL EQUIPO, Y YA NO LO ES.</w:t>
+      </w:r>
+      <w:r>
+        <w:rPr>
+          <w:b w:val="0"/>
+          <w:color w:val="960000"/>
+          <w:sz w:val="20"/>
+        </w:rPr>
+        <w:t xml:space="preserve"> El RTC &gt; interno del STM32 sobre </w:t>
+      </w:r>
+      <w:r>
+        <w:rPr>
+          <w:rFonts w:ascii="Consolas" w:hAnsi="Consolas"/>
+          <w:color w:val="960000"/>
+          <w:sz w:val="20"/>
+        </w:rPr>
+        <w:t>Y2</w:t>
+      </w:r>
+      <w:r>
+        <w:rPr>
+          <w:b w:val="0"/>
+          <w:color w:val="960000"/>
+          <w:sz w:val="20"/>
+        </w:rPr>
+        <w:t xml:space="preserve"> </w:t>
+      </w:r>
+      <w:r>
+        <w:rPr>
+          <w:b/>
+          <w:color w:val="960000"/>
+          <w:sz w:val="20"/>
+        </w:rPr>
+        <w:t>es el reloj que el fuente todavía compila, y está parado</w:t>
+      </w:r>
+      <w:r>
+        <w:rPr>
+          <w:b w:val="0"/>
+          <w:color w:val="960000"/>
+          <w:sz w:val="20"/>
+        </w:rPr>
+        <w:t xml:space="preserve">: los dos &gt; </w:t>
+      </w:r>
+      <w:r>
+        <w:rPr>
+          <w:rFonts w:ascii="Consolas" w:hAnsi="Consolas"/>
+          <w:color w:val="960000"/>
+          <w:sz w:val="20"/>
+        </w:rPr>
+        <w:t>reloj.cpp</w:t>
+      </w:r>
+      <w:r>
+        <w:rPr>
+          <w:b w:val="0"/>
+          <w:color w:val="960000"/>
+          <w:sz w:val="20"/>
+        </w:rPr>
+        <w:t xml:space="preserve"> piden </w:t>
+      </w:r>
+      <w:r>
+        <w:rPr>
+          <w:rFonts w:ascii="Consolas" w:hAnsi="Consolas"/>
+          <w:color w:val="960000"/>
+          <w:sz w:val="20"/>
+        </w:rPr>
+        <w:t>STM32RTC::LSE_CLOCK</w:t>
+      </w:r>
+      <w:r>
+        <w:rPr>
+          <w:b w:val="0"/>
+          <w:color w:val="960000"/>
+          <w:sz w:val="20"/>
+        </w:rPr>
+        <w:t xml:space="preserve"> —o sea </w:t>
+      </w:r>
+      <w:r>
+        <w:rPr>
+          <w:rFonts w:ascii="Consolas" w:hAnsi="Consolas"/>
+          <w:color w:val="960000"/>
+          <w:sz w:val="20"/>
+        </w:rPr>
+        <w:t>Y2</w:t>
+      </w:r>
+      <w:r>
+        <w:rPr>
+          <w:b w:val="0"/>
+          <w:color w:val="960000"/>
+          <w:sz w:val="20"/>
+        </w:rPr>
+        <w:t xml:space="preserve">, confirmado muerto (N-17)—, y de ahí sale que &gt; </w:t>
+      </w:r>
+      <w:r>
+        <w:rPr>
+          <w:b/>
+          <w:color w:val="960000"/>
+          <w:sz w:val="20"/>
+        </w:rPr>
+        <w:t>`reloj_enHora()` de esa punta sea FALSO SIEMPRE</w:t>
+      </w:r>
+      <w:r>
+        <w:rPr>
+          <w:b w:val="0"/>
+          <w:color w:val="960000"/>
+          <w:sz w:val="20"/>
+        </w:rPr>
+        <w:t xml:space="preserve">. Está escrito en el propio fuente como &gt; *«CONSECUENCIA MEDIDA, NO DEDUCIDA»* (símbolo </w:t>
+      </w:r>
+      <w:r>
+        <w:rPr>
+          <w:rFonts w:ascii="Consolas" w:hAnsi="Consolas"/>
+          <w:color w:val="960000"/>
+          <w:sz w:val="20"/>
+        </w:rPr>
+        <w:t>reloj_enHora</w:t>
+      </w:r>
+      <w:r>
+        <w:rPr>
+          <w:b w:val="0"/>
+          <w:color w:val="960000"/>
+          <w:sz w:val="20"/>
+        </w:rPr>
+        <w:t xml:space="preserve">, cabecera </w:t>
+      </w:r>
+      <w:r>
+        <w:rPr>
+          <w:rFonts w:ascii="Consolas" w:hAnsi="Consolas"/>
+          <w:color w:val="960000"/>
+          <w:sz w:val="20"/>
+        </w:rPr>
+        <w:t>reloj.h</w:t>
+      </w:r>
+      <w:r>
+        <w:rPr>
+          <w:b w:val="0"/>
+          <w:color w:val="960000"/>
+          <w:sz w:val="20"/>
+        </w:rPr>
+        <w:t xml:space="preserve">). &gt; &gt; </w:t>
+      </w:r>
+      <w:r>
+        <w:rPr>
+          <w:b/>
+          <w:color w:val="960000"/>
+          <w:sz w:val="20"/>
+        </w:rPr>
+        <w:t>Con `D-20` el STM32 dejará de sacar la hora de ahí y la recibirá de su propio ESP32</w:t>
+      </w:r>
+      <w:r>
+        <w:rPr>
+          <w:b w:val="0"/>
+          <w:color w:val="960000"/>
+          <w:sz w:val="20"/>
+        </w:rPr>
+        <w:t xml:space="preserve"> — y ese &gt; mando </w:t>
+      </w:r>
+      <w:r>
+        <w:rPr>
+          <w:b/>
+          <w:color w:val="960000"/>
+          <w:sz w:val="20"/>
+        </w:rPr>
+        <w:t>no está construido</w:t>
+      </w:r>
+      <w:r>
+        <w:rPr>
+          <w:b w:val="0"/>
+          <w:color w:val="960000"/>
+          <w:sz w:val="20"/>
+        </w:rPr>
+        <w:t xml:space="preserve">: </w:t>
+      </w:r>
+      <w:r>
+        <w:rPr>
+          <w:rFonts w:ascii="Consolas" w:hAnsi="Consolas"/>
+          <w:color w:val="960000"/>
+          <w:sz w:val="20"/>
+        </w:rPr>
+        <w:t>01_Firmware/ESP32_Expansion/src/enlace_stm32.cpp</w:t>
+      </w:r>
+      <w:r>
+        <w:rPr>
+          <w:b w:val="0"/>
+          <w:color w:val="960000"/>
+          <w:sz w:val="20"/>
+        </w:rPr>
+        <w:t xml:space="preserve"> no menciona &gt; </w:t>
+      </w:r>
+      <w:r>
+        <w:rPr>
+          <w:rFonts w:ascii="Consolas" w:hAnsi="Consolas"/>
+          <w:color w:val="960000"/>
+          <w:sz w:val="20"/>
+        </w:rPr>
+        <w:t>RTC</w:t>
+      </w:r>
+      <w:r>
+        <w:rPr>
+          <w:b w:val="0"/>
+          <w:color w:val="960000"/>
+          <w:sz w:val="20"/>
+        </w:rPr>
+        <w:t xml:space="preserve"> ni </w:t>
+      </w:r>
+      <w:r>
+        <w:rPr>
+          <w:rFonts w:ascii="Consolas" w:hAnsi="Consolas"/>
+          <w:color w:val="960000"/>
+          <w:sz w:val="20"/>
+        </w:rPr>
+        <w:t>hora</w:t>
+      </w:r>
+      <w:r>
+        <w:rPr>
+          <w:b w:val="0"/>
+          <w:color w:val="960000"/>
+          <w:sz w:val="20"/>
+        </w:rPr>
+        <w:t xml:space="preserve"> ni una vez (comprobado el 07/09). </w:t>
+      </w:r>
+      <w:r>
+        <w:rPr>
+          <w:b/>
+          <w:color w:val="960000"/>
+          <w:sz w:val="20"/>
+        </w:rPr>
+        <w:t>Lo que NO cambia es esta advertencia: el &gt; `DS3231` sigue sin poder colgarse del STM32, porque el driver sigue sin existir en esa punta.</w:t>
+      </w:r>
+      <w:r>
+        <w:rPr>
+          <w:b w:val="0"/>
+          <w:color w:val="960000"/>
+          <w:sz w:val="20"/>
+        </w:rPr>
+        <w:t xml:space="preserve"> La detección automática de </w:t>
       </w:r>
       <w:r>
         <w:rPr>
@@ -15344,6 +17003,141 @@
           <w:sz w:val="20"/>
         </w:rPr>
         <w:t xml:space="preserve"> Hasta que se hagan, el reloj está construido pero no verificado, y todo lo que depende de él va sobre un supuesto.</w:t>
+      </w:r>
+    </w:p>
+    <w:p>
+      <w:pPr>
+        <w:spacing w:after="160"/>
+        <w:ind w:left="360"/>
+        <w:shd w:val="clear" w:fill="FFF4E5"/>
+      </w:pPr>
+      <w:r>
+        <w:rPr>
+          <w:b w:val="0"/>
+          <w:color w:val="960000"/>
+          <w:sz w:val="20"/>
+        </w:rPr>
+        <w:t xml:space="preserve">🔴 </w:t>
+      </w:r>
+      <w:r>
+        <w:rPr>
+          <w:b/>
+          <w:color w:val="960000"/>
+          <w:sz w:val="20"/>
+        </w:rPr>
+        <w:t>07/09 — LAS DOS SE ESCRIBIERON CONTRA EL RTC DEL STM32 Y HAY QUE REDIRIGIRLAS.</w:t>
+      </w:r>
+      <w:r>
+        <w:rPr>
+          <w:b w:val="0"/>
+          <w:color w:val="960000"/>
+          <w:sz w:val="20"/>
+        </w:rPr>
+        <w:t xml:space="preserve"> Con </w:t>
+      </w:r>
+      <w:r>
+        <w:rPr>
+          <w:rFonts w:ascii="Consolas" w:hAnsi="Consolas"/>
+          <w:color w:val="960000"/>
+          <w:sz w:val="20"/>
+        </w:rPr>
+        <w:t>D-9</w:t>
+      </w:r>
+      <w:r>
+        <w:rPr>
+          <w:b w:val="0"/>
+          <w:color w:val="960000"/>
+          <w:sz w:val="20"/>
+        </w:rPr>
+        <w:t xml:space="preserve">, </w:t>
+      </w:r>
+      <w:r>
+        <w:rPr>
+          <w:rFonts w:ascii="Consolas" w:hAnsi="Consolas"/>
+          <w:color w:val="960000"/>
+          <w:sz w:val="20"/>
+        </w:rPr>
+        <w:t>D-15</w:t>
+      </w:r>
+      <w:r>
+        <w:rPr>
+          <w:b w:val="0"/>
+          <w:color w:val="960000"/>
+          <w:sz w:val="20"/>
+        </w:rPr>
+        <w:t xml:space="preserve"> y </w:t>
+      </w:r>
+      <w:r>
+        <w:rPr>
+          <w:rFonts w:ascii="Consolas" w:hAnsi="Consolas"/>
+          <w:color w:val="960000"/>
+          <w:sz w:val="20"/>
+        </w:rPr>
+        <w:t>D-20</w:t>
+      </w:r>
+      <w:r>
+        <w:rPr>
+          <w:b w:val="0"/>
+          <w:color w:val="960000"/>
+          <w:sz w:val="20"/>
+        </w:rPr>
+        <w:t xml:space="preserve">, </w:t>
+      </w:r>
+      <w:r>
+        <w:rPr>
+          <w:b/>
+          <w:color w:val="960000"/>
+          <w:sz w:val="20"/>
+        </w:rPr>
+        <w:t>la prueba de «marca la hora y la conserva» ya no se le hace a ese RTC: se le hace al `DS3231` del ESP32 de cada poste, con `CMD:LEER_RTC`.</w:t>
+      </w:r>
+      <w:r>
+        <w:rPr>
+          <w:b w:val="0"/>
+          <w:color w:val="960000"/>
+          <w:sz w:val="20"/>
+        </w:rPr>
+        <w:t xml:space="preserve"> Lo que sí sigue teniendo que probarse en el STM32 —y </w:t>
+      </w:r>
+      <w:r>
+        <w:rPr>
+          <w:b/>
+          <w:color w:val="960000"/>
+          <w:sz w:val="20"/>
+        </w:rPr>
+        <w:t>nadie lo ha probado todavía</w:t>
+      </w:r>
+      <w:r>
+        <w:rPr>
+          <w:b w:val="0"/>
+          <w:color w:val="960000"/>
+          <w:sz w:val="20"/>
+        </w:rPr>
+        <w:t xml:space="preserve">— es que </w:t>
+      </w:r>
+      <w:r>
+        <w:rPr>
+          <w:b/>
+          <w:color w:val="960000"/>
+          <w:sz w:val="20"/>
+        </w:rPr>
+        <w:t>el dominio de respaldo (`BKP-&gt;DR1..DR10`) sobrevive al corte con la `CR2032` puesta</w:t>
+      </w:r>
+      <w:r>
+        <w:rPr>
+          <w:b w:val="0"/>
+          <w:color w:val="960000"/>
+          <w:sz w:val="20"/>
+        </w:rPr>
+        <w:t xml:space="preserve">, porque de eso cuelga el cómputo de las 48 h. </w:t>
+      </w:r>
+      <w:r>
+        <w:rPr>
+          <w:b/>
+          <w:color w:val="960000"/>
+          <w:sz w:val="20"/>
+        </w:rPr>
+        <w:t>No es la misma prueba y no la sustituye la otra.</w:t>
       </w:r>
     </w:p>
     <w:tbl>
@@ -15416,6 +17210,13 @@
             <w:r/>
             <w:r>
               <w:rPr>
+                <w:b w:val="0"/>
+                <w:sz w:val="19"/>
+              </w:rPr>
+              <w:t>~~</w:t>
+            </w:r>
+            <w:r>
+              <w:rPr>
                 <w:b/>
                 <w:sz w:val="19"/>
               </w:rPr>
@@ -15426,7 +17227,14 @@
                 <w:b w:val="0"/>
                 <w:sz w:val="19"/>
               </w:rPr>
-              <w:t xml:space="preserve"> (N-15)</w:t>
+              <w:t xml:space="preserve"> (N-15)~~ → </w:t>
+            </w:r>
+            <w:r>
+              <w:rPr>
+                <w:b/>
+                <w:sz w:val="19"/>
+              </w:rPr>
+              <w:t>07/09: se le hace al `DS3231` del ESP32, no al STM32</w:t>
             </w:r>
           </w:p>
         </w:tc>
@@ -15441,7 +17249,7 @@
                 <w:b w:val="0"/>
                 <w:sz w:val="19"/>
               </w:rPr>
-              <w:t xml:space="preserve">Que el RTC marca la hora correcta y </w:t>
+              <w:t xml:space="preserve">~~Que el RTC marca la hora correcta y </w:t>
             </w:r>
             <w:r>
               <w:rPr>
@@ -15455,7 +17263,14 @@
                 <w:b w:val="0"/>
                 <w:sz w:val="19"/>
               </w:rPr>
-              <w:t xml:space="preserve"> al desconectar la alimentación</w:t>
+              <w:t xml:space="preserve"> al desconectar la alimentación~~ → </w:t>
+            </w:r>
+            <w:r>
+              <w:rPr>
+                <w:b/>
+                <w:sz w:val="19"/>
+              </w:rPr>
+              <w:t>Que `CMD:LEER_RTC` sigue devolviendo la hora correcta después de quitar y devolver la alimentación, en CADA poste</w:t>
             </w:r>
           </w:p>
         </w:tc>
@@ -15470,7 +17285,21 @@
                 <w:b w:val="0"/>
                 <w:sz w:val="19"/>
               </w:rPr>
-              <w:t xml:space="preserve">Si la pila no está bien soldada, el equipo pierde la hora en cada apagón y </w:t>
+              <w:t xml:space="preserve">Si la pila del </w:t>
+            </w:r>
+            <w:r>
+              <w:rPr>
+                <w:rFonts w:ascii="Consolas" w:hAnsi="Consolas"/>
+                <w:sz w:val="19"/>
+              </w:rPr>
+              <w:t>DS3231</w:t>
+            </w:r>
+            <w:r>
+              <w:rPr>
+                <w:b w:val="0"/>
+                <w:sz w:val="19"/>
+              </w:rPr>
+              <w:t xml:space="preserve"> no está bien puesta, el equipo pierde la hora en cada apagón y </w:t>
             </w:r>
             <w:r>
               <w:rPr>
@@ -15478,6 +17307,186 @@
                 <w:sz w:val="19"/>
               </w:rPr>
               <w:t>nadie se entera hasta que el Degradado se rechaza en obra</w:t>
+            </w:r>
+            <w:r>
+              <w:rPr>
+                <w:b w:val="0"/>
+                <w:sz w:val="19"/>
+              </w:rPr>
+              <w:t xml:space="preserve">. 🔴 </w:t>
+            </w:r>
+            <w:r>
+              <w:rPr>
+                <w:b/>
+                <w:sz w:val="19"/>
+              </w:rPr>
+              <w:t>Y con `D-20` esto se agrava en el poste 2:</w:t>
+            </w:r>
+            <w:r>
+              <w:rPr>
+                <w:b w:val="0"/>
+                <w:sz w:val="19"/>
+              </w:rPr>
+              <w:t xml:space="preserve"> allí la hora sólo se puede reponer </w:t>
+            </w:r>
+            <w:r>
+              <w:rPr>
+                <w:b/>
+                <w:sz w:val="19"/>
+              </w:rPr>
+              <w:t>por radio desde el Maestro</w:t>
+            </w:r>
+            <w:r>
+              <w:rPr>
+                <w:b w:val="0"/>
+                <w:sz w:val="19"/>
+              </w:rPr>
+              <w:t xml:space="preserve">, así que un </w:t>
+            </w:r>
+            <w:r>
+              <w:rPr>
+                <w:rFonts w:ascii="Consolas" w:hAnsi="Consolas"/>
+                <w:sz w:val="19"/>
+              </w:rPr>
+              <w:t>DS3231</w:t>
+            </w:r>
+            <w:r>
+              <w:rPr>
+                <w:b w:val="0"/>
+                <w:sz w:val="19"/>
+              </w:rPr>
+              <w:t xml:space="preserve"> sin pila en el poste 2 </w:t>
+            </w:r>
+            <w:r>
+              <w:rPr>
+                <w:b/>
+                <w:sz w:val="19"/>
+              </w:rPr>
+              <w:t>queda sin hora justo en el corte, que es cuando el Degradado la necesita</w:t>
+            </w:r>
+          </w:p>
+        </w:tc>
+      </w:tr>
+      <w:tr>
+        <w:tc>
+          <w:tcPr>
+            <w:tcW w:type="dxa" w:w="3120"/>
+          </w:tcPr>
+          <w:p>
+            <w:r/>
+            <w:r>
+              <w:rPr>
+                <w:b w:val="0"/>
+                <w:sz w:val="19"/>
+              </w:rPr>
+              <w:t xml:space="preserve">🆕 </w:t>
+            </w:r>
+            <w:r>
+              <w:rPr>
+                <w:b/>
+                <w:sz w:val="19"/>
+              </w:rPr>
+              <w:t>El dominio de respaldo aguanta el corte</w:t>
+            </w:r>
+            <w:r>
+              <w:rPr>
+                <w:b w:val="0"/>
+                <w:sz w:val="19"/>
+              </w:rPr>
+              <w:t xml:space="preserve"> (</w:t>
+            </w:r>
+            <w:r>
+              <w:rPr>
+                <w:rFonts w:ascii="Consolas" w:hAnsi="Consolas"/>
+                <w:sz w:val="19"/>
+              </w:rPr>
+              <w:t>BKP-&gt;DR1..DR10</w:t>
+            </w:r>
+            <w:r>
+              <w:rPr>
+                <w:b w:val="0"/>
+                <w:sz w:val="19"/>
+              </w:rPr>
+              <w:t xml:space="preserve">, símbolo </w:t>
+            </w:r>
+            <w:r>
+              <w:rPr>
+                <w:rFonts w:ascii="Consolas" w:hAnsi="Consolas"/>
+                <w:sz w:val="19"/>
+              </w:rPr>
+              <w:t>respaldo_setup()</w:t>
+            </w:r>
+            <w:r>
+              <w:rPr>
+                <w:b w:val="0"/>
+                <w:sz w:val="19"/>
+              </w:rPr>
+              <w:t>)</w:t>
+            </w:r>
+          </w:p>
+        </w:tc>
+        <w:tc>
+          <w:tcPr>
+            <w:tcW w:type="dxa" w:w="3120"/>
+          </w:tcPr>
+          <w:p>
+            <w:r/>
+            <w:r>
+              <w:rPr>
+                <w:b w:val="0"/>
+                <w:sz w:val="19"/>
+              </w:rPr>
+              <w:t xml:space="preserve">Que tras quitar la alimentación y devolverla, </w:t>
+            </w:r>
+            <w:r>
+              <w:rPr>
+                <w:rFonts w:ascii="Consolas" w:hAnsi="Consolas"/>
+                <w:sz w:val="19"/>
+              </w:rPr>
+              <w:t>respaldo_hayCiclo()</w:t>
+            </w:r>
+            <w:r>
+              <w:rPr>
+                <w:b w:val="0"/>
+                <w:sz w:val="19"/>
+              </w:rPr>
+              <w:t xml:space="preserve"> sigue siendo cierto y los tiempos guardados siguen ahí</w:t>
+            </w:r>
+          </w:p>
+        </w:tc>
+        <w:tc>
+          <w:tcPr>
+            <w:tcW w:type="dxa" w:w="3120"/>
+          </w:tcPr>
+          <w:p>
+            <w:r/>
+            <w:r>
+              <w:rPr>
+                <w:b w:val="0"/>
+                <w:sz w:val="19"/>
+              </w:rPr>
+              <w:t xml:space="preserve">Es lo único que hoy justifica la </w:t>
+            </w:r>
+            <w:r>
+              <w:rPr>
+                <w:rFonts w:ascii="Consolas" w:hAnsi="Consolas"/>
+                <w:sz w:val="19"/>
+              </w:rPr>
+              <w:t>CR2032</w:t>
+            </w:r>
+            <w:r>
+              <w:rPr>
+                <w:b w:val="0"/>
+                <w:sz w:val="19"/>
+              </w:rPr>
+              <w:t xml:space="preserve"> (§5, recuadro de cabecera). </w:t>
+            </w:r>
+            <w:r>
+              <w:rPr>
+                <w:b/>
+                <w:sz w:val="19"/>
+              </w:rPr>
+              <w:t>Sin esta prueba, la pila está puesta por costumbre y no por evidencia</w:t>
             </w:r>
           </w:p>
         </w:tc>
@@ -16229,7 +18238,7 @@
           <w:color w:val="960000"/>
           <w:sz w:val="20"/>
         </w:rPr>
-        <w:t>no tiene reloj</w:t>
+        <w:t>no tiene reloj propio</w:t>
       </w:r>
       <w:r>
         <w:rPr>
@@ -16253,7 +18262,135 @@
           <w:color w:val="960000"/>
           <w:sz w:val="20"/>
         </w:rPr>
-        <w:t xml:space="preserve"> confirmado muerto, N-17) y ya no hace falta que lo tenga. | qué quiere hacer | orden | quién contesta | |---|---|---| | </w:t>
+        <w:t xml:space="preserve"> confirmado muerto, N-17) ~~y ya no hace falta que lo tenga~~. &gt; 🔴 </w:t>
+      </w:r>
+      <w:r>
+        <w:rPr>
+          <w:b/>
+          <w:color w:val="960000"/>
+          <w:sz w:val="20"/>
+        </w:rPr>
+        <w:t>07/09 — LA MITAD TACHADA DE ARRIBA LA DEROGA `D-20`.</w:t>
+      </w:r>
+      <w:r>
+        <w:rPr>
+          <w:b w:val="0"/>
+          <w:color w:val="960000"/>
+          <w:sz w:val="20"/>
+        </w:rPr>
+        <w:t xml:space="preserve"> *«Ya no hace falta que lo tenga»* era &gt; cierto mientras el STM32 no pintara nada en la hora. </w:t>
+      </w:r>
+      <w:r>
+        <w:rPr>
+          <w:b/>
+          <w:color w:val="960000"/>
+          <w:sz w:val="20"/>
+        </w:rPr>
+        <w:t>Con `D-20`, el STM32 SÍ tiene que llevar la &gt; hora: la recibe de SU PROPIO ESP32 y la retransmite por radio a la otra punta</w:t>
+      </w:r>
+      <w:r>
+        <w:rPr>
+          <w:b w:val="0"/>
+          <w:color w:val="960000"/>
+          <w:sz w:val="20"/>
+        </w:rPr>
+        <w:t xml:space="preserve"> — es el </w:t>
+      </w:r>
+      <w:r>
+        <w:rPr>
+          <w:b/>
+          <w:color w:val="960000"/>
+          <w:sz w:val="20"/>
+        </w:rPr>
+        <w:t>cartero</w:t>
+      </w:r>
+      <w:r>
+        <w:rPr>
+          <w:b w:val="0"/>
+          <w:color w:val="960000"/>
+          <w:sz w:val="20"/>
+        </w:rPr>
+        <w:t xml:space="preserve"> &gt; de la cadena </w:t>
+      </w:r>
+      <w:r>
+        <w:rPr>
+          <w:rFonts w:ascii="Consolas" w:hAnsi="Consolas"/>
+          <w:color w:val="960000"/>
+          <w:sz w:val="20"/>
+        </w:rPr>
+        <w:t>ESP32-M -&gt; STM32-M -&gt; radio -&gt; STM32-E -&gt; ESP32-E</w:t>
+      </w:r>
+      <w:r>
+        <w:rPr>
+          <w:b w:val="0"/>
+          <w:color w:val="960000"/>
+          <w:sz w:val="20"/>
+        </w:rPr>
+        <w:t xml:space="preserve">. Lo que sigue muerto es </w:t>
+      </w:r>
+      <w:r>
+        <w:rPr>
+          <w:rFonts w:ascii="Consolas" w:hAnsi="Consolas"/>
+          <w:color w:val="960000"/>
+          <w:sz w:val="20"/>
+        </w:rPr>
+        <w:t>Y2</w:t>
+      </w:r>
+      <w:r>
+        <w:rPr>
+          <w:b w:val="0"/>
+          <w:color w:val="960000"/>
+          <w:sz w:val="20"/>
+        </w:rPr>
+        <w:t xml:space="preserve">, y &gt; </w:t>
+      </w:r>
+      <w:r>
+        <w:rPr>
+          <w:b/>
+          <w:color w:val="960000"/>
+          <w:sz w:val="20"/>
+        </w:rPr>
+        <w:t>sólo `Y2`</w:t>
+      </w:r>
+      <w:r>
+        <w:rPr>
+          <w:b w:val="0"/>
+          <w:color w:val="960000"/>
+          <w:sz w:val="20"/>
+        </w:rPr>
+        <w:t xml:space="preserve">: la fuente de la hora deja de ser su RTC, no su papel en el camino. &gt; ⚠️ </w:t>
+      </w:r>
+      <w:r>
+        <w:rPr>
+          <w:b/>
+          <w:color w:val="960000"/>
+          <w:sz w:val="20"/>
+        </w:rPr>
+        <w:t>SIN CONSTRUIR</w:t>
+      </w:r>
+      <w:r>
+        <w:rPr>
+          <w:b w:val="0"/>
+          <w:color w:val="960000"/>
+          <w:sz w:val="20"/>
+        </w:rPr>
+        <w:t xml:space="preserve"> — ver el recuadro de </w:t>
+      </w:r>
+      <w:r>
+        <w:rPr>
+          <w:rFonts w:ascii="Consolas" w:hAnsi="Consolas"/>
+          <w:color w:val="960000"/>
+          <w:sz w:val="20"/>
+        </w:rPr>
+        <w:t>D-20</w:t>
+      </w:r>
+      <w:r>
+        <w:rPr>
+          <w:b w:val="0"/>
+          <w:color w:val="960000"/>
+          <w:sz w:val="20"/>
+        </w:rPr>
+        <w:t xml:space="preserve"> en §3. | qué quiere hacer | orden | quién contesta | |---|---|---| | </w:t>
       </w:r>
       <w:r>
         <w:rPr>
@@ -16357,7 +18494,7 @@
           <w:color w:val="960000"/>
           <w:sz w:val="20"/>
         </w:rPr>
-        <w:t>PONER la hora</w:t>
+        <w:t>PONER la hora — 🔴 SÓLO EN EL POSTE 1 (MAESTRO)</w:t>
       </w:r>
       <w:r>
         <w:rPr>
@@ -16389,7 +18526,7 @@
           <w:color w:val="960000"/>
           <w:sz w:val="20"/>
         </w:rPr>
-        <w:t>el puente</w:t>
+        <w:t>el puente del Maestro</w:t>
       </w:r>
       <w:r>
         <w:rPr>
@@ -16413,7 +18550,247 @@
           <w:color w:val="960000"/>
           <w:sz w:val="20"/>
         </w:rPr>
-        <w:t xml:space="preserve"> | </w:t>
+        <w:t xml:space="preserve"> | | ~~</w:t>
+      </w:r>
+      <w:r>
+        <w:rPr>
+          <w:b/>
+          <w:color w:val="960000"/>
+          <w:sz w:val="20"/>
+        </w:rPr>
+        <w:t>PONER la hora en el poste 2 (Esclavo)</w:t>
+      </w:r>
+      <w:r>
+        <w:rPr>
+          <w:b w:val="0"/>
+          <w:color w:val="960000"/>
+          <w:sz w:val="20"/>
+        </w:rPr>
+        <w:t xml:space="preserve">~~ | 🛑 </w:t>
+      </w:r>
+      <w:r>
+        <w:rPr>
+          <w:b/>
+          <w:color w:val="960000"/>
+          <w:sz w:val="20"/>
+        </w:rPr>
+        <w:t>NO SE HACE. NUNCA</w:t>
+      </w:r>
+      <w:r>
+        <w:rPr>
+          <w:b w:val="0"/>
+          <w:color w:val="960000"/>
+          <w:sz w:val="20"/>
+        </w:rPr>
+        <w:t xml:space="preserve"> (</w:t>
+      </w:r>
+      <w:r>
+        <w:rPr>
+          <w:rFonts w:ascii="Consolas" w:hAnsi="Consolas"/>
+          <w:color w:val="960000"/>
+          <w:sz w:val="20"/>
+        </w:rPr>
+        <w:t>D-20</w:t>
+      </w:r>
+      <w:r>
+        <w:rPr>
+          <w:b w:val="0"/>
+          <w:color w:val="960000"/>
+          <w:sz w:val="20"/>
+        </w:rPr>
+        <w:t xml:space="preserve">, 07/09) | </w:t>
+      </w:r>
+      <w:r>
+        <w:rPr>
+          <w:b/>
+          <w:color w:val="960000"/>
+          <w:sz w:val="20"/>
+        </w:rPr>
+        <w:t>debe rechazarse</w:t>
+      </w:r>
+      <w:r>
+        <w:rPr>
+          <w:b w:val="0"/>
+          <w:color w:val="960000"/>
+          <w:sz w:val="20"/>
+        </w:rPr>
+        <w:t xml:space="preserve">: no es una sincronización, </w:t>
+      </w:r>
+      <w:r>
+        <w:rPr>
+          <w:b/>
+          <w:color w:val="960000"/>
+          <w:sz w:val="20"/>
+        </w:rPr>
+        <w:t>es una segunda fuente</w:t>
+      </w:r>
+      <w:r>
+        <w:rPr>
+          <w:b w:val="0"/>
+          <w:color w:val="960000"/>
+          <w:sz w:val="20"/>
+        </w:rPr>
+        <w:t xml:space="preserve"> ⚠️ </w:t>
+      </w:r>
+      <w:r>
+        <w:rPr>
+          <w:b/>
+          <w:color w:val="960000"/>
+          <w:sz w:val="20"/>
+        </w:rPr>
+        <w:t>el rechazo está SIN CONSTRUIR — hoy el puente del Esclavo la acepta</w:t>
+      </w:r>
+      <w:r>
+        <w:rPr>
+          <w:b w:val="0"/>
+          <w:color w:val="960000"/>
+          <w:sz w:val="20"/>
+        </w:rPr>
+        <w:t xml:space="preserve"> | &gt; 🔴 </w:t>
+      </w:r>
+      <w:r>
+        <w:rPr>
+          <w:b/>
+          <w:color w:val="960000"/>
+          <w:sz w:val="20"/>
+        </w:rPr>
+        <w:t>07/09 — LA FILA DE ARRIBA ES LA QUE MÁS FÁCIL SE INCUMPLE, Y HOY NADA LA IMPIDE.</w:t>
+      </w:r>
+      <w:r>
+        <w:rPr>
+          <w:b w:val="0"/>
+          <w:color w:val="960000"/>
+          <w:sz w:val="20"/>
+        </w:rPr>
+        <w:t xml:space="preserve"> El puente &gt; es </w:t>
+      </w:r>
+      <w:r>
+        <w:rPr>
+          <w:b/>
+          <w:color w:val="960000"/>
+          <w:sz w:val="20"/>
+        </w:rPr>
+        <w:t>el mismo firmware en los dos postes</w:t>
+      </w:r>
+      <w:r>
+        <w:rPr>
+          <w:b w:val="0"/>
+          <w:color w:val="960000"/>
+          <w:sz w:val="20"/>
+        </w:rPr>
+        <w:t xml:space="preserve"> y su despachador </w:t>
+      </w:r>
+      <w:r>
+        <w:rPr>
+          <w:b/>
+          <w:color w:val="960000"/>
+          <w:sz w:val="20"/>
+        </w:rPr>
+        <w:t>no sabe en cuál está</w:t>
+      </w:r>
+      <w:r>
+        <w:rPr>
+          <w:b w:val="0"/>
+          <w:color w:val="960000"/>
+          <w:sz w:val="20"/>
+        </w:rPr>
+        <w:t xml:space="preserve">: &gt; </w:t>
+      </w:r>
+      <w:r>
+        <w:rPr>
+          <w:rFonts w:ascii="Consolas" w:hAnsi="Consolas"/>
+          <w:color w:val="960000"/>
+          <w:sz w:val="20"/>
+        </w:rPr>
+        <w:t>grep -c "ESCLAVO\|Esclavo\|esclavo" 01_Firmware/ESP32_Expansion/src/despachador.cpp</w:t>
+      </w:r>
+      <w:r>
+        <w:rPr>
+          <w:b w:val="0"/>
+          <w:color w:val="960000"/>
+          <w:sz w:val="20"/>
+        </w:rPr>
+        <w:t xml:space="preserve"> → </w:t>
+      </w:r>
+      <w:r>
+        <w:rPr>
+          <w:rFonts w:ascii="Consolas" w:hAnsi="Consolas"/>
+          <w:color w:val="960000"/>
+          <w:sz w:val="20"/>
+        </w:rPr>
+        <w:t>0</w:t>
+      </w:r>
+      <w:r>
+        <w:rPr>
+          <w:b w:val="0"/>
+          <w:color w:val="960000"/>
+          <w:sz w:val="20"/>
+        </w:rPr>
+        <w:t xml:space="preserve"> &gt; (corrido el 07/09). *(El puente sí aprende quién es —símbolo </w:t>
+      </w:r>
+      <w:r>
+        <w:rPr>
+          <w:rFonts w:ascii="Consolas" w:hAnsi="Consolas"/>
+          <w:color w:val="960000"/>
+          <w:sz w:val="20"/>
+        </w:rPr>
+        <w:t>transporte_aprenderRotulo()</w:t>
+      </w:r>
+      <w:r>
+        <w:rPr>
+          <w:b w:val="0"/>
+          <w:color w:val="960000"/>
+          <w:sz w:val="20"/>
+        </w:rPr>
+        <w:t xml:space="preserve">, &gt; </w:t>
+      </w:r>
+      <w:r>
+        <w:rPr>
+          <w:rFonts w:ascii="Consolas" w:hAnsi="Consolas"/>
+          <w:color w:val="960000"/>
+          <w:sz w:val="20"/>
+        </w:rPr>
+        <w:t>puente.cpp</w:t>
+      </w:r>
+      <w:r>
+        <w:rPr>
+          <w:b w:val="0"/>
+          <w:color w:val="960000"/>
+          <w:sz w:val="20"/>
+        </w:rPr>
+        <w:t xml:space="preserve">— pero </w:t>
+      </w:r>
+      <w:r>
+        <w:rPr>
+          <w:b/>
+          <w:color w:val="960000"/>
+          <w:sz w:val="20"/>
+        </w:rPr>
+        <w:t>para rotular el Bluetooth en la lista de Android</w:t>
+      </w:r>
+      <w:r>
+        <w:rPr>
+          <w:b w:val="0"/>
+          <w:color w:val="960000"/>
+          <w:sz w:val="20"/>
+        </w:rPr>
+        <w:t xml:space="preserve">; ese dato no llega al &gt; despachador.)* </w:t>
+      </w:r>
+      <w:r>
+        <w:rPr>
+          <w:b/>
+          <w:color w:val="960000"/>
+          <w:sz w:val="20"/>
+        </w:rPr>
+        <w:t>Mientras eso no se construya, la barrera es el procedimiento: no se manda &gt; `SET_RTC` al poste 2.</w:t>
+      </w:r>
+      <w:r>
+        <w:rPr>
+          <w:b w:val="0"/>
+          <w:color w:val="960000"/>
+          <w:sz w:val="20"/>
+        </w:rPr>
+        <w:t xml:space="preserve"> </w:t>
       </w:r>
       <w:r>
         <w:rPr>
@@ -16565,7 +18942,7 @@
           <w:color w:val="960000"/>
           <w:sz w:val="20"/>
         </w:rPr>
-        <w:t>Hay DOS relojes por cruce, uno por poste, y no se hablan entre sí</w:t>
+        <w:t>Hay DOS `DS3231` por cruce, uno por poste</w:t>
       </w:r>
       <w:r>
         <w:rPr>
@@ -16589,7 +18966,55 @@
           <w:color w:val="960000"/>
           <w:sz w:val="20"/>
         </w:rPr>
-        <w:t xml:space="preserve">). Hay que conectarse a </w:t>
+        <w:t xml:space="preserve">) — y </w:t>
+      </w:r>
+      <w:r>
+        <w:rPr>
+          <w:b/>
+          <w:color w:val="960000"/>
+          <w:sz w:val="20"/>
+        </w:rPr>
+        <w:t>siguen haciendo falta los dos</w:t>
+      </w:r>
+      <w:r>
+        <w:rPr>
+          <w:b w:val="0"/>
+          <w:color w:val="960000"/>
+          <w:sz w:val="20"/>
+        </w:rPr>
+        <w:t xml:space="preserve"> (</w:t>
+      </w:r>
+      <w:r>
+        <w:rPr>
+          <w:rFonts w:ascii="Consolas" w:hAnsi="Consolas"/>
+          <w:color w:val="960000"/>
+          <w:sz w:val="20"/>
+        </w:rPr>
+        <w:t>A-5</w:t>
+      </w:r>
+      <w:r>
+        <w:rPr>
+          <w:b w:val="0"/>
+          <w:color w:val="960000"/>
+          <w:sz w:val="20"/>
+        </w:rPr>
+        <w:t xml:space="preserve">): el del Esclavo es el que </w:t>
+      </w:r>
+      <w:r>
+        <w:rPr>
+          <w:b/>
+          <w:color w:val="960000"/>
+          <w:sz w:val="20"/>
+        </w:rPr>
+        <w:t>conserva la hora con su pila cuando se cae la radio</w:t>
+      </w:r>
+      <w:r>
+        <w:rPr>
+          <w:b w:val="0"/>
+          <w:color w:val="960000"/>
+          <w:sz w:val="20"/>
+        </w:rPr>
+        <w:t xml:space="preserve">. ~~y no se hablan entre sí. Hay que conectarse a </w:t>
       </w:r>
       <w:r>
         <w:rPr>
@@ -16621,7 +19046,567 @@
           <w:color w:val="960000"/>
           <w:sz w:val="20"/>
         </w:rPr>
-        <w:t xml:space="preserve"> al otro. --- ~~Lo que </w:t>
+        <w:t xml:space="preserve"> al otro.~~ &gt; 🔴 </w:t>
+      </w:r>
+      <w:r>
+        <w:rPr>
+          <w:b/>
+          <w:color w:val="960000"/>
+          <w:sz w:val="20"/>
+        </w:rPr>
+        <w:t>07/09 — LA MITAD TACHADA LA DEROGA `D-20`, Y ES EL CAMBIO QUE MÁS AFECTA AL PROCEDIMIENTO &gt; DE CAMPO.</w:t>
+      </w:r>
+      <w:r>
+        <w:rPr>
+          <w:b w:val="0"/>
+          <w:color w:val="960000"/>
+          <w:sz w:val="20"/>
+        </w:rPr>
+        <w:t xml:space="preserve"> Que los dos </w:t>
+      </w:r>
+      <w:r>
+        <w:rPr>
+          <w:rFonts w:ascii="Consolas" w:hAnsi="Consolas"/>
+          <w:color w:val="960000"/>
+          <w:sz w:val="20"/>
+        </w:rPr>
+        <w:t>DS3231</w:t>
+      </w:r>
+      <w:r>
+        <w:rPr>
+          <w:b w:val="0"/>
+          <w:color w:val="960000"/>
+          <w:sz w:val="20"/>
+        </w:rPr>
+        <w:t xml:space="preserve"> no se hablen </w:t>
+      </w:r>
+      <w:r>
+        <w:rPr>
+          <w:b/>
+          <w:color w:val="960000"/>
+          <w:sz w:val="20"/>
+        </w:rPr>
+        <w:t>directamente</w:t>
+      </w:r>
+      <w:r>
+        <w:rPr>
+          <w:b w:val="0"/>
+          <w:color w:val="960000"/>
+          <w:sz w:val="20"/>
+        </w:rPr>
+        <w:t xml:space="preserve"> sigue siendo verdad —los dos ESP32 &gt; no tienen enlace entre sí—, pero de ahí </w:t>
+      </w:r>
+      <w:r>
+        <w:rPr>
+          <w:b/>
+          <w:color w:val="960000"/>
+          <w:sz w:val="20"/>
+        </w:rPr>
+        <w:t>no</w:t>
+      </w:r>
+      <w:r>
+        <w:rPr>
+          <w:b w:val="0"/>
+          <w:color w:val="960000"/>
+          <w:sz w:val="20"/>
+        </w:rPr>
+        <w:t xml:space="preserve"> se sigue *«hay que ir a poner la hora en los dos &gt; postes»*. </w:t>
+      </w:r>
+      <w:r>
+        <w:rPr>
+          <w:rFonts w:ascii="Consolas" w:hAnsi="Consolas"/>
+          <w:color w:val="960000"/>
+          <w:sz w:val="20"/>
+        </w:rPr>
+        <w:t>D-20</w:t>
+      </w:r>
+      <w:r>
+        <w:rPr>
+          <w:b w:val="0"/>
+          <w:color w:val="960000"/>
+          <w:sz w:val="20"/>
+        </w:rPr>
+        <w:t xml:space="preserve"> construye el camino que faltaba: </w:t>
+      </w:r>
+      <w:r>
+        <w:rPr>
+          <w:b/>
+          <w:color w:val="960000"/>
+          <w:sz w:val="20"/>
+        </w:rPr>
+        <w:t>la hora sale del ESP32 Maestro y llega al del &gt; Esclavo pasando por los dos STM32 y la radio.</w:t>
+      </w:r>
+      <w:r>
+        <w:rPr>
+          <w:b w:val="0"/>
+          <w:color w:val="960000"/>
+          <w:sz w:val="20"/>
+        </w:rPr>
+        <w:t xml:space="preserve"> Los STM32 son </w:t>
+      </w:r>
+      <w:r>
+        <w:rPr>
+          <w:b/>
+          <w:color w:val="960000"/>
+          <w:sz w:val="20"/>
+        </w:rPr>
+        <w:t>carteros</w:t>
+      </w:r>
+      <w:r>
+        <w:rPr>
+          <w:b w:val="0"/>
+          <w:color w:val="960000"/>
+          <w:sz w:val="20"/>
+        </w:rPr>
+        <w:t>. &gt; &gt; | | ~~antes (</w:t>
+      </w:r>
+      <w:r>
+        <w:rPr>
+          <w:rFonts w:ascii="Consolas" w:hAnsi="Consolas"/>
+          <w:color w:val="960000"/>
+          <w:sz w:val="20"/>
+        </w:rPr>
+        <w:t>D-17</w:t>
+      </w:r>
+      <w:r>
+        <w:rPr>
+          <w:b w:val="0"/>
+          <w:color w:val="960000"/>
+          <w:sz w:val="20"/>
+        </w:rPr>
+        <w:t xml:space="preserve"> solo)~~ | </w:t>
+      </w:r>
+      <w:r>
+        <w:rPr>
+          <w:b/>
+          <w:color w:val="960000"/>
+          <w:sz w:val="20"/>
+        </w:rPr>
+        <w:t>vigente (`D-20`, 07/09)</w:t>
+      </w:r>
+      <w:r>
+        <w:rPr>
+          <w:b w:val="0"/>
+          <w:color w:val="960000"/>
+          <w:sz w:val="20"/>
+        </w:rPr>
+        <w:t xml:space="preserve"> | &gt; |---|---|---| &gt; | dónde se pone la hora | ~~en los dos postes, uno por uno~~ | </w:t>
+      </w:r>
+      <w:r>
+        <w:rPr>
+          <w:b/>
+          <w:color w:val="960000"/>
+          <w:sz w:val="20"/>
+        </w:rPr>
+        <w:t>sólo en el poste 1 (Maestro)</w:t>
+      </w:r>
+      <w:r>
+        <w:rPr>
+          <w:b w:val="0"/>
+          <w:color w:val="960000"/>
+          <w:sz w:val="20"/>
+        </w:rPr>
+        <w:t xml:space="preserve"> | &gt; | </w:t>
+      </w:r>
+      <w:r>
+        <w:rPr>
+          <w:rFonts w:ascii="Consolas" w:hAnsi="Consolas"/>
+          <w:color w:val="960000"/>
+          <w:sz w:val="20"/>
+        </w:rPr>
+        <w:t>SET_RTC</w:t>
+      </w:r>
+      <w:r>
+        <w:rPr>
+          <w:b w:val="0"/>
+          <w:color w:val="960000"/>
+          <w:sz w:val="20"/>
+        </w:rPr>
+        <w:t xml:space="preserve"> al poste 2 | ~~es como se ponía la hora allí~~ | 🛑 </w:t>
+      </w:r>
+      <w:r>
+        <w:rPr>
+          <w:b/>
+          <w:color w:val="960000"/>
+          <w:sz w:val="20"/>
+        </w:rPr>
+        <w:t>se rechaza: es una SEGUNDA FUENTE</w:t>
+      </w:r>
+      <w:r>
+        <w:rPr>
+          <w:b w:val="0"/>
+          <w:color w:val="960000"/>
+          <w:sz w:val="20"/>
+        </w:rPr>
+        <w:t xml:space="preserve"> | &gt; | </w:t>
+      </w:r>
+      <w:r>
+        <w:rPr>
+          <w:rFonts w:ascii="Consolas" w:hAnsi="Consolas"/>
+          <w:color w:val="960000"/>
+          <w:sz w:val="20"/>
+        </w:rPr>
+        <w:t>CMD:LEER_RTC</w:t>
+      </w:r>
+      <w:r>
+        <w:rPr>
+          <w:b w:val="0"/>
+          <w:color w:val="960000"/>
+          <w:sz w:val="20"/>
+        </w:rPr>
+        <w:t xml:space="preserve"> | a los dos postes | </w:t>
+      </w:r>
+      <w:r>
+        <w:rPr>
+          <w:b/>
+          <w:color w:val="960000"/>
+          <w:sz w:val="20"/>
+        </w:rPr>
+        <w:t>a los dos postes, igual que antes</w:t>
+      </w:r>
+      <w:r>
+        <w:rPr>
+          <w:b w:val="0"/>
+          <w:color w:val="960000"/>
+          <w:sz w:val="20"/>
+        </w:rPr>
+        <w:t xml:space="preserve"> — </w:t>
+      </w:r>
+      <w:r>
+        <w:rPr>
+          <w:rFonts w:ascii="Consolas" w:hAnsi="Consolas"/>
+          <w:color w:val="960000"/>
+          <w:sz w:val="20"/>
+        </w:rPr>
+        <w:t>D-20</w:t>
+      </w:r>
+      <w:r>
+        <w:rPr>
+          <w:b w:val="0"/>
+          <w:color w:val="960000"/>
+          <w:sz w:val="20"/>
+        </w:rPr>
+        <w:t xml:space="preserve"> prohíbe </w:t>
+      </w:r>
+      <w:r>
+        <w:rPr>
+          <w:b/>
+          <w:color w:val="960000"/>
+          <w:sz w:val="20"/>
+        </w:rPr>
+        <w:t>ESCRIBIR</w:t>
+      </w:r>
+      <w:r>
+        <w:rPr>
+          <w:b w:val="0"/>
+          <w:color w:val="960000"/>
+          <w:sz w:val="20"/>
+        </w:rPr>
+        <w:t xml:space="preserve"> en el poste 2; </w:t>
+      </w:r>
+      <w:r>
+        <w:rPr>
+          <w:b/>
+          <w:color w:val="960000"/>
+          <w:sz w:val="20"/>
+        </w:rPr>
+        <w:t>leer no escribe nada</w:t>
+      </w:r>
+      <w:r>
+        <w:rPr>
+          <w:b w:val="0"/>
+          <w:color w:val="960000"/>
+          <w:sz w:val="20"/>
+        </w:rPr>
+        <w:t xml:space="preserve">, y con </w:t>
+      </w:r>
+      <w:r>
+        <w:rPr>
+          <w:rFonts w:ascii="Consolas" w:hAnsi="Consolas"/>
+          <w:color w:val="960000"/>
+          <w:sz w:val="20"/>
+        </w:rPr>
+        <w:t>D-20</w:t>
+      </w:r>
+      <w:r>
+        <w:rPr>
+          <w:b w:val="0"/>
+          <w:color w:val="960000"/>
+          <w:sz w:val="20"/>
+        </w:rPr>
+        <w:t xml:space="preserve"> construida vale más que hoy: es la única forma de comprobar que la siembra del Maestro llegó de verdad al reloj del poste 2 | &gt; &gt; ⚠️ </w:t>
+      </w:r>
+      <w:r>
+        <w:rPr>
+          <w:b/>
+          <w:color w:val="960000"/>
+          <w:sz w:val="20"/>
+        </w:rPr>
+        <w:t>SIN CONSTRUIR. Hoy la cadena no existe</w:t>
+      </w:r>
+      <w:r>
+        <w:rPr>
+          <w:b w:val="0"/>
+          <w:color w:val="960000"/>
+          <w:sz w:val="20"/>
+        </w:rPr>
+        <w:t xml:space="preserve"> (ver el recuadro de </w:t>
+      </w:r>
+      <w:r>
+        <w:rPr>
+          <w:rFonts w:ascii="Consolas" w:hAnsi="Consolas"/>
+          <w:color w:val="960000"/>
+          <w:sz w:val="20"/>
+        </w:rPr>
+        <w:t>D-20</w:t>
+      </w:r>
+      <w:r>
+        <w:rPr>
+          <w:b w:val="0"/>
+          <w:color w:val="960000"/>
+          <w:sz w:val="20"/>
+        </w:rPr>
+        <w:t xml:space="preserve"> en §3), así que </w:t>
+      </w:r>
+      <w:r>
+        <w:rPr>
+          <w:b/>
+          <w:color w:val="960000"/>
+          <w:sz w:val="20"/>
+        </w:rPr>
+        <w:t>hoy</w:t>
+      </w:r>
+      <w:r>
+        <w:rPr>
+          <w:b w:val="0"/>
+          <w:color w:val="960000"/>
+          <w:sz w:val="20"/>
+        </w:rPr>
+        <w:t xml:space="preserve"> &gt; la hora del poste 2 sigue poniéndose a mano en su puente. </w:t>
+      </w:r>
+      <w:r>
+        <w:rPr>
+          <w:b/>
+          <w:color w:val="960000"/>
+          <w:sz w:val="20"/>
+        </w:rPr>
+        <w:t>Esto describe a qué se cambia, no lo &gt; que ya está hecho.</w:t>
+      </w:r>
+      <w:r>
+        <w:rPr>
+          <w:b w:val="0"/>
+          <w:color w:val="960000"/>
+          <w:sz w:val="20"/>
+        </w:rPr>
+        <w:t xml:space="preserve"> &gt; # 🔴 LA REGLA DE CAMPO QUE </w:t>
+      </w:r>
+      <w:r>
+        <w:rPr>
+          <w:rFonts w:ascii="Consolas" w:hAnsi="Consolas"/>
+          <w:color w:val="960000"/>
+          <w:sz w:val="20"/>
+        </w:rPr>
+        <w:t>D-20</w:t>
+      </w:r>
+      <w:r>
+        <w:rPr>
+          <w:b w:val="0"/>
+          <w:color w:val="960000"/>
+          <w:sz w:val="20"/>
+        </w:rPr>
+        <w:t xml:space="preserve"> OBLIGA A ESCRIBIR AQUÍ &gt; &gt; ## EL POSTE 2 SE PONE EN HORA EN LA PUESTA EN MARCHA — NO DURANTE LA AVERÍA. &gt; &gt; Con </w:t>
+      </w:r>
+      <w:r>
+        <w:rPr>
+          <w:rFonts w:ascii="Consolas" w:hAnsi="Consolas"/>
+          <w:color w:val="960000"/>
+          <w:sz w:val="20"/>
+        </w:rPr>
+        <w:t>D-20</w:t>
+      </w:r>
+      <w:r>
+        <w:rPr>
+          <w:b w:val="0"/>
+          <w:color w:val="960000"/>
+          <w:sz w:val="20"/>
+        </w:rPr>
+        <w:t xml:space="preserve"> dentro, el único camino al reloj del poste 2 pasa por el Maestro y </w:t>
+      </w:r>
+      <w:r>
+        <w:rPr>
+          <w:b/>
+          <w:color w:val="960000"/>
+          <w:sz w:val="20"/>
+        </w:rPr>
+        <w:t>por la radio</w:t>
+      </w:r>
+      <w:r>
+        <w:rPr>
+          <w:b w:val="0"/>
+          <w:color w:val="960000"/>
+          <w:sz w:val="20"/>
+        </w:rPr>
+        <w:t xml:space="preserve">; y &gt; </w:t>
+      </w:r>
+      <w:r>
+        <w:rPr>
+          <w:b/>
+          <w:color w:val="960000"/>
+          <w:sz w:val="20"/>
+        </w:rPr>
+        <w:t>la radio se cae justo cuando hace falta el Modo Degradado</w:t>
+      </w:r>
+      <w:r>
+        <w:rPr>
+          <w:b w:val="0"/>
+          <w:color w:val="960000"/>
+          <w:sz w:val="20"/>
+        </w:rPr>
+        <w:t xml:space="preserve"> — que es el modo que </w:t>
+      </w:r>
+      <w:r>
+        <w:rPr>
+          <w:b/>
+          <w:color w:val="960000"/>
+          <w:sz w:val="20"/>
+        </w:rPr>
+        <w:t>exige hora</w:t>
+      </w:r>
+      <w:r>
+        <w:rPr>
+          <w:b w:val="0"/>
+          <w:color w:val="960000"/>
+          <w:sz w:val="20"/>
+        </w:rPr>
+        <w:t xml:space="preserve">. &gt; &gt; ✅ </w:t>
+      </w:r>
+      <w:r>
+        <w:rPr>
+          <w:b/>
+          <w:color w:val="960000"/>
+          <w:sz w:val="20"/>
+        </w:rPr>
+        <w:t>Y eso NO es un problema: el `DS3231` del poste 2 tiene pila y conserva la hora que ya tenía.</w:t>
+      </w:r>
+      <w:r>
+        <w:rPr>
+          <w:b w:val="0"/>
+          <w:color w:val="960000"/>
+          <w:sz w:val="20"/>
+        </w:rPr>
+        <w:t xml:space="preserve"> &gt; </w:t>
+      </w:r>
+      <w:r>
+        <w:rPr>
+          <w:b/>
+          <w:color w:val="960000"/>
+          <w:sz w:val="20"/>
+        </w:rPr>
+        <w:t>Perder la radio no es perder la hora.</w:t>
+      </w:r>
+      <w:r>
+        <w:rPr>
+          <w:b w:val="0"/>
+          <w:color w:val="960000"/>
+          <w:sz w:val="20"/>
+        </w:rPr>
+        <w:t xml:space="preserve"> Lo que obliga es a ponerla </w:t>
+      </w:r>
+      <w:r>
+        <w:rPr>
+          <w:b/>
+          <w:color w:val="960000"/>
+          <w:sz w:val="20"/>
+        </w:rPr>
+        <w:t>antes</w:t>
+      </w:r>
+      <w:r>
+        <w:rPr>
+          <w:b w:val="0"/>
+          <w:color w:val="960000"/>
+          <w:sz w:val="20"/>
+        </w:rPr>
+        <w:t xml:space="preserve">: &gt; &gt; 1. en la </w:t>
+      </w:r>
+      <w:r>
+        <w:rPr>
+          <w:b/>
+          <w:color w:val="960000"/>
+          <w:sz w:val="20"/>
+        </w:rPr>
+        <w:t>puesta en marcha</w:t>
+      </w:r>
+      <w:r>
+        <w:rPr>
+          <w:b w:val="0"/>
+          <w:color w:val="960000"/>
+          <w:sz w:val="20"/>
+        </w:rPr>
+        <w:t xml:space="preserve"> del cruce, &gt; 2. al </w:t>
+      </w:r>
+      <w:r>
+        <w:rPr>
+          <w:b/>
+          <w:color w:val="960000"/>
+          <w:sz w:val="20"/>
+        </w:rPr>
+        <w:t>cambiar la pila</w:t>
+      </w:r>
+      <w:r>
+        <w:rPr>
+          <w:b w:val="0"/>
+          <w:color w:val="960000"/>
+          <w:sz w:val="20"/>
+        </w:rPr>
+        <w:t xml:space="preserve"> de ese </w:t>
+      </w:r>
+      <w:r>
+        <w:rPr>
+          <w:rFonts w:ascii="Consolas" w:hAnsi="Consolas"/>
+          <w:color w:val="960000"/>
+          <w:sz w:val="20"/>
+        </w:rPr>
+        <w:t>DS3231</w:t>
+      </w:r>
+      <w:r>
+        <w:rPr>
+          <w:b w:val="0"/>
+          <w:color w:val="960000"/>
+          <w:sz w:val="20"/>
+        </w:rPr>
+        <w:t xml:space="preserve">, &gt; 3. y tras cualquier </w:t>
+      </w:r>
+      <w:r>
+        <w:rPr>
+          <w:rFonts w:ascii="Consolas" w:hAnsi="Consolas"/>
+          <w:color w:val="960000"/>
+          <w:sz w:val="20"/>
+        </w:rPr>
+        <w:t>OSCILADOR_PARADO_CAMBIE_PILA</w:t>
+      </w:r>
+      <w:r>
+        <w:rPr>
+          <w:b w:val="0"/>
+          <w:color w:val="960000"/>
+          <w:sz w:val="20"/>
+        </w:rPr>
+        <w:t xml:space="preserve"> leído en ese poste. &gt; &gt; </w:t>
+      </w:r>
+      <w:r>
+        <w:rPr>
+          <w:b/>
+          <w:color w:val="960000"/>
+          <w:sz w:val="20"/>
+        </w:rPr>
+        <w:t>Es la razón de que sigan comprándose DOS `DS3231` (`A-5`) y de que `D-20` no reduzca la compra &gt; a uno.</w:t>
+      </w:r>
+      <w:r>
+        <w:rPr>
+          <w:b w:val="0"/>
+          <w:color w:val="960000"/>
+          <w:sz w:val="20"/>
+        </w:rPr>
+        <w:t xml:space="preserve"> --- ~~Lo que </w:t>
       </w:r>
       <w:r>
         <w:rPr>

--- a/05_Funcional/2_Manual_Hardware_y_Pruebas.docx
+++ b/05_Funcional/2_Manual_Hardware_y_Pruebas.docx
@@ -16990,6 +16990,843 @@
       </w:pPr>
       <w:r>
         <w:rPr>
+          <w:b w:val="0"/>
+          <w:color w:val="960000"/>
+          <w:sz w:val="20"/>
+        </w:rPr>
+        <w:t xml:space="preserve">🔴 </w:t>
+      </w:r>
+      <w:r>
+        <w:rPr>
+          <w:b/>
+          <w:color w:val="960000"/>
+          <w:sz w:val="20"/>
+        </w:rPr>
+        <w:t>07/09 — EL TÍTULO DICE «DOS» Y LA TABLA TIENE CUATRO FILAS.</w:t>
+      </w:r>
+      <w:r>
+        <w:rPr>
+          <w:b w:val="0"/>
+          <w:color w:val="960000"/>
+          <w:sz w:val="20"/>
+        </w:rPr>
+        <w:t xml:space="preserve"> Se conserva el título original y se corrige aquí en vez de reescribirlo, porque el número es el rastro de cuándo se escribió: eran </w:t>
+      </w:r>
+      <w:r>
+        <w:rPr>
+          <w:b/>
+          <w:color w:val="960000"/>
+          <w:sz w:val="20"/>
+        </w:rPr>
+        <w:t>dos</w:t>
+      </w:r>
+      <w:r>
+        <w:rPr>
+          <w:b w:val="0"/>
+          <w:color w:val="960000"/>
+          <w:sz w:val="20"/>
+        </w:rPr>
+        <w:t xml:space="preserve"> el 31/08, se le sumó *«el dominio de respaldo aguanta el corte»* el 07/09 por la mañana, y </w:t>
+      </w:r>
+      <w:r>
+        <w:rPr>
+          <w:b/>
+          <w:color w:val="960000"/>
+          <w:sz w:val="20"/>
+        </w:rPr>
+        <w:t>la cuarta —`Y1`, `DECISIONES.md` `D-22`— se añade el 07/09 por la tarde</w:t>
+      </w:r>
+      <w:r>
+        <w:rPr>
+          <w:b w:val="0"/>
+          <w:color w:val="960000"/>
+          <w:sz w:val="20"/>
+        </w:rPr>
+        <w:t xml:space="preserve">. </w:t>
+      </w:r>
+      <w:r>
+        <w:rPr>
+          <w:b/>
+          <w:color w:val="960000"/>
+          <w:sz w:val="20"/>
+        </w:rPr>
+        <w:t>Son CUATRO, y ninguna de las cuatro se ha hecho.</w:t>
+      </w:r>
+    </w:p>
+    <w:p>
+      <w:pPr>
+        <w:spacing w:after="160"/>
+        <w:ind w:left="360"/>
+        <w:shd w:val="clear" w:fill="FFF4E5"/>
+      </w:pPr>
+      <w:r>
+        <w:rPr>
+          <w:b w:val="0"/>
+          <w:color w:val="960000"/>
+          <w:sz w:val="20"/>
+        </w:rPr>
+        <w:t xml:space="preserve">🔴 07/09 — </w:t>
+      </w:r>
+      <w:r>
+        <w:rPr>
+          <w:rFonts w:ascii="Consolas" w:hAnsi="Consolas"/>
+          <w:color w:val="960000"/>
+          <w:sz w:val="20"/>
+        </w:rPr>
+        <w:t>D-22</w:t>
+      </w:r>
+      <w:r>
+        <w:rPr>
+          <w:b w:val="0"/>
+          <w:color w:val="960000"/>
+          <w:sz w:val="20"/>
+        </w:rPr>
+        <w:t xml:space="preserve">: </w:t>
+      </w:r>
+      <w:r>
+        <w:rPr>
+          <w:b/>
+          <w:color w:val="960000"/>
+          <w:sz w:val="20"/>
+        </w:rPr>
+        <w:t>`Y1` PASA A SER EL RELOJ DE SISTEMA. LA MEDIDA VA ANTES QUE EL CAMBIO, Y AQUÍ ESTÁ EL PORQUÉ MEDIDO</w:t>
+      </w:r>
+      <w:r>
+        <w:rPr>
+          <w:b w:val="0"/>
+          <w:color w:val="960000"/>
+          <w:sz w:val="20"/>
+        </w:rPr>
+        <w:t xml:space="preserve"> 🛑 </w:t>
+      </w:r>
+      <w:r>
+        <w:rPr>
+          <w:b/>
+          <w:color w:val="960000"/>
+          <w:sz w:val="20"/>
+        </w:rPr>
+        <w:t>DECIDIDA Y SIN CONSTRUIR</w:t>
+      </w:r>
+      <w:r>
+        <w:rPr>
+          <w:b w:val="0"/>
+          <w:color w:val="960000"/>
+          <w:sz w:val="20"/>
+        </w:rPr>
+        <w:t xml:space="preserve"> — </w:t>
+      </w:r>
+      <w:r>
+        <w:rPr>
+          <w:rFonts w:ascii="Consolas" w:hAnsi="Consolas"/>
+          <w:color w:val="960000"/>
+          <w:sz w:val="20"/>
+        </w:rPr>
+        <w:t>DECISIONES.md</w:t>
+      </w:r>
+      <w:r>
+        <w:rPr>
+          <w:b w:val="0"/>
+          <w:color w:val="960000"/>
+          <w:sz w:val="20"/>
+        </w:rPr>
+        <w:t xml:space="preserve"> fila </w:t>
+      </w:r>
+      <w:r>
+        <w:rPr>
+          <w:rFonts w:ascii="Consolas" w:hAnsi="Consolas"/>
+          <w:color w:val="960000"/>
+          <w:sz w:val="20"/>
+        </w:rPr>
+        <w:t>D-22</w:t>
+      </w:r>
+      <w:r>
+        <w:rPr>
+          <w:b w:val="0"/>
+          <w:color w:val="960000"/>
+          <w:sz w:val="20"/>
+        </w:rPr>
+        <w:t xml:space="preserve">. </w:t>
+      </w:r>
+      <w:r>
+        <w:rPr>
+          <w:b/>
+          <w:color w:val="960000"/>
+          <w:sz w:val="20"/>
+        </w:rPr>
+        <w:t>El firmware de hoy no toca `Y1`.</w:t>
+      </w:r>
+      <w:r>
+        <w:rPr>
+          <w:b w:val="0"/>
+          <w:color w:val="960000"/>
+          <w:sz w:val="20"/>
+        </w:rPr>
+        <w:t xml:space="preserve"> </w:t>
+      </w:r>
+      <w:r>
+        <w:rPr>
+          <w:b/>
+          <w:color w:val="960000"/>
+          <w:sz w:val="20"/>
+        </w:rPr>
+        <w:t>Lo que hay hoy, medido el 07/09 en el propio núcleo, no supuesto:</w:t>
+      </w:r>
+      <w:r>
+        <w:rPr>
+          <w:b w:val="0"/>
+          <w:color w:val="960000"/>
+          <w:sz w:val="20"/>
+        </w:rPr>
+        <w:t xml:space="preserve"> la tarjeta es </w:t>
+      </w:r>
+      <w:r>
+        <w:rPr>
+          <w:rFonts w:ascii="Consolas" w:hAnsi="Consolas"/>
+          <w:color w:val="960000"/>
+          <w:sz w:val="20"/>
+        </w:rPr>
+        <w:t>genericSTM32F103C8</w:t>
+      </w:r>
+      <w:r>
+        <w:rPr>
+          <w:b w:val="0"/>
+          <w:color w:val="960000"/>
+          <w:sz w:val="20"/>
+        </w:rPr>
+        <w:t xml:space="preserve">, y su </w:t>
+      </w:r>
+      <w:r>
+        <w:rPr>
+          <w:rFonts w:ascii="Consolas" w:hAnsi="Consolas"/>
+          <w:color w:val="960000"/>
+          <w:sz w:val="20"/>
+        </w:rPr>
+        <w:t>SystemClock_Config</w:t>
+      </w:r>
+      <w:r>
+        <w:rPr>
+          <w:b w:val="0"/>
+          <w:color w:val="960000"/>
+          <w:sz w:val="20"/>
+        </w:rPr>
+        <w:t xml:space="preserve"> —</w:t>
+      </w:r>
+      <w:r>
+        <w:rPr>
+          <w:b/>
+          <w:color w:val="960000"/>
+          <w:sz w:val="20"/>
+        </w:rPr>
+        <w:t>`WEAK`, y el firmware del proyecto NO la redefine</w:t>
+      </w:r>
+      <w:r>
+        <w:rPr>
+          <w:b w:val="0"/>
+          <w:color w:val="960000"/>
+          <w:sz w:val="20"/>
+        </w:rPr>
+        <w:t>— arranca sobre el RC interno: ``</w:t>
+      </w:r>
+      <w:r>
+        <w:rPr>
+          <w:rFonts w:ascii="Consolas" w:hAnsi="Consolas"/>
+          <w:color w:val="960000"/>
+          <w:sz w:val="20"/>
+        </w:rPr>
+        <w:t xml:space="preserve">  grep -rn "SystemClock_Config\|SystemCoreClock" 01_Firmware/Maestro/src 01_Firmware/Maestro/include \ 01_Firmware/Esclavo/src 01_Firmware/Esclavo/include (sin resultados: ninguna de las dos puntas la redefine)  grep -n "RCC_OSCILLATORTYPE_HSI\|RCC_PLLSOURCE_HSI_DIV2\|RCC_PLL_MUL16" \ "C:\.platformio\packages\framework-arduinoststm32\variants\STM32F1xx\F103C8T_F103CB(T-U)\generic_clock.c" </w:t>
+      </w:r>
+      <w:r>
+        <w:rPr>
+          <w:rFonts w:ascii="Consolas" w:hAnsi="Consolas"/>
+          <w:color w:val="960000"/>
+          <w:sz w:val="20"/>
+        </w:rPr>
+      </w:r>
+      <w:r>
+        <w:rPr>
+          <w:rFonts w:ascii="Consolas" w:hAnsi="Consolas"/>
+          <w:color w:val="960000"/>
+          <w:sz w:val="20"/>
+        </w:rPr>
+        <w:t xml:space="preserve"> **</w:t>
+      </w:r>
+      <w:r>
+        <w:rPr>
+          <w:b w:val="0"/>
+          <w:color w:val="960000"/>
+          <w:sz w:val="20"/>
+        </w:rPr>
+        <w:t>HSI</w:t>
+      </w:r>
+      <w:r>
+        <w:rPr>
+          <w:rFonts w:ascii="Consolas" w:hAnsi="Consolas"/>
+          <w:color w:val="960000"/>
+          <w:sz w:val="20"/>
+        </w:rPr>
+        <w:t xml:space="preserve"> → </w:t>
+      </w:r>
+      <w:r>
+        <w:rPr>
+          <w:b w:val="0"/>
+          <w:color w:val="960000"/>
+          <w:sz w:val="20"/>
+        </w:rPr>
+        <w:t>/2</w:t>
+      </w:r>
+      <w:r>
+        <w:rPr>
+          <w:rFonts w:ascii="Consolas" w:hAnsi="Consolas"/>
+          <w:color w:val="960000"/>
+          <w:sz w:val="20"/>
+        </w:rPr>
+        <w:t xml:space="preserve"> → </w:t>
+      </w:r>
+      <w:r>
+        <w:rPr>
+          <w:b w:val="0"/>
+          <w:color w:val="960000"/>
+          <w:sz w:val="20"/>
+        </w:rPr>
+        <w:t>PLL ×16</w:t>
+      </w:r>
+      <w:r>
+        <w:rPr>
+          <w:rFonts w:ascii="Consolas" w:hAnsi="Consolas"/>
+          <w:color w:val="960000"/>
+          <w:sz w:val="20"/>
+        </w:rPr>
+        <w:t xml:space="preserve"> = 64 MHz de reloj de sistema, sin tocar ningún cristal.** Por eso el equipo funciona con </w:t>
+      </w:r>
+      <w:r>
+        <w:rPr>
+          <w:b w:val="0"/>
+          <w:color w:val="960000"/>
+          <w:sz w:val="20"/>
+        </w:rPr>
+        <w:t>Y2</w:t>
+      </w:r>
+      <w:r>
+        <w:rPr>
+          <w:rFonts w:ascii="Consolas" w:hAnsi="Consolas"/>
+          <w:color w:val="960000"/>
+          <w:sz w:val="20"/>
+        </w:rPr>
+        <w:t xml:space="preserve"> muerto y por eso el defecto tardó tanto en verse. ### 🛑 LO QUE NADIE HABÍA ESCRITO, Y ES LO QUE HACE QUE ESTA PRUEBA SEA OBLIGATORIA **Si alguien cambia el reloj de sistema a </w:t>
+      </w:r>
+      <w:r>
+        <w:rPr>
+          <w:b w:val="0"/>
+          <w:color w:val="960000"/>
+          <w:sz w:val="20"/>
+        </w:rPr>
+        <w:t>Y1</w:t>
+      </w:r>
+      <w:r>
+        <w:rPr>
+          <w:rFonts w:ascii="Consolas" w:hAnsi="Consolas"/>
+          <w:color w:val="960000"/>
+          <w:sz w:val="20"/>
+        </w:rPr>
+        <w:t xml:space="preserve"> de la forma evidente —redefinir </w:t>
+      </w:r>
+      <w:r>
+        <w:rPr>
+          <w:b w:val="0"/>
+          <w:color w:val="960000"/>
+          <w:sz w:val="20"/>
+        </w:rPr>
+        <w:t>SystemClock_Config</w:t>
+      </w:r>
+      <w:r>
+        <w:rPr>
+          <w:rFonts w:ascii="Consolas" w:hAnsi="Consolas"/>
+          <w:color w:val="960000"/>
+          <w:sz w:val="20"/>
+        </w:rPr>
+        <w:t xml:space="preserve"> pidiendo </w:t>
+      </w:r>
+      <w:r>
+        <w:rPr>
+          <w:b w:val="0"/>
+          <w:color w:val="960000"/>
+          <w:sz w:val="20"/>
+        </w:rPr>
+        <w:t>HSE</w:t>
+      </w:r>
+      <w:r>
+        <w:rPr>
+          <w:rFonts w:ascii="Consolas" w:hAnsi="Consolas"/>
+          <w:color w:val="960000"/>
+          <w:sz w:val="20"/>
+        </w:rPr>
+        <w:t xml:space="preserve">— y el cristal no arranca, el HAL devuelve error y el núcleo llama a </w:t>
+      </w:r>
+      <w:r>
+        <w:rPr>
+          <w:b w:val="0"/>
+          <w:color w:val="960000"/>
+          <w:sz w:val="20"/>
+        </w:rPr>
+        <w:t>Error_Handler()</w:t>
+      </w:r>
+      <w:r>
+        <w:rPr>
+          <w:rFonts w:ascii="Consolas" w:hAnsi="Consolas"/>
+          <w:color w:val="960000"/>
+          <w:sz w:val="20"/>
+        </w:rPr>
+        <w:t xml:space="preserve">. Y </w:t>
+      </w:r>
+      <w:r>
+        <w:rPr>
+          <w:b w:val="0"/>
+          <w:color w:val="960000"/>
+          <w:sz w:val="20"/>
+        </w:rPr>
+        <w:t>Error_Handler()</w:t>
+      </w:r>
+      <w:r>
+        <w:rPr>
+          <w:rFonts w:ascii="Consolas" w:hAnsi="Consolas"/>
+          <w:color w:val="960000"/>
+          <w:sz w:val="20"/>
+        </w:rPr>
+        <w:t xml:space="preserve"> es un bucle infinito.** Medido en el fuente del núcleo, símbolo </w:t>
+      </w:r>
+      <w:r>
+        <w:rPr>
+          <w:b w:val="0"/>
+          <w:color w:val="960000"/>
+          <w:sz w:val="20"/>
+        </w:rPr>
+        <w:t>_Error_Handler</w:t>
+      </w:r>
+      <w:r>
+        <w:rPr>
+          <w:rFonts w:ascii="Consolas" w:hAnsi="Consolas"/>
+          <w:color w:val="960000"/>
+          <w:sz w:val="20"/>
+        </w:rPr>
+        <w:t xml:space="preserve"> de </w:t>
+      </w:r>
+      <w:r>
+        <w:rPr>
+          <w:b w:val="0"/>
+          <w:color w:val="960000"/>
+          <w:sz w:val="20"/>
+        </w:rPr>
+        <w:t>libraries/SrcWrapper/src/stm32/stm32_def.c</w:t>
+      </w:r>
+      <w:r>
+        <w:rPr>
+          <w:rFonts w:ascii="Consolas" w:hAnsi="Consolas"/>
+          <w:color w:val="960000"/>
+          <w:sz w:val="20"/>
+        </w:rPr>
+        <w:t xml:space="preserve">: </w:t>
+      </w:r>
+      <w:r>
+        <w:rPr>
+          <w:b w:val="0"/>
+          <w:color w:val="960000"/>
+          <w:sz w:val="20"/>
+        </w:rPr>
+        <w:t>__attribute__((noreturn))</w:t>
+      </w:r>
+      <w:r>
+        <w:rPr>
+          <w:rFonts w:ascii="Consolas" w:hAnsi="Consolas"/>
+          <w:color w:val="960000"/>
+          <w:sz w:val="20"/>
+        </w:rPr>
+        <w:t xml:space="preserve"> + </w:t>
+      </w:r>
+      <w:r>
+        <w:rPr>
+          <w:b w:val="0"/>
+          <w:color w:val="960000"/>
+          <w:sz w:val="20"/>
+        </w:rPr>
+        <w:t>while (1) { }</w:t>
+      </w:r>
+      <w:r>
+        <w:rPr>
+          <w:rFonts w:ascii="Consolas" w:hAnsi="Consolas"/>
+          <w:color w:val="960000"/>
+          <w:sz w:val="20"/>
+        </w:rPr>
+        <w:t xml:space="preserve">. **Consecuencia en el poste, y es la peor posible para un semáforo:** | | | |---|---| | **cuándo pasa** | **antes de </w:t>
+      </w:r>
+      <w:r>
+        <w:rPr>
+          <w:b w:val="0"/>
+          <w:color w:val="960000"/>
+          <w:sz w:val="20"/>
+        </w:rPr>
+        <w:t>setup()</w:t>
+      </w:r>
+      <w:r>
+        <w:rPr>
+          <w:rFonts w:ascii="Consolas" w:hAnsi="Consolas"/>
+          <w:color w:val="960000"/>
+          <w:sz w:val="20"/>
+        </w:rPr>
+        <w:t xml:space="preserve">** — antes de </w:t>
+      </w:r>
+      <w:r>
+        <w:rPr>
+          <w:b w:val="0"/>
+          <w:color w:val="960000"/>
+          <w:sz w:val="20"/>
+        </w:rPr>
+        <w:t>pinMode</w:t>
+      </w:r>
+      <w:r>
+        <w:rPr>
+          <w:rFonts w:ascii="Consolas" w:hAnsi="Consolas"/>
+          <w:color w:val="960000"/>
+          <w:sz w:val="20"/>
+        </w:rPr>
+        <w:t xml:space="preserve">, antes de las luces, **antes de armar el watchdog** | | **qué se ve** | la tarjeta **no arranca, no reinicia y no dice nada**. Los pines quedan en su estado de reset, los MOSFET abiertos y **las tres luces apagadas** | | **por qué no se recupera solo** | el </w:t>
+      </w:r>
+      <w:r>
+        <w:rPr>
+          <w:b w:val="0"/>
+          <w:color w:val="960000"/>
+          <w:sz w:val="20"/>
+        </w:rPr>
+        <w:t>IWatchdog</w:t>
+      </w:r>
+      <w:r>
+        <w:rPr>
+          <w:rFonts w:ascii="Consolas" w:hAnsi="Consolas"/>
+          <w:color w:val="960000"/>
+          <w:sz w:val="20"/>
+        </w:rPr>
+        <w:t xml:space="preserve"> de 4 s **todavía no se ha armado** cuando ocurre. No hay reinicio que rescate | 🔴 **Por eso </w:t>
+      </w:r>
+      <w:r>
+        <w:rPr>
+          <w:b w:val="0"/>
+          <w:color w:val="960000"/>
+          <w:sz w:val="20"/>
+        </w:rPr>
+        <w:t>D-22</w:t>
+      </w:r>
+      <w:r>
+        <w:rPr>
+          <w:rFonts w:ascii="Consolas" w:hAnsi="Consolas"/>
+          <w:color w:val="960000"/>
+          <w:sz w:val="20"/>
+        </w:rPr>
+        <w:t xml:space="preserve"> exige, con todas las letras, que el arranque CAIGA AL HSI Y LO DECLARE si </w:t>
+      </w:r>
+      <w:r>
+        <w:rPr>
+          <w:b w:val="0"/>
+          <w:color w:val="960000"/>
+          <w:sz w:val="20"/>
+        </w:rPr>
+        <w:t>Y1</w:t>
+      </w:r>
+      <w:r>
+        <w:rPr>
+          <w:rFonts w:ascii="Consolas" w:hAnsi="Consolas"/>
+          <w:color w:val="960000"/>
+          <w:sz w:val="20"/>
+        </w:rPr>
+        <w:t xml:space="preserve"> no oscila.** Eso **no** es lo que hace el código evidente: **hay que escribirlo a mano** —intentar </w:t>
+      </w:r>
+      <w:r>
+        <w:rPr>
+          <w:b w:val="0"/>
+          <w:color w:val="960000"/>
+          <w:sz w:val="20"/>
+        </w:rPr>
+        <w:t>HSE</w:t>
+      </w:r>
+      <w:r>
+        <w:rPr>
+          <w:rFonts w:ascii="Consolas" w:hAnsi="Consolas"/>
+          <w:color w:val="960000"/>
+          <w:sz w:val="20"/>
+        </w:rPr>
+        <w:t xml:space="preserve">, y si </w:t>
+      </w:r>
+      <w:r>
+        <w:rPr>
+          <w:b w:val="0"/>
+          <w:color w:val="960000"/>
+          <w:sz w:val="20"/>
+        </w:rPr>
+        <w:t>HAL_RCC_OscConfig</w:t>
+      </w:r>
+      <w:r>
+        <w:rPr>
+          <w:rFonts w:ascii="Consolas" w:hAnsi="Consolas"/>
+          <w:color w:val="960000"/>
+          <w:sz w:val="20"/>
+        </w:rPr>
+        <w:t xml:space="preserve"> no devuelve </w:t>
+      </w:r>
+      <w:r>
+        <w:rPr>
+          <w:b w:val="0"/>
+          <w:color w:val="960000"/>
+          <w:sz w:val="20"/>
+        </w:rPr>
+        <w:t>HAL_OK</w:t>
+      </w:r>
+      <w:r>
+        <w:rPr>
+          <w:rFonts w:ascii="Consolas" w:hAnsi="Consolas"/>
+          <w:color w:val="960000"/>
+          <w:sz w:val="20"/>
+        </w:rPr>
+        <w:t xml:space="preserve">, volver a la configuración de HSI en vez de llamar a </w:t>
+      </w:r>
+      <w:r>
+        <w:rPr>
+          <w:b w:val="0"/>
+          <w:color w:val="960000"/>
+          <w:sz w:val="20"/>
+        </w:rPr>
+        <w:t>Error_Handler()</w:t>
+      </w:r>
+      <w:r>
+        <w:rPr>
+          <w:rFonts w:ascii="Consolas" w:hAnsi="Consolas"/>
+          <w:color w:val="960000"/>
+          <w:sz w:val="20"/>
+        </w:rPr>
+        <w:t xml:space="preserve">—. **Un cambio de reloj que no traiga esa caída hacia atrás no es una mejora de precisión: es un modo de fallo nuevo, silencioso y a oscuras.** ### Lo que </w:t>
+      </w:r>
+      <w:r>
+        <w:rPr>
+          <w:b w:val="0"/>
+          <w:color w:val="960000"/>
+          <w:sz w:val="20"/>
+        </w:rPr>
+        <w:t>D-22</w:t>
+      </w:r>
+      <w:r>
+        <w:rPr>
+          <w:rFonts w:ascii="Consolas" w:hAnsi="Consolas"/>
+          <w:color w:val="960000"/>
+          <w:sz w:val="20"/>
+        </w:rPr>
+        <w:t xml:space="preserve"> compra de verdad, y lo que NO | | | |---|---| | ✅ **compra** | el error de **todo lo que se mide con </w:t>
+      </w:r>
+      <w:r>
+        <w:rPr>
+          <w:b w:val="0"/>
+          <w:color w:val="960000"/>
+          <w:sz w:val="20"/>
+        </w:rPr>
+        <w:t>millis()</w:t>
+      </w:r>
+      <w:r>
+        <w:rPr>
+          <w:rFonts w:ascii="Consolas" w:hAnsi="Consolas"/>
+          <w:color w:val="960000"/>
+          <w:sz w:val="20"/>
+        </w:rPr>
+        <w:t xml:space="preserve">**: el techo de silencio de </w:t>
+      </w:r>
+      <w:r>
+        <w:rPr>
+          <w:b w:val="0"/>
+          <w:color w:val="960000"/>
+          <w:sz w:val="20"/>
+        </w:rPr>
+        <w:t>SFTY-6</w:t>
+      </w:r>
+      <w:r>
+        <w:rPr>
+          <w:rFonts w:ascii="Consolas" w:hAnsi="Consolas"/>
+          <w:color w:val="960000"/>
+          <w:sz w:val="20"/>
+        </w:rPr>
+        <w:t xml:space="preserve"> (25 s), la ventana de reintentos de 20,5 s, el watchdog de 4 s, y **el cómputo de las 48 h del Modo Degradado en el Esclavo** —que hoy, a 10.000–25.000 ppm, puede desviarse **entre ~29 min y ~1,2 h** *(cuenta, no medida de banco)* | | 🔴 **NO compra** | **el margen de 29 s del cruce en Modo Degradado.** Ese margen es la deriva entre los dos **</w:t>
+      </w:r>
+      <w:r>
+        <w:rPr>
+          <w:b w:val="0"/>
+          <w:color w:val="960000"/>
+          <w:sz w:val="20"/>
+        </w:rPr>
+        <w:t>Y2</w:t>
+      </w:r>
+      <w:r>
+        <w:rPr>
+          <w:rFonts w:ascii="Consolas" w:hAnsi="Consolas"/>
+          <w:color w:val="960000"/>
+          <w:sz w:val="20"/>
+        </w:rPr>
+        <w:t xml:space="preserve">**: la fase del Degradado sale de </w:t>
+      </w:r>
+      <w:r>
+        <w:rPr>
+          <w:b w:val="0"/>
+          <w:color w:val="960000"/>
+          <w:sz w:val="20"/>
+        </w:rPr>
+        <w:t>ciclo_degradado_fase(reloj_segundosDelDia(), …)</w:t>
+      </w:r>
+      <w:r>
+        <w:rPr>
+          <w:rFonts w:ascii="Consolas" w:hAnsi="Consolas"/>
+          <w:color w:val="960000"/>
+          <w:sz w:val="20"/>
+        </w:rPr>
+        <w:t xml:space="preserve"> y </w:t>
+      </w:r>
+      <w:r>
+        <w:rPr>
+          <w:b w:val="0"/>
+          <w:color w:val="960000"/>
+          <w:sz w:val="20"/>
+        </w:rPr>
+        <w:t>reloj_segundosDelDia()</w:t>
+      </w:r>
+      <w:r>
+        <w:rPr>
+          <w:rFonts w:ascii="Consolas" w:hAnsi="Consolas"/>
+          <w:color w:val="960000"/>
+          <w:sz w:val="20"/>
+        </w:rPr>
+        <w:t xml:space="preserve"> cuelga de </w:t>
+      </w:r>
+      <w:r>
+        <w:rPr>
+          <w:b w:val="0"/>
+          <w:color w:val="960000"/>
+          <w:sz w:val="20"/>
+        </w:rPr>
+        <w:t>STM32RTC</w:t>
+      </w:r>
+      <w:r>
+        <w:rPr>
+          <w:rFonts w:ascii="Consolas" w:hAnsi="Consolas"/>
+          <w:color w:val="960000"/>
+          <w:sz w:val="20"/>
+        </w:rPr>
+        <w:t xml:space="preserve"> sobre </w:t>
+      </w:r>
+      <w:r>
+        <w:rPr>
+          <w:b w:val="0"/>
+          <w:color w:val="960000"/>
+          <w:sz w:val="20"/>
+        </w:rPr>
+        <w:t>LSE_CLOCK</w:t>
+      </w:r>
+      <w:r>
+        <w:rPr>
+          <w:rFonts w:ascii="Consolas" w:hAnsi="Consolas"/>
+          <w:color w:val="960000"/>
+          <w:sz w:val="20"/>
+        </w:rPr>
+        <w:t xml:space="preserve">, o sea </w:t>
+      </w:r>
+      <w:r>
+        <w:rPr>
+          <w:b w:val="0"/>
+          <w:color w:val="960000"/>
+          <w:sz w:val="20"/>
+        </w:rPr>
+        <w:t>Y2</w:t>
+      </w:r>
+      <w:r>
+        <w:rPr>
+          <w:rFonts w:ascii="Consolas" w:hAnsi="Consolas"/>
+          <w:color w:val="960000"/>
+          <w:sz w:val="20"/>
+        </w:rPr>
+        <w:t xml:space="preserve">. **Medido el 07/09.** Detalle completo en </w:t>
+      </w:r>
+      <w:r>
+        <w:rPr>
+          <w:b w:val="0"/>
+          <w:color w:val="960000"/>
+          <w:sz w:val="20"/>
+        </w:rPr>
+        <w:t>8_Procedimiento_Modo_Degradado.md</w:t>
+      </w:r>
+      <w:r>
+        <w:rPr>
+          <w:rFonts w:ascii="Consolas" w:hAnsi="Consolas"/>
+          <w:color w:val="960000"/>
+          <w:sz w:val="20"/>
+        </w:rPr>
+        <w:t xml:space="preserve"> §6 | ⚠️ **Y una advertencia de banco que se paga en la primera carga:** pasar de HSI a </w:t>
+      </w:r>
+      <w:r>
+        <w:rPr>
+          <w:b w:val="0"/>
+          <w:color w:val="960000"/>
+          <w:sz w:val="20"/>
+        </w:rPr>
+        <w:t>Y1</w:t>
+      </w:r>
+      <w:r>
+        <w:rPr>
+          <w:rFonts w:ascii="Consolas" w:hAnsi="Consolas"/>
+          <w:color w:val="960000"/>
+          <w:sz w:val="20"/>
+        </w:rPr>
+        <w:t xml:space="preserve"> **cambia el reloj de sistema de 64 MHz a 72 MHz** (</w:t>
+      </w:r>
+      <w:r>
+        <w:rPr>
+          <w:b w:val="0"/>
+          <w:color w:val="960000"/>
+          <w:sz w:val="20"/>
+        </w:rPr>
+        <w:t>HSE 8 MHz × PLL 9</w:t>
+      </w:r>
+      <w:r>
+        <w:rPr>
+          <w:rFonts w:ascii="Consolas" w:hAnsi="Consolas"/>
+          <w:color w:val="960000"/>
+          <w:sz w:val="20"/>
+        </w:rPr>
+        <w:t xml:space="preserve">). Eso lo absorbe el HAL solo para los baudios y los temporizadores, **pero es un cambio real en todo el binario**: el </w:t>
+      </w:r>
+      <w:r>
+        <w:rPr>
+          <w:b w:val="0"/>
+          <w:color w:val="960000"/>
+          <w:sz w:val="20"/>
+        </w:rPr>
+        <w:t>md5</w:t>
+      </w:r>
+      <w:r>
+        <w:rPr>
+          <w:rFonts w:ascii="Consolas" w:hAnsi="Consolas"/>
+          <w:color w:val="960000"/>
+          <w:sz w:val="20"/>
+        </w:rPr>
+        <w:t xml:space="preserve"> cambia, los tiempos cambian, y **la primera tarjeta que lo lleve es un ancla de banco, no una carga de rutina** (</w:t>
+      </w:r>
+      <w:r>
+        <w:rPr>
+          <w:b w:val="0"/>
+          <w:color w:val="960000"/>
+          <w:sz w:val="20"/>
+        </w:rPr>
+        <w:t>CLAUDE.md` §4.bis).</w:t>
+      </w:r>
+    </w:p>
+    <w:p>
+      <w:pPr>
+        <w:spacing w:after="160"/>
+        <w:ind w:left="360"/>
+        <w:shd w:val="clear" w:fill="FFF4E5"/>
+      </w:pPr>
+      <w:r>
+        <w:rPr>
           <w:b/>
           <w:color w:val="960000"/>
           <w:sz w:val="20"/>
@@ -17576,6 +18413,249 @@
                 <w:sz w:val="19"/>
               </w:rPr>
               <w:t>hay que comprobarlo con la tarjeta en la mano</w:t>
+            </w:r>
+          </w:p>
+        </w:tc>
+      </w:tr>
+      <w:tr>
+        <w:tc>
+          <w:tcPr>
+            <w:tcW w:type="dxa" w:w="3120"/>
+          </w:tcPr>
+          <w:p>
+            <w:r/>
+            <w:r>
+              <w:rPr>
+                <w:b w:val="0"/>
+                <w:sz w:val="19"/>
+              </w:rPr>
+              <w:t xml:space="preserve">🆕 🔴 </w:t>
+            </w:r>
+            <w:r>
+              <w:rPr>
+                <w:b/>
+                <w:sz w:val="19"/>
+              </w:rPr>
+              <w:t>¿ARRANCA EL CRISTAL `Y1` DE 8 MHz?</w:t>
+            </w:r>
+            <w:r>
+              <w:rPr>
+                <w:b w:val="0"/>
+                <w:sz w:val="19"/>
+              </w:rPr>
+              <w:t xml:space="preserve"> — </w:t>
+            </w:r>
+            <w:r>
+              <w:rPr>
+                <w:rFonts w:ascii="Consolas" w:hAnsi="Consolas"/>
+                <w:sz w:val="19"/>
+              </w:rPr>
+              <w:t>DECISIONES.md</w:t>
+            </w:r>
+            <w:r>
+              <w:rPr>
+                <w:b w:val="0"/>
+                <w:sz w:val="19"/>
+              </w:rPr>
+              <w:t xml:space="preserve"> </w:t>
+            </w:r>
+            <w:r>
+              <w:rPr>
+                <w:b/>
+                <w:sz w:val="19"/>
+              </w:rPr>
+              <w:t>`D-22`</w:t>
+            </w:r>
+            <w:r>
+              <w:rPr>
+                <w:b w:val="0"/>
+                <w:sz w:val="19"/>
+              </w:rPr>
+              <w:t xml:space="preserve"> ➕ </w:t>
+            </w:r>
+            <w:r>
+              <w:rPr>
+                <w:b/>
+                <w:sz w:val="19"/>
+              </w:rPr>
+              <w:t>07/09</w:t>
+            </w:r>
+          </w:p>
+        </w:tc>
+        <w:tc>
+          <w:tcPr>
+            <w:tcW w:type="dxa" w:w="3120"/>
+          </w:tcPr>
+          <w:p>
+            <w:r/>
+            <w:r>
+              <w:rPr>
+                <w:b w:val="0"/>
+                <w:sz w:val="19"/>
+              </w:rPr>
+              <w:t xml:space="preserve">Que </w:t>
+            </w:r>
+            <w:r>
+              <w:rPr>
+                <w:rFonts w:ascii="Consolas" w:hAnsi="Consolas"/>
+                <w:sz w:val="19"/>
+              </w:rPr>
+              <w:t>Y1</w:t>
+            </w:r>
+            <w:r>
+              <w:rPr>
+                <w:b w:val="0"/>
+                <w:sz w:val="19"/>
+              </w:rPr>
+              <w:t xml:space="preserve"> </w:t>
+            </w:r>
+            <w:r>
+              <w:rPr>
+                <w:b/>
+                <w:sz w:val="19"/>
+              </w:rPr>
+              <w:t>oscila</w:t>
+            </w:r>
+            <w:r>
+              <w:rPr>
+                <w:b w:val="0"/>
+                <w:sz w:val="19"/>
+              </w:rPr>
+              <w:t xml:space="preserve">, y que si no oscila el equipo </w:t>
+            </w:r>
+            <w:r>
+              <w:rPr>
+                <w:b/>
+                <w:sz w:val="19"/>
+              </w:rPr>
+              <w:t>arranca igual sobre el HSI y lo declara</w:t>
+            </w:r>
+          </w:p>
+        </w:tc>
+        <w:tc>
+          <w:tcPr>
+            <w:tcW w:type="dxa" w:w="3120"/>
+          </w:tcPr>
+          <w:p>
+            <w:r/>
+            <w:r>
+              <w:rPr>
+                <w:b w:val="0"/>
+                <w:sz w:val="19"/>
+              </w:rPr>
+              <w:t xml:space="preserve">🛑 </w:t>
+            </w:r>
+            <w:r>
+              <w:rPr>
+                <w:b/>
+                <w:sz w:val="19"/>
+              </w:rPr>
+              <w:t>`Y1` NUNCA SE HA ARRANCADO: el firmware jamás lo ha seleccionado.</w:t>
+            </w:r>
+            <w:r>
+              <w:rPr>
+                <w:b w:val="0"/>
+                <w:sz w:val="19"/>
+              </w:rPr>
+              <w:t xml:space="preserve"> Y </w:t>
+            </w:r>
+            <w:r>
+              <w:rPr>
+                <w:b/>
+                <w:sz w:val="19"/>
+              </w:rPr>
+              <w:t>`Y2`, el otro cristal de esta misma placa, está muerto</w:t>
+            </w:r>
+            <w:r>
+              <w:rPr>
+                <w:b w:val="0"/>
+                <w:sz w:val="19"/>
+              </w:rPr>
+              <w:t xml:space="preserve"> (</w:t>
+            </w:r>
+            <w:r>
+              <w:rPr>
+                <w:rFonts w:ascii="Consolas" w:hAnsi="Consolas"/>
+                <w:sz w:val="19"/>
+              </w:rPr>
+              <w:t>N-17</w:t>
+            </w:r>
+            <w:r>
+              <w:rPr>
+                <w:b w:val="0"/>
+                <w:sz w:val="19"/>
+              </w:rPr>
+              <w:t xml:space="preserve">). </w:t>
+            </w:r>
+            <w:r>
+              <w:rPr>
+                <w:rFonts w:ascii="Consolas" w:hAnsi="Consolas"/>
+                <w:sz w:val="19"/>
+              </w:rPr>
+              <w:t>D-22</w:t>
+            </w:r>
+            <w:r>
+              <w:rPr>
+                <w:b w:val="0"/>
+                <w:sz w:val="19"/>
+              </w:rPr>
+              <w:t xml:space="preserve"> decide pasar el reloj de sistema del STM32 a </w:t>
+            </w:r>
+            <w:r>
+              <w:rPr>
+                <w:rFonts w:ascii="Consolas" w:hAnsi="Consolas"/>
+                <w:sz w:val="19"/>
+              </w:rPr>
+              <w:t>Y1</w:t>
+            </w:r>
+            <w:r>
+              <w:rPr>
+                <w:b w:val="0"/>
+                <w:sz w:val="19"/>
+              </w:rPr>
+              <w:t xml:space="preserve">, y </w:t>
+            </w:r>
+            <w:r>
+              <w:rPr>
+                <w:b/>
+                <w:sz w:val="19"/>
+              </w:rPr>
+              <w:t>esta prueba es su precondición, no un extra</w:t>
+            </w:r>
+            <w:r>
+              <w:rPr>
+                <w:b w:val="0"/>
+                <w:sz w:val="19"/>
+              </w:rPr>
+              <w:t xml:space="preserve">: si </w:t>
+            </w:r>
+            <w:r>
+              <w:rPr>
+                <w:rFonts w:ascii="Consolas" w:hAnsi="Consolas"/>
+                <w:sz w:val="19"/>
+              </w:rPr>
+              <w:t>Y1</w:t>
+            </w:r>
+            <w:r>
+              <w:rPr>
+                <w:b w:val="0"/>
+                <w:sz w:val="19"/>
+              </w:rPr>
+              <w:t xml:space="preserve"> no oscila y nadie lo ha comprobado, el cambio deja la tarjeta </w:t>
+            </w:r>
+            <w:r>
+              <w:rPr>
+                <w:b/>
+                <w:sz w:val="19"/>
+              </w:rPr>
+              <w:t>muerta y a oscuras</w:t>
+            </w:r>
+            <w:r>
+              <w:rPr>
+                <w:b w:val="0"/>
+                <w:sz w:val="19"/>
+              </w:rPr>
+              <w:t xml:space="preserve"> — ver el recuadro de abajo</w:t>
             </w:r>
           </w:p>
         </w:tc>
